--- a/site/proposal.docx
+++ b/site/proposal.docx
@@ -124,7 +124,7 @@
           <w:color w:val="888888"/>
           <w:sz w:val="17"/>
         </w:rPr>
-        <w:t>정본 4118835f6c6a · docs/MASTER.md Part I ~ III</w:t>
+        <w:t>정본 9fb5762aa22e · docs/MASTER.md Part I ~ III</w:t>
       </w:r>
     </w:p>
     <w:p>
@@ -210,7 +210,7 @@
           <w:color w:val="333333"/>
           <w:sz w:val="17"/>
         </w:rPr>
-        <w:t xml:space="preserve">: 개발용 코퍼스는 개발자 개인 보유 음원 1004곡(64.06시간, 9.29GB)이며 </w:t>
+        <w:t xml:space="preserve">: 개발용 코퍼스 1004곡(64.06시간, 9.29GB)은 개발자 개인 보유 음원이며 </w:t>
       </w:r>
       <w:r>
         <w:rPr>
@@ -2670,9 +2670,9 @@
         <w:tblLook w:firstRow="1" w:lastRow="0" w:firstColumn="0" w:lastColumn="0" w:noHBand="0" w:noVBand="0" w:val="0020"/>
       </w:tblPr>
       <w:tblGrid>
-        <w:gridCol w:w="2076"/>
-        <w:gridCol w:w="2192"/>
-        <w:gridCol w:w="4803"/>
+        <w:gridCol w:w="2052"/>
+        <w:gridCol w:w="2279"/>
+        <w:gridCol w:w="4739"/>
       </w:tblGrid>
       <w:tr>
         <w:trPr>
@@ -2680,7 +2680,7 @@
         </w:trPr>
         <w:tc>
           <w:tcPr>
-            <w:tcW w:type="dxa" w:w="2076"/>
+            <w:tcW w:type="dxa" w:w="2053"/>
             <w:shd w:val="clear" w:color="auto" w:fill="E8EEF5"/>
           </w:tcPr>
           <w:p>
@@ -2700,7 +2700,7 @@
         </w:tc>
         <w:tc>
           <w:tcPr>
-            <w:tcW w:type="dxa" w:w="2192"/>
+            <w:tcW w:type="dxa" w:w="2279"/>
             <w:shd w:val="clear" w:color="auto" w:fill="E8EEF5"/>
           </w:tcPr>
           <w:p>
@@ -2720,7 +2720,7 @@
         </w:tc>
         <w:tc>
           <w:tcPr>
-            <w:tcW w:type="dxa" w:w="4804"/>
+            <w:tcW w:type="dxa" w:w="4740"/>
             <w:shd w:val="clear" w:color="auto" w:fill="E8EEF5"/>
           </w:tcPr>
           <w:p>
@@ -2742,7 +2742,7 @@
       <w:tr>
         <w:tc>
           <w:tcPr>
-            <w:tcW w:type="dxa" w:w="2076"/>
+            <w:tcW w:type="dxa" w:w="2053"/>
           </w:tcPr>
           <w:p>
             <w:pPr>
@@ -2759,7 +2759,7 @@
         </w:tc>
         <w:tc>
           <w:tcPr>
-            <w:tcW w:type="dxa" w:w="2192"/>
+            <w:tcW w:type="dxa" w:w="2279"/>
           </w:tcPr>
           <w:p>
             <w:pPr>
@@ -2776,7 +2776,7 @@
         </w:tc>
         <w:tc>
           <w:tcPr>
-            <w:tcW w:type="dxa" w:w="4804"/>
+            <w:tcW w:type="dxa" w:w="4740"/>
           </w:tcPr>
           <w:p>
             <w:pPr>
@@ -2795,7 +2795,7 @@
       <w:tr>
         <w:tc>
           <w:tcPr>
-            <w:tcW w:type="dxa" w:w="2076"/>
+            <w:tcW w:type="dxa" w:w="2053"/>
           </w:tcPr>
           <w:p>
             <w:pPr>
@@ -2812,24 +2812,24 @@
         </w:tc>
         <w:tc>
           <w:tcPr>
-            <w:tcW w:type="dxa" w:w="2192"/>
-          </w:tcPr>
-          <w:p>
-            <w:pPr>
-              <w:pStyle w:val="Compact"/>
-              <w:spacing w:after="0" w:line="264" w:lineRule="auto"/>
-            </w:pPr>
-            <w:r>
-              <w:rPr>
-                <w:sz w:val="16"/>
-              </w:rPr>
-              <w:t xml:space="preserve">개인 음원 라이브러리 1004곡</w:t>
-            </w:r>
-          </w:p>
-        </w:tc>
-        <w:tc>
-          <w:tcPr>
-            <w:tcW w:type="dxa" w:w="4804"/>
+            <w:tcW w:type="dxa" w:w="2279"/>
+          </w:tcPr>
+          <w:p>
+            <w:pPr>
+              <w:pStyle w:val="Compact"/>
+              <w:spacing w:after="0" w:line="264" w:lineRule="auto"/>
+            </w:pPr>
+            <w:r>
+              <w:rPr>
+                <w:sz w:val="16"/>
+              </w:rPr>
+              <w:t xml:space="preserve">개인 음원 라이브러리 — 코퍼스 1004곡</w:t>
+            </w:r>
+          </w:p>
+        </w:tc>
+        <w:tc>
+          <w:tcPr>
+            <w:tcW w:type="dxa" w:w="4740"/>
           </w:tcPr>
           <w:p>
             <w:pPr>
@@ -2848,7 +2848,7 @@
       <w:tr>
         <w:tc>
           <w:tcPr>
-            <w:tcW w:type="dxa" w:w="2076"/>
+            <w:tcW w:type="dxa" w:w="2053"/>
           </w:tcPr>
           <w:p>
             <w:pPr>
@@ -2865,7 +2865,7 @@
         </w:tc>
         <w:tc>
           <w:tcPr>
-            <w:tcW w:type="dxa" w:w="2192"/>
+            <w:tcW w:type="dxa" w:w="2279"/>
           </w:tcPr>
           <w:p>
             <w:pPr>
@@ -2882,7 +2882,7 @@
         </w:tc>
         <w:tc>
           <w:tcPr>
-            <w:tcW w:type="dxa" w:w="4804"/>
+            <w:tcW w:type="dxa" w:w="4740"/>
           </w:tcPr>
           <w:p>
             <w:pPr>
@@ -2901,7 +2901,7 @@
       <w:tr>
         <w:tc>
           <w:tcPr>
-            <w:tcW w:type="dxa" w:w="2076"/>
+            <w:tcW w:type="dxa" w:w="2053"/>
           </w:tcPr>
           <w:p>
             <w:pPr>
@@ -2920,7 +2920,7 @@
         </w:tc>
         <w:tc>
           <w:tcPr>
-            <w:tcW w:type="dxa" w:w="2192"/>
+            <w:tcW w:type="dxa" w:w="2279"/>
           </w:tcPr>
           <w:p>
             <w:pPr>
@@ -2939,7 +2939,7 @@
         </w:tc>
         <w:tc>
           <w:tcPr>
-            <w:tcW w:type="dxa" w:w="4804"/>
+            <w:tcW w:type="dxa" w:w="4740"/>
           </w:tcPr>
           <w:p>
             <w:pPr>
@@ -4310,10 +4310,10 @@
         <w:tblLook w:firstRow="1" w:lastRow="0" w:firstColumn="0" w:lastColumn="0" w:noHBand="0" w:noVBand="0" w:val="0020"/>
       </w:tblPr>
       <w:tblGrid>
-        <w:gridCol w:w="2689"/>
-        <w:gridCol w:w="1757"/>
-        <w:gridCol w:w="1495"/>
-        <w:gridCol w:w="3128"/>
+        <w:gridCol w:w="3191"/>
+        <w:gridCol w:w="1635"/>
+        <w:gridCol w:w="1386"/>
+        <w:gridCol w:w="2859"/>
       </w:tblGrid>
       <w:tr>
         <w:trPr>
@@ -4321,7 +4321,7 @@
         </w:trPr>
         <w:tc>
           <w:tcPr>
-            <w:tcW w:type="dxa" w:w="2689"/>
+            <w:tcW w:type="dxa" w:w="3191"/>
             <w:shd w:val="clear" w:color="auto" w:fill="E8EEF5"/>
           </w:tcPr>
           <w:p>
@@ -4341,7 +4341,7 @@
         </w:tc>
         <w:tc>
           <w:tcPr>
-            <w:tcW w:type="dxa" w:w="1758"/>
+            <w:tcW w:type="dxa" w:w="1635"/>
             <w:shd w:val="clear" w:color="auto" w:fill="E8EEF5"/>
           </w:tcPr>
           <w:p>
@@ -4361,7 +4361,7 @@
         </w:tc>
         <w:tc>
           <w:tcPr>
-            <w:tcW w:type="dxa" w:w="1496"/>
+            <w:tcW w:type="dxa" w:w="1387"/>
             <w:shd w:val="clear" w:color="auto" w:fill="E8EEF5"/>
           </w:tcPr>
           <w:p>
@@ -4381,7 +4381,7 @@
         </w:tc>
         <w:tc>
           <w:tcPr>
-            <w:tcW w:type="dxa" w:w="3129"/>
+            <w:tcW w:type="dxa" w:w="2859"/>
             <w:shd w:val="clear" w:color="auto" w:fill="E8EEF5"/>
           </w:tcPr>
           <w:p>
@@ -4404,7 +4404,7 @@
       <w:tr>
         <w:tc>
           <w:tcPr>
-            <w:tcW w:type="dxa" w:w="2689"/>
+            <w:tcW w:type="dxa" w:w="3191"/>
           </w:tcPr>
           <w:p>
             <w:pPr>
@@ -4421,7 +4421,7 @@
         </w:tc>
         <w:tc>
           <w:tcPr>
-            <w:tcW w:type="dxa" w:w="1758"/>
+            <w:tcW w:type="dxa" w:w="1635"/>
           </w:tcPr>
           <w:p>
             <w:pPr>
@@ -4438,7 +4438,7 @@
         </w:tc>
         <w:tc>
           <w:tcPr>
-            <w:tcW w:type="dxa" w:w="1496"/>
+            <w:tcW w:type="dxa" w:w="1387"/>
           </w:tcPr>
           <w:p>
             <w:pPr>
@@ -4455,7 +4455,7 @@
         </w:tc>
         <w:tc>
           <w:tcPr>
-            <w:tcW w:type="dxa" w:w="3129"/>
+            <w:tcW w:type="dxa" w:w="2859"/>
           </w:tcPr>
           <w:p>
             <w:pPr>
@@ -4476,24 +4476,24 @@
       <w:tr>
         <w:tc>
           <w:tcPr>
-            <w:tcW w:type="dxa" w:w="2689"/>
-          </w:tcPr>
-          <w:p>
-            <w:pPr>
-              <w:pStyle w:val="Compact"/>
-              <w:spacing w:after="0" w:line="264" w:lineRule="auto"/>
-            </w:pPr>
-            <w:r>
-              <w:rPr>
-                <w:sz w:val="16"/>
-              </w:rPr>
-              <w:t xml:space="preserve">1인 구현 가능성</w:t>
-            </w:r>
-          </w:p>
-        </w:tc>
-        <w:tc>
-          <w:tcPr>
-            <w:tcW w:type="dxa" w:w="1758"/>
+            <w:tcW w:type="dxa" w:w="3191"/>
+          </w:tcPr>
+          <w:p>
+            <w:pPr>
+              <w:pStyle w:val="Compact"/>
+              <w:spacing w:after="0" w:line="264" w:lineRule="auto"/>
+            </w:pPr>
+            <w:r>
+              <w:rPr>
+                <w:sz w:val="16"/>
+              </w:rPr>
+              <w:t xml:space="preserve">1인 구현 가능성 (D-0385)</w:t>
+            </w:r>
+          </w:p>
+        </w:tc>
+        <w:tc>
+          <w:tcPr>
+            <w:tcW w:type="dxa" w:w="1635"/>
           </w:tcPr>
           <w:p>
             <w:pPr>
@@ -4510,7 +4510,7 @@
         </w:tc>
         <w:tc>
           <w:tcPr>
-            <w:tcW w:type="dxa" w:w="1496"/>
+            <w:tcW w:type="dxa" w:w="1387"/>
           </w:tcPr>
           <w:p>
             <w:pPr>
@@ -4527,7 +4527,7 @@
         </w:tc>
         <w:tc>
           <w:tcPr>
-            <w:tcW w:type="dxa" w:w="3129"/>
+            <w:tcW w:type="dxa" w:w="2859"/>
           </w:tcPr>
           <w:p>
             <w:pPr>
@@ -4548,7 +4548,7 @@
       <w:tr>
         <w:tc>
           <w:tcPr>
-            <w:tcW w:type="dxa" w:w="2689"/>
+            <w:tcW w:type="dxa" w:w="3191"/>
           </w:tcPr>
           <w:p>
             <w:pPr>
@@ -4565,7 +4565,7 @@
         </w:tc>
         <w:tc>
           <w:tcPr>
-            <w:tcW w:type="dxa" w:w="1758"/>
+            <w:tcW w:type="dxa" w:w="1635"/>
           </w:tcPr>
           <w:p>
             <w:pPr>
@@ -4582,7 +4582,7 @@
         </w:tc>
         <w:tc>
           <w:tcPr>
-            <w:tcW w:type="dxa" w:w="1496"/>
+            <w:tcW w:type="dxa" w:w="1387"/>
           </w:tcPr>
           <w:p>
             <w:pPr>
@@ -4599,7 +4599,7 @@
         </w:tc>
         <w:tc>
           <w:tcPr>
-            <w:tcW w:type="dxa" w:w="3129"/>
+            <w:tcW w:type="dxa" w:w="2859"/>
           </w:tcPr>
           <w:p>
             <w:pPr>
@@ -4620,7 +4620,7 @@
       <w:tr>
         <w:tc>
           <w:tcPr>
-            <w:tcW w:type="dxa" w:w="2689"/>
+            <w:tcW w:type="dxa" w:w="3191"/>
           </w:tcPr>
           <w:p>
             <w:pPr>
@@ -4637,7 +4637,7 @@
         </w:tc>
         <w:tc>
           <w:tcPr>
-            <w:tcW w:type="dxa" w:w="1758"/>
+            <w:tcW w:type="dxa" w:w="1635"/>
           </w:tcPr>
           <w:p>
             <w:pPr>
@@ -4654,7 +4654,7 @@
         </w:tc>
         <w:tc>
           <w:tcPr>
-            <w:tcW w:type="dxa" w:w="1496"/>
+            <w:tcW w:type="dxa" w:w="1387"/>
           </w:tcPr>
           <w:p>
             <w:pPr>
@@ -4671,7 +4671,7 @@
         </w:tc>
         <w:tc>
           <w:tcPr>
-            <w:tcW w:type="dxa" w:w="3129"/>
+            <w:tcW w:type="dxa" w:w="2859"/>
           </w:tcPr>
           <w:p>
             <w:pPr>
@@ -4692,7 +4692,7 @@
       <w:tr>
         <w:tc>
           <w:tcPr>
-            <w:tcW w:type="dxa" w:w="2689"/>
+            <w:tcW w:type="dxa" w:w="3191"/>
           </w:tcPr>
           <w:p>
             <w:pPr>
@@ -4709,7 +4709,7 @@
         </w:tc>
         <w:tc>
           <w:tcPr>
-            <w:tcW w:type="dxa" w:w="1758"/>
+            <w:tcW w:type="dxa" w:w="1635"/>
           </w:tcPr>
           <w:p>
             <w:pPr>
@@ -4726,7 +4726,7 @@
         </w:tc>
         <w:tc>
           <w:tcPr>
-            <w:tcW w:type="dxa" w:w="1496"/>
+            <w:tcW w:type="dxa" w:w="1387"/>
           </w:tcPr>
           <w:p>
             <w:pPr>
@@ -4743,7 +4743,7 @@
         </w:tc>
         <w:tc>
           <w:tcPr>
-            <w:tcW w:type="dxa" w:w="3129"/>
+            <w:tcW w:type="dxa" w:w="2859"/>
           </w:tcPr>
           <w:p>
             <w:pPr>
@@ -4756,15 +4756,15 @@
                 <w:bCs/>
                 <w:sz w:val="16"/>
               </w:rPr>
-              <w:t xml:space="preserve">보유 (1004곡)</w:t>
-            </w:r>
-          </w:p>
-        </w:tc>
-      </w:tr>
-      <w:tr>
-        <w:tc>
-          <w:tcPr>
-            <w:tcW w:type="dxa" w:w="2689"/>
+              <w:t xml:space="preserve">보유 (코퍼스 1004곡)</w:t>
+            </w:r>
+          </w:p>
+        </w:tc>
+      </w:tr>
+      <w:tr>
+        <w:tc>
+          <w:tcPr>
+            <w:tcW w:type="dxa" w:w="3191"/>
           </w:tcPr>
           <w:p>
             <w:pPr>
@@ -4781,7 +4781,7 @@
         </w:tc>
         <w:tc>
           <w:tcPr>
-            <w:tcW w:type="dxa" w:w="1758"/>
+            <w:tcW w:type="dxa" w:w="1635"/>
           </w:tcPr>
           <w:p>
             <w:pPr>
@@ -4798,7 +4798,7 @@
         </w:tc>
         <w:tc>
           <w:tcPr>
-            <w:tcW w:type="dxa" w:w="1496"/>
+            <w:tcW w:type="dxa" w:w="1387"/>
           </w:tcPr>
           <w:p>
             <w:pPr>
@@ -4815,7 +4815,7 @@
         </w:tc>
         <w:tc>
           <w:tcPr>
-            <w:tcW w:type="dxa" w:w="3129"/>
+            <w:tcW w:type="dxa" w:w="2859"/>
           </w:tcPr>
           <w:p>
             <w:pPr>
@@ -4865,7 +4865,7 @@
     <w:tbl>
       <w:tblPr>
         <w:tblStyle w:val="Table"/>
-        <w:tblW w:w="9071" w:type="dxa"/>
+        <w:tblW w:w="9072" w:type="dxa"/>
         <w:tblBorders>
           <w:top w:val="single" w:sz="4" w:color="BFC8D3"/>
           <w:left w:val="single" w:sz="4" w:color="BFC8D3"/>
@@ -4878,12 +4878,12 @@
         <w:tblLook w:firstRow="1" w:lastRow="0" w:firstColumn="0" w:lastColumn="0" w:noHBand="0" w:noVBand="0" w:val="0020"/>
       </w:tblPr>
       <w:tblGrid>
-        <w:gridCol w:w="1845"/>
-        <w:gridCol w:w="1694"/>
-        <w:gridCol w:w="1133"/>
-        <w:gridCol w:w="2023"/>
-        <w:gridCol w:w="1182"/>
-        <w:gridCol w:w="1193"/>
+        <w:gridCol w:w="1894"/>
+        <w:gridCol w:w="1681"/>
+        <w:gridCol w:w="1128"/>
+        <w:gridCol w:w="2012"/>
+        <w:gridCol w:w="1170"/>
+        <w:gridCol w:w="1184"/>
       </w:tblGrid>
       <w:tr>
         <w:trPr>
@@ -4891,7 +4891,7 @@
         </w:trPr>
         <w:tc>
           <w:tcPr>
-            <w:tcW w:type="dxa" w:w="1845"/>
+            <w:tcW w:type="dxa" w:w="1894"/>
             <w:shd w:val="clear" w:color="auto" w:fill="E8EEF5"/>
           </w:tcPr>
           <w:p>
@@ -4911,7 +4911,7 @@
         </w:tc>
         <w:tc>
           <w:tcPr>
-            <w:tcW w:type="dxa" w:w="1695"/>
+            <w:tcW w:type="dxa" w:w="1682"/>
             <w:shd w:val="clear" w:color="auto" w:fill="E8EEF5"/>
           </w:tcPr>
           <w:p>
@@ -4931,7 +4931,7 @@
         </w:tc>
         <w:tc>
           <w:tcPr>
-            <w:tcW w:type="dxa" w:w="1133"/>
+            <w:tcW w:type="dxa" w:w="1129"/>
             <w:shd w:val="clear" w:color="auto" w:fill="E8EEF5"/>
           </w:tcPr>
           <w:p>
@@ -4951,7 +4951,7 @@
         </w:tc>
         <w:tc>
           <w:tcPr>
-            <w:tcW w:type="dxa" w:w="2023"/>
+            <w:tcW w:type="dxa" w:w="2013"/>
             <w:shd w:val="clear" w:color="auto" w:fill="E8EEF5"/>
           </w:tcPr>
           <w:p>
@@ -4971,7 +4971,7 @@
         </w:tc>
         <w:tc>
           <w:tcPr>
-            <w:tcW w:type="dxa" w:w="1182"/>
+            <w:tcW w:type="dxa" w:w="1170"/>
             <w:shd w:val="clear" w:color="auto" w:fill="E8EEF5"/>
           </w:tcPr>
           <w:p>
@@ -4991,7 +4991,7 @@
         </w:tc>
         <w:tc>
           <w:tcPr>
-            <w:tcW w:type="dxa" w:w="1193"/>
+            <w:tcW w:type="dxa" w:w="1184"/>
             <w:shd w:val="clear" w:color="auto" w:fill="E8EEF5"/>
           </w:tcPr>
           <w:p>
@@ -5013,7 +5013,7 @@
       <w:tr>
         <w:tc>
           <w:tcPr>
-            <w:tcW w:type="dxa" w:w="1845"/>
+            <w:tcW w:type="dxa" w:w="1894"/>
           </w:tcPr>
           <w:p>
             <w:pPr>
@@ -5032,7 +5032,7 @@
         </w:tc>
         <w:tc>
           <w:tcPr>
-            <w:tcW w:type="dxa" w:w="1695"/>
+            <w:tcW w:type="dxa" w:w="1682"/>
           </w:tcPr>
           <w:p>
             <w:pPr>
@@ -5049,7 +5049,7 @@
         </w:tc>
         <w:tc>
           <w:tcPr>
-            <w:tcW w:type="dxa" w:w="1133"/>
+            <w:tcW w:type="dxa" w:w="1129"/>
           </w:tcPr>
           <w:p>
             <w:pPr>
@@ -5066,7 +5066,7 @@
         </w:tc>
         <w:tc>
           <w:tcPr>
-            <w:tcW w:type="dxa" w:w="2023"/>
+            <w:tcW w:type="dxa" w:w="2013"/>
           </w:tcPr>
           <w:p>
             <w:pPr>
@@ -5083,7 +5083,7 @@
         </w:tc>
         <w:tc>
           <w:tcPr>
-            <w:tcW w:type="dxa" w:w="1182"/>
+            <w:tcW w:type="dxa" w:w="1170"/>
           </w:tcPr>
           <w:p>
             <w:pPr>
@@ -5100,7 +5100,7 @@
         </w:tc>
         <w:tc>
           <w:tcPr>
-            <w:tcW w:type="dxa" w:w="1193"/>
+            <w:tcW w:type="dxa" w:w="1184"/>
           </w:tcPr>
           <w:p>
             <w:pPr>
@@ -5119,7 +5119,7 @@
       <w:tr>
         <w:tc>
           <w:tcPr>
-            <w:tcW w:type="dxa" w:w="1845"/>
+            <w:tcW w:type="dxa" w:w="1894"/>
           </w:tcPr>
           <w:p>
             <w:pPr>
@@ -5138,7 +5138,7 @@
         </w:tc>
         <w:tc>
           <w:tcPr>
-            <w:tcW w:type="dxa" w:w="1695"/>
+            <w:tcW w:type="dxa" w:w="1682"/>
           </w:tcPr>
           <w:p>
             <w:pPr>
@@ -5155,7 +5155,7 @@
         </w:tc>
         <w:tc>
           <w:tcPr>
-            <w:tcW w:type="dxa" w:w="1133"/>
+            <w:tcW w:type="dxa" w:w="1129"/>
           </w:tcPr>
           <w:p>
             <w:pPr>
@@ -5172,7 +5172,7 @@
         </w:tc>
         <w:tc>
           <w:tcPr>
-            <w:tcW w:type="dxa" w:w="2023"/>
+            <w:tcW w:type="dxa" w:w="2013"/>
           </w:tcPr>
           <w:p>
             <w:pPr>
@@ -5189,7 +5189,7 @@
         </w:tc>
         <w:tc>
           <w:tcPr>
-            <w:tcW w:type="dxa" w:w="1182"/>
+            <w:tcW w:type="dxa" w:w="1170"/>
           </w:tcPr>
           <w:p>
             <w:pPr>
@@ -5206,7 +5206,7 @@
         </w:tc>
         <w:tc>
           <w:tcPr>
-            <w:tcW w:type="dxa" w:w="1193"/>
+            <w:tcW w:type="dxa" w:w="1184"/>
           </w:tcPr>
           <w:p>
             <w:pPr>
@@ -5225,7 +5225,7 @@
       <w:tr>
         <w:tc>
           <w:tcPr>
-            <w:tcW w:type="dxa" w:w="1845"/>
+            <w:tcW w:type="dxa" w:w="1894"/>
           </w:tcPr>
           <w:p>
             <w:pPr>
@@ -5244,7 +5244,7 @@
         </w:tc>
         <w:tc>
           <w:tcPr>
-            <w:tcW w:type="dxa" w:w="1695"/>
+            <w:tcW w:type="dxa" w:w="1682"/>
           </w:tcPr>
           <w:p>
             <w:pPr>
@@ -5261,7 +5261,7 @@
         </w:tc>
         <w:tc>
           <w:tcPr>
-            <w:tcW w:type="dxa" w:w="1133"/>
+            <w:tcW w:type="dxa" w:w="1129"/>
           </w:tcPr>
           <w:p>
             <w:pPr>
@@ -5278,7 +5278,7 @@
         </w:tc>
         <w:tc>
           <w:tcPr>
-            <w:tcW w:type="dxa" w:w="2023"/>
+            <w:tcW w:type="dxa" w:w="2013"/>
           </w:tcPr>
           <w:p>
             <w:pPr>
@@ -5295,7 +5295,7 @@
         </w:tc>
         <w:tc>
           <w:tcPr>
-            <w:tcW w:type="dxa" w:w="1182"/>
+            <w:tcW w:type="dxa" w:w="1170"/>
           </w:tcPr>
           <w:p>
             <w:pPr>
@@ -5312,7 +5312,7 @@
         </w:tc>
         <w:tc>
           <w:tcPr>
-            <w:tcW w:type="dxa" w:w="1193"/>
+            <w:tcW w:type="dxa" w:w="1184"/>
           </w:tcPr>
           <w:p>
             <w:pPr>
@@ -5331,7 +5331,7 @@
       <w:tr>
         <w:tc>
           <w:tcPr>
-            <w:tcW w:type="dxa" w:w="1845"/>
+            <w:tcW w:type="dxa" w:w="1894"/>
           </w:tcPr>
           <w:p>
             <w:pPr>
@@ -5350,7 +5350,7 @@
         </w:tc>
         <w:tc>
           <w:tcPr>
-            <w:tcW w:type="dxa" w:w="1695"/>
+            <w:tcW w:type="dxa" w:w="1682"/>
           </w:tcPr>
           <w:p>
             <w:pPr>
@@ -5367,7 +5367,7 @@
         </w:tc>
         <w:tc>
           <w:tcPr>
-            <w:tcW w:type="dxa" w:w="1133"/>
+            <w:tcW w:type="dxa" w:w="1129"/>
           </w:tcPr>
           <w:p>
             <w:pPr>
@@ -5384,7 +5384,7 @@
         </w:tc>
         <w:tc>
           <w:tcPr>
-            <w:tcW w:type="dxa" w:w="2023"/>
+            <w:tcW w:type="dxa" w:w="2013"/>
           </w:tcPr>
           <w:p>
             <w:pPr>
@@ -5401,7 +5401,7 @@
         </w:tc>
         <w:tc>
           <w:tcPr>
-            <w:tcW w:type="dxa" w:w="1182"/>
+            <w:tcW w:type="dxa" w:w="1170"/>
           </w:tcPr>
           <w:p>
             <w:pPr>
@@ -5418,7 +5418,7 @@
         </w:tc>
         <w:tc>
           <w:tcPr>
-            <w:tcW w:type="dxa" w:w="1193"/>
+            <w:tcW w:type="dxa" w:w="1184"/>
           </w:tcPr>
           <w:p>
             <w:pPr>
@@ -5437,7 +5437,7 @@
       <w:tr>
         <w:tc>
           <w:tcPr>
-            <w:tcW w:type="dxa" w:w="1845"/>
+            <w:tcW w:type="dxa" w:w="1894"/>
           </w:tcPr>
           <w:p>
             <w:pPr>
@@ -5456,7 +5456,7 @@
         </w:tc>
         <w:tc>
           <w:tcPr>
-            <w:tcW w:type="dxa" w:w="1695"/>
+            <w:tcW w:type="dxa" w:w="1682"/>
           </w:tcPr>
           <w:p>
             <w:pPr>
@@ -5473,7 +5473,7 @@
         </w:tc>
         <w:tc>
           <w:tcPr>
-            <w:tcW w:type="dxa" w:w="1133"/>
+            <w:tcW w:type="dxa" w:w="1129"/>
           </w:tcPr>
           <w:p>
             <w:pPr>
@@ -5490,7 +5490,7 @@
         </w:tc>
         <w:tc>
           <w:tcPr>
-            <w:tcW w:type="dxa" w:w="2023"/>
+            <w:tcW w:type="dxa" w:w="2013"/>
           </w:tcPr>
           <w:p>
             <w:pPr>
@@ -5507,7 +5507,7 @@
         </w:tc>
         <w:tc>
           <w:tcPr>
-            <w:tcW w:type="dxa" w:w="1182"/>
+            <w:tcW w:type="dxa" w:w="1170"/>
           </w:tcPr>
           <w:p>
             <w:pPr>
@@ -5524,7 +5524,7 @@
         </w:tc>
         <w:tc>
           <w:tcPr>
-            <w:tcW w:type="dxa" w:w="1193"/>
+            <w:tcW w:type="dxa" w:w="1184"/>
           </w:tcPr>
           <w:p>
             <w:pPr>
@@ -5543,7 +5543,7 @@
       <w:tr>
         <w:tc>
           <w:tcPr>
-            <w:tcW w:type="dxa" w:w="1845"/>
+            <w:tcW w:type="dxa" w:w="1894"/>
           </w:tcPr>
           <w:p>
             <w:pPr>
@@ -5562,7 +5562,7 @@
         </w:tc>
         <w:tc>
           <w:tcPr>
-            <w:tcW w:type="dxa" w:w="1695"/>
+            <w:tcW w:type="dxa" w:w="1682"/>
           </w:tcPr>
           <w:p>
             <w:pPr>
@@ -5579,7 +5579,7 @@
         </w:tc>
         <w:tc>
           <w:tcPr>
-            <w:tcW w:type="dxa" w:w="1133"/>
+            <w:tcW w:type="dxa" w:w="1129"/>
           </w:tcPr>
           <w:p>
             <w:pPr>
@@ -5596,7 +5596,7 @@
         </w:tc>
         <w:tc>
           <w:tcPr>
-            <w:tcW w:type="dxa" w:w="2023"/>
+            <w:tcW w:type="dxa" w:w="2013"/>
           </w:tcPr>
           <w:p>
             <w:pPr>
@@ -5613,7 +5613,7 @@
         </w:tc>
         <w:tc>
           <w:tcPr>
-            <w:tcW w:type="dxa" w:w="1182"/>
+            <w:tcW w:type="dxa" w:w="1170"/>
           </w:tcPr>
           <w:p>
             <w:pPr>
@@ -5644,7 +5644,7 @@
         </w:tc>
         <w:tc>
           <w:tcPr>
-            <w:tcW w:type="dxa" w:w="1193"/>
+            <w:tcW w:type="dxa" w:w="1184"/>
           </w:tcPr>
           <w:p>
             <w:pPr>
@@ -5663,7 +5663,7 @@
       <w:tr>
         <w:tc>
           <w:tcPr>
-            <w:tcW w:type="dxa" w:w="1845"/>
+            <w:tcW w:type="dxa" w:w="1894"/>
           </w:tcPr>
           <w:p>
             <w:pPr>
@@ -5678,11 +5678,23 @@
               </w:rPr>
               <w:t xml:space="preserve">ACE-Step 1.5</w:t>
             </w:r>
-          </w:p>
-        </w:tc>
-        <w:tc>
-          <w:tcPr>
-            <w:tcW w:type="dxa" w:w="1695"/>
+            <w:r>
+              <w:rPr>
+                <w:sz w:val="16"/>
+              </w:rPr>
+              <w:t xml:space="preserve"> </w:t>
+            </w:r>
+            <w:r>
+              <w:rPr>
+                <w:sz w:val="16"/>
+              </w:rPr>
+              <w:t xml:space="preserve">(D-0218)</w:t>
+            </w:r>
+          </w:p>
+        </w:tc>
+        <w:tc>
+          <w:tcPr>
+            <w:tcW w:type="dxa" w:w="1682"/>
           </w:tcPr>
           <w:p>
             <w:pPr>
@@ -5699,7 +5711,7 @@
         </w:tc>
         <w:tc>
           <w:tcPr>
-            <w:tcW w:type="dxa" w:w="1133"/>
+            <w:tcW w:type="dxa" w:w="1129"/>
           </w:tcPr>
           <w:p>
             <w:pPr>
@@ -5716,7 +5728,7 @@
         </w:tc>
         <w:tc>
           <w:tcPr>
-            <w:tcW w:type="dxa" w:w="2023"/>
+            <w:tcW w:type="dxa" w:w="2013"/>
           </w:tcPr>
           <w:p>
             <w:pPr>
@@ -5733,7 +5745,7 @@
         </w:tc>
         <w:tc>
           <w:tcPr>
-            <w:tcW w:type="dxa" w:w="1182"/>
+            <w:tcW w:type="dxa" w:w="1170"/>
           </w:tcPr>
           <w:p>
             <w:pPr>
@@ -5750,7 +5762,7 @@
         </w:tc>
         <w:tc>
           <w:tcPr>
-            <w:tcW w:type="dxa" w:w="1193"/>
+            <w:tcW w:type="dxa" w:w="1184"/>
           </w:tcPr>
           <w:p>
             <w:pPr>
@@ -5769,7 +5781,7 @@
       <w:tr>
         <w:tc>
           <w:tcPr>
-            <w:tcW w:type="dxa" w:w="1845"/>
+            <w:tcW w:type="dxa" w:w="1894"/>
           </w:tcPr>
           <w:p>
             <w:pPr>
@@ -5788,7 +5800,7 @@
         </w:tc>
         <w:tc>
           <w:tcPr>
-            <w:tcW w:type="dxa" w:w="1695"/>
+            <w:tcW w:type="dxa" w:w="1682"/>
           </w:tcPr>
           <w:p>
             <w:pPr>
@@ -5807,7 +5819,7 @@
         </w:tc>
         <w:tc>
           <w:tcPr>
-            <w:tcW w:type="dxa" w:w="1133"/>
+            <w:tcW w:type="dxa" w:w="1129"/>
           </w:tcPr>
           <w:p>
             <w:pPr>
@@ -5826,7 +5838,7 @@
         </w:tc>
         <w:tc>
           <w:tcPr>
-            <w:tcW w:type="dxa" w:w="2023"/>
+            <w:tcW w:type="dxa" w:w="2013"/>
           </w:tcPr>
           <w:p>
             <w:pPr>
@@ -5845,7 +5857,7 @@
         </w:tc>
         <w:tc>
           <w:tcPr>
-            <w:tcW w:type="dxa" w:w="1182"/>
+            <w:tcW w:type="dxa" w:w="1170"/>
           </w:tcPr>
           <w:p>
             <w:pPr>
@@ -5864,7 +5876,7 @@
         </w:tc>
         <w:tc>
           <w:tcPr>
-            <w:tcW w:type="dxa" w:w="1193"/>
+            <w:tcW w:type="dxa" w:w="1184"/>
           </w:tcPr>
           <w:p>
             <w:pPr>
@@ -8470,10 +8482,10 @@
         <w:tblLook w:firstRow="1" w:lastRow="0" w:firstColumn="0" w:lastColumn="0" w:noHBand="0" w:noVBand="0" w:val="0020"/>
       </w:tblPr>
       <w:tblGrid>
-        <w:gridCol w:w="663"/>
-        <w:gridCol w:w="3718"/>
-        <w:gridCol w:w="1998"/>
-        <w:gridCol w:w="2691"/>
+        <w:gridCol w:w="651"/>
+        <w:gridCol w:w="3652"/>
+        <w:gridCol w:w="2159"/>
+        <w:gridCol w:w="2608"/>
       </w:tblGrid>
       <w:tr>
         <w:trPr>
@@ -8481,7 +8493,7 @@
         </w:trPr>
         <w:tc>
           <w:tcPr>
-            <w:tcW w:type="dxa" w:w="664"/>
+            <w:tcW w:type="dxa" w:w="652"/>
             <w:shd w:val="clear" w:color="auto" w:fill="E8EEF5"/>
           </w:tcPr>
           <w:p>
@@ -8501,7 +8513,7 @@
         </w:tc>
         <w:tc>
           <w:tcPr>
-            <w:tcW w:type="dxa" w:w="3718"/>
+            <w:tcW w:type="dxa" w:w="3652"/>
             <w:shd w:val="clear" w:color="auto" w:fill="E8EEF5"/>
           </w:tcPr>
           <w:p>
@@ -8521,7 +8533,7 @@
         </w:tc>
         <w:tc>
           <w:tcPr>
-            <w:tcW w:type="dxa" w:w="1999"/>
+            <w:tcW w:type="dxa" w:w="2159"/>
             <w:shd w:val="clear" w:color="auto" w:fill="E8EEF5"/>
           </w:tcPr>
           <w:p>
@@ -8541,7 +8553,7 @@
         </w:tc>
         <w:tc>
           <w:tcPr>
-            <w:tcW w:type="dxa" w:w="2691"/>
+            <w:tcW w:type="dxa" w:w="2609"/>
             <w:shd w:val="clear" w:color="auto" w:fill="E8EEF5"/>
           </w:tcPr>
           <w:p>
@@ -8563,7 +8575,7 @@
       <w:tr>
         <w:tc>
           <w:tcPr>
-            <w:tcW w:type="dxa" w:w="664"/>
+            <w:tcW w:type="dxa" w:w="652"/>
           </w:tcPr>
           <w:p>
             <w:pPr>
@@ -8582,7 +8594,7 @@
         </w:tc>
         <w:tc>
           <w:tcPr>
-            <w:tcW w:type="dxa" w:w="3718"/>
+            <w:tcW w:type="dxa" w:w="3652"/>
           </w:tcPr>
           <w:p>
             <w:pPr>
@@ -8599,7 +8611,7 @@
         </w:tc>
         <w:tc>
           <w:tcPr>
-            <w:tcW w:type="dxa" w:w="1999"/>
+            <w:tcW w:type="dxa" w:w="2159"/>
           </w:tcPr>
           <w:p>
             <w:pPr>
@@ -8616,7 +8628,7 @@
         </w:tc>
         <w:tc>
           <w:tcPr>
-            <w:tcW w:type="dxa" w:w="2691"/>
+            <w:tcW w:type="dxa" w:w="2609"/>
           </w:tcPr>
           <w:p>
             <w:pPr>
@@ -8637,7 +8649,7 @@
       <w:tr>
         <w:tc>
           <w:tcPr>
-            <w:tcW w:type="dxa" w:w="664"/>
+            <w:tcW w:type="dxa" w:w="652"/>
           </w:tcPr>
           <w:p>
             <w:pPr>
@@ -8656,7 +8668,7 @@
         </w:tc>
         <w:tc>
           <w:tcPr>
-            <w:tcW w:type="dxa" w:w="3718"/>
+            <w:tcW w:type="dxa" w:w="3652"/>
           </w:tcPr>
           <w:p>
             <w:pPr>
@@ -8673,7 +8685,7 @@
         </w:tc>
         <w:tc>
           <w:tcPr>
-            <w:tcW w:type="dxa" w:w="1999"/>
+            <w:tcW w:type="dxa" w:w="2159"/>
           </w:tcPr>
           <w:p>
             <w:pPr>
@@ -8690,7 +8702,7 @@
         </w:tc>
         <w:tc>
           <w:tcPr>
-            <w:tcW w:type="dxa" w:w="2691"/>
+            <w:tcW w:type="dxa" w:w="2609"/>
           </w:tcPr>
           <w:p>
             <w:pPr>
@@ -8723,7 +8735,7 @@
       <w:tr>
         <w:tc>
           <w:tcPr>
-            <w:tcW w:type="dxa" w:w="664"/>
+            <w:tcW w:type="dxa" w:w="652"/>
           </w:tcPr>
           <w:p>
             <w:pPr>
@@ -8742,7 +8754,7 @@
         </w:tc>
         <w:tc>
           <w:tcPr>
-            <w:tcW w:type="dxa" w:w="3718"/>
+            <w:tcW w:type="dxa" w:w="3652"/>
           </w:tcPr>
           <w:p>
             <w:pPr>
@@ -8759,7 +8771,7 @@
         </w:tc>
         <w:tc>
           <w:tcPr>
-            <w:tcW w:type="dxa" w:w="1999"/>
+            <w:tcW w:type="dxa" w:w="2159"/>
           </w:tcPr>
           <w:p>
             <w:pPr>
@@ -8776,7 +8788,7 @@
         </w:tc>
         <w:tc>
           <w:tcPr>
-            <w:tcW w:type="dxa" w:w="2691"/>
+            <w:tcW w:type="dxa" w:w="2609"/>
           </w:tcPr>
           <w:p>
             <w:pPr>
@@ -8809,7 +8821,7 @@
       <w:tr>
         <w:tc>
           <w:tcPr>
-            <w:tcW w:type="dxa" w:w="664"/>
+            <w:tcW w:type="dxa" w:w="652"/>
           </w:tcPr>
           <w:p>
             <w:pPr>
@@ -8828,7 +8840,7 @@
         </w:tc>
         <w:tc>
           <w:tcPr>
-            <w:tcW w:type="dxa" w:w="3718"/>
+            <w:tcW w:type="dxa" w:w="3652"/>
           </w:tcPr>
           <w:p>
             <w:pPr>
@@ -8845,7 +8857,7 @@
         </w:tc>
         <w:tc>
           <w:tcPr>
-            <w:tcW w:type="dxa" w:w="1999"/>
+            <w:tcW w:type="dxa" w:w="2159"/>
           </w:tcPr>
           <w:p>
             <w:pPr>
@@ -8862,7 +8874,7 @@
         </w:tc>
         <w:tc>
           <w:tcPr>
-            <w:tcW w:type="dxa" w:w="2691"/>
+            <w:tcW w:type="dxa" w:w="2609"/>
           </w:tcPr>
           <w:p>
             <w:pPr>
@@ -8895,7 +8907,7 @@
       <w:tr>
         <w:tc>
           <w:tcPr>
-            <w:tcW w:type="dxa" w:w="664"/>
+            <w:tcW w:type="dxa" w:w="652"/>
           </w:tcPr>
           <w:p>
             <w:pPr>
@@ -8914,7 +8926,7 @@
         </w:tc>
         <w:tc>
           <w:tcPr>
-            <w:tcW w:type="dxa" w:w="3718"/>
+            <w:tcW w:type="dxa" w:w="3652"/>
           </w:tcPr>
           <w:p>
             <w:pPr>
@@ -8931,24 +8943,24 @@
         </w:tc>
         <w:tc>
           <w:tcPr>
-            <w:tcW w:type="dxa" w:w="1999"/>
-          </w:tcPr>
-          <w:p>
-            <w:pPr>
-              <w:pStyle w:val="Compact"/>
-              <w:spacing w:after="0" w:line="264" w:lineRule="auto"/>
-            </w:pPr>
-            <w:r>
-              <w:rPr>
-                <w:sz w:val="16"/>
-              </w:rPr>
-              <w:t xml:space="preserve">2026-11 ~ 12</w:t>
-            </w:r>
-          </w:p>
-        </w:tc>
-        <w:tc>
-          <w:tcPr>
-            <w:tcW w:type="dxa" w:w="2691"/>
+            <w:tcW w:type="dxa" w:w="2159"/>
+          </w:tcPr>
+          <w:p>
+            <w:pPr>
+              <w:pStyle w:val="Compact"/>
+              <w:spacing w:after="0" w:line="264" w:lineRule="auto"/>
+            </w:pPr>
+            <w:r>
+              <w:rPr>
+                <w:sz w:val="16"/>
+              </w:rPr>
+              <w:t xml:space="preserve">2026-11 ~ 12 (D-0385)</w:t>
+            </w:r>
+          </w:p>
+        </w:tc>
+        <w:tc>
+          <w:tcPr>
+            <w:tcW w:type="dxa" w:w="2609"/>
           </w:tcPr>
           <w:p>
             <w:pPr>
@@ -8967,7 +8979,7 @@
       <w:tr>
         <w:tc>
           <w:tcPr>
-            <w:tcW w:type="dxa" w:w="664"/>
+            <w:tcW w:type="dxa" w:w="652"/>
           </w:tcPr>
           <w:p>
             <w:pPr>
@@ -8986,7 +8998,7 @@
         </w:tc>
         <w:tc>
           <w:tcPr>
-            <w:tcW w:type="dxa" w:w="3718"/>
+            <w:tcW w:type="dxa" w:w="3652"/>
           </w:tcPr>
           <w:p>
             <w:pPr>
@@ -8999,37 +9011,37 @@
                 <w:bCs/>
                 <w:sz w:val="16"/>
               </w:rPr>
-              <w:t xml:space="preserve">Fire-Lane 파이널 프로젝트 마감 (12-11)</w:t>
-            </w:r>
-          </w:p>
-        </w:tc>
-        <w:tc>
-          <w:tcPr>
-            <w:tcW w:type="dxa" w:w="1999"/>
-          </w:tcPr>
-          <w:p>
-            <w:pPr>
-              <w:pStyle w:val="Compact"/>
-              <w:spacing w:after="0" w:line="264" w:lineRule="auto"/>
-            </w:pPr>
-          </w:p>
-        </w:tc>
-        <w:tc>
-          <w:tcPr>
-            <w:tcW w:type="dxa" w:w="2691"/>
-          </w:tcPr>
-          <w:p>
-            <w:pPr>
-              <w:pStyle w:val="Compact"/>
-              <w:spacing w:after="0" w:line="264" w:lineRule="auto"/>
-            </w:pPr>
-          </w:p>
-        </w:tc>
-      </w:tr>
-      <w:tr>
-        <w:tc>
-          <w:tcPr>
-            <w:tcW w:type="dxa" w:w="664"/>
+              <w:t xml:space="preserve">Fire-Lane 파이널 프로젝트 마감 (12-11 · D-0385)</w:t>
+            </w:r>
+          </w:p>
+        </w:tc>
+        <w:tc>
+          <w:tcPr>
+            <w:tcW w:type="dxa" w:w="2159"/>
+          </w:tcPr>
+          <w:p>
+            <w:pPr>
+              <w:pStyle w:val="Compact"/>
+              <w:spacing w:after="0" w:line="264" w:lineRule="auto"/>
+            </w:pPr>
+          </w:p>
+        </w:tc>
+        <w:tc>
+          <w:tcPr>
+            <w:tcW w:type="dxa" w:w="2609"/>
+          </w:tcPr>
+          <w:p>
+            <w:pPr>
+              <w:pStyle w:val="Compact"/>
+              <w:spacing w:after="0" w:line="264" w:lineRule="auto"/>
+            </w:pPr>
+          </w:p>
+        </w:tc>
+      </w:tr>
+      <w:tr>
+        <w:tc>
+          <w:tcPr>
+            <w:tcW w:type="dxa" w:w="652"/>
           </w:tcPr>
           <w:p>
             <w:pPr>
@@ -9048,7 +9060,7 @@
         </w:tc>
         <w:tc>
           <w:tcPr>
-            <w:tcW w:type="dxa" w:w="3718"/>
+            <w:tcW w:type="dxa" w:w="3652"/>
           </w:tcPr>
           <w:p>
             <w:pPr>
@@ -9065,7 +9077,7 @@
         </w:tc>
         <w:tc>
           <w:tcPr>
-            <w:tcW w:type="dxa" w:w="1999"/>
+            <w:tcW w:type="dxa" w:w="2159"/>
           </w:tcPr>
           <w:p>
             <w:pPr>
@@ -9082,7 +9094,7 @@
         </w:tc>
         <w:tc>
           <w:tcPr>
-            <w:tcW w:type="dxa" w:w="2691"/>
+            <w:tcW w:type="dxa" w:w="2609"/>
           </w:tcPr>
           <w:p>
             <w:pPr>
@@ -9115,7 +9127,7 @@
       <w:tr>
         <w:tc>
           <w:tcPr>
-            <w:tcW w:type="dxa" w:w="664"/>
+            <w:tcW w:type="dxa" w:w="652"/>
           </w:tcPr>
           <w:p>
             <w:pPr>
@@ -9134,7 +9146,7 @@
         </w:tc>
         <w:tc>
           <w:tcPr>
-            <w:tcW w:type="dxa" w:w="3718"/>
+            <w:tcW w:type="dxa" w:w="3652"/>
           </w:tcPr>
           <w:p>
             <w:pPr>
@@ -9151,7 +9163,7 @@
         </w:tc>
         <w:tc>
           <w:tcPr>
-            <w:tcW w:type="dxa" w:w="1999"/>
+            <w:tcW w:type="dxa" w:w="2159"/>
           </w:tcPr>
           <w:p>
             <w:pPr>
@@ -9168,7 +9180,7 @@
         </w:tc>
         <w:tc>
           <w:tcPr>
-            <w:tcW w:type="dxa" w:w="2691"/>
+            <w:tcW w:type="dxa" w:w="2609"/>
           </w:tcPr>
           <w:p>
             <w:pPr>
@@ -9201,7 +9213,7 @@
       <w:tr>
         <w:tc>
           <w:tcPr>
-            <w:tcW w:type="dxa" w:w="664"/>
+            <w:tcW w:type="dxa" w:w="652"/>
           </w:tcPr>
           <w:p>
             <w:pPr>
@@ -9220,7 +9232,7 @@
         </w:tc>
         <w:tc>
           <w:tcPr>
-            <w:tcW w:type="dxa" w:w="3718"/>
+            <w:tcW w:type="dxa" w:w="3652"/>
           </w:tcPr>
           <w:p>
             <w:pPr>
@@ -9237,7 +9249,7 @@
         </w:tc>
         <w:tc>
           <w:tcPr>
-            <w:tcW w:type="dxa" w:w="1999"/>
+            <w:tcW w:type="dxa" w:w="2159"/>
           </w:tcPr>
           <w:p>
             <w:pPr>
@@ -9254,7 +9266,7 @@
         </w:tc>
         <w:tc>
           <w:tcPr>
-            <w:tcW w:type="dxa" w:w="2691"/>
+            <w:tcW w:type="dxa" w:w="2609"/>
           </w:tcPr>
           <w:p>
             <w:pPr>
@@ -9273,7 +9285,7 @@
       <w:tr>
         <w:tc>
           <w:tcPr>
-            <w:tcW w:type="dxa" w:w="664"/>
+            <w:tcW w:type="dxa" w:w="652"/>
           </w:tcPr>
           <w:p>
             <w:pPr>
@@ -9292,7 +9304,7 @@
         </w:tc>
         <w:tc>
           <w:tcPr>
-            <w:tcW w:type="dxa" w:w="3718"/>
+            <w:tcW w:type="dxa" w:w="3652"/>
           </w:tcPr>
           <w:p>
             <w:pPr>
@@ -9309,7 +9321,7 @@
         </w:tc>
         <w:tc>
           <w:tcPr>
-            <w:tcW w:type="dxa" w:w="1999"/>
+            <w:tcW w:type="dxa" w:w="2159"/>
           </w:tcPr>
           <w:p>
             <w:pPr>
@@ -9326,7 +9338,7 @@
         </w:tc>
         <w:tc>
           <w:tcPr>
-            <w:tcW w:type="dxa" w:w="2691"/>
+            <w:tcW w:type="dxa" w:w="2609"/>
           </w:tcPr>
           <w:p>
             <w:pPr>
@@ -9440,7 +9452,7 @@
       <w:r>
         <w:drawing>
           <wp:inline>
-            <wp:extent cx="5334000" cy="3257892"/>
+            <wp:extent cx="5334000" cy="597126"/>
             <wp:effectExtent b="0" l="0" r="0" t="0"/>
             <wp:docPr descr="추진 일정과 단계별 상태" title="" id="34" name="Picture"/>
             <a:graphic>
@@ -9461,7 +9473,7 @@
                   <pic:spPr bwMode="auto">
                     <a:xfrm>
                       <a:off x="0" y="0"/>
-                      <a:ext cx="5334000" cy="3257892"/>
+                      <a:ext cx="5334000" cy="597126"/>
                     </a:xfrm>
                     <a:prstGeom prst="rect">
                       <a:avLst/>
@@ -9995,10 +10007,10 @@
         <w:tblLook w:firstRow="1" w:lastRow="0" w:firstColumn="0" w:lastColumn="0" w:noHBand="0" w:noVBand="0" w:val="0020"/>
       </w:tblPr>
       <w:tblGrid>
-        <w:gridCol w:w="925"/>
-        <w:gridCol w:w="1992"/>
-        <w:gridCol w:w="1404"/>
-        <w:gridCol w:w="4749"/>
+        <w:gridCol w:w="923"/>
+        <w:gridCol w:w="1983"/>
+        <w:gridCol w:w="1401"/>
+        <w:gridCol w:w="4762"/>
       </w:tblGrid>
       <w:tr>
         <w:trPr>
@@ -10006,7 +10018,7 @@
         </w:trPr>
         <w:tc>
           <w:tcPr>
-            <w:tcW w:type="dxa" w:w="926"/>
+            <w:tcW w:type="dxa" w:w="924"/>
             <w:shd w:val="clear" w:color="auto" w:fill="E8EEF5"/>
           </w:tcPr>
           <w:p>
@@ -10026,7 +10038,7 @@
         </w:tc>
         <w:tc>
           <w:tcPr>
-            <w:tcW w:type="dxa" w:w="1992"/>
+            <w:tcW w:type="dxa" w:w="1984"/>
             <w:shd w:val="clear" w:color="auto" w:fill="E8EEF5"/>
           </w:tcPr>
           <w:p>
@@ -10046,7 +10058,7 @@
         </w:tc>
         <w:tc>
           <w:tcPr>
-            <w:tcW w:type="dxa" w:w="1404"/>
+            <w:tcW w:type="dxa" w:w="1402"/>
             <w:shd w:val="clear" w:color="auto" w:fill="E8EEF5"/>
           </w:tcPr>
           <w:p>
@@ -10066,7 +10078,7 @@
         </w:tc>
         <w:tc>
           <w:tcPr>
-            <w:tcW w:type="dxa" w:w="4749"/>
+            <w:tcW w:type="dxa" w:w="4762"/>
             <w:shd w:val="clear" w:color="auto" w:fill="E8EEF5"/>
           </w:tcPr>
           <w:p>
@@ -10088,7 +10100,7 @@
       <w:tr>
         <w:tc>
           <w:tcPr>
-            <w:tcW w:type="dxa" w:w="926"/>
+            <w:tcW w:type="dxa" w:w="924"/>
           </w:tcPr>
           <w:p>
             <w:pPr>
@@ -10105,7 +10117,7 @@
         </w:tc>
         <w:tc>
           <w:tcPr>
-            <w:tcW w:type="dxa" w:w="1992"/>
+            <w:tcW w:type="dxa" w:w="1984"/>
           </w:tcPr>
           <w:p>
             <w:pPr>
@@ -10124,7 +10136,7 @@
         </w:tc>
         <w:tc>
           <w:tcPr>
-            <w:tcW w:type="dxa" w:w="1404"/>
+            <w:tcW w:type="dxa" w:w="1402"/>
           </w:tcPr>
           <w:p>
             <w:pPr>
@@ -10141,7 +10153,7 @@
         </w:tc>
         <w:tc>
           <w:tcPr>
-            <w:tcW w:type="dxa" w:w="4749"/>
+            <w:tcW w:type="dxa" w:w="4762"/>
           </w:tcPr>
           <w:p>
             <w:pPr>
@@ -10222,7 +10234,7 @@
       <w:tr>
         <w:tc>
           <w:tcPr>
-            <w:tcW w:type="dxa" w:w="926"/>
+            <w:tcW w:type="dxa" w:w="924"/>
           </w:tcPr>
           <w:p>
             <w:pPr>
@@ -10239,7 +10251,7 @@
         </w:tc>
         <w:tc>
           <w:tcPr>
-            <w:tcW w:type="dxa" w:w="1992"/>
+            <w:tcW w:type="dxa" w:w="1984"/>
           </w:tcPr>
           <w:p>
             <w:pPr>
@@ -10258,7 +10270,7 @@
         </w:tc>
         <w:tc>
           <w:tcPr>
-            <w:tcW w:type="dxa" w:w="1404"/>
+            <w:tcW w:type="dxa" w:w="1402"/>
           </w:tcPr>
           <w:p>
             <w:pPr>
@@ -10275,26 +10287,26 @@
         </w:tc>
         <w:tc>
           <w:tcPr>
-            <w:tcW w:type="dxa" w:w="4749"/>
-          </w:tcPr>
-          <w:p>
-            <w:pPr>
-              <w:pStyle w:val="Compact"/>
-              <w:spacing w:after="0" w:line="264" w:lineRule="auto"/>
-            </w:pPr>
-            <w:r>
-              <w:rPr>
-                <w:sz w:val="16"/>
-              </w:rPr>
-              <w:t xml:space="preserve">GPU 비집약 단계를 앞에 배치. MVP 범위를 P4로 고정</w:t>
-            </w:r>
-          </w:p>
-        </w:tc>
-      </w:tr>
-      <w:tr>
-        <w:tc>
-          <w:tcPr>
-            <w:tcW w:type="dxa" w:w="926"/>
+            <w:tcW w:type="dxa" w:w="4762"/>
+          </w:tcPr>
+          <w:p>
+            <w:pPr>
+              <w:pStyle w:val="Compact"/>
+              <w:spacing w:after="0" w:line="264" w:lineRule="auto"/>
+            </w:pPr>
+            <w:r>
+              <w:rPr>
+                <w:sz w:val="16"/>
+              </w:rPr>
+              <w:t xml:space="preserve">GPU 비집약 단계를 앞에 배치. MVP 범위를 P4로 고정 (D-0385)</w:t>
+            </w:r>
+          </w:p>
+        </w:tc>
+      </w:tr>
+      <w:tr>
+        <w:tc>
+          <w:tcPr>
+            <w:tcW w:type="dxa" w:w="924"/>
           </w:tcPr>
           <w:p>
             <w:pPr>
@@ -10311,7 +10323,7 @@
         </w:tc>
         <w:tc>
           <w:tcPr>
-            <w:tcW w:type="dxa" w:w="1992"/>
+            <w:tcW w:type="dxa" w:w="1984"/>
           </w:tcPr>
           <w:p>
             <w:pPr>
@@ -10328,7 +10340,7 @@
         </w:tc>
         <w:tc>
           <w:tcPr>
-            <w:tcW w:type="dxa" w:w="1404"/>
+            <w:tcW w:type="dxa" w:w="1402"/>
           </w:tcPr>
           <w:p>
             <w:pPr>
@@ -10345,7 +10357,7 @@
         </w:tc>
         <w:tc>
           <w:tcPr>
-            <w:tcW w:type="dxa" w:w="4749"/>
+            <w:tcW w:type="dxa" w:w="4762"/>
           </w:tcPr>
           <w:p>
             <w:pPr>
@@ -10364,7 +10376,7 @@
       <w:tr>
         <w:tc>
           <w:tcPr>
-            <w:tcW w:type="dxa" w:w="926"/>
+            <w:tcW w:type="dxa" w:w="924"/>
           </w:tcPr>
           <w:p>
             <w:pPr>
@@ -10381,7 +10393,7 @@
         </w:tc>
         <w:tc>
           <w:tcPr>
-            <w:tcW w:type="dxa" w:w="1992"/>
+            <w:tcW w:type="dxa" w:w="1984"/>
           </w:tcPr>
           <w:p>
             <w:pPr>
@@ -10398,7 +10410,7 @@
         </w:tc>
         <w:tc>
           <w:tcPr>
-            <w:tcW w:type="dxa" w:w="1404"/>
+            <w:tcW w:type="dxa" w:w="1402"/>
           </w:tcPr>
           <w:p>
             <w:pPr>
@@ -10415,7 +10427,7 @@
         </w:tc>
         <w:tc>
           <w:tcPr>
-            <w:tcW w:type="dxa" w:w="4749"/>
+            <w:tcW w:type="dxa" w:w="4762"/>
           </w:tcPr>
           <w:p>
             <w:pPr>
@@ -10434,7 +10446,7 @@
       <w:tr>
         <w:tc>
           <w:tcPr>
-            <w:tcW w:type="dxa" w:w="926"/>
+            <w:tcW w:type="dxa" w:w="924"/>
           </w:tcPr>
           <w:p>
             <w:pPr>
@@ -10451,7 +10463,7 @@
         </w:tc>
         <w:tc>
           <w:tcPr>
-            <w:tcW w:type="dxa" w:w="1992"/>
+            <w:tcW w:type="dxa" w:w="1984"/>
           </w:tcPr>
           <w:p>
             <w:pPr>
@@ -10468,7 +10480,7 @@
         </w:tc>
         <w:tc>
           <w:tcPr>
-            <w:tcW w:type="dxa" w:w="1404"/>
+            <w:tcW w:type="dxa" w:w="1402"/>
           </w:tcPr>
           <w:p>
             <w:pPr>
@@ -10485,7 +10497,7 @@
         </w:tc>
         <w:tc>
           <w:tcPr>
-            <w:tcW w:type="dxa" w:w="4749"/>
+            <w:tcW w:type="dxa" w:w="4762"/>
           </w:tcPr>
           <w:p>
             <w:pPr>
@@ -10518,7 +10530,7 @@
       <w:tr>
         <w:tc>
           <w:tcPr>
-            <w:tcW w:type="dxa" w:w="926"/>
+            <w:tcW w:type="dxa" w:w="924"/>
           </w:tcPr>
           <w:p>
             <w:pPr>
@@ -10535,7 +10547,7 @@
         </w:tc>
         <w:tc>
           <w:tcPr>
-            <w:tcW w:type="dxa" w:w="1992"/>
+            <w:tcW w:type="dxa" w:w="1984"/>
           </w:tcPr>
           <w:p>
             <w:pPr>
@@ -10552,7 +10564,7 @@
         </w:tc>
         <w:tc>
           <w:tcPr>
-            <w:tcW w:type="dxa" w:w="1404"/>
+            <w:tcW w:type="dxa" w:w="1402"/>
           </w:tcPr>
           <w:p>
             <w:pPr>
@@ -10569,7 +10581,7 @@
         </w:tc>
         <w:tc>
           <w:tcPr>
-            <w:tcW w:type="dxa" w:w="4749"/>
+            <w:tcW w:type="dxa" w:w="4762"/>
           </w:tcPr>
           <w:p>
             <w:pPr>
@@ -10588,7 +10600,7 @@
       <w:tr>
         <w:tc>
           <w:tcPr>
-            <w:tcW w:type="dxa" w:w="926"/>
+            <w:tcW w:type="dxa" w:w="924"/>
           </w:tcPr>
           <w:p>
             <w:pPr>
@@ -10605,7 +10617,7 @@
         </w:tc>
         <w:tc>
           <w:tcPr>
-            <w:tcW w:type="dxa" w:w="1992"/>
+            <w:tcW w:type="dxa" w:w="1984"/>
           </w:tcPr>
           <w:p>
             <w:pPr>
@@ -10622,7 +10634,7 @@
         </w:tc>
         <w:tc>
           <w:tcPr>
-            <w:tcW w:type="dxa" w:w="1404"/>
+            <w:tcW w:type="dxa" w:w="1402"/>
           </w:tcPr>
           <w:p>
             <w:pPr>
@@ -10639,7 +10651,7 @@
         </w:tc>
         <w:tc>
           <w:tcPr>
-            <w:tcW w:type="dxa" w:w="4749"/>
+            <w:tcW w:type="dxa" w:w="4762"/>
           </w:tcPr>
           <w:p>
             <w:pPr>
@@ -10658,7 +10670,7 @@
       <w:tr>
         <w:tc>
           <w:tcPr>
-            <w:tcW w:type="dxa" w:w="926"/>
+            <w:tcW w:type="dxa" w:w="924"/>
           </w:tcPr>
           <w:p>
             <w:pPr>
@@ -10675,7 +10687,7 @@
         </w:tc>
         <w:tc>
           <w:tcPr>
-            <w:tcW w:type="dxa" w:w="1992"/>
+            <w:tcW w:type="dxa" w:w="1984"/>
           </w:tcPr>
           <w:p>
             <w:pPr>
@@ -10692,7 +10704,7 @@
         </w:tc>
         <w:tc>
           <w:tcPr>
-            <w:tcW w:type="dxa" w:w="1404"/>
+            <w:tcW w:type="dxa" w:w="1402"/>
           </w:tcPr>
           <w:p>
             <w:pPr>
@@ -10711,7 +10723,7 @@
         </w:tc>
         <w:tc>
           <w:tcPr>
-            <w:tcW w:type="dxa" w:w="4749"/>
+            <w:tcW w:type="dxa" w:w="4762"/>
           </w:tcPr>
           <w:p>
             <w:pPr>
@@ -10730,7 +10742,7 @@
       <w:tr>
         <w:tc>
           <w:tcPr>
-            <w:tcW w:type="dxa" w:w="926"/>
+            <w:tcW w:type="dxa" w:w="924"/>
           </w:tcPr>
           <w:p>
             <w:pPr>
@@ -10747,7 +10759,7 @@
         </w:tc>
         <w:tc>
           <w:tcPr>
-            <w:tcW w:type="dxa" w:w="1992"/>
+            <w:tcW w:type="dxa" w:w="1984"/>
           </w:tcPr>
           <w:p>
             <w:pPr>
@@ -10764,7 +10776,7 @@
         </w:tc>
         <w:tc>
           <w:tcPr>
-            <w:tcW w:type="dxa" w:w="1404"/>
+            <w:tcW w:type="dxa" w:w="1402"/>
           </w:tcPr>
           <w:p>
             <w:pPr>
@@ -10783,7 +10795,7 @@
         </w:tc>
         <w:tc>
           <w:tcPr>
-            <w:tcW w:type="dxa" w:w="4749"/>
+            <w:tcW w:type="dxa" w:w="4762"/>
           </w:tcPr>
           <w:p>
             <w:pPr>
@@ -10847,7 +10859,7 @@
       <w:tr>
         <w:tc>
           <w:tcPr>
-            <w:tcW w:type="dxa" w:w="926"/>
+            <w:tcW w:type="dxa" w:w="924"/>
           </w:tcPr>
           <w:p>
             <w:pPr>
@@ -10864,7 +10876,7 @@
         </w:tc>
         <w:tc>
           <w:tcPr>
-            <w:tcW w:type="dxa" w:w="1992"/>
+            <w:tcW w:type="dxa" w:w="1984"/>
           </w:tcPr>
           <w:p>
             <w:pPr>
@@ -10881,7 +10893,7 @@
         </w:tc>
         <w:tc>
           <w:tcPr>
-            <w:tcW w:type="dxa" w:w="1404"/>
+            <w:tcW w:type="dxa" w:w="1402"/>
           </w:tcPr>
           <w:p>
             <w:pPr>
@@ -10898,18 +10910,18 @@
         </w:tc>
         <w:tc>
           <w:tcPr>
-            <w:tcW w:type="dxa" w:w="4749"/>
-          </w:tcPr>
-          <w:p>
-            <w:pPr>
-              <w:pStyle w:val="Compact"/>
-              <w:spacing w:after="0" w:line="264" w:lineRule="auto"/>
-            </w:pPr>
-            <w:r>
-              <w:rPr>
-                <w:sz w:val="16"/>
-              </w:rPr>
-              <w:t xml:space="preserve">한 번에 한 작업 단위, WIP 2 제한. 신규 착상은 결정 기록으로만 남기고 즉시 구현하지 않음</w:t>
+            <w:tcW w:type="dxa" w:w="4762"/>
+          </w:tcPr>
+          <w:p>
+            <w:pPr>
+              <w:pStyle w:val="Compact"/>
+              <w:spacing w:after="0" w:line="264" w:lineRule="auto"/>
+            </w:pPr>
+            <w:r>
+              <w:rPr>
+                <w:sz w:val="16"/>
+              </w:rPr>
+              <w:t xml:space="preserve">한 번에 한 작업 단위, WIP 2 제한. 신규 착상은 결정 기록으로만 남기고 즉시 구현하지 않음 (D-0385)</w:t>
             </w:r>
           </w:p>
         </w:tc>
@@ -11463,7 +11475,7 @@
         <w:rPr>
           <w:rStyle w:val="VerbatimChar"/>
         </w:rPr>
-        <w:t xml:space="preserve">docs/measured.toml</w:t>
+        <w:t xml:space="preserve">measured.toml</w:t>
       </w:r>
       <w:r>
         <w:t xml:space="preserve">)의</w:t>
@@ -11691,8 +11703,8 @@
         <w:tblLook w:firstRow="1" w:lastRow="0" w:firstColumn="0" w:lastColumn="0" w:noHBand="0" w:noVBand="0" w:val="0020"/>
       </w:tblPr>
       <w:tblGrid>
-        <w:gridCol w:w="1546"/>
-        <w:gridCol w:w="7525"/>
+        <w:gridCol w:w="1492"/>
+        <w:gridCol w:w="7579"/>
       </w:tblGrid>
       <w:tr>
         <w:trPr>
@@ -11700,7 +11712,7 @@
         </w:trPr>
         <w:tc>
           <w:tcPr>
-            <w:tcW w:type="dxa" w:w="1547"/>
+            <w:tcW w:type="dxa" w:w="1493"/>
             <w:shd w:val="clear" w:color="auto" w:fill="E8EEF5"/>
           </w:tcPr>
           <w:p>
@@ -11720,7 +11732,7 @@
         </w:tc>
         <w:tc>
           <w:tcPr>
-            <w:tcW w:type="dxa" w:w="7525"/>
+            <w:tcW w:type="dxa" w:w="7579"/>
             <w:shd w:val="clear" w:color="auto" w:fill="E8EEF5"/>
           </w:tcPr>
           <w:p>
@@ -11742,7 +11754,7 @@
       <w:tr>
         <w:tc>
           <w:tcPr>
-            <w:tcW w:type="dxa" w:w="1547"/>
+            <w:tcW w:type="dxa" w:w="1493"/>
           </w:tcPr>
           <w:p>
             <w:pPr>
@@ -11759,26 +11771,26 @@
         </w:tc>
         <w:tc>
           <w:tcPr>
-            <w:tcW w:type="dxa" w:w="7525"/>
-          </w:tcPr>
-          <w:p>
-            <w:pPr>
-              <w:pStyle w:val="Compact"/>
-              <w:spacing w:after="0" w:line="264" w:lineRule="auto"/>
-            </w:pPr>
-            <w:r>
-              <w:rPr>
-                <w:sz w:val="16"/>
-              </w:rPr>
-              <w:t xml:space="preserve">위 체계도의 3문자 코드</w:t>
-            </w:r>
-          </w:p>
-        </w:tc>
-      </w:tr>
-      <w:tr>
-        <w:tc>
-          <w:tcPr>
-            <w:tcW w:type="dxa" w:w="1547"/>
+            <w:tcW w:type="dxa" w:w="7579"/>
+          </w:tcPr>
+          <w:p>
+            <w:pPr>
+              <w:pStyle w:val="Compact"/>
+              <w:spacing w:after="0" w:line="264" w:lineRule="auto"/>
+            </w:pPr>
+            <w:r>
+              <w:rPr>
+                <w:sz w:val="16"/>
+              </w:rPr>
+              <w:t xml:space="preserve">위 체계도의 코드. 최대 3문자</w:t>
+            </w:r>
+          </w:p>
+        </w:tc>
+      </w:tr>
+      <w:tr>
+        <w:tc>
+          <w:tcPr>
+            <w:tcW w:type="dxa" w:w="1493"/>
           </w:tcPr>
           <w:p>
             <w:pPr>
@@ -11795,26 +11807,26 @@
         </w:tc>
         <w:tc>
           <w:tcPr>
-            <w:tcW w:type="dxa" w:w="7525"/>
-          </w:tcPr>
-          <w:p>
-            <w:pPr>
-              <w:pStyle w:val="Compact"/>
-              <w:spacing w:after="0" w:line="264" w:lineRule="auto"/>
-            </w:pPr>
-            <w:r>
-              <w:rPr>
-                <w:sz w:val="16"/>
-              </w:rPr>
-              <w:t xml:space="preserve">001부터 순차. 폐기해도 재사용하지 않는다</w:t>
-            </w:r>
-          </w:p>
-        </w:tc>
-      </w:tr>
-      <w:tr>
-        <w:tc>
-          <w:tcPr>
-            <w:tcW w:type="dxa" w:w="1547"/>
+            <w:tcW w:type="dxa" w:w="7579"/>
+          </w:tcPr>
+          <w:p>
+            <w:pPr>
+              <w:pStyle w:val="Compact"/>
+              <w:spacing w:after="0" w:line="264" w:lineRule="auto"/>
+            </w:pPr>
+            <w:r>
+              <w:rPr>
+                <w:sz w:val="16"/>
+              </w:rPr>
+              <w:t xml:space="preserve">001부터 순차. 폐기해도 재사용하지 않는다 (D-0385)</w:t>
+            </w:r>
+          </w:p>
+        </w:tc>
+      </w:tr>
+      <w:tr>
+        <w:tc>
+          <w:tcPr>
+            <w:tcW w:type="dxa" w:w="1493"/>
           </w:tcPr>
           <w:p>
             <w:pPr>
@@ -11831,7 +11843,7 @@
         </w:tc>
         <w:tc>
           <w:tcPr>
-            <w:tcW w:type="dxa" w:w="7525"/>
+            <w:tcW w:type="dxa" w:w="7579"/>
           </w:tcPr>
           <w:p>
             <w:pPr>
@@ -11898,7 +11910,7 @@
       <w:tr>
         <w:tc>
           <w:tcPr>
-            <w:tcW w:type="dxa" w:w="1547"/>
+            <w:tcW w:type="dxa" w:w="1493"/>
           </w:tcPr>
           <w:p>
             <w:pPr>
@@ -11915,7 +11927,7 @@
         </w:tc>
         <w:tc>
           <w:tcPr>
-            <w:tcW w:type="dxa" w:w="7525"/>
+            <w:tcW w:type="dxa" w:w="7579"/>
           </w:tcPr>
           <w:p>
             <w:pPr>
@@ -11934,7 +11946,7 @@
       <w:tr>
         <w:tc>
           <w:tcPr>
-            <w:tcW w:type="dxa" w:w="1547"/>
+            <w:tcW w:type="dxa" w:w="1493"/>
           </w:tcPr>
           <w:p>
             <w:pPr>
@@ -11951,7 +11963,7 @@
         </w:tc>
         <w:tc>
           <w:tcPr>
-            <w:tcW w:type="dxa" w:w="7525"/>
+            <w:tcW w:type="dxa" w:w="7579"/>
           </w:tcPr>
           <w:p>
             <w:pPr>
@@ -12309,12 +12321,12 @@
         <w:tblLook w:firstRow="1" w:lastRow="0" w:firstColumn="0" w:lastColumn="0" w:noHBand="0" w:noVBand="0" w:val="0020"/>
       </w:tblPr>
       <w:tblGrid>
-        <w:gridCol w:w="2227"/>
-        <w:gridCol w:w="2835"/>
+        <w:gridCol w:w="2223"/>
+        <w:gridCol w:w="2826"/>
         <w:gridCol w:w="526"/>
-        <w:gridCol w:w="565"/>
+        <w:gridCol w:w="564"/>
         <w:gridCol w:w="722"/>
-        <w:gridCol w:w="2194"/>
+        <w:gridCol w:w="2209"/>
       </w:tblGrid>
       <w:tr>
         <w:trPr>
@@ -12322,7 +12334,7 @@
         </w:trPr>
         <w:tc>
           <w:tcPr>
-            <w:tcW w:type="dxa" w:w="2227"/>
+            <w:tcW w:type="dxa" w:w="2223"/>
             <w:shd w:val="clear" w:color="auto" w:fill="E8EEF5"/>
           </w:tcPr>
           <w:p>
@@ -12342,7 +12354,7 @@
         </w:tc>
         <w:tc>
           <w:tcPr>
-            <w:tcW w:type="dxa" w:w="2836"/>
+            <w:tcW w:type="dxa" w:w="2826"/>
             <w:shd w:val="clear" w:color="auto" w:fill="E8EEF5"/>
           </w:tcPr>
           <w:p>
@@ -12362,7 +12374,7 @@
         </w:tc>
         <w:tc>
           <w:tcPr>
-            <w:tcW w:type="dxa" w:w="527"/>
+            <w:tcW w:type="dxa" w:w="526"/>
             <w:shd w:val="clear" w:color="auto" w:fill="E8EEF5"/>
           </w:tcPr>
           <w:p>
@@ -12382,7 +12394,7 @@
         </w:tc>
         <w:tc>
           <w:tcPr>
-            <w:tcW w:type="dxa" w:w="565"/>
+            <w:tcW w:type="dxa" w:w="564"/>
             <w:shd w:val="clear" w:color="auto" w:fill="E8EEF5"/>
           </w:tcPr>
           <w:p>
@@ -12402,7 +12414,7 @@
         </w:tc>
         <w:tc>
           <w:tcPr>
-            <w:tcW w:type="dxa" w:w="723"/>
+            <w:tcW w:type="dxa" w:w="722"/>
             <w:shd w:val="clear" w:color="auto" w:fill="E8EEF5"/>
           </w:tcPr>
           <w:p>
@@ -12422,7 +12434,7 @@
         </w:tc>
         <w:tc>
           <w:tcPr>
-            <w:tcW w:type="dxa" w:w="2194"/>
+            <w:tcW w:type="dxa" w:w="2210"/>
             <w:shd w:val="clear" w:color="auto" w:fill="E8EEF5"/>
           </w:tcPr>
           <w:p>
@@ -12444,7 +12456,7 @@
       <w:tr>
         <w:tc>
           <w:tcPr>
-            <w:tcW w:type="dxa" w:w="2227"/>
+            <w:tcW w:type="dxa" w:w="2223"/>
           </w:tcPr>
           <w:p>
             <w:pPr>
@@ -12461,7 +12473,7 @@
         </w:tc>
         <w:tc>
           <w:tcPr>
-            <w:tcW w:type="dxa" w:w="2836"/>
+            <w:tcW w:type="dxa" w:w="2826"/>
           </w:tcPr>
           <w:p>
             <w:pPr>
@@ -12478,7 +12490,7 @@
         </w:tc>
         <w:tc>
           <w:tcPr>
-            <w:tcW w:type="dxa" w:w="527"/>
+            <w:tcW w:type="dxa" w:w="526"/>
           </w:tcPr>
           <w:p>
             <w:pPr>
@@ -12495,7 +12507,7 @@
         </w:tc>
         <w:tc>
           <w:tcPr>
-            <w:tcW w:type="dxa" w:w="565"/>
+            <w:tcW w:type="dxa" w:w="564"/>
           </w:tcPr>
           <w:p>
             <w:pPr>
@@ -12512,7 +12524,7 @@
         </w:tc>
         <w:tc>
           <w:tcPr>
-            <w:tcW w:type="dxa" w:w="723"/>
+            <w:tcW w:type="dxa" w:w="722"/>
           </w:tcPr>
           <w:p>
             <w:pPr>
@@ -12529,7 +12541,7 @@
         </w:tc>
         <w:tc>
           <w:tcPr>
-            <w:tcW w:type="dxa" w:w="2194"/>
+            <w:tcW w:type="dxa" w:w="2210"/>
           </w:tcPr>
           <w:p>
             <w:pPr>
@@ -12548,7 +12560,7 @@
       <w:tr>
         <w:tc>
           <w:tcPr>
-            <w:tcW w:type="dxa" w:w="2227"/>
+            <w:tcW w:type="dxa" w:w="2223"/>
           </w:tcPr>
           <w:p>
             <w:pPr>
@@ -12565,7 +12577,7 @@
         </w:tc>
         <w:tc>
           <w:tcPr>
-            <w:tcW w:type="dxa" w:w="2836"/>
+            <w:tcW w:type="dxa" w:w="2826"/>
           </w:tcPr>
           <w:p>
             <w:pPr>
@@ -12582,7 +12594,7 @@
         </w:tc>
         <w:tc>
           <w:tcPr>
-            <w:tcW w:type="dxa" w:w="527"/>
+            <w:tcW w:type="dxa" w:w="526"/>
           </w:tcPr>
           <w:p>
             <w:pPr>
@@ -12599,7 +12611,7 @@
         </w:tc>
         <w:tc>
           <w:tcPr>
-            <w:tcW w:type="dxa" w:w="565"/>
+            <w:tcW w:type="dxa" w:w="564"/>
           </w:tcPr>
           <w:p>
             <w:pPr>
@@ -12616,7 +12628,7 @@
         </w:tc>
         <w:tc>
           <w:tcPr>
-            <w:tcW w:type="dxa" w:w="723"/>
+            <w:tcW w:type="dxa" w:w="722"/>
           </w:tcPr>
           <w:p>
             <w:pPr>
@@ -12633,7 +12645,7 @@
         </w:tc>
         <w:tc>
           <w:tcPr>
-            <w:tcW w:type="dxa" w:w="2194"/>
+            <w:tcW w:type="dxa" w:w="2210"/>
           </w:tcPr>
           <w:p>
             <w:pPr>
@@ -12652,7 +12664,7 @@
       <w:tr>
         <w:tc>
           <w:tcPr>
-            <w:tcW w:type="dxa" w:w="2227"/>
+            <w:tcW w:type="dxa" w:w="2223"/>
           </w:tcPr>
           <w:p>
             <w:pPr>
@@ -12669,7 +12681,7 @@
         </w:tc>
         <w:tc>
           <w:tcPr>
-            <w:tcW w:type="dxa" w:w="2836"/>
+            <w:tcW w:type="dxa" w:w="2826"/>
           </w:tcPr>
           <w:p>
             <w:pPr>
@@ -12686,7 +12698,7 @@
         </w:tc>
         <w:tc>
           <w:tcPr>
-            <w:tcW w:type="dxa" w:w="527"/>
+            <w:tcW w:type="dxa" w:w="526"/>
           </w:tcPr>
           <w:p>
             <w:pPr>
@@ -12703,7 +12715,7 @@
         </w:tc>
         <w:tc>
           <w:tcPr>
-            <w:tcW w:type="dxa" w:w="565"/>
+            <w:tcW w:type="dxa" w:w="564"/>
           </w:tcPr>
           <w:p>
             <w:pPr>
@@ -12720,7 +12732,7 @@
         </w:tc>
         <w:tc>
           <w:tcPr>
-            <w:tcW w:type="dxa" w:w="723"/>
+            <w:tcW w:type="dxa" w:w="722"/>
           </w:tcPr>
           <w:p>
             <w:pPr>
@@ -12737,7 +12749,7 @@
         </w:tc>
         <w:tc>
           <w:tcPr>
-            <w:tcW w:type="dxa" w:w="2194"/>
+            <w:tcW w:type="dxa" w:w="2210"/>
           </w:tcPr>
           <w:p>
             <w:pPr>
@@ -12756,7 +12768,7 @@
       <w:tr>
         <w:tc>
           <w:tcPr>
-            <w:tcW w:type="dxa" w:w="2227"/>
+            <w:tcW w:type="dxa" w:w="2223"/>
           </w:tcPr>
           <w:p>
             <w:pPr>
@@ -12773,7 +12785,7 @@
         </w:tc>
         <w:tc>
           <w:tcPr>
-            <w:tcW w:type="dxa" w:w="2836"/>
+            <w:tcW w:type="dxa" w:w="2826"/>
           </w:tcPr>
           <w:p>
             <w:pPr>
@@ -12790,7 +12802,7 @@
         </w:tc>
         <w:tc>
           <w:tcPr>
-            <w:tcW w:type="dxa" w:w="527"/>
+            <w:tcW w:type="dxa" w:w="526"/>
           </w:tcPr>
           <w:p>
             <w:pPr>
@@ -12807,7 +12819,7 @@
         </w:tc>
         <w:tc>
           <w:tcPr>
-            <w:tcW w:type="dxa" w:w="565"/>
+            <w:tcW w:type="dxa" w:w="564"/>
           </w:tcPr>
           <w:p>
             <w:pPr>
@@ -12824,7 +12836,7 @@
         </w:tc>
         <w:tc>
           <w:tcPr>
-            <w:tcW w:type="dxa" w:w="723"/>
+            <w:tcW w:type="dxa" w:w="722"/>
           </w:tcPr>
           <w:p>
             <w:pPr>
@@ -12841,7 +12853,7 @@
         </w:tc>
         <w:tc>
           <w:tcPr>
-            <w:tcW w:type="dxa" w:w="2194"/>
+            <w:tcW w:type="dxa" w:w="2210"/>
           </w:tcPr>
           <w:p>
             <w:pPr>
@@ -12860,7 +12872,7 @@
       <w:tr>
         <w:tc>
           <w:tcPr>
-            <w:tcW w:type="dxa" w:w="2227"/>
+            <w:tcW w:type="dxa" w:w="2223"/>
           </w:tcPr>
           <w:p>
             <w:pPr>
@@ -12877,7 +12889,7 @@
         </w:tc>
         <w:tc>
           <w:tcPr>
-            <w:tcW w:type="dxa" w:w="2836"/>
+            <w:tcW w:type="dxa" w:w="2826"/>
           </w:tcPr>
           <w:p>
             <w:pPr>
@@ -12894,7 +12906,7 @@
         </w:tc>
         <w:tc>
           <w:tcPr>
-            <w:tcW w:type="dxa" w:w="527"/>
+            <w:tcW w:type="dxa" w:w="526"/>
           </w:tcPr>
           <w:p>
             <w:pPr>
@@ -12911,7 +12923,7 @@
         </w:tc>
         <w:tc>
           <w:tcPr>
-            <w:tcW w:type="dxa" w:w="565"/>
+            <w:tcW w:type="dxa" w:w="564"/>
           </w:tcPr>
           <w:p>
             <w:pPr>
@@ -12928,7 +12940,7 @@
         </w:tc>
         <w:tc>
           <w:tcPr>
-            <w:tcW w:type="dxa" w:w="723"/>
+            <w:tcW w:type="dxa" w:w="722"/>
           </w:tcPr>
           <w:p>
             <w:pPr>
@@ -12945,7 +12957,7 @@
         </w:tc>
         <w:tc>
           <w:tcPr>
-            <w:tcW w:type="dxa" w:w="2194"/>
+            <w:tcW w:type="dxa" w:w="2210"/>
           </w:tcPr>
           <w:p>
             <w:pPr>
@@ -12964,7 +12976,7 @@
       <w:tr>
         <w:tc>
           <w:tcPr>
-            <w:tcW w:type="dxa" w:w="2227"/>
+            <w:tcW w:type="dxa" w:w="2223"/>
           </w:tcPr>
           <w:p>
             <w:pPr>
@@ -12981,7 +12993,7 @@
         </w:tc>
         <w:tc>
           <w:tcPr>
-            <w:tcW w:type="dxa" w:w="2836"/>
+            <w:tcW w:type="dxa" w:w="2826"/>
           </w:tcPr>
           <w:p>
             <w:pPr>
@@ -12998,7 +13010,7 @@
         </w:tc>
         <w:tc>
           <w:tcPr>
-            <w:tcW w:type="dxa" w:w="527"/>
+            <w:tcW w:type="dxa" w:w="526"/>
           </w:tcPr>
           <w:p>
             <w:pPr>
@@ -13015,7 +13027,7 @@
         </w:tc>
         <w:tc>
           <w:tcPr>
-            <w:tcW w:type="dxa" w:w="565"/>
+            <w:tcW w:type="dxa" w:w="564"/>
           </w:tcPr>
           <w:p>
             <w:pPr>
@@ -13032,7 +13044,7 @@
         </w:tc>
         <w:tc>
           <w:tcPr>
-            <w:tcW w:type="dxa" w:w="723"/>
+            <w:tcW w:type="dxa" w:w="722"/>
           </w:tcPr>
           <w:p>
             <w:pPr>
@@ -13049,7 +13061,7 @@
         </w:tc>
         <w:tc>
           <w:tcPr>
-            <w:tcW w:type="dxa" w:w="2194"/>
+            <w:tcW w:type="dxa" w:w="2210"/>
           </w:tcPr>
           <w:p>
             <w:pPr>
@@ -13068,7 +13080,7 @@
       <w:tr>
         <w:tc>
           <w:tcPr>
-            <w:tcW w:type="dxa" w:w="2227"/>
+            <w:tcW w:type="dxa" w:w="2223"/>
           </w:tcPr>
           <w:p>
             <w:pPr>
@@ -13085,7 +13097,7 @@
         </w:tc>
         <w:tc>
           <w:tcPr>
-            <w:tcW w:type="dxa" w:w="2836"/>
+            <w:tcW w:type="dxa" w:w="2826"/>
           </w:tcPr>
           <w:p>
             <w:pPr>
@@ -13102,7 +13114,7 @@
         </w:tc>
         <w:tc>
           <w:tcPr>
-            <w:tcW w:type="dxa" w:w="527"/>
+            <w:tcW w:type="dxa" w:w="526"/>
           </w:tcPr>
           <w:p>
             <w:pPr>
@@ -13119,7 +13131,7 @@
         </w:tc>
         <w:tc>
           <w:tcPr>
-            <w:tcW w:type="dxa" w:w="565"/>
+            <w:tcW w:type="dxa" w:w="564"/>
           </w:tcPr>
           <w:p>
             <w:pPr>
@@ -13136,7 +13148,7 @@
         </w:tc>
         <w:tc>
           <w:tcPr>
-            <w:tcW w:type="dxa" w:w="723"/>
+            <w:tcW w:type="dxa" w:w="722"/>
           </w:tcPr>
           <w:p>
             <w:pPr>
@@ -13153,7 +13165,7 @@
         </w:tc>
         <w:tc>
           <w:tcPr>
-            <w:tcW w:type="dxa" w:w="2194"/>
+            <w:tcW w:type="dxa" w:w="2210"/>
           </w:tcPr>
           <w:p>
             <w:pPr>
@@ -13172,7 +13184,7 @@
       <w:tr>
         <w:tc>
           <w:tcPr>
-            <w:tcW w:type="dxa" w:w="2227"/>
+            <w:tcW w:type="dxa" w:w="2223"/>
           </w:tcPr>
           <w:p>
             <w:pPr>
@@ -13189,7 +13201,7 @@
         </w:tc>
         <w:tc>
           <w:tcPr>
-            <w:tcW w:type="dxa" w:w="2836"/>
+            <w:tcW w:type="dxa" w:w="2826"/>
           </w:tcPr>
           <w:p>
             <w:pPr>
@@ -13206,7 +13218,7 @@
         </w:tc>
         <w:tc>
           <w:tcPr>
-            <w:tcW w:type="dxa" w:w="527"/>
+            <w:tcW w:type="dxa" w:w="526"/>
           </w:tcPr>
           <w:p>
             <w:pPr>
@@ -13223,7 +13235,7 @@
         </w:tc>
         <w:tc>
           <w:tcPr>
-            <w:tcW w:type="dxa" w:w="565"/>
+            <w:tcW w:type="dxa" w:w="564"/>
           </w:tcPr>
           <w:p>
             <w:pPr>
@@ -13240,7 +13252,7 @@
         </w:tc>
         <w:tc>
           <w:tcPr>
-            <w:tcW w:type="dxa" w:w="723"/>
+            <w:tcW w:type="dxa" w:w="722"/>
           </w:tcPr>
           <w:p>
             <w:pPr>
@@ -13257,7 +13269,7 @@
         </w:tc>
         <w:tc>
           <w:tcPr>
-            <w:tcW w:type="dxa" w:w="2194"/>
+            <w:tcW w:type="dxa" w:w="2210"/>
           </w:tcPr>
           <w:p>
             <w:pPr>
@@ -13276,7 +13288,7 @@
       <w:tr>
         <w:tc>
           <w:tcPr>
-            <w:tcW w:type="dxa" w:w="2227"/>
+            <w:tcW w:type="dxa" w:w="2223"/>
           </w:tcPr>
           <w:p>
             <w:pPr>
@@ -13293,7 +13305,7 @@
         </w:tc>
         <w:tc>
           <w:tcPr>
-            <w:tcW w:type="dxa" w:w="2836"/>
+            <w:tcW w:type="dxa" w:w="2826"/>
           </w:tcPr>
           <w:p>
             <w:pPr>
@@ -13310,7 +13322,7 @@
         </w:tc>
         <w:tc>
           <w:tcPr>
-            <w:tcW w:type="dxa" w:w="527"/>
+            <w:tcW w:type="dxa" w:w="526"/>
           </w:tcPr>
           <w:p>
             <w:pPr>
@@ -13327,7 +13339,7 @@
         </w:tc>
         <w:tc>
           <w:tcPr>
-            <w:tcW w:type="dxa" w:w="565"/>
+            <w:tcW w:type="dxa" w:w="564"/>
           </w:tcPr>
           <w:p>
             <w:pPr>
@@ -13344,7 +13356,7 @@
         </w:tc>
         <w:tc>
           <w:tcPr>
-            <w:tcW w:type="dxa" w:w="723"/>
+            <w:tcW w:type="dxa" w:w="722"/>
           </w:tcPr>
           <w:p>
             <w:pPr>
@@ -13361,7 +13373,7 @@
         </w:tc>
         <w:tc>
           <w:tcPr>
-            <w:tcW w:type="dxa" w:w="2194"/>
+            <w:tcW w:type="dxa" w:w="2210"/>
           </w:tcPr>
           <w:p>
             <w:pPr>
@@ -13380,7 +13392,7 @@
       <w:tr>
         <w:tc>
           <w:tcPr>
-            <w:tcW w:type="dxa" w:w="2227"/>
+            <w:tcW w:type="dxa" w:w="2223"/>
           </w:tcPr>
           <w:p>
             <w:pPr>
@@ -13397,7 +13409,7 @@
         </w:tc>
         <w:tc>
           <w:tcPr>
-            <w:tcW w:type="dxa" w:w="2836"/>
+            <w:tcW w:type="dxa" w:w="2826"/>
           </w:tcPr>
           <w:p>
             <w:pPr>
@@ -13414,7 +13426,7 @@
         </w:tc>
         <w:tc>
           <w:tcPr>
-            <w:tcW w:type="dxa" w:w="527"/>
+            <w:tcW w:type="dxa" w:w="526"/>
           </w:tcPr>
           <w:p>
             <w:pPr>
@@ -13431,7 +13443,7 @@
         </w:tc>
         <w:tc>
           <w:tcPr>
-            <w:tcW w:type="dxa" w:w="565"/>
+            <w:tcW w:type="dxa" w:w="564"/>
           </w:tcPr>
           <w:p>
             <w:pPr>
@@ -13448,7 +13460,7 @@
         </w:tc>
         <w:tc>
           <w:tcPr>
-            <w:tcW w:type="dxa" w:w="723"/>
+            <w:tcW w:type="dxa" w:w="722"/>
           </w:tcPr>
           <w:p>
             <w:pPr>
@@ -13465,26 +13477,26 @@
         </w:tc>
         <w:tc>
           <w:tcPr>
-            <w:tcW w:type="dxa" w:w="2194"/>
-          </w:tcPr>
-          <w:p>
-            <w:pPr>
-              <w:pStyle w:val="Compact"/>
-              <w:spacing w:after="0" w:line="264" w:lineRule="auto"/>
-            </w:pPr>
-            <w:r>
-              <w:rPr>
-                <w:sz w:val="16"/>
-              </w:rPr>
-              <w:t xml:space="preserve">실측상 USLT 100%이므로 우선순위 낮음</w:t>
-            </w:r>
-          </w:p>
-        </w:tc>
-      </w:tr>
-      <w:tr>
-        <w:tc>
-          <w:tcPr>
-            <w:tcW w:type="dxa" w:w="2227"/>
+            <w:tcW w:type="dxa" w:w="2210"/>
+          </w:tcPr>
+          <w:p>
+            <w:pPr>
+              <w:pStyle w:val="Compact"/>
+              <w:spacing w:after="0" w:line="264" w:lineRule="auto"/>
+            </w:pPr>
+            <w:r>
+              <w:rPr>
+                <w:sz w:val="16"/>
+              </w:rPr>
+              <w:t xml:space="preserve">실측상 USLT 100%이므로 우선순위 낮음 (D-0010)</w:t>
+            </w:r>
+          </w:p>
+        </w:tc>
+      </w:tr>
+      <w:tr>
+        <w:tc>
+          <w:tcPr>
+            <w:tcW w:type="dxa" w:w="2223"/>
           </w:tcPr>
           <w:p>
             <w:pPr>
@@ -13501,7 +13513,7 @@
         </w:tc>
         <w:tc>
           <w:tcPr>
-            <w:tcW w:type="dxa" w:w="2836"/>
+            <w:tcW w:type="dxa" w:w="2826"/>
           </w:tcPr>
           <w:p>
             <w:pPr>
@@ -13518,7 +13530,7 @@
         </w:tc>
         <w:tc>
           <w:tcPr>
-            <w:tcW w:type="dxa" w:w="527"/>
+            <w:tcW w:type="dxa" w:w="526"/>
           </w:tcPr>
           <w:p>
             <w:pPr>
@@ -13535,7 +13547,7 @@
         </w:tc>
         <w:tc>
           <w:tcPr>
-            <w:tcW w:type="dxa" w:w="565"/>
+            <w:tcW w:type="dxa" w:w="564"/>
           </w:tcPr>
           <w:p>
             <w:pPr>
@@ -13552,7 +13564,7 @@
         </w:tc>
         <w:tc>
           <w:tcPr>
-            <w:tcW w:type="dxa" w:w="723"/>
+            <w:tcW w:type="dxa" w:w="722"/>
           </w:tcPr>
           <w:p>
             <w:pPr>
@@ -13569,7 +13581,7 @@
         </w:tc>
         <w:tc>
           <w:tcPr>
-            <w:tcW w:type="dxa" w:w="2194"/>
+            <w:tcW w:type="dxa" w:w="2210"/>
           </w:tcPr>
           <w:p>
             <w:pPr>
@@ -17137,12 +17149,12 @@
         <w:tblLook w:firstRow="1" w:lastRow="0" w:firstColumn="0" w:lastColumn="0" w:noHBand="0" w:noVBand="0" w:val="0020"/>
       </w:tblPr>
       <w:tblGrid>
-        <w:gridCol w:w="2441"/>
-        <w:gridCol w:w="1884"/>
-        <w:gridCol w:w="556"/>
-        <w:gridCol w:w="615"/>
-        <w:gridCol w:w="615"/>
-        <w:gridCol w:w="2959"/>
+        <w:gridCol w:w="2434"/>
+        <w:gridCol w:w="1873"/>
+        <w:gridCol w:w="555"/>
+        <w:gridCol w:w="613"/>
+        <w:gridCol w:w="613"/>
+        <w:gridCol w:w="2981"/>
       </w:tblGrid>
       <w:tr>
         <w:trPr>
@@ -17150,7 +17162,7 @@
         </w:trPr>
         <w:tc>
           <w:tcPr>
-            <w:tcW w:type="dxa" w:w="2442"/>
+            <w:tcW w:type="dxa" w:w="2434"/>
             <w:shd w:val="clear" w:color="auto" w:fill="E8EEF5"/>
           </w:tcPr>
           <w:p>
@@ -17170,7 +17182,7 @@
         </w:tc>
         <w:tc>
           <w:tcPr>
-            <w:tcW w:type="dxa" w:w="1885"/>
+            <w:tcW w:type="dxa" w:w="1873"/>
             <w:shd w:val="clear" w:color="auto" w:fill="E8EEF5"/>
           </w:tcPr>
           <w:p>
@@ -17190,7 +17202,7 @@
         </w:tc>
         <w:tc>
           <w:tcPr>
-            <w:tcW w:type="dxa" w:w="556"/>
+            <w:tcW w:type="dxa" w:w="555"/>
             <w:shd w:val="clear" w:color="auto" w:fill="E8EEF5"/>
           </w:tcPr>
           <w:p>
@@ -17210,7 +17222,7 @@
         </w:tc>
         <w:tc>
           <w:tcPr>
-            <w:tcW w:type="dxa" w:w="615"/>
+            <w:tcW w:type="dxa" w:w="614"/>
             <w:shd w:val="clear" w:color="auto" w:fill="E8EEF5"/>
           </w:tcPr>
           <w:p>
@@ -17230,7 +17242,7 @@
         </w:tc>
         <w:tc>
           <w:tcPr>
-            <w:tcW w:type="dxa" w:w="615"/>
+            <w:tcW w:type="dxa" w:w="614"/>
             <w:shd w:val="clear" w:color="auto" w:fill="E8EEF5"/>
           </w:tcPr>
           <w:p>
@@ -17250,7 +17262,7 @@
         </w:tc>
         <w:tc>
           <w:tcPr>
-            <w:tcW w:type="dxa" w:w="2959"/>
+            <w:tcW w:type="dxa" w:w="2982"/>
             <w:shd w:val="clear" w:color="auto" w:fill="E8EEF5"/>
           </w:tcPr>
           <w:p>
@@ -17272,7 +17284,7 @@
       <w:tr>
         <w:tc>
           <w:tcPr>
-            <w:tcW w:type="dxa" w:w="2442"/>
+            <w:tcW w:type="dxa" w:w="2434"/>
           </w:tcPr>
           <w:p>
             <w:pPr>
@@ -17289,7 +17301,7 @@
         </w:tc>
         <w:tc>
           <w:tcPr>
-            <w:tcW w:type="dxa" w:w="1885"/>
+            <w:tcW w:type="dxa" w:w="1873"/>
           </w:tcPr>
           <w:p>
             <w:pPr>
@@ -17306,7 +17318,7 @@
         </w:tc>
         <w:tc>
           <w:tcPr>
-            <w:tcW w:type="dxa" w:w="556"/>
+            <w:tcW w:type="dxa" w:w="555"/>
           </w:tcPr>
           <w:p>
             <w:pPr>
@@ -17323,7 +17335,7 @@
         </w:tc>
         <w:tc>
           <w:tcPr>
-            <w:tcW w:type="dxa" w:w="615"/>
+            <w:tcW w:type="dxa" w:w="614"/>
           </w:tcPr>
           <w:p>
             <w:pPr>
@@ -17340,7 +17352,7 @@
         </w:tc>
         <w:tc>
           <w:tcPr>
-            <w:tcW w:type="dxa" w:w="615"/>
+            <w:tcW w:type="dxa" w:w="614"/>
           </w:tcPr>
           <w:p>
             <w:pPr>
@@ -17357,26 +17369,26 @@
         </w:tc>
         <w:tc>
           <w:tcPr>
-            <w:tcW w:type="dxa" w:w="2959"/>
-          </w:tcPr>
-          <w:p>
-            <w:pPr>
-              <w:pStyle w:val="Compact"/>
-              <w:spacing w:after="0" w:line="264" w:lineRule="auto"/>
-            </w:pPr>
-            <w:r>
-              <w:rPr>
-                <w:sz w:val="16"/>
-              </w:rPr>
-              <w:t xml:space="preserve">참조곡 1~5곡. 축 구분은 아직 없다</w:t>
-            </w:r>
-          </w:p>
-        </w:tc>
-      </w:tr>
-      <w:tr>
-        <w:tc>
-          <w:tcPr>
-            <w:tcW w:type="dxa" w:w="2442"/>
+            <w:tcW w:type="dxa" w:w="2982"/>
+          </w:tcPr>
+          <w:p>
+            <w:pPr>
+              <w:pStyle w:val="Compact"/>
+              <w:spacing w:after="0" w:line="264" w:lineRule="auto"/>
+            </w:pPr>
+            <w:r>
+              <w:rPr>
+                <w:sz w:val="16"/>
+              </w:rPr>
+              <w:t xml:space="preserve">참조곡 1~5곡. 축 구분은 아직 없다 (D-0385)</w:t>
+            </w:r>
+          </w:p>
+        </w:tc>
+      </w:tr>
+      <w:tr>
+        <w:tc>
+          <w:tcPr>
+            <w:tcW w:type="dxa" w:w="2434"/>
           </w:tcPr>
           <w:p>
             <w:pPr>
@@ -17393,7 +17405,7 @@
         </w:tc>
         <w:tc>
           <w:tcPr>
-            <w:tcW w:type="dxa" w:w="1885"/>
+            <w:tcW w:type="dxa" w:w="1873"/>
           </w:tcPr>
           <w:p>
             <w:pPr>
@@ -17410,7 +17422,7 @@
         </w:tc>
         <w:tc>
           <w:tcPr>
-            <w:tcW w:type="dxa" w:w="556"/>
+            <w:tcW w:type="dxa" w:w="555"/>
           </w:tcPr>
           <w:p>
             <w:pPr>
@@ -17427,7 +17439,7 @@
         </w:tc>
         <w:tc>
           <w:tcPr>
-            <w:tcW w:type="dxa" w:w="615"/>
+            <w:tcW w:type="dxa" w:w="614"/>
           </w:tcPr>
           <w:p>
             <w:pPr>
@@ -17444,7 +17456,7 @@
         </w:tc>
         <w:tc>
           <w:tcPr>
-            <w:tcW w:type="dxa" w:w="615"/>
+            <w:tcW w:type="dxa" w:w="614"/>
           </w:tcPr>
           <w:p>
             <w:pPr>
@@ -17461,7 +17473,7 @@
         </w:tc>
         <w:tc>
           <w:tcPr>
-            <w:tcW w:type="dxa" w:w="2959"/>
+            <w:tcW w:type="dxa" w:w="2982"/>
           </w:tcPr>
           <w:p>
             <w:pPr>
@@ -17480,7 +17492,7 @@
       <w:tr>
         <w:tc>
           <w:tcPr>
-            <w:tcW w:type="dxa" w:w="2442"/>
+            <w:tcW w:type="dxa" w:w="2434"/>
           </w:tcPr>
           <w:p>
             <w:pPr>
@@ -17497,7 +17509,7 @@
         </w:tc>
         <w:tc>
           <w:tcPr>
-            <w:tcW w:type="dxa" w:w="1885"/>
+            <w:tcW w:type="dxa" w:w="1873"/>
           </w:tcPr>
           <w:p>
             <w:pPr>
@@ -17514,7 +17526,7 @@
         </w:tc>
         <w:tc>
           <w:tcPr>
-            <w:tcW w:type="dxa" w:w="556"/>
+            <w:tcW w:type="dxa" w:w="555"/>
           </w:tcPr>
           <w:p>
             <w:pPr>
@@ -17531,7 +17543,7 @@
         </w:tc>
         <w:tc>
           <w:tcPr>
-            <w:tcW w:type="dxa" w:w="615"/>
+            <w:tcW w:type="dxa" w:w="614"/>
           </w:tcPr>
           <w:p>
             <w:pPr>
@@ -17548,7 +17560,7 @@
         </w:tc>
         <w:tc>
           <w:tcPr>
-            <w:tcW w:type="dxa" w:w="615"/>
+            <w:tcW w:type="dxa" w:w="614"/>
           </w:tcPr>
           <w:p>
             <w:pPr>
@@ -17565,7 +17577,7 @@
         </w:tc>
         <w:tc>
           <w:tcPr>
-            <w:tcW w:type="dxa" w:w="2959"/>
+            <w:tcW w:type="dxa" w:w="2982"/>
           </w:tcPr>
           <w:p>
             <w:pPr>
@@ -17584,7 +17596,7 @@
       <w:tr>
         <w:tc>
           <w:tcPr>
-            <w:tcW w:type="dxa" w:w="2442"/>
+            <w:tcW w:type="dxa" w:w="2434"/>
           </w:tcPr>
           <w:p>
             <w:pPr>
@@ -17601,7 +17613,7 @@
         </w:tc>
         <w:tc>
           <w:tcPr>
-            <w:tcW w:type="dxa" w:w="1885"/>
+            <w:tcW w:type="dxa" w:w="1873"/>
           </w:tcPr>
           <w:p>
             <w:pPr>
@@ -17618,7 +17630,7 @@
         </w:tc>
         <w:tc>
           <w:tcPr>
-            <w:tcW w:type="dxa" w:w="556"/>
+            <w:tcW w:type="dxa" w:w="555"/>
           </w:tcPr>
           <w:p>
             <w:pPr>
@@ -17635,7 +17647,7 @@
         </w:tc>
         <w:tc>
           <w:tcPr>
-            <w:tcW w:type="dxa" w:w="615"/>
+            <w:tcW w:type="dxa" w:w="614"/>
           </w:tcPr>
           <w:p>
             <w:pPr>
@@ -17652,7 +17664,7 @@
         </w:tc>
         <w:tc>
           <w:tcPr>
-            <w:tcW w:type="dxa" w:w="615"/>
+            <w:tcW w:type="dxa" w:w="614"/>
           </w:tcPr>
           <w:p>
             <w:pPr>
@@ -17669,7 +17681,7 @@
         </w:tc>
         <w:tc>
           <w:tcPr>
-            <w:tcW w:type="dxa" w:w="2959"/>
+            <w:tcW w:type="dxa" w:w="2982"/>
           </w:tcPr>
           <w:p>
             <w:pPr>
@@ -17688,7 +17700,7 @@
       <w:tr>
         <w:tc>
           <w:tcPr>
-            <w:tcW w:type="dxa" w:w="2442"/>
+            <w:tcW w:type="dxa" w:w="2434"/>
           </w:tcPr>
           <w:p>
             <w:pPr>
@@ -17705,7 +17717,7 @@
         </w:tc>
         <w:tc>
           <w:tcPr>
-            <w:tcW w:type="dxa" w:w="1885"/>
+            <w:tcW w:type="dxa" w:w="1873"/>
           </w:tcPr>
           <w:p>
             <w:pPr>
@@ -17722,7 +17734,7 @@
         </w:tc>
         <w:tc>
           <w:tcPr>
-            <w:tcW w:type="dxa" w:w="556"/>
+            <w:tcW w:type="dxa" w:w="555"/>
           </w:tcPr>
           <w:p>
             <w:pPr>
@@ -17739,7 +17751,7 @@
         </w:tc>
         <w:tc>
           <w:tcPr>
-            <w:tcW w:type="dxa" w:w="615"/>
+            <w:tcW w:type="dxa" w:w="614"/>
           </w:tcPr>
           <w:p>
             <w:pPr>
@@ -17756,7 +17768,7 @@
         </w:tc>
         <w:tc>
           <w:tcPr>
-            <w:tcW w:type="dxa" w:w="615"/>
+            <w:tcW w:type="dxa" w:w="614"/>
           </w:tcPr>
           <w:p>
             <w:pPr>
@@ -17773,7 +17785,7 @@
         </w:tc>
         <w:tc>
           <w:tcPr>
-            <w:tcW w:type="dxa" w:w="2959"/>
+            <w:tcW w:type="dxa" w:w="2982"/>
           </w:tcPr>
           <w:p>
             <w:pPr>
@@ -17792,7 +17804,7 @@
       <w:tr>
         <w:tc>
           <w:tcPr>
-            <w:tcW w:type="dxa" w:w="2442"/>
+            <w:tcW w:type="dxa" w:w="2434"/>
           </w:tcPr>
           <w:p>
             <w:pPr>
@@ -17809,7 +17821,7 @@
         </w:tc>
         <w:tc>
           <w:tcPr>
-            <w:tcW w:type="dxa" w:w="1885"/>
+            <w:tcW w:type="dxa" w:w="1873"/>
           </w:tcPr>
           <w:p>
             <w:pPr>
@@ -17826,7 +17838,7 @@
         </w:tc>
         <w:tc>
           <w:tcPr>
-            <w:tcW w:type="dxa" w:w="556"/>
+            <w:tcW w:type="dxa" w:w="555"/>
           </w:tcPr>
           <w:p>
             <w:pPr>
@@ -17843,7 +17855,7 @@
         </w:tc>
         <w:tc>
           <w:tcPr>
-            <w:tcW w:type="dxa" w:w="615"/>
+            <w:tcW w:type="dxa" w:w="614"/>
           </w:tcPr>
           <w:p>
             <w:pPr>
@@ -17860,7 +17872,7 @@
         </w:tc>
         <w:tc>
           <w:tcPr>
-            <w:tcW w:type="dxa" w:w="615"/>
+            <w:tcW w:type="dxa" w:w="614"/>
           </w:tcPr>
           <w:p>
             <w:pPr>
@@ -17877,7 +17889,7 @@
         </w:tc>
         <w:tc>
           <w:tcPr>
-            <w:tcW w:type="dxa" w:w="2959"/>
+            <w:tcW w:type="dxa" w:w="2982"/>
           </w:tcPr>
           <w:p>
             <w:pPr>
@@ -17896,7 +17908,7 @@
       <w:tr>
         <w:tc>
           <w:tcPr>
-            <w:tcW w:type="dxa" w:w="2442"/>
+            <w:tcW w:type="dxa" w:w="2434"/>
           </w:tcPr>
           <w:p>
             <w:pPr>
@@ -17913,7 +17925,7 @@
         </w:tc>
         <w:tc>
           <w:tcPr>
-            <w:tcW w:type="dxa" w:w="1885"/>
+            <w:tcW w:type="dxa" w:w="1873"/>
           </w:tcPr>
           <w:p>
             <w:pPr>
@@ -17930,7 +17942,7 @@
         </w:tc>
         <w:tc>
           <w:tcPr>
-            <w:tcW w:type="dxa" w:w="556"/>
+            <w:tcW w:type="dxa" w:w="555"/>
           </w:tcPr>
           <w:p>
             <w:pPr>
@@ -17947,7 +17959,7 @@
         </w:tc>
         <w:tc>
           <w:tcPr>
-            <w:tcW w:type="dxa" w:w="615"/>
+            <w:tcW w:type="dxa" w:w="614"/>
           </w:tcPr>
           <w:p>
             <w:pPr>
@@ -17964,7 +17976,7 @@
         </w:tc>
         <w:tc>
           <w:tcPr>
-            <w:tcW w:type="dxa" w:w="615"/>
+            <w:tcW w:type="dxa" w:w="614"/>
           </w:tcPr>
           <w:p>
             <w:pPr>
@@ -17981,7 +17993,7 @@
         </w:tc>
         <w:tc>
           <w:tcPr>
-            <w:tcW w:type="dxa" w:w="2959"/>
+            <w:tcW w:type="dxa" w:w="2982"/>
           </w:tcPr>
           <w:p>
             <w:pPr>
@@ -18000,7 +18012,7 @@
       <w:tr>
         <w:tc>
           <w:tcPr>
-            <w:tcW w:type="dxa" w:w="2442"/>
+            <w:tcW w:type="dxa" w:w="2434"/>
           </w:tcPr>
           <w:p>
             <w:pPr>
@@ -18017,7 +18029,7 @@
         </w:tc>
         <w:tc>
           <w:tcPr>
-            <w:tcW w:type="dxa" w:w="1885"/>
+            <w:tcW w:type="dxa" w:w="1873"/>
           </w:tcPr>
           <w:p>
             <w:pPr>
@@ -18034,7 +18046,7 @@
         </w:tc>
         <w:tc>
           <w:tcPr>
-            <w:tcW w:type="dxa" w:w="556"/>
+            <w:tcW w:type="dxa" w:w="555"/>
           </w:tcPr>
           <w:p>
             <w:pPr>
@@ -18051,7 +18063,7 @@
         </w:tc>
         <w:tc>
           <w:tcPr>
-            <w:tcW w:type="dxa" w:w="615"/>
+            <w:tcW w:type="dxa" w:w="614"/>
           </w:tcPr>
           <w:p>
             <w:pPr>
@@ -18068,7 +18080,7 @@
         </w:tc>
         <w:tc>
           <w:tcPr>
-            <w:tcW w:type="dxa" w:w="615"/>
+            <w:tcW w:type="dxa" w:w="614"/>
           </w:tcPr>
           <w:p>
             <w:pPr>
@@ -18085,7 +18097,7 @@
         </w:tc>
         <w:tc>
           <w:tcPr>
-            <w:tcW w:type="dxa" w:w="2959"/>
+            <w:tcW w:type="dxa" w:w="2982"/>
           </w:tcPr>
           <w:p>
             <w:pPr>
@@ -18130,7 +18142,7 @@
       <w:tr>
         <w:tc>
           <w:tcPr>
-            <w:tcW w:type="dxa" w:w="2442"/>
+            <w:tcW w:type="dxa" w:w="2434"/>
           </w:tcPr>
           <w:p>
             <w:pPr>
@@ -18147,7 +18159,7 @@
         </w:tc>
         <w:tc>
           <w:tcPr>
-            <w:tcW w:type="dxa" w:w="1885"/>
+            <w:tcW w:type="dxa" w:w="1873"/>
           </w:tcPr>
           <w:p>
             <w:pPr>
@@ -18164,7 +18176,7 @@
         </w:tc>
         <w:tc>
           <w:tcPr>
-            <w:tcW w:type="dxa" w:w="556"/>
+            <w:tcW w:type="dxa" w:w="555"/>
           </w:tcPr>
           <w:p>
             <w:pPr>
@@ -18181,7 +18193,7 @@
         </w:tc>
         <w:tc>
           <w:tcPr>
-            <w:tcW w:type="dxa" w:w="615"/>
+            <w:tcW w:type="dxa" w:w="614"/>
           </w:tcPr>
           <w:p>
             <w:pPr>
@@ -18198,7 +18210,7 @@
         </w:tc>
         <w:tc>
           <w:tcPr>
-            <w:tcW w:type="dxa" w:w="615"/>
+            <w:tcW w:type="dxa" w:w="614"/>
           </w:tcPr>
           <w:p>
             <w:pPr>
@@ -18215,7 +18227,7 @@
         </w:tc>
         <w:tc>
           <w:tcPr>
-            <w:tcW w:type="dxa" w:w="2959"/>
+            <w:tcW w:type="dxa" w:w="2982"/>
           </w:tcPr>
           <w:p>
             <w:pPr>
@@ -18234,7 +18246,7 @@
       <w:tr>
         <w:tc>
           <w:tcPr>
-            <w:tcW w:type="dxa" w:w="2442"/>
+            <w:tcW w:type="dxa" w:w="2434"/>
           </w:tcPr>
           <w:p>
             <w:pPr>
@@ -18251,7 +18263,7 @@
         </w:tc>
         <w:tc>
           <w:tcPr>
-            <w:tcW w:type="dxa" w:w="1885"/>
+            <w:tcW w:type="dxa" w:w="1873"/>
           </w:tcPr>
           <w:p>
             <w:pPr>
@@ -18268,7 +18280,7 @@
         </w:tc>
         <w:tc>
           <w:tcPr>
-            <w:tcW w:type="dxa" w:w="556"/>
+            <w:tcW w:type="dxa" w:w="555"/>
           </w:tcPr>
           <w:p>
             <w:pPr>
@@ -18285,7 +18297,7 @@
         </w:tc>
         <w:tc>
           <w:tcPr>
-            <w:tcW w:type="dxa" w:w="615"/>
+            <w:tcW w:type="dxa" w:w="614"/>
           </w:tcPr>
           <w:p>
             <w:pPr>
@@ -18302,7 +18314,7 @@
         </w:tc>
         <w:tc>
           <w:tcPr>
-            <w:tcW w:type="dxa" w:w="615"/>
+            <w:tcW w:type="dxa" w:w="614"/>
           </w:tcPr>
           <w:p>
             <w:pPr>
@@ -18319,7 +18331,7 @@
         </w:tc>
         <w:tc>
           <w:tcPr>
-            <w:tcW w:type="dxa" w:w="2959"/>
+            <w:tcW w:type="dxa" w:w="2982"/>
           </w:tcPr>
           <w:p>
             <w:pPr>
@@ -24521,9 +24533,9 @@
         <w:tblLook w:firstRow="1" w:lastRow="0" w:firstColumn="0" w:lastColumn="0" w:noHBand="0" w:noVBand="0" w:val="0020"/>
       </w:tblPr>
       <w:tblGrid>
-        <w:gridCol w:w="2843"/>
-        <w:gridCol w:w="1637"/>
-        <w:gridCol w:w="4591"/>
+        <w:gridCol w:w="2798"/>
+        <w:gridCol w:w="1599"/>
+        <w:gridCol w:w="4674"/>
       </w:tblGrid>
       <w:tr>
         <w:trPr>
@@ -24531,7 +24543,7 @@
         </w:trPr>
         <w:tc>
           <w:tcPr>
-            <w:tcW w:type="dxa" w:w="2843"/>
+            <w:tcW w:type="dxa" w:w="2799"/>
             <w:shd w:val="clear" w:color="auto" w:fill="E8EEF5"/>
           </w:tcPr>
           <w:p>
@@ -24551,7 +24563,7 @@
         </w:tc>
         <w:tc>
           <w:tcPr>
-            <w:tcW w:type="dxa" w:w="1637"/>
+            <w:tcW w:type="dxa" w:w="1599"/>
             <w:shd w:val="clear" w:color="auto" w:fill="E8EEF5"/>
           </w:tcPr>
           <w:p>
@@ -24571,7 +24583,7 @@
         </w:tc>
         <w:tc>
           <w:tcPr>
-            <w:tcW w:type="dxa" w:w="4592"/>
+            <w:tcW w:type="dxa" w:w="4674"/>
             <w:shd w:val="clear" w:color="auto" w:fill="E8EEF5"/>
           </w:tcPr>
           <w:p>
@@ -24593,7 +24605,7 @@
       <w:tr>
         <w:tc>
           <w:tcPr>
-            <w:tcW w:type="dxa" w:w="2843"/>
+            <w:tcW w:type="dxa" w:w="2799"/>
           </w:tcPr>
           <w:p>
             <w:pPr>
@@ -24610,7 +24622,7 @@
         </w:tc>
         <w:tc>
           <w:tcPr>
-            <w:tcW w:type="dxa" w:w="1637"/>
+            <w:tcW w:type="dxa" w:w="1599"/>
           </w:tcPr>
           <w:p>
             <w:pPr>
@@ -24627,7 +24639,7 @@
         </w:tc>
         <w:tc>
           <w:tcPr>
-            <w:tcW w:type="dxa" w:w="4592"/>
+            <w:tcW w:type="dxa" w:w="4674"/>
           </w:tcPr>
           <w:p>
             <w:pPr>
@@ -24654,13 +24666,25 @@
               </w:rPr>
               <w:t xml:space="preserve">실측 100% (1004/1004)</w:t>
             </w:r>
-          </w:p>
-        </w:tc>
-      </w:tr>
-      <w:tr>
-        <w:tc>
-          <w:tcPr>
-            <w:tcW w:type="dxa" w:w="2843"/>
+            <w:r>
+              <w:rPr>
+                <w:sz w:val="16"/>
+              </w:rPr>
+              <w:t xml:space="preserve"> </w:t>
+            </w:r>
+            <w:r>
+              <w:rPr>
+                <w:sz w:val="16"/>
+              </w:rPr>
+              <w:t xml:space="preserve">(D-0010 · D-0017)</w:t>
+            </w:r>
+          </w:p>
+        </w:tc>
+      </w:tr>
+      <w:tr>
+        <w:tc>
+          <w:tcPr>
+            <w:tcW w:type="dxa" w:w="2799"/>
           </w:tcPr>
           <w:p>
             <w:pPr>
@@ -24677,7 +24701,7 @@
         </w:tc>
         <w:tc>
           <w:tcPr>
-            <w:tcW w:type="dxa" w:w="1637"/>
+            <w:tcW w:type="dxa" w:w="1599"/>
           </w:tcPr>
           <w:p>
             <w:pPr>
@@ -24694,7 +24718,7 @@
         </w:tc>
         <w:tc>
           <w:tcPr>
-            <w:tcW w:type="dxa" w:w="4592"/>
+            <w:tcW w:type="dxa" w:w="4674"/>
           </w:tcPr>
           <w:p>
             <w:pPr>
@@ -24713,7 +24737,7 @@
       <w:tr>
         <w:tc>
           <w:tcPr>
-            <w:tcW w:type="dxa" w:w="2843"/>
+            <w:tcW w:type="dxa" w:w="2799"/>
           </w:tcPr>
           <w:p>
             <w:pPr>
@@ -24730,7 +24754,7 @@
         </w:tc>
         <w:tc>
           <w:tcPr>
-            <w:tcW w:type="dxa" w:w="1637"/>
+            <w:tcW w:type="dxa" w:w="1599"/>
           </w:tcPr>
           <w:p>
             <w:pPr>
@@ -24747,7 +24771,7 @@
         </w:tc>
         <w:tc>
           <w:tcPr>
-            <w:tcW w:type="dxa" w:w="4592"/>
+            <w:tcW w:type="dxa" w:w="4674"/>
           </w:tcPr>
           <w:p>
             <w:pPr>
@@ -24766,7 +24790,7 @@
       <w:tr>
         <w:tc>
           <w:tcPr>
-            <w:tcW w:type="dxa" w:w="2843"/>
+            <w:tcW w:type="dxa" w:w="2799"/>
           </w:tcPr>
           <w:p>
             <w:pPr>
@@ -24783,7 +24807,7 @@
         </w:tc>
         <w:tc>
           <w:tcPr>
-            <w:tcW w:type="dxa" w:w="1637"/>
+            <w:tcW w:type="dxa" w:w="1599"/>
           </w:tcPr>
           <w:p>
             <w:pPr>
@@ -24800,7 +24824,7 @@
         </w:tc>
         <w:tc>
           <w:tcPr>
-            <w:tcW w:type="dxa" w:w="4592"/>
+            <w:tcW w:type="dxa" w:w="4674"/>
           </w:tcPr>
           <w:p>
             <w:pPr>
@@ -24819,7 +24843,7 @@
       <w:tr>
         <w:tc>
           <w:tcPr>
-            <w:tcW w:type="dxa" w:w="2843"/>
+            <w:tcW w:type="dxa" w:w="2799"/>
           </w:tcPr>
           <w:p>
             <w:pPr>
@@ -24836,7 +24860,7 @@
         </w:tc>
         <w:tc>
           <w:tcPr>
-            <w:tcW w:type="dxa" w:w="1637"/>
+            <w:tcW w:type="dxa" w:w="1599"/>
           </w:tcPr>
           <w:p>
             <w:pPr>
@@ -24853,7 +24877,7 @@
         </w:tc>
         <w:tc>
           <w:tcPr>
-            <w:tcW w:type="dxa" w:w="4592"/>
+            <w:tcW w:type="dxa" w:w="4674"/>
           </w:tcPr>
           <w:p>
             <w:pPr>
@@ -24912,7 +24936,7 @@
       <w:tr>
         <w:tc>
           <w:tcPr>
-            <w:tcW w:type="dxa" w:w="2843"/>
+            <w:tcW w:type="dxa" w:w="2799"/>
           </w:tcPr>
           <w:p>
             <w:pPr>
@@ -24929,7 +24953,7 @@
         </w:tc>
         <w:tc>
           <w:tcPr>
-            <w:tcW w:type="dxa" w:w="1637"/>
+            <w:tcW w:type="dxa" w:w="1599"/>
           </w:tcPr>
           <w:p>
             <w:pPr>
@@ -24946,7 +24970,7 @@
         </w:tc>
         <w:tc>
           <w:tcPr>
-            <w:tcW w:type="dxa" w:w="4592"/>
+            <w:tcW w:type="dxa" w:w="4674"/>
           </w:tcPr>
           <w:p>
             <w:pPr>
@@ -26920,7 +26944,7 @@
     <w:tbl>
       <w:tblPr>
         <w:tblStyle w:val="Table"/>
-        <w:tblW w:w="9071" w:type="dxa"/>
+        <w:tblW w:w="9072" w:type="dxa"/>
         <w:tblBorders>
           <w:top w:val="single" w:sz="4" w:color="BFC8D3"/>
           <w:left w:val="single" w:sz="4" w:color="BFC8D3"/>
@@ -26933,9 +26957,9 @@
         <w:tblLook w:firstRow="1" w:lastRow="0" w:firstColumn="0" w:lastColumn="0" w:noHBand="0" w:noVBand="0" w:val="0020"/>
       </w:tblPr>
       <w:tblGrid>
-        <w:gridCol w:w="1261"/>
-        <w:gridCol w:w="979"/>
-        <w:gridCol w:w="6831"/>
+        <w:gridCol w:w="1250"/>
+        <w:gridCol w:w="971"/>
+        <w:gridCol w:w="6850"/>
       </w:tblGrid>
       <w:tr>
         <w:trPr>
@@ -26943,7 +26967,7 @@
         </w:trPr>
         <w:tc>
           <w:tcPr>
-            <w:tcW w:type="dxa" w:w="1261"/>
+            <w:tcW w:type="dxa" w:w="1250"/>
             <w:shd w:val="clear" w:color="auto" w:fill="E8EEF5"/>
           </w:tcPr>
           <w:p>
@@ -26963,7 +26987,7 @@
         </w:tc>
         <w:tc>
           <w:tcPr>
-            <w:tcW w:type="dxa" w:w="979"/>
+            <w:tcW w:type="dxa" w:w="971"/>
             <w:shd w:val="clear" w:color="auto" w:fill="E8EEF5"/>
           </w:tcPr>
           <w:p>
@@ -26983,7 +27007,7 @@
         </w:tc>
         <w:tc>
           <w:tcPr>
-            <w:tcW w:type="dxa" w:w="6831"/>
+            <w:tcW w:type="dxa" w:w="6850"/>
             <w:shd w:val="clear" w:color="auto" w:fill="E8EEF5"/>
           </w:tcPr>
           <w:p>
@@ -27005,7 +27029,7 @@
       <w:tr>
         <w:tc>
           <w:tcPr>
-            <w:tcW w:type="dxa" w:w="1261"/>
+            <w:tcW w:type="dxa" w:w="1250"/>
           </w:tcPr>
           <w:p>
             <w:pPr>
@@ -27022,7 +27046,7 @@
         </w:tc>
         <w:tc>
           <w:tcPr>
-            <w:tcW w:type="dxa" w:w="979"/>
+            <w:tcW w:type="dxa" w:w="971"/>
           </w:tcPr>
           <w:p>
             <w:pPr>
@@ -27039,7 +27063,7 @@
         </w:tc>
         <w:tc>
           <w:tcPr>
-            <w:tcW w:type="dxa" w:w="6831"/>
+            <w:tcW w:type="dxa" w:w="6850"/>
           </w:tcPr>
           <w:p>
             <w:pPr>
@@ -27072,7 +27096,7 @@
       <w:tr>
         <w:tc>
           <w:tcPr>
-            <w:tcW w:type="dxa" w:w="1261"/>
+            <w:tcW w:type="dxa" w:w="1250"/>
           </w:tcPr>
           <w:p>
             <w:pPr>
@@ -27089,7 +27113,7 @@
         </w:tc>
         <w:tc>
           <w:tcPr>
-            <w:tcW w:type="dxa" w:w="979"/>
+            <w:tcW w:type="dxa" w:w="971"/>
           </w:tcPr>
           <w:p>
             <w:pPr>
@@ -27106,7 +27130,7 @@
         </w:tc>
         <w:tc>
           <w:tcPr>
-            <w:tcW w:type="dxa" w:w="6831"/>
+            <w:tcW w:type="dxa" w:w="6850"/>
           </w:tcPr>
           <w:p>
             <w:pPr>
@@ -27125,7 +27149,7 @@
       <w:tr>
         <w:tc>
           <w:tcPr>
-            <w:tcW w:type="dxa" w:w="1261"/>
+            <w:tcW w:type="dxa" w:w="1250"/>
           </w:tcPr>
           <w:p>
             <w:pPr>
@@ -27142,7 +27166,7 @@
         </w:tc>
         <w:tc>
           <w:tcPr>
-            <w:tcW w:type="dxa" w:w="979"/>
+            <w:tcW w:type="dxa" w:w="971"/>
           </w:tcPr>
           <w:p>
             <w:pPr>
@@ -27159,26 +27183,26 @@
         </w:tc>
         <w:tc>
           <w:tcPr>
-            <w:tcW w:type="dxa" w:w="6831"/>
-          </w:tcPr>
-          <w:p>
-            <w:pPr>
-              <w:pStyle w:val="Compact"/>
-              <w:spacing w:after="0" w:line="264" w:lineRule="auto"/>
-            </w:pPr>
-            <w:r>
-              <w:rPr>
-                <w:sz w:val="16"/>
-              </w:rPr>
-              <w:t xml:space="preserve">2026-12-11까지 병행 과제 우선. HATHOR는 후순위</w:t>
-            </w:r>
-          </w:p>
-        </w:tc>
-      </w:tr>
-      <w:tr>
-        <w:tc>
-          <w:tcPr>
-            <w:tcW w:type="dxa" w:w="1261"/>
+            <w:tcW w:type="dxa" w:w="6850"/>
+          </w:tcPr>
+          <w:p>
+            <w:pPr>
+              <w:pStyle w:val="Compact"/>
+              <w:spacing w:after="0" w:line="264" w:lineRule="auto"/>
+            </w:pPr>
+            <w:r>
+              <w:rPr>
+                <w:sz w:val="16"/>
+              </w:rPr>
+              <w:t xml:space="preserve">2026-12-11까지 병행 과제 우선. HATHOR는 후순위 (D-0385)</w:t>
+            </w:r>
+          </w:p>
+        </w:tc>
+      </w:tr>
+      <w:tr>
+        <w:tc>
+          <w:tcPr>
+            <w:tcW w:type="dxa" w:w="1250"/>
           </w:tcPr>
           <w:p>
             <w:pPr>
@@ -27195,7 +27219,7 @@
         </w:tc>
         <w:tc>
           <w:tcPr>
-            <w:tcW w:type="dxa" w:w="979"/>
+            <w:tcW w:type="dxa" w:w="971"/>
           </w:tcPr>
           <w:p>
             <w:pPr>
@@ -27212,26 +27236,26 @@
         </w:tc>
         <w:tc>
           <w:tcPr>
-            <w:tcW w:type="dxa" w:w="6831"/>
-          </w:tcPr>
-          <w:p>
-            <w:pPr>
-              <w:pStyle w:val="Compact"/>
-              <w:spacing w:after="0" w:line="264" w:lineRule="auto"/>
-            </w:pPr>
-            <w:r>
-              <w:rPr>
-                <w:sz w:val="16"/>
-              </w:rPr>
-              <w:t xml:space="preserve">1인. 코드 리뷰어 부재. 정적 검사와 테스트로 대체</w:t>
-            </w:r>
-          </w:p>
-        </w:tc>
-      </w:tr>
-      <w:tr>
-        <w:tc>
-          <w:tcPr>
-            <w:tcW w:type="dxa" w:w="1261"/>
+            <w:tcW w:type="dxa" w:w="6850"/>
+          </w:tcPr>
+          <w:p>
+            <w:pPr>
+              <w:pStyle w:val="Compact"/>
+              <w:spacing w:after="0" w:line="264" w:lineRule="auto"/>
+            </w:pPr>
+            <w:r>
+              <w:rPr>
+                <w:sz w:val="16"/>
+              </w:rPr>
+              <w:t xml:space="preserve">1인. 코드 리뷰어 부재. 정적 검사와 테스트로 대체 (D-0385)</w:t>
+            </w:r>
+          </w:p>
+        </w:tc>
+      </w:tr>
+      <w:tr>
+        <w:tc>
+          <w:tcPr>
+            <w:tcW w:type="dxa" w:w="1250"/>
           </w:tcPr>
           <w:p>
             <w:pPr>
@@ -27248,7 +27272,7 @@
         </w:tc>
         <w:tc>
           <w:tcPr>
-            <w:tcW w:type="dxa" w:w="979"/>
+            <w:tcW w:type="dxa" w:w="971"/>
           </w:tcPr>
           <w:p>
             <w:pPr>
@@ -27265,7 +27289,7 @@
         </w:tc>
         <w:tc>
           <w:tcPr>
-            <w:tcW w:type="dxa" w:w="6831"/>
+            <w:tcW w:type="dxa" w:w="6850"/>
           </w:tcPr>
           <w:p>
             <w:pPr>
@@ -27284,7 +27308,7 @@
       <w:tr>
         <w:tc>
           <w:tcPr>
-            <w:tcW w:type="dxa" w:w="1261"/>
+            <w:tcW w:type="dxa" w:w="1250"/>
           </w:tcPr>
           <w:p>
             <w:pPr>
@@ -27301,7 +27325,7 @@
         </w:tc>
         <w:tc>
           <w:tcPr>
-            <w:tcW w:type="dxa" w:w="979"/>
+            <w:tcW w:type="dxa" w:w="971"/>
           </w:tcPr>
           <w:p>
             <w:pPr>
@@ -27318,7 +27342,7 @@
         </w:tc>
         <w:tc>
           <w:tcPr>
-            <w:tcW w:type="dxa" w:w="6831"/>
+            <w:tcW w:type="dxa" w:w="6850"/>
           </w:tcPr>
           <w:p>
             <w:pPr>
@@ -27357,7 +27381,7 @@
       <w:tr>
         <w:tc>
           <w:tcPr>
-            <w:tcW w:type="dxa" w:w="1261"/>
+            <w:tcW w:type="dxa" w:w="1250"/>
           </w:tcPr>
           <w:p>
             <w:pPr>
@@ -27374,7 +27398,7 @@
         </w:tc>
         <w:tc>
           <w:tcPr>
-            <w:tcW w:type="dxa" w:w="979"/>
+            <w:tcW w:type="dxa" w:w="971"/>
           </w:tcPr>
           <w:p>
             <w:pPr>
@@ -27391,7 +27415,7 @@
         </w:tc>
         <w:tc>
           <w:tcPr>
-            <w:tcW w:type="dxa" w:w="6831"/>
+            <w:tcW w:type="dxa" w:w="6850"/>
           </w:tcPr>
           <w:p>
             <w:pPr>
@@ -27410,7 +27434,7 @@
       <w:tr>
         <w:tc>
           <w:tcPr>
-            <w:tcW w:type="dxa" w:w="1261"/>
+            <w:tcW w:type="dxa" w:w="1250"/>
           </w:tcPr>
           <w:p>
             <w:pPr>
@@ -27427,7 +27451,7 @@
         </w:tc>
         <w:tc>
           <w:tcPr>
-            <w:tcW w:type="dxa" w:w="979"/>
+            <w:tcW w:type="dxa" w:w="971"/>
           </w:tcPr>
           <w:p>
             <w:pPr>
@@ -27444,7 +27468,7 @@
         </w:tc>
         <w:tc>
           <w:tcPr>
-            <w:tcW w:type="dxa" w:w="6831"/>
+            <w:tcW w:type="dxa" w:w="6850"/>
           </w:tcPr>
           <w:p>
             <w:pPr>
@@ -27463,7 +27487,7 @@
       <w:tr>
         <w:tc>
           <w:tcPr>
-            <w:tcW w:type="dxa" w:w="1261"/>
+            <w:tcW w:type="dxa" w:w="1250"/>
           </w:tcPr>
           <w:p>
             <w:pPr>
@@ -27480,7 +27504,7 @@
         </w:tc>
         <w:tc>
           <w:tcPr>
-            <w:tcW w:type="dxa" w:w="979"/>
+            <w:tcW w:type="dxa" w:w="971"/>
           </w:tcPr>
           <w:p>
             <w:pPr>
@@ -27497,7 +27521,7 @@
         </w:tc>
         <w:tc>
           <w:tcPr>
-            <w:tcW w:type="dxa" w:w="6831"/>
+            <w:tcW w:type="dxa" w:w="6850"/>
           </w:tcPr>
           <w:p>
             <w:pPr>
@@ -27516,7 +27540,7 @@
       <w:tr>
         <w:tc>
           <w:tcPr>
-            <w:tcW w:type="dxa" w:w="1261"/>
+            <w:tcW w:type="dxa" w:w="1250"/>
           </w:tcPr>
           <w:p>
             <w:pPr>
@@ -27533,7 +27557,7 @@
         </w:tc>
         <w:tc>
           <w:tcPr>
-            <w:tcW w:type="dxa" w:w="979"/>
+            <w:tcW w:type="dxa" w:w="971"/>
           </w:tcPr>
           <w:p>
             <w:pPr>
@@ -27550,7 +27574,7 @@
         </w:tc>
         <w:tc>
           <w:tcPr>
-            <w:tcW w:type="dxa" w:w="6831"/>
+            <w:tcW w:type="dxa" w:w="6850"/>
           </w:tcPr>
           <w:p>
             <w:pPr>
@@ -27583,7 +27607,7 @@
       <w:tr>
         <w:tc>
           <w:tcPr>
-            <w:tcW w:type="dxa" w:w="1261"/>
+            <w:tcW w:type="dxa" w:w="1250"/>
           </w:tcPr>
           <w:p>
             <w:pPr>
@@ -27600,7 +27624,7 @@
         </w:tc>
         <w:tc>
           <w:tcPr>
-            <w:tcW w:type="dxa" w:w="979"/>
+            <w:tcW w:type="dxa" w:w="971"/>
           </w:tcPr>
           <w:p>
             <w:pPr>
@@ -27617,7 +27641,7 @@
         </w:tc>
         <w:tc>
           <w:tcPr>
-            <w:tcW w:type="dxa" w:w="6831"/>
+            <w:tcW w:type="dxa" w:w="6850"/>
           </w:tcPr>
           <w:p>
             <w:pPr>
@@ -27636,7 +27660,7 @@
       <w:tr>
         <w:tc>
           <w:tcPr>
-            <w:tcW w:type="dxa" w:w="1261"/>
+            <w:tcW w:type="dxa" w:w="1250"/>
           </w:tcPr>
           <w:p>
             <w:pPr>
@@ -27653,7 +27677,7 @@
         </w:tc>
         <w:tc>
           <w:tcPr>
-            <w:tcW w:type="dxa" w:w="979"/>
+            <w:tcW w:type="dxa" w:w="971"/>
           </w:tcPr>
           <w:p>
             <w:pPr>
@@ -27670,7 +27694,7 @@
         </w:tc>
         <w:tc>
           <w:tcPr>
-            <w:tcW w:type="dxa" w:w="6831"/>
+            <w:tcW w:type="dxa" w:w="6850"/>
           </w:tcPr>
           <w:p>
             <w:pPr>
@@ -27689,7 +27713,7 @@
       <w:tr>
         <w:tc>
           <w:tcPr>
-            <w:tcW w:type="dxa" w:w="1261"/>
+            <w:tcW w:type="dxa" w:w="1250"/>
           </w:tcPr>
           <w:p>
             <w:pPr>
@@ -27706,7 +27730,7 @@
         </w:tc>
         <w:tc>
           <w:tcPr>
-            <w:tcW w:type="dxa" w:w="979"/>
+            <w:tcW w:type="dxa" w:w="971"/>
           </w:tcPr>
           <w:p>
             <w:pPr>
@@ -27723,7 +27747,7 @@
         </w:tc>
         <w:tc>
           <w:tcPr>
-            <w:tcW w:type="dxa" w:w="6831"/>
+            <w:tcW w:type="dxa" w:w="6850"/>
           </w:tcPr>
           <w:p>
             <w:pPr>
@@ -27753,7 +27777,7 @@
     <w:tbl>
       <w:tblPr>
         <w:tblStyle w:val="Table"/>
-        <w:tblW w:w="9071" w:type="dxa"/>
+        <w:tblW w:w="9072" w:type="dxa"/>
         <w:tblBorders>
           <w:top w:val="single" w:sz="4" w:color="BFC8D3"/>
           <w:left w:val="single" w:sz="4" w:color="BFC8D3"/>
@@ -27766,9 +27790,9 @@
         <w:tblLook w:firstRow="1" w:lastRow="0" w:firstColumn="0" w:lastColumn="0" w:noHBand="0" w:noVBand="0" w:val="0020"/>
       </w:tblPr>
       <w:tblGrid>
-        <w:gridCol w:w="2336"/>
-        <w:gridCol w:w="2964"/>
-        <w:gridCol w:w="3771"/>
+        <w:gridCol w:w="2316"/>
+        <w:gridCol w:w="2930"/>
+        <w:gridCol w:w="3824"/>
       </w:tblGrid>
       <w:tr>
         <w:trPr>
@@ -27776,7 +27800,7 @@
         </w:trPr>
         <w:tc>
           <w:tcPr>
-            <w:tcW w:type="dxa" w:w="2336"/>
+            <w:tcW w:type="dxa" w:w="2317"/>
             <w:shd w:val="clear" w:color="auto" w:fill="E8EEF5"/>
           </w:tcPr>
           <w:p>
@@ -27796,7 +27820,7 @@
         </w:tc>
         <w:tc>
           <w:tcPr>
-            <w:tcW w:type="dxa" w:w="2964"/>
+            <w:tcW w:type="dxa" w:w="2931"/>
             <w:shd w:val="clear" w:color="auto" w:fill="E8EEF5"/>
           </w:tcPr>
           <w:p>
@@ -27816,7 +27840,7 @@
         </w:tc>
         <w:tc>
           <w:tcPr>
-            <w:tcW w:type="dxa" w:w="3771"/>
+            <w:tcW w:type="dxa" w:w="3824"/>
             <w:shd w:val="clear" w:color="auto" w:fill="E8EEF5"/>
           </w:tcPr>
           <w:p>
@@ -27838,7 +27862,7 @@
       <w:tr>
         <w:tc>
           <w:tcPr>
-            <w:tcW w:type="dxa" w:w="2336"/>
+            <w:tcW w:type="dxa" w:w="2317"/>
           </w:tcPr>
           <w:p>
             <w:pPr>
@@ -27855,7 +27879,7 @@
         </w:tc>
         <w:tc>
           <w:tcPr>
-            <w:tcW w:type="dxa" w:w="2964"/>
+            <w:tcW w:type="dxa" w:w="2931"/>
           </w:tcPr>
           <w:p>
             <w:pPr>
@@ -27872,26 +27896,26 @@
         </w:tc>
         <w:tc>
           <w:tcPr>
-            <w:tcW w:type="dxa" w:w="3771"/>
-          </w:tcPr>
-          <w:p>
-            <w:pPr>
-              <w:pStyle w:val="Compact"/>
-              <w:spacing w:after="0" w:line="264" w:lineRule="auto"/>
-            </w:pPr>
-            <w:r>
-              <w:rPr>
-                <w:sz w:val="16"/>
-              </w:rPr>
-              <w:t xml:space="preserve">MASTER.md를 대체하는 기획서 3부작 체계로 전환</w:t>
-            </w:r>
-          </w:p>
-        </w:tc>
-      </w:tr>
-      <w:tr>
-        <w:tc>
-          <w:tcPr>
-            <w:tcW w:type="dxa" w:w="2336"/>
+            <w:tcW w:type="dxa" w:w="3824"/>
+          </w:tcPr>
+          <w:p>
+            <w:pPr>
+              <w:pStyle w:val="Compact"/>
+              <w:spacing w:after="0" w:line="264" w:lineRule="auto"/>
+            </w:pPr>
+            <w:r>
+              <w:rPr>
+                <w:sz w:val="16"/>
+              </w:rPr>
+              <w:t xml:space="preserve">MASTER.md를 대체하는 기획서 3부작 체계로 전환 (D-0015)</w:t>
+            </w:r>
+          </w:p>
+        </w:tc>
+      </w:tr>
+      <w:tr>
+        <w:tc>
+          <w:tcPr>
+            <w:tcW w:type="dxa" w:w="2317"/>
           </w:tcPr>
           <w:p>
             <w:pPr>
@@ -27908,7 +27932,7 @@
         </w:tc>
         <w:tc>
           <w:tcPr>
-            <w:tcW w:type="dxa" w:w="2964"/>
+            <w:tcW w:type="dxa" w:w="2931"/>
           </w:tcPr>
           <w:p>
             <w:pPr>
@@ -27925,7 +27949,7 @@
         </w:tc>
         <w:tc>
           <w:tcPr>
-            <w:tcW w:type="dxa" w:w="3771"/>
+            <w:tcW w:type="dxa" w:w="3824"/>
           </w:tcPr>
           <w:p>
             <w:pPr>
@@ -27944,7 +27968,7 @@
       <w:tr>
         <w:tc>
           <w:tcPr>
-            <w:tcW w:type="dxa" w:w="2336"/>
+            <w:tcW w:type="dxa" w:w="2317"/>
           </w:tcPr>
           <w:p>
             <w:pPr>
@@ -27961,7 +27985,7 @@
         </w:tc>
         <w:tc>
           <w:tcPr>
-            <w:tcW w:type="dxa" w:w="2964"/>
+            <w:tcW w:type="dxa" w:w="2931"/>
           </w:tcPr>
           <w:p>
             <w:pPr>
@@ -27978,26 +28002,26 @@
         </w:tc>
         <w:tc>
           <w:tcPr>
-            <w:tcW w:type="dxa" w:w="3771"/>
-          </w:tcPr>
-          <w:p>
-            <w:pPr>
-              <w:pStyle w:val="Compact"/>
-              <w:spacing w:after="0" w:line="264" w:lineRule="auto"/>
-            </w:pPr>
-            <w:r>
-              <w:rPr>
-                <w:sz w:val="16"/>
-              </w:rPr>
-              <w:t xml:space="preserve">ID3 전수 조사 결과 유효 프레임 4종 확인</w:t>
-            </w:r>
-          </w:p>
-        </w:tc>
-      </w:tr>
-      <w:tr>
-        <w:tc>
-          <w:tcPr>
-            <w:tcW w:type="dxa" w:w="2336"/>
+            <w:tcW w:type="dxa" w:w="3824"/>
+          </w:tcPr>
+          <w:p>
+            <w:pPr>
+              <w:pStyle w:val="Compact"/>
+              <w:spacing w:after="0" w:line="264" w:lineRule="auto"/>
+            </w:pPr>
+            <w:r>
+              <w:rPr>
+                <w:sz w:val="16"/>
+              </w:rPr>
+              <w:t xml:space="preserve">ID3 전수 조사 결과 유효 프레임 4종 확인 (D-0010)</w:t>
+            </w:r>
+          </w:p>
+        </w:tc>
+      </w:tr>
+      <w:tr>
+        <w:tc>
+          <w:tcPr>
+            <w:tcW w:type="dxa" w:w="2317"/>
           </w:tcPr>
           <w:p>
             <w:pPr>
@@ -28014,7 +28038,7 @@
         </w:tc>
         <w:tc>
           <w:tcPr>
-            <w:tcW w:type="dxa" w:w="2964"/>
+            <w:tcW w:type="dxa" w:w="2931"/>
           </w:tcPr>
           <w:p>
             <w:pPr>
@@ -28031,7 +28055,7 @@
         </w:tc>
         <w:tc>
           <w:tcPr>
-            <w:tcW w:type="dxa" w:w="3771"/>
+            <w:tcW w:type="dxa" w:w="3824"/>
           </w:tcPr>
           <w:p>
             <w:pPr>
@@ -28050,7 +28074,7 @@
       <w:tr>
         <w:tc>
           <w:tcPr>
-            <w:tcW w:type="dxa" w:w="2336"/>
+            <w:tcW w:type="dxa" w:w="2317"/>
           </w:tcPr>
           <w:p>
             <w:pPr>
@@ -28067,7 +28091,7 @@
         </w:tc>
         <w:tc>
           <w:tcPr>
-            <w:tcW w:type="dxa" w:w="2964"/>
+            <w:tcW w:type="dxa" w:w="2931"/>
           </w:tcPr>
           <w:p>
             <w:pPr>
@@ -28084,7 +28108,7 @@
         </w:tc>
         <w:tc>
           <w:tcPr>
-            <w:tcW w:type="dxa" w:w="3771"/>
+            <w:tcW w:type="dxa" w:w="3824"/>
           </w:tcPr>
           <w:p>
             <w:pPr>
@@ -28103,7 +28127,7 @@
       <w:tr>
         <w:tc>
           <w:tcPr>
-            <w:tcW w:type="dxa" w:w="2336"/>
+            <w:tcW w:type="dxa" w:w="2317"/>
           </w:tcPr>
           <w:p>
             <w:pPr>
@@ -28120,7 +28144,7 @@
         </w:tc>
         <w:tc>
           <w:tcPr>
-            <w:tcW w:type="dxa" w:w="2964"/>
+            <w:tcW w:type="dxa" w:w="2931"/>
           </w:tcPr>
           <w:p>
             <w:pPr>
@@ -28137,7 +28161,7 @@
         </w:tc>
         <w:tc>
           <w:tcPr>
-            <w:tcW w:type="dxa" w:w="3771"/>
+            <w:tcW w:type="dxa" w:w="3824"/>
           </w:tcPr>
           <w:p>
             <w:pPr>
@@ -28156,7 +28180,7 @@
       <w:tr>
         <w:tc>
           <w:tcPr>
-            <w:tcW w:type="dxa" w:w="2336"/>
+            <w:tcW w:type="dxa" w:w="2317"/>
           </w:tcPr>
           <w:p>
             <w:pPr>
@@ -28173,7 +28197,7 @@
         </w:tc>
         <w:tc>
           <w:tcPr>
-            <w:tcW w:type="dxa" w:w="2964"/>
+            <w:tcW w:type="dxa" w:w="2931"/>
           </w:tcPr>
           <w:p>
             <w:pPr>
@@ -28190,7 +28214,7 @@
         </w:tc>
         <w:tc>
           <w:tcPr>
-            <w:tcW w:type="dxa" w:w="3771"/>
+            <w:tcW w:type="dxa" w:w="3824"/>
           </w:tcPr>
           <w:p>
             <w:pPr>
@@ -28209,7 +28233,7 @@
       <w:tr>
         <w:tc>
           <w:tcPr>
-            <w:tcW w:type="dxa" w:w="2336"/>
+            <w:tcW w:type="dxa" w:w="2317"/>
           </w:tcPr>
           <w:p>
             <w:pPr>
@@ -28226,7 +28250,7 @@
         </w:tc>
         <w:tc>
           <w:tcPr>
-            <w:tcW w:type="dxa" w:w="2964"/>
+            <w:tcW w:type="dxa" w:w="2931"/>
           </w:tcPr>
           <w:p>
             <w:pPr>
@@ -28243,7 +28267,7 @@
         </w:tc>
         <w:tc>
           <w:tcPr>
-            <w:tcW w:type="dxa" w:w="3771"/>
+            <w:tcW w:type="dxa" w:w="3824"/>
           </w:tcPr>
           <w:p>
             <w:pPr>
@@ -39128,11 +39152,11 @@
         <w:tblLook w:firstRow="1" w:lastRow="0" w:firstColumn="0" w:lastColumn="0" w:noHBand="0" w:noVBand="0" w:val="0020"/>
       </w:tblPr>
       <w:tblGrid>
-        <w:gridCol w:w="562"/>
-        <w:gridCol w:w="2852"/>
-        <w:gridCol w:w="957"/>
-        <w:gridCol w:w="1777"/>
-        <w:gridCol w:w="2921"/>
+        <w:gridCol w:w="561"/>
+        <w:gridCol w:w="2829"/>
+        <w:gridCol w:w="953"/>
+        <w:gridCol w:w="1769"/>
+        <w:gridCol w:w="2958"/>
       </w:tblGrid>
       <w:tr>
         <w:trPr>
@@ -39140,7 +39164,7 @@
         </w:trPr>
         <w:tc>
           <w:tcPr>
-            <w:tcW w:type="dxa" w:w="563"/>
+            <w:tcW w:type="dxa" w:w="561"/>
             <w:shd w:val="clear" w:color="auto" w:fill="E8EEF5"/>
           </w:tcPr>
           <w:p>
@@ -39160,7 +39184,7 @@
         </w:tc>
         <w:tc>
           <w:tcPr>
-            <w:tcW w:type="dxa" w:w="2853"/>
+            <w:tcW w:type="dxa" w:w="2829"/>
             <w:shd w:val="clear" w:color="auto" w:fill="E8EEF5"/>
           </w:tcPr>
           <w:p>
@@ -39180,7 +39204,7 @@
         </w:tc>
         <w:tc>
           <w:tcPr>
-            <w:tcW w:type="dxa" w:w="957"/>
+            <w:tcW w:type="dxa" w:w="954"/>
             <w:shd w:val="clear" w:color="auto" w:fill="E8EEF5"/>
           </w:tcPr>
           <w:p>
@@ -39200,7 +39224,7 @@
         </w:tc>
         <w:tc>
           <w:tcPr>
-            <w:tcW w:type="dxa" w:w="1778"/>
+            <w:tcW w:type="dxa" w:w="1770"/>
             <w:shd w:val="clear" w:color="auto" w:fill="E8EEF5"/>
           </w:tcPr>
           <w:p>
@@ -39220,7 +39244,7 @@
         </w:tc>
         <w:tc>
           <w:tcPr>
-            <w:tcW w:type="dxa" w:w="2921"/>
+            <w:tcW w:type="dxa" w:w="2958"/>
             <w:shd w:val="clear" w:color="auto" w:fill="E8EEF5"/>
           </w:tcPr>
           <w:p>
@@ -39242,7 +39266,7 @@
       <w:tr>
         <w:tc>
           <w:tcPr>
-            <w:tcW w:type="dxa" w:w="563"/>
+            <w:tcW w:type="dxa" w:w="561"/>
           </w:tcPr>
           <w:p>
             <w:pPr>
@@ -39261,7 +39285,7 @@
         </w:tc>
         <w:tc>
           <w:tcPr>
-            <w:tcW w:type="dxa" w:w="2853"/>
+            <w:tcW w:type="dxa" w:w="2829"/>
           </w:tcPr>
           <w:p>
             <w:pPr>
@@ -39278,7 +39302,7 @@
         </w:tc>
         <w:tc>
           <w:tcPr>
-            <w:tcW w:type="dxa" w:w="957"/>
+            <w:tcW w:type="dxa" w:w="954"/>
           </w:tcPr>
           <w:p>
             <w:pPr>
@@ -39295,7 +39319,7 @@
         </w:tc>
         <w:tc>
           <w:tcPr>
-            <w:tcW w:type="dxa" w:w="1778"/>
+            <w:tcW w:type="dxa" w:w="1770"/>
           </w:tcPr>
           <w:p>
             <w:pPr>
@@ -39312,18 +39336,18 @@
         </w:tc>
         <w:tc>
           <w:tcPr>
-            <w:tcW w:type="dxa" w:w="2921"/>
-          </w:tcPr>
-          <w:p>
-            <w:pPr>
-              <w:pStyle w:val="Compact"/>
-              <w:spacing w:after="0" w:line="264" w:lineRule="auto"/>
-            </w:pPr>
-            <w:r>
-              <w:rPr>
-                <w:sz w:val="16"/>
-              </w:rPr>
-              <w:t xml:space="preserve">조성(temperley · 배음 0.5) · 크로마 · 온셋 · 템포 · 화성 도수 사전 · MERT</w:t>
+            <w:tcW w:type="dxa" w:w="2958"/>
+          </w:tcPr>
+          <w:p>
+            <w:pPr>
+              <w:pStyle w:val="Compact"/>
+              <w:spacing w:after="0" w:line="264" w:lineRule="auto"/>
+            </w:pPr>
+            <w:r>
+              <w:rPr>
+                <w:sz w:val="16"/>
+              </w:rPr>
+              <w:t xml:space="preserve">조성(temperley · 배음 0.5 — D-0201) · 크로마 · 온셋 · 템포 · 화성 도수 사전 · MERT</w:t>
             </w:r>
             <w:r>
               <w:rPr>
@@ -39344,7 +39368,7 @@
       <w:tr>
         <w:tc>
           <w:tcPr>
-            <w:tcW w:type="dxa" w:w="563"/>
+            <w:tcW w:type="dxa" w:w="561"/>
           </w:tcPr>
           <w:p>
             <w:pPr>
@@ -39363,7 +39387,7 @@
         </w:tc>
         <w:tc>
           <w:tcPr>
-            <w:tcW w:type="dxa" w:w="2853"/>
+            <w:tcW w:type="dxa" w:w="2829"/>
           </w:tcPr>
           <w:p>
             <w:pPr>
@@ -39380,7 +39404,7 @@
         </w:tc>
         <w:tc>
           <w:tcPr>
-            <w:tcW w:type="dxa" w:w="957"/>
+            <w:tcW w:type="dxa" w:w="954"/>
           </w:tcPr>
           <w:p>
             <w:pPr>
@@ -39399,7 +39423,7 @@
         </w:tc>
         <w:tc>
           <w:tcPr>
-            <w:tcW w:type="dxa" w:w="1778"/>
+            <w:tcW w:type="dxa" w:w="1770"/>
           </w:tcPr>
           <w:p>
             <w:pPr>
@@ -39416,7 +39440,7 @@
         </w:tc>
         <w:tc>
           <w:tcPr>
-            <w:tcW w:type="dxa" w:w="2921"/>
+            <w:tcW w:type="dxa" w:w="2958"/>
           </w:tcPr>
           <w:p>
             <w:pPr>
@@ -39435,7 +39459,7 @@
       <w:tr>
         <w:tc>
           <w:tcPr>
-            <w:tcW w:type="dxa" w:w="563"/>
+            <w:tcW w:type="dxa" w:w="561"/>
           </w:tcPr>
           <w:p>
             <w:pPr>
@@ -39454,7 +39478,7 @@
         </w:tc>
         <w:tc>
           <w:tcPr>
-            <w:tcW w:type="dxa" w:w="2853"/>
+            <w:tcW w:type="dxa" w:w="2829"/>
           </w:tcPr>
           <w:p>
             <w:pPr>
@@ -39471,7 +39495,7 @@
         </w:tc>
         <w:tc>
           <w:tcPr>
-            <w:tcW w:type="dxa" w:w="957"/>
+            <w:tcW w:type="dxa" w:w="954"/>
           </w:tcPr>
           <w:p>
             <w:pPr>
@@ -39488,7 +39512,7 @@
         </w:tc>
         <w:tc>
           <w:tcPr>
-            <w:tcW w:type="dxa" w:w="1778"/>
+            <w:tcW w:type="dxa" w:w="1770"/>
           </w:tcPr>
           <w:p>
             <w:pPr>
@@ -39513,7 +39537,7 @@
         </w:tc>
         <w:tc>
           <w:tcPr>
-            <w:tcW w:type="dxa" w:w="2921"/>
+            <w:tcW w:type="dxa" w:w="2958"/>
           </w:tcPr>
           <w:p>
             <w:pPr>
@@ -39532,7 +39556,7 @@
       <w:tr>
         <w:tc>
           <w:tcPr>
-            <w:tcW w:type="dxa" w:w="563"/>
+            <w:tcW w:type="dxa" w:w="561"/>
           </w:tcPr>
           <w:p>
             <w:pPr>
@@ -39551,7 +39575,7 @@
         </w:tc>
         <w:tc>
           <w:tcPr>
-            <w:tcW w:type="dxa" w:w="2853"/>
+            <w:tcW w:type="dxa" w:w="2829"/>
           </w:tcPr>
           <w:p>
             <w:pPr>
@@ -39568,7 +39592,7 @@
         </w:tc>
         <w:tc>
           <w:tcPr>
-            <w:tcW w:type="dxa" w:w="957"/>
+            <w:tcW w:type="dxa" w:w="954"/>
           </w:tcPr>
           <w:p>
             <w:pPr>
@@ -39587,7 +39611,7 @@
         </w:tc>
         <w:tc>
           <w:tcPr>
-            <w:tcW w:type="dxa" w:w="1778"/>
+            <w:tcW w:type="dxa" w:w="1770"/>
           </w:tcPr>
           <w:p>
             <w:pPr>
@@ -39604,7 +39628,7 @@
         </w:tc>
         <w:tc>
           <w:tcPr>
-            <w:tcW w:type="dxa" w:w="2921"/>
+            <w:tcW w:type="dxa" w:w="2958"/>
           </w:tcPr>
           <w:p>
             <w:pPr>
@@ -55121,13 +55145,25 @@
           <w:b/>
           <w:bCs/>
         </w:rPr>
-        <w:t xml:space="preserve">문서만 둔다</w:t>
-      </w:r>
-      <w:r>
-        <w:t xml:space="preserve"> </w:t>
-      </w:r>
-      <w:r>
-        <w:t xml:space="preserve">(D-0383). 축 셋 말고 거기 사는 것은</w:t>
+        <w:t xml:space="preserve">축 셋만 둔다</w:t>
+      </w:r>
+      <w:r>
+        <w:t xml:space="preserve"> </w:t>
+      </w:r>
+      <w:r>
+        <w:t xml:space="preserve">(D-0383 · D-0384). 하위 폴더도 만들지 않는다 (D-0187).</w:t>
+      </w:r>
+      <w:r>
+        <w:t xml:space="preserve"> </w:t>
+      </w:r>
+      <w:r>
+        <w:rPr>
+          <w:rStyle w:val="VerbatimChar"/>
+        </w:rPr>
+        <w:t xml:space="preserve">README.md</w:t>
+      </w:r>
+      <w:r>
+        <w:t xml:space="preserve">는 진입이라 뿌리에 있고, 나머지는</w:t>
       </w:r>
       <w:r>
         <w:t xml:space="preserve"> </w:t>
@@ -55137,36 +55173,319 @@
           <w:b/>
           <w:bCs/>
         </w:rPr>
-        <w:t xml:space="preserve">시제 밖 1개</w:t>
-      </w:r>
-      <w:r>
-        <w:t xml:space="preserve">,</w:t>
-      </w:r>
-      <w:r>
-        <w:t xml:space="preserve"> </w:t>
-      </w:r>
-      <w:r>
-        <w:t xml:space="preserve">실측 정본</w:t>
-      </w:r>
-      <w:r>
-        <w:t xml:space="preserve"> </w:t>
-      </w:r>
-      <w:r>
-        <w:rPr>
-          <w:rStyle w:val="VerbatimChar"/>
-        </w:rPr>
-        <w:t xml:space="preserve">measured.toml</w:t>
-      </w:r>
-      <w:r>
-        <w:t xml:space="preserve">뿐이다 (D-0366) — 마크다운이 아니라 읽는 축으로 자랄 수 없고,</w:t>
-      </w:r>
-      <w:r>
-        <w:t xml:space="preserve"> </w:t>
-      </w:r>
-      <w:r>
-        <w:t xml:space="preserve">축의 표가 그것을 찍어 낸 거울이다. 하위 폴더는 만들지 않는다 (D-0187).</w:t>
+        <w:t xml:space="preserve">문서가 아니라서</w:t>
+      </w:r>
+      <w:r>
+        <w:t xml:space="preserve"> </w:t>
+      </w:r>
+      <w:r>
+        <w:t xml:space="preserve">나갔다:</w:t>
       </w:r>
     </w:p>
+    <w:tbl>
+      <w:tblPr>
+        <w:tblStyle w:val="Table"/>
+        <w:tblW w:w="9072" w:type="dxa"/>
+        <w:tblBorders>
+          <w:top w:val="single" w:sz="4" w:color="BFC8D3"/>
+          <w:left w:val="single" w:sz="4" w:color="BFC8D3"/>
+          <w:bottom w:val="single" w:sz="4" w:color="BFC8D3"/>
+          <w:right w:val="single" w:sz="4" w:color="BFC8D3"/>
+          <w:insideH w:val="single" w:sz="4" w:color="BFC8D3"/>
+          <w:insideV w:val="single" w:sz="4" w:color="BFC8D3"/>
+        </w:tblBorders>
+        <w:tblLayout w:type="fixed"/>
+        <w:tblLook w:firstRow="1" w:lastRow="0" w:firstColumn="0" w:lastColumn="0" w:noHBand="0" w:noVBand="0" w:val="0020"/>
+      </w:tblPr>
+      <w:tblGrid>
+        <w:gridCol w:w="3770"/>
+        <w:gridCol w:w="2593"/>
+        <w:gridCol w:w="2707"/>
+      </w:tblGrid>
+      <w:tr>
+        <w:trPr>
+          <w:tblHeader w:val="on"/>
+        </w:trPr>
+        <w:tc>
+          <w:tcPr>
+            <w:tcW w:type="dxa" w:w="3771"/>
+            <w:shd w:val="clear" w:color="auto" w:fill="E8EEF5"/>
+          </w:tcPr>
+          <w:p>
+            <w:pPr>
+              <w:pStyle w:val="Compact"/>
+              <w:spacing w:after="0" w:line="264" w:lineRule="auto"/>
+            </w:pPr>
+            <w:r>
+              <w:rPr>
+                <w:b/>
+                <w:color w:val="1F4E79"/>
+                <w:sz w:val="16"/>
+              </w:rPr>
+              <w:t xml:space="preserve">무엇</w:t>
+            </w:r>
+          </w:p>
+        </w:tc>
+        <w:tc>
+          <w:tcPr>
+            <w:tcW w:type="dxa" w:w="2594"/>
+            <w:shd w:val="clear" w:color="auto" w:fill="E8EEF5"/>
+          </w:tcPr>
+          <w:p>
+            <w:pPr>
+              <w:pStyle w:val="Compact"/>
+              <w:spacing w:after="0" w:line="264" w:lineRule="auto"/>
+            </w:pPr>
+            <w:r>
+              <w:rPr>
+                <w:b/>
+                <w:color w:val="1F4E79"/>
+                <w:sz w:val="16"/>
+              </w:rPr>
+              <w:t xml:space="preserve">어디</w:t>
+            </w:r>
+          </w:p>
+        </w:tc>
+        <w:tc>
+          <w:tcPr>
+            <w:tcW w:type="dxa" w:w="2708"/>
+            <w:shd w:val="clear" w:color="auto" w:fill="E8EEF5"/>
+          </w:tcPr>
+          <w:p>
+            <w:pPr>
+              <w:pStyle w:val="Compact"/>
+              <w:spacing w:after="0" w:line="264" w:lineRule="auto"/>
+            </w:pPr>
+            <w:r>
+              <w:rPr>
+                <w:b/>
+                <w:color w:val="1F4E79"/>
+                <w:sz w:val="16"/>
+              </w:rPr>
+              <w:t xml:space="preserve">왜</w:t>
+            </w:r>
+          </w:p>
+        </w:tc>
+      </w:tr>
+      <w:tr>
+        <w:tc>
+          <w:tcPr>
+            <w:tcW w:type="dxa" w:w="3771"/>
+          </w:tcPr>
+          <w:p>
+            <w:pPr>
+              <w:pStyle w:val="Compact"/>
+              <w:spacing w:after="0" w:line="264" w:lineRule="auto"/>
+            </w:pPr>
+            <w:r>
+              <w:rPr>
+                <w:sz w:val="16"/>
+              </w:rPr>
+              <w:t xml:space="preserve">제출본</w:t>
+            </w:r>
+            <w:r>
+              <w:rPr>
+                <w:sz w:val="16"/>
+              </w:rPr>
+              <w:t xml:space="preserve"> </w:t>
+            </w:r>
+            <w:r>
+              <w:rPr>
+                <w:rStyle w:val="VerbatimChar"/>
+                <w:sz w:val="16"/>
+              </w:rPr>
+              <w:t xml:space="preserve">proposal.docx</w:t>
+            </w:r>
+            <w:r>
+              <w:rPr>
+                <w:sz w:val="16"/>
+              </w:rPr>
+              <w:t xml:space="preserve"> </w:t>
+            </w:r>
+            <w:r>
+              <w:rPr>
+                <w:sz w:val="16"/>
+              </w:rPr>
+              <w:t xml:space="preserve">· 자물쇠</w:t>
+            </w:r>
+            <w:r>
+              <w:rPr>
+                <w:sz w:val="16"/>
+              </w:rPr>
+              <w:t xml:space="preserve"> </w:t>
+            </w:r>
+            <w:r>
+              <w:rPr>
+                <w:rStyle w:val="VerbatimChar"/>
+                <w:sz w:val="16"/>
+              </w:rPr>
+              <w:t xml:space="preserve">proposal.lock.json</w:t>
+            </w:r>
+            <w:r>
+              <w:rPr>
+                <w:sz w:val="16"/>
+              </w:rPr>
+              <w:t xml:space="preserve"> </w:t>
+            </w:r>
+            <w:r>
+              <w:rPr>
+                <w:sz w:val="16"/>
+              </w:rPr>
+              <w:t xml:space="preserve">· 화면</w:t>
+            </w:r>
+            <w:r>
+              <w:rPr>
+                <w:sz w:val="16"/>
+              </w:rPr>
+              <w:t xml:space="preserve"> </w:t>
+            </w:r>
+            <w:r>
+              <w:rPr>
+                <w:rStyle w:val="VerbatimChar"/>
+                <w:sz w:val="16"/>
+              </w:rPr>
+              <w:t xml:space="preserve">proposal.html</w:t>
+            </w:r>
+          </w:p>
+        </w:tc>
+        <w:tc>
+          <w:tcPr>
+            <w:tcW w:type="dxa" w:w="2594"/>
+          </w:tcPr>
+          <w:p>
+            <w:pPr>
+              <w:pStyle w:val="Compact"/>
+              <w:spacing w:after="0" w:line="264" w:lineRule="auto"/>
+            </w:pPr>
+            <w:r>
+              <w:rPr>
+                <w:rStyle w:val="VerbatimChar"/>
+                <w:sz w:val="16"/>
+              </w:rPr>
+              <w:t xml:space="preserve">site/</w:t>
+            </w:r>
+          </w:p>
+        </w:tc>
+        <w:tc>
+          <w:tcPr>
+            <w:tcW w:type="dxa" w:w="2708"/>
+          </w:tcPr>
+          <w:p>
+            <w:pPr>
+              <w:pStyle w:val="Compact"/>
+              <w:spacing w:after="0" w:line="264" w:lineRule="auto"/>
+            </w:pPr>
+            <w:r>
+              <w:rPr>
+                <w:b/>
+                <w:bCs/>
+                <w:sz w:val="16"/>
+              </w:rPr>
+              <w:t xml:space="preserve">만들어지는 것</w:t>
+            </w:r>
+            <w:r>
+              <w:rPr>
+                <w:sz w:val="16"/>
+              </w:rPr>
+              <w:t xml:space="preserve">이고 배포가 그 폴더를 올린다</w:t>
+            </w:r>
+          </w:p>
+        </w:tc>
+      </w:tr>
+      <w:tr>
+        <w:tc>
+          <w:tcPr>
+            <w:tcW w:type="dxa" w:w="3771"/>
+          </w:tcPr>
+          <w:p>
+            <w:pPr>
+              <w:pStyle w:val="Compact"/>
+              <w:spacing w:after="0" w:line="264" w:lineRule="auto"/>
+            </w:pPr>
+            <w:r>
+              <w:rPr>
+                <w:sz w:val="16"/>
+              </w:rPr>
+              <w:t xml:space="preserve">실측 정본</w:t>
+            </w:r>
+            <w:r>
+              <w:rPr>
+                <w:sz w:val="16"/>
+              </w:rPr>
+              <w:t xml:space="preserve"> </w:t>
+            </w:r>
+            <w:r>
+              <w:rPr>
+                <w:rStyle w:val="VerbatimChar"/>
+                <w:sz w:val="16"/>
+              </w:rPr>
+              <w:t xml:space="preserve">measured.toml</w:t>
+            </w:r>
+          </w:p>
+        </w:tc>
+        <w:tc>
+          <w:tcPr>
+            <w:tcW w:type="dxa" w:w="2594"/>
+          </w:tcPr>
+          <w:p>
+            <w:pPr>
+              <w:pStyle w:val="Compact"/>
+              <w:spacing w:after="0" w:line="264" w:lineRule="auto"/>
+            </w:pPr>
+            <w:r>
+              <w:rPr>
+                <w:sz w:val="16"/>
+              </w:rPr>
+              <w:t xml:space="preserve">뿌리 (</w:t>
+            </w:r>
+            <w:r>
+              <w:rPr>
+                <w:rStyle w:val="VerbatimChar"/>
+                <w:sz w:val="16"/>
+              </w:rPr>
+              <w:t xml:space="preserve">artifacts.toml</w:t>
+            </w:r>
+            <w:r>
+              <w:rPr>
+                <w:sz w:val="16"/>
+              </w:rPr>
+              <w:t xml:space="preserve"> </w:t>
+            </w:r>
+            <w:r>
+              <w:rPr>
+                <w:sz w:val="16"/>
+              </w:rPr>
+              <w:t xml:space="preserve">옆)</w:t>
+            </w:r>
+          </w:p>
+        </w:tc>
+        <w:tc>
+          <w:tcPr>
+            <w:tcW w:type="dxa" w:w="2708"/>
+          </w:tcPr>
+          <w:p>
+            <w:pPr>
+              <w:pStyle w:val="Compact"/>
+              <w:spacing w:after="0" w:line="264" w:lineRule="auto"/>
+            </w:pPr>
+            <w:r>
+              <w:rPr>
+                <w:b/>
+                <w:bCs/>
+                <w:sz w:val="16"/>
+              </w:rPr>
+              <w:t xml:space="preserve">기계가 쓰는 대장</w:t>
+            </w:r>
+            <w:r>
+              <w:rPr>
+                <w:sz w:val="16"/>
+              </w:rPr>
+              <w:t xml:space="preserve">이지 읽는 문서가 아니다 (D-0366)</w:t>
+            </w:r>
+          </w:p>
+        </w:tc>
+      </w:tr>
+    </w:tbl>
     <w:p>
       <w:pPr>
         <w:pStyle w:val="BodyText"/>
@@ -55176,108 +55495,44 @@
           <w:b/>
           <w:bCs/>
         </w:rPr>
-        <w:t xml:space="preserve">빌드 산출물은</w:t>
+        <w:t xml:space="preserve">기획서는 축이 아니다.</w:t>
+      </w:r>
+      <w:r>
+        <w:t xml:space="preserve"> </w:t>
+      </w:r>
+      <w:r>
+        <w:rPr>
+          <w:rStyle w:val="VerbatimChar"/>
+        </w:rPr>
+        <w:t xml:space="preserve">MASTER</w:t>
+      </w:r>
+      <w:r>
+        <w:t xml:space="preserve"> </w:t>
+      </w:r>
+      <w:r>
+        <w:t xml:space="preserve">Part I ~ III에서 빌드되므로</w:t>
+      </w:r>
+      <w:r>
+        <w:t xml:space="preserve"> </w:t>
       </w:r>
       <w:r>
         <w:rPr>
           <w:b/>
           <w:bCs/>
         </w:rPr>
-        <w:t xml:space="preserve"> </w:t>
-      </w:r>
-      <w:r>
-        <w:rPr>
-          <w:rStyle w:val="VerbatimChar"/>
-          <w:b/>
-          <w:bCs/>
-        </w:rPr>
-        <w:t xml:space="preserve">site/</w:t>
-      </w:r>
-      <w:r>
-        <w:rPr>
-          <w:b/>
-          <w:bCs/>
-        </w:rPr>
-        <w:t xml:space="preserve">에 산다</w:t>
-      </w:r>
-      <w:r>
-        <w:t xml:space="preserve"> </w:t>
-      </w:r>
-      <w:r>
-        <w:t xml:space="preserve">— 제출본</w:t>
-      </w:r>
-      <w:r>
-        <w:t xml:space="preserve"> </w:t>
-      </w:r>
-      <w:r>
-        <w:rPr>
-          <w:rStyle w:val="VerbatimChar"/>
-        </w:rPr>
-        <w:t xml:space="preserve">proposal.docx</w:t>
-      </w:r>
-      <w:r>
-        <w:t xml:space="preserve"> </w:t>
-      </w:r>
-      <w:r>
-        <w:t xml:space="preserve">· 그 생성기의 자물쇠</w:t>
-      </w:r>
-      <w:r>
-        <w:t xml:space="preserve"> </w:t>
-      </w:r>
-      <w:r>
-        <w:rPr>
-          <w:rStyle w:val="VerbatimChar"/>
-        </w:rPr>
-        <w:t xml:space="preserve">proposal.lock.json</w:t>
-      </w:r>
-      <w:r>
-        <w:t xml:space="preserve"> </w:t>
-      </w:r>
-      <w:r>
-        <w:t xml:space="preserve">· 화면</w:t>
-      </w:r>
-      <w:r>
-        <w:t xml:space="preserve"> </w:t>
-      </w:r>
-      <w:r>
-        <w:rPr>
-          <w:rStyle w:val="VerbatimChar"/>
-        </w:rPr>
-        <w:t xml:space="preserve">proposal.html</w:t>
-      </w:r>
-      <w:r>
-        <w:t xml:space="preserve">. 셋 다</w:t>
-      </w:r>
-      <w:r>
-        <w:t xml:space="preserve"> </w:t>
-      </w:r>
-      <w:r>
-        <w:rPr>
-          <w:b/>
-          <w:bCs/>
-        </w:rPr>
-        <w:t xml:space="preserve">만들어지는 것</w:t>
-      </w:r>
-      <w:r>
-        <w:t xml:space="preserve">이고 배포가 그 폴더를</w:t>
-      </w:r>
-      <w:r>
-        <w:t xml:space="preserve"> </w:t>
-      </w:r>
-      <w:r>
-        <w:t xml:space="preserve">올린다. 예전에는 제출본이</w:t>
-      </w:r>
-      <w:r>
-        <w:t xml:space="preserve"> </w:t>
-      </w:r>
-      <w:r>
-        <w:rPr>
-          <w:rStyle w:val="VerbatimChar"/>
-        </w:rPr>
-        <w:t xml:space="preserve">docs/</w:t>
-      </w:r>
-      <w:r>
-        <w:t xml:space="preserve">에 있어 디렉터리만 보면 축이 여섯으로 보였다.</w:t>
+        <w:t xml:space="preserve">제 내용이 없다</w:t>
+      </w:r>
+      <w:r>
+        <w:t xml:space="preserve"> </w:t>
+      </w:r>
+      <w:r>
+        <w:t xml:space="preserve">—</w:t>
+      </w:r>
+      <w:r>
+        <w:t xml:space="preserve"> </w:t>
+      </w:r>
+      <w:r>
+        <w:t xml:space="preserve">표의 「시제」 칸이 비어 있는 까닭이고, 그래서 넷에 안 든다.</w:t>
       </w:r>
     </w:p>
     <w:p>

--- a/site/proposal.docx
+++ b/site/proposal.docx
@@ -124,7 +124,7 @@
           <w:color w:val="888888"/>
           <w:sz w:val="17"/>
         </w:rPr>
-        <w:t>정본 9fb5762aa22e · docs/MASTER.md Part I ~ III</w:t>
+        <w:t>정본 67c8ac7ec76f · docs/MASTER.md Part I ~ III</w:t>
       </w:r>
     </w:p>
     <w:p>
@@ -52655,7 +52655,7 @@
           <w:b/>
           <w:bCs/>
         </w:rPr>
-        <w:t xml:space="preserve">관문 도구 21개</w:t>
+        <w:t xml:space="preserve">관문 도구 22개</w:t>
       </w:r>
       <w:r>
         <w:t xml:space="preserve">가</w:t>
@@ -52736,9 +52736,9 @@
         <w:tblLook w:firstRow="1" w:lastRow="0" w:firstColumn="0" w:lastColumn="0" w:noHBand="0" w:noVBand="0" w:val="0020"/>
       </w:tblPr>
       <w:tblGrid>
-        <w:gridCol w:w="3359"/>
-        <w:gridCol w:w="3727"/>
-        <w:gridCol w:w="1984"/>
+        <w:gridCol w:w="3363"/>
+        <w:gridCol w:w="3739"/>
+        <w:gridCol w:w="1969"/>
       </w:tblGrid>
       <w:tr>
         <w:trPr>
@@ -52746,7 +52746,7 @@
         </w:trPr>
         <w:tc>
           <w:tcPr>
-            <w:tcW w:type="dxa" w:w="3359"/>
+            <w:tcW w:type="dxa" w:w="3363"/>
             <w:shd w:val="clear" w:color="auto" w:fill="E8EEF5"/>
           </w:tcPr>
           <w:p>
@@ -52766,7 +52766,7 @@
         </w:tc>
         <w:tc>
           <w:tcPr>
-            <w:tcW w:type="dxa" w:w="3728"/>
+            <w:tcW w:type="dxa" w:w="3739"/>
             <w:shd w:val="clear" w:color="auto" w:fill="E8EEF5"/>
           </w:tcPr>
           <w:p>
@@ -52786,7 +52786,7 @@
         </w:tc>
         <w:tc>
           <w:tcPr>
-            <w:tcW w:type="dxa" w:w="1985"/>
+            <w:tcW w:type="dxa" w:w="1970"/>
             <w:shd w:val="clear" w:color="auto" w:fill="E8EEF5"/>
           </w:tcPr>
           <w:p>
@@ -52808,7 +52808,7 @@
       <w:tr>
         <w:tc>
           <w:tcPr>
-            <w:tcW w:type="dxa" w:w="3359"/>
+            <w:tcW w:type="dxa" w:w="3363"/>
           </w:tcPr>
           <w:p>
             <w:pPr>
@@ -52826,7 +52826,7 @@
         </w:tc>
         <w:tc>
           <w:tcPr>
-            <w:tcW w:type="dxa" w:w="3728"/>
+            <w:tcW w:type="dxa" w:w="3739"/>
           </w:tcPr>
           <w:p>
             <w:pPr>
@@ -52876,7 +52876,7 @@
         </w:tc>
         <w:tc>
           <w:tcPr>
-            <w:tcW w:type="dxa" w:w="1985"/>
+            <w:tcW w:type="dxa" w:w="1970"/>
           </w:tcPr>
           <w:p>
             <w:pPr>
@@ -52895,7 +52895,7 @@
       <w:tr>
         <w:tc>
           <w:tcPr>
-            <w:tcW w:type="dxa" w:w="3359"/>
+            <w:tcW w:type="dxa" w:w="3363"/>
           </w:tcPr>
           <w:p>
             <w:pPr>
@@ -52913,7 +52913,7 @@
         </w:tc>
         <w:tc>
           <w:tcPr>
-            <w:tcW w:type="dxa" w:w="3728"/>
+            <w:tcW w:type="dxa" w:w="3739"/>
           </w:tcPr>
           <w:p>
             <w:pPr>
@@ -52930,7 +52930,7 @@
         </w:tc>
         <w:tc>
           <w:tcPr>
-            <w:tcW w:type="dxa" w:w="1985"/>
+            <w:tcW w:type="dxa" w:w="1970"/>
           </w:tcPr>
           <w:p>
             <w:pPr>
@@ -52949,7 +52949,7 @@
       <w:tr>
         <w:tc>
           <w:tcPr>
-            <w:tcW w:type="dxa" w:w="3359"/>
+            <w:tcW w:type="dxa" w:w="3363"/>
           </w:tcPr>
           <w:p>
             <w:pPr>
@@ -52967,7 +52967,7 @@
         </w:tc>
         <w:tc>
           <w:tcPr>
-            <w:tcW w:type="dxa" w:w="3728"/>
+            <w:tcW w:type="dxa" w:w="3739"/>
           </w:tcPr>
           <w:p>
             <w:pPr>
@@ -52998,7 +52998,7 @@
         </w:tc>
         <w:tc>
           <w:tcPr>
-            <w:tcW w:type="dxa" w:w="1985"/>
+            <w:tcW w:type="dxa" w:w="1970"/>
           </w:tcPr>
           <w:p>
             <w:pPr>
@@ -53017,7 +53017,7 @@
       <w:tr>
         <w:tc>
           <w:tcPr>
-            <w:tcW w:type="dxa" w:w="3359"/>
+            <w:tcW w:type="dxa" w:w="3363"/>
           </w:tcPr>
           <w:p>
             <w:pPr>
@@ -53035,7 +53035,7 @@
         </w:tc>
         <w:tc>
           <w:tcPr>
-            <w:tcW w:type="dxa" w:w="3728"/>
+            <w:tcW w:type="dxa" w:w="3739"/>
           </w:tcPr>
           <w:p>
             <w:pPr>
@@ -53052,7 +53052,7 @@
         </w:tc>
         <w:tc>
           <w:tcPr>
-            <w:tcW w:type="dxa" w:w="1985"/>
+            <w:tcW w:type="dxa" w:w="1970"/>
           </w:tcPr>
           <w:p>
             <w:pPr>
@@ -53071,7 +53071,7 @@
       <w:tr>
         <w:tc>
           <w:tcPr>
-            <w:tcW w:type="dxa" w:w="3359"/>
+            <w:tcW w:type="dxa" w:w="3363"/>
           </w:tcPr>
           <w:p>
             <w:pPr>
@@ -53089,7 +53089,7 @@
         </w:tc>
         <w:tc>
           <w:tcPr>
-            <w:tcW w:type="dxa" w:w="3728"/>
+            <w:tcW w:type="dxa" w:w="3739"/>
           </w:tcPr>
           <w:p>
             <w:pPr>
@@ -53106,7 +53106,7 @@
         </w:tc>
         <w:tc>
           <w:tcPr>
-            <w:tcW w:type="dxa" w:w="1985"/>
+            <w:tcW w:type="dxa" w:w="1970"/>
           </w:tcPr>
           <w:p>
             <w:pPr>
@@ -53125,7 +53125,7 @@
       <w:tr>
         <w:tc>
           <w:tcPr>
-            <w:tcW w:type="dxa" w:w="3359"/>
+            <w:tcW w:type="dxa" w:w="3363"/>
           </w:tcPr>
           <w:p>
             <w:pPr>
@@ -53143,7 +53143,7 @@
         </w:tc>
         <w:tc>
           <w:tcPr>
-            <w:tcW w:type="dxa" w:w="3728"/>
+            <w:tcW w:type="dxa" w:w="3739"/>
           </w:tcPr>
           <w:p>
             <w:pPr>
@@ -53162,7 +53162,7 @@
         </w:tc>
         <w:tc>
           <w:tcPr>
-            <w:tcW w:type="dxa" w:w="1985"/>
+            <w:tcW w:type="dxa" w:w="1970"/>
           </w:tcPr>
           <w:p>
             <w:pPr>
@@ -53181,7 +53181,7 @@
       <w:tr>
         <w:tc>
           <w:tcPr>
-            <w:tcW w:type="dxa" w:w="3359"/>
+            <w:tcW w:type="dxa" w:w="3363"/>
           </w:tcPr>
           <w:p>
             <w:pPr>
@@ -53199,7 +53199,7 @@
         </w:tc>
         <w:tc>
           <w:tcPr>
-            <w:tcW w:type="dxa" w:w="3728"/>
+            <w:tcW w:type="dxa" w:w="3739"/>
           </w:tcPr>
           <w:p>
             <w:pPr>
@@ -53230,7 +53230,7 @@
         </w:tc>
         <w:tc>
           <w:tcPr>
-            <w:tcW w:type="dxa" w:w="1985"/>
+            <w:tcW w:type="dxa" w:w="1970"/>
           </w:tcPr>
           <w:p>
             <w:pPr>
@@ -53249,7 +53249,7 @@
       <w:tr>
         <w:tc>
           <w:tcPr>
-            <w:tcW w:type="dxa" w:w="3359"/>
+            <w:tcW w:type="dxa" w:w="3363"/>
           </w:tcPr>
           <w:p>
             <w:pPr>
@@ -53267,7 +53267,7 @@
         </w:tc>
         <w:tc>
           <w:tcPr>
-            <w:tcW w:type="dxa" w:w="3728"/>
+            <w:tcW w:type="dxa" w:w="3739"/>
           </w:tcPr>
           <w:p>
             <w:pPr>
@@ -53298,7 +53298,7 @@
         </w:tc>
         <w:tc>
           <w:tcPr>
-            <w:tcW w:type="dxa" w:w="1985"/>
+            <w:tcW w:type="dxa" w:w="1970"/>
           </w:tcPr>
           <w:p>
             <w:pPr>
@@ -53317,7 +53317,7 @@
       <w:tr>
         <w:tc>
           <w:tcPr>
-            <w:tcW w:type="dxa" w:w="3359"/>
+            <w:tcW w:type="dxa" w:w="3363"/>
           </w:tcPr>
           <w:p>
             <w:pPr>
@@ -53335,7 +53335,7 @@
         </w:tc>
         <w:tc>
           <w:tcPr>
-            <w:tcW w:type="dxa" w:w="3728"/>
+            <w:tcW w:type="dxa" w:w="3739"/>
           </w:tcPr>
           <w:p>
             <w:pPr>
@@ -53385,7 +53385,7 @@
         </w:tc>
         <w:tc>
           <w:tcPr>
-            <w:tcW w:type="dxa" w:w="1985"/>
+            <w:tcW w:type="dxa" w:w="1970"/>
           </w:tcPr>
           <w:p>
             <w:pPr>
@@ -53404,7 +53404,7 @@
       <w:tr>
         <w:tc>
           <w:tcPr>
-            <w:tcW w:type="dxa" w:w="3359"/>
+            <w:tcW w:type="dxa" w:w="3363"/>
           </w:tcPr>
           <w:p>
             <w:pPr>
@@ -53422,7 +53422,7 @@
         </w:tc>
         <w:tc>
           <w:tcPr>
-            <w:tcW w:type="dxa" w:w="3728"/>
+            <w:tcW w:type="dxa" w:w="3739"/>
           </w:tcPr>
           <w:p>
             <w:pPr>
@@ -53473,7 +53473,7 @@
         </w:tc>
         <w:tc>
           <w:tcPr>
-            <w:tcW w:type="dxa" w:w="1985"/>
+            <w:tcW w:type="dxa" w:w="1970"/>
           </w:tcPr>
           <w:p>
             <w:pPr>
@@ -53492,7 +53492,7 @@
       <w:tr>
         <w:tc>
           <w:tcPr>
-            <w:tcW w:type="dxa" w:w="3359"/>
+            <w:tcW w:type="dxa" w:w="3363"/>
           </w:tcPr>
           <w:p>
             <w:pPr>
@@ -53510,7 +53510,7 @@
         </w:tc>
         <w:tc>
           <w:tcPr>
-            <w:tcW w:type="dxa" w:w="3728"/>
+            <w:tcW w:type="dxa" w:w="3739"/>
           </w:tcPr>
           <w:p>
             <w:pPr>
@@ -53541,7 +53541,7 @@
         </w:tc>
         <w:tc>
           <w:tcPr>
-            <w:tcW w:type="dxa" w:w="1985"/>
+            <w:tcW w:type="dxa" w:w="1970"/>
           </w:tcPr>
           <w:p>
             <w:pPr>
@@ -53560,7 +53560,7 @@
       <w:tr>
         <w:tc>
           <w:tcPr>
-            <w:tcW w:type="dxa" w:w="3359"/>
+            <w:tcW w:type="dxa" w:w="3363"/>
           </w:tcPr>
           <w:p>
             <w:pPr>
@@ -53578,7 +53578,7 @@
         </w:tc>
         <w:tc>
           <w:tcPr>
-            <w:tcW w:type="dxa" w:w="3728"/>
+            <w:tcW w:type="dxa" w:w="3739"/>
           </w:tcPr>
           <w:p>
             <w:pPr>
@@ -53595,7 +53595,7 @@
         </w:tc>
         <w:tc>
           <w:tcPr>
-            <w:tcW w:type="dxa" w:w="1985"/>
+            <w:tcW w:type="dxa" w:w="1970"/>
           </w:tcPr>
           <w:p>
             <w:pPr>
@@ -53614,7 +53614,7 @@
       <w:tr>
         <w:tc>
           <w:tcPr>
-            <w:tcW w:type="dxa" w:w="3359"/>
+            <w:tcW w:type="dxa" w:w="3363"/>
           </w:tcPr>
           <w:p>
             <w:pPr>
@@ -53632,7 +53632,7 @@
         </w:tc>
         <w:tc>
           <w:tcPr>
-            <w:tcW w:type="dxa" w:w="3728"/>
+            <w:tcW w:type="dxa" w:w="3739"/>
           </w:tcPr>
           <w:p>
             <w:pPr>
@@ -53649,7 +53649,7 @@
         </w:tc>
         <w:tc>
           <w:tcPr>
-            <w:tcW w:type="dxa" w:w="1985"/>
+            <w:tcW w:type="dxa" w:w="1970"/>
           </w:tcPr>
           <w:p>
             <w:pPr>
@@ -53668,7 +53668,7 @@
       <w:tr>
         <w:tc>
           <w:tcPr>
-            <w:tcW w:type="dxa" w:w="3359"/>
+            <w:tcW w:type="dxa" w:w="3363"/>
           </w:tcPr>
           <w:p>
             <w:pPr>
@@ -53686,7 +53686,7 @@
         </w:tc>
         <w:tc>
           <w:tcPr>
-            <w:tcW w:type="dxa" w:w="3728"/>
+            <w:tcW w:type="dxa" w:w="3739"/>
           </w:tcPr>
           <w:p>
             <w:pPr>
@@ -53703,7 +53703,7 @@
         </w:tc>
         <w:tc>
           <w:tcPr>
-            <w:tcW w:type="dxa" w:w="1985"/>
+            <w:tcW w:type="dxa" w:w="1970"/>
           </w:tcPr>
           <w:p>
             <w:pPr>
@@ -53722,7 +53722,7 @@
       <w:tr>
         <w:tc>
           <w:tcPr>
-            <w:tcW w:type="dxa" w:w="3359"/>
+            <w:tcW w:type="dxa" w:w="3363"/>
           </w:tcPr>
           <w:p>
             <w:pPr>
@@ -53740,7 +53740,7 @@
         </w:tc>
         <w:tc>
           <w:tcPr>
-            <w:tcW w:type="dxa" w:w="3728"/>
+            <w:tcW w:type="dxa" w:w="3739"/>
           </w:tcPr>
           <w:p>
             <w:pPr>
@@ -53771,7 +53771,7 @@
         </w:tc>
         <w:tc>
           <w:tcPr>
-            <w:tcW w:type="dxa" w:w="1985"/>
+            <w:tcW w:type="dxa" w:w="1970"/>
           </w:tcPr>
           <w:p>
             <w:pPr>
@@ -53790,7 +53790,7 @@
       <w:tr>
         <w:tc>
           <w:tcPr>
-            <w:tcW w:type="dxa" w:w="3359"/>
+            <w:tcW w:type="dxa" w:w="3363"/>
           </w:tcPr>
           <w:p>
             <w:pPr>
@@ -53802,273 +53802,75 @@
                 <w:rStyle w:val="VerbatimChar"/>
                 <w:sz w:val="16"/>
               </w:rPr>
-              <w:t xml:space="preserve">tools/check_model_licenses.py</w:t>
-            </w:r>
-          </w:p>
-        </w:tc>
-        <w:tc>
-          <w:tcPr>
-            <w:tcW w:type="dxa" w:w="3728"/>
-          </w:tcPr>
-          <w:p>
-            <w:pPr>
-              <w:pStyle w:val="Compact"/>
-              <w:spacing w:after="0" w:line="264" w:lineRule="auto"/>
-            </w:pPr>
-            <w:r>
-              <w:rPr>
-                <w:sz w:val="16"/>
-              </w:rPr>
-              <w:t xml:space="preserve">표에 없는 가중치 · 상업 불가 집합</w:t>
-            </w:r>
-          </w:p>
-        </w:tc>
-        <w:tc>
-          <w:tcPr>
-            <w:tcW w:type="dxa" w:w="1985"/>
-          </w:tcPr>
-          <w:p>
-            <w:pPr>
-              <w:pStyle w:val="Compact"/>
-              <w:spacing w:after="0" w:line="264" w:lineRule="auto"/>
-            </w:pPr>
-            <w:r>
-              <w:rPr>
-                <w:sz w:val="16"/>
-              </w:rPr>
-              <w:t xml:space="preserve">D-0217</w:t>
-            </w:r>
-          </w:p>
-        </w:tc>
-      </w:tr>
-      <w:tr>
-        <w:tc>
-          <w:tcPr>
-            <w:tcW w:type="dxa" w:w="3359"/>
-          </w:tcPr>
-          <w:p>
-            <w:pPr>
-              <w:pStyle w:val="Compact"/>
-              <w:spacing w:after="0" w:line="264" w:lineRule="auto"/>
-            </w:pPr>
-            <w:r>
-              <w:rPr>
-                <w:rStyle w:val="VerbatimChar"/>
-                <w:sz w:val="16"/>
-              </w:rPr>
-              <w:t xml:space="preserve">tools/check_test_types.py</w:t>
-            </w:r>
-          </w:p>
-        </w:tc>
-        <w:tc>
-          <w:tcPr>
-            <w:tcW w:type="dxa" w:w="3728"/>
-          </w:tcPr>
-          <w:p>
-            <w:pPr>
-              <w:pStyle w:val="Compact"/>
-              <w:spacing w:after="0" w:line="264" w:lineRule="auto"/>
-            </w:pPr>
-            <w:r>
-              <w:rPr>
-                <w:sz w:val="16"/>
-              </w:rPr>
-              <w:t xml:space="preserve">시험 코드 타입 오류 래칫</w:t>
-            </w:r>
-          </w:p>
-        </w:tc>
-        <w:tc>
-          <w:tcPr>
-            <w:tcW w:type="dxa" w:w="1985"/>
-          </w:tcPr>
-          <w:p>
-            <w:pPr>
-              <w:pStyle w:val="Compact"/>
-              <w:spacing w:after="0" w:line="264" w:lineRule="auto"/>
-            </w:pPr>
-            <w:r>
-              <w:rPr>
-                <w:sz w:val="16"/>
-              </w:rPr>
-              <w:t xml:space="preserve">D-0264</w:t>
-            </w:r>
-          </w:p>
-        </w:tc>
-      </w:tr>
-      <w:tr>
-        <w:tc>
-          <w:tcPr>
-            <w:tcW w:type="dxa" w:w="3359"/>
-          </w:tcPr>
-          <w:p>
-            <w:pPr>
-              <w:pStyle w:val="Compact"/>
-              <w:spacing w:after="0" w:line="264" w:lineRule="auto"/>
-            </w:pPr>
-            <w:r>
-              <w:rPr>
-                <w:rStyle w:val="VerbatimChar"/>
-                <w:sz w:val="16"/>
-              </w:rPr>
-              <w:t xml:space="preserve">tools/render_proposal.py</w:t>
-            </w:r>
-          </w:p>
-        </w:tc>
-        <w:tc>
-          <w:tcPr>
-            <w:tcW w:type="dxa" w:w="3728"/>
-          </w:tcPr>
-          <w:p>
-            <w:pPr>
-              <w:pStyle w:val="Compact"/>
-              <w:spacing w:after="0" w:line="264" w:lineRule="auto"/>
-            </w:pPr>
-            <w:r>
-              <w:rPr>
-                <w:sz w:val="16"/>
-              </w:rPr>
-              <w:t xml:space="preserve">기획서 화면 생성 · 정본 ↔ docx ↔ 화면의 어긋남 · 폐기어</w:t>
-            </w:r>
-          </w:p>
-        </w:tc>
-        <w:tc>
-          <w:tcPr>
-            <w:tcW w:type="dxa" w:w="1985"/>
-          </w:tcPr>
-          <w:p>
-            <w:pPr>
-              <w:pStyle w:val="Compact"/>
-              <w:spacing w:after="0" w:line="264" w:lineRule="auto"/>
-            </w:pPr>
-            <w:r>
-              <w:rPr>
-                <w:sz w:val="16"/>
-              </w:rPr>
-              <w:t xml:space="preserve">D-0220 · D-0221 · D-0368</w:t>
-            </w:r>
-          </w:p>
-        </w:tc>
-      </w:tr>
-      <w:tr>
-        <w:tc>
-          <w:tcPr>
-            <w:tcW w:type="dxa" w:w="3359"/>
-          </w:tcPr>
-          <w:p>
-            <w:pPr>
-              <w:pStyle w:val="Compact"/>
-              <w:spacing w:after="0" w:line="264" w:lineRule="auto"/>
-            </w:pPr>
-            <w:r>
-              <w:rPr>
-                <w:rStyle w:val="VerbatimChar"/>
-                <w:sz w:val="16"/>
-              </w:rPr>
-              <w:t xml:space="preserve">tools/check_claims.py</w:t>
-            </w:r>
-          </w:p>
-        </w:tc>
-        <w:tc>
-          <w:tcPr>
-            <w:tcW w:type="dxa" w:w="3728"/>
-          </w:tcPr>
-          <w:p>
-            <w:pPr>
-              <w:pStyle w:val="Compact"/>
-              <w:spacing w:after="0" w:line="264" w:lineRule="auto"/>
-            </w:pPr>
-            <w:r>
-              <w:rPr>
-                <w:sz w:val="16"/>
-              </w:rPr>
-              <w:t xml:space="preserve">기획서 수치의 상류 — 거울 · 요구사항 · 기록 중 아무도 안 보는 수</w:t>
-            </w:r>
-          </w:p>
-        </w:tc>
-        <w:tc>
-          <w:tcPr>
-            <w:tcW w:type="dxa" w:w="1985"/>
-          </w:tcPr>
-          <w:p>
-            <w:pPr>
-              <w:pStyle w:val="Compact"/>
-              <w:spacing w:after="0" w:line="264" w:lineRule="auto"/>
-            </w:pPr>
-            <w:r>
-              <w:rPr>
-                <w:sz w:val="16"/>
-              </w:rPr>
-              <w:t xml:space="preserve">D-0378</w:t>
-            </w:r>
-          </w:p>
-        </w:tc>
-      </w:tr>
-      <w:tr>
-        <w:tc>
-          <w:tcPr>
-            <w:tcW w:type="dxa" w:w="3359"/>
-          </w:tcPr>
-          <w:p>
-            <w:pPr>
-              <w:pStyle w:val="Compact"/>
-              <w:spacing w:after="0" w:line="264" w:lineRule="auto"/>
-            </w:pPr>
-            <w:r>
-              <w:rPr>
-                <w:rStyle w:val="VerbatimChar"/>
-                <w:sz w:val="16"/>
-              </w:rPr>
-              <w:t xml:space="preserve">tools/check_committed.py</w:t>
-            </w:r>
-          </w:p>
-        </w:tc>
-        <w:tc>
-          <w:tcPr>
-            <w:tcW w:type="dxa" w:w="3728"/>
-          </w:tcPr>
-          <w:p>
-            <w:pPr>
-              <w:pStyle w:val="Compact"/>
-              <w:spacing w:after="0" w:line="264" w:lineRule="auto"/>
-            </w:pPr>
+              <w:t xml:space="preserve">tools/check_bundle_keys.py</w:t>
+            </w:r>
+          </w:p>
+        </w:tc>
+        <w:tc>
+          <w:tcPr>
+            <w:tcW w:type="dxa" w:w="3739"/>
+          </w:tcPr>
+          <w:p>
+            <w:pPr>
+              <w:pStyle w:val="Compact"/>
+              <w:spacing w:after="0" w:line="264" w:lineRule="auto"/>
+            </w:pPr>
+            <w:r>
+              <w:rPr>
+                <w:sz w:val="16"/>
+              </w:rPr>
+              <w:t xml:space="preserve">묶음 배열을</w:t>
+            </w:r>
+            <w:r>
+              <w:rPr>
+                <w:sz w:val="16"/>
+              </w:rPr>
+              <w:t xml:space="preserve"> </w:t>
+            </w:r>
             <w:r>
               <w:rPr>
                 <w:b/>
                 <w:bCs/>
                 <w:sz w:val="16"/>
               </w:rPr>
-              <w:t xml:space="preserve">커밋된 트리</w:t>
-            </w:r>
-            <w:r>
-              <w:rPr>
-                <w:sz w:val="16"/>
-              </w:rPr>
-              <w:t xml:space="preserve">를 꺼내 관문을 다시 돌린다 — 나머지는 전부 작업 트리를 읽는다</w:t>
-            </w:r>
-          </w:p>
-        </w:tc>
-        <w:tc>
-          <w:tcPr>
-            <w:tcW w:type="dxa" w:w="1985"/>
-          </w:tcPr>
-          <w:p>
-            <w:pPr>
-              <w:pStyle w:val="Compact"/>
-              <w:spacing w:after="0" w:line="264" w:lineRule="auto"/>
-            </w:pPr>
-            <w:r>
-              <w:rPr>
-                <w:sz w:val="16"/>
-              </w:rPr>
-              <w:t xml:space="preserve">D-0380</w:t>
-            </w:r>
-          </w:p>
-        </w:tc>
-      </w:tr>
-      <w:tr>
-        <w:tc>
-          <w:tcPr>
-            <w:tcW w:type="dxa" w:w="3359"/>
+              <w:t xml:space="preserve">쓰고 안 읽는 계열</w:t>
+            </w:r>
+            <w:r>
+              <w:rPr>
+                <w:sz w:val="16"/>
+              </w:rPr>
+              <w:t xml:space="preserve"> </w:t>
+            </w:r>
+            <w:r>
+              <w:rPr>
+                <w:sz w:val="16"/>
+              </w:rPr>
+              <w:t xml:space="preserve">· 안 읽는 것을 읽는다고 적은 말</w:t>
+            </w:r>
+          </w:p>
+        </w:tc>
+        <w:tc>
+          <w:tcPr>
+            <w:tcW w:type="dxa" w:w="1970"/>
+          </w:tcPr>
+          <w:p>
+            <w:pPr>
+              <w:pStyle w:val="Compact"/>
+              <w:spacing w:after="0" w:line="264" w:lineRule="auto"/>
+            </w:pPr>
+            <w:r>
+              <w:rPr>
+                <w:sz w:val="16"/>
+              </w:rPr>
+              <w:t xml:space="preserve">D-0395</w:t>
+            </w:r>
+          </w:p>
+        </w:tc>
+      </w:tr>
+      <w:tr>
+        <w:tc>
+          <w:tcPr>
+            <w:tcW w:type="dxa" w:w="3363"/>
           </w:tcPr>
           <w:p>
             <w:pPr>
@@ -54080,82 +53882,273 @@
                 <w:rStyle w:val="VerbatimChar"/>
                 <w:sz w:val="16"/>
               </w:rPr>
-              <w:t xml:space="preserve">tools/check_script.py</w:t>
-            </w:r>
-          </w:p>
-        </w:tc>
-        <w:tc>
-          <w:tcPr>
-            <w:tcW w:type="dxa" w:w="3728"/>
-          </w:tcPr>
-          <w:p>
-            <w:pPr>
-              <w:pStyle w:val="Compact"/>
-              <w:spacing w:after="0" w:line="264" w:lineRule="auto"/>
-            </w:pPr>
-            <w:r>
-              <w:rPr>
-                <w:sz w:val="16"/>
-              </w:rPr>
-              <w:t xml:space="preserve">화면 스크립트 문법.</w:t>
-            </w:r>
-            <w:r>
-              <w:rPr>
-                <w:sz w:val="16"/>
-              </w:rPr>
-              <w:t xml:space="preserve"> </w:t>
-            </w:r>
+              <w:t xml:space="preserve">tools/check_model_licenses.py</w:t>
+            </w:r>
+          </w:p>
+        </w:tc>
+        <w:tc>
+          <w:tcPr>
+            <w:tcW w:type="dxa" w:w="3739"/>
+          </w:tcPr>
+          <w:p>
+            <w:pPr>
+              <w:pStyle w:val="Compact"/>
+              <w:spacing w:after="0" w:line="264" w:lineRule="auto"/>
+            </w:pPr>
+            <w:r>
+              <w:rPr>
+                <w:sz w:val="16"/>
+              </w:rPr>
+              <w:t xml:space="preserve">표에 없는 가중치 · 상업 불가 집합</w:t>
+            </w:r>
+          </w:p>
+        </w:tc>
+        <w:tc>
+          <w:tcPr>
+            <w:tcW w:type="dxa" w:w="1970"/>
+          </w:tcPr>
+          <w:p>
+            <w:pPr>
+              <w:pStyle w:val="Compact"/>
+              <w:spacing w:after="0" w:line="264" w:lineRule="auto"/>
+            </w:pPr>
+            <w:r>
+              <w:rPr>
+                <w:sz w:val="16"/>
+              </w:rPr>
+              <w:t xml:space="preserve">D-0217</w:t>
+            </w:r>
+          </w:p>
+        </w:tc>
+      </w:tr>
+      <w:tr>
+        <w:tc>
+          <w:tcPr>
+            <w:tcW w:type="dxa" w:w="3363"/>
+          </w:tcPr>
+          <w:p>
+            <w:pPr>
+              <w:pStyle w:val="Compact"/>
+              <w:spacing w:after="0" w:line="264" w:lineRule="auto"/>
+            </w:pPr>
             <w:r>
               <w:rPr>
                 <w:rStyle w:val="VerbatimChar"/>
                 <w:sz w:val="16"/>
               </w:rPr>
-              <w:t xml:space="preserve">node</w:t>
-            </w:r>
-            <w:r>
-              <w:rPr>
-                <w:sz w:val="16"/>
-              </w:rPr>
-              <w:t xml:space="preserve">가 없으면</w:t>
-            </w:r>
-            <w:r>
-              <w:rPr>
-                <w:sz w:val="16"/>
-              </w:rPr>
-              <w:t xml:space="preserve"> </w:t>
-            </w:r>
+              <w:t xml:space="preserve">tools/check_test_types.py</w:t>
+            </w:r>
+          </w:p>
+        </w:tc>
+        <w:tc>
+          <w:tcPr>
+            <w:tcW w:type="dxa" w:w="3739"/>
+          </w:tcPr>
+          <w:p>
+            <w:pPr>
+              <w:pStyle w:val="Compact"/>
+              <w:spacing w:after="0" w:line="264" w:lineRule="auto"/>
+            </w:pPr>
+            <w:r>
+              <w:rPr>
+                <w:sz w:val="16"/>
+              </w:rPr>
+              <w:t xml:space="preserve">시험 코드 타입 오류 래칫</w:t>
+            </w:r>
+          </w:p>
+        </w:tc>
+        <w:tc>
+          <w:tcPr>
+            <w:tcW w:type="dxa" w:w="1970"/>
+          </w:tcPr>
+          <w:p>
+            <w:pPr>
+              <w:pStyle w:val="Compact"/>
+              <w:spacing w:after="0" w:line="264" w:lineRule="auto"/>
+            </w:pPr>
+            <w:r>
+              <w:rPr>
+                <w:sz w:val="16"/>
+              </w:rPr>
+              <w:t xml:space="preserve">D-0264</w:t>
+            </w:r>
+          </w:p>
+        </w:tc>
+      </w:tr>
+      <w:tr>
+        <w:tc>
+          <w:tcPr>
+            <w:tcW w:type="dxa" w:w="3363"/>
+          </w:tcPr>
+          <w:p>
+            <w:pPr>
+              <w:pStyle w:val="Compact"/>
+              <w:spacing w:after="0" w:line="264" w:lineRule="auto"/>
+            </w:pPr>
+            <w:r>
+              <w:rPr>
+                <w:rStyle w:val="VerbatimChar"/>
+                <w:sz w:val="16"/>
+              </w:rPr>
+              <w:t xml:space="preserve">tools/render_proposal.py</w:t>
+            </w:r>
+          </w:p>
+        </w:tc>
+        <w:tc>
+          <w:tcPr>
+            <w:tcW w:type="dxa" w:w="3739"/>
+          </w:tcPr>
+          <w:p>
+            <w:pPr>
+              <w:pStyle w:val="Compact"/>
+              <w:spacing w:after="0" w:line="264" w:lineRule="auto"/>
+            </w:pPr>
+            <w:r>
+              <w:rPr>
+                <w:sz w:val="16"/>
+              </w:rPr>
+              <w:t xml:space="preserve">기획서 화면 생성 · 정본 ↔ docx ↔ 화면의 어긋남 · 폐기어</w:t>
+            </w:r>
+          </w:p>
+        </w:tc>
+        <w:tc>
+          <w:tcPr>
+            <w:tcW w:type="dxa" w:w="1970"/>
+          </w:tcPr>
+          <w:p>
+            <w:pPr>
+              <w:pStyle w:val="Compact"/>
+              <w:spacing w:after="0" w:line="264" w:lineRule="auto"/>
+            </w:pPr>
+            <w:r>
+              <w:rPr>
+                <w:sz w:val="16"/>
+              </w:rPr>
+              <w:t xml:space="preserve">D-0220 · D-0221 · D-0368</w:t>
+            </w:r>
+          </w:p>
+        </w:tc>
+      </w:tr>
+      <w:tr>
+        <w:tc>
+          <w:tcPr>
+            <w:tcW w:type="dxa" w:w="3363"/>
+          </w:tcPr>
+          <w:p>
+            <w:pPr>
+              <w:pStyle w:val="Compact"/>
+              <w:spacing w:after="0" w:line="264" w:lineRule="auto"/>
+            </w:pPr>
+            <w:r>
+              <w:rPr>
+                <w:rStyle w:val="VerbatimChar"/>
+                <w:sz w:val="16"/>
+              </w:rPr>
+              <w:t xml:space="preserve">tools/check_claims.py</w:t>
+            </w:r>
+          </w:p>
+        </w:tc>
+        <w:tc>
+          <w:tcPr>
+            <w:tcW w:type="dxa" w:w="3739"/>
+          </w:tcPr>
+          <w:p>
+            <w:pPr>
+              <w:pStyle w:val="Compact"/>
+              <w:spacing w:after="0" w:line="264" w:lineRule="auto"/>
+            </w:pPr>
+            <w:r>
+              <w:rPr>
+                <w:sz w:val="16"/>
+              </w:rPr>
+              <w:t xml:space="preserve">기획서 수치의 상류 — 거울 · 요구사항 · 기록 중 아무도 안 보는 수</w:t>
+            </w:r>
+          </w:p>
+        </w:tc>
+        <w:tc>
+          <w:tcPr>
+            <w:tcW w:type="dxa" w:w="1970"/>
+          </w:tcPr>
+          <w:p>
+            <w:pPr>
+              <w:pStyle w:val="Compact"/>
+              <w:spacing w:after="0" w:line="264" w:lineRule="auto"/>
+            </w:pPr>
+            <w:r>
+              <w:rPr>
+                <w:sz w:val="16"/>
+              </w:rPr>
+              <w:t xml:space="preserve">D-0378</w:t>
+            </w:r>
+          </w:p>
+        </w:tc>
+      </w:tr>
+      <w:tr>
+        <w:tc>
+          <w:tcPr>
+            <w:tcW w:type="dxa" w:w="3363"/>
+          </w:tcPr>
+          <w:p>
+            <w:pPr>
+              <w:pStyle w:val="Compact"/>
+              <w:spacing w:after="0" w:line="264" w:lineRule="auto"/>
+            </w:pPr>
+            <w:r>
+              <w:rPr>
+                <w:rStyle w:val="VerbatimChar"/>
+                <w:sz w:val="16"/>
+              </w:rPr>
+              <w:t xml:space="preserve">tools/check_committed.py</w:t>
+            </w:r>
+          </w:p>
+        </w:tc>
+        <w:tc>
+          <w:tcPr>
+            <w:tcW w:type="dxa" w:w="3739"/>
+          </w:tcPr>
+          <w:p>
+            <w:pPr>
+              <w:pStyle w:val="Compact"/>
+              <w:spacing w:after="0" w:line="264" w:lineRule="auto"/>
+            </w:pPr>
             <w:r>
               <w:rPr>
                 <w:b/>
                 <w:bCs/>
                 <w:sz w:val="16"/>
               </w:rPr>
-              <w:t xml:space="preserve">안 쟀다고 적는다</w:t>
-            </w:r>
-          </w:p>
-        </w:tc>
-        <w:tc>
-          <w:tcPr>
-            <w:tcW w:type="dxa" w:w="1985"/>
-          </w:tcPr>
-          <w:p>
-            <w:pPr>
-              <w:pStyle w:val="Compact"/>
-              <w:spacing w:after="0" w:line="264" w:lineRule="auto"/>
-            </w:pPr>
-            <w:r>
-              <w:rPr>
-                <w:sz w:val="16"/>
-              </w:rPr>
-              <w:t xml:space="preserve">D-0368</w:t>
-            </w:r>
-          </w:p>
-        </w:tc>
-      </w:tr>
-      <w:tr>
-        <w:tc>
-          <w:tcPr>
-            <w:tcW w:type="dxa" w:w="3359"/>
+              <w:t xml:space="preserve">커밋된 트리</w:t>
+            </w:r>
+            <w:r>
+              <w:rPr>
+                <w:sz w:val="16"/>
+              </w:rPr>
+              <w:t xml:space="preserve">를 꺼내 관문을 다시 돌린다 — 나머지는 전부 작업 트리를 읽는다</w:t>
+            </w:r>
+          </w:p>
+        </w:tc>
+        <w:tc>
+          <w:tcPr>
+            <w:tcW w:type="dxa" w:w="1970"/>
+          </w:tcPr>
+          <w:p>
+            <w:pPr>
+              <w:pStyle w:val="Compact"/>
+              <w:spacing w:after="0" w:line="264" w:lineRule="auto"/>
+            </w:pPr>
+            <w:r>
+              <w:rPr>
+                <w:sz w:val="16"/>
+              </w:rPr>
+              <w:t xml:space="preserve">D-0380</w:t>
+            </w:r>
+          </w:p>
+        </w:tc>
+      </w:tr>
+      <w:tr>
+        <w:tc>
+          <w:tcPr>
+            <w:tcW w:type="dxa" w:w="3363"/>
           </w:tcPr>
           <w:p>
             <w:pPr>
@@ -54167,24 +54160,43 @@
                 <w:rStyle w:val="VerbatimChar"/>
                 <w:sz w:val="16"/>
               </w:rPr>
-              <w:t xml:space="preserve">tools/check_workflow_paths.py</w:t>
-            </w:r>
-          </w:p>
-        </w:tc>
-        <w:tc>
-          <w:tcPr>
-            <w:tcW w:type="dxa" w:w="3728"/>
-          </w:tcPr>
-          <w:p>
-            <w:pPr>
-              <w:pStyle w:val="Compact"/>
-              <w:spacing w:after="0" w:line="264" w:lineRule="auto"/>
-            </w:pPr>
-            <w:r>
-              <w:rPr>
-                <w:sz w:val="16"/>
-              </w:rPr>
-              <w:t xml:space="preserve">워크플로가</w:t>
+              <w:t xml:space="preserve">tools/check_script.py</w:t>
+            </w:r>
+          </w:p>
+        </w:tc>
+        <w:tc>
+          <w:tcPr>
+            <w:tcW w:type="dxa" w:w="3739"/>
+          </w:tcPr>
+          <w:p>
+            <w:pPr>
+              <w:pStyle w:val="Compact"/>
+              <w:spacing w:after="0" w:line="264" w:lineRule="auto"/>
+            </w:pPr>
+            <w:r>
+              <w:rPr>
+                <w:sz w:val="16"/>
+              </w:rPr>
+              <w:t xml:space="preserve">화면 스크립트 문법.</w:t>
+            </w:r>
+            <w:r>
+              <w:rPr>
+                <w:sz w:val="16"/>
+              </w:rPr>
+              <w:t xml:space="preserve"> </w:t>
+            </w:r>
+            <w:r>
+              <w:rPr>
+                <w:rStyle w:val="VerbatimChar"/>
+                <w:sz w:val="16"/>
+              </w:rPr>
+              <w:t xml:space="preserve">node</w:t>
+            </w:r>
+            <w:r>
+              <w:rPr>
+                <w:sz w:val="16"/>
+              </w:rPr>
+              <w:t xml:space="preserve">가 없으면</w:t>
             </w:r>
             <w:r>
               <w:rPr>
@@ -54198,38 +54210,32 @@
                 <w:bCs/>
                 <w:sz w:val="16"/>
               </w:rPr>
-              <w:t xml:space="preserve">git이 안 나르는 자리</w:t>
-            </w:r>
-            <w:r>
-              <w:rPr>
-                <w:sz w:val="16"/>
-              </w:rPr>
-              <w:t xml:space="preserve">를 읽나</w:t>
-            </w:r>
-          </w:p>
-        </w:tc>
-        <w:tc>
-          <w:tcPr>
-            <w:tcW w:type="dxa" w:w="1985"/>
-          </w:tcPr>
-          <w:p>
-            <w:pPr>
-              <w:pStyle w:val="Compact"/>
-              <w:spacing w:after="0" w:line="264" w:lineRule="auto"/>
-            </w:pPr>
-            <w:r>
-              <w:rPr>
-                <w:sz w:val="16"/>
-              </w:rPr>
-              <w:t xml:space="preserve">D-0369</w:t>
-            </w:r>
-          </w:p>
-        </w:tc>
-      </w:tr>
-      <w:tr>
-        <w:tc>
-          <w:tcPr>
-            <w:tcW w:type="dxa" w:w="3359"/>
+              <w:t xml:space="preserve">안 쟀다고 적는다</w:t>
+            </w:r>
+          </w:p>
+        </w:tc>
+        <w:tc>
+          <w:tcPr>
+            <w:tcW w:type="dxa" w:w="1970"/>
+          </w:tcPr>
+          <w:p>
+            <w:pPr>
+              <w:pStyle w:val="Compact"/>
+              <w:spacing w:after="0" w:line="264" w:lineRule="auto"/>
+            </w:pPr>
+            <w:r>
+              <w:rPr>
+                <w:sz w:val="16"/>
+              </w:rPr>
+              <w:t xml:space="preserve">D-0368</w:t>
+            </w:r>
+          </w:p>
+        </w:tc>
+      </w:tr>
+      <w:tr>
+        <w:tc>
+          <w:tcPr>
+            <w:tcW w:type="dxa" w:w="3363"/>
           </w:tcPr>
           <w:p>
             <w:pPr>
@@ -54241,78 +54247,24 @@
                 <w:rStyle w:val="VerbatimChar"/>
                 <w:sz w:val="16"/>
               </w:rPr>
-              <w:t xml:space="preserve">tools/proposal_body.py</w:t>
-            </w:r>
-          </w:p>
-        </w:tc>
-        <w:tc>
-          <w:tcPr>
-            <w:tcW w:type="dxa" w:w="3728"/>
-          </w:tcPr>
-          <w:p>
-            <w:pPr>
-              <w:pStyle w:val="Compact"/>
-              <w:spacing w:after="0" w:line="264" w:lineRule="auto"/>
-            </w:pPr>
-            <w:r>
-              <w:rPr>
-                <w:sz w:val="16"/>
-              </w:rPr>
-              <w:t xml:space="preserve">기획서 본문 조립 — 조립과 docx 쓰기를 가른 윗동</w:t>
-            </w:r>
-          </w:p>
-        </w:tc>
-        <w:tc>
-          <w:tcPr>
-            <w:tcW w:type="dxa" w:w="1985"/>
-          </w:tcPr>
-          <w:p>
-            <w:pPr>
-              <w:pStyle w:val="Compact"/>
-              <w:spacing w:after="0" w:line="264" w:lineRule="auto"/>
-            </w:pPr>
-            <w:r>
-              <w:rPr>
-                <w:sz w:val="16"/>
-              </w:rPr>
-              <w:t xml:space="preserve">D-0368</w:t>
-            </w:r>
-          </w:p>
-        </w:tc>
-      </w:tr>
-      <w:tr>
-        <w:tc>
-          <w:tcPr>
-            <w:tcW w:type="dxa" w:w="3359"/>
-          </w:tcPr>
-          <w:p>
-            <w:pPr>
-              <w:pStyle w:val="Compact"/>
-              <w:spacing w:after="0" w:line="264" w:lineRule="auto"/>
-            </w:pPr>
-            <w:r>
-              <w:rPr>
-                <w:rStyle w:val="VerbatimChar"/>
-                <w:sz w:val="16"/>
-              </w:rPr>
-              <w:t xml:space="preserve">tools/doc_fsck.py</w:t>
-            </w:r>
-          </w:p>
-        </w:tc>
-        <w:tc>
-          <w:tcPr>
-            <w:tcW w:type="dxa" w:w="3728"/>
-          </w:tcPr>
-          <w:p>
-            <w:pPr>
-              <w:pStyle w:val="Compact"/>
-              <w:spacing w:after="0" w:line="264" w:lineRule="auto"/>
-            </w:pPr>
-            <w:r>
-              <w:rPr>
-                <w:sz w:val="16"/>
-              </w:rPr>
-              <w:t xml:space="preserve">문서가 없는 것을 가리키기 ·</w:t>
+              <w:t xml:space="preserve">tools/check_workflow_paths.py</w:t>
+            </w:r>
+          </w:p>
+        </w:tc>
+        <w:tc>
+          <w:tcPr>
+            <w:tcW w:type="dxa" w:w="3739"/>
+          </w:tcPr>
+          <w:p>
+            <w:pPr>
+              <w:pStyle w:val="Compact"/>
+              <w:spacing w:after="0" w:line="264" w:lineRule="auto"/>
+            </w:pPr>
+            <w:r>
+              <w:rPr>
+                <w:sz w:val="16"/>
+              </w:rPr>
+              <w:t xml:space="preserve">워크플로가</w:t>
             </w:r>
             <w:r>
               <w:rPr>
@@ -54326,19 +54278,121 @@
                 <w:bCs/>
                 <w:sz w:val="16"/>
               </w:rPr>
-              <w:t xml:space="preserve">적은 수 ↔ 실물</w:t>
-            </w:r>
-            <w:r>
-              <w:rPr>
-                <w:sz w:val="16"/>
-              </w:rPr>
-              <w:t xml:space="preserve"> </w:t>
-            </w:r>
-            <w:r>
-              <w:rPr>
-                <w:sz w:val="16"/>
-              </w:rPr>
-              <w:t xml:space="preserve">·</w:t>
+              <w:t xml:space="preserve">git이 안 나르는 자리</w:t>
+            </w:r>
+            <w:r>
+              <w:rPr>
+                <w:sz w:val="16"/>
+              </w:rPr>
+              <w:t xml:space="preserve">를 읽나</w:t>
+            </w:r>
+          </w:p>
+        </w:tc>
+        <w:tc>
+          <w:tcPr>
+            <w:tcW w:type="dxa" w:w="1970"/>
+          </w:tcPr>
+          <w:p>
+            <w:pPr>
+              <w:pStyle w:val="Compact"/>
+              <w:spacing w:after="0" w:line="264" w:lineRule="auto"/>
+            </w:pPr>
+            <w:r>
+              <w:rPr>
+                <w:sz w:val="16"/>
+              </w:rPr>
+              <w:t xml:space="preserve">D-0369</w:t>
+            </w:r>
+          </w:p>
+        </w:tc>
+      </w:tr>
+      <w:tr>
+        <w:tc>
+          <w:tcPr>
+            <w:tcW w:type="dxa" w:w="3363"/>
+          </w:tcPr>
+          <w:p>
+            <w:pPr>
+              <w:pStyle w:val="Compact"/>
+              <w:spacing w:after="0" w:line="264" w:lineRule="auto"/>
+            </w:pPr>
+            <w:r>
+              <w:rPr>
+                <w:rStyle w:val="VerbatimChar"/>
+                <w:sz w:val="16"/>
+              </w:rPr>
+              <w:t xml:space="preserve">tools/proposal_body.py</w:t>
+            </w:r>
+          </w:p>
+        </w:tc>
+        <w:tc>
+          <w:tcPr>
+            <w:tcW w:type="dxa" w:w="3739"/>
+          </w:tcPr>
+          <w:p>
+            <w:pPr>
+              <w:pStyle w:val="Compact"/>
+              <w:spacing w:after="0" w:line="264" w:lineRule="auto"/>
+            </w:pPr>
+            <w:r>
+              <w:rPr>
+                <w:sz w:val="16"/>
+              </w:rPr>
+              <w:t xml:space="preserve">기획서 본문 조립 — 조립과 docx 쓰기를 가른 윗동</w:t>
+            </w:r>
+          </w:p>
+        </w:tc>
+        <w:tc>
+          <w:tcPr>
+            <w:tcW w:type="dxa" w:w="1970"/>
+          </w:tcPr>
+          <w:p>
+            <w:pPr>
+              <w:pStyle w:val="Compact"/>
+              <w:spacing w:after="0" w:line="264" w:lineRule="auto"/>
+            </w:pPr>
+            <w:r>
+              <w:rPr>
+                <w:sz w:val="16"/>
+              </w:rPr>
+              <w:t xml:space="preserve">D-0368</w:t>
+            </w:r>
+          </w:p>
+        </w:tc>
+      </w:tr>
+      <w:tr>
+        <w:tc>
+          <w:tcPr>
+            <w:tcW w:type="dxa" w:w="3363"/>
+          </w:tcPr>
+          <w:p>
+            <w:pPr>
+              <w:pStyle w:val="Compact"/>
+              <w:spacing w:after="0" w:line="264" w:lineRule="auto"/>
+            </w:pPr>
+            <w:r>
+              <w:rPr>
+                <w:rStyle w:val="VerbatimChar"/>
+                <w:sz w:val="16"/>
+              </w:rPr>
+              <w:t xml:space="preserve">tools/doc_fsck.py</w:t>
+            </w:r>
+          </w:p>
+        </w:tc>
+        <w:tc>
+          <w:tcPr>
+            <w:tcW w:type="dxa" w:w="3739"/>
+          </w:tcPr>
+          <w:p>
+            <w:pPr>
+              <w:pStyle w:val="Compact"/>
+              <w:spacing w:after="0" w:line="264" w:lineRule="auto"/>
+            </w:pPr>
+            <w:r>
+              <w:rPr>
+                <w:sz w:val="16"/>
+              </w:rPr>
+              <w:t xml:space="preserve">문서가 없는 것을 가리키기 ·</w:t>
             </w:r>
             <w:r>
               <w:rPr>
@@ -54352,116 +54406,142 @@
                 <w:bCs/>
                 <w:sz w:val="16"/>
               </w:rPr>
-              <w:t xml:space="preserve">거꾸로 보는 눈</w:t>
-            </w:r>
-          </w:p>
-        </w:tc>
-        <w:tc>
-          <w:tcPr>
-            <w:tcW w:type="dxa" w:w="1985"/>
-          </w:tcPr>
-          <w:p>
-            <w:pPr>
-              <w:pStyle w:val="Compact"/>
-              <w:spacing w:after="0" w:line="264" w:lineRule="auto"/>
-            </w:pPr>
-            <w:r>
-              <w:rPr>
-                <w:sz w:val="16"/>
-              </w:rPr>
-              <w:t xml:space="preserve">D-0189 · D-0263 · D-0350</w:t>
-            </w:r>
-          </w:p>
-        </w:tc>
-      </w:tr>
-      <w:tr>
-        <w:tc>
-          <w:tcPr>
-            <w:tcW w:type="dxa" w:w="3359"/>
-          </w:tcPr>
-          <w:p>
-            <w:pPr>
-              <w:pStyle w:val="Compact"/>
-              <w:spacing w:after="0" w:line="264" w:lineRule="auto"/>
-            </w:pPr>
-            <w:r>
-              <w:rPr>
-                <w:rStyle w:val="VerbatimChar"/>
-                <w:sz w:val="16"/>
-              </w:rPr>
-              <w:t xml:space="preserve">tools/encoding_check.py</w:t>
-            </w:r>
-          </w:p>
-        </w:tc>
-        <w:tc>
-          <w:tcPr>
-            <w:tcW w:type="dxa" w:w="3728"/>
-          </w:tcPr>
-          <w:p>
-            <w:pPr>
-              <w:pStyle w:val="Compact"/>
-              <w:spacing w:after="0" w:line="264" w:lineRule="auto"/>
-            </w:pPr>
-            <w:r>
-              <w:rPr>
-                <w:sz w:val="16"/>
-              </w:rPr>
-              <w:t xml:space="preserve">BOM · CRLF · 비 UTF-8 · 끝 개행 없음</w:t>
-            </w:r>
-          </w:p>
-        </w:tc>
-        <w:tc>
-          <w:tcPr>
-            <w:tcW w:type="dxa" w:w="1985"/>
-          </w:tcPr>
-          <w:p>
-            <w:pPr>
-              <w:pStyle w:val="Compact"/>
-              <w:spacing w:after="0" w:line="264" w:lineRule="auto"/>
-            </w:pPr>
-            <w:r>
-              <w:rPr>
-                <w:sz w:val="16"/>
-              </w:rPr>
-              <w:t xml:space="preserve">D-0230</w:t>
-            </w:r>
-          </w:p>
-        </w:tc>
-      </w:tr>
-      <w:tr>
-        <w:tc>
-          <w:tcPr>
-            <w:tcW w:type="dxa" w:w="3359"/>
-          </w:tcPr>
-          <w:p>
-            <w:pPr>
-              <w:pStyle w:val="Compact"/>
-              <w:spacing w:after="0" w:line="264" w:lineRule="auto"/>
-            </w:pPr>
-            <w:r>
-              <w:rPr>
-                <w:rStyle w:val="VerbatimChar"/>
-                <w:sz w:val="16"/>
-              </w:rPr>
-              <w:t xml:space="preserve">tools/deadcheck.py</w:t>
-            </w:r>
-          </w:p>
-        </w:tc>
-        <w:tc>
-          <w:tcPr>
-            <w:tcW w:type="dxa" w:w="3728"/>
-          </w:tcPr>
-          <w:p>
-            <w:pPr>
-              <w:pStyle w:val="Compact"/>
-              <w:spacing w:after="0" w:line="264" w:lineRule="auto"/>
-            </w:pPr>
+              <w:t xml:space="preserve">적은 수 ↔ 실물</w:t>
+            </w:r>
+            <w:r>
+              <w:rPr>
+                <w:sz w:val="16"/>
+              </w:rPr>
+              <w:t xml:space="preserve"> </w:t>
+            </w:r>
+            <w:r>
+              <w:rPr>
+                <w:sz w:val="16"/>
+              </w:rPr>
+              <w:t xml:space="preserve">·</w:t>
+            </w:r>
+            <w:r>
+              <w:rPr>
+                <w:sz w:val="16"/>
+              </w:rPr>
+              <w:t xml:space="preserve"> </w:t>
+            </w:r>
             <w:r>
               <w:rPr>
                 <w:b/>
                 <w:bCs/>
                 <w:sz w:val="16"/>
               </w:rPr>
+              <w:t xml:space="preserve">거꾸로 보는 눈</w:t>
+            </w:r>
+          </w:p>
+        </w:tc>
+        <w:tc>
+          <w:tcPr>
+            <w:tcW w:type="dxa" w:w="1970"/>
+          </w:tcPr>
+          <w:p>
+            <w:pPr>
+              <w:pStyle w:val="Compact"/>
+              <w:spacing w:after="0" w:line="264" w:lineRule="auto"/>
+            </w:pPr>
+            <w:r>
+              <w:rPr>
+                <w:sz w:val="16"/>
+              </w:rPr>
+              <w:t xml:space="preserve">D-0189 · D-0263 · D-0350</w:t>
+            </w:r>
+          </w:p>
+        </w:tc>
+      </w:tr>
+      <w:tr>
+        <w:tc>
+          <w:tcPr>
+            <w:tcW w:type="dxa" w:w="3363"/>
+          </w:tcPr>
+          <w:p>
+            <w:pPr>
+              <w:pStyle w:val="Compact"/>
+              <w:spacing w:after="0" w:line="264" w:lineRule="auto"/>
+            </w:pPr>
+            <w:r>
+              <w:rPr>
+                <w:rStyle w:val="VerbatimChar"/>
+                <w:sz w:val="16"/>
+              </w:rPr>
+              <w:t xml:space="preserve">tools/encoding_check.py</w:t>
+            </w:r>
+          </w:p>
+        </w:tc>
+        <w:tc>
+          <w:tcPr>
+            <w:tcW w:type="dxa" w:w="3739"/>
+          </w:tcPr>
+          <w:p>
+            <w:pPr>
+              <w:pStyle w:val="Compact"/>
+              <w:spacing w:after="0" w:line="264" w:lineRule="auto"/>
+            </w:pPr>
+            <w:r>
+              <w:rPr>
+                <w:sz w:val="16"/>
+              </w:rPr>
+              <w:t xml:space="preserve">BOM · CRLF · 비 UTF-8 · 끝 개행 없음</w:t>
+            </w:r>
+          </w:p>
+        </w:tc>
+        <w:tc>
+          <w:tcPr>
+            <w:tcW w:type="dxa" w:w="1970"/>
+          </w:tcPr>
+          <w:p>
+            <w:pPr>
+              <w:pStyle w:val="Compact"/>
+              <w:spacing w:after="0" w:line="264" w:lineRule="auto"/>
+            </w:pPr>
+            <w:r>
+              <w:rPr>
+                <w:sz w:val="16"/>
+              </w:rPr>
+              <w:t xml:space="preserve">D-0230</w:t>
+            </w:r>
+          </w:p>
+        </w:tc>
+      </w:tr>
+      <w:tr>
+        <w:tc>
+          <w:tcPr>
+            <w:tcW w:type="dxa" w:w="3363"/>
+          </w:tcPr>
+          <w:p>
+            <w:pPr>
+              <w:pStyle w:val="Compact"/>
+              <w:spacing w:after="0" w:line="264" w:lineRule="auto"/>
+            </w:pPr>
+            <w:r>
+              <w:rPr>
+                <w:rStyle w:val="VerbatimChar"/>
+                <w:sz w:val="16"/>
+              </w:rPr>
+              <w:t xml:space="preserve">tools/deadcheck.py</w:t>
+            </w:r>
+          </w:p>
+        </w:tc>
+        <w:tc>
+          <w:tcPr>
+            <w:tcW w:type="dxa" w:w="3739"/>
+          </w:tcPr>
+          <w:p>
+            <w:pPr>
+              <w:pStyle w:val="Compact"/>
+              <w:spacing w:after="0" w:line="264" w:lineRule="auto"/>
+            </w:pPr>
+            <w:r>
+              <w:rPr>
+                <w:b/>
+                <w:bCs/>
+                <w:sz w:val="16"/>
+              </w:rPr>
               <w:t xml:space="preserve">검사가 죽었는가</w:t>
             </w:r>
             <w:r>
@@ -54480,7 +54560,7 @@
         </w:tc>
         <w:tc>
           <w:tcPr>
-            <w:tcW w:type="dxa" w:w="1985"/>
+            <w:tcW w:type="dxa" w:w="1970"/>
           </w:tcPr>
           <w:p>
             <w:pPr>
@@ -54499,7 +54579,7 @@
       <w:tr>
         <w:tc>
           <w:tcPr>
-            <w:tcW w:type="dxa" w:w="3359"/>
+            <w:tcW w:type="dxa" w:w="3363"/>
           </w:tcPr>
           <w:p>
             <w:pPr>
@@ -54517,7 +54597,7 @@
         </w:tc>
         <w:tc>
           <w:tcPr>
-            <w:tcW w:type="dxa" w:w="3728"/>
+            <w:tcW w:type="dxa" w:w="3739"/>
           </w:tcPr>
           <w:p>
             <w:pPr>
@@ -54534,7 +54614,7 @@
         </w:tc>
         <w:tc>
           <w:tcPr>
-            <w:tcW w:type="dxa" w:w="1985"/>
+            <w:tcW w:type="dxa" w:w="1970"/>
           </w:tcPr>
           <w:p>
             <w:pPr>
@@ -54553,7 +54633,7 @@
       <w:tr>
         <w:tc>
           <w:tcPr>
-            <w:tcW w:type="dxa" w:w="3359"/>
+            <w:tcW w:type="dxa" w:w="3363"/>
           </w:tcPr>
           <w:p>
             <w:pPr>
@@ -54571,7 +54651,7 @@
         </w:tc>
         <w:tc>
           <w:tcPr>
-            <w:tcW w:type="dxa" w:w="3728"/>
+            <w:tcW w:type="dxa" w:w="3739"/>
           </w:tcPr>
           <w:p>
             <w:pPr>
@@ -54613,7 +54693,7 @@
         </w:tc>
         <w:tc>
           <w:tcPr>
-            <w:tcW w:type="dxa" w:w="1985"/>
+            <w:tcW w:type="dxa" w:w="1970"/>
           </w:tcPr>
           <w:p>
             <w:pPr>
@@ -54632,7 +54712,7 @@
       <w:tr>
         <w:tc>
           <w:tcPr>
-            <w:tcW w:type="dxa" w:w="3359"/>
+            <w:tcW w:type="dxa" w:w="3363"/>
           </w:tcPr>
           <w:p>
             <w:pPr>
@@ -54650,7 +54730,7 @@
         </w:tc>
         <w:tc>
           <w:tcPr>
-            <w:tcW w:type="dxa" w:w="3728"/>
+            <w:tcW w:type="dxa" w:w="3739"/>
           </w:tcPr>
           <w:p>
             <w:pPr>
@@ -54667,7 +54747,7 @@
         </w:tc>
         <w:tc>
           <w:tcPr>
-            <w:tcW w:type="dxa" w:w="1985"/>
+            <w:tcW w:type="dxa" w:w="1970"/>
           </w:tcPr>
           <w:p>
             <w:pPr>
@@ -54686,7 +54766,7 @@
       <w:tr>
         <w:tc>
           <w:tcPr>
-            <w:tcW w:type="dxa" w:w="3359"/>
+            <w:tcW w:type="dxa" w:w="3363"/>
           </w:tcPr>
           <w:p>
             <w:pPr>
@@ -54779,7 +54859,7 @@
         </w:tc>
         <w:tc>
           <w:tcPr>
-            <w:tcW w:type="dxa" w:w="3728"/>
+            <w:tcW w:type="dxa" w:w="3739"/>
           </w:tcPr>
           <w:p>
             <w:pPr>
@@ -54796,7 +54876,7 @@
         </w:tc>
         <w:tc>
           <w:tcPr>
-            <w:tcW w:type="dxa" w:w="1985"/>
+            <w:tcW w:type="dxa" w:w="1970"/>
           </w:tcPr>
           <w:p>
             <w:pPr>
@@ -54898,7 +54978,7 @@
       <w:r>
         <w:drawing>
           <wp:inline>
-            <wp:extent cx="3291840" cy="7593798"/>
+            <wp:extent cx="3227832" cy="7597171"/>
             <wp:effectExtent b="0" l="0" r="0" t="0"/>
             <wp:docPr descr="make check · CI · 커밋 훅 대조 (실물에서 읽었다)" title="" id="194" name="Picture"/>
             <a:graphic>
@@ -54919,7 +54999,7 @@
                   <pic:spPr bwMode="auto">
                     <a:xfrm>
                       <a:off x="0" y="0"/>
-                      <a:ext cx="3291840" cy="7593798"/>
+                      <a:ext cx="3227832" cy="7597171"/>
                     </a:xfrm>
                     <a:prstGeom prst="rect">
                       <a:avLst/>

--- a/site/proposal.docx
+++ b/site/proposal.docx
@@ -124,7 +124,7 @@
           <w:color w:val="888888"/>
           <w:sz w:val="17"/>
         </w:rPr>
-        <w:t>정본 67c8ac7ec76f · docs/MASTER.md Part I ~ III</w:t>
+        <w:t>정본 0595d2ef342e · docs/MASTER.md Part I ~ III</w:t>
       </w:r>
     </w:p>
     <w:p>
@@ -28286,7 +28286,7 @@
     </w:tbl>
     <w:bookmarkEnd w:id="74"/>
     <w:bookmarkEnd w:id="75"/>
-    <w:bookmarkStart w:id="205" w:name="part-iii.-상세-설계서"/>
+    <w:bookmarkStart w:id="206" w:name="part-iii.-상세-설계서"/>
     <w:p>
       <w:pPr>
         <w:pStyle w:val="Heading1"/>
@@ -30021,7 +30021,7 @@
     </w:p>
     <w:bookmarkEnd w:id="85"/>
     <w:bookmarkEnd w:id="86"/>
-    <w:bookmarkStart w:id="104" w:name="데이터-설계"/>
+    <w:bookmarkStart w:id="105" w:name="데이터-설계"/>
     <w:p>
       <w:pPr>
         <w:pStyle w:val="Heading2"/>
@@ -33527,148 +33527,6 @@
     </w:p>
     <w:p>
       <w:pPr>
-        <w:pStyle w:val="BodyText"/>
-      </w:pPr>
-      <w:r>
-        <w:rPr>
-          <w:b/>
-          <w:bCs/>
-        </w:rPr>
-        <w:t xml:space="preserve">핵심</w:t>
-      </w:r>
-      <w:r>
-        <w:t xml:space="preserve">: 괄호 안 내용은 피처링이 아니라</w:t>
-      </w:r>
-      <w:r>
-        <w:t xml:space="preserve"> </w:t>
-      </w:r>
-      <w:r>
-        <w:rPr>
-          <w:b/>
-          <w:bCs/>
-        </w:rPr>
-        <w:t xml:space="preserve">동일 아티스트의 별칭 병기</w:t>
-      </w:r>
-      <w:r>
-        <w:t xml:space="preserve">다.</w:t>
-      </w:r>
-      <w:r>
-        <w:t xml:space="preserve"> </w:t>
-      </w:r>
-      <w:r>
-        <w:rPr>
-          <w:rStyle w:val="VerbatimChar"/>
-        </w:rPr>
-        <w:t xml:space="preserve">아이유(IU)</w:t>
-      </w:r>
-      <w:r>
-        <w:t xml:space="preserve"> </w:t>
-      </w:r>
-      <w:r>
-        <w:t xml:space="preserve">64곡,</w:t>
-      </w:r>
-      <w:r>
-        <w:t xml:space="preserve"> </w:t>
-      </w:r>
-      <w:r>
-        <w:rPr>
-          <w:rStyle w:val="VerbatimChar"/>
-        </w:rPr>
-        <w:t xml:space="preserve">BIGBANG (빅뱅)</w:t>
-      </w:r>
-      <w:r>
-        <w:t xml:space="preserve"> </w:t>
-      </w:r>
-      <w:r>
-        <w:t xml:space="preserve">50곡,</w:t>
-      </w:r>
-      <w:r>
-        <w:t xml:space="preserve"> </w:t>
-      </w:r>
-      <w:r>
-        <w:rPr>
-          <w:rStyle w:val="VerbatimChar"/>
-        </w:rPr>
-        <w:t xml:space="preserve">태연 (TAEYEON)</w:t>
-      </w:r>
-      <w:r>
-        <w:t xml:space="preserve"> </w:t>
-      </w:r>
-      <w:r>
-        <w:t xml:space="preserve">24곡. 괄호를 구분자로 처리하면 376곡에서 유령 아티스트가 생성된다.</w:t>
-      </w:r>
-    </w:p>
-    <w:p>
-      <w:pPr>
-        <w:pStyle w:val="BodyText"/>
-      </w:pPr>
-      <w:r>
-        <w:rPr>
-          <w:b/>
-          <w:bCs/>
-        </w:rPr>
-        <w:t xml:space="preserve">반례</w:t>
-      </w:r>
-      <w:r>
-        <w:t xml:space="preserve">:</w:t>
-      </w:r>
-      <w:r>
-        <w:t xml:space="preserve"> </w:t>
-      </w:r>
-      <w:r>
-        <w:rPr>
-          <w:rStyle w:val="VerbatimChar"/>
-        </w:rPr>
-        <w:t xml:space="preserve">Earth, Wind &amp; Fire</w:t>
-      </w:r>
-      <w:r>
-        <w:t xml:space="preserve">(쉼표가 이름의 일부),</w:t>
-      </w:r>
-      <w:r>
-        <w:t xml:space="preserve"> </w:t>
-      </w:r>
-      <w:r>
-        <w:rPr>
-          <w:rStyle w:val="VerbatimChar"/>
-        </w:rPr>
-        <w:t xml:space="preserve">권순일(어반자카파)</w:t>
-      </w:r>
-      <w:r>
-        <w:t xml:space="preserve">(괄호가 소속),</w:t>
-      </w:r>
-      <w:r>
-        <w:t xml:space="preserve"> </w:t>
-      </w:r>
-      <w:r>
-        <w:rPr>
-          <w:rStyle w:val="VerbatimChar"/>
-        </w:rPr>
-        <w:t xml:space="preserve">잔나비 최정훈</w:t>
-      </w:r>
-      <w:r>
-        <w:t xml:space="preserve">(구분자 없는 다중),</w:t>
-      </w:r>
-      <w:r>
-        <w:t xml:space="preserve"> </w:t>
-      </w:r>
-      <w:r>
-        <w:rPr>
-          <w:rStyle w:val="VerbatimChar"/>
-        </w:rPr>
-        <w:t xml:space="preserve">GD&amp;TOP</w:t>
-      </w:r>
-      <w:r>
-        <w:t xml:space="preserve">(유닛명</w:t>
-      </w:r>
-      <w:r>
-        <w:t xml:space="preserve"> </w:t>
-      </w:r>
-      <w:r>
-        <w:t xml:space="preserve">여부 판정 불가).</w:t>
-      </w:r>
-    </w:p>
-    <w:p>
-      <w:pPr>
         <w:pStyle w:val="CaptionedFigure"/>
       </w:pPr>
       <w:r>
@@ -33723,7 +33581,603 @@
       </w:r>
     </w:p>
     <w:bookmarkEnd w:id="97"/>
-    <w:bookmarkStart w:id="98" w:name="좌표-없는-정규화-식별자-체계"/>
+    <w:bookmarkStart w:id="98" w:name="박-실측"/>
+    <w:p>
+      <w:pPr>
+        <w:pStyle w:val="Heading3"/>
+      </w:pPr>
+      <w:r>
+        <w:t xml:space="preserve">□ 박 실측</w:t>
+      </w:r>
+    </w:p>
+    <w:tbl>
+      <w:tblPr>
+        <w:tblStyle w:val="Table"/>
+        <w:tblW w:w="9072" w:type="dxa"/>
+        <w:tblBorders>
+          <w:top w:val="single" w:sz="4" w:color="BFC8D3"/>
+          <w:left w:val="single" w:sz="4" w:color="BFC8D3"/>
+          <w:bottom w:val="single" w:sz="4" w:color="BFC8D3"/>
+          <w:right w:val="single" w:sz="4" w:color="BFC8D3"/>
+          <w:insideH w:val="single" w:sz="4" w:color="BFC8D3"/>
+          <w:insideV w:val="single" w:sz="4" w:color="BFC8D3"/>
+        </w:tblBorders>
+        <w:tblLayout w:type="fixed"/>
+        <w:tblLook w:firstRow="1" w:lastRow="0" w:firstColumn="0" w:lastColumn="0" w:noHBand="0" w:noVBand="0" w:val="0020"/>
+      </w:tblPr>
+      <w:tblGrid>
+        <w:gridCol w:w="4562"/>
+        <w:gridCol w:w="4509"/>
+      </w:tblGrid>
+      <w:tr>
+        <w:trPr>
+          <w:tblHeader w:val="on"/>
+        </w:trPr>
+        <w:tc>
+          <w:tcPr>
+            <w:tcW w:type="dxa" w:w="4562"/>
+            <w:shd w:val="clear" w:color="auto" w:fill="E8EEF5"/>
+          </w:tcPr>
+          <w:p>
+            <w:pPr>
+              <w:pStyle w:val="Compact"/>
+              <w:spacing w:after="0" w:line="264" w:lineRule="auto"/>
+            </w:pPr>
+            <w:r>
+              <w:rPr>
+                <w:b/>
+                <w:color w:val="1F4E79"/>
+                <w:sz w:val="16"/>
+              </w:rPr>
+              <w:t xml:space="preserve">항목</w:t>
+            </w:r>
+          </w:p>
+        </w:tc>
+        <w:tc>
+          <w:tcPr>
+            <w:tcW w:type="dxa" w:w="4510"/>
+            <w:shd w:val="clear" w:color="auto" w:fill="E8EEF5"/>
+          </w:tcPr>
+          <w:p>
+            <w:pPr>
+              <w:pStyle w:val="Compact"/>
+              <w:spacing w:after="0" w:line="264" w:lineRule="auto"/>
+            </w:pPr>
+            <w:r>
+              <w:rPr>
+                <w:b/>
+                <w:color w:val="1F4E79"/>
+                <w:sz w:val="16"/>
+              </w:rPr>
+              <w:t xml:space="preserve">값</w:t>
+            </w:r>
+          </w:p>
+        </w:tc>
+      </w:tr>
+      <w:tr>
+        <w:tc>
+          <w:tcPr>
+            <w:tcW w:type="dxa" w:w="4562"/>
+          </w:tcPr>
+          <w:p>
+            <w:pPr>
+              <w:pStyle w:val="Compact"/>
+              <w:spacing w:after="0" w:line="264" w:lineRule="auto"/>
+            </w:pPr>
+            <w:r>
+              <w:rPr>
+                <w:sz w:val="16"/>
+              </w:rPr>
+              <w:t xml:space="preserve">박을 읽은 곡</w:t>
+            </w:r>
+          </w:p>
+        </w:tc>
+        <w:tc>
+          <w:tcPr>
+            <w:tcW w:type="dxa" w:w="4510"/>
+          </w:tcPr>
+          <w:p>
+            <w:pPr>
+              <w:pStyle w:val="Compact"/>
+              <w:spacing w:after="0" w:line="264" w:lineRule="auto"/>
+            </w:pPr>
+            <w:r>
+              <w:rPr>
+                <w:sz w:val="16"/>
+              </w:rPr>
+              <w:t xml:space="preserve">100% (1004곡)</w:t>
+            </w:r>
+          </w:p>
+        </w:tc>
+      </w:tr>
+      <w:tr>
+        <w:tc>
+          <w:tcPr>
+            <w:tcW w:type="dxa" w:w="4562"/>
+          </w:tcPr>
+          <w:p>
+            <w:pPr>
+              <w:pStyle w:val="Compact"/>
+              <w:spacing w:after="0" w:line="264" w:lineRule="auto"/>
+            </w:pPr>
+            <w:r>
+              <w:rPr>
+                <w:sz w:val="16"/>
+              </w:rPr>
+              <w:t xml:space="preserve">박을 못 읽은 곡</w:t>
+            </w:r>
+          </w:p>
+        </w:tc>
+        <w:tc>
+          <w:tcPr>
+            <w:tcW w:type="dxa" w:w="4510"/>
+          </w:tcPr>
+          <w:p>
+            <w:pPr>
+              <w:pStyle w:val="Compact"/>
+              <w:spacing w:after="0" w:line="264" w:lineRule="auto"/>
+            </w:pPr>
+            <w:r>
+              <w:rPr>
+                <w:sz w:val="16"/>
+              </w:rPr>
+              <w:t xml:space="preserve">0</w:t>
+            </w:r>
+          </w:p>
+        </w:tc>
+      </w:tr>
+      <w:tr>
+        <w:tc>
+          <w:tcPr>
+            <w:tcW w:type="dxa" w:w="4562"/>
+          </w:tcPr>
+          <w:p>
+            <w:pPr>
+              <w:pStyle w:val="Compact"/>
+              <w:spacing w:after="0" w:line="264" w:lineRule="auto"/>
+            </w:pPr>
+            <w:r>
+              <w:rPr>
+                <w:b/>
+                <w:bCs/>
+                <w:sz w:val="16"/>
+              </w:rPr>
+              <w:t xml:space="preserve">기본 템포</w:t>
+            </w:r>
+            <w:r>
+              <w:rPr>
+                <w:sz w:val="16"/>
+              </w:rPr>
+              <w:t xml:space="preserve"> </w:t>
+            </w:r>
+            <w:r>
+              <w:rPr>
+                <w:sz w:val="16"/>
+              </w:rPr>
+              <w:t xml:space="preserve">— 접은 값의 중앙</w:t>
+            </w:r>
+          </w:p>
+        </w:tc>
+        <w:tc>
+          <w:tcPr>
+            <w:tcW w:type="dxa" w:w="4510"/>
+          </w:tcPr>
+          <w:p>
+            <w:pPr>
+              <w:pStyle w:val="Compact"/>
+              <w:spacing w:after="0" w:line="264" w:lineRule="auto"/>
+            </w:pPr>
+            <w:r>
+              <w:rPr>
+                <w:b/>
+                <w:bCs/>
+                <w:sz w:val="16"/>
+              </w:rPr>
+              <w:t xml:space="preserve">130 BPM</w:t>
+            </w:r>
+          </w:p>
+        </w:tc>
+      </w:tr>
+      <w:tr>
+        <w:tc>
+          <w:tcPr>
+            <w:tcW w:type="dxa" w:w="4562"/>
+          </w:tcPr>
+          <w:p>
+            <w:pPr>
+              <w:pStyle w:val="Compact"/>
+              <w:spacing w:after="0" w:line="264" w:lineRule="auto"/>
+            </w:pPr>
+            <w:r>
+              <w:rPr>
+                <w:sz w:val="16"/>
+              </w:rPr>
+              <w:t xml:space="preserve">접기 전 중앙</w:t>
+            </w:r>
+          </w:p>
+        </w:tc>
+        <w:tc>
+          <w:tcPr>
+            <w:tcW w:type="dxa" w:w="4510"/>
+          </w:tcPr>
+          <w:p>
+            <w:pPr>
+              <w:pStyle w:val="Compact"/>
+              <w:spacing w:after="0" w:line="264" w:lineRule="auto"/>
+            </w:pPr>
+            <w:r>
+              <w:rPr>
+                <w:sz w:val="16"/>
+              </w:rPr>
+              <w:t xml:space="preserve">74 BPM</w:t>
+            </w:r>
+          </w:p>
+        </w:tc>
+      </w:tr>
+      <w:tr>
+        <w:tc>
+          <w:tcPr>
+            <w:tcW w:type="dxa" w:w="4562"/>
+          </w:tcPr>
+          <w:p>
+            <w:pPr>
+              <w:pStyle w:val="Compact"/>
+              <w:spacing w:after="0" w:line="264" w:lineRule="auto"/>
+            </w:pPr>
+            <w:r>
+              <w:rPr>
+                <w:sz w:val="16"/>
+              </w:rPr>
+              <w:t xml:space="preserve">접은 값 사분위</w:t>
+            </w:r>
+          </w:p>
+        </w:tc>
+        <w:tc>
+          <w:tcPr>
+            <w:tcW w:type="dxa" w:w="4510"/>
+          </w:tcPr>
+          <w:p>
+            <w:pPr>
+              <w:pStyle w:val="Compact"/>
+              <w:spacing w:after="0" w:line="264" w:lineRule="auto"/>
+            </w:pPr>
+            <w:r>
+              <w:rPr>
+                <w:sz w:val="16"/>
+              </w:rPr>
+              <w:t xml:space="preserve">113 ~ 144 BPM</w:t>
+            </w:r>
+          </w:p>
+        </w:tc>
+      </w:tr>
+    </w:tbl>
+    <w:p>
+      <w:pPr>
+        <w:pStyle w:val="BodyText"/>
+      </w:pPr>
+      <w:r>
+        <w:t xml:space="preserve">1004곡 전수 · 2026-10-12 실측</w:t>
+      </w:r>
+    </w:p>
+    <w:p>
+      <w:pPr>
+        <w:pStyle w:val="BodyText"/>
+      </w:pPr>
+      <w:r>
+        <w:rPr>
+          <w:b/>
+          <w:bCs/>
+        </w:rPr>
+        <w:t xml:space="preserve">해석</w:t>
+      </w:r>
+      <w:r>
+        <w:t xml:space="preserve">:</w:t>
+      </w:r>
+      <w:r>
+        <w:t xml:space="preserve"> </w:t>
+      </w:r>
+      <w:r>
+        <w:rPr>
+          <w:rStyle w:val="VerbatimChar"/>
+        </w:rPr>
+        <w:t xml:space="preserve">ingest onsets</w:t>
+      </w:r>
+      <w:r>
+        <w:t xml:space="preserve">가 1004곡에서 뽑은</w:t>
+      </w:r>
+      <w:r>
+        <w:t xml:space="preserve"> </w:t>
+      </w:r>
+      <w:r>
+        <w:rPr>
+          <w:b/>
+          <w:bCs/>
+        </w:rPr>
+        <w:t xml:space="preserve">믹스 온셋 포락선</w:t>
+      </w:r>
+      <w:r>
+        <w:t xml:space="preserve">(홉 0.01)을 전수로 읽고</w:t>
+      </w:r>
+      <w:r>
+        <w:t xml:space="preserve"> </w:t>
+      </w:r>
+      <w:r>
+        <w:t xml:space="preserve">곡마다</w:t>
+      </w:r>
+      <w:r>
+        <w:t xml:space="preserve"> </w:t>
+      </w:r>
+      <w:r>
+        <w:rPr>
+          <w:rStyle w:val="VerbatimChar"/>
+        </w:rPr>
+        <w:t xml:space="preserve">beat_period</w:t>
+      </w:r>
+      <w:r>
+        <w:t xml:space="preserve">로 박 주기를 낸 것이다.</w:t>
+      </w:r>
+      <w:r>
+        <w:t xml:space="preserve"> </w:t>
+      </w:r>
+      <w:r>
+        <w:rPr>
+          <w:b/>
+          <w:bCs/>
+        </w:rPr>
+        <w:t xml:space="preserve">스템을 안 나눈다</w:t>
+      </w:r>
+      <w:r>
+        <w:t xml:space="preserve"> </w:t>
+      </w:r>
+      <w:r>
+        <w:t xml:space="preserve">— 온셋은 타악이 바로</w:t>
+      </w:r>
+      <w:r>
+        <w:t xml:space="preserve"> </w:t>
+      </w:r>
+      <w:r>
+        <w:t xml:space="preserve">그 신호이므로 분리기를 안 태운다 (D-0395).</w:t>
+      </w:r>
+    </w:p>
+    <w:p>
+      <w:pPr>
+        <w:pStyle w:val="BodyText"/>
+      </w:pPr>
+      <w:r>
+        <w:rPr>
+          <w:b/>
+          <w:bCs/>
+        </w:rPr>
+        <w:t xml:space="preserve">기본 템포는 이 표에서 온다.</w:t>
+      </w:r>
+      <w:r>
+        <w:t xml:space="preserve"> </w:t>
+      </w:r>
+      <w:r>
+        <w:rPr>
+          <w:rStyle w:val="VerbatimChar"/>
+        </w:rPr>
+        <w:t xml:space="preserve">DEFAULT_TEMPO_BPM</w:t>
+      </w:r>
+      <w:r>
+        <w:t xml:space="preserve">이 중앙값과 같은지</w:t>
+      </w:r>
+      <w:r>
+        <w:t xml:space="preserve"> </w:t>
+      </w:r>
+      <w:r>
+        <w:rPr>
+          <w:rStyle w:val="VerbatimChar"/>
+        </w:rPr>
+        <w:t xml:space="preserve">measured.py</w:t>
+      </w:r>
+      <w:r>
+        <w:t xml:space="preserve">가</w:t>
+      </w:r>
+      <w:r>
+        <w:t xml:space="preserve"> </w:t>
+      </w:r>
+      <w:r>
+        <w:t xml:space="preserve">대조하므로, 다시 재서 수가 움직이면</w:t>
+      </w:r>
+      <w:r>
+        <w:t xml:space="preserve"> </w:t>
+      </w:r>
+      <w:r>
+        <w:rPr>
+          <w:b/>
+          <w:bCs/>
+        </w:rPr>
+        <w:t xml:space="preserve">코드가 빨개진다</w:t>
+      </w:r>
+      <w:r>
+        <w:t xml:space="preserve"> </w:t>
+      </w:r>
+      <w:r>
+        <w:t xml:space="preserve">(D-0397 · GR-0.7).</w:t>
+      </w:r>
+    </w:p>
+    <w:p>
+      <w:pPr>
+        <w:pStyle w:val="BodyText"/>
+      </w:pPr>
+      <w:r>
+        <w:rPr>
+          <w:b/>
+          <w:bCs/>
+        </w:rPr>
+        <w:t xml:space="preserve">접기 전과 후를 둘 다 든다.</w:t>
+      </w:r>
+      <w:r>
+        <w:t xml:space="preserve"> </w:t>
+      </w:r>
+      <w:r>
+        <w:t xml:space="preserve">차이(74 → 130)가 전부</w:t>
+      </w:r>
+      <w:r>
+        <w:t xml:space="preserve"> </w:t>
+      </w:r>
+      <w:r>
+        <w:rPr>
+          <w:b/>
+          <w:bCs/>
+        </w:rPr>
+        <w:t xml:space="preserve">배수 모호성</w:t>
+      </w:r>
+      <w:r>
+        <w:t xml:space="preserve">이고, 그것이</w:t>
+      </w:r>
+      <w:r>
+        <w:t xml:space="preserve"> </w:t>
+      </w:r>
+      <w:r>
+        <w:t xml:space="preserve">결함이 아니라 성질이라는 판단이 D-0054 · D-0206에 있다.</w:t>
+      </w:r>
+    </w:p>
+    <w:p>
+      <w:pPr>
+        <w:pStyle w:val="BodyText"/>
+      </w:pPr>
+      <w:r>
+        <w:rPr>
+          <w:b/>
+          <w:bCs/>
+        </w:rPr>
+        <w:t xml:space="preserve">핵심</w:t>
+      </w:r>
+      <w:r>
+        <w:t xml:space="preserve">: 괄호 안 내용은 피처링이 아니라</w:t>
+      </w:r>
+      <w:r>
+        <w:t xml:space="preserve"> </w:t>
+      </w:r>
+      <w:r>
+        <w:rPr>
+          <w:b/>
+          <w:bCs/>
+        </w:rPr>
+        <w:t xml:space="preserve">동일 아티스트의 별칭 병기</w:t>
+      </w:r>
+      <w:r>
+        <w:t xml:space="preserve">다.</w:t>
+      </w:r>
+      <w:r>
+        <w:t xml:space="preserve"> </w:t>
+      </w:r>
+      <w:r>
+        <w:rPr>
+          <w:rStyle w:val="VerbatimChar"/>
+        </w:rPr>
+        <w:t xml:space="preserve">아이유(IU)</w:t>
+      </w:r>
+      <w:r>
+        <w:t xml:space="preserve"> </w:t>
+      </w:r>
+      <w:r>
+        <w:t xml:space="preserve">64곡,</w:t>
+      </w:r>
+      <w:r>
+        <w:t xml:space="preserve"> </w:t>
+      </w:r>
+      <w:r>
+        <w:rPr>
+          <w:rStyle w:val="VerbatimChar"/>
+        </w:rPr>
+        <w:t xml:space="preserve">BIGBANG (빅뱅)</w:t>
+      </w:r>
+      <w:r>
+        <w:t xml:space="preserve"> </w:t>
+      </w:r>
+      <w:r>
+        <w:t xml:space="preserve">50곡,</w:t>
+      </w:r>
+      <w:r>
+        <w:t xml:space="preserve"> </w:t>
+      </w:r>
+      <w:r>
+        <w:rPr>
+          <w:rStyle w:val="VerbatimChar"/>
+        </w:rPr>
+        <w:t xml:space="preserve">태연 (TAEYEON)</w:t>
+      </w:r>
+      <w:r>
+        <w:t xml:space="preserve"> </w:t>
+      </w:r>
+      <w:r>
+        <w:t xml:space="preserve">24곡. 괄호를 구분자로 처리하면 376곡에서 유령 아티스트가 생성된다.</w:t>
+      </w:r>
+    </w:p>
+    <w:p>
+      <w:pPr>
+        <w:pStyle w:val="BodyText"/>
+      </w:pPr>
+      <w:r>
+        <w:rPr>
+          <w:b/>
+          <w:bCs/>
+        </w:rPr>
+        <w:t xml:space="preserve">반례</w:t>
+      </w:r>
+      <w:r>
+        <w:t xml:space="preserve">:</w:t>
+      </w:r>
+      <w:r>
+        <w:t xml:space="preserve"> </w:t>
+      </w:r>
+      <w:r>
+        <w:rPr>
+          <w:rStyle w:val="VerbatimChar"/>
+        </w:rPr>
+        <w:t xml:space="preserve">Earth, Wind &amp; Fire</w:t>
+      </w:r>
+      <w:r>
+        <w:t xml:space="preserve">(쉼표가 이름의 일부),</w:t>
+      </w:r>
+      <w:r>
+        <w:t xml:space="preserve"> </w:t>
+      </w:r>
+      <w:r>
+        <w:rPr>
+          <w:rStyle w:val="VerbatimChar"/>
+        </w:rPr>
+        <w:t xml:space="preserve">권순일(어반자카파)</w:t>
+      </w:r>
+      <w:r>
+        <w:t xml:space="preserve">(괄호가 소속),</w:t>
+      </w:r>
+      <w:r>
+        <w:t xml:space="preserve"> </w:t>
+      </w:r>
+      <w:r>
+        <w:rPr>
+          <w:rStyle w:val="VerbatimChar"/>
+        </w:rPr>
+        <w:t xml:space="preserve">잔나비 최정훈</w:t>
+      </w:r>
+      <w:r>
+        <w:t xml:space="preserve">(구분자 없는 다중),</w:t>
+      </w:r>
+      <w:r>
+        <w:t xml:space="preserve"> </w:t>
+      </w:r>
+      <w:r>
+        <w:rPr>
+          <w:rStyle w:val="VerbatimChar"/>
+        </w:rPr>
+        <w:t xml:space="preserve">GD&amp;TOP</w:t>
+      </w:r>
+      <w:r>
+        <w:t xml:space="preserve">(유닛명</w:t>
+      </w:r>
+      <w:r>
+        <w:t xml:space="preserve"> </w:t>
+      </w:r>
+      <w:r>
+        <w:t xml:space="preserve">여부 판정 불가).</w:t>
+      </w:r>
+    </w:p>
+    <w:bookmarkEnd w:id="98"/>
+    <w:bookmarkStart w:id="99" w:name="좌표-없는-정규화-식별자-체계"/>
     <w:p>
       <w:pPr>
         <w:pStyle w:val="Heading3"/>
@@ -34208,8 +34662,8 @@
         <w:t xml:space="preserve">절대경로를 쓰지 않는 이유는 기기마다 라이브러리 루트가 달라 산출물 동일성이 깨지기 때문이다.</w:t>
       </w:r>
     </w:p>
-    <w:bookmarkEnd w:id="98"/>
-    <w:bookmarkStart w:id="103" w:name="테이블-명세-주요-p4-설계-미구현"/>
+    <w:bookmarkEnd w:id="99"/>
+    <w:bookmarkStart w:id="104" w:name="테이블-명세-주요-p4-설계-미구현"/>
     <w:p>
       <w:pPr>
         <w:pStyle w:val="Heading3"/>
@@ -34381,18 +34835,18 @@
           <wp:inline>
             <wp:extent cx="5334000" cy="6923726"/>
             <wp:effectExtent b="0" l="0" r="0" t="0"/>
-            <wp:docPr descr="ERD — P4 설계" title="" id="100" name="Picture"/>
+            <wp:docPr descr="ERD — P4 설계" title="" id="101" name="Picture"/>
             <a:graphic>
               <a:graphicData uri="http://schemas.openxmlformats.org/drawingml/2006/picture">
                 <pic:pic>
                   <pic:nvPicPr>
-                    <pic:cNvPr descr="/home/fox/projects/hathor/var/proposal/figures/erd.png" id="101" name="Picture"/>
+                    <pic:cNvPr descr="/home/fox/projects/hathor/var/proposal/figures/erd.png" id="102" name="Picture"/>
                     <pic:cNvPicPr>
                       <a:picLocks noChangeArrowheads="1" noChangeAspect="1"/>
                     </pic:cNvPicPr>
                   </pic:nvPicPr>
                   <pic:blipFill>
-                    <a:blip r:embed="rId99"/>
+                    <a:blip r:embed="rId100"/>
                     <a:stretch>
                       <a:fillRect/>
                     </a:stretch>
@@ -36175,7 +36629,7 @@
         <w:t xml:space="preserve">이었다 (D-0126).</w:t>
       </w:r>
     </w:p>
-    <w:bookmarkStart w:id="102" w:name="취향-쪽-테이블"/>
+    <w:bookmarkStart w:id="103" w:name="취향-쪽-테이블"/>
     <w:p>
       <w:pPr>
         <w:pStyle w:val="Heading4"/>
@@ -37409,10 +37863,10 @@
         <w:t xml:space="preserve">.</w:t>
       </w:r>
     </w:p>
-    <w:bookmarkEnd w:id="102"/>
     <w:bookmarkEnd w:id="103"/>
     <w:bookmarkEnd w:id="104"/>
-    <w:bookmarkStart w:id="119" w:name="인제스트-상세-설계"/>
+    <w:bookmarkEnd w:id="105"/>
+    <w:bookmarkStart w:id="120" w:name="인제스트-상세-설계"/>
     <w:p>
       <w:pPr>
         <w:pStyle w:val="Heading2"/>
@@ -37421,7 +37875,7 @@
         <w:t xml:space="preserve">3. 인제스트 상세 설계</w:t>
       </w:r>
     </w:p>
-    <w:bookmarkStart w:id="108" w:name="처리-순서"/>
+    <w:bookmarkStart w:id="109" w:name="처리-순서"/>
     <w:p>
       <w:pPr>
         <w:pStyle w:val="Heading3"/>
@@ -37439,18 +37893,18 @@
           <wp:inline>
             <wp:extent cx="4251960" cy="7593619"/>
             <wp:effectExtent b="0" l="0" r="0" t="0"/>
-            <wp:docPr descr="인제스트 처리 순서" title="" id="106" name="Picture"/>
+            <wp:docPr descr="인제스트 처리 순서" title="" id="107" name="Picture"/>
             <a:graphic>
               <a:graphicData uri="http://schemas.openxmlformats.org/drawingml/2006/picture">
                 <pic:pic>
                   <pic:nvPicPr>
-                    <pic:cNvPr descr="/home/fox/projects/hathor/var/proposal/figures/ingest_flow.png" id="107" name="Picture"/>
+                    <pic:cNvPr descr="/home/fox/projects/hathor/var/proposal/figures/ingest_flow.png" id="108" name="Picture"/>
                     <pic:cNvPicPr>
                       <a:picLocks noChangeArrowheads="1" noChangeAspect="1"/>
                     </pic:cNvPicPr>
                   </pic:nvPicPr>
                   <pic:blipFill>
-                    <a:blip r:embed="rId105"/>
+                    <a:blip r:embed="rId106"/>
                     <a:stretch>
                       <a:fillRect/>
                     </a:stretch>
@@ -37485,8 +37939,8 @@
         <w:t>[그림 11] 인제스트 처리 순서</w:t>
       </w:r>
     </w:p>
-    <w:bookmarkEnd w:id="108"/>
-    <w:bookmarkStart w:id="109" w:name="실패-분류"/>
+    <w:bookmarkEnd w:id="109"/>
+    <w:bookmarkStart w:id="110" w:name="실패-분류"/>
     <w:p>
       <w:pPr>
         <w:pStyle w:val="Heading3"/>
@@ -37797,8 +38251,8 @@
         <w:t xml:space="preserve">: 어떤 단일 파일도 전체 순회를 중단시키지 않는다. 프로세스 종료 코드는 실패율이 임계를 넘을 때만 비정상이 된다.</w:t>
       </w:r>
     </w:p>
-    <w:bookmarkEnd w:id="109"/>
-    <w:bookmarkStart w:id="113" w:name="델타-이벤트"/>
+    <w:bookmarkEnd w:id="110"/>
+    <w:bookmarkStart w:id="114" w:name="델타-이벤트"/>
     <w:p>
       <w:pPr>
         <w:pStyle w:val="Heading3"/>
@@ -38171,18 +38625,18 @@
           <wp:inline>
             <wp:extent cx="5334000" cy="2221026"/>
             <wp:effectExtent b="0" l="0" r="0" t="0"/>
-            <wp:docPr descr="델타 판정 — 재스캔 이벤트 넷" title="" id="111" name="Picture"/>
+            <wp:docPr descr="델타 판정 — 재스캔 이벤트 넷" title="" id="112" name="Picture"/>
             <a:graphic>
               <a:graphicData uri="http://schemas.openxmlformats.org/drawingml/2006/picture">
                 <pic:pic>
                   <pic:nvPicPr>
-                    <pic:cNvPr descr="/home/fox/projects/hathor/var/proposal/figures/delta_states.png" id="112" name="Picture"/>
+                    <pic:cNvPr descr="/home/fox/projects/hathor/var/proposal/figures/delta_states.png" id="113" name="Picture"/>
                     <pic:cNvPicPr>
                       <a:picLocks noChangeArrowheads="1" noChangeAspect="1"/>
                     </pic:cNvPicPr>
                   </pic:nvPicPr>
                   <pic:blipFill>
-                    <a:blip r:embed="rId110"/>
+                    <a:blip r:embed="rId111"/>
                     <a:stretch>
                       <a:fillRect/>
                     </a:stretch>
@@ -38217,8 +38671,8 @@
         <w:t>[그림 12] 델타 판정 — 재스캔 이벤트 넷</w:t>
       </w:r>
     </w:p>
-    <w:bookmarkEnd w:id="113"/>
-    <w:bookmarkStart w:id="114" w:name="아티스트-파서"/>
+    <w:bookmarkEnd w:id="114"/>
+    <w:bookmarkStart w:id="115" w:name="아티스트-파서"/>
     <w:p>
       <w:pPr>
         <w:pStyle w:val="Heading3"/>
@@ -38756,8 +39210,8 @@
         </w:tc>
       </w:tr>
     </w:tbl>
-    <w:bookmarkEnd w:id="114"/>
-    <w:bookmarkStart w:id="118" w:name="musicbrainz-조회-개선-이력-d-0019"/>
+    <w:bookmarkEnd w:id="115"/>
+    <w:bookmarkStart w:id="119" w:name="musicbrainz-조회-개선-이력-d-0019"/>
     <w:p>
       <w:pPr>
         <w:pStyle w:val="Heading3"/>
@@ -39079,18 +39533,18 @@
           <wp:inline>
             <wp:extent cx="5334000" cy="2152387"/>
             <wp:effectExtent b="0" l="0" r="0" t="0"/>
-            <wp:docPr descr="MusicBrainz 곡 조회 성공률 개선" title="" id="116" name="Picture"/>
+            <wp:docPr descr="MusicBrainz 곡 조회 성공률 개선" title="" id="117" name="Picture"/>
             <a:graphic>
               <a:graphicData uri="http://schemas.openxmlformats.org/drawingml/2006/picture">
                 <pic:pic>
                   <pic:nvPicPr>
-                    <pic:cNvPr descr="/home/fox/projects/hathor/var/proposal/figures/musicbrainz.png" id="117" name="Picture"/>
+                    <pic:cNvPr descr="/home/fox/projects/hathor/var/proposal/figures/musicbrainz.png" id="118" name="Picture"/>
                     <pic:cNvPicPr>
                       <a:picLocks noChangeArrowheads="1" noChangeAspect="1"/>
                     </pic:cNvPicPr>
                   </pic:nvPicPr>
                   <pic:blipFill>
-                    <a:blip r:embed="rId115"/>
+                    <a:blip r:embed="rId116"/>
                     <a:stretch>
                       <a:fillRect/>
                     </a:stretch>
@@ -39125,9 +39579,9 @@
         <w:t>[그림 13] MusicBrainz 곡 조회 성공률 개선</w:t>
       </w:r>
     </w:p>
-    <w:bookmarkEnd w:id="118"/>
     <w:bookmarkEnd w:id="119"/>
-    <w:bookmarkStart w:id="123" w:name="축-특징-설계"/>
+    <w:bookmarkEnd w:id="120"/>
+    <w:bookmarkStart w:id="124" w:name="축-특징-설계"/>
     <w:p>
       <w:pPr>
         <w:pStyle w:val="Heading2"/>
@@ -39917,18 +40371,18 @@
           <wp:inline>
             <wp:extent cx="5334000" cy="3124463"/>
             <wp:effectExtent b="0" l="0" r="0" t="0"/>
-            <wp:docPr descr="4축과 모델 — 스템 분리가 편곡 · 가창의 전제다" title="" id="121" name="Picture"/>
+            <wp:docPr descr="4축과 모델 — 스템 분리가 편곡 · 가창의 전제다" title="" id="122" name="Picture"/>
             <a:graphic>
               <a:graphicData uri="http://schemas.openxmlformats.org/drawingml/2006/picture">
                 <pic:pic>
                   <pic:nvPicPr>
-                    <pic:cNvPr descr="/home/fox/projects/hathor/var/proposal/figures/axes.png" id="122" name="Picture"/>
+                    <pic:cNvPr descr="/home/fox/projects/hathor/var/proposal/figures/axes.png" id="123" name="Picture"/>
                     <pic:cNvPicPr>
                       <a:picLocks noChangeArrowheads="1" noChangeAspect="1"/>
                     </pic:cNvPicPr>
                   </pic:nvPicPr>
                   <pic:blipFill>
-                    <a:blip r:embed="rId120"/>
+                    <a:blip r:embed="rId121"/>
                     <a:stretch>
                       <a:fillRect/>
                     </a:stretch>
@@ -39963,8 +40417,8 @@
         <w:t>[그림 14] 4축과 모델 — 스템 분리가 편곡 · 가창의 전제다</w:t>
       </w:r>
     </w:p>
-    <w:bookmarkEnd w:id="123"/>
-    <w:bookmarkStart w:id="131" w:name="취향-모델-설계"/>
+    <w:bookmarkEnd w:id="124"/>
+    <w:bookmarkStart w:id="132" w:name="취향-모델-설계"/>
     <w:p>
       <w:pPr>
         <w:pStyle w:val="Heading2"/>
@@ -40016,7 +40470,7 @@
         <w:t xml:space="preserve">길은 세 번 다 라이선스·커버리지에 막혔다 (D-0215 · D-0216 · O-67).</w:t>
       </w:r>
     </w:p>
-    <w:bookmarkStart w:id="124" w:name="문제-재정의"/>
+    <w:bookmarkStart w:id="125" w:name="문제-재정의"/>
     <w:p>
       <w:pPr>
         <w:pStyle w:val="Heading3"/>
@@ -40251,8 +40705,8 @@
         <w:t xml:space="preserve">는 양성만으로 성립한다. 균일 양성 데이터가 결함이 아니라 전제가 된다.</w:t>
       </w:r>
     </w:p>
-    <w:bookmarkEnd w:id="124"/>
-    <w:bookmarkStart w:id="128" w:name="취향-신호-3층"/>
+    <w:bookmarkEnd w:id="125"/>
+    <w:bookmarkStart w:id="129" w:name="취향-신호-3층"/>
     <w:p>
       <w:pPr>
         <w:pStyle w:val="Heading3"/>
@@ -40605,18 +41059,18 @@
           <wp:inline>
             <wp:extent cx="5334000" cy="3061854"/>
             <wp:effectExtent b="0" l="0" r="0" t="0"/>
-            <wp:docPr descr="취향 신호 3층" title="" id="126" name="Picture"/>
+            <wp:docPr descr="취향 신호 3층" title="" id="127" name="Picture"/>
             <a:graphic>
               <a:graphicData uri="http://schemas.openxmlformats.org/drawingml/2006/picture">
                 <pic:pic>
                   <pic:nvPicPr>
-                    <pic:cNvPr descr="/home/fox/projects/hathor/var/proposal/figures/taste_layers.png" id="127" name="Picture"/>
+                    <pic:cNvPr descr="/home/fox/projects/hathor/var/proposal/figures/taste_layers.png" id="128" name="Picture"/>
                     <pic:cNvPicPr>
                       <a:picLocks noChangeArrowheads="1" noChangeAspect="1"/>
                     </pic:cNvPicPr>
                   </pic:nvPicPr>
                   <pic:blipFill>
-                    <a:blip r:embed="rId125"/>
+                    <a:blip r:embed="rId126"/>
                     <a:stretch>
                       <a:fillRect/>
                     </a:stretch>
@@ -40651,8 +41105,8 @@
         <w:t>[그림 15] 취향 신호 3층</w:t>
       </w:r>
     </w:p>
-    <w:bookmarkEnd w:id="128"/>
-    <w:bookmarkStart w:id="129" w:name="쌍대비교"/>
+    <w:bookmarkEnd w:id="129"/>
+    <w:bookmarkStart w:id="130" w:name="쌍대비교"/>
     <w:p>
       <w:pPr>
         <w:pStyle w:val="Heading3"/>
@@ -40928,8 +41382,8 @@
         <w:t xml:space="preserve">: 본 기법은 랜덤 포레스트가 아니다. 문서·발표에서 혼용하지 않는다.</w:t>
       </w:r>
     </w:p>
-    <w:bookmarkEnd w:id="129"/>
-    <w:bookmarkStart w:id="130" w:name="축별-분해"/>
+    <w:bookmarkEnd w:id="130"/>
+    <w:bookmarkStart w:id="131" w:name="축별-분해"/>
     <w:p>
       <w:pPr>
         <w:pStyle w:val="Heading3"/>
@@ -40946,9 +41400,9 @@
         <w:t xml:space="preserve">취향 벡터는 4축 각각에 대해 독립적으로 산출한다. 사용자가 발라드 멜로디를 선호하면서 힙합 편곡을 선호하는 것은 모순이 아니며, 축을 합치면 이 정보가 소실된다.</w:t>
       </w:r>
     </w:p>
-    <w:bookmarkEnd w:id="130"/>
     <w:bookmarkEnd w:id="131"/>
-    <w:bookmarkStart w:id="156" w:name="생성-파이프라인-설계"/>
+    <w:bookmarkEnd w:id="132"/>
+    <w:bookmarkStart w:id="157" w:name="생성-파이프라인-설계"/>
     <w:p>
       <w:pPr>
         <w:pStyle w:val="Heading2"/>
@@ -40957,7 +41411,7 @@
         <w:t xml:space="preserve">6. 생성 파이프라인 설계</w:t>
       </w:r>
     </w:p>
-    <w:bookmarkStart w:id="135" w:name="기획과-렌더를-나눈다"/>
+    <w:bookmarkStart w:id="136" w:name="기획과-렌더를-나눈다"/>
     <w:p>
       <w:pPr>
         <w:pStyle w:val="Heading3"/>
@@ -41015,18 +41469,18 @@
           <wp:inline>
             <wp:extent cx="2414016" cy="7580704"/>
             <wp:effectExtent b="0" l="0" r="0" t="0"/>
-            <wp:docPr descr="hathor가 기획하고 엔진이 소리를 입힌다" title="" id="133" name="Picture"/>
+            <wp:docPr descr="hathor가 기획하고 엔진이 소리를 입힌다" title="" id="134" name="Picture"/>
             <a:graphic>
               <a:graphicData uri="http://schemas.openxmlformats.org/drawingml/2006/picture">
                 <pic:pic>
                   <pic:nvPicPr>
-                    <pic:cNvPr descr="/home/fox/projects/hathor/var/proposal/figures/plan_render.png" id="134" name="Picture"/>
+                    <pic:cNvPr descr="/home/fox/projects/hathor/var/proposal/figures/plan_render.png" id="135" name="Picture"/>
                     <pic:cNvPicPr>
                       <a:picLocks noChangeArrowheads="1" noChangeAspect="1"/>
                     </pic:cNvPicPr>
                   </pic:nvPicPr>
                   <pic:blipFill>
-                    <a:blip r:embed="rId132"/>
+                    <a:blip r:embed="rId133"/>
                     <a:stretch>
                       <a:fillRect/>
                     </a:stretch>
@@ -41104,8 +41558,8 @@
         <w:t xml:space="preserve">라 적는다 (D-0218).</w:t>
       </w:r>
     </w:p>
-    <w:bookmarkEnd w:id="135"/>
-    <w:bookmarkStart w:id="136" w:name="결정성"/>
+    <w:bookmarkEnd w:id="136"/>
+    <w:bookmarkStart w:id="137" w:name="결정성"/>
     <w:p>
       <w:pPr>
         <w:pStyle w:val="Heading3"/>
@@ -41169,8 +41623,8 @@
         <w:t xml:space="preserve">결정론은 기획(조건)까지만 보장한다 (O-65).</w:t>
       </w:r>
     </w:p>
-    <w:bookmarkEnd w:id="136"/>
-    <w:bookmarkStart w:id="140" w:name="엔진-선정-서류-관문-d-0217"/>
+    <w:bookmarkEnd w:id="137"/>
+    <w:bookmarkStart w:id="141" w:name="엔진-선정-서류-관문-d-0217"/>
     <w:p>
       <w:pPr>
         <w:pStyle w:val="Heading3"/>
@@ -42117,18 +42571,18 @@
           <wp:inline>
             <wp:extent cx="5334000" cy="2687532"/>
             <wp:effectExtent b="0" l="0" r="0" t="0"/>
-            <wp:docPr descr="엔진 서류 관문 — 일곱에서 둘로" title="" id="138" name="Picture"/>
+            <wp:docPr descr="엔진 서류 관문 — 일곱에서 둘로" title="" id="139" name="Picture"/>
             <a:graphic>
               <a:graphicData uri="http://schemas.openxmlformats.org/drawingml/2006/picture">
                 <pic:pic>
                   <pic:nvPicPr>
-                    <pic:cNvPr descr="/home/fox/projects/hathor/var/proposal/figures/engine_funnel.png" id="139" name="Picture"/>
+                    <pic:cNvPr descr="/home/fox/projects/hathor/var/proposal/figures/engine_funnel.png" id="140" name="Picture"/>
                     <pic:cNvPicPr>
                       <a:picLocks noChangeArrowheads="1" noChangeAspect="1"/>
                     </pic:cNvPicPr>
                   </pic:nvPicPr>
                   <pic:blipFill>
-                    <a:blip r:embed="rId137"/>
+                    <a:blip r:embed="rId138"/>
                     <a:stretch>
                       <a:fillRect/>
                     </a:stretch>
@@ -42163,8 +42617,8 @@
         <w:t>[그림 17] 엔진 서류 관문 — 일곱에서 둘로</w:t>
       </w:r>
     </w:p>
-    <w:bookmarkEnd w:id="140"/>
-    <w:bookmarkStart w:id="144" w:name="실측-관문-착수-전에-적었다-d-0217"/>
+    <w:bookmarkEnd w:id="141"/>
+    <w:bookmarkStart w:id="145" w:name="실측-관문-착수-전에-적었다-d-0217"/>
     <w:p>
       <w:pPr>
         <w:pStyle w:val="Heading3"/>
@@ -42534,18 +42988,18 @@
           <wp:inline>
             <wp:extent cx="5334000" cy="5481519"/>
             <wp:effectExtent b="0" l="0" r="0" t="0"/>
-            <wp:docPr descr="엔진 실측 관문 G0 ~ G3" title="" id="142" name="Picture"/>
+            <wp:docPr descr="엔진 실측 관문 G0 ~ G3" title="" id="143" name="Picture"/>
             <a:graphic>
               <a:graphicData uri="http://schemas.openxmlformats.org/drawingml/2006/picture">
                 <pic:pic>
                   <pic:nvPicPr>
-                    <pic:cNvPr descr="/home/fox/projects/hathor/var/proposal/figures/engine_gates.png" id="143" name="Picture"/>
+                    <pic:cNvPr descr="/home/fox/projects/hathor/var/proposal/figures/engine_gates.png" id="144" name="Picture"/>
                     <pic:cNvPicPr>
                       <a:picLocks noChangeArrowheads="1" noChangeAspect="1"/>
                     </pic:cNvPicPr>
                   </pic:nvPicPr>
                   <pic:blipFill>
-                    <a:blip r:embed="rId141"/>
+                    <a:blip r:embed="rId142"/>
                     <a:stretch>
                       <a:fillRect/>
                     </a:stretch>
@@ -42580,8 +43034,8 @@
         <w:t>[그림 18] 엔진 실측 관문 G0 ~ G3</w:t>
       </w:r>
     </w:p>
-    <w:bookmarkEnd w:id="144"/>
-    <w:bookmarkStart w:id="148" w:name="g0-실측-기기가-떨어졌다-d-0218"/>
+    <w:bookmarkEnd w:id="145"/>
+    <w:bookmarkStart w:id="149" w:name="g0-실측-기기가-떨어졌다-d-0218"/>
     <w:p>
       <w:pPr>
         <w:pStyle w:val="Heading3"/>
@@ -42919,18 +43373,18 @@
           <wp:inline>
             <wp:extent cx="5334000" cy="2007123"/>
             <wp:effectExtent b="0" l="0" r="0" t="0"/>
-            <wp:docPr descr="G0 실측 — fp16 NaN · fp32 메모리 부족" title="" id="146" name="Picture"/>
+            <wp:docPr descr="G0 실측 — fp16 NaN · fp32 메모리 부족" title="" id="147" name="Picture"/>
             <a:graphic>
               <a:graphicData uri="http://schemas.openxmlformats.org/drawingml/2006/picture">
                 <pic:pic>
                   <pic:nvPicPr>
-                    <pic:cNvPr descr="/home/fox/projects/hathor/var/proposal/figures/g0_runs.png" id="147" name="Picture"/>
+                    <pic:cNvPr descr="/home/fox/projects/hathor/var/proposal/figures/g0_runs.png" id="148" name="Picture"/>
                     <pic:cNvPicPr>
                       <a:picLocks noChangeArrowheads="1" noChangeAspect="1"/>
                     </pic:cNvPicPr>
                   </pic:nvPicPr>
                   <pic:blipFill>
-                    <a:blip r:embed="rId145"/>
+                    <a:blip r:embed="rId146"/>
                     <a:stretch>
                       <a:fillRect/>
                     </a:stretch>
@@ -42965,8 +43419,8 @@
         <w:t>[그림 19] G0 실측 — fp16 NaN · fp32 메모리 부족</w:t>
       </w:r>
     </w:p>
-    <w:bookmarkEnd w:id="148"/>
-    <w:bookmarkStart w:id="155" w:name="청취-판정-이력"/>
+    <w:bookmarkEnd w:id="149"/>
+    <w:bookmarkStart w:id="156" w:name="청취-판정-이력"/>
     <w:p>
       <w:pPr>
         <w:pStyle w:val="Heading3"/>
@@ -43479,18 +43933,18 @@
           <wp:inline>
             <wp:extent cx="5334000" cy="2490192"/>
             <wp:effectExtent b="0" l="0" r="0" t="0"/>
-            <wp:docPr descr="청취 판정 이력" title="" id="150" name="Picture"/>
+            <wp:docPr descr="청취 판정 이력" title="" id="151" name="Picture"/>
             <a:graphic>
               <a:graphicData uri="http://schemas.openxmlformats.org/drawingml/2006/picture">
                 <pic:pic>
                   <pic:nvPicPr>
-                    <pic:cNvPr descr="/home/fox/projects/hathor/var/proposal/figures/listening.png" id="151" name="Picture"/>
+                    <pic:cNvPr descr="/home/fox/projects/hathor/var/proposal/figures/listening.png" id="152" name="Picture"/>
                     <pic:cNvPicPr>
                       <a:picLocks noChangeArrowheads="1" noChangeAspect="1"/>
                     </pic:cNvPicPr>
                   </pic:nvPicPr>
                   <pic:blipFill>
-                    <a:blip r:embed="rId149"/>
+                    <a:blip r:embed="rId150"/>
                     <a:stretch>
                       <a:fillRect/>
                     </a:stretch>
@@ -43534,18 +43988,18 @@
           <wp:inline>
             <wp:extent cx="5334000" cy="1730949"/>
             <wp:effectExtent b="0" l="0" r="0" t="0"/>
-            <wp:docPr descr="성부 진행 전후 (D-0137)" title="" id="153" name="Picture"/>
+            <wp:docPr descr="성부 진행 전후 (D-0137)" title="" id="154" name="Picture"/>
             <a:graphic>
               <a:graphicData uri="http://schemas.openxmlformats.org/drawingml/2006/picture">
                 <pic:pic>
                   <pic:nvPicPr>
-                    <pic:cNvPr descr="/home/fox/projects/hathor/var/proposal/figures/voice_leading.png" id="154" name="Picture"/>
+                    <pic:cNvPr descr="/home/fox/projects/hathor/var/proposal/figures/voice_leading.png" id="155" name="Picture"/>
                     <pic:cNvPicPr>
                       <a:picLocks noChangeArrowheads="1" noChangeAspect="1"/>
                     </pic:cNvPicPr>
                   </pic:nvPicPr>
                   <pic:blipFill>
-                    <a:blip r:embed="rId152"/>
+                    <a:blip r:embed="rId153"/>
                     <a:stretch>
                       <a:fillRect/>
                     </a:stretch>
@@ -43580,9 +44034,9 @@
         <w:t>[그림 21] 성부 진행 전후 (D-0137)</w:t>
       </w:r>
     </w:p>
-    <w:bookmarkEnd w:id="155"/>
     <w:bookmarkEnd w:id="156"/>
-    <w:bookmarkStart w:id="162" w:name="가창-및-안전-게이트-설계"/>
+    <w:bookmarkEnd w:id="157"/>
+    <w:bookmarkStart w:id="163" w:name="가창-및-안전-게이트-설계"/>
     <w:p>
       <w:pPr>
         <w:pStyle w:val="Heading2"/>
@@ -43591,7 +44045,7 @@
         <w:t xml:space="preserve">7. 가창 및 안전 게이트 설계</w:t>
       </w:r>
     </w:p>
-    <w:bookmarkStart w:id="157" w:name="가창은-엔진이-입힌다"/>
+    <w:bookmarkStart w:id="158" w:name="가창은-엔진이-입힌다"/>
     <w:p>
       <w:pPr>
         <w:pStyle w:val="Heading3"/>
@@ -43640,8 +44094,8 @@
         <w:t xml:space="preserve">(D-0003).</w:t>
       </w:r>
     </w:p>
-    <w:bookmarkEnd w:id="157"/>
-    <w:bookmarkStart w:id="161" w:name="음색-누설-관문-g2"/>
+    <w:bookmarkEnd w:id="158"/>
+    <w:bookmarkStart w:id="162" w:name="음색-누설-관문-g2"/>
     <w:p>
       <w:pPr>
         <w:pStyle w:val="Heading3"/>
@@ -43693,18 +44147,18 @@
           <wp:inline>
             <wp:extent cx="5334000" cy="6559378"/>
             <wp:effectExtent b="0" l="0" r="0" t="0"/>
-            <wp:docPr descr="음색 누설 관문 G2" title="" id="159" name="Picture"/>
+            <wp:docPr descr="음색 누설 관문 G2" title="" id="160" name="Picture"/>
             <a:graphic>
               <a:graphicData uri="http://schemas.openxmlformats.org/drawingml/2006/picture">
                 <pic:pic>
                   <pic:nvPicPr>
-                    <pic:cNvPr descr="/home/fox/projects/hathor/var/proposal/figures/leak_gate.png" id="160" name="Picture"/>
+                    <pic:cNvPr descr="/home/fox/projects/hathor/var/proposal/figures/leak_gate.png" id="161" name="Picture"/>
                     <pic:cNvPicPr>
                       <a:picLocks noChangeArrowheads="1" noChangeAspect="1"/>
                     </pic:cNvPicPr>
                   </pic:nvPicPr>
                   <pic:blipFill>
-                    <a:blip r:embed="rId158"/>
+                    <a:blip r:embed="rId159"/>
                     <a:stretch>
                       <a:fillRect/>
                     </a:stretch>
@@ -43807,9 +44261,9 @@
         <w:t xml:space="preserve">을 금지한다.</w:t>
       </w:r>
     </w:p>
-    <w:bookmarkEnd w:id="161"/>
     <w:bookmarkEnd w:id="162"/>
-    <w:bookmarkStart w:id="166" w:name="로컬-에이전트-설계"/>
+    <w:bookmarkEnd w:id="163"/>
+    <w:bookmarkStart w:id="167" w:name="로컬-에이전트-설계"/>
     <w:p>
       <w:pPr>
         <w:pStyle w:val="Heading2"/>
@@ -43836,7 +44290,7 @@
         <w:t xml:space="preserve">지금 강제되고 있는 것은 전송 경계 하나다 — 서버가 없어도 구멍은 셀 수 있다 (D-0134).</w:t>
       </w:r>
     </w:p>
-    <w:bookmarkStart w:id="163" w:name="구성"/>
+    <w:bookmarkStart w:id="164" w:name="구성"/>
     <w:p>
       <w:pPr>
         <w:pStyle w:val="Heading3"/>
@@ -44164,8 +44618,8 @@
         <w:t xml:space="preserve">넘는다. 이미 구현된 인제스트 코드를 그대로 재사용한다.</w:t>
       </w:r>
     </w:p>
-    <w:bookmarkEnd w:id="163"/>
-    <w:bookmarkStart w:id="164" w:name="작업-관리"/>
+    <w:bookmarkEnd w:id="164"/>
+    <w:bookmarkStart w:id="165" w:name="작업-관리"/>
     <w:p>
       <w:pPr>
         <w:pStyle w:val="Heading3"/>
@@ -44419,8 +44873,8 @@
         </w:tc>
       </w:tr>
     </w:tbl>
-    <w:bookmarkEnd w:id="164"/>
-    <w:bookmarkStart w:id="165" w:name="전송-경계-강제"/>
+    <w:bookmarkEnd w:id="165"/>
+    <w:bookmarkStart w:id="166" w:name="전송-경계-강제"/>
     <w:p>
       <w:pPr>
         <w:pStyle w:val="Heading3"/>
@@ -44632,9 +45086,9 @@
         <w:t xml:space="preserve">MLflow · Prefect 2곳은 로컬 주소가 아니면 거절하며 둘의 사용 통계도 끈다 (D-0224).</w:t>
       </w:r>
     </w:p>
-    <w:bookmarkEnd w:id="165"/>
     <w:bookmarkEnd w:id="166"/>
-    <w:bookmarkStart w:id="167" w:name="서빙-api-명세-개요"/>
+    <w:bookmarkEnd w:id="167"/>
+    <w:bookmarkStart w:id="168" w:name="서빙-api-명세-개요"/>
     <w:p>
       <w:pPr>
         <w:pStyle w:val="Heading2"/>
@@ -45189,8 +45643,8 @@
         <w:t xml:space="preserve">전체 스키마는 OpenAPI로 문서화한다.</w:t>
       </w:r>
     </w:p>
-    <w:bookmarkEnd w:id="167"/>
-    <w:bookmarkStart w:id="187" w:name="평가-설계"/>
+    <w:bookmarkEnd w:id="168"/>
+    <w:bookmarkStart w:id="188" w:name="평가-설계"/>
     <w:p>
       <w:pPr>
         <w:pStyle w:val="Heading2"/>
@@ -45199,7 +45653,7 @@
         <w:t xml:space="preserve">10. 평가 설계</w:t>
       </w:r>
     </w:p>
-    <w:bookmarkStart w:id="171" w:name="지표"/>
+    <w:bookmarkStart w:id="172" w:name="지표"/>
     <w:p>
       <w:pPr>
         <w:pStyle w:val="Heading3"/>
@@ -48272,18 +48726,18 @@
           <wp:inline>
             <wp:extent cx="5334000" cy="2441130"/>
             <wp:effectExtent b="0" l="0" r="0" t="0"/>
-            <wp:docPr descr="검색 평가 — 무작위 대비" title="" id="169" name="Picture"/>
+            <wp:docPr descr="검색 평가 — 무작위 대비" title="" id="170" name="Picture"/>
             <a:graphic>
               <a:graphicData uri="http://schemas.openxmlformats.org/drawingml/2006/picture">
                 <pic:pic>
                   <pic:nvPicPr>
-                    <pic:cNvPr descr="/home/fox/projects/hathor/var/proposal/figures/retrieval.png" id="170" name="Picture"/>
+                    <pic:cNvPr descr="/home/fox/projects/hathor/var/proposal/figures/retrieval.png" id="171" name="Picture"/>
                     <pic:cNvPicPr>
                       <a:picLocks noChangeArrowheads="1" noChangeAspect="1"/>
                     </pic:cNvPicPr>
                   </pic:nvPicPr>
                   <pic:blipFill>
-                    <a:blip r:embed="rId168"/>
+                    <a:blip r:embed="rId169"/>
                     <a:stretch>
                       <a:fillRect/>
                     </a:stretch>
@@ -48318,8 +48772,8 @@
         <w:t>[그림 23] 검색 평가 — 무작위 대비</w:t>
       </w:r>
     </w:p>
-    <w:bookmarkEnd w:id="171"/>
-    <w:bookmarkStart w:id="175" w:name="레이어-곡선-검색축-d-0027"/>
+    <w:bookmarkEnd w:id="172"/>
+    <w:bookmarkStart w:id="176" w:name="레이어-곡선-검색축-d-0027"/>
     <w:p>
       <w:pPr>
         <w:pStyle w:val="Heading3"/>
@@ -48958,18 +49412,18 @@
           <wp:inline>
             <wp:extent cx="5334000" cy="2579029"/>
             <wp:effectExtent b="0" l="0" r="0" t="0"/>
-            <wp:docPr descr="레이어 곡선 — 검색축" title="" id="173" name="Picture"/>
+            <wp:docPr descr="레이어 곡선 — 검색축" title="" id="174" name="Picture"/>
             <a:graphic>
               <a:graphicData uri="http://schemas.openxmlformats.org/drawingml/2006/picture">
                 <pic:pic>
                   <pic:nvPicPr>
-                    <pic:cNvPr descr="/home/fox/projects/hathor/var/proposal/figures/layer_curve.png" id="174" name="Picture"/>
+                    <pic:cNvPr descr="/home/fox/projects/hathor/var/proposal/figures/layer_curve.png" id="175" name="Picture"/>
                     <pic:cNvPicPr>
                       <a:picLocks noChangeArrowheads="1" noChangeAspect="1"/>
                     </pic:cNvPicPr>
                   </pic:nvPicPr>
                   <pic:blipFill>
-                    <a:blip r:embed="rId172"/>
+                    <a:blip r:embed="rId173"/>
                     <a:stretch>
                       <a:fillRect/>
                     </a:stretch>
@@ -49004,8 +49458,8 @@
         <w:t>[그림 24] 레이어 곡선 — 검색축</w:t>
       </w:r>
     </w:p>
-    <w:bookmarkEnd w:id="175"/>
-    <w:bookmarkStart w:id="179" w:name="층별-화성-화성축-d-0181"/>
+    <w:bookmarkEnd w:id="176"/>
+    <w:bookmarkStart w:id="180" w:name="층별-화성-화성축-d-0181"/>
     <w:p>
       <w:pPr>
         <w:pStyle w:val="Heading3"/>
@@ -49703,18 +50157,18 @@
           <wp:inline>
             <wp:extent cx="5334000" cy="2280392"/>
             <wp:effectExtent b="0" l="0" r="0" t="0"/>
-            <wp:docPr descr="층별 화성 — 화성축" title="" id="177" name="Picture"/>
+            <wp:docPr descr="층별 화성 — 화성축" title="" id="178" name="Picture"/>
             <a:graphic>
               <a:graphicData uri="http://schemas.openxmlformats.org/drawingml/2006/picture">
                 <pic:pic>
                   <pic:nvPicPr>
-                    <pic:cNvPr descr="/home/fox/projects/hathor/var/proposal/figures/harmony_layers.png" id="178" name="Picture"/>
+                    <pic:cNvPr descr="/home/fox/projects/hathor/var/proposal/figures/harmony_layers.png" id="179" name="Picture"/>
                     <pic:cNvPicPr>
                       <a:picLocks noChangeArrowheads="1" noChangeAspect="1"/>
                     </pic:cNvPicPr>
                   </pic:nvPicPr>
                   <pic:blipFill>
-                    <a:blip r:embed="rId176"/>
+                    <a:blip r:embed="rId177"/>
                     <a:stretch>
                       <a:fillRect/>
                     </a:stretch>
@@ -49749,8 +50203,8 @@
         <w:t>[그림 25] 층별 화성 — 화성축</w:t>
       </w:r>
     </w:p>
-    <w:bookmarkEnd w:id="179"/>
-    <w:bookmarkStart w:id="180" w:name="조건화-판정-selfother와-그-한계"/>
+    <w:bookmarkEnd w:id="180"/>
+    <w:bookmarkStart w:id="181" w:name="조건화-판정-selfother와-그-한계"/>
     <w:p>
       <w:pPr>
         <w:pStyle w:val="Heading3"/>
@@ -49839,8 +50293,8 @@
         <w:t xml:space="preserve">귀가 판정한다.</w:t>
       </w:r>
     </w:p>
-    <w:bookmarkEnd w:id="180"/>
-    <w:bookmarkStart w:id="184" w:name="검색-평가-하네스-d-0023"/>
+    <w:bookmarkEnd w:id="181"/>
+    <w:bookmarkStart w:id="185" w:name="검색-평가-하네스-d-0023"/>
     <w:p>
       <w:pPr>
         <w:pStyle w:val="Heading3"/>
@@ -50256,7 +50710,7 @@
         <w:t xml:space="preserve">그 둘은 처방이 정반대다.</w:t>
       </w:r>
     </w:p>
-    <w:bookmarkStart w:id="181" w:name="m0-게이트를-어떻게-읽는가"/>
+    <w:bookmarkStart w:id="182" w:name="m0-게이트를-어떻게-읽는가"/>
     <w:p>
       <w:pPr>
         <w:pStyle w:val="Heading4"/>
@@ -50773,8 +51227,8 @@
         <w:t xml:space="preserve">을 들고 다닌다 — 자격을 로그가 아니라 산출물이 든다.</w:t>
       </w:r>
     </w:p>
-    <w:bookmarkEnd w:id="181"/>
-    <w:bookmarkStart w:id="182" w:name="하네스-운용과-실측-이력"/>
+    <w:bookmarkEnd w:id="182"/>
+    <w:bookmarkStart w:id="183" w:name="하네스-운용과-실측-이력"/>
     <w:p>
       <w:pPr>
         <w:pStyle w:val="Heading4"/>
@@ -50928,8 +51382,8 @@
         <w:t xml:space="preserve">원인 미확정이며 O-8(D-0024)로 등재. 스템은 MERT 임베딩에 기여하지 않음이 확인됐다.</w:t>
       </w:r>
     </w:p>
-    <w:bookmarkEnd w:id="182"/>
-    <w:bookmarkStart w:id="183" w:name="표현-선택의-실측-이력-공간과-층"/>
+    <w:bookmarkEnd w:id="183"/>
+    <w:bookmarkStart w:id="184" w:name="표현-선택의-실측-이력-공간과-층"/>
     <w:p>
       <w:pPr>
         <w:pStyle w:val="Heading4"/>
@@ -51477,9 +51931,9 @@
         <w:t xml:space="preserve">제작 맥락을 담는지까지만 말해준다.</w:t>
       </w:r>
     </w:p>
-    <w:bookmarkEnd w:id="183"/>
     <w:bookmarkEnd w:id="184"/>
-    <w:bookmarkStart w:id="185" w:name="절제-실험"/>
+    <w:bookmarkEnd w:id="185"/>
+    <w:bookmarkStart w:id="186" w:name="절제-실험"/>
     <w:p>
       <w:pPr>
         <w:pStyle w:val="Heading3"/>
@@ -51855,8 +52309,8 @@
         <w:t xml:space="preserve">각 축을 제거했을 때 해당 특성만 변화하고 다른 축이 유지되면 축 분리가 유효하다.</w:t>
       </w:r>
     </w:p>
-    <w:bookmarkEnd w:id="185"/>
-    <w:bookmarkStart w:id="186" w:name="재현성-검증"/>
+    <w:bookmarkEnd w:id="186"/>
+    <w:bookmarkStart w:id="187" w:name="재현성-검증"/>
     <w:p>
       <w:pPr>
         <w:pStyle w:val="Heading3"/>
@@ -51873,9 +52327,9 @@
         <w:t xml:space="preserve">CI에서 동일 시드 2회 실행 후 산출물을 비교한다. UUID 등 본질적으로 매 실행 달라지는 필드는 비교에서 제외한다.</w:t>
       </w:r>
     </w:p>
-    <w:bookmarkEnd w:id="186"/>
     <w:bookmarkEnd w:id="187"/>
-    <w:bookmarkStart w:id="203" w:name="개발-환경-및-배포-설계"/>
+    <w:bookmarkEnd w:id="188"/>
+    <w:bookmarkStart w:id="204" w:name="개발-환경-및-배포-설계"/>
     <w:p>
       <w:pPr>
         <w:pStyle w:val="Heading2"/>
@@ -51884,7 +52338,7 @@
         <w:t xml:space="preserve">11. 개발 환경 및 배포 설계</w:t>
       </w:r>
     </w:p>
-    <w:bookmarkStart w:id="188" w:name="개발-환경"/>
+    <w:bookmarkStart w:id="189" w:name="개발-환경"/>
     <w:p>
       <w:pPr>
         <w:pStyle w:val="Heading3"/>
@@ -52347,8 +52801,8 @@
         <w:t xml:space="preserve">이 탐지해 채운다 (D-0068). 셸에 export하지 않는다.</w:t>
       </w:r>
     </w:p>
-    <w:bookmarkEnd w:id="188"/>
-    <w:bookmarkStart w:id="192" w:name="패치-파이프"/>
+    <w:bookmarkEnd w:id="189"/>
+    <w:bookmarkStart w:id="193" w:name="패치-파이프"/>
     <w:p>
       <w:pPr>
         <w:pStyle w:val="Heading3"/>
@@ -52366,18 +52820,18 @@
           <wp:inline>
             <wp:extent cx="5334000" cy="6706161"/>
             <wp:effectExtent b="0" l="0" r="0" t="0"/>
-            <wp:docPr descr="패치 파이프" title="" id="190" name="Picture"/>
+            <wp:docPr descr="패치 파이프" title="" id="191" name="Picture"/>
             <a:graphic>
               <a:graphicData uri="http://schemas.openxmlformats.org/drawingml/2006/picture">
                 <pic:pic>
                   <pic:nvPicPr>
-                    <pic:cNvPr descr="/home/fox/projects/hathor/var/proposal/figures/patch_pipe.png" id="191" name="Picture"/>
+                    <pic:cNvPr descr="/home/fox/projects/hathor/var/proposal/figures/patch_pipe.png" id="192" name="Picture"/>
                     <pic:cNvPicPr>
                       <a:picLocks noChangeArrowheads="1" noChangeAspect="1"/>
                     </pic:cNvPicPr>
                   </pic:nvPicPr>
                   <pic:blipFill>
-                    <a:blip r:embed="rId189"/>
+                    <a:blip r:embed="rId190"/>
                     <a:stretch>
                       <a:fillRect/>
                     </a:stretch>
@@ -52636,8 +53090,8 @@
         <w:t xml:space="preserve">이력을 훑어 댄다.</w:t>
       </w:r>
     </w:p>
-    <w:bookmarkEnd w:id="192"/>
-    <w:bookmarkStart w:id="196" w:name="검사-체계"/>
+    <w:bookmarkEnd w:id="193"/>
+    <w:bookmarkStart w:id="197" w:name="검사-체계"/>
     <w:p>
       <w:pPr>
         <w:pStyle w:val="Heading3"/>
@@ -54980,18 +55434,18 @@
           <wp:inline>
             <wp:extent cx="3227832" cy="7597171"/>
             <wp:effectExtent b="0" l="0" r="0" t="0"/>
-            <wp:docPr descr="make check · CI · 커밋 훅 대조 (실물에서 읽었다)" title="" id="194" name="Picture"/>
+            <wp:docPr descr="make check · CI · 커밋 훅 대조 (실물에서 읽었다)" title="" id="195" name="Picture"/>
             <a:graphic>
               <a:graphicData uri="http://schemas.openxmlformats.org/drawingml/2006/picture">
                 <pic:pic>
                   <pic:nvPicPr>
-                    <pic:cNvPr descr="/home/fox/projects/hathor/var/proposal/figures/gate_parity.png" id="195" name="Picture"/>
+                    <pic:cNvPr descr="/home/fox/projects/hathor/var/proposal/figures/gate_parity.png" id="196" name="Picture"/>
                     <pic:cNvPicPr>
                       <a:picLocks noChangeArrowheads="1" noChangeAspect="1"/>
                     </pic:cNvPicPr>
                   </pic:nvPicPr>
                   <pic:blipFill>
-                    <a:blip r:embed="rId193"/>
+                    <a:blip r:embed="rId194"/>
                     <a:stretch>
                       <a:fillRect/>
                     </a:stretch>
@@ -55026,8 +55480,8 @@
         <w:t>[그림 27] make check · CI · 커밋 훅 대조 (실물에서 읽었다)</w:t>
       </w:r>
     </w:p>
-    <w:bookmarkEnd w:id="196"/>
-    <w:bookmarkStart w:id="200" w:name="문서-체계"/>
+    <w:bookmarkEnd w:id="197"/>
+    <w:bookmarkStart w:id="201" w:name="문서-체계"/>
     <w:p>
       <w:pPr>
         <w:pStyle w:val="Heading3"/>
@@ -55624,18 +56078,18 @@
           <wp:inline>
             <wp:extent cx="5334000" cy="5445124"/>
             <wp:effectExtent b="0" l="0" r="0" t="0"/>
-            <wp:docPr descr="문서 체계 — 기획서는 MASTER에서 빌드한다" title="" id="198" name="Picture"/>
+            <wp:docPr descr="문서 체계 — 기획서는 MASTER에서 빌드한다" title="" id="199" name="Picture"/>
             <a:graphic>
               <a:graphicData uri="http://schemas.openxmlformats.org/drawingml/2006/picture">
                 <pic:pic>
                   <pic:nvPicPr>
-                    <pic:cNvPr descr="/home/fox/projects/hathor/var/proposal/figures/documents.png" id="199" name="Picture"/>
+                    <pic:cNvPr descr="/home/fox/projects/hathor/var/proposal/figures/documents.png" id="200" name="Picture"/>
                     <pic:cNvPicPr>
                       <a:picLocks noChangeArrowheads="1" noChangeAspect="1"/>
                     </pic:cNvPicPr>
                   </pic:nvPicPr>
                   <pic:blipFill>
-                    <a:blip r:embed="rId197"/>
+                    <a:blip r:embed="rId198"/>
                     <a:stretch>
                       <a:fillRect/>
                     </a:stretch>
@@ -55670,8 +56124,8 @@
         <w:t>[그림 28] 문서 체계 — 기획서는 MASTER에서 빌드한다</w:t>
       </w:r>
     </w:p>
-    <w:bookmarkEnd w:id="200"/>
-    <w:bookmarkStart w:id="201" w:name="컨테이너-구성"/>
+    <w:bookmarkEnd w:id="201"/>
+    <w:bookmarkStart w:id="202" w:name="컨테이너-구성"/>
     <w:p>
       <w:pPr>
         <w:pStyle w:val="Heading3"/>
@@ -56443,8 +56897,8 @@
         <w:t xml:space="preserve">이미 있는 CLI를 차례로 부를 뿐이다. 둘을 지워도 결과는 그대로 선다.</w:t>
       </w:r>
     </w:p>
-    <w:bookmarkEnd w:id="201"/>
-    <w:bookmarkStart w:id="202" w:name="ci-구성"/>
+    <w:bookmarkEnd w:id="202"/>
+    <w:bookmarkStart w:id="203" w:name="ci-구성"/>
     <w:p>
       <w:pPr>
         <w:pStyle w:val="Heading3"/>
@@ -57164,9 +57618,9 @@
         </w:tc>
       </w:tr>
     </w:tbl>
-    <w:bookmarkEnd w:id="202"/>
     <w:bookmarkEnd w:id="203"/>
-    <w:bookmarkStart w:id="204" w:name="산출물-목록"/>
+    <w:bookmarkEnd w:id="204"/>
+    <w:bookmarkStart w:id="205" w:name="산출물-목록"/>
     <w:p>
       <w:pPr>
         <w:pStyle w:val="Heading2"/>
@@ -58448,8 +58902,8 @@
         </w:tc>
       </w:tr>
     </w:tbl>
-    <w:bookmarkEnd w:id="204"/>
     <w:bookmarkEnd w:id="205"/>
+    <w:bookmarkEnd w:id="206"/>
     <w:sectPr>
       <w:footerReference w:type="default" r:id="rId9"/>
       <w:footnotePr>

--- a/site/proposal.docx
+++ b/site/proposal.docx
@@ -124,7 +124,7 @@
           <w:color w:val="888888"/>
           <w:sz w:val="17"/>
         </w:rPr>
-        <w:t>정본 0595d2ef342e · docs/MASTER.md Part I ~ III</w:t>
+        <w:t>정본 1efb62e42032 · docs/MASTER.md Part I ~ III</w:t>
       </w:r>
     </w:p>
     <w:p>
@@ -53190,9 +53190,9 @@
         <w:tblLook w:firstRow="1" w:lastRow="0" w:firstColumn="0" w:lastColumn="0" w:noHBand="0" w:noVBand="0" w:val="0020"/>
       </w:tblPr>
       <w:tblGrid>
-        <w:gridCol w:w="3363"/>
-        <w:gridCol w:w="3739"/>
-        <w:gridCol w:w="1969"/>
+        <w:gridCol w:w="3355"/>
+        <w:gridCol w:w="3760"/>
+        <w:gridCol w:w="1956"/>
       </w:tblGrid>
       <w:tr>
         <w:trPr>
@@ -53200,7 +53200,7 @@
         </w:trPr>
         <w:tc>
           <w:tcPr>
-            <w:tcW w:type="dxa" w:w="3363"/>
+            <w:tcW w:type="dxa" w:w="3356"/>
             <w:shd w:val="clear" w:color="auto" w:fill="E8EEF5"/>
           </w:tcPr>
           <w:p>
@@ -53220,7 +53220,7 @@
         </w:tc>
         <w:tc>
           <w:tcPr>
-            <w:tcW w:type="dxa" w:w="3739"/>
+            <w:tcW w:type="dxa" w:w="3760"/>
             <w:shd w:val="clear" w:color="auto" w:fill="E8EEF5"/>
           </w:tcPr>
           <w:p>
@@ -53240,7 +53240,7 @@
         </w:tc>
         <w:tc>
           <w:tcPr>
-            <w:tcW w:type="dxa" w:w="1970"/>
+            <w:tcW w:type="dxa" w:w="1956"/>
             <w:shd w:val="clear" w:color="auto" w:fill="E8EEF5"/>
           </w:tcPr>
           <w:p>
@@ -53262,7 +53262,7 @@
       <w:tr>
         <w:tc>
           <w:tcPr>
-            <w:tcW w:type="dxa" w:w="3363"/>
+            <w:tcW w:type="dxa" w:w="3356"/>
           </w:tcPr>
           <w:p>
             <w:pPr>
@@ -53280,7 +53280,7 @@
         </w:tc>
         <w:tc>
           <w:tcPr>
-            <w:tcW w:type="dxa" w:w="3739"/>
+            <w:tcW w:type="dxa" w:w="3760"/>
           </w:tcPr>
           <w:p>
             <w:pPr>
@@ -53330,7 +53330,7 @@
         </w:tc>
         <w:tc>
           <w:tcPr>
-            <w:tcW w:type="dxa" w:w="1970"/>
+            <w:tcW w:type="dxa" w:w="1956"/>
           </w:tcPr>
           <w:p>
             <w:pPr>
@@ -53349,7 +53349,7 @@
       <w:tr>
         <w:tc>
           <w:tcPr>
-            <w:tcW w:type="dxa" w:w="3363"/>
+            <w:tcW w:type="dxa" w:w="3356"/>
           </w:tcPr>
           <w:p>
             <w:pPr>
@@ -53367,7 +53367,7 @@
         </w:tc>
         <w:tc>
           <w:tcPr>
-            <w:tcW w:type="dxa" w:w="3739"/>
+            <w:tcW w:type="dxa" w:w="3760"/>
           </w:tcPr>
           <w:p>
             <w:pPr>
@@ -53384,7 +53384,7 @@
         </w:tc>
         <w:tc>
           <w:tcPr>
-            <w:tcW w:type="dxa" w:w="1970"/>
+            <w:tcW w:type="dxa" w:w="1956"/>
           </w:tcPr>
           <w:p>
             <w:pPr>
@@ -53403,7 +53403,7 @@
       <w:tr>
         <w:tc>
           <w:tcPr>
-            <w:tcW w:type="dxa" w:w="3363"/>
+            <w:tcW w:type="dxa" w:w="3356"/>
           </w:tcPr>
           <w:p>
             <w:pPr>
@@ -53421,7 +53421,7 @@
         </w:tc>
         <w:tc>
           <w:tcPr>
-            <w:tcW w:type="dxa" w:w="3739"/>
+            <w:tcW w:type="dxa" w:w="3760"/>
           </w:tcPr>
           <w:p>
             <w:pPr>
@@ -53452,7 +53452,7 @@
         </w:tc>
         <w:tc>
           <w:tcPr>
-            <w:tcW w:type="dxa" w:w="1970"/>
+            <w:tcW w:type="dxa" w:w="1956"/>
           </w:tcPr>
           <w:p>
             <w:pPr>
@@ -53471,7 +53471,7 @@
       <w:tr>
         <w:tc>
           <w:tcPr>
-            <w:tcW w:type="dxa" w:w="3363"/>
+            <w:tcW w:type="dxa" w:w="3356"/>
           </w:tcPr>
           <w:p>
             <w:pPr>
@@ -53489,7 +53489,7 @@
         </w:tc>
         <w:tc>
           <w:tcPr>
-            <w:tcW w:type="dxa" w:w="3739"/>
+            <w:tcW w:type="dxa" w:w="3760"/>
           </w:tcPr>
           <w:p>
             <w:pPr>
@@ -53506,7 +53506,7 @@
         </w:tc>
         <w:tc>
           <w:tcPr>
-            <w:tcW w:type="dxa" w:w="1970"/>
+            <w:tcW w:type="dxa" w:w="1956"/>
           </w:tcPr>
           <w:p>
             <w:pPr>
@@ -53525,7 +53525,7 @@
       <w:tr>
         <w:tc>
           <w:tcPr>
-            <w:tcW w:type="dxa" w:w="3363"/>
+            <w:tcW w:type="dxa" w:w="3356"/>
           </w:tcPr>
           <w:p>
             <w:pPr>
@@ -53543,7 +53543,7 @@
         </w:tc>
         <w:tc>
           <w:tcPr>
-            <w:tcW w:type="dxa" w:w="3739"/>
+            <w:tcW w:type="dxa" w:w="3760"/>
           </w:tcPr>
           <w:p>
             <w:pPr>
@@ -53560,7 +53560,7 @@
         </w:tc>
         <w:tc>
           <w:tcPr>
-            <w:tcW w:type="dxa" w:w="1970"/>
+            <w:tcW w:type="dxa" w:w="1956"/>
           </w:tcPr>
           <w:p>
             <w:pPr>
@@ -53579,7 +53579,7 @@
       <w:tr>
         <w:tc>
           <w:tcPr>
-            <w:tcW w:type="dxa" w:w="3363"/>
+            <w:tcW w:type="dxa" w:w="3356"/>
           </w:tcPr>
           <w:p>
             <w:pPr>
@@ -53597,7 +53597,7 @@
         </w:tc>
         <w:tc>
           <w:tcPr>
-            <w:tcW w:type="dxa" w:w="3739"/>
+            <w:tcW w:type="dxa" w:w="3760"/>
           </w:tcPr>
           <w:p>
             <w:pPr>
@@ -53616,7 +53616,7 @@
         </w:tc>
         <w:tc>
           <w:tcPr>
-            <w:tcW w:type="dxa" w:w="1970"/>
+            <w:tcW w:type="dxa" w:w="1956"/>
           </w:tcPr>
           <w:p>
             <w:pPr>
@@ -53635,7 +53635,7 @@
       <w:tr>
         <w:tc>
           <w:tcPr>
-            <w:tcW w:type="dxa" w:w="3363"/>
+            <w:tcW w:type="dxa" w:w="3356"/>
           </w:tcPr>
           <w:p>
             <w:pPr>
@@ -53653,7 +53653,7 @@
         </w:tc>
         <w:tc>
           <w:tcPr>
-            <w:tcW w:type="dxa" w:w="3739"/>
+            <w:tcW w:type="dxa" w:w="3760"/>
           </w:tcPr>
           <w:p>
             <w:pPr>
@@ -53684,7 +53684,7 @@
         </w:tc>
         <w:tc>
           <w:tcPr>
-            <w:tcW w:type="dxa" w:w="1970"/>
+            <w:tcW w:type="dxa" w:w="1956"/>
           </w:tcPr>
           <w:p>
             <w:pPr>
@@ -53703,7 +53703,7 @@
       <w:tr>
         <w:tc>
           <w:tcPr>
-            <w:tcW w:type="dxa" w:w="3363"/>
+            <w:tcW w:type="dxa" w:w="3356"/>
           </w:tcPr>
           <w:p>
             <w:pPr>
@@ -53721,7 +53721,7 @@
         </w:tc>
         <w:tc>
           <w:tcPr>
-            <w:tcW w:type="dxa" w:w="3739"/>
+            <w:tcW w:type="dxa" w:w="3760"/>
           </w:tcPr>
           <w:p>
             <w:pPr>
@@ -53752,7 +53752,7 @@
         </w:tc>
         <w:tc>
           <w:tcPr>
-            <w:tcW w:type="dxa" w:w="1970"/>
+            <w:tcW w:type="dxa" w:w="1956"/>
           </w:tcPr>
           <w:p>
             <w:pPr>
@@ -53771,7 +53771,7 @@
       <w:tr>
         <w:tc>
           <w:tcPr>
-            <w:tcW w:type="dxa" w:w="3363"/>
+            <w:tcW w:type="dxa" w:w="3356"/>
           </w:tcPr>
           <w:p>
             <w:pPr>
@@ -53789,7 +53789,7 @@
         </w:tc>
         <w:tc>
           <w:tcPr>
-            <w:tcW w:type="dxa" w:w="3739"/>
+            <w:tcW w:type="dxa" w:w="3760"/>
           </w:tcPr>
           <w:p>
             <w:pPr>
@@ -53839,7 +53839,7 @@
         </w:tc>
         <w:tc>
           <w:tcPr>
-            <w:tcW w:type="dxa" w:w="1970"/>
+            <w:tcW w:type="dxa" w:w="1956"/>
           </w:tcPr>
           <w:p>
             <w:pPr>
@@ -53858,7 +53858,7 @@
       <w:tr>
         <w:tc>
           <w:tcPr>
-            <w:tcW w:type="dxa" w:w="3363"/>
+            <w:tcW w:type="dxa" w:w="3356"/>
           </w:tcPr>
           <w:p>
             <w:pPr>
@@ -53876,7 +53876,7 @@
         </w:tc>
         <w:tc>
           <w:tcPr>
-            <w:tcW w:type="dxa" w:w="3739"/>
+            <w:tcW w:type="dxa" w:w="3760"/>
           </w:tcPr>
           <w:p>
             <w:pPr>
@@ -53927,7 +53927,7 @@
         </w:tc>
         <w:tc>
           <w:tcPr>
-            <w:tcW w:type="dxa" w:w="1970"/>
+            <w:tcW w:type="dxa" w:w="1956"/>
           </w:tcPr>
           <w:p>
             <w:pPr>
@@ -53946,7 +53946,7 @@
       <w:tr>
         <w:tc>
           <w:tcPr>
-            <w:tcW w:type="dxa" w:w="3363"/>
+            <w:tcW w:type="dxa" w:w="3356"/>
           </w:tcPr>
           <w:p>
             <w:pPr>
@@ -53964,7 +53964,7 @@
         </w:tc>
         <w:tc>
           <w:tcPr>
-            <w:tcW w:type="dxa" w:w="3739"/>
+            <w:tcW w:type="dxa" w:w="3760"/>
           </w:tcPr>
           <w:p>
             <w:pPr>
@@ -53995,7 +53995,7 @@
         </w:tc>
         <w:tc>
           <w:tcPr>
-            <w:tcW w:type="dxa" w:w="1970"/>
+            <w:tcW w:type="dxa" w:w="1956"/>
           </w:tcPr>
           <w:p>
             <w:pPr>
@@ -54014,7 +54014,7 @@
       <w:tr>
         <w:tc>
           <w:tcPr>
-            <w:tcW w:type="dxa" w:w="3363"/>
+            <w:tcW w:type="dxa" w:w="3356"/>
           </w:tcPr>
           <w:p>
             <w:pPr>
@@ -54032,7 +54032,7 @@
         </w:tc>
         <w:tc>
           <w:tcPr>
-            <w:tcW w:type="dxa" w:w="3739"/>
+            <w:tcW w:type="dxa" w:w="3760"/>
           </w:tcPr>
           <w:p>
             <w:pPr>
@@ -54049,7 +54049,7 @@
         </w:tc>
         <w:tc>
           <w:tcPr>
-            <w:tcW w:type="dxa" w:w="1970"/>
+            <w:tcW w:type="dxa" w:w="1956"/>
           </w:tcPr>
           <w:p>
             <w:pPr>
@@ -54068,7 +54068,7 @@
       <w:tr>
         <w:tc>
           <w:tcPr>
-            <w:tcW w:type="dxa" w:w="3363"/>
+            <w:tcW w:type="dxa" w:w="3356"/>
           </w:tcPr>
           <w:p>
             <w:pPr>
@@ -54086,7 +54086,7 @@
         </w:tc>
         <w:tc>
           <w:tcPr>
-            <w:tcW w:type="dxa" w:w="3739"/>
+            <w:tcW w:type="dxa" w:w="3760"/>
           </w:tcPr>
           <w:p>
             <w:pPr>
@@ -54103,7 +54103,7 @@
         </w:tc>
         <w:tc>
           <w:tcPr>
-            <w:tcW w:type="dxa" w:w="1970"/>
+            <w:tcW w:type="dxa" w:w="1956"/>
           </w:tcPr>
           <w:p>
             <w:pPr>
@@ -54122,7 +54122,7 @@
       <w:tr>
         <w:tc>
           <w:tcPr>
-            <w:tcW w:type="dxa" w:w="3363"/>
+            <w:tcW w:type="dxa" w:w="3356"/>
           </w:tcPr>
           <w:p>
             <w:pPr>
@@ -54140,7 +54140,7 @@
         </w:tc>
         <w:tc>
           <w:tcPr>
-            <w:tcW w:type="dxa" w:w="3739"/>
+            <w:tcW w:type="dxa" w:w="3760"/>
           </w:tcPr>
           <w:p>
             <w:pPr>
@@ -54157,7 +54157,7 @@
         </w:tc>
         <w:tc>
           <w:tcPr>
-            <w:tcW w:type="dxa" w:w="1970"/>
+            <w:tcW w:type="dxa" w:w="1956"/>
           </w:tcPr>
           <w:p>
             <w:pPr>
@@ -54176,7 +54176,7 @@
       <w:tr>
         <w:tc>
           <w:tcPr>
-            <w:tcW w:type="dxa" w:w="3363"/>
+            <w:tcW w:type="dxa" w:w="3356"/>
           </w:tcPr>
           <w:p>
             <w:pPr>
@@ -54194,7 +54194,7 @@
         </w:tc>
         <w:tc>
           <w:tcPr>
-            <w:tcW w:type="dxa" w:w="3739"/>
+            <w:tcW w:type="dxa" w:w="3760"/>
           </w:tcPr>
           <w:p>
             <w:pPr>
@@ -54225,7 +54225,7 @@
         </w:tc>
         <w:tc>
           <w:tcPr>
-            <w:tcW w:type="dxa" w:w="1970"/>
+            <w:tcW w:type="dxa" w:w="1956"/>
           </w:tcPr>
           <w:p>
             <w:pPr>
@@ -54244,7 +54244,7 @@
       <w:tr>
         <w:tc>
           <w:tcPr>
-            <w:tcW w:type="dxa" w:w="3363"/>
+            <w:tcW w:type="dxa" w:w="3356"/>
           </w:tcPr>
           <w:p>
             <w:pPr>
@@ -54262,7 +54262,7 @@
         </w:tc>
         <w:tc>
           <w:tcPr>
-            <w:tcW w:type="dxa" w:w="3739"/>
+            <w:tcW w:type="dxa" w:w="3760"/>
           </w:tcPr>
           <w:p>
             <w:pPr>
@@ -54305,7 +54305,7 @@
         </w:tc>
         <w:tc>
           <w:tcPr>
-            <w:tcW w:type="dxa" w:w="1970"/>
+            <w:tcW w:type="dxa" w:w="1956"/>
           </w:tcPr>
           <w:p>
             <w:pPr>
@@ -54324,7 +54324,7 @@
       <w:tr>
         <w:tc>
           <w:tcPr>
-            <w:tcW w:type="dxa" w:w="3363"/>
+            <w:tcW w:type="dxa" w:w="3356"/>
           </w:tcPr>
           <w:p>
             <w:pPr>
@@ -54336,229 +54336,13 @@
                 <w:rStyle w:val="VerbatimChar"/>
                 <w:sz w:val="16"/>
               </w:rPr>
-              <w:t xml:space="preserve">tools/check_model_licenses.py</w:t>
-            </w:r>
-          </w:p>
-        </w:tc>
-        <w:tc>
-          <w:tcPr>
-            <w:tcW w:type="dxa" w:w="3739"/>
-          </w:tcPr>
-          <w:p>
-            <w:pPr>
-              <w:pStyle w:val="Compact"/>
-              <w:spacing w:after="0" w:line="264" w:lineRule="auto"/>
-            </w:pPr>
-            <w:r>
-              <w:rPr>
-                <w:sz w:val="16"/>
-              </w:rPr>
-              <w:t xml:space="preserve">표에 없는 가중치 · 상업 불가 집합</w:t>
-            </w:r>
-          </w:p>
-        </w:tc>
-        <w:tc>
-          <w:tcPr>
-            <w:tcW w:type="dxa" w:w="1970"/>
-          </w:tcPr>
-          <w:p>
-            <w:pPr>
-              <w:pStyle w:val="Compact"/>
-              <w:spacing w:after="0" w:line="264" w:lineRule="auto"/>
-            </w:pPr>
-            <w:r>
-              <w:rPr>
-                <w:sz w:val="16"/>
-              </w:rPr>
-              <w:t xml:space="preserve">D-0217</w:t>
-            </w:r>
-          </w:p>
-        </w:tc>
-      </w:tr>
-      <w:tr>
-        <w:tc>
-          <w:tcPr>
-            <w:tcW w:type="dxa" w:w="3363"/>
-          </w:tcPr>
-          <w:p>
-            <w:pPr>
-              <w:pStyle w:val="Compact"/>
-              <w:spacing w:after="0" w:line="264" w:lineRule="auto"/>
-            </w:pPr>
-            <w:r>
-              <w:rPr>
-                <w:rStyle w:val="VerbatimChar"/>
-                <w:sz w:val="16"/>
-              </w:rPr>
-              <w:t xml:space="preserve">tools/check_test_types.py</w:t>
-            </w:r>
-          </w:p>
-        </w:tc>
-        <w:tc>
-          <w:tcPr>
-            <w:tcW w:type="dxa" w:w="3739"/>
-          </w:tcPr>
-          <w:p>
-            <w:pPr>
-              <w:pStyle w:val="Compact"/>
-              <w:spacing w:after="0" w:line="264" w:lineRule="auto"/>
-            </w:pPr>
-            <w:r>
-              <w:rPr>
-                <w:sz w:val="16"/>
-              </w:rPr>
-              <w:t xml:space="preserve">시험 코드 타입 오류 래칫</w:t>
-            </w:r>
-          </w:p>
-        </w:tc>
-        <w:tc>
-          <w:tcPr>
-            <w:tcW w:type="dxa" w:w="1970"/>
-          </w:tcPr>
-          <w:p>
-            <w:pPr>
-              <w:pStyle w:val="Compact"/>
-              <w:spacing w:after="0" w:line="264" w:lineRule="auto"/>
-            </w:pPr>
-            <w:r>
-              <w:rPr>
-                <w:sz w:val="16"/>
-              </w:rPr>
-              <w:t xml:space="preserve">D-0264</w:t>
-            </w:r>
-          </w:p>
-        </w:tc>
-      </w:tr>
-      <w:tr>
-        <w:tc>
-          <w:tcPr>
-            <w:tcW w:type="dxa" w:w="3363"/>
-          </w:tcPr>
-          <w:p>
-            <w:pPr>
-              <w:pStyle w:val="Compact"/>
-              <w:spacing w:after="0" w:line="264" w:lineRule="auto"/>
-            </w:pPr>
-            <w:r>
-              <w:rPr>
-                <w:rStyle w:val="VerbatimChar"/>
-                <w:sz w:val="16"/>
-              </w:rPr>
-              <w:t xml:space="preserve">tools/render_proposal.py</w:t>
-            </w:r>
-          </w:p>
-        </w:tc>
-        <w:tc>
-          <w:tcPr>
-            <w:tcW w:type="dxa" w:w="3739"/>
-          </w:tcPr>
-          <w:p>
-            <w:pPr>
-              <w:pStyle w:val="Compact"/>
-              <w:spacing w:after="0" w:line="264" w:lineRule="auto"/>
-            </w:pPr>
-            <w:r>
-              <w:rPr>
-                <w:sz w:val="16"/>
-              </w:rPr>
-              <w:t xml:space="preserve">기획서 화면 생성 · 정본 ↔ docx ↔ 화면의 어긋남 · 폐기어</w:t>
-            </w:r>
-          </w:p>
-        </w:tc>
-        <w:tc>
-          <w:tcPr>
-            <w:tcW w:type="dxa" w:w="1970"/>
-          </w:tcPr>
-          <w:p>
-            <w:pPr>
-              <w:pStyle w:val="Compact"/>
-              <w:spacing w:after="0" w:line="264" w:lineRule="auto"/>
-            </w:pPr>
-            <w:r>
-              <w:rPr>
-                <w:sz w:val="16"/>
-              </w:rPr>
-              <w:t xml:space="preserve">D-0220 · D-0221 · D-0368</w:t>
-            </w:r>
-          </w:p>
-        </w:tc>
-      </w:tr>
-      <w:tr>
-        <w:tc>
-          <w:tcPr>
-            <w:tcW w:type="dxa" w:w="3363"/>
-          </w:tcPr>
-          <w:p>
-            <w:pPr>
-              <w:pStyle w:val="Compact"/>
-              <w:spacing w:after="0" w:line="264" w:lineRule="auto"/>
-            </w:pPr>
-            <w:r>
-              <w:rPr>
-                <w:rStyle w:val="VerbatimChar"/>
-                <w:sz w:val="16"/>
-              </w:rPr>
-              <w:t xml:space="preserve">tools/check_claims.py</w:t>
-            </w:r>
-          </w:p>
-        </w:tc>
-        <w:tc>
-          <w:tcPr>
-            <w:tcW w:type="dxa" w:w="3739"/>
-          </w:tcPr>
-          <w:p>
-            <w:pPr>
-              <w:pStyle w:val="Compact"/>
-              <w:spacing w:after="0" w:line="264" w:lineRule="auto"/>
-            </w:pPr>
-            <w:r>
-              <w:rPr>
-                <w:sz w:val="16"/>
-              </w:rPr>
-              <w:t xml:space="preserve">기획서 수치의 상류 — 거울 · 요구사항 · 기록 중 아무도 안 보는 수</w:t>
-            </w:r>
-          </w:p>
-        </w:tc>
-        <w:tc>
-          <w:tcPr>
-            <w:tcW w:type="dxa" w:w="1970"/>
-          </w:tcPr>
-          <w:p>
-            <w:pPr>
-              <w:pStyle w:val="Compact"/>
-              <w:spacing w:after="0" w:line="264" w:lineRule="auto"/>
-            </w:pPr>
-            <w:r>
-              <w:rPr>
-                <w:sz w:val="16"/>
-              </w:rPr>
-              <w:t xml:space="preserve">D-0378</w:t>
-            </w:r>
-          </w:p>
-        </w:tc>
-      </w:tr>
-      <w:tr>
-        <w:tc>
-          <w:tcPr>
-            <w:tcW w:type="dxa" w:w="3363"/>
-          </w:tcPr>
-          <w:p>
-            <w:pPr>
-              <w:pStyle w:val="Compact"/>
-              <w:spacing w:after="0" w:line="264" w:lineRule="auto"/>
-            </w:pPr>
-            <w:r>
-              <w:rPr>
-                <w:rStyle w:val="VerbatimChar"/>
-                <w:sz w:val="16"/>
-              </w:rPr>
-              <w:t xml:space="preserve">tools/check_committed.py</w:t>
-            </w:r>
-          </w:p>
-        </w:tc>
-        <w:tc>
-          <w:tcPr>
-            <w:tcW w:type="dxa" w:w="3739"/>
+              <w:t xml:space="preserve">tools/tree_guard.py</w:t>
+            </w:r>
+          </w:p>
+        </w:tc>
+        <w:tc>
+          <w:tcPr>
+            <w:tcW w:type="dxa" w:w="3760"/>
           </w:tcPr>
           <w:p>
             <w:pPr>
@@ -54571,67 +54355,32 @@
                 <w:bCs/>
                 <w:sz w:val="16"/>
               </w:rPr>
-              <w:t xml:space="preserve">커밋된 트리</w:t>
-            </w:r>
-            <w:r>
-              <w:rPr>
-                <w:sz w:val="16"/>
-              </w:rPr>
-              <w:t xml:space="preserve">를 꺼내 관문을 다시 돌린다 — 나머지는 전부 작업 트리를 읽는다</w:t>
-            </w:r>
-          </w:p>
-        </w:tc>
-        <w:tc>
-          <w:tcPr>
-            <w:tcW w:type="dxa" w:w="1970"/>
-          </w:tcPr>
-          <w:p>
-            <w:pPr>
-              <w:pStyle w:val="Compact"/>
-              <w:spacing w:after="0" w:line="264" w:lineRule="auto"/>
-            </w:pPr>
-            <w:r>
-              <w:rPr>
-                <w:sz w:val="16"/>
-              </w:rPr>
-              <w:t xml:space="preserve">D-0380</w:t>
-            </w:r>
-          </w:p>
-        </w:tc>
-      </w:tr>
-      <w:tr>
-        <w:tc>
-          <w:tcPr>
-            <w:tcW w:type="dxa" w:w="3363"/>
-          </w:tcPr>
-          <w:p>
-            <w:pPr>
-              <w:pStyle w:val="Compact"/>
-              <w:spacing w:after="0" w:line="264" w:lineRule="auto"/>
-            </w:pPr>
+              <w:t xml:space="preserve">시험이 실물 저장소의 코드를 고쳤나</w:t>
+            </w:r>
+            <w:r>
+              <w:rPr>
+                <w:sz w:val="16"/>
+              </w:rPr>
+              <w:t xml:space="preserve"> </w:t>
+            </w:r>
+            <w:r>
+              <w:rPr>
+                <w:sz w:val="16"/>
+              </w:rPr>
+              <w:t xml:space="preserve">—</w:t>
+            </w:r>
+            <w:r>
+              <w:rPr>
+                <w:sz w:val="16"/>
+              </w:rPr>
+              <w:t xml:space="preserve"> </w:t>
+            </w:r>
             <w:r>
               <w:rPr>
                 <w:rStyle w:val="VerbatimChar"/>
                 <w:sz w:val="16"/>
               </w:rPr>
-              <w:t xml:space="preserve">tools/check_script.py</w:t>
-            </w:r>
-          </w:p>
-        </w:tc>
-        <w:tc>
-          <w:tcPr>
-            <w:tcW w:type="dxa" w:w="3739"/>
-          </w:tcPr>
-          <w:p>
-            <w:pPr>
-              <w:pStyle w:val="Compact"/>
-              <w:spacing w:after="0" w:line="264" w:lineRule="auto"/>
-            </w:pPr>
-            <w:r>
-              <w:rPr>
-                <w:sz w:val="16"/>
-              </w:rPr>
-              <w:t xml:space="preserve">화면 스크립트 문법.</w:t>
+              <w:t xml:space="preserve">make test</w:t>
             </w:r>
             <w:r>
               <w:rPr>
@@ -54641,55 +54390,312 @@
             </w:r>
             <w:r>
               <w:rPr>
+                <w:sz w:val="16"/>
+              </w:rPr>
+              <w:t xml:space="preserve">앞뒤로 지문을 뜬다</w:t>
+            </w:r>
+          </w:p>
+        </w:tc>
+        <w:tc>
+          <w:tcPr>
+            <w:tcW w:type="dxa" w:w="1956"/>
+          </w:tcPr>
+          <w:p>
+            <w:pPr>
+              <w:pStyle w:val="Compact"/>
+              <w:spacing w:after="0" w:line="264" w:lineRule="auto"/>
+            </w:pPr>
+            <w:r>
+              <w:rPr>
+                <w:sz w:val="16"/>
+              </w:rPr>
+              <w:t xml:space="preserve">D-0398</w:t>
+            </w:r>
+          </w:p>
+        </w:tc>
+      </w:tr>
+      <w:tr>
+        <w:tc>
+          <w:tcPr>
+            <w:tcW w:type="dxa" w:w="3356"/>
+          </w:tcPr>
+          <w:p>
+            <w:pPr>
+              <w:pStyle w:val="Compact"/>
+              <w:spacing w:after="0" w:line="264" w:lineRule="auto"/>
+            </w:pPr>
+            <w:r>
+              <w:rPr>
                 <w:rStyle w:val="VerbatimChar"/>
                 <w:sz w:val="16"/>
               </w:rPr>
-              <w:t xml:space="preserve">node</w:t>
-            </w:r>
-            <w:r>
-              <w:rPr>
-                <w:sz w:val="16"/>
-              </w:rPr>
-              <w:t xml:space="preserve">가 없으면</w:t>
-            </w:r>
-            <w:r>
-              <w:rPr>
-                <w:sz w:val="16"/>
-              </w:rPr>
-              <w:t xml:space="preserve"> </w:t>
-            </w:r>
+              <w:t xml:space="preserve">tools/check_model_licenses.py</w:t>
+            </w:r>
+          </w:p>
+        </w:tc>
+        <w:tc>
+          <w:tcPr>
+            <w:tcW w:type="dxa" w:w="3760"/>
+          </w:tcPr>
+          <w:p>
+            <w:pPr>
+              <w:pStyle w:val="Compact"/>
+              <w:spacing w:after="0" w:line="264" w:lineRule="auto"/>
+            </w:pPr>
+            <w:r>
+              <w:rPr>
+                <w:sz w:val="16"/>
+              </w:rPr>
+              <w:t xml:space="preserve">표에 없는 가중치 · 상업 불가 집합</w:t>
+            </w:r>
+          </w:p>
+        </w:tc>
+        <w:tc>
+          <w:tcPr>
+            <w:tcW w:type="dxa" w:w="1956"/>
+          </w:tcPr>
+          <w:p>
+            <w:pPr>
+              <w:pStyle w:val="Compact"/>
+              <w:spacing w:after="0" w:line="264" w:lineRule="auto"/>
+            </w:pPr>
+            <w:r>
+              <w:rPr>
+                <w:sz w:val="16"/>
+              </w:rPr>
+              <w:t xml:space="preserve">D-0217</w:t>
+            </w:r>
+          </w:p>
+        </w:tc>
+      </w:tr>
+      <w:tr>
+        <w:tc>
+          <w:tcPr>
+            <w:tcW w:type="dxa" w:w="3356"/>
+          </w:tcPr>
+          <w:p>
+            <w:pPr>
+              <w:pStyle w:val="Compact"/>
+              <w:spacing w:after="0" w:line="264" w:lineRule="auto"/>
+            </w:pPr>
+            <w:r>
+              <w:rPr>
+                <w:rStyle w:val="VerbatimChar"/>
+                <w:sz w:val="16"/>
+              </w:rPr>
+              <w:t xml:space="preserve">tools/check_test_types.py</w:t>
+            </w:r>
+          </w:p>
+        </w:tc>
+        <w:tc>
+          <w:tcPr>
+            <w:tcW w:type="dxa" w:w="3760"/>
+          </w:tcPr>
+          <w:p>
+            <w:pPr>
+              <w:pStyle w:val="Compact"/>
+              <w:spacing w:after="0" w:line="264" w:lineRule="auto"/>
+            </w:pPr>
+            <w:r>
+              <w:rPr>
+                <w:sz w:val="16"/>
+              </w:rPr>
+              <w:t xml:space="preserve">시험 코드 타입 오류 래칫</w:t>
+            </w:r>
+          </w:p>
+        </w:tc>
+        <w:tc>
+          <w:tcPr>
+            <w:tcW w:type="dxa" w:w="1956"/>
+          </w:tcPr>
+          <w:p>
+            <w:pPr>
+              <w:pStyle w:val="Compact"/>
+              <w:spacing w:after="0" w:line="264" w:lineRule="auto"/>
+            </w:pPr>
+            <w:r>
+              <w:rPr>
+                <w:sz w:val="16"/>
+              </w:rPr>
+              <w:t xml:space="preserve">D-0264</w:t>
+            </w:r>
+          </w:p>
+        </w:tc>
+      </w:tr>
+      <w:tr>
+        <w:tc>
+          <w:tcPr>
+            <w:tcW w:type="dxa" w:w="3356"/>
+          </w:tcPr>
+          <w:p>
+            <w:pPr>
+              <w:pStyle w:val="Compact"/>
+              <w:spacing w:after="0" w:line="264" w:lineRule="auto"/>
+            </w:pPr>
+            <w:r>
+              <w:rPr>
+                <w:rStyle w:val="VerbatimChar"/>
+                <w:sz w:val="16"/>
+              </w:rPr>
+              <w:t xml:space="preserve">tools/render_proposal.py</w:t>
+            </w:r>
+          </w:p>
+        </w:tc>
+        <w:tc>
+          <w:tcPr>
+            <w:tcW w:type="dxa" w:w="3760"/>
+          </w:tcPr>
+          <w:p>
+            <w:pPr>
+              <w:pStyle w:val="Compact"/>
+              <w:spacing w:after="0" w:line="264" w:lineRule="auto"/>
+            </w:pPr>
+            <w:r>
+              <w:rPr>
+                <w:sz w:val="16"/>
+              </w:rPr>
+              <w:t xml:space="preserve">기획서 화면 생성 · 정본 ↔ docx ↔ 화면의 어긋남 · 폐기어</w:t>
+            </w:r>
+          </w:p>
+        </w:tc>
+        <w:tc>
+          <w:tcPr>
+            <w:tcW w:type="dxa" w:w="1956"/>
+          </w:tcPr>
+          <w:p>
+            <w:pPr>
+              <w:pStyle w:val="Compact"/>
+              <w:spacing w:after="0" w:line="264" w:lineRule="auto"/>
+            </w:pPr>
+            <w:r>
+              <w:rPr>
+                <w:sz w:val="16"/>
+              </w:rPr>
+              <w:t xml:space="preserve">D-0220 · D-0221 · D-0368</w:t>
+            </w:r>
+          </w:p>
+        </w:tc>
+      </w:tr>
+      <w:tr>
+        <w:tc>
+          <w:tcPr>
+            <w:tcW w:type="dxa" w:w="3356"/>
+          </w:tcPr>
+          <w:p>
+            <w:pPr>
+              <w:pStyle w:val="Compact"/>
+              <w:spacing w:after="0" w:line="264" w:lineRule="auto"/>
+            </w:pPr>
+            <w:r>
+              <w:rPr>
+                <w:rStyle w:val="VerbatimChar"/>
+                <w:sz w:val="16"/>
+              </w:rPr>
+              <w:t xml:space="preserve">tools/check_claims.py</w:t>
+            </w:r>
+          </w:p>
+        </w:tc>
+        <w:tc>
+          <w:tcPr>
+            <w:tcW w:type="dxa" w:w="3760"/>
+          </w:tcPr>
+          <w:p>
+            <w:pPr>
+              <w:pStyle w:val="Compact"/>
+              <w:spacing w:after="0" w:line="264" w:lineRule="auto"/>
+            </w:pPr>
+            <w:r>
+              <w:rPr>
+                <w:sz w:val="16"/>
+              </w:rPr>
+              <w:t xml:space="preserve">기획서 수치의 상류 — 거울 · 요구사항 · 기록 중 아무도 안 보는 수</w:t>
+            </w:r>
+          </w:p>
+        </w:tc>
+        <w:tc>
+          <w:tcPr>
+            <w:tcW w:type="dxa" w:w="1956"/>
+          </w:tcPr>
+          <w:p>
+            <w:pPr>
+              <w:pStyle w:val="Compact"/>
+              <w:spacing w:after="0" w:line="264" w:lineRule="auto"/>
+            </w:pPr>
+            <w:r>
+              <w:rPr>
+                <w:sz w:val="16"/>
+              </w:rPr>
+              <w:t xml:space="preserve">D-0378</w:t>
+            </w:r>
+          </w:p>
+        </w:tc>
+      </w:tr>
+      <w:tr>
+        <w:tc>
+          <w:tcPr>
+            <w:tcW w:type="dxa" w:w="3356"/>
+          </w:tcPr>
+          <w:p>
+            <w:pPr>
+              <w:pStyle w:val="Compact"/>
+              <w:spacing w:after="0" w:line="264" w:lineRule="auto"/>
+            </w:pPr>
+            <w:r>
+              <w:rPr>
+                <w:rStyle w:val="VerbatimChar"/>
+                <w:sz w:val="16"/>
+              </w:rPr>
+              <w:t xml:space="preserve">tools/check_committed.py</w:t>
+            </w:r>
+          </w:p>
+        </w:tc>
+        <w:tc>
+          <w:tcPr>
+            <w:tcW w:type="dxa" w:w="3760"/>
+          </w:tcPr>
+          <w:p>
+            <w:pPr>
+              <w:pStyle w:val="Compact"/>
+              <w:spacing w:after="0" w:line="264" w:lineRule="auto"/>
+            </w:pPr>
             <w:r>
               <w:rPr>
                 <w:b/>
                 <w:bCs/>
                 <w:sz w:val="16"/>
               </w:rPr>
-              <w:t xml:space="preserve">안 쟀다고 적는다</w:t>
-            </w:r>
-          </w:p>
-        </w:tc>
-        <w:tc>
-          <w:tcPr>
-            <w:tcW w:type="dxa" w:w="1970"/>
-          </w:tcPr>
-          <w:p>
-            <w:pPr>
-              <w:pStyle w:val="Compact"/>
-              <w:spacing w:after="0" w:line="264" w:lineRule="auto"/>
-            </w:pPr>
-            <w:r>
-              <w:rPr>
-                <w:sz w:val="16"/>
-              </w:rPr>
-              <w:t xml:space="preserve">D-0368</w:t>
-            </w:r>
-          </w:p>
-        </w:tc>
-      </w:tr>
-      <w:tr>
-        <w:tc>
-          <w:tcPr>
-            <w:tcW w:type="dxa" w:w="3363"/>
+              <w:t xml:space="preserve">커밋된 트리</w:t>
+            </w:r>
+            <w:r>
+              <w:rPr>
+                <w:sz w:val="16"/>
+              </w:rPr>
+              <w:t xml:space="preserve">를 꺼내 관문을 다시 돌린다 — 나머지는 전부 작업 트리를 읽는다</w:t>
+            </w:r>
+          </w:p>
+        </w:tc>
+        <w:tc>
+          <w:tcPr>
+            <w:tcW w:type="dxa" w:w="1956"/>
+          </w:tcPr>
+          <w:p>
+            <w:pPr>
+              <w:pStyle w:val="Compact"/>
+              <w:spacing w:after="0" w:line="264" w:lineRule="auto"/>
+            </w:pPr>
+            <w:r>
+              <w:rPr>
+                <w:sz w:val="16"/>
+              </w:rPr>
+              <w:t xml:space="preserve">D-0380</w:t>
+            </w:r>
+          </w:p>
+        </w:tc>
+      </w:tr>
+      <w:tr>
+        <w:tc>
+          <w:tcPr>
+            <w:tcW w:type="dxa" w:w="3356"/>
           </w:tcPr>
           <w:p>
             <w:pPr>
@@ -54701,24 +54707,43 @@
                 <w:rStyle w:val="VerbatimChar"/>
                 <w:sz w:val="16"/>
               </w:rPr>
-              <w:t xml:space="preserve">tools/check_workflow_paths.py</w:t>
-            </w:r>
-          </w:p>
-        </w:tc>
-        <w:tc>
-          <w:tcPr>
-            <w:tcW w:type="dxa" w:w="3739"/>
-          </w:tcPr>
-          <w:p>
-            <w:pPr>
-              <w:pStyle w:val="Compact"/>
-              <w:spacing w:after="0" w:line="264" w:lineRule="auto"/>
-            </w:pPr>
-            <w:r>
-              <w:rPr>
-                <w:sz w:val="16"/>
-              </w:rPr>
-              <w:t xml:space="preserve">워크플로가</w:t>
+              <w:t xml:space="preserve">tools/check_script.py</w:t>
+            </w:r>
+          </w:p>
+        </w:tc>
+        <w:tc>
+          <w:tcPr>
+            <w:tcW w:type="dxa" w:w="3760"/>
+          </w:tcPr>
+          <w:p>
+            <w:pPr>
+              <w:pStyle w:val="Compact"/>
+              <w:spacing w:after="0" w:line="264" w:lineRule="auto"/>
+            </w:pPr>
+            <w:r>
+              <w:rPr>
+                <w:sz w:val="16"/>
+              </w:rPr>
+              <w:t xml:space="preserve">화면 스크립트 문법.</w:t>
+            </w:r>
+            <w:r>
+              <w:rPr>
+                <w:sz w:val="16"/>
+              </w:rPr>
+              <w:t xml:space="preserve"> </w:t>
+            </w:r>
+            <w:r>
+              <w:rPr>
+                <w:rStyle w:val="VerbatimChar"/>
+                <w:sz w:val="16"/>
+              </w:rPr>
+              <w:t xml:space="preserve">node</w:t>
+            </w:r>
+            <w:r>
+              <w:rPr>
+                <w:sz w:val="16"/>
+              </w:rPr>
+              <w:t xml:space="preserve">가 없으면</w:t>
             </w:r>
             <w:r>
               <w:rPr>
@@ -54732,38 +54757,32 @@
                 <w:bCs/>
                 <w:sz w:val="16"/>
               </w:rPr>
-              <w:t xml:space="preserve">git이 안 나르는 자리</w:t>
-            </w:r>
-            <w:r>
-              <w:rPr>
-                <w:sz w:val="16"/>
-              </w:rPr>
-              <w:t xml:space="preserve">를 읽나</w:t>
-            </w:r>
-          </w:p>
-        </w:tc>
-        <w:tc>
-          <w:tcPr>
-            <w:tcW w:type="dxa" w:w="1970"/>
-          </w:tcPr>
-          <w:p>
-            <w:pPr>
-              <w:pStyle w:val="Compact"/>
-              <w:spacing w:after="0" w:line="264" w:lineRule="auto"/>
-            </w:pPr>
-            <w:r>
-              <w:rPr>
-                <w:sz w:val="16"/>
-              </w:rPr>
-              <w:t xml:space="preserve">D-0369</w:t>
-            </w:r>
-          </w:p>
-        </w:tc>
-      </w:tr>
-      <w:tr>
-        <w:tc>
-          <w:tcPr>
-            <w:tcW w:type="dxa" w:w="3363"/>
+              <w:t xml:space="preserve">안 쟀다고 적는다</w:t>
+            </w:r>
+          </w:p>
+        </w:tc>
+        <w:tc>
+          <w:tcPr>
+            <w:tcW w:type="dxa" w:w="1956"/>
+          </w:tcPr>
+          <w:p>
+            <w:pPr>
+              <w:pStyle w:val="Compact"/>
+              <w:spacing w:after="0" w:line="264" w:lineRule="auto"/>
+            </w:pPr>
+            <w:r>
+              <w:rPr>
+                <w:sz w:val="16"/>
+              </w:rPr>
+              <w:t xml:space="preserve">D-0368</w:t>
+            </w:r>
+          </w:p>
+        </w:tc>
+      </w:tr>
+      <w:tr>
+        <w:tc>
+          <w:tcPr>
+            <w:tcW w:type="dxa" w:w="3356"/>
           </w:tcPr>
           <w:p>
             <w:pPr>
@@ -54775,78 +54794,24 @@
                 <w:rStyle w:val="VerbatimChar"/>
                 <w:sz w:val="16"/>
               </w:rPr>
-              <w:t xml:space="preserve">tools/proposal_body.py</w:t>
-            </w:r>
-          </w:p>
-        </w:tc>
-        <w:tc>
-          <w:tcPr>
-            <w:tcW w:type="dxa" w:w="3739"/>
-          </w:tcPr>
-          <w:p>
-            <w:pPr>
-              <w:pStyle w:val="Compact"/>
-              <w:spacing w:after="0" w:line="264" w:lineRule="auto"/>
-            </w:pPr>
-            <w:r>
-              <w:rPr>
-                <w:sz w:val="16"/>
-              </w:rPr>
-              <w:t xml:space="preserve">기획서 본문 조립 — 조립과 docx 쓰기를 가른 윗동</w:t>
-            </w:r>
-          </w:p>
-        </w:tc>
-        <w:tc>
-          <w:tcPr>
-            <w:tcW w:type="dxa" w:w="1970"/>
-          </w:tcPr>
-          <w:p>
-            <w:pPr>
-              <w:pStyle w:val="Compact"/>
-              <w:spacing w:after="0" w:line="264" w:lineRule="auto"/>
-            </w:pPr>
-            <w:r>
-              <w:rPr>
-                <w:sz w:val="16"/>
-              </w:rPr>
-              <w:t xml:space="preserve">D-0368</w:t>
-            </w:r>
-          </w:p>
-        </w:tc>
-      </w:tr>
-      <w:tr>
-        <w:tc>
-          <w:tcPr>
-            <w:tcW w:type="dxa" w:w="3363"/>
-          </w:tcPr>
-          <w:p>
-            <w:pPr>
-              <w:pStyle w:val="Compact"/>
-              <w:spacing w:after="0" w:line="264" w:lineRule="auto"/>
-            </w:pPr>
-            <w:r>
-              <w:rPr>
-                <w:rStyle w:val="VerbatimChar"/>
-                <w:sz w:val="16"/>
-              </w:rPr>
-              <w:t xml:space="preserve">tools/doc_fsck.py</w:t>
-            </w:r>
-          </w:p>
-        </w:tc>
-        <w:tc>
-          <w:tcPr>
-            <w:tcW w:type="dxa" w:w="3739"/>
-          </w:tcPr>
-          <w:p>
-            <w:pPr>
-              <w:pStyle w:val="Compact"/>
-              <w:spacing w:after="0" w:line="264" w:lineRule="auto"/>
-            </w:pPr>
-            <w:r>
-              <w:rPr>
-                <w:sz w:val="16"/>
-              </w:rPr>
-              <w:t xml:space="preserve">문서가 없는 것을 가리키기 ·</w:t>
+              <w:t xml:space="preserve">tools/check_workflow_paths.py</w:t>
+            </w:r>
+          </w:p>
+        </w:tc>
+        <w:tc>
+          <w:tcPr>
+            <w:tcW w:type="dxa" w:w="3760"/>
+          </w:tcPr>
+          <w:p>
+            <w:pPr>
+              <w:pStyle w:val="Compact"/>
+              <w:spacing w:after="0" w:line="264" w:lineRule="auto"/>
+            </w:pPr>
+            <w:r>
+              <w:rPr>
+                <w:sz w:val="16"/>
+              </w:rPr>
+              <w:t xml:space="preserve">워크플로가</w:t>
             </w:r>
             <w:r>
               <w:rPr>
@@ -54860,19 +54825,121 @@
                 <w:bCs/>
                 <w:sz w:val="16"/>
               </w:rPr>
-              <w:t xml:space="preserve">적은 수 ↔ 실물</w:t>
-            </w:r>
-            <w:r>
-              <w:rPr>
-                <w:sz w:val="16"/>
-              </w:rPr>
-              <w:t xml:space="preserve"> </w:t>
-            </w:r>
-            <w:r>
-              <w:rPr>
-                <w:sz w:val="16"/>
-              </w:rPr>
-              <w:t xml:space="preserve">·</w:t>
+              <w:t xml:space="preserve">git이 안 나르는 자리</w:t>
+            </w:r>
+            <w:r>
+              <w:rPr>
+                <w:sz w:val="16"/>
+              </w:rPr>
+              <w:t xml:space="preserve">를 읽나</w:t>
+            </w:r>
+          </w:p>
+        </w:tc>
+        <w:tc>
+          <w:tcPr>
+            <w:tcW w:type="dxa" w:w="1956"/>
+          </w:tcPr>
+          <w:p>
+            <w:pPr>
+              <w:pStyle w:val="Compact"/>
+              <w:spacing w:after="0" w:line="264" w:lineRule="auto"/>
+            </w:pPr>
+            <w:r>
+              <w:rPr>
+                <w:sz w:val="16"/>
+              </w:rPr>
+              <w:t xml:space="preserve">D-0369</w:t>
+            </w:r>
+          </w:p>
+        </w:tc>
+      </w:tr>
+      <w:tr>
+        <w:tc>
+          <w:tcPr>
+            <w:tcW w:type="dxa" w:w="3356"/>
+          </w:tcPr>
+          <w:p>
+            <w:pPr>
+              <w:pStyle w:val="Compact"/>
+              <w:spacing w:after="0" w:line="264" w:lineRule="auto"/>
+            </w:pPr>
+            <w:r>
+              <w:rPr>
+                <w:rStyle w:val="VerbatimChar"/>
+                <w:sz w:val="16"/>
+              </w:rPr>
+              <w:t xml:space="preserve">tools/proposal_body.py</w:t>
+            </w:r>
+          </w:p>
+        </w:tc>
+        <w:tc>
+          <w:tcPr>
+            <w:tcW w:type="dxa" w:w="3760"/>
+          </w:tcPr>
+          <w:p>
+            <w:pPr>
+              <w:pStyle w:val="Compact"/>
+              <w:spacing w:after="0" w:line="264" w:lineRule="auto"/>
+            </w:pPr>
+            <w:r>
+              <w:rPr>
+                <w:sz w:val="16"/>
+              </w:rPr>
+              <w:t xml:space="preserve">기획서 본문 조립 — 조립과 docx 쓰기를 가른 윗동</w:t>
+            </w:r>
+          </w:p>
+        </w:tc>
+        <w:tc>
+          <w:tcPr>
+            <w:tcW w:type="dxa" w:w="1956"/>
+          </w:tcPr>
+          <w:p>
+            <w:pPr>
+              <w:pStyle w:val="Compact"/>
+              <w:spacing w:after="0" w:line="264" w:lineRule="auto"/>
+            </w:pPr>
+            <w:r>
+              <w:rPr>
+                <w:sz w:val="16"/>
+              </w:rPr>
+              <w:t xml:space="preserve">D-0368</w:t>
+            </w:r>
+          </w:p>
+        </w:tc>
+      </w:tr>
+      <w:tr>
+        <w:tc>
+          <w:tcPr>
+            <w:tcW w:type="dxa" w:w="3356"/>
+          </w:tcPr>
+          <w:p>
+            <w:pPr>
+              <w:pStyle w:val="Compact"/>
+              <w:spacing w:after="0" w:line="264" w:lineRule="auto"/>
+            </w:pPr>
+            <w:r>
+              <w:rPr>
+                <w:rStyle w:val="VerbatimChar"/>
+                <w:sz w:val="16"/>
+              </w:rPr>
+              <w:t xml:space="preserve">tools/doc_fsck.py</w:t>
+            </w:r>
+          </w:p>
+        </w:tc>
+        <w:tc>
+          <w:tcPr>
+            <w:tcW w:type="dxa" w:w="3760"/>
+          </w:tcPr>
+          <w:p>
+            <w:pPr>
+              <w:pStyle w:val="Compact"/>
+              <w:spacing w:after="0" w:line="264" w:lineRule="auto"/>
+            </w:pPr>
+            <w:r>
+              <w:rPr>
+                <w:sz w:val="16"/>
+              </w:rPr>
+              <w:t xml:space="preserve">문서가 없는 것을 가리키기 ·</w:t>
             </w:r>
             <w:r>
               <w:rPr>
@@ -54886,116 +54953,142 @@
                 <w:bCs/>
                 <w:sz w:val="16"/>
               </w:rPr>
-              <w:t xml:space="preserve">거꾸로 보는 눈</w:t>
-            </w:r>
-          </w:p>
-        </w:tc>
-        <w:tc>
-          <w:tcPr>
-            <w:tcW w:type="dxa" w:w="1970"/>
-          </w:tcPr>
-          <w:p>
-            <w:pPr>
-              <w:pStyle w:val="Compact"/>
-              <w:spacing w:after="0" w:line="264" w:lineRule="auto"/>
-            </w:pPr>
-            <w:r>
-              <w:rPr>
-                <w:sz w:val="16"/>
-              </w:rPr>
-              <w:t xml:space="preserve">D-0189 · D-0263 · D-0350</w:t>
-            </w:r>
-          </w:p>
-        </w:tc>
-      </w:tr>
-      <w:tr>
-        <w:tc>
-          <w:tcPr>
-            <w:tcW w:type="dxa" w:w="3363"/>
-          </w:tcPr>
-          <w:p>
-            <w:pPr>
-              <w:pStyle w:val="Compact"/>
-              <w:spacing w:after="0" w:line="264" w:lineRule="auto"/>
-            </w:pPr>
-            <w:r>
-              <w:rPr>
-                <w:rStyle w:val="VerbatimChar"/>
-                <w:sz w:val="16"/>
-              </w:rPr>
-              <w:t xml:space="preserve">tools/encoding_check.py</w:t>
-            </w:r>
-          </w:p>
-        </w:tc>
-        <w:tc>
-          <w:tcPr>
-            <w:tcW w:type="dxa" w:w="3739"/>
-          </w:tcPr>
-          <w:p>
-            <w:pPr>
-              <w:pStyle w:val="Compact"/>
-              <w:spacing w:after="0" w:line="264" w:lineRule="auto"/>
-            </w:pPr>
-            <w:r>
-              <w:rPr>
-                <w:sz w:val="16"/>
-              </w:rPr>
-              <w:t xml:space="preserve">BOM · CRLF · 비 UTF-8 · 끝 개행 없음</w:t>
-            </w:r>
-          </w:p>
-        </w:tc>
-        <w:tc>
-          <w:tcPr>
-            <w:tcW w:type="dxa" w:w="1970"/>
-          </w:tcPr>
-          <w:p>
-            <w:pPr>
-              <w:pStyle w:val="Compact"/>
-              <w:spacing w:after="0" w:line="264" w:lineRule="auto"/>
-            </w:pPr>
-            <w:r>
-              <w:rPr>
-                <w:sz w:val="16"/>
-              </w:rPr>
-              <w:t xml:space="preserve">D-0230</w:t>
-            </w:r>
-          </w:p>
-        </w:tc>
-      </w:tr>
-      <w:tr>
-        <w:tc>
-          <w:tcPr>
-            <w:tcW w:type="dxa" w:w="3363"/>
-          </w:tcPr>
-          <w:p>
-            <w:pPr>
-              <w:pStyle w:val="Compact"/>
-              <w:spacing w:after="0" w:line="264" w:lineRule="auto"/>
-            </w:pPr>
-            <w:r>
-              <w:rPr>
-                <w:rStyle w:val="VerbatimChar"/>
-                <w:sz w:val="16"/>
-              </w:rPr>
-              <w:t xml:space="preserve">tools/deadcheck.py</w:t>
-            </w:r>
-          </w:p>
-        </w:tc>
-        <w:tc>
-          <w:tcPr>
-            <w:tcW w:type="dxa" w:w="3739"/>
-          </w:tcPr>
-          <w:p>
-            <w:pPr>
-              <w:pStyle w:val="Compact"/>
-              <w:spacing w:after="0" w:line="264" w:lineRule="auto"/>
-            </w:pPr>
+              <w:t xml:space="preserve">적은 수 ↔ 실물</w:t>
+            </w:r>
+            <w:r>
+              <w:rPr>
+                <w:sz w:val="16"/>
+              </w:rPr>
+              <w:t xml:space="preserve"> </w:t>
+            </w:r>
+            <w:r>
+              <w:rPr>
+                <w:sz w:val="16"/>
+              </w:rPr>
+              <w:t xml:space="preserve">·</w:t>
+            </w:r>
+            <w:r>
+              <w:rPr>
+                <w:sz w:val="16"/>
+              </w:rPr>
+              <w:t xml:space="preserve"> </w:t>
+            </w:r>
             <w:r>
               <w:rPr>
                 <w:b/>
                 <w:bCs/>
                 <w:sz w:val="16"/>
               </w:rPr>
+              <w:t xml:space="preserve">거꾸로 보는 눈</w:t>
+            </w:r>
+          </w:p>
+        </w:tc>
+        <w:tc>
+          <w:tcPr>
+            <w:tcW w:type="dxa" w:w="1956"/>
+          </w:tcPr>
+          <w:p>
+            <w:pPr>
+              <w:pStyle w:val="Compact"/>
+              <w:spacing w:after="0" w:line="264" w:lineRule="auto"/>
+            </w:pPr>
+            <w:r>
+              <w:rPr>
+                <w:sz w:val="16"/>
+              </w:rPr>
+              <w:t xml:space="preserve">D-0189 · D-0263 · D-0350</w:t>
+            </w:r>
+          </w:p>
+        </w:tc>
+      </w:tr>
+      <w:tr>
+        <w:tc>
+          <w:tcPr>
+            <w:tcW w:type="dxa" w:w="3356"/>
+          </w:tcPr>
+          <w:p>
+            <w:pPr>
+              <w:pStyle w:val="Compact"/>
+              <w:spacing w:after="0" w:line="264" w:lineRule="auto"/>
+            </w:pPr>
+            <w:r>
+              <w:rPr>
+                <w:rStyle w:val="VerbatimChar"/>
+                <w:sz w:val="16"/>
+              </w:rPr>
+              <w:t xml:space="preserve">tools/encoding_check.py</w:t>
+            </w:r>
+          </w:p>
+        </w:tc>
+        <w:tc>
+          <w:tcPr>
+            <w:tcW w:type="dxa" w:w="3760"/>
+          </w:tcPr>
+          <w:p>
+            <w:pPr>
+              <w:pStyle w:val="Compact"/>
+              <w:spacing w:after="0" w:line="264" w:lineRule="auto"/>
+            </w:pPr>
+            <w:r>
+              <w:rPr>
+                <w:sz w:val="16"/>
+              </w:rPr>
+              <w:t xml:space="preserve">BOM · CRLF · 비 UTF-8 · 끝 개행 없음</w:t>
+            </w:r>
+          </w:p>
+        </w:tc>
+        <w:tc>
+          <w:tcPr>
+            <w:tcW w:type="dxa" w:w="1956"/>
+          </w:tcPr>
+          <w:p>
+            <w:pPr>
+              <w:pStyle w:val="Compact"/>
+              <w:spacing w:after="0" w:line="264" w:lineRule="auto"/>
+            </w:pPr>
+            <w:r>
+              <w:rPr>
+                <w:sz w:val="16"/>
+              </w:rPr>
+              <w:t xml:space="preserve">D-0230</w:t>
+            </w:r>
+          </w:p>
+        </w:tc>
+      </w:tr>
+      <w:tr>
+        <w:tc>
+          <w:tcPr>
+            <w:tcW w:type="dxa" w:w="3356"/>
+          </w:tcPr>
+          <w:p>
+            <w:pPr>
+              <w:pStyle w:val="Compact"/>
+              <w:spacing w:after="0" w:line="264" w:lineRule="auto"/>
+            </w:pPr>
+            <w:r>
+              <w:rPr>
+                <w:rStyle w:val="VerbatimChar"/>
+                <w:sz w:val="16"/>
+              </w:rPr>
+              <w:t xml:space="preserve">tools/deadcheck.py</w:t>
+            </w:r>
+          </w:p>
+        </w:tc>
+        <w:tc>
+          <w:tcPr>
+            <w:tcW w:type="dxa" w:w="3760"/>
+          </w:tcPr>
+          <w:p>
+            <w:pPr>
+              <w:pStyle w:val="Compact"/>
+              <w:spacing w:after="0" w:line="264" w:lineRule="auto"/>
+            </w:pPr>
+            <w:r>
+              <w:rPr>
+                <w:b/>
+                <w:bCs/>
+                <w:sz w:val="16"/>
+              </w:rPr>
               <w:t xml:space="preserve">검사가 죽었는가</w:t>
             </w:r>
             <w:r>
@@ -55014,7 +55107,7 @@
         </w:tc>
         <w:tc>
           <w:tcPr>
-            <w:tcW w:type="dxa" w:w="1970"/>
+            <w:tcW w:type="dxa" w:w="1956"/>
           </w:tcPr>
           <w:p>
             <w:pPr>
@@ -55033,7 +55126,7 @@
       <w:tr>
         <w:tc>
           <w:tcPr>
-            <w:tcW w:type="dxa" w:w="3363"/>
+            <w:tcW w:type="dxa" w:w="3356"/>
           </w:tcPr>
           <w:p>
             <w:pPr>
@@ -55051,7 +55144,7 @@
         </w:tc>
         <w:tc>
           <w:tcPr>
-            <w:tcW w:type="dxa" w:w="3739"/>
+            <w:tcW w:type="dxa" w:w="3760"/>
           </w:tcPr>
           <w:p>
             <w:pPr>
@@ -55068,7 +55161,7 @@
         </w:tc>
         <w:tc>
           <w:tcPr>
-            <w:tcW w:type="dxa" w:w="1970"/>
+            <w:tcW w:type="dxa" w:w="1956"/>
           </w:tcPr>
           <w:p>
             <w:pPr>
@@ -55087,7 +55180,7 @@
       <w:tr>
         <w:tc>
           <w:tcPr>
-            <w:tcW w:type="dxa" w:w="3363"/>
+            <w:tcW w:type="dxa" w:w="3356"/>
           </w:tcPr>
           <w:p>
             <w:pPr>
@@ -55105,7 +55198,7 @@
         </w:tc>
         <w:tc>
           <w:tcPr>
-            <w:tcW w:type="dxa" w:w="3739"/>
+            <w:tcW w:type="dxa" w:w="3760"/>
           </w:tcPr>
           <w:p>
             <w:pPr>
@@ -55147,7 +55240,7 @@
         </w:tc>
         <w:tc>
           <w:tcPr>
-            <w:tcW w:type="dxa" w:w="1970"/>
+            <w:tcW w:type="dxa" w:w="1956"/>
           </w:tcPr>
           <w:p>
             <w:pPr>
@@ -55166,7 +55259,7 @@
       <w:tr>
         <w:tc>
           <w:tcPr>
-            <w:tcW w:type="dxa" w:w="3363"/>
+            <w:tcW w:type="dxa" w:w="3356"/>
           </w:tcPr>
           <w:p>
             <w:pPr>
@@ -55184,7 +55277,7 @@
         </w:tc>
         <w:tc>
           <w:tcPr>
-            <w:tcW w:type="dxa" w:w="3739"/>
+            <w:tcW w:type="dxa" w:w="3760"/>
           </w:tcPr>
           <w:p>
             <w:pPr>
@@ -55201,7 +55294,7 @@
         </w:tc>
         <w:tc>
           <w:tcPr>
-            <w:tcW w:type="dxa" w:w="1970"/>
+            <w:tcW w:type="dxa" w:w="1956"/>
           </w:tcPr>
           <w:p>
             <w:pPr>
@@ -55220,7 +55313,7 @@
       <w:tr>
         <w:tc>
           <w:tcPr>
-            <w:tcW w:type="dxa" w:w="3363"/>
+            <w:tcW w:type="dxa" w:w="3356"/>
           </w:tcPr>
           <w:p>
             <w:pPr>
@@ -55313,7 +55406,7 @@
         </w:tc>
         <w:tc>
           <w:tcPr>
-            <w:tcW w:type="dxa" w:w="3739"/>
+            <w:tcW w:type="dxa" w:w="3760"/>
           </w:tcPr>
           <w:p>
             <w:pPr>
@@ -55330,7 +55423,7 @@
         </w:tc>
         <w:tc>
           <w:tcPr>
-            <w:tcW w:type="dxa" w:w="1970"/>
+            <w:tcW w:type="dxa" w:w="1956"/>
           </w:tcPr>
           <w:p>
             <w:pPr>
@@ -55432,7 +55525,7 @@
       <w:r>
         <w:drawing>
           <wp:inline>
-            <wp:extent cx="3227832" cy="7597171"/>
+            <wp:extent cx="3108960" cy="7594793"/>
             <wp:effectExtent b="0" l="0" r="0" t="0"/>
             <wp:docPr descr="make check · CI · 커밋 훅 대조 (실물에서 읽었다)" title="" id="195" name="Picture"/>
             <a:graphic>
@@ -55453,7 +55546,7 @@
                   <pic:spPr bwMode="auto">
                     <a:xfrm>
                       <a:off x="0" y="0"/>
-                      <a:ext cx="3227832" cy="7597171"/>
+                      <a:ext cx="3108960" cy="7594793"/>
                     </a:xfrm>
                     <a:prstGeom prst="rect">
                       <a:avLst/>

--- a/site/proposal.docx
+++ b/site/proposal.docx
@@ -124,7 +124,7 @@
           <w:color w:val="888888"/>
           <w:sz w:val="17"/>
         </w:rPr>
-        <w:t>정본 1efb62e42032 · docs/MASTER.md Part I ~ III</w:t>
+        <w:t>정본 8d81f311fd75 · docs/MASTER.md Part I ~ III</w:t>
       </w:r>
     </w:p>
     <w:p>
@@ -33606,8 +33606,8 @@
         <w:tblLook w:firstRow="1" w:lastRow="0" w:firstColumn="0" w:lastColumn="0" w:noHBand="0" w:noVBand="0" w:val="0020"/>
       </w:tblPr>
       <w:tblGrid>
-        <w:gridCol w:w="4562"/>
-        <w:gridCol w:w="4509"/>
+        <w:gridCol w:w="4448"/>
+        <w:gridCol w:w="4623"/>
       </w:tblGrid>
       <w:tr>
         <w:trPr>
@@ -33615,7 +33615,7 @@
         </w:trPr>
         <w:tc>
           <w:tcPr>
-            <w:tcW w:type="dxa" w:w="4562"/>
+            <w:tcW w:type="dxa" w:w="4449"/>
             <w:shd w:val="clear" w:color="auto" w:fill="E8EEF5"/>
           </w:tcPr>
           <w:p>
@@ -33635,7 +33635,7 @@
         </w:tc>
         <w:tc>
           <w:tcPr>
-            <w:tcW w:type="dxa" w:w="4510"/>
+            <w:tcW w:type="dxa" w:w="4623"/>
             <w:shd w:val="clear" w:color="auto" w:fill="E8EEF5"/>
           </w:tcPr>
           <w:p>
@@ -33657,7 +33657,7 @@
       <w:tr>
         <w:tc>
           <w:tcPr>
-            <w:tcW w:type="dxa" w:w="4562"/>
+            <w:tcW w:type="dxa" w:w="4449"/>
           </w:tcPr>
           <w:p>
             <w:pPr>
@@ -33674,7 +33674,7 @@
         </w:tc>
         <w:tc>
           <w:tcPr>
-            <w:tcW w:type="dxa" w:w="4510"/>
+            <w:tcW w:type="dxa" w:w="4623"/>
           </w:tcPr>
           <w:p>
             <w:pPr>
@@ -33693,7 +33693,7 @@
       <w:tr>
         <w:tc>
           <w:tcPr>
-            <w:tcW w:type="dxa" w:w="4562"/>
+            <w:tcW w:type="dxa" w:w="4449"/>
           </w:tcPr>
           <w:p>
             <w:pPr>
@@ -33710,7 +33710,7 @@
         </w:tc>
         <w:tc>
           <w:tcPr>
-            <w:tcW w:type="dxa" w:w="4510"/>
+            <w:tcW w:type="dxa" w:w="4623"/>
           </w:tcPr>
           <w:p>
             <w:pPr>
@@ -33729,7 +33729,7 @@
       <w:tr>
         <w:tc>
           <w:tcPr>
-            <w:tcW w:type="dxa" w:w="4562"/>
+            <w:tcW w:type="dxa" w:w="4449"/>
           </w:tcPr>
           <w:p>
             <w:pPr>
@@ -33760,7 +33760,7 @@
         </w:tc>
         <w:tc>
           <w:tcPr>
-            <w:tcW w:type="dxa" w:w="4510"/>
+            <w:tcW w:type="dxa" w:w="4623"/>
           </w:tcPr>
           <w:p>
             <w:pPr>
@@ -33781,7 +33781,7 @@
       <w:tr>
         <w:tc>
           <w:tcPr>
-            <w:tcW w:type="dxa" w:w="4562"/>
+            <w:tcW w:type="dxa" w:w="4449"/>
           </w:tcPr>
           <w:p>
             <w:pPr>
@@ -33798,7 +33798,7 @@
         </w:tc>
         <w:tc>
           <w:tcPr>
-            <w:tcW w:type="dxa" w:w="4510"/>
+            <w:tcW w:type="dxa" w:w="4623"/>
           </w:tcPr>
           <w:p>
             <w:pPr>
@@ -33817,7 +33817,7 @@
       <w:tr>
         <w:tc>
           <w:tcPr>
-            <w:tcW w:type="dxa" w:w="4562"/>
+            <w:tcW w:type="dxa" w:w="4449"/>
           </w:tcPr>
           <w:p>
             <w:pPr>
@@ -33834,7 +33834,7 @@
         </w:tc>
         <w:tc>
           <w:tcPr>
-            <w:tcW w:type="dxa" w:w="4510"/>
+            <w:tcW w:type="dxa" w:w="4623"/>
           </w:tcPr>
           <w:p>
             <w:pPr>
@@ -33846,6 +33846,276 @@
                 <w:sz w:val="16"/>
               </w:rPr>
               <w:t xml:space="preserve">113 ~ 144 BPM</w:t>
+            </w:r>
+          </w:p>
+        </w:tc>
+      </w:tr>
+      <w:tr>
+        <w:tc>
+          <w:tcPr>
+            <w:tcW w:type="dxa" w:w="4449"/>
+          </w:tcPr>
+          <w:p>
+            <w:pPr>
+              <w:pStyle w:val="Compact"/>
+              <w:spacing w:after="0" w:line="264" w:lineRule="auto"/>
+            </w:pPr>
+            <w:r>
+              <w:rPr>
+                <w:b/>
+                <w:bCs/>
+                <w:sz w:val="16"/>
+              </w:rPr>
+              <w:t xml:space="preserve">화음 발음 집중도</w:t>
+            </w:r>
+            <w:r>
+              <w:rPr>
+                <w:sz w:val="16"/>
+              </w:rPr>
+              <w:t xml:space="preserve"> </w:t>
+            </w:r>
+            <w:r>
+              <w:rPr>
+                <w:sz w:val="16"/>
+              </w:rPr>
+              <w:t xml:space="preserve">— 마디 4등분 중앙</w:t>
+            </w:r>
+          </w:p>
+        </w:tc>
+        <w:tc>
+          <w:tcPr>
+            <w:tcW w:type="dxa" w:w="4623"/>
+          </w:tcPr>
+          <w:p>
+            <w:pPr>
+              <w:pStyle w:val="Compact"/>
+              <w:spacing w:after="0" w:line="264" w:lineRule="auto"/>
+            </w:pPr>
+            <w:r>
+              <w:rPr>
+                <w:b/>
+                <w:bCs/>
+                <w:sz w:val="16"/>
+              </w:rPr>
+              <w:t xml:space="preserve">28.9%</w:t>
+            </w:r>
+          </w:p>
+        </w:tc>
+      </w:tr>
+      <w:tr>
+        <w:tc>
+          <w:tcPr>
+            <w:tcW w:type="dxa" w:w="4449"/>
+          </w:tcPr>
+          <w:p>
+            <w:pPr>
+              <w:pStyle w:val="Compact"/>
+              <w:spacing w:after="0" w:line="264" w:lineRule="auto"/>
+            </w:pPr>
+            <w:r>
+              <w:rPr>
+                <w:sz w:val="16"/>
+              </w:rPr>
+              <w:t xml:space="preserve">마디 사분위</w:t>
+            </w:r>
+          </w:p>
+        </w:tc>
+        <w:tc>
+          <w:tcPr>
+            <w:tcW w:type="dxa" w:w="4623"/>
+          </w:tcPr>
+          <w:p>
+            <w:pPr>
+              <w:pStyle w:val="Compact"/>
+              <w:spacing w:after="0" w:line="264" w:lineRule="auto"/>
+            </w:pPr>
+            <w:r>
+              <w:rPr>
+                <w:sz w:val="16"/>
+              </w:rPr>
+              <w:t xml:space="preserve">27.2% ~ 31.8%</w:t>
+            </w:r>
+          </w:p>
+        </w:tc>
+      </w:tr>
+      <w:tr>
+        <w:tc>
+          <w:tcPr>
+            <w:tcW w:type="dxa" w:w="4449"/>
+          </w:tcPr>
+          <w:p>
+            <w:pPr>
+              <w:pStyle w:val="Compact"/>
+              <w:spacing w:after="0" w:line="264" w:lineRule="auto"/>
+            </w:pPr>
+            <w:r>
+              <w:rPr>
+                <w:sz w:val="16"/>
+              </w:rPr>
+              <w:t xml:space="preserve">마디 최대</w:t>
+            </w:r>
+          </w:p>
+        </w:tc>
+        <w:tc>
+          <w:tcPr>
+            <w:tcW w:type="dxa" w:w="4623"/>
+          </w:tcPr>
+          <w:p>
+            <w:pPr>
+              <w:pStyle w:val="Compact"/>
+              <w:spacing w:after="0" w:line="264" w:lineRule="auto"/>
+            </w:pPr>
+            <w:r>
+              <w:rPr>
+                <w:sz w:val="16"/>
+              </w:rPr>
+              <w:t xml:space="preserve">54.8%</w:t>
+            </w:r>
+          </w:p>
+        </w:tc>
+      </w:tr>
+      <w:tr>
+        <w:tc>
+          <w:tcPr>
+            <w:tcW w:type="dxa" w:w="4449"/>
+          </w:tcPr>
+          <w:p>
+            <w:pPr>
+              <w:pStyle w:val="Compact"/>
+              <w:spacing w:after="0" w:line="264" w:lineRule="auto"/>
+            </w:pPr>
+            <w:r>
+              <w:rPr>
+                <w:sz w:val="16"/>
+              </w:rPr>
+              <w:t xml:space="preserve">박 4등분 중앙</w:t>
+            </w:r>
+          </w:p>
+        </w:tc>
+        <w:tc>
+          <w:tcPr>
+            <w:tcW w:type="dxa" w:w="4623"/>
+          </w:tcPr>
+          <w:p>
+            <w:pPr>
+              <w:pStyle w:val="Compact"/>
+              <w:spacing w:after="0" w:line="264" w:lineRule="auto"/>
+            </w:pPr>
+            <w:r>
+              <w:rPr>
+                <w:sz w:val="16"/>
+              </w:rPr>
+              <w:t xml:space="preserve">38.6%</w:t>
+            </w:r>
+          </w:p>
+        </w:tc>
+      </w:tr>
+      <w:tr>
+        <w:tc>
+          <w:tcPr>
+            <w:tcW w:type="dxa" w:w="4449"/>
+          </w:tcPr>
+          <w:p>
+            <w:pPr>
+              <w:pStyle w:val="Compact"/>
+              <w:spacing w:after="0" w:line="264" w:lineRule="auto"/>
+            </w:pPr>
+            <w:r>
+              <w:rPr>
+                <w:sz w:val="16"/>
+              </w:rPr>
+              <w:t xml:space="preserve">박 사분위</w:t>
+            </w:r>
+          </w:p>
+        </w:tc>
+        <w:tc>
+          <w:tcPr>
+            <w:tcW w:type="dxa" w:w="4623"/>
+          </w:tcPr>
+          <w:p>
+            <w:pPr>
+              <w:pStyle w:val="Compact"/>
+              <w:spacing w:after="0" w:line="264" w:lineRule="auto"/>
+            </w:pPr>
+            <w:r>
+              <w:rPr>
+                <w:sz w:val="16"/>
+              </w:rPr>
+              <w:t xml:space="preserve">31.7% ~ 45.5%</w:t>
+            </w:r>
+          </w:p>
+        </w:tc>
+      </w:tr>
+      <w:tr>
+        <w:tc>
+          <w:tcPr>
+            <w:tcW w:type="dxa" w:w="4449"/>
+          </w:tcPr>
+          <w:p>
+            <w:pPr>
+              <w:pStyle w:val="Compact"/>
+              <w:spacing w:after="0" w:line="264" w:lineRule="auto"/>
+            </w:pPr>
+            <w:r>
+              <w:rPr>
+                <w:sz w:val="16"/>
+              </w:rPr>
+              <w:t xml:space="preserve">박 최대</w:t>
+            </w:r>
+          </w:p>
+        </w:tc>
+        <w:tc>
+          <w:tcPr>
+            <w:tcW w:type="dxa" w:w="4623"/>
+          </w:tcPr>
+          <w:p>
+            <w:pPr>
+              <w:pStyle w:val="Compact"/>
+              <w:spacing w:after="0" w:line="264" w:lineRule="auto"/>
+            </w:pPr>
+            <w:r>
+              <w:rPr>
+                <w:sz w:val="16"/>
+              </w:rPr>
+              <w:t xml:space="preserve">82.2%</w:t>
+            </w:r>
+          </w:p>
+        </w:tc>
+      </w:tr>
+      <w:tr>
+        <w:tc>
+          <w:tcPr>
+            <w:tcW w:type="dxa" w:w="4449"/>
+          </w:tcPr>
+          <w:p>
+            <w:pPr>
+              <w:pStyle w:val="Compact"/>
+              <w:spacing w:after="0" w:line="264" w:lineRule="auto"/>
+            </w:pPr>
+            <w:r>
+              <w:rPr>
+                <w:b/>
+                <w:bCs/>
+                <w:sz w:val="16"/>
+              </w:rPr>
+              <w:t xml:space="preserve">봉우리가 없는 곡</w:t>
+            </w:r>
+          </w:p>
+        </w:tc>
+        <w:tc>
+          <w:tcPr>
+            <w:tcW w:type="dxa" w:w="4623"/>
+          </w:tcPr>
+          <w:p>
+            <w:pPr>
+              <w:pStyle w:val="Compact"/>
+              <w:spacing w:after="0" w:line="264" w:lineRule="auto"/>
+            </w:pPr>
+            <w:r>
+              <w:rPr>
+                <w:sz w:val="16"/>
+              </w:rPr>
+              <w:t xml:space="preserve">45.9% (461곡)</w:t>
             </w:r>
           </w:p>
         </w:tc>
@@ -34032,6 +34302,138 @@
       </w:r>
       <w:r>
         <w:t xml:space="preserve">결함이 아니라 성질이라는 판단이 D-0054 · D-0206에 있다.</w:t>
+      </w:r>
+    </w:p>
+    <w:p>
+      <w:pPr>
+        <w:pStyle w:val="BodyText"/>
+      </w:pPr>
+      <w:r>
+        <w:rPr>
+          <w:b/>
+          <w:bCs/>
+        </w:rPr>
+        <w:t xml:space="preserve">발음 집중도는 O-46의 비교선이다</w:t>
+      </w:r>
+      <w:r>
+        <w:t xml:space="preserve"> </w:t>
+      </w:r>
+      <w:r>
+        <w:t xml:space="preserve">(D-0206 · D-0401). 균등이 25.0%이고</w:t>
+      </w:r>
+      <w:r>
+        <w:t xml:space="preserve"> </w:t>
+      </w:r>
+      <w:r>
+        <w:rPr>
+          <w:b/>
+          <w:bCs/>
+        </w:rPr>
+        <w:t xml:space="preserve">사람 곡은</w:t>
+      </w:r>
+      <w:r>
+        <w:rPr>
+          <w:b/>
+          <w:bCs/>
+        </w:rPr>
+        <w:t xml:space="preserve"> </w:t>
+      </w:r>
+      <w:r>
+        <w:rPr>
+          <w:b/>
+          <w:bCs/>
+        </w:rPr>
+        <w:t xml:space="preserve">거기서 세 점밖에 안 벗어난다</w:t>
+      </w:r>
+      <w:r>
+        <w:t xml:space="preserve"> </w:t>
+      </w:r>
+      <w:r>
+        <w:t xml:space="preserve">— 가장 몰린 곡도 54.8%다. 마디 머리에만 치는 반주가</w:t>
+      </w:r>
+      <w:r>
+        <w:t xml:space="preserve"> </w:t>
+      </w:r>
+      <w:r>
+        <w:t xml:space="preserve">100%였고 D-0207이 41.5%까지 내렸다.</w:t>
+      </w:r>
+      <w:r>
+        <w:t xml:space="preserve"> </w:t>
+      </w:r>
+      <w:r>
+        <w:rPr>
+          <w:b/>
+          <w:bCs/>
+        </w:rPr>
+        <w:t xml:space="preserve">마디 읽기와 박 읽기를 둘 다 든다</w:t>
+      </w:r>
+      <w:r>
+        <w:t xml:space="preserve">: D-0206의</w:t>
+      </w:r>
+      <w:r>
+        <w:t xml:space="preserve"> </w:t>
+      </w:r>
+      <w:r>
+        <w:t xml:space="preserve">28.2%가 어느 쪽이었는지 가르려고 둘을 쟀고,</w:t>
+      </w:r>
+      <w:r>
+        <w:t xml:space="preserve"> </w:t>
+      </w:r>
+      <w:r>
+        <w:rPr>
+          <w:b/>
+          <w:bCs/>
+        </w:rPr>
+        <w:t xml:space="preserve">마디 쪽이 맞았다</w:t>
+      </w:r>
+      <w:r>
+        <w:t xml:space="preserve">(28.9% ↔ 38.6%).</w:t>
+      </w:r>
+    </w:p>
+    <w:p>
+      <w:pPr>
+        <w:pStyle w:val="BodyText"/>
+      </w:pPr>
+      <w:r>
+        <w:rPr>
+          <w:b/>
+          <w:bCs/>
+        </w:rPr>
+        <w:t xml:space="preserve">봉우리가 없는 곡이 461곡(45.9%)이다.</w:t>
+      </w:r>
+      <w:r>
+        <w:t xml:space="preserve"> </w:t>
+      </w:r>
+      <w:r>
+        <w:t xml:space="preserve">박은 읽히는데 박 안 어디에 실리는지가</w:t>
+      </w:r>
+      <w:r>
+        <w:t xml:space="preserve"> </w:t>
+      </w:r>
+      <w:r>
+        <w:t xml:space="preserve">균등에 가깝다는 뜻이고,</w:t>
+      </w:r>
+      <w:r>
+        <w:t xml:space="preserve"> </w:t>
+      </w:r>
+      <w:r>
+        <w:rPr>
+          <w:b/>
+          <w:bCs/>
+        </w:rPr>
+        <w:t xml:space="preserve">그 곡들은 참조곡으로 삼아도 리듬을 못 준다</w:t>
+      </w:r>
+      <w:r>
+        <w:t xml:space="preserve"> </w:t>
+      </w:r>
+      <w:r>
+        <w:t xml:space="preserve">— O-46 본체가</w:t>
+      </w:r>
+      <w:r>
+        <w:t xml:space="preserve"> </w:t>
+      </w:r>
+      <w:r>
+        <w:t xml:space="preserve">그것을 전제해야 한다.</w:t>
       </w:r>
     </w:p>
     <w:p>

--- a/site/proposal.docx
+++ b/site/proposal.docx
@@ -124,7 +124,7 @@
           <w:color w:val="888888"/>
           <w:sz w:val="17"/>
         </w:rPr>
-        <w:t>정본 8d81f311fd75 · docs/MASTER.md Part I ~ III</w:t>
+        <w:t>정본 087f0fcff909 · docs/MASTER.md Part I ~ III</w:t>
       </w:r>
     </w:p>
     <w:p>
@@ -33527,6 +33527,148 @@
     </w:p>
     <w:p>
       <w:pPr>
+        <w:pStyle w:val="BodyText"/>
+      </w:pPr>
+      <w:r>
+        <w:rPr>
+          <w:b/>
+          <w:bCs/>
+        </w:rPr>
+        <w:t xml:space="preserve">핵심</w:t>
+      </w:r>
+      <w:r>
+        <w:t xml:space="preserve">: 괄호 안 내용은 피처링이 아니라</w:t>
+      </w:r>
+      <w:r>
+        <w:t xml:space="preserve"> </w:t>
+      </w:r>
+      <w:r>
+        <w:rPr>
+          <w:b/>
+          <w:bCs/>
+        </w:rPr>
+        <w:t xml:space="preserve">동일 아티스트의 별칭 병기</w:t>
+      </w:r>
+      <w:r>
+        <w:t xml:space="preserve">다.</w:t>
+      </w:r>
+      <w:r>
+        <w:t xml:space="preserve"> </w:t>
+      </w:r>
+      <w:r>
+        <w:rPr>
+          <w:rStyle w:val="VerbatimChar"/>
+        </w:rPr>
+        <w:t xml:space="preserve">아이유(IU)</w:t>
+      </w:r>
+      <w:r>
+        <w:t xml:space="preserve"> </w:t>
+      </w:r>
+      <w:r>
+        <w:t xml:space="preserve">64곡,</w:t>
+      </w:r>
+      <w:r>
+        <w:t xml:space="preserve"> </w:t>
+      </w:r>
+      <w:r>
+        <w:rPr>
+          <w:rStyle w:val="VerbatimChar"/>
+        </w:rPr>
+        <w:t xml:space="preserve">BIGBANG (빅뱅)</w:t>
+      </w:r>
+      <w:r>
+        <w:t xml:space="preserve"> </w:t>
+      </w:r>
+      <w:r>
+        <w:t xml:space="preserve">50곡,</w:t>
+      </w:r>
+      <w:r>
+        <w:t xml:space="preserve"> </w:t>
+      </w:r>
+      <w:r>
+        <w:rPr>
+          <w:rStyle w:val="VerbatimChar"/>
+        </w:rPr>
+        <w:t xml:space="preserve">태연 (TAEYEON)</w:t>
+      </w:r>
+      <w:r>
+        <w:t xml:space="preserve"> </w:t>
+      </w:r>
+      <w:r>
+        <w:t xml:space="preserve">24곡. 괄호를 구분자로 처리하면 376곡에서 유령 아티스트가 생성된다.</w:t>
+      </w:r>
+    </w:p>
+    <w:p>
+      <w:pPr>
+        <w:pStyle w:val="BodyText"/>
+      </w:pPr>
+      <w:r>
+        <w:rPr>
+          <w:b/>
+          <w:bCs/>
+        </w:rPr>
+        <w:t xml:space="preserve">반례</w:t>
+      </w:r>
+      <w:r>
+        <w:t xml:space="preserve">:</w:t>
+      </w:r>
+      <w:r>
+        <w:t xml:space="preserve"> </w:t>
+      </w:r>
+      <w:r>
+        <w:rPr>
+          <w:rStyle w:val="VerbatimChar"/>
+        </w:rPr>
+        <w:t xml:space="preserve">Earth, Wind &amp; Fire</w:t>
+      </w:r>
+      <w:r>
+        <w:t xml:space="preserve">(쉼표가 이름의 일부),</w:t>
+      </w:r>
+      <w:r>
+        <w:t xml:space="preserve"> </w:t>
+      </w:r>
+      <w:r>
+        <w:rPr>
+          <w:rStyle w:val="VerbatimChar"/>
+        </w:rPr>
+        <w:t xml:space="preserve">권순일(어반자카파)</w:t>
+      </w:r>
+      <w:r>
+        <w:t xml:space="preserve">(괄호가 소속),</w:t>
+      </w:r>
+      <w:r>
+        <w:t xml:space="preserve"> </w:t>
+      </w:r>
+      <w:r>
+        <w:rPr>
+          <w:rStyle w:val="VerbatimChar"/>
+        </w:rPr>
+        <w:t xml:space="preserve">잔나비 최정훈</w:t>
+      </w:r>
+      <w:r>
+        <w:t xml:space="preserve">(구분자 없는 다중),</w:t>
+      </w:r>
+      <w:r>
+        <w:t xml:space="preserve"> </w:t>
+      </w:r>
+      <w:r>
+        <w:rPr>
+          <w:rStyle w:val="VerbatimChar"/>
+        </w:rPr>
+        <w:t xml:space="preserve">GD&amp;TOP</w:t>
+      </w:r>
+      <w:r>
+        <w:t xml:space="preserve">(유닛명</w:t>
+      </w:r>
+      <w:r>
+        <w:t xml:space="preserve"> </w:t>
+      </w:r>
+      <w:r>
+        <w:t xml:space="preserve">여부 판정 불가).</w:t>
+      </w:r>
+    </w:p>
+    <w:p>
+      <w:pPr>
         <w:pStyle w:val="CaptionedFigure"/>
       </w:pPr>
       <w:r>
@@ -34319,62 +34461,39 @@
         <w:t xml:space="preserve"> </w:t>
       </w:r>
       <w:r>
-        <w:t xml:space="preserve">(D-0206 · D-0401). 균등이 25.0%이고</w:t>
-      </w:r>
-      <w:r>
-        <w:t xml:space="preserve"> </w:t>
-      </w:r>
-      <w:r>
-        <w:rPr>
-          <w:b/>
-          <w:bCs/>
-        </w:rPr>
-        <w:t xml:space="preserve">사람 곡은</w:t>
-      </w:r>
-      <w:r>
-        <w:rPr>
-          <w:b/>
-          <w:bCs/>
-        </w:rPr>
-        <w:t xml:space="preserve"> </w:t>
-      </w:r>
-      <w:r>
-        <w:rPr>
-          <w:b/>
-          <w:bCs/>
-        </w:rPr>
-        <w:t xml:space="preserve">거기서 세 점밖에 안 벗어난다</w:t>
-      </w:r>
-      <w:r>
-        <w:t xml:space="preserve"> </w:t>
-      </w:r>
-      <w:r>
-        <w:t xml:space="preserve">— 가장 몰린 곡도 54.8%다. 마디 머리에만 치는 반주가</w:t>
-      </w:r>
-      <w:r>
-        <w:t xml:space="preserve"> </w:t>
-      </w:r>
-      <w:r>
-        <w:t xml:space="preserve">100%였고 D-0207이 41.5%까지 내렸다.</w:t>
-      </w:r>
-      <w:r>
-        <w:t xml:space="preserve"> </w:t>
-      </w:r>
-      <w:r>
-        <w:rPr>
-          <w:b/>
-          <w:bCs/>
-        </w:rPr>
-        <w:t xml:space="preserve">마디 읽기와 박 읽기를 둘 다 든다</w:t>
-      </w:r>
-      <w:r>
-        <w:t xml:space="preserve">: D-0206의</w:t>
-      </w:r>
-      <w:r>
-        <w:t xml:space="preserve"> </w:t>
-      </w:r>
-      <w:r>
-        <w:t xml:space="preserve">28.2%가 어느 쪽이었는지 가르려고 둘을 쟀고,</w:t>
+        <w:t xml:space="preserve">(D-0206 · D-0401). 균등이 25.0%이고 사람 곡은</w:t>
+      </w:r>
+      <w:r>
+        <w:t xml:space="preserve"> </w:t>
+      </w:r>
+      <w:r>
+        <w:t xml:space="preserve">거기서 세 점밖에 안 벗어난다 — 가장 몰린 곡도 54.8%다. 마디 머리에만 치던 반주는</w:t>
+      </w:r>
+      <w:r>
+        <w:t xml:space="preserve"> </w:t>
+      </w:r>
+      <w:r>
+        <w:t xml:space="preserve">100%였고 D-0207이 41.5%, D-0402가 35.8%까지 내렸다. 박 안도 같은 꼴이어서, 박마다</w:t>
+      </w:r>
+      <w:r>
+        <w:t xml:space="preserve"> </w:t>
+      </w:r>
+      <w:r>
+        <w:t xml:space="preserve">쳐도 박 안에서는 100%였고(코퍼스 최대 82.2%) 8분으로 쪼개 65.6%가 됐다.</w:t>
+      </w:r>
+    </w:p>
+    <w:p>
+      <w:pPr>
+        <w:pStyle w:val="BodyText"/>
+      </w:pPr>
+      <w:r>
+        <w:t xml:space="preserve">마디 읽기와 박 읽기를 둘 다 드는 까닭은 D-0206의 28.2%가 어느 쪽이었는지 가르기</w:t>
+      </w:r>
+      <w:r>
+        <w:t xml:space="preserve"> </w:t>
+      </w:r>
+      <w:r>
+        <w:t xml:space="preserve">위해서였고,</w:t>
       </w:r>
       <w:r>
         <w:t xml:space="preserve"> </w:t>
@@ -34411,171 +34530,13 @@
         <w:t xml:space="preserve"> </w:t>
       </w:r>
       <w:r>
-        <w:t xml:space="preserve">균등에 가깝다는 뜻이고,</w:t>
-      </w:r>
-      <w:r>
-        <w:t xml:space="preserve"> </w:t>
-      </w:r>
-      <w:r>
-        <w:rPr>
-          <w:b/>
-          <w:bCs/>
-        </w:rPr>
-        <w:t xml:space="preserve">그 곡들은 참조곡으로 삼아도 리듬을 못 준다</w:t>
-      </w:r>
-      <w:r>
-        <w:t xml:space="preserve"> </w:t>
-      </w:r>
-      <w:r>
-        <w:t xml:space="preserve">— O-46 본체가</w:t>
+        <w:t xml:space="preserve">균등에 가깝다는 뜻이고, 그 곡들은 참조곡으로 삼아도 리듬을 못 준다 — O-46 본체가</w:t>
       </w:r>
       <w:r>
         <w:t xml:space="preserve"> </w:t>
       </w:r>
       <w:r>
         <w:t xml:space="preserve">그것을 전제해야 한다.</w:t>
-      </w:r>
-    </w:p>
-    <w:p>
-      <w:pPr>
-        <w:pStyle w:val="BodyText"/>
-      </w:pPr>
-      <w:r>
-        <w:rPr>
-          <w:b/>
-          <w:bCs/>
-        </w:rPr>
-        <w:t xml:space="preserve">핵심</w:t>
-      </w:r>
-      <w:r>
-        <w:t xml:space="preserve">: 괄호 안 내용은 피처링이 아니라</w:t>
-      </w:r>
-      <w:r>
-        <w:t xml:space="preserve"> </w:t>
-      </w:r>
-      <w:r>
-        <w:rPr>
-          <w:b/>
-          <w:bCs/>
-        </w:rPr>
-        <w:t xml:space="preserve">동일 아티스트의 별칭 병기</w:t>
-      </w:r>
-      <w:r>
-        <w:t xml:space="preserve">다.</w:t>
-      </w:r>
-      <w:r>
-        <w:t xml:space="preserve"> </w:t>
-      </w:r>
-      <w:r>
-        <w:rPr>
-          <w:rStyle w:val="VerbatimChar"/>
-        </w:rPr>
-        <w:t xml:space="preserve">아이유(IU)</w:t>
-      </w:r>
-      <w:r>
-        <w:t xml:space="preserve"> </w:t>
-      </w:r>
-      <w:r>
-        <w:t xml:space="preserve">64곡,</w:t>
-      </w:r>
-      <w:r>
-        <w:t xml:space="preserve"> </w:t>
-      </w:r>
-      <w:r>
-        <w:rPr>
-          <w:rStyle w:val="VerbatimChar"/>
-        </w:rPr>
-        <w:t xml:space="preserve">BIGBANG (빅뱅)</w:t>
-      </w:r>
-      <w:r>
-        <w:t xml:space="preserve"> </w:t>
-      </w:r>
-      <w:r>
-        <w:t xml:space="preserve">50곡,</w:t>
-      </w:r>
-      <w:r>
-        <w:t xml:space="preserve"> </w:t>
-      </w:r>
-      <w:r>
-        <w:rPr>
-          <w:rStyle w:val="VerbatimChar"/>
-        </w:rPr>
-        <w:t xml:space="preserve">태연 (TAEYEON)</w:t>
-      </w:r>
-      <w:r>
-        <w:t xml:space="preserve"> </w:t>
-      </w:r>
-      <w:r>
-        <w:t xml:space="preserve">24곡. 괄호를 구분자로 처리하면 376곡에서 유령 아티스트가 생성된다.</w:t>
-      </w:r>
-    </w:p>
-    <w:p>
-      <w:pPr>
-        <w:pStyle w:val="BodyText"/>
-      </w:pPr>
-      <w:r>
-        <w:rPr>
-          <w:b/>
-          <w:bCs/>
-        </w:rPr>
-        <w:t xml:space="preserve">반례</w:t>
-      </w:r>
-      <w:r>
-        <w:t xml:space="preserve">:</w:t>
-      </w:r>
-      <w:r>
-        <w:t xml:space="preserve"> </w:t>
-      </w:r>
-      <w:r>
-        <w:rPr>
-          <w:rStyle w:val="VerbatimChar"/>
-        </w:rPr>
-        <w:t xml:space="preserve">Earth, Wind &amp; Fire</w:t>
-      </w:r>
-      <w:r>
-        <w:t xml:space="preserve">(쉼표가 이름의 일부),</w:t>
-      </w:r>
-      <w:r>
-        <w:t xml:space="preserve"> </w:t>
-      </w:r>
-      <w:r>
-        <w:rPr>
-          <w:rStyle w:val="VerbatimChar"/>
-        </w:rPr>
-        <w:t xml:space="preserve">권순일(어반자카파)</w:t>
-      </w:r>
-      <w:r>
-        <w:t xml:space="preserve">(괄호가 소속),</w:t>
-      </w:r>
-      <w:r>
-        <w:t xml:space="preserve"> </w:t>
-      </w:r>
-      <w:r>
-        <w:rPr>
-          <w:rStyle w:val="VerbatimChar"/>
-        </w:rPr>
-        <w:t xml:space="preserve">잔나비 최정훈</w:t>
-      </w:r>
-      <w:r>
-        <w:t xml:space="preserve">(구분자 없는 다중),</w:t>
-      </w:r>
-      <w:r>
-        <w:t xml:space="preserve"> </w:t>
-      </w:r>
-      <w:r>
-        <w:rPr>
-          <w:rStyle w:val="VerbatimChar"/>
-        </w:rPr>
-        <w:t xml:space="preserve">GD&amp;TOP</w:t>
-      </w:r>
-      <w:r>
-        <w:t xml:space="preserve">(유닛명</w:t>
-      </w:r>
-      <w:r>
-        <w:t xml:space="preserve"> </w:t>
-      </w:r>
-      <w:r>
-        <w:t xml:space="preserve">여부 판정 불가).</w:t>
       </w:r>
     </w:p>
     <w:bookmarkEnd w:id="98"/>

--- a/site/proposal.docx
+++ b/site/proposal.docx
@@ -124,7 +124,7 @@
           <w:color w:val="888888"/>
           <w:sz w:val="17"/>
         </w:rPr>
-        <w:t>정본 087f0fcff909 · docs/MASTER.md Part I ~ III</w:t>
+        <w:t>정본 9c1fb6f81960 · docs/MASTER.md Part I ~ III</w:t>
       </w:r>
     </w:p>
     <w:p>
@@ -34530,7 +34530,7 @@
         <w:t xml:space="preserve"> </w:t>
       </w:r>
       <w:r>
-        <w:t xml:space="preserve">균등에 가깝다는 뜻이고, 그 곡들은 참조곡으로 삼아도 리듬을 못 준다 — O-46 본체가</w:t>
+        <w:t xml:space="preserve">균등에 가깝다는 뜻이고, 그 곡들은 참조곡으로 삼아도 리듬을 못 준다 — O-46 본체(닫힘 D-0404)가</w:t>
       </w:r>
       <w:r>
         <w:t xml:space="preserve"> </w:t>

--- a/site/proposal.docx
+++ b/site/proposal.docx
@@ -124,7 +124,7 @@
           <w:color w:val="888888"/>
           <w:sz w:val="17"/>
         </w:rPr>
-        <w:t>정본 9c1fb6f81960 · docs/MASTER.md Part I ~ III</w:t>
+        <w:t>정본 a3ed1bdab2f1 · docs/MASTER.md Part I ~ III</w:t>
       </w:r>
     </w:p>
     <w:p>
@@ -28286,7 +28286,7 @@
     </w:tbl>
     <w:bookmarkEnd w:id="74"/>
     <w:bookmarkEnd w:id="75"/>
-    <w:bookmarkStart w:id="206" w:name="part-iii.-상세-설계서"/>
+    <w:bookmarkStart w:id="207" w:name="part-iii.-상세-설계서"/>
     <w:p>
       <w:pPr>
         <w:pStyle w:val="Heading1"/>
@@ -30021,7 +30021,7 @@
     </w:p>
     <w:bookmarkEnd w:id="85"/>
     <w:bookmarkEnd w:id="86"/>
-    <w:bookmarkStart w:id="105" w:name="데이터-설계"/>
+    <w:bookmarkStart w:id="106" w:name="데이터-설계"/>
     <w:p>
       <w:pPr>
         <w:pStyle w:val="Heading2"/>
@@ -34540,7 +34540,958 @@
       </w:r>
     </w:p>
     <w:bookmarkEnd w:id="98"/>
-    <w:bookmarkStart w:id="99" w:name="좌표-없는-정규화-식별자-체계"/>
+    <w:bookmarkStart w:id="99" w:name="반쪽-나누기-실측"/>
+    <w:p>
+      <w:pPr>
+        <w:pStyle w:val="Heading3"/>
+      </w:pPr>
+      <w:r>
+        <w:t xml:space="preserve">□ 반쪽 나누기 실측</w:t>
+      </w:r>
+    </w:p>
+    <w:tbl>
+      <w:tblPr>
+        <w:tblStyle w:val="Table"/>
+        <w:tblW w:w="9071" w:type="dxa"/>
+        <w:tblBorders>
+          <w:top w:val="single" w:sz="4" w:color="BFC8D3"/>
+          <w:left w:val="single" w:sz="4" w:color="BFC8D3"/>
+          <w:bottom w:val="single" w:sz="4" w:color="BFC8D3"/>
+          <w:right w:val="single" w:sz="4" w:color="BFC8D3"/>
+          <w:insideH w:val="single" w:sz="4" w:color="BFC8D3"/>
+          <w:insideV w:val="single" w:sz="4" w:color="BFC8D3"/>
+        </w:tblBorders>
+        <w:tblLayout w:type="fixed"/>
+        <w:tblLook w:firstRow="1" w:lastRow="0" w:firstColumn="0" w:lastColumn="0" w:noHBand="0" w:noVBand="0" w:val="0020"/>
+      </w:tblPr>
+      <w:tblGrid>
+        <w:gridCol w:w="5289"/>
+        <w:gridCol w:w="3782"/>
+      </w:tblGrid>
+      <w:tr>
+        <w:trPr>
+          <w:tblHeader w:val="on"/>
+        </w:trPr>
+        <w:tc>
+          <w:tcPr>
+            <w:tcW w:type="dxa" w:w="5289"/>
+            <w:shd w:val="clear" w:color="auto" w:fill="E8EEF5"/>
+          </w:tcPr>
+          <w:p>
+            <w:pPr>
+              <w:pStyle w:val="Compact"/>
+              <w:spacing w:after="0" w:line="264" w:lineRule="auto"/>
+            </w:pPr>
+            <w:r>
+              <w:rPr>
+                <w:b/>
+                <w:color w:val="1F4E79"/>
+                <w:sz w:val="16"/>
+              </w:rPr>
+              <w:t xml:space="preserve">항목</w:t>
+            </w:r>
+          </w:p>
+        </w:tc>
+        <w:tc>
+          <w:tcPr>
+            <w:tcW w:type="dxa" w:w="3783"/>
+            <w:shd w:val="clear" w:color="auto" w:fill="E8EEF5"/>
+          </w:tcPr>
+          <w:p>
+            <w:pPr>
+              <w:pStyle w:val="Compact"/>
+              <w:spacing w:after="0" w:line="264" w:lineRule="auto"/>
+            </w:pPr>
+            <w:r>
+              <w:rPr>
+                <w:b/>
+                <w:color w:val="1F4E79"/>
+                <w:sz w:val="16"/>
+              </w:rPr>
+              <w:t xml:space="preserve">값</w:t>
+            </w:r>
+          </w:p>
+        </w:tc>
+      </w:tr>
+      <w:tr>
+        <w:tc>
+          <w:tcPr>
+            <w:tcW w:type="dxa" w:w="5289"/>
+          </w:tcPr>
+          <w:p>
+            <w:pPr>
+              <w:pStyle w:val="Compact"/>
+              <w:spacing w:after="0" w:line="264" w:lineRule="auto"/>
+            </w:pPr>
+            <w:r>
+              <w:rPr>
+                <w:sz w:val="16"/>
+              </w:rPr>
+              <w:t xml:space="preserve">반쪽을 낸 곡</w:t>
+            </w:r>
+          </w:p>
+        </w:tc>
+        <w:tc>
+          <w:tcPr>
+            <w:tcW w:type="dxa" w:w="3783"/>
+          </w:tcPr>
+          <w:p>
+            <w:pPr>
+              <w:pStyle w:val="Compact"/>
+              <w:spacing w:after="0" w:line="264" w:lineRule="auto"/>
+            </w:pPr>
+            <w:r>
+              <w:rPr>
+                <w:sz w:val="16"/>
+              </w:rPr>
+              <w:t xml:space="preserve">100% (1004곡)</w:t>
+            </w:r>
+          </w:p>
+        </w:tc>
+      </w:tr>
+      <w:tr>
+        <w:tc>
+          <w:tcPr>
+            <w:tcW w:type="dxa" w:w="5289"/>
+          </w:tcPr>
+          <w:p>
+            <w:pPr>
+              <w:pStyle w:val="Compact"/>
+              <w:spacing w:after="0" w:line="264" w:lineRule="auto"/>
+            </w:pPr>
+            <w:r>
+              <w:rPr>
+                <w:sz w:val="16"/>
+              </w:rPr>
+              <w:t xml:space="preserve">봉우리가 있어 쓸 수 있는 곡</w:t>
+            </w:r>
+          </w:p>
+        </w:tc>
+        <w:tc>
+          <w:tcPr>
+            <w:tcW w:type="dxa" w:w="3783"/>
+          </w:tcPr>
+          <w:p>
+            <w:pPr>
+              <w:pStyle w:val="Compact"/>
+              <w:spacing w:after="0" w:line="264" w:lineRule="auto"/>
+            </w:pPr>
+            <w:r>
+              <w:rPr>
+                <w:sz w:val="16"/>
+              </w:rPr>
+              <w:t xml:space="preserve">54.1% (543곡)</w:t>
+            </w:r>
+          </w:p>
+        </w:tc>
+      </w:tr>
+      <w:tr>
+        <w:tc>
+          <w:tcPr>
+            <w:tcW w:type="dxa" w:w="5289"/>
+          </w:tcPr>
+          <w:p>
+            <w:pPr>
+              <w:pStyle w:val="Compact"/>
+              <w:spacing w:after="0" w:line="264" w:lineRule="auto"/>
+            </w:pPr>
+            <w:r>
+              <w:rPr>
+                <w:b/>
+                <w:bCs/>
+                <w:sz w:val="16"/>
+              </w:rPr>
+              <w:t xml:space="preserve">참조가 이긴 곡</w:t>
+            </w:r>
+            <w:r>
+              <w:rPr>
+                <w:sz w:val="16"/>
+              </w:rPr>
+              <w:t xml:space="preserve"> </w:t>
+            </w:r>
+            <w:r>
+              <w:rPr>
+                <w:sz w:val="16"/>
+              </w:rPr>
+              <w:t xml:space="preserve">— 500이면 동전 던지기</w:t>
+            </w:r>
+          </w:p>
+        </w:tc>
+        <w:tc>
+          <w:tcPr>
+            <w:tcW w:type="dxa" w:w="3783"/>
+          </w:tcPr>
+          <w:p>
+            <w:pPr>
+              <w:pStyle w:val="Compact"/>
+              <w:spacing w:after="0" w:line="264" w:lineRule="auto"/>
+            </w:pPr>
+            <w:r>
+              <w:rPr>
+                <w:b/>
+                <w:bCs/>
+                <w:sz w:val="16"/>
+              </w:rPr>
+              <w:t xml:space="preserve">63.4%</w:t>
+            </w:r>
+          </w:p>
+        </w:tc>
+      </w:tr>
+      <w:tr>
+        <w:tc>
+          <w:tcPr>
+            <w:tcW w:type="dxa" w:w="5289"/>
+          </w:tcPr>
+          <w:p>
+            <w:pPr>
+              <w:pStyle w:val="Compact"/>
+              <w:spacing w:after="0" w:line="264" w:lineRule="auto"/>
+            </w:pPr>
+            <w:r>
+              <w:rPr>
+                <w:b/>
+                <w:bCs/>
+                <w:sz w:val="16"/>
+              </w:rPr>
+              <w:t xml:space="preserve">관례 빼기 참조</w:t>
+            </w:r>
+            <w:r>
+              <w:rPr>
+                <w:sz w:val="16"/>
+              </w:rPr>
+              <w:t xml:space="preserve"> </w:t>
+            </w:r>
+            <w:r>
+              <w:rPr>
+                <w:sz w:val="16"/>
+              </w:rPr>
+              <w:t xml:space="preserve">— 차의 중앙</w:t>
+            </w:r>
+          </w:p>
+        </w:tc>
+        <w:tc>
+          <w:tcPr>
+            <w:tcW w:type="dxa" w:w="3783"/>
+          </w:tcPr>
+          <w:p>
+            <w:pPr>
+              <w:pStyle w:val="Compact"/>
+              <w:spacing w:after="0" w:line="264" w:lineRule="auto"/>
+            </w:pPr>
+            <w:r>
+              <w:rPr>
+                <w:b/>
+                <w:bCs/>
+                <w:sz w:val="16"/>
+              </w:rPr>
+              <w:t xml:space="preserve">1.8%</w:t>
+            </w:r>
+          </w:p>
+        </w:tc>
+      </w:tr>
+      <w:tr>
+        <w:tc>
+          <w:tcPr>
+            <w:tcW w:type="dxa" w:w="5289"/>
+          </w:tcPr>
+          <w:p>
+            <w:pPr>
+              <w:pStyle w:val="Compact"/>
+              <w:spacing w:after="0" w:line="264" w:lineRule="auto"/>
+            </w:pPr>
+            <w:r>
+              <w:rPr>
+                <w:sz w:val="16"/>
+              </w:rPr>
+              <w:t xml:space="preserve">차의 사분위</w:t>
+            </w:r>
+          </w:p>
+        </w:tc>
+        <w:tc>
+          <w:tcPr>
+            <w:tcW w:type="dxa" w:w="3783"/>
+          </w:tcPr>
+          <w:p>
+            <w:pPr>
+              <w:pStyle w:val="Compact"/>
+              <w:spacing w:after="0" w:line="264" w:lineRule="auto"/>
+            </w:pPr>
+            <w:r>
+              <w:rPr>
+                <w:sz w:val="16"/>
+              </w:rPr>
+              <w:t xml:space="preserve">-3.3% ~ 5.3%</w:t>
+            </w:r>
+          </w:p>
+        </w:tc>
+      </w:tr>
+      <w:tr>
+        <w:tc>
+          <w:tcPr>
+            <w:tcW w:type="dxa" w:w="5289"/>
+          </w:tcPr>
+          <w:p>
+            <w:pPr>
+              <w:pStyle w:val="Compact"/>
+              <w:spacing w:after="0" w:line="264" w:lineRule="auto"/>
+            </w:pPr>
+            <w:r>
+              <w:rPr>
+                <w:sz w:val="16"/>
+              </w:rPr>
+              <w:t xml:space="preserve">예측자 · 참조(제 앞 절반) 중앙</w:t>
+            </w:r>
+          </w:p>
+        </w:tc>
+        <w:tc>
+          <w:tcPr>
+            <w:tcW w:type="dxa" w:w="3783"/>
+          </w:tcPr>
+          <w:p>
+            <w:pPr>
+              <w:pStyle w:val="Compact"/>
+              <w:spacing w:after="0" w:line="264" w:lineRule="auto"/>
+            </w:pPr>
+            <w:r>
+              <w:rPr>
+                <w:sz w:val="16"/>
+              </w:rPr>
+              <w:t xml:space="preserve">6.1%</w:t>
+            </w:r>
+          </w:p>
+        </w:tc>
+      </w:tr>
+      <w:tr>
+        <w:tc>
+          <w:tcPr>
+            <w:tcW w:type="dxa" w:w="5289"/>
+          </w:tcPr>
+          <w:p>
+            <w:pPr>
+              <w:pStyle w:val="Compact"/>
+              <w:spacing w:after="0" w:line="264" w:lineRule="auto"/>
+            </w:pPr>
+            <w:r>
+              <w:rPr>
+                <w:sz w:val="16"/>
+              </w:rPr>
+              <w:t xml:space="preserve">참조 사분위</w:t>
+            </w:r>
+          </w:p>
+        </w:tc>
+        <w:tc>
+          <w:tcPr>
+            <w:tcW w:type="dxa" w:w="3783"/>
+          </w:tcPr>
+          <w:p>
+            <w:pPr>
+              <w:pStyle w:val="Compact"/>
+              <w:spacing w:after="0" w:line="264" w:lineRule="auto"/>
+            </w:pPr>
+            <w:r>
+              <w:rPr>
+                <w:sz w:val="16"/>
+              </w:rPr>
+              <w:t xml:space="preserve">3.3% ~ 10.9%</w:t>
+            </w:r>
+          </w:p>
+        </w:tc>
+      </w:tr>
+      <w:tr>
+        <w:tc>
+          <w:tcPr>
+            <w:tcW w:type="dxa" w:w="5289"/>
+          </w:tcPr>
+          <w:p>
+            <w:pPr>
+              <w:pStyle w:val="Compact"/>
+              <w:spacing w:after="0" w:line="264" w:lineRule="auto"/>
+            </w:pPr>
+            <w:r>
+              <w:rPr>
+                <w:sz w:val="16"/>
+              </w:rPr>
+              <w:t xml:space="preserve">예측자 · 관례(코퍼스 평균) 중앙</w:t>
+            </w:r>
+          </w:p>
+        </w:tc>
+        <w:tc>
+          <w:tcPr>
+            <w:tcW w:type="dxa" w:w="3783"/>
+          </w:tcPr>
+          <w:p>
+            <w:pPr>
+              <w:pStyle w:val="Compact"/>
+              <w:spacing w:after="0" w:line="264" w:lineRule="auto"/>
+            </w:pPr>
+            <w:r>
+              <w:rPr>
+                <w:sz w:val="16"/>
+              </w:rPr>
+              <w:t xml:space="preserve">8.9%</w:t>
+            </w:r>
+          </w:p>
+        </w:tc>
+      </w:tr>
+      <w:tr>
+        <w:tc>
+          <w:tcPr>
+            <w:tcW w:type="dxa" w:w="5289"/>
+          </w:tcPr>
+          <w:p>
+            <w:pPr>
+              <w:pStyle w:val="Compact"/>
+              <w:spacing w:after="0" w:line="264" w:lineRule="auto"/>
+            </w:pPr>
+            <w:r>
+              <w:rPr>
+                <w:sz w:val="16"/>
+              </w:rPr>
+              <w:t xml:space="preserve">관례 사분위</w:t>
+            </w:r>
+          </w:p>
+        </w:tc>
+        <w:tc>
+          <w:tcPr>
+            <w:tcW w:type="dxa" w:w="3783"/>
+          </w:tcPr>
+          <w:p>
+            <w:pPr>
+              <w:pStyle w:val="Compact"/>
+              <w:spacing w:after="0" w:line="264" w:lineRule="auto"/>
+            </w:pPr>
+            <w:r>
+              <w:rPr>
+                <w:sz w:val="16"/>
+              </w:rPr>
+              <w:t xml:space="preserve">6.2% ~ 12.3%</w:t>
+            </w:r>
+          </w:p>
+        </w:tc>
+      </w:tr>
+      <w:tr>
+        <w:tc>
+          <w:tcPr>
+            <w:tcW w:type="dxa" w:w="5289"/>
+          </w:tcPr>
+          <w:p>
+            <w:pPr>
+              <w:pStyle w:val="Compact"/>
+              <w:spacing w:after="0" w:line="264" w:lineRule="auto"/>
+            </w:pPr>
+            <w:r>
+              <w:rPr>
+                <w:sz w:val="16"/>
+              </w:rPr>
+              <w:t xml:space="preserve">예측자 · 다른 곡 하나 중앙</w:t>
+            </w:r>
+          </w:p>
+        </w:tc>
+        <w:tc>
+          <w:tcPr>
+            <w:tcW w:type="dxa" w:w="3783"/>
+          </w:tcPr>
+          <w:p>
+            <w:pPr>
+              <w:pStyle w:val="Compact"/>
+              <w:spacing w:after="0" w:line="264" w:lineRule="auto"/>
+            </w:pPr>
+            <w:r>
+              <w:rPr>
+                <w:sz w:val="16"/>
+              </w:rPr>
+              <w:t xml:space="preserve">12.0%</w:t>
+            </w:r>
+          </w:p>
+        </w:tc>
+      </w:tr>
+      <w:tr>
+        <w:tc>
+          <w:tcPr>
+            <w:tcW w:type="dxa" w:w="5289"/>
+          </w:tcPr>
+          <w:p>
+            <w:pPr>
+              <w:pStyle w:val="Compact"/>
+              <w:spacing w:after="0" w:line="264" w:lineRule="auto"/>
+            </w:pPr>
+            <w:r>
+              <w:rPr>
+                <w:sz w:val="16"/>
+              </w:rPr>
+              <w:t xml:space="preserve">다른 곡 사분위</w:t>
+            </w:r>
+          </w:p>
+        </w:tc>
+        <w:tc>
+          <w:tcPr>
+            <w:tcW w:type="dxa" w:w="3783"/>
+          </w:tcPr>
+          <w:p>
+            <w:pPr>
+              <w:pStyle w:val="Compact"/>
+              <w:spacing w:after="0" w:line="264" w:lineRule="auto"/>
+            </w:pPr>
+            <w:r>
+              <w:rPr>
+                <w:sz w:val="16"/>
+              </w:rPr>
+              <w:t xml:space="preserve">8.2% ~ 16.9%</w:t>
+            </w:r>
+          </w:p>
+        </w:tc>
+      </w:tr>
+      <w:tr>
+        <w:tc>
+          <w:tcPr>
+            <w:tcW w:type="dxa" w:w="5289"/>
+          </w:tcPr>
+          <w:p>
+            <w:pPr>
+              <w:pStyle w:val="Compact"/>
+              <w:spacing w:after="0" w:line="264" w:lineRule="auto"/>
+            </w:pPr>
+            <w:r>
+              <w:rPr>
+                <w:sz w:val="16"/>
+              </w:rPr>
+              <w:t xml:space="preserve">같은 곡 앞↔뒤 · 안 돌림 중앙</w:t>
+            </w:r>
+          </w:p>
+        </w:tc>
+        <w:tc>
+          <w:tcPr>
+            <w:tcW w:type="dxa" w:w="3783"/>
+          </w:tcPr>
+          <w:p>
+            <w:pPr>
+              <w:pStyle w:val="Compact"/>
+              <w:spacing w:after="0" w:line="264" w:lineRule="auto"/>
+            </w:pPr>
+            <w:r>
+              <w:rPr>
+                <w:sz w:val="16"/>
+              </w:rPr>
+              <w:t xml:space="preserve">6.2%</w:t>
+            </w:r>
+          </w:p>
+        </w:tc>
+      </w:tr>
+      <w:tr>
+        <w:tc>
+          <w:tcPr>
+            <w:tcW w:type="dxa" w:w="5289"/>
+          </w:tcPr>
+          <w:p>
+            <w:pPr>
+              <w:pStyle w:val="Compact"/>
+              <w:spacing w:after="0" w:line="264" w:lineRule="auto"/>
+            </w:pPr>
+            <w:r>
+              <w:rPr>
+                <w:sz w:val="16"/>
+              </w:rPr>
+              <w:t xml:space="preserve">같은 곡 사분위</w:t>
+            </w:r>
+          </w:p>
+        </w:tc>
+        <w:tc>
+          <w:tcPr>
+            <w:tcW w:type="dxa" w:w="3783"/>
+          </w:tcPr>
+          <w:p>
+            <w:pPr>
+              <w:pStyle w:val="Compact"/>
+              <w:spacing w:after="0" w:line="264" w:lineRule="auto"/>
+            </w:pPr>
+            <w:r>
+              <w:rPr>
+                <w:sz w:val="16"/>
+              </w:rPr>
+              <w:t xml:space="preserve">3.3% ~ 13.3%</w:t>
+            </w:r>
+          </w:p>
+        </w:tc>
+      </w:tr>
+      <w:tr>
+        <w:tc>
+          <w:tcPr>
+            <w:tcW w:type="dxa" w:w="5289"/>
+          </w:tcPr>
+          <w:p>
+            <w:pPr>
+              <w:pStyle w:val="Compact"/>
+              <w:spacing w:after="0" w:line="264" w:lineRule="auto"/>
+            </w:pPr>
+            <w:r>
+              <w:rPr>
+                <w:sz w:val="16"/>
+              </w:rPr>
+              <w:t xml:space="preserve">전수 · 같은 곡 중앙</w:t>
+            </w:r>
+          </w:p>
+        </w:tc>
+        <w:tc>
+          <w:tcPr>
+            <w:tcW w:type="dxa" w:w="3783"/>
+          </w:tcPr>
+          <w:p>
+            <w:pPr>
+              <w:pStyle w:val="Compact"/>
+              <w:spacing w:after="0" w:line="264" w:lineRule="auto"/>
+            </w:pPr>
+            <w:r>
+              <w:rPr>
+                <w:sz w:val="16"/>
+              </w:rPr>
+              <w:t xml:space="preserve">8.7%</w:t>
+            </w:r>
+          </w:p>
+        </w:tc>
+      </w:tr>
+      <w:tr>
+        <w:tc>
+          <w:tcPr>
+            <w:tcW w:type="dxa" w:w="5289"/>
+          </w:tcPr>
+          <w:p>
+            <w:pPr>
+              <w:pStyle w:val="Compact"/>
+              <w:spacing w:after="0" w:line="264" w:lineRule="auto"/>
+            </w:pPr>
+            <w:r>
+              <w:rPr>
+                <w:sz w:val="16"/>
+              </w:rPr>
+              <w:t xml:space="preserve">전수 · 다른 곡 중앙 (안 돌림)</w:t>
+            </w:r>
+          </w:p>
+        </w:tc>
+        <w:tc>
+          <w:tcPr>
+            <w:tcW w:type="dxa" w:w="3783"/>
+          </w:tcPr>
+          <w:p>
+            <w:pPr>
+              <w:pStyle w:val="Compact"/>
+              <w:spacing w:after="0" w:line="264" w:lineRule="auto"/>
+            </w:pPr>
+            <w:r>
+              <w:rPr>
+                <w:sz w:val="16"/>
+              </w:rPr>
+              <w:t xml:space="preserve">26.4%</w:t>
+            </w:r>
+          </w:p>
+        </w:tc>
+      </w:tr>
+      <w:tr>
+        <w:tc>
+          <w:tcPr>
+            <w:tcW w:type="dxa" w:w="5289"/>
+          </w:tcPr>
+          <w:p>
+            <w:pPr>
+              <w:pStyle w:val="Compact"/>
+              <w:spacing w:after="0" w:line="264" w:lineRule="auto"/>
+            </w:pPr>
+            <w:r>
+              <w:rPr>
+                <w:sz w:val="16"/>
+              </w:rPr>
+              <w:t xml:space="preserve">전수 · 다른 곡 중앙 (돌림)</w:t>
+            </w:r>
+          </w:p>
+        </w:tc>
+        <w:tc>
+          <w:tcPr>
+            <w:tcW w:type="dxa" w:w="3783"/>
+          </w:tcPr>
+          <w:p>
+            <w:pPr>
+              <w:pStyle w:val="Compact"/>
+              <w:spacing w:after="0" w:line="264" w:lineRule="auto"/>
+            </w:pPr>
+            <w:r>
+              <w:rPr>
+                <w:sz w:val="16"/>
+              </w:rPr>
+              <w:t xml:space="preserve">14.1%</w:t>
+            </w:r>
+          </w:p>
+        </w:tc>
+      </w:tr>
+    </w:tbl>
+    <w:p>
+      <w:pPr>
+        <w:pStyle w:val="BodyText"/>
+      </w:pPr>
+      <w:r>
+        <w:t xml:space="preserve">1004곡 전수 · 2026-10-13 실측</w:t>
+      </w:r>
+    </w:p>
+    <w:p>
+      <w:pPr>
+        <w:pStyle w:val="BodyText"/>
+      </w:pPr>
+      <w:r>
+        <w:rPr>
+          <w:b/>
+          <w:bCs/>
+        </w:rPr>
+        <w:t xml:space="preserve">무엇을 물었나</w:t>
+      </w:r>
+      <w:r>
+        <w:t xml:space="preserve">:</w:t>
+      </w:r>
+      <w:r>
+        <w:t xml:space="preserve"> </w:t>
+      </w:r>
+      <w:r>
+        <w:rPr>
+          <w:i/>
+          <w:iCs/>
+        </w:rPr>
+        <w:t xml:space="preserve">«참조곡에서 쪼갬을 뽑을 수 있나»</w:t>
+      </w:r>
+      <w:r>
+        <w:t xml:space="preserve"> </w:t>
+      </w:r>
+      <w:r>
+        <w:t xml:space="preserve">(O-77 · 닫힘 D-0410). 한 곡의</w:t>
+      </w:r>
+      <w:r>
+        <w:t xml:space="preserve"> </w:t>
+      </w:r>
+      <w:r>
+        <w:t xml:space="preserve">앞/뒤 절반이 서로 닮았는데</w:t>
+      </w:r>
+      <w:r>
+        <w:t xml:space="preserve"> </w:t>
+      </w:r>
+      <w:r>
+        <w:rPr>
+          <w:b/>
+          <w:bCs/>
+        </w:rPr>
+        <w:t xml:space="preserve">다른 곡과는 다르면</w:t>
+      </w:r>
+      <w:r>
+        <w:t xml:space="preserve"> </w:t>
+      </w:r>
+      <w:r>
+        <w:t xml:space="preserve">곡마다 고유한 리듬이 있는 것이다.</w:t>
+      </w:r>
+      <w:r>
+        <w:t xml:space="preserve"> </w:t>
+      </w:r>
+      <w:r>
+        <w:t xml:space="preserve">거리는</w:t>
+      </w:r>
+      <w:r>
+        <w:t xml:space="preserve"> </w:t>
+      </w:r>
+      <w:r>
+        <w:rPr>
+          <w:b/>
+          <w:bCs/>
+        </w:rPr>
+        <w:t xml:space="preserve">총변동거리</w:t>
+      </w:r>
+      <w:r>
+        <w:t xml:space="preserve">(0~1)이고 봉우리가 있는 543곡에서 낸다.</w:t>
+      </w:r>
+    </w:p>
+    <w:p>
+      <w:pPr>
+        <w:pStyle w:val="BodyText"/>
+      </w:pPr>
+      <w:r>
+        <w:rPr>
+          <w:b/>
+          <w:bCs/>
+        </w:rPr>
+        <w:t xml:space="preserve">예측자 셋을 같은 자로 견줬다.</w:t>
+      </w:r>
+      <w:r>
+        <w:t xml:space="preserve"> </w:t>
+      </w:r>
+      <w:r>
+        <w:t xml:space="preserve">제 앞 절반(참조곡의 천장) 6.1% · 코퍼스 평균(관례)</w:t>
+      </w:r>
+      <w:r>
+        <w:t xml:space="preserve"> </w:t>
+      </w:r>
+      <w:r>
+        <w:t xml:space="preserve">8.9% · 다른 곡 하나 12.0%. 관례가 무작위 한 곡보다 훨씬 센 상대이고,</w:t>
+      </w:r>
+      <w:r>
+        <w:t xml:space="preserve"> </w:t>
+      </w:r>
+      <w:r>
+        <w:rPr>
+          <w:b/>
+          <w:bCs/>
+        </w:rPr>
+        <w:t xml:space="preserve">우리가 참조곡을</w:t>
+      </w:r>
+      <w:r>
+        <w:rPr>
+          <w:b/>
+          <w:bCs/>
+        </w:rPr>
+        <w:t xml:space="preserve"> </w:t>
+      </w:r>
+      <w:r>
+        <w:rPr>
+          <w:b/>
+          <w:bCs/>
+        </w:rPr>
+        <w:t xml:space="preserve">안 쓰면 쓰는 것이 바로 그 관례다</w:t>
+      </w:r>
+      <w:r>
+        <w:t xml:space="preserve"> </w:t>
+      </w:r>
+      <w:r>
+        <w:t xml:space="preserve">(D-0408).</w:t>
+      </w:r>
+    </w:p>
+    <w:p>
+      <w:pPr>
+        <w:pStyle w:val="BodyText"/>
+      </w:pPr>
+      <w:r>
+        <w:rPr>
+          <w:b/>
+          <w:bCs/>
+        </w:rPr>
+        <w:t xml:space="preserve">판정은 짝지은 수다</w:t>
+      </w:r>
+      <w:r>
+        <w:t xml:space="preserve"> </w:t>
+      </w:r>
+      <w:r>
+        <w:t xml:space="preserve">(D-0409). 참조가 이긴 곡 63.4% · 차의 중앙</w:t>
+      </w:r>
+      <w:r>
+        <w:t xml:space="preserve"> </w:t>
+      </w:r>
+      <w:r>
+        <w:rPr>
+          <w:b/>
+          <w:bCs/>
+        </w:rPr>
+        <w:t xml:space="preserve">1.8%p</w:t>
+      </w:r>
+      <w:r>
+        <w:t xml:space="preserve"> </w:t>
+      </w:r>
+      <w:r>
+        <w:t xml:space="preserve">·</w:t>
+      </w:r>
+      <w:r>
+        <w:t xml:space="preserve"> </w:t>
+      </w:r>
+      <w:r>
+        <w:t xml:space="preserve">차의 사분위</w:t>
+      </w:r>
+      <w:r>
+        <w:t xml:space="preserve"> </w:t>
+      </w:r>
+      <w:r>
+        <w:rPr>
+          <w:b/>
+          <w:bCs/>
+        </w:rPr>
+        <w:t xml:space="preserve">−3.3% ~ 5.3%</w:t>
+      </w:r>
+      <w:r>
+        <w:t xml:space="preserve">. 방향은 분명한데</w:t>
+      </w:r>
+      <w:r>
+        <w:t xml:space="preserve"> </w:t>
+      </w:r>
+      <w:r>
+        <w:rPr>
+          <w:b/>
+          <w:bCs/>
+        </w:rPr>
+        <w:t xml:space="preserve">크기가 작고 사분위가 0을 가로지른다</w:t>
+      </w:r>
+      <w:r>
+        <w:t xml:space="preserve"> </w:t>
+      </w:r>
+      <w:r>
+        <w:t xml:space="preserve">—</w:t>
+      </w:r>
+      <w:r>
+        <w:t xml:space="preserve"> </w:t>
+      </w:r>
+      <w:r>
+        <w:t xml:space="preserve">네 곡 중 하나 이상에서 관례가 이긴다.</w:t>
+      </w:r>
+      <w:r>
+        <w:t xml:space="preserve"> </w:t>
+      </w:r>
+      <w:r>
+        <w:rPr>
+          <w:b/>
+          <w:bCs/>
+        </w:rPr>
+        <w:t xml:space="preserve">그래서 안 뽑는다</w:t>
+      </w:r>
+      <w:r>
+        <w:t xml:space="preserve"> </w:t>
+      </w:r>
+      <w:r>
+        <w:t xml:space="preserve">(D-0402의 8분 쪼갬 유지).</w:t>
+      </w:r>
+    </w:p>
+    <w:p>
+      <w:pPr>
+        <w:pStyle w:val="BodyText"/>
+      </w:pPr>
+      <w:r>
+        <w:rPr>
+          <w:b/>
+          <w:bCs/>
+        </w:rPr>
+        <w:t xml:space="preserve">자를 세 번 고치고 나서야 이 수가 나왔다.</w:t>
+      </w:r>
+      <w:r>
+        <w:t xml:space="preserve"> </w:t>
+      </w:r>
+      <w:r>
+        <w:t xml:space="preserve">돌리지 않은 첫 수는 +17.7%였고 그 중</w:t>
+      </w:r>
+      <w:r>
+        <w:t xml:space="preserve"> </w:t>
+      </w:r>
+      <w:r>
+        <w:t xml:space="preserve">12.3%p가 «녹음이 어디서 시작했나»였다 (D-0407). 귀무를 코퍼스 평균으로 바꾸니 +5.8%가</w:t>
+      </w:r>
+      <w:r>
+        <w:t xml:space="preserve"> </w:t>
+      </w:r>
+      <w:r>
+        <w:t xml:space="preserve">+2.8%로 내렸고 (D-0408), 짝지어 세니</w:t>
+      </w:r>
+      <w:r>
+        <w:t xml:space="preserve"> </w:t>
+      </w:r>
+      <w:r>
+        <w:rPr>
+          <w:b/>
+          <w:bCs/>
+        </w:rPr>
+        <w:t xml:space="preserve">+1.8%p</w:t>
+      </w:r>
+      <w:r>
+        <w:t xml:space="preserve">가 됐다 (D-0409).</w:t>
+      </w:r>
+    </w:p>
+    <w:bookmarkEnd w:id="99"/>
+    <w:bookmarkStart w:id="100" w:name="좌표-없는-정규화-식별자-체계"/>
     <w:p>
       <w:pPr>
         <w:pStyle w:val="Heading3"/>
@@ -35025,8 +35976,8 @@
         <w:t xml:space="preserve">절대경로를 쓰지 않는 이유는 기기마다 라이브러리 루트가 달라 산출물 동일성이 깨지기 때문이다.</w:t>
       </w:r>
     </w:p>
-    <w:bookmarkEnd w:id="99"/>
-    <w:bookmarkStart w:id="104" w:name="테이블-명세-주요-p4-설계-미구현"/>
+    <w:bookmarkEnd w:id="100"/>
+    <w:bookmarkStart w:id="105" w:name="테이블-명세-주요-p4-설계-미구현"/>
     <w:p>
       <w:pPr>
         <w:pStyle w:val="Heading3"/>
@@ -35198,18 +36149,18 @@
           <wp:inline>
             <wp:extent cx="5334000" cy="6923726"/>
             <wp:effectExtent b="0" l="0" r="0" t="0"/>
-            <wp:docPr descr="ERD — P4 설계" title="" id="101" name="Picture"/>
+            <wp:docPr descr="ERD — P4 설계" title="" id="102" name="Picture"/>
             <a:graphic>
               <a:graphicData uri="http://schemas.openxmlformats.org/drawingml/2006/picture">
                 <pic:pic>
                   <pic:nvPicPr>
-                    <pic:cNvPr descr="/home/fox/projects/hathor/var/proposal/figures/erd.png" id="102" name="Picture"/>
+                    <pic:cNvPr descr="/home/fox/projects/hathor/var/proposal/figures/erd.png" id="103" name="Picture"/>
                     <pic:cNvPicPr>
                       <a:picLocks noChangeArrowheads="1" noChangeAspect="1"/>
                     </pic:cNvPicPr>
                   </pic:nvPicPr>
                   <pic:blipFill>
-                    <a:blip r:embed="rId100"/>
+                    <a:blip r:embed="rId101"/>
                     <a:stretch>
                       <a:fillRect/>
                     </a:stretch>
@@ -36992,7 +37943,7 @@
         <w:t xml:space="preserve">이었다 (D-0126).</w:t>
       </w:r>
     </w:p>
-    <w:bookmarkStart w:id="103" w:name="취향-쪽-테이블"/>
+    <w:bookmarkStart w:id="104" w:name="취향-쪽-테이블"/>
     <w:p>
       <w:pPr>
         <w:pStyle w:val="Heading4"/>
@@ -38226,10 +39177,10 @@
         <w:t xml:space="preserve">.</w:t>
       </w:r>
     </w:p>
-    <w:bookmarkEnd w:id="103"/>
     <w:bookmarkEnd w:id="104"/>
     <w:bookmarkEnd w:id="105"/>
-    <w:bookmarkStart w:id="120" w:name="인제스트-상세-설계"/>
+    <w:bookmarkEnd w:id="106"/>
+    <w:bookmarkStart w:id="121" w:name="인제스트-상세-설계"/>
     <w:p>
       <w:pPr>
         <w:pStyle w:val="Heading2"/>
@@ -38238,7 +39189,7 @@
         <w:t xml:space="preserve">3. 인제스트 상세 설계</w:t>
       </w:r>
     </w:p>
-    <w:bookmarkStart w:id="109" w:name="처리-순서"/>
+    <w:bookmarkStart w:id="110" w:name="처리-순서"/>
     <w:p>
       <w:pPr>
         <w:pStyle w:val="Heading3"/>
@@ -38256,18 +39207,18 @@
           <wp:inline>
             <wp:extent cx="4251960" cy="7593619"/>
             <wp:effectExtent b="0" l="0" r="0" t="0"/>
-            <wp:docPr descr="인제스트 처리 순서" title="" id="107" name="Picture"/>
+            <wp:docPr descr="인제스트 처리 순서" title="" id="108" name="Picture"/>
             <a:graphic>
               <a:graphicData uri="http://schemas.openxmlformats.org/drawingml/2006/picture">
                 <pic:pic>
                   <pic:nvPicPr>
-                    <pic:cNvPr descr="/home/fox/projects/hathor/var/proposal/figures/ingest_flow.png" id="108" name="Picture"/>
+                    <pic:cNvPr descr="/home/fox/projects/hathor/var/proposal/figures/ingest_flow.png" id="109" name="Picture"/>
                     <pic:cNvPicPr>
                       <a:picLocks noChangeArrowheads="1" noChangeAspect="1"/>
                     </pic:cNvPicPr>
                   </pic:nvPicPr>
                   <pic:blipFill>
-                    <a:blip r:embed="rId106"/>
+                    <a:blip r:embed="rId107"/>
                     <a:stretch>
                       <a:fillRect/>
                     </a:stretch>
@@ -38302,8 +39253,8 @@
         <w:t>[그림 11] 인제스트 처리 순서</w:t>
       </w:r>
     </w:p>
-    <w:bookmarkEnd w:id="109"/>
-    <w:bookmarkStart w:id="110" w:name="실패-분류"/>
+    <w:bookmarkEnd w:id="110"/>
+    <w:bookmarkStart w:id="111" w:name="실패-분류"/>
     <w:p>
       <w:pPr>
         <w:pStyle w:val="Heading3"/>
@@ -38614,8 +39565,8 @@
         <w:t xml:space="preserve">: 어떤 단일 파일도 전체 순회를 중단시키지 않는다. 프로세스 종료 코드는 실패율이 임계를 넘을 때만 비정상이 된다.</w:t>
       </w:r>
     </w:p>
-    <w:bookmarkEnd w:id="110"/>
-    <w:bookmarkStart w:id="114" w:name="델타-이벤트"/>
+    <w:bookmarkEnd w:id="111"/>
+    <w:bookmarkStart w:id="115" w:name="델타-이벤트"/>
     <w:p>
       <w:pPr>
         <w:pStyle w:val="Heading3"/>
@@ -38988,18 +39939,18 @@
           <wp:inline>
             <wp:extent cx="5334000" cy="2221026"/>
             <wp:effectExtent b="0" l="0" r="0" t="0"/>
-            <wp:docPr descr="델타 판정 — 재스캔 이벤트 넷" title="" id="112" name="Picture"/>
+            <wp:docPr descr="델타 판정 — 재스캔 이벤트 넷" title="" id="113" name="Picture"/>
             <a:graphic>
               <a:graphicData uri="http://schemas.openxmlformats.org/drawingml/2006/picture">
                 <pic:pic>
                   <pic:nvPicPr>
-                    <pic:cNvPr descr="/home/fox/projects/hathor/var/proposal/figures/delta_states.png" id="113" name="Picture"/>
+                    <pic:cNvPr descr="/home/fox/projects/hathor/var/proposal/figures/delta_states.png" id="114" name="Picture"/>
                     <pic:cNvPicPr>
                       <a:picLocks noChangeArrowheads="1" noChangeAspect="1"/>
                     </pic:cNvPicPr>
                   </pic:nvPicPr>
                   <pic:blipFill>
-                    <a:blip r:embed="rId111"/>
+                    <a:blip r:embed="rId112"/>
                     <a:stretch>
                       <a:fillRect/>
                     </a:stretch>
@@ -39034,8 +39985,8 @@
         <w:t>[그림 12] 델타 판정 — 재스캔 이벤트 넷</w:t>
       </w:r>
     </w:p>
-    <w:bookmarkEnd w:id="114"/>
-    <w:bookmarkStart w:id="115" w:name="아티스트-파서"/>
+    <w:bookmarkEnd w:id="115"/>
+    <w:bookmarkStart w:id="116" w:name="아티스트-파서"/>
     <w:p>
       <w:pPr>
         <w:pStyle w:val="Heading3"/>
@@ -39573,8 +40524,8 @@
         </w:tc>
       </w:tr>
     </w:tbl>
-    <w:bookmarkEnd w:id="115"/>
-    <w:bookmarkStart w:id="119" w:name="musicbrainz-조회-개선-이력-d-0019"/>
+    <w:bookmarkEnd w:id="116"/>
+    <w:bookmarkStart w:id="120" w:name="musicbrainz-조회-개선-이력-d-0019"/>
     <w:p>
       <w:pPr>
         <w:pStyle w:val="Heading3"/>
@@ -39896,18 +40847,18 @@
           <wp:inline>
             <wp:extent cx="5334000" cy="2152387"/>
             <wp:effectExtent b="0" l="0" r="0" t="0"/>
-            <wp:docPr descr="MusicBrainz 곡 조회 성공률 개선" title="" id="117" name="Picture"/>
+            <wp:docPr descr="MusicBrainz 곡 조회 성공률 개선" title="" id="118" name="Picture"/>
             <a:graphic>
               <a:graphicData uri="http://schemas.openxmlformats.org/drawingml/2006/picture">
                 <pic:pic>
                   <pic:nvPicPr>
-                    <pic:cNvPr descr="/home/fox/projects/hathor/var/proposal/figures/musicbrainz.png" id="118" name="Picture"/>
+                    <pic:cNvPr descr="/home/fox/projects/hathor/var/proposal/figures/musicbrainz.png" id="119" name="Picture"/>
                     <pic:cNvPicPr>
                       <a:picLocks noChangeArrowheads="1" noChangeAspect="1"/>
                     </pic:cNvPicPr>
                   </pic:nvPicPr>
                   <pic:blipFill>
-                    <a:blip r:embed="rId116"/>
+                    <a:blip r:embed="rId117"/>
                     <a:stretch>
                       <a:fillRect/>
                     </a:stretch>
@@ -39942,9 +40893,9 @@
         <w:t>[그림 13] MusicBrainz 곡 조회 성공률 개선</w:t>
       </w:r>
     </w:p>
-    <w:bookmarkEnd w:id="119"/>
     <w:bookmarkEnd w:id="120"/>
-    <w:bookmarkStart w:id="124" w:name="축-특징-설계"/>
+    <w:bookmarkEnd w:id="121"/>
+    <w:bookmarkStart w:id="125" w:name="축-특징-설계"/>
     <w:p>
       <w:pPr>
         <w:pStyle w:val="Heading2"/>
@@ -40734,18 +41685,18 @@
           <wp:inline>
             <wp:extent cx="5334000" cy="3124463"/>
             <wp:effectExtent b="0" l="0" r="0" t="0"/>
-            <wp:docPr descr="4축과 모델 — 스템 분리가 편곡 · 가창의 전제다" title="" id="122" name="Picture"/>
+            <wp:docPr descr="4축과 모델 — 스템 분리가 편곡 · 가창의 전제다" title="" id="123" name="Picture"/>
             <a:graphic>
               <a:graphicData uri="http://schemas.openxmlformats.org/drawingml/2006/picture">
                 <pic:pic>
                   <pic:nvPicPr>
-                    <pic:cNvPr descr="/home/fox/projects/hathor/var/proposal/figures/axes.png" id="123" name="Picture"/>
+                    <pic:cNvPr descr="/home/fox/projects/hathor/var/proposal/figures/axes.png" id="124" name="Picture"/>
                     <pic:cNvPicPr>
                       <a:picLocks noChangeArrowheads="1" noChangeAspect="1"/>
                     </pic:cNvPicPr>
                   </pic:nvPicPr>
                   <pic:blipFill>
-                    <a:blip r:embed="rId121"/>
+                    <a:blip r:embed="rId122"/>
                     <a:stretch>
                       <a:fillRect/>
                     </a:stretch>
@@ -40780,8 +41731,8 @@
         <w:t>[그림 14] 4축과 모델 — 스템 분리가 편곡 · 가창의 전제다</w:t>
       </w:r>
     </w:p>
-    <w:bookmarkEnd w:id="124"/>
-    <w:bookmarkStart w:id="132" w:name="취향-모델-설계"/>
+    <w:bookmarkEnd w:id="125"/>
+    <w:bookmarkStart w:id="133" w:name="취향-모델-설계"/>
     <w:p>
       <w:pPr>
         <w:pStyle w:val="Heading2"/>
@@ -40833,7 +41784,7 @@
         <w:t xml:space="preserve">길은 세 번 다 라이선스·커버리지에 막혔다 (D-0215 · D-0216 · O-67).</w:t>
       </w:r>
     </w:p>
-    <w:bookmarkStart w:id="125" w:name="문제-재정의"/>
+    <w:bookmarkStart w:id="126" w:name="문제-재정의"/>
     <w:p>
       <w:pPr>
         <w:pStyle w:val="Heading3"/>
@@ -41068,8 +42019,8 @@
         <w:t xml:space="preserve">는 양성만으로 성립한다. 균일 양성 데이터가 결함이 아니라 전제가 된다.</w:t>
       </w:r>
     </w:p>
-    <w:bookmarkEnd w:id="125"/>
-    <w:bookmarkStart w:id="129" w:name="취향-신호-3층"/>
+    <w:bookmarkEnd w:id="126"/>
+    <w:bookmarkStart w:id="130" w:name="취향-신호-3층"/>
     <w:p>
       <w:pPr>
         <w:pStyle w:val="Heading3"/>
@@ -41422,18 +42373,18 @@
           <wp:inline>
             <wp:extent cx="5334000" cy="3061854"/>
             <wp:effectExtent b="0" l="0" r="0" t="0"/>
-            <wp:docPr descr="취향 신호 3층" title="" id="127" name="Picture"/>
+            <wp:docPr descr="취향 신호 3층" title="" id="128" name="Picture"/>
             <a:graphic>
               <a:graphicData uri="http://schemas.openxmlformats.org/drawingml/2006/picture">
                 <pic:pic>
                   <pic:nvPicPr>
-                    <pic:cNvPr descr="/home/fox/projects/hathor/var/proposal/figures/taste_layers.png" id="128" name="Picture"/>
+                    <pic:cNvPr descr="/home/fox/projects/hathor/var/proposal/figures/taste_layers.png" id="129" name="Picture"/>
                     <pic:cNvPicPr>
                       <a:picLocks noChangeArrowheads="1" noChangeAspect="1"/>
                     </pic:cNvPicPr>
                   </pic:nvPicPr>
                   <pic:blipFill>
-                    <a:blip r:embed="rId126"/>
+                    <a:blip r:embed="rId127"/>
                     <a:stretch>
                       <a:fillRect/>
                     </a:stretch>
@@ -41468,8 +42419,8 @@
         <w:t>[그림 15] 취향 신호 3층</w:t>
       </w:r>
     </w:p>
-    <w:bookmarkEnd w:id="129"/>
-    <w:bookmarkStart w:id="130" w:name="쌍대비교"/>
+    <w:bookmarkEnd w:id="130"/>
+    <w:bookmarkStart w:id="131" w:name="쌍대비교"/>
     <w:p>
       <w:pPr>
         <w:pStyle w:val="Heading3"/>
@@ -41745,8 +42696,8 @@
         <w:t xml:space="preserve">: 본 기법은 랜덤 포레스트가 아니다. 문서·발표에서 혼용하지 않는다.</w:t>
       </w:r>
     </w:p>
-    <w:bookmarkEnd w:id="130"/>
-    <w:bookmarkStart w:id="131" w:name="축별-분해"/>
+    <w:bookmarkEnd w:id="131"/>
+    <w:bookmarkStart w:id="132" w:name="축별-분해"/>
     <w:p>
       <w:pPr>
         <w:pStyle w:val="Heading3"/>
@@ -41763,9 +42714,9 @@
         <w:t xml:space="preserve">취향 벡터는 4축 각각에 대해 독립적으로 산출한다. 사용자가 발라드 멜로디를 선호하면서 힙합 편곡을 선호하는 것은 모순이 아니며, 축을 합치면 이 정보가 소실된다.</w:t>
       </w:r>
     </w:p>
-    <w:bookmarkEnd w:id="131"/>
     <w:bookmarkEnd w:id="132"/>
-    <w:bookmarkStart w:id="157" w:name="생성-파이프라인-설계"/>
+    <w:bookmarkEnd w:id="133"/>
+    <w:bookmarkStart w:id="158" w:name="생성-파이프라인-설계"/>
     <w:p>
       <w:pPr>
         <w:pStyle w:val="Heading2"/>
@@ -41774,7 +42725,7 @@
         <w:t xml:space="preserve">6. 생성 파이프라인 설계</w:t>
       </w:r>
     </w:p>
-    <w:bookmarkStart w:id="136" w:name="기획과-렌더를-나눈다"/>
+    <w:bookmarkStart w:id="137" w:name="기획과-렌더를-나눈다"/>
     <w:p>
       <w:pPr>
         <w:pStyle w:val="Heading3"/>
@@ -41832,18 +42783,18 @@
           <wp:inline>
             <wp:extent cx="2414016" cy="7580704"/>
             <wp:effectExtent b="0" l="0" r="0" t="0"/>
-            <wp:docPr descr="hathor가 기획하고 엔진이 소리를 입힌다" title="" id="134" name="Picture"/>
+            <wp:docPr descr="hathor가 기획하고 엔진이 소리를 입힌다" title="" id="135" name="Picture"/>
             <a:graphic>
               <a:graphicData uri="http://schemas.openxmlformats.org/drawingml/2006/picture">
                 <pic:pic>
                   <pic:nvPicPr>
-                    <pic:cNvPr descr="/home/fox/projects/hathor/var/proposal/figures/plan_render.png" id="135" name="Picture"/>
+                    <pic:cNvPr descr="/home/fox/projects/hathor/var/proposal/figures/plan_render.png" id="136" name="Picture"/>
                     <pic:cNvPicPr>
                       <a:picLocks noChangeArrowheads="1" noChangeAspect="1"/>
                     </pic:cNvPicPr>
                   </pic:nvPicPr>
                   <pic:blipFill>
-                    <a:blip r:embed="rId133"/>
+                    <a:blip r:embed="rId134"/>
                     <a:stretch>
                       <a:fillRect/>
                     </a:stretch>
@@ -41921,8 +42872,8 @@
         <w:t xml:space="preserve">라 적는다 (D-0218).</w:t>
       </w:r>
     </w:p>
-    <w:bookmarkEnd w:id="136"/>
-    <w:bookmarkStart w:id="137" w:name="결정성"/>
+    <w:bookmarkEnd w:id="137"/>
+    <w:bookmarkStart w:id="138" w:name="결정성"/>
     <w:p>
       <w:pPr>
         <w:pStyle w:val="Heading3"/>
@@ -41986,8 +42937,8 @@
         <w:t xml:space="preserve">결정론은 기획(조건)까지만 보장한다 (O-65).</w:t>
       </w:r>
     </w:p>
-    <w:bookmarkEnd w:id="137"/>
-    <w:bookmarkStart w:id="141" w:name="엔진-선정-서류-관문-d-0217"/>
+    <w:bookmarkEnd w:id="138"/>
+    <w:bookmarkStart w:id="142" w:name="엔진-선정-서류-관문-d-0217"/>
     <w:p>
       <w:pPr>
         <w:pStyle w:val="Heading3"/>
@@ -42934,18 +43885,18 @@
           <wp:inline>
             <wp:extent cx="5334000" cy="2687532"/>
             <wp:effectExtent b="0" l="0" r="0" t="0"/>
-            <wp:docPr descr="엔진 서류 관문 — 일곱에서 둘로" title="" id="139" name="Picture"/>
+            <wp:docPr descr="엔진 서류 관문 — 일곱에서 둘로" title="" id="140" name="Picture"/>
             <a:graphic>
               <a:graphicData uri="http://schemas.openxmlformats.org/drawingml/2006/picture">
                 <pic:pic>
                   <pic:nvPicPr>
-                    <pic:cNvPr descr="/home/fox/projects/hathor/var/proposal/figures/engine_funnel.png" id="140" name="Picture"/>
+                    <pic:cNvPr descr="/home/fox/projects/hathor/var/proposal/figures/engine_funnel.png" id="141" name="Picture"/>
                     <pic:cNvPicPr>
                       <a:picLocks noChangeArrowheads="1" noChangeAspect="1"/>
                     </pic:cNvPicPr>
                   </pic:nvPicPr>
                   <pic:blipFill>
-                    <a:blip r:embed="rId138"/>
+                    <a:blip r:embed="rId139"/>
                     <a:stretch>
                       <a:fillRect/>
                     </a:stretch>
@@ -42980,8 +43931,8 @@
         <w:t>[그림 17] 엔진 서류 관문 — 일곱에서 둘로</w:t>
       </w:r>
     </w:p>
-    <w:bookmarkEnd w:id="141"/>
-    <w:bookmarkStart w:id="145" w:name="실측-관문-착수-전에-적었다-d-0217"/>
+    <w:bookmarkEnd w:id="142"/>
+    <w:bookmarkStart w:id="146" w:name="실측-관문-착수-전에-적었다-d-0217"/>
     <w:p>
       <w:pPr>
         <w:pStyle w:val="Heading3"/>
@@ -43351,18 +44302,18 @@
           <wp:inline>
             <wp:extent cx="5334000" cy="5481519"/>
             <wp:effectExtent b="0" l="0" r="0" t="0"/>
-            <wp:docPr descr="엔진 실측 관문 G0 ~ G3" title="" id="143" name="Picture"/>
+            <wp:docPr descr="엔진 실측 관문 G0 ~ G3" title="" id="144" name="Picture"/>
             <a:graphic>
               <a:graphicData uri="http://schemas.openxmlformats.org/drawingml/2006/picture">
                 <pic:pic>
                   <pic:nvPicPr>
-                    <pic:cNvPr descr="/home/fox/projects/hathor/var/proposal/figures/engine_gates.png" id="144" name="Picture"/>
+                    <pic:cNvPr descr="/home/fox/projects/hathor/var/proposal/figures/engine_gates.png" id="145" name="Picture"/>
                     <pic:cNvPicPr>
                       <a:picLocks noChangeArrowheads="1" noChangeAspect="1"/>
                     </pic:cNvPicPr>
                   </pic:nvPicPr>
                   <pic:blipFill>
-                    <a:blip r:embed="rId142"/>
+                    <a:blip r:embed="rId143"/>
                     <a:stretch>
                       <a:fillRect/>
                     </a:stretch>
@@ -43397,8 +44348,8 @@
         <w:t>[그림 18] 엔진 실측 관문 G0 ~ G3</w:t>
       </w:r>
     </w:p>
-    <w:bookmarkEnd w:id="145"/>
-    <w:bookmarkStart w:id="149" w:name="g0-실측-기기가-떨어졌다-d-0218"/>
+    <w:bookmarkEnd w:id="146"/>
+    <w:bookmarkStart w:id="150" w:name="g0-실측-기기가-떨어졌다-d-0218"/>
     <w:p>
       <w:pPr>
         <w:pStyle w:val="Heading3"/>
@@ -43736,18 +44687,18 @@
           <wp:inline>
             <wp:extent cx="5334000" cy="2007123"/>
             <wp:effectExtent b="0" l="0" r="0" t="0"/>
-            <wp:docPr descr="G0 실측 — fp16 NaN · fp32 메모리 부족" title="" id="147" name="Picture"/>
+            <wp:docPr descr="G0 실측 — fp16 NaN · fp32 메모리 부족" title="" id="148" name="Picture"/>
             <a:graphic>
               <a:graphicData uri="http://schemas.openxmlformats.org/drawingml/2006/picture">
                 <pic:pic>
                   <pic:nvPicPr>
-                    <pic:cNvPr descr="/home/fox/projects/hathor/var/proposal/figures/g0_runs.png" id="148" name="Picture"/>
+                    <pic:cNvPr descr="/home/fox/projects/hathor/var/proposal/figures/g0_runs.png" id="149" name="Picture"/>
                     <pic:cNvPicPr>
                       <a:picLocks noChangeArrowheads="1" noChangeAspect="1"/>
                     </pic:cNvPicPr>
                   </pic:nvPicPr>
                   <pic:blipFill>
-                    <a:blip r:embed="rId146"/>
+                    <a:blip r:embed="rId147"/>
                     <a:stretch>
                       <a:fillRect/>
                     </a:stretch>
@@ -43782,8 +44733,8 @@
         <w:t>[그림 19] G0 실측 — fp16 NaN · fp32 메모리 부족</w:t>
       </w:r>
     </w:p>
-    <w:bookmarkEnd w:id="149"/>
-    <w:bookmarkStart w:id="156" w:name="청취-판정-이력"/>
+    <w:bookmarkEnd w:id="150"/>
+    <w:bookmarkStart w:id="157" w:name="청취-판정-이력"/>
     <w:p>
       <w:pPr>
         <w:pStyle w:val="Heading3"/>
@@ -44296,18 +45247,18 @@
           <wp:inline>
             <wp:extent cx="5334000" cy="2490192"/>
             <wp:effectExtent b="0" l="0" r="0" t="0"/>
-            <wp:docPr descr="청취 판정 이력" title="" id="151" name="Picture"/>
+            <wp:docPr descr="청취 판정 이력" title="" id="152" name="Picture"/>
             <a:graphic>
               <a:graphicData uri="http://schemas.openxmlformats.org/drawingml/2006/picture">
                 <pic:pic>
                   <pic:nvPicPr>
-                    <pic:cNvPr descr="/home/fox/projects/hathor/var/proposal/figures/listening.png" id="152" name="Picture"/>
+                    <pic:cNvPr descr="/home/fox/projects/hathor/var/proposal/figures/listening.png" id="153" name="Picture"/>
                     <pic:cNvPicPr>
                       <a:picLocks noChangeArrowheads="1" noChangeAspect="1"/>
                     </pic:cNvPicPr>
                   </pic:nvPicPr>
                   <pic:blipFill>
-                    <a:blip r:embed="rId150"/>
+                    <a:blip r:embed="rId151"/>
                     <a:stretch>
                       <a:fillRect/>
                     </a:stretch>
@@ -44351,18 +45302,18 @@
           <wp:inline>
             <wp:extent cx="5334000" cy="1730949"/>
             <wp:effectExtent b="0" l="0" r="0" t="0"/>
-            <wp:docPr descr="성부 진행 전후 (D-0137)" title="" id="154" name="Picture"/>
+            <wp:docPr descr="성부 진행 전후 (D-0137)" title="" id="155" name="Picture"/>
             <a:graphic>
               <a:graphicData uri="http://schemas.openxmlformats.org/drawingml/2006/picture">
                 <pic:pic>
                   <pic:nvPicPr>
-                    <pic:cNvPr descr="/home/fox/projects/hathor/var/proposal/figures/voice_leading.png" id="155" name="Picture"/>
+                    <pic:cNvPr descr="/home/fox/projects/hathor/var/proposal/figures/voice_leading.png" id="156" name="Picture"/>
                     <pic:cNvPicPr>
                       <a:picLocks noChangeArrowheads="1" noChangeAspect="1"/>
                     </pic:cNvPicPr>
                   </pic:nvPicPr>
                   <pic:blipFill>
-                    <a:blip r:embed="rId153"/>
+                    <a:blip r:embed="rId154"/>
                     <a:stretch>
                       <a:fillRect/>
                     </a:stretch>
@@ -44397,9 +45348,9 @@
         <w:t>[그림 21] 성부 진행 전후 (D-0137)</w:t>
       </w:r>
     </w:p>
-    <w:bookmarkEnd w:id="156"/>
     <w:bookmarkEnd w:id="157"/>
-    <w:bookmarkStart w:id="163" w:name="가창-및-안전-게이트-설계"/>
+    <w:bookmarkEnd w:id="158"/>
+    <w:bookmarkStart w:id="164" w:name="가창-및-안전-게이트-설계"/>
     <w:p>
       <w:pPr>
         <w:pStyle w:val="Heading2"/>
@@ -44408,7 +45359,7 @@
         <w:t xml:space="preserve">7. 가창 및 안전 게이트 설계</w:t>
       </w:r>
     </w:p>
-    <w:bookmarkStart w:id="158" w:name="가창은-엔진이-입힌다"/>
+    <w:bookmarkStart w:id="159" w:name="가창은-엔진이-입힌다"/>
     <w:p>
       <w:pPr>
         <w:pStyle w:val="Heading3"/>
@@ -44457,8 +45408,8 @@
         <w:t xml:space="preserve">(D-0003).</w:t>
       </w:r>
     </w:p>
-    <w:bookmarkEnd w:id="158"/>
-    <w:bookmarkStart w:id="162" w:name="음색-누설-관문-g2"/>
+    <w:bookmarkEnd w:id="159"/>
+    <w:bookmarkStart w:id="163" w:name="음색-누설-관문-g2"/>
     <w:p>
       <w:pPr>
         <w:pStyle w:val="Heading3"/>
@@ -44510,18 +45461,18 @@
           <wp:inline>
             <wp:extent cx="5334000" cy="6559378"/>
             <wp:effectExtent b="0" l="0" r="0" t="0"/>
-            <wp:docPr descr="음색 누설 관문 G2" title="" id="160" name="Picture"/>
+            <wp:docPr descr="음색 누설 관문 G2" title="" id="161" name="Picture"/>
             <a:graphic>
               <a:graphicData uri="http://schemas.openxmlformats.org/drawingml/2006/picture">
                 <pic:pic>
                   <pic:nvPicPr>
-                    <pic:cNvPr descr="/home/fox/projects/hathor/var/proposal/figures/leak_gate.png" id="161" name="Picture"/>
+                    <pic:cNvPr descr="/home/fox/projects/hathor/var/proposal/figures/leak_gate.png" id="162" name="Picture"/>
                     <pic:cNvPicPr>
                       <a:picLocks noChangeArrowheads="1" noChangeAspect="1"/>
                     </pic:cNvPicPr>
                   </pic:nvPicPr>
                   <pic:blipFill>
-                    <a:blip r:embed="rId159"/>
+                    <a:blip r:embed="rId160"/>
                     <a:stretch>
                       <a:fillRect/>
                     </a:stretch>
@@ -44624,9 +45575,9 @@
         <w:t xml:space="preserve">을 금지한다.</w:t>
       </w:r>
     </w:p>
-    <w:bookmarkEnd w:id="162"/>
     <w:bookmarkEnd w:id="163"/>
-    <w:bookmarkStart w:id="167" w:name="로컬-에이전트-설계"/>
+    <w:bookmarkEnd w:id="164"/>
+    <w:bookmarkStart w:id="168" w:name="로컬-에이전트-설계"/>
     <w:p>
       <w:pPr>
         <w:pStyle w:val="Heading2"/>
@@ -44653,7 +45604,7 @@
         <w:t xml:space="preserve">지금 강제되고 있는 것은 전송 경계 하나다 — 서버가 없어도 구멍은 셀 수 있다 (D-0134).</w:t>
       </w:r>
     </w:p>
-    <w:bookmarkStart w:id="164" w:name="구성"/>
+    <w:bookmarkStart w:id="165" w:name="구성"/>
     <w:p>
       <w:pPr>
         <w:pStyle w:val="Heading3"/>
@@ -44981,8 +45932,8 @@
         <w:t xml:space="preserve">넘는다. 이미 구현된 인제스트 코드를 그대로 재사용한다.</w:t>
       </w:r>
     </w:p>
-    <w:bookmarkEnd w:id="164"/>
-    <w:bookmarkStart w:id="165" w:name="작업-관리"/>
+    <w:bookmarkEnd w:id="165"/>
+    <w:bookmarkStart w:id="166" w:name="작업-관리"/>
     <w:p>
       <w:pPr>
         <w:pStyle w:val="Heading3"/>
@@ -45236,8 +46187,8 @@
         </w:tc>
       </w:tr>
     </w:tbl>
-    <w:bookmarkEnd w:id="165"/>
-    <w:bookmarkStart w:id="166" w:name="전송-경계-강제"/>
+    <w:bookmarkEnd w:id="166"/>
+    <w:bookmarkStart w:id="167" w:name="전송-경계-강제"/>
     <w:p>
       <w:pPr>
         <w:pStyle w:val="Heading3"/>
@@ -45449,9 +46400,9 @@
         <w:t xml:space="preserve">MLflow · Prefect 2곳은 로컬 주소가 아니면 거절하며 둘의 사용 통계도 끈다 (D-0224).</w:t>
       </w:r>
     </w:p>
-    <w:bookmarkEnd w:id="166"/>
     <w:bookmarkEnd w:id="167"/>
-    <w:bookmarkStart w:id="168" w:name="서빙-api-명세-개요"/>
+    <w:bookmarkEnd w:id="168"/>
+    <w:bookmarkStart w:id="169" w:name="서빙-api-명세-개요"/>
     <w:p>
       <w:pPr>
         <w:pStyle w:val="Heading2"/>
@@ -46006,8 +46957,8 @@
         <w:t xml:space="preserve">전체 스키마는 OpenAPI로 문서화한다.</w:t>
       </w:r>
     </w:p>
-    <w:bookmarkEnd w:id="168"/>
-    <w:bookmarkStart w:id="188" w:name="평가-설계"/>
+    <w:bookmarkEnd w:id="169"/>
+    <w:bookmarkStart w:id="189" w:name="평가-설계"/>
     <w:p>
       <w:pPr>
         <w:pStyle w:val="Heading2"/>
@@ -46016,7 +46967,7 @@
         <w:t xml:space="preserve">10. 평가 설계</w:t>
       </w:r>
     </w:p>
-    <w:bookmarkStart w:id="172" w:name="지표"/>
+    <w:bookmarkStart w:id="173" w:name="지표"/>
     <w:p>
       <w:pPr>
         <w:pStyle w:val="Heading3"/>
@@ -49089,18 +50040,18 @@
           <wp:inline>
             <wp:extent cx="5334000" cy="2441130"/>
             <wp:effectExtent b="0" l="0" r="0" t="0"/>
-            <wp:docPr descr="검색 평가 — 무작위 대비" title="" id="170" name="Picture"/>
+            <wp:docPr descr="검색 평가 — 무작위 대비" title="" id="171" name="Picture"/>
             <a:graphic>
               <a:graphicData uri="http://schemas.openxmlformats.org/drawingml/2006/picture">
                 <pic:pic>
                   <pic:nvPicPr>
-                    <pic:cNvPr descr="/home/fox/projects/hathor/var/proposal/figures/retrieval.png" id="171" name="Picture"/>
+                    <pic:cNvPr descr="/home/fox/projects/hathor/var/proposal/figures/retrieval.png" id="172" name="Picture"/>
                     <pic:cNvPicPr>
                       <a:picLocks noChangeArrowheads="1" noChangeAspect="1"/>
                     </pic:cNvPicPr>
                   </pic:nvPicPr>
                   <pic:blipFill>
-                    <a:blip r:embed="rId169"/>
+                    <a:blip r:embed="rId170"/>
                     <a:stretch>
                       <a:fillRect/>
                     </a:stretch>
@@ -49135,8 +50086,8 @@
         <w:t>[그림 23] 검색 평가 — 무작위 대비</w:t>
       </w:r>
     </w:p>
-    <w:bookmarkEnd w:id="172"/>
-    <w:bookmarkStart w:id="176" w:name="레이어-곡선-검색축-d-0027"/>
+    <w:bookmarkEnd w:id="173"/>
+    <w:bookmarkStart w:id="177" w:name="레이어-곡선-검색축-d-0027"/>
     <w:p>
       <w:pPr>
         <w:pStyle w:val="Heading3"/>
@@ -49775,18 +50726,18 @@
           <wp:inline>
             <wp:extent cx="5334000" cy="2579029"/>
             <wp:effectExtent b="0" l="0" r="0" t="0"/>
-            <wp:docPr descr="레이어 곡선 — 검색축" title="" id="174" name="Picture"/>
+            <wp:docPr descr="레이어 곡선 — 검색축" title="" id="175" name="Picture"/>
             <a:graphic>
               <a:graphicData uri="http://schemas.openxmlformats.org/drawingml/2006/picture">
                 <pic:pic>
                   <pic:nvPicPr>
-                    <pic:cNvPr descr="/home/fox/projects/hathor/var/proposal/figures/layer_curve.png" id="175" name="Picture"/>
+                    <pic:cNvPr descr="/home/fox/projects/hathor/var/proposal/figures/layer_curve.png" id="176" name="Picture"/>
                     <pic:cNvPicPr>
                       <a:picLocks noChangeArrowheads="1" noChangeAspect="1"/>
                     </pic:cNvPicPr>
                   </pic:nvPicPr>
                   <pic:blipFill>
-                    <a:blip r:embed="rId173"/>
+                    <a:blip r:embed="rId174"/>
                     <a:stretch>
                       <a:fillRect/>
                     </a:stretch>
@@ -49821,8 +50772,8 @@
         <w:t>[그림 24] 레이어 곡선 — 검색축</w:t>
       </w:r>
     </w:p>
-    <w:bookmarkEnd w:id="176"/>
-    <w:bookmarkStart w:id="180" w:name="층별-화성-화성축-d-0181"/>
+    <w:bookmarkEnd w:id="177"/>
+    <w:bookmarkStart w:id="181" w:name="층별-화성-화성축-d-0181"/>
     <w:p>
       <w:pPr>
         <w:pStyle w:val="Heading3"/>
@@ -50520,18 +51471,18 @@
           <wp:inline>
             <wp:extent cx="5334000" cy="2280392"/>
             <wp:effectExtent b="0" l="0" r="0" t="0"/>
-            <wp:docPr descr="층별 화성 — 화성축" title="" id="178" name="Picture"/>
+            <wp:docPr descr="층별 화성 — 화성축" title="" id="179" name="Picture"/>
             <a:graphic>
               <a:graphicData uri="http://schemas.openxmlformats.org/drawingml/2006/picture">
                 <pic:pic>
                   <pic:nvPicPr>
-                    <pic:cNvPr descr="/home/fox/projects/hathor/var/proposal/figures/harmony_layers.png" id="179" name="Picture"/>
+                    <pic:cNvPr descr="/home/fox/projects/hathor/var/proposal/figures/harmony_layers.png" id="180" name="Picture"/>
                     <pic:cNvPicPr>
                       <a:picLocks noChangeArrowheads="1" noChangeAspect="1"/>
                     </pic:cNvPicPr>
                   </pic:nvPicPr>
                   <pic:blipFill>
-                    <a:blip r:embed="rId177"/>
+                    <a:blip r:embed="rId178"/>
                     <a:stretch>
                       <a:fillRect/>
                     </a:stretch>
@@ -50566,8 +51517,8 @@
         <w:t>[그림 25] 층별 화성 — 화성축</w:t>
       </w:r>
     </w:p>
-    <w:bookmarkEnd w:id="180"/>
-    <w:bookmarkStart w:id="181" w:name="조건화-판정-selfother와-그-한계"/>
+    <w:bookmarkEnd w:id="181"/>
+    <w:bookmarkStart w:id="182" w:name="조건화-판정-selfother와-그-한계"/>
     <w:p>
       <w:pPr>
         <w:pStyle w:val="Heading3"/>
@@ -50656,8 +51607,8 @@
         <w:t xml:space="preserve">귀가 판정한다.</w:t>
       </w:r>
     </w:p>
-    <w:bookmarkEnd w:id="181"/>
-    <w:bookmarkStart w:id="185" w:name="검색-평가-하네스-d-0023"/>
+    <w:bookmarkEnd w:id="182"/>
+    <w:bookmarkStart w:id="186" w:name="검색-평가-하네스-d-0023"/>
     <w:p>
       <w:pPr>
         <w:pStyle w:val="Heading3"/>
@@ -51073,7 +52024,7 @@
         <w:t xml:space="preserve">그 둘은 처방이 정반대다.</w:t>
       </w:r>
     </w:p>
-    <w:bookmarkStart w:id="182" w:name="m0-게이트를-어떻게-읽는가"/>
+    <w:bookmarkStart w:id="183" w:name="m0-게이트를-어떻게-읽는가"/>
     <w:p>
       <w:pPr>
         <w:pStyle w:val="Heading4"/>
@@ -51590,8 +52541,8 @@
         <w:t xml:space="preserve">을 들고 다닌다 — 자격을 로그가 아니라 산출물이 든다.</w:t>
       </w:r>
     </w:p>
-    <w:bookmarkEnd w:id="182"/>
-    <w:bookmarkStart w:id="183" w:name="하네스-운용과-실측-이력"/>
+    <w:bookmarkEnd w:id="183"/>
+    <w:bookmarkStart w:id="184" w:name="하네스-운용과-실측-이력"/>
     <w:p>
       <w:pPr>
         <w:pStyle w:val="Heading4"/>
@@ -51745,8 +52696,8 @@
         <w:t xml:space="preserve">원인 미확정이며 O-8(D-0024)로 등재. 스템은 MERT 임베딩에 기여하지 않음이 확인됐다.</w:t>
       </w:r>
     </w:p>
-    <w:bookmarkEnd w:id="183"/>
-    <w:bookmarkStart w:id="184" w:name="표현-선택의-실측-이력-공간과-층"/>
+    <w:bookmarkEnd w:id="184"/>
+    <w:bookmarkStart w:id="185" w:name="표현-선택의-실측-이력-공간과-층"/>
     <w:p>
       <w:pPr>
         <w:pStyle w:val="Heading4"/>
@@ -52294,9 +53245,9 @@
         <w:t xml:space="preserve">제작 맥락을 담는지까지만 말해준다.</w:t>
       </w:r>
     </w:p>
-    <w:bookmarkEnd w:id="184"/>
     <w:bookmarkEnd w:id="185"/>
-    <w:bookmarkStart w:id="186" w:name="절제-실험"/>
+    <w:bookmarkEnd w:id="186"/>
+    <w:bookmarkStart w:id="187" w:name="절제-실험"/>
     <w:p>
       <w:pPr>
         <w:pStyle w:val="Heading3"/>
@@ -52672,8 +53623,8 @@
         <w:t xml:space="preserve">각 축을 제거했을 때 해당 특성만 변화하고 다른 축이 유지되면 축 분리가 유효하다.</w:t>
       </w:r>
     </w:p>
-    <w:bookmarkEnd w:id="186"/>
-    <w:bookmarkStart w:id="187" w:name="재현성-검증"/>
+    <w:bookmarkEnd w:id="187"/>
+    <w:bookmarkStart w:id="188" w:name="재현성-검증"/>
     <w:p>
       <w:pPr>
         <w:pStyle w:val="Heading3"/>
@@ -52690,9 +53641,9 @@
         <w:t xml:space="preserve">CI에서 동일 시드 2회 실행 후 산출물을 비교한다. UUID 등 본질적으로 매 실행 달라지는 필드는 비교에서 제외한다.</w:t>
       </w:r>
     </w:p>
-    <w:bookmarkEnd w:id="187"/>
     <w:bookmarkEnd w:id="188"/>
-    <w:bookmarkStart w:id="204" w:name="개발-환경-및-배포-설계"/>
+    <w:bookmarkEnd w:id="189"/>
+    <w:bookmarkStart w:id="205" w:name="개발-환경-및-배포-설계"/>
     <w:p>
       <w:pPr>
         <w:pStyle w:val="Heading2"/>
@@ -52701,7 +53652,7 @@
         <w:t xml:space="preserve">11. 개발 환경 및 배포 설계</w:t>
       </w:r>
     </w:p>
-    <w:bookmarkStart w:id="189" w:name="개발-환경"/>
+    <w:bookmarkStart w:id="190" w:name="개발-환경"/>
     <w:p>
       <w:pPr>
         <w:pStyle w:val="Heading3"/>
@@ -53164,8 +54115,8 @@
         <w:t xml:space="preserve">이 탐지해 채운다 (D-0068). 셸에 export하지 않는다.</w:t>
       </w:r>
     </w:p>
-    <w:bookmarkEnd w:id="189"/>
-    <w:bookmarkStart w:id="193" w:name="패치-파이프"/>
+    <w:bookmarkEnd w:id="190"/>
+    <w:bookmarkStart w:id="194" w:name="패치-파이프"/>
     <w:p>
       <w:pPr>
         <w:pStyle w:val="Heading3"/>
@@ -53183,18 +54134,18 @@
           <wp:inline>
             <wp:extent cx="5334000" cy="6706161"/>
             <wp:effectExtent b="0" l="0" r="0" t="0"/>
-            <wp:docPr descr="패치 파이프" title="" id="191" name="Picture"/>
+            <wp:docPr descr="패치 파이프" title="" id="192" name="Picture"/>
             <a:graphic>
               <a:graphicData uri="http://schemas.openxmlformats.org/drawingml/2006/picture">
                 <pic:pic>
                   <pic:nvPicPr>
-                    <pic:cNvPr descr="/home/fox/projects/hathor/var/proposal/figures/patch_pipe.png" id="192" name="Picture"/>
+                    <pic:cNvPr descr="/home/fox/projects/hathor/var/proposal/figures/patch_pipe.png" id="193" name="Picture"/>
                     <pic:cNvPicPr>
                       <a:picLocks noChangeArrowheads="1" noChangeAspect="1"/>
                     </pic:cNvPicPr>
                   </pic:nvPicPr>
                   <pic:blipFill>
-                    <a:blip r:embed="rId190"/>
+                    <a:blip r:embed="rId191"/>
                     <a:stretch>
                       <a:fillRect/>
                     </a:stretch>
@@ -53453,8 +54404,8 @@
         <w:t xml:space="preserve">이력을 훑어 댄다.</w:t>
       </w:r>
     </w:p>
-    <w:bookmarkEnd w:id="193"/>
-    <w:bookmarkStart w:id="197" w:name="검사-체계"/>
+    <w:bookmarkEnd w:id="194"/>
+    <w:bookmarkStart w:id="198" w:name="검사-체계"/>
     <w:p>
       <w:pPr>
         <w:pStyle w:val="Heading3"/>
@@ -55890,18 +56841,18 @@
           <wp:inline>
             <wp:extent cx="3108960" cy="7594793"/>
             <wp:effectExtent b="0" l="0" r="0" t="0"/>
-            <wp:docPr descr="make check · CI · 커밋 훅 대조 (실물에서 읽었다)" title="" id="195" name="Picture"/>
+            <wp:docPr descr="make check · CI · 커밋 훅 대조 (실물에서 읽었다)" title="" id="196" name="Picture"/>
             <a:graphic>
               <a:graphicData uri="http://schemas.openxmlformats.org/drawingml/2006/picture">
                 <pic:pic>
                   <pic:nvPicPr>
-                    <pic:cNvPr descr="/home/fox/projects/hathor/var/proposal/figures/gate_parity.png" id="196" name="Picture"/>
+                    <pic:cNvPr descr="/home/fox/projects/hathor/var/proposal/figures/gate_parity.png" id="197" name="Picture"/>
                     <pic:cNvPicPr>
                       <a:picLocks noChangeArrowheads="1" noChangeAspect="1"/>
                     </pic:cNvPicPr>
                   </pic:nvPicPr>
                   <pic:blipFill>
-                    <a:blip r:embed="rId194"/>
+                    <a:blip r:embed="rId195"/>
                     <a:stretch>
                       <a:fillRect/>
                     </a:stretch>
@@ -55936,8 +56887,8 @@
         <w:t>[그림 27] make check · CI · 커밋 훅 대조 (실물에서 읽었다)</w:t>
       </w:r>
     </w:p>
-    <w:bookmarkEnd w:id="197"/>
-    <w:bookmarkStart w:id="201" w:name="문서-체계"/>
+    <w:bookmarkEnd w:id="198"/>
+    <w:bookmarkStart w:id="202" w:name="문서-체계"/>
     <w:p>
       <w:pPr>
         <w:pStyle w:val="Heading3"/>
@@ -56534,18 +57485,18 @@
           <wp:inline>
             <wp:extent cx="5334000" cy="5445124"/>
             <wp:effectExtent b="0" l="0" r="0" t="0"/>
-            <wp:docPr descr="문서 체계 — 기획서는 MASTER에서 빌드한다" title="" id="199" name="Picture"/>
+            <wp:docPr descr="문서 체계 — 기획서는 MASTER에서 빌드한다" title="" id="200" name="Picture"/>
             <a:graphic>
               <a:graphicData uri="http://schemas.openxmlformats.org/drawingml/2006/picture">
                 <pic:pic>
                   <pic:nvPicPr>
-                    <pic:cNvPr descr="/home/fox/projects/hathor/var/proposal/figures/documents.png" id="200" name="Picture"/>
+                    <pic:cNvPr descr="/home/fox/projects/hathor/var/proposal/figures/documents.png" id="201" name="Picture"/>
                     <pic:cNvPicPr>
                       <a:picLocks noChangeArrowheads="1" noChangeAspect="1"/>
                     </pic:cNvPicPr>
                   </pic:nvPicPr>
                   <pic:blipFill>
-                    <a:blip r:embed="rId198"/>
+                    <a:blip r:embed="rId199"/>
                     <a:stretch>
                       <a:fillRect/>
                     </a:stretch>
@@ -56580,8 +57531,8 @@
         <w:t>[그림 28] 문서 체계 — 기획서는 MASTER에서 빌드한다</w:t>
       </w:r>
     </w:p>
-    <w:bookmarkEnd w:id="201"/>
-    <w:bookmarkStart w:id="202" w:name="컨테이너-구성"/>
+    <w:bookmarkEnd w:id="202"/>
+    <w:bookmarkStart w:id="203" w:name="컨테이너-구성"/>
     <w:p>
       <w:pPr>
         <w:pStyle w:val="Heading3"/>
@@ -57353,8 +58304,8 @@
         <w:t xml:space="preserve">이미 있는 CLI를 차례로 부를 뿐이다. 둘을 지워도 결과는 그대로 선다.</w:t>
       </w:r>
     </w:p>
-    <w:bookmarkEnd w:id="202"/>
-    <w:bookmarkStart w:id="203" w:name="ci-구성"/>
+    <w:bookmarkEnd w:id="203"/>
+    <w:bookmarkStart w:id="204" w:name="ci-구성"/>
     <w:p>
       <w:pPr>
         <w:pStyle w:val="Heading3"/>
@@ -58074,9 +59025,9 @@
         </w:tc>
       </w:tr>
     </w:tbl>
-    <w:bookmarkEnd w:id="203"/>
     <w:bookmarkEnd w:id="204"/>
-    <w:bookmarkStart w:id="205" w:name="산출물-목록"/>
+    <w:bookmarkEnd w:id="205"/>
+    <w:bookmarkStart w:id="206" w:name="산출물-목록"/>
     <w:p>
       <w:pPr>
         <w:pStyle w:val="Heading2"/>
@@ -59358,8 +60309,8 @@
         </w:tc>
       </w:tr>
     </w:tbl>
-    <w:bookmarkEnd w:id="205"/>
     <w:bookmarkEnd w:id="206"/>
+    <w:bookmarkEnd w:id="207"/>
     <w:sectPr>
       <w:footerReference w:type="default" r:id="rId9"/>
       <w:footnotePr>

--- a/site/proposal.docx
+++ b/site/proposal.docx
@@ -124,7 +124,7 @@
           <w:color w:val="888888"/>
           <w:sz w:val="17"/>
         </w:rPr>
-        <w:t>정본 a3ed1bdab2f1 · docs/MASTER.md Part I ~ III</w:t>
+        <w:t>정본 d9f9813de7d5 · docs/MASTER.md Part I ~ III</w:t>
       </w:r>
     </w:p>
     <w:p>
@@ -761,7 +761,7 @@
         <w:t xml:space="preserve">    12. 산출물 목록</w:t>
       </w:r>
     </w:p>
-    <w:bookmarkStart w:id="42" w:name="part-i.-프로젝트-제안서"/>
+    <w:bookmarkStart w:id="43" w:name="part-i.-프로젝트-제안서"/>
     <w:p>
       <w:pPr>
         <w:pStyle w:val="Heading1"/>
@@ -4844,7 +4844,7 @@
     </w:p>
     <w:bookmarkEnd w:id="22"/>
     <w:bookmarkEnd w:id="23"/>
-    <w:bookmarkStart w:id="41" w:name="시장현황-및-유사-서비스-분석"/>
+    <w:bookmarkStart w:id="42" w:name="시장현황-및-유사-서비스-분석"/>
     <w:p>
       <w:pPr>
         <w:pStyle w:val="Heading2"/>
@@ -6013,7 +6013,7 @@
       </w:r>
     </w:p>
     <w:bookmarkEnd w:id="24"/>
-    <w:bookmarkStart w:id="29" w:name="선행연구"/>
+    <w:bookmarkStart w:id="30" w:name="선행연구"/>
     <w:p>
       <w:pPr>
         <w:pStyle w:val="Heading3"/>
@@ -7189,13 +7189,13 @@
       </w:r>
     </w:p>
     <w:bookmarkEnd w:id="27"/>
-    <w:bookmarkStart w:id="28" w:name="이-절의-한계"/>
+    <w:bookmarkStart w:id="28" w:name="읽은-논문-한-줄에-한-편"/>
     <w:p>
       <w:pPr>
         <w:pStyle w:val="Heading4"/>
       </w:pPr>
       <w:r>
-        <w:t xml:space="preserve">이 절의 한계</w:t>
+        <w:t xml:space="preserve">읽은 논문 — 한 줄에 한 편</w:t>
       </w:r>
     </w:p>
     <w:p>
@@ -7203,34 +7203,1120 @@
         <w:pStyle w:val="FirstParagraph"/>
       </w:pPr>
       <w:r>
-        <w:t xml:space="preserve">웹 검색 한 판으로 세웠고</w:t>
-      </w:r>
-      <w:r>
-        <w:t xml:space="preserve"> </w:t>
-      </w:r>
-      <w:r>
         <w:rPr>
           <w:b/>
           <w:bCs/>
         </w:rPr>
-        <w:t xml:space="preserve">원문을 전량 읽지 않았다.</w:t>
-      </w:r>
-      <w:r>
-        <w:t xml:space="preserve"> </w:t>
-      </w:r>
-      <w:r>
-        <w:t xml:space="preserve">인용은 제목·연도·요지</w:t>
-      </w:r>
-      <w:r>
-        <w:t xml:space="preserve"> </w:t>
-      </w:r>
-      <w:r>
-        <w:t xml:space="preserve">수준이며, 수치를 우리 표에 옮겨 적지 않는다 (D-0043의 규율 — 베끼면 두 곳이 어긋난다).</w:t>
+        <w:t xml:space="preserve">위 표는 갈래 지도이고 이것은 읽은 것이다</w:t>
+      </w:r>
+      <w:r>
+        <w:t xml:space="preserve"> </w:t>
+      </w:r>
+      <w:r>
+        <w:t xml:space="preserve">(D-0423). 제목만 본 것과 원문을 읽은 것을</w:t>
+      </w:r>
+      <w:r>
+        <w:t xml:space="preserve"> </w:t>
+      </w:r>
+      <w:r>
+        <w:t xml:space="preserve">가른다 — 전자는</w:t>
+      </w:r>
+      <w:r>
+        <w:t xml:space="preserve"> </w:t>
+      </w:r>
+      <w:r>
+        <w:rPr>
+          <w:i/>
+          <w:iCs/>
+        </w:rPr>
+        <w:t xml:space="preserve">«있다»</w:t>
+      </w:r>
+      <w:r>
+        <w:t xml:space="preserve">이고 후자만</w:t>
+      </w:r>
+      <w:r>
+        <w:t xml:space="preserve"> </w:t>
+      </w:r>
+      <w:r>
+        <w:rPr>
+          <w:i/>
+          <w:iCs/>
+        </w:rPr>
+        <w:t xml:space="preserve">«가져올 것»</w:t>
+      </w:r>
+      <w:r>
+        <w:t xml:space="preserve">을 낼 수 있다.</w:t>
       </w:r>
     </w:p>
+    <w:p>
+      <w:pPr>
+        <w:pStyle w:val="BodyText"/>
+      </w:pPr>
+      <w:r>
+        <w:rPr>
+          <w:b/>
+          <w:bCs/>
+        </w:rPr>
+        <w:t xml:space="preserve">수치는 논문의 주장이고 여기서 재지 않았다.</w:t>
+      </w:r>
+      <w:r>
+        <w:t xml:space="preserve"> </w:t>
+      </w:r>
+      <w:r>
+        <w:t xml:space="preserve">우리 수와 섞이면 두 곳이 어긋난다</w:t>
+      </w:r>
+      <w:r>
+        <w:t xml:space="preserve"> </w:t>
+      </w:r>
+      <w:r>
+        <w:t xml:space="preserve">(D-0043).</w:t>
+      </w:r>
+      <w:r>
+        <w:t xml:space="preserve"> </w:t>
+      </w:r>
+      <w:r>
+        <w:rPr>
+          <w:rStyle w:val="VerbatimChar"/>
+        </w:rPr>
+        <w:t xml:space="preserve">measured.toml</w:t>
+      </w:r>
+      <w:r>
+        <w:t xml:space="preserve">에도 결정 기록의</w:t>
+      </w:r>
+      <w:r>
+        <w:t xml:space="preserve"> </w:t>
+      </w:r>
+      <w:r>
+        <w:rPr>
+          <w:rStyle w:val="VerbatimChar"/>
+        </w:rPr>
+        <w:t xml:space="preserve">자료</w:t>
+      </w:r>
+      <w:r>
+        <w:t xml:space="preserve">에도 들어가지 않는다.</w:t>
+      </w:r>
+    </w:p>
+    <w:tbl>
+      <w:tblPr>
+        <w:tblStyle w:val="Table"/>
+        <w:tblW w:w="9072" w:type="dxa"/>
+        <w:tblBorders>
+          <w:top w:val="single" w:sz="4" w:color="BFC8D3"/>
+          <w:left w:val="single" w:sz="4" w:color="BFC8D3"/>
+          <w:bottom w:val="single" w:sz="4" w:color="BFC8D3"/>
+          <w:right w:val="single" w:sz="4" w:color="BFC8D3"/>
+          <w:insideH w:val="single" w:sz="4" w:color="BFC8D3"/>
+          <w:insideV w:val="single" w:sz="4" w:color="BFC8D3"/>
+        </w:tblBorders>
+        <w:tblLayout w:type="fixed"/>
+        <w:tblLook w:firstRow="1" w:lastRow="0" w:firstColumn="0" w:lastColumn="0" w:noHBand="0" w:noVBand="0" w:val="0020"/>
+      </w:tblPr>
+      <w:tblGrid>
+        <w:gridCol w:w="1662"/>
+        <w:gridCol w:w="1662"/>
+        <w:gridCol w:w="1630"/>
+        <w:gridCol w:w="1662"/>
+        <w:gridCol w:w="958"/>
+        <w:gridCol w:w="1496"/>
+      </w:tblGrid>
+      <w:tr>
+        <w:trPr>
+          <w:tblHeader w:val="on"/>
+        </w:trPr>
+        <w:tc>
+          <w:tcPr>
+            <w:tcW w:type="dxa" w:w="1662"/>
+            <w:shd w:val="clear" w:color="auto" w:fill="E8EEF5"/>
+          </w:tcPr>
+          <w:p>
+            <w:pPr>
+              <w:pStyle w:val="Compact"/>
+              <w:spacing w:after="0" w:line="264" w:lineRule="auto"/>
+            </w:pPr>
+            <w:r>
+              <w:rPr>
+                <w:b/>
+                <w:color w:val="1F4E79"/>
+                <w:sz w:val="16"/>
+              </w:rPr>
+              <w:t xml:space="preserve">논문</w:t>
+            </w:r>
+          </w:p>
+        </w:tc>
+        <w:tc>
+          <w:tcPr>
+            <w:tcW w:type="dxa" w:w="1662"/>
+            <w:shd w:val="clear" w:color="auto" w:fill="E8EEF5"/>
+          </w:tcPr>
+          <w:p>
+            <w:pPr>
+              <w:pStyle w:val="Compact"/>
+              <w:spacing w:after="0" w:line="264" w:lineRule="auto"/>
+            </w:pPr>
+            <w:r>
+              <w:rPr>
+                <w:b/>
+                <w:color w:val="1F4E79"/>
+                <w:sz w:val="16"/>
+              </w:rPr>
+              <w:t xml:space="preserve">무엇을 했나</w:t>
+            </w:r>
+          </w:p>
+        </w:tc>
+        <w:tc>
+          <w:tcPr>
+            <w:tcW w:type="dxa" w:w="1630"/>
+            <w:shd w:val="clear" w:color="auto" w:fill="E8EEF5"/>
+          </w:tcPr>
+          <w:p>
+            <w:pPr>
+              <w:pStyle w:val="Compact"/>
+              <w:spacing w:after="0" w:line="264" w:lineRule="auto"/>
+            </w:pPr>
+            <w:r>
+              <w:rPr>
+                <w:b/>
+                <w:color w:val="1F4E79"/>
+                <w:sz w:val="16"/>
+              </w:rPr>
+              <w:t xml:space="preserve">주장한 결과</w:t>
+            </w:r>
+          </w:p>
+        </w:tc>
+        <w:tc>
+          <w:tcPr>
+            <w:tcW w:type="dxa" w:w="1662"/>
+            <w:shd w:val="clear" w:color="auto" w:fill="E8EEF5"/>
+          </w:tcPr>
+          <w:p>
+            <w:pPr>
+              <w:pStyle w:val="Compact"/>
+              <w:spacing w:after="0" w:line="264" w:lineRule="auto"/>
+            </w:pPr>
+            <w:r>
+              <w:rPr>
+                <w:b/>
+                <w:color w:val="1F4E79"/>
+                <w:sz w:val="16"/>
+              </w:rPr>
+              <w:t xml:space="preserve">가져올 것</w:t>
+            </w:r>
+          </w:p>
+        </w:tc>
+        <w:tc>
+          <w:tcPr>
+            <w:tcW w:type="dxa" w:w="959"/>
+            <w:shd w:val="clear" w:color="auto" w:fill="E8EEF5"/>
+          </w:tcPr>
+          <w:p>
+            <w:pPr>
+              <w:pStyle w:val="Compact"/>
+              <w:spacing w:after="0" w:line="264" w:lineRule="auto"/>
+            </w:pPr>
+            <w:r>
+              <w:rPr>
+                <w:b/>
+                <w:color w:val="1F4E79"/>
+                <w:sz w:val="16"/>
+              </w:rPr>
+              <w:t xml:space="preserve">걸린 질문</w:t>
+            </w:r>
+          </w:p>
+        </w:tc>
+        <w:tc>
+          <w:tcPr>
+            <w:tcW w:type="dxa" w:w="1496"/>
+            <w:shd w:val="clear" w:color="auto" w:fill="E8EEF5"/>
+          </w:tcPr>
+          <w:p>
+            <w:pPr>
+              <w:pStyle w:val="Compact"/>
+              <w:spacing w:after="0" w:line="264" w:lineRule="auto"/>
+            </w:pPr>
+            <w:r>
+              <w:rPr>
+                <w:b/>
+                <w:color w:val="1F4E79"/>
+                <w:sz w:val="16"/>
+              </w:rPr>
+              <w:t xml:space="preserve">읽은 날</w:t>
+            </w:r>
+          </w:p>
+        </w:tc>
+      </w:tr>
+      <w:tr>
+        <w:tc>
+          <w:tcPr>
+            <w:tcW w:type="dxa" w:w="1662"/>
+          </w:tcPr>
+          <w:p>
+            <w:pPr>
+              <w:pStyle w:val="Compact"/>
+              <w:spacing w:after="0" w:line="264" w:lineRule="auto"/>
+            </w:pPr>
+            <w:r>
+              <w:rPr>
+                <w:sz w:val="16"/>
+              </w:rPr>
+              <w:t xml:space="preserve">Gonzales &amp; Rudzicz,</w:t>
+            </w:r>
+            <w:r>
+              <w:rPr>
+                <w:sz w:val="16"/>
+              </w:rPr>
+              <w:t xml:space="preserve"> </w:t>
+            </w:r>
+            <w:r>
+              <w:rPr>
+                <w:i/>
+                <w:iCs/>
+                <w:sz w:val="16"/>
+              </w:rPr>
+              <w:t xml:space="preserve">A Retrieval Augmented Approach for Text-to-Music Generation</w:t>
+            </w:r>
+            <w:r>
+              <w:rPr>
+                <w:sz w:val="16"/>
+              </w:rPr>
+              <w:t xml:space="preserve"> </w:t>
+            </w:r>
+            <w:r>
+              <w:rPr>
+                <w:sz w:val="16"/>
+              </w:rPr>
+              <w:t xml:space="preserve">(NLP4MusA 2024)</w:t>
+            </w:r>
+          </w:p>
+        </w:tc>
+        <w:tc>
+          <w:tcPr>
+            <w:tcW w:type="dxa" w:w="1662"/>
+          </w:tcPr>
+          <w:p>
+            <w:pPr>
+              <w:pStyle w:val="Compact"/>
+              <w:spacing w:after="0" w:line="264" w:lineRule="auto"/>
+            </w:pPr>
+            <w:r>
+              <w:rPr>
+                <w:sz w:val="16"/>
+              </w:rPr>
+              <w:t xml:space="preserve">CLAP으로 MusicCaps 캡션을 미리 임베딩 → 입력 프롬프트의 최근접 k개에서 «음악적 측면»을 뽑아 프롬프트에 이어 붙여 MusicGen에 넣는다</w:t>
+            </w:r>
+          </w:p>
+        </w:tc>
+        <w:tc>
+          <w:tcPr>
+            <w:tcW w:type="dxa" w:w="1630"/>
+          </w:tcPr>
+          <w:p>
+            <w:pPr>
+              <w:pStyle w:val="Compact"/>
+              <w:spacing w:after="0" w:line="264" w:lineRule="auto"/>
+            </w:pPr>
+            <w:r>
+              <w:rPr>
+                <w:b/>
+                <w:bCs/>
+                <w:sz w:val="16"/>
+              </w:rPr>
+              <w:t xml:space="preserve">k=5가 최고</w:t>
+            </w:r>
+            <w:r>
+              <w:rPr>
+                <w:sz w:val="16"/>
+              </w:rPr>
+              <w:t xml:space="preserve"> </w:t>
+            </w:r>
+            <w:r>
+              <w:rPr>
+                <w:sz w:val="16"/>
+              </w:rPr>
+              <w:t xml:space="preserve">(FAD 0.3189). k=3은 0.3363,</w:t>
+            </w:r>
+            <w:r>
+              <w:rPr>
+                <w:sz w:val="16"/>
+              </w:rPr>
+              <w:t xml:space="preserve"> </w:t>
+            </w:r>
+            <w:r>
+              <w:rPr>
+                <w:b/>
+                <w:bCs/>
+                <w:sz w:val="16"/>
+              </w:rPr>
+              <w:t xml:space="preserve">k=10은 0.3496으로 나빠진다.</w:t>
+            </w:r>
+            <w:r>
+              <w:rPr>
+                <w:sz w:val="16"/>
+              </w:rPr>
+              <w:t xml:space="preserve"> </w:t>
+            </w:r>
+            <w:r>
+              <w:rPr>
+                <w:sz w:val="16"/>
+              </w:rPr>
+              <w:t xml:space="preserve">전체 캡션 0.3443 · 무조건 0.4668.</w:t>
+            </w:r>
+            <w:r>
+              <w:rPr>
+                <w:sz w:val="16"/>
+              </w:rPr>
+              <w:t xml:space="preserve"> </w:t>
+            </w:r>
+            <w:r>
+              <w:rPr>
+                <w:b/>
+                <w:bCs/>
+                <w:sz w:val="16"/>
+              </w:rPr>
+              <w:t xml:space="preserve">무작위 측면은 전부 더 나쁘다</w:t>
+            </w:r>
+          </w:p>
+        </w:tc>
+        <w:tc>
+          <w:tcPr>
+            <w:tcW w:type="dxa" w:w="1662"/>
+          </w:tcPr>
+          <w:p>
+            <w:pPr>
+              <w:pStyle w:val="Compact"/>
+              <w:spacing w:after="0" w:line="264" w:lineRule="auto"/>
+            </w:pPr>
+            <w:r>
+              <w:rPr>
+                <w:rStyle w:val="VerbatimChar"/>
+                <w:b/>
+                <w:bCs/>
+                <w:sz w:val="16"/>
+              </w:rPr>
+              <w:t xml:space="preserve">--max-references 5</w:t>
+            </w:r>
+            <w:r>
+              <w:rPr>
+                <w:b/>
+                <w:bCs/>
+                <w:sz w:val="16"/>
+              </w:rPr>
+              <w:t xml:space="preserve">의 근거</w:t>
+            </w:r>
+            <w:r>
+              <w:rPr>
+                <w:sz w:val="16"/>
+              </w:rPr>
+              <w:t xml:space="preserve"> </w:t>
+            </w:r>
+            <w:r>
+              <w:rPr>
+                <w:sz w:val="16"/>
+              </w:rPr>
+              <w:t xml:space="preserve">— D-0011이 손으로 적은 5다. 과제도 검색 대상도 다르니 수를 옮기진 않지만</w:t>
+            </w:r>
+            <w:r>
+              <w:rPr>
+                <w:sz w:val="16"/>
+              </w:rPr>
+              <w:t xml:space="preserve"> </w:t>
+            </w:r>
+            <w:r>
+              <w:rPr>
+                <w:i/>
+                <w:iCs/>
+                <w:sz w:val="16"/>
+              </w:rPr>
+              <w:t xml:space="preserve">«많이 넣으면 나빠진다»</w:t>
+            </w:r>
+            <w:r>
+              <w:rPr>
+                <w:sz w:val="16"/>
+              </w:rPr>
+              <w:t xml:space="preserve">가 밖에 있다. 그리고</w:t>
+            </w:r>
+            <w:r>
+              <w:rPr>
+                <w:sz w:val="16"/>
+              </w:rPr>
+              <w:t xml:space="preserve"> </w:t>
+            </w:r>
+            <w:r>
+              <w:rPr>
+                <w:b/>
+                <w:bCs/>
+                <w:sz w:val="16"/>
+              </w:rPr>
+              <w:t xml:space="preserve">무조건 생성 기준선</w:t>
+            </w:r>
+            <w:r>
+              <w:rPr>
+                <w:sz w:val="16"/>
+              </w:rPr>
+              <w:t xml:space="preserve">과 FAD·KL·CLAPscore —</w:t>
+            </w:r>
+            <w:r>
+              <w:rPr>
+                <w:sz w:val="16"/>
+              </w:rPr>
+              <w:t xml:space="preserve"> </w:t>
+            </w:r>
+            <w:r>
+              <w:rPr>
+                <w:b/>
+                <w:bCs/>
+                <w:sz w:val="16"/>
+              </w:rPr>
+              <w:t xml:space="preserve">우리에겐 둘 다 없다</w:t>
+            </w:r>
+          </w:p>
+        </w:tc>
+        <w:tc>
+          <w:tcPr>
+            <w:tcW w:type="dxa" w:w="959"/>
+          </w:tcPr>
+          <w:p>
+            <w:pPr>
+              <w:pStyle w:val="Compact"/>
+              <w:spacing w:after="0" w:line="264" w:lineRule="auto"/>
+            </w:pPr>
+            <w:r>
+              <w:rPr>
+                <w:sz w:val="16"/>
+              </w:rPr>
+              <w:t xml:space="preserve">O-79 · D-0011</w:t>
+            </w:r>
+          </w:p>
+        </w:tc>
+        <w:tc>
+          <w:tcPr>
+            <w:tcW w:type="dxa" w:w="1496"/>
+          </w:tcPr>
+          <w:p>
+            <w:pPr>
+              <w:pStyle w:val="Compact"/>
+              <w:spacing w:after="0" w:line="264" w:lineRule="auto"/>
+            </w:pPr>
+            <w:r>
+              <w:rPr>
+                <w:sz w:val="16"/>
+              </w:rPr>
+              <w:t xml:space="preserve">2026-10-14</w:t>
+            </w:r>
+          </w:p>
+        </w:tc>
+      </w:tr>
+      <w:tr>
+        <w:tc>
+          <w:tcPr>
+            <w:tcW w:type="dxa" w:w="1662"/>
+          </w:tcPr>
+          <w:p>
+            <w:pPr>
+              <w:pStyle w:val="Compact"/>
+              <w:spacing w:after="0" w:line="264" w:lineRule="auto"/>
+            </w:pPr>
+            <w:r>
+              <w:rPr>
+                <w:sz w:val="16"/>
+              </w:rPr>
+              <w:t xml:space="preserve">Huber 외,</w:t>
+            </w:r>
+            <w:r>
+              <w:rPr>
+                <w:sz w:val="16"/>
+              </w:rPr>
+              <w:t xml:space="preserve"> </w:t>
+            </w:r>
+            <w:r>
+              <w:rPr>
+                <w:i/>
+                <w:iCs/>
+                <w:sz w:val="16"/>
+              </w:rPr>
+              <w:t xml:space="preserve">Personalizing Agentic AI to Users’ Musical Tastes with Scalable Preference Optimization</w:t>
+            </w:r>
+            <w:r>
+              <w:rPr>
+                <w:sz w:val="16"/>
+              </w:rPr>
+              <w:t xml:space="preserve"> </w:t>
+            </w:r>
+            <w:r>
+              <w:rPr>
+                <w:sz w:val="16"/>
+              </w:rPr>
+              <w:t xml:space="preserve">(Spotify Research 2025-09)</w:t>
+            </w:r>
+          </w:p>
+        </w:tc>
+        <w:tc>
+          <w:tcPr>
+            <w:tcW w:type="dxa" w:w="1662"/>
+          </w:tcPr>
+          <w:p>
+            <w:pPr>
+              <w:pStyle w:val="Compact"/>
+              <w:spacing w:after="0" w:line="264" w:lineRule="auto"/>
+            </w:pPr>
+            <w:r>
+              <w:rPr>
+                <w:sz w:val="16"/>
+              </w:rPr>
+              <w:t xml:space="preserve">보상 모델 + DPO. 재생·건너뜀·저장·재요청을 선호 신호로 쓰고,</w:t>
+            </w:r>
+            <w:r>
+              <w:rPr>
+                <w:sz w:val="16"/>
+              </w:rPr>
+              <w:t xml:space="preserve"> </w:t>
+            </w:r>
+            <w:r>
+              <w:rPr>
+                <w:b/>
+                <w:bCs/>
+                <w:sz w:val="16"/>
+              </w:rPr>
+              <w:t xml:space="preserve">쌍은 보상 모델이 시뮬레이션해서 만든다.</w:t>
+            </w:r>
+            <w:r>
+              <w:rPr>
+                <w:sz w:val="16"/>
+              </w:rPr>
+              <w:t xml:space="preserve"> </w:t>
+            </w:r>
+            <w:r>
+              <w:rPr>
+                <w:sz w:val="16"/>
+              </w:rPr>
+              <w:t xml:space="preserve">여백(margin)과 어려운 음성 사례로만 쌍을 고른다</w:t>
+            </w:r>
+          </w:p>
+        </w:tc>
+        <w:tc>
+          <w:tcPr>
+            <w:tcW w:type="dxa" w:w="1630"/>
+          </w:tcPr>
+          <w:p>
+            <w:pPr>
+              <w:pStyle w:val="Compact"/>
+              <w:spacing w:after="0" w:line="264" w:lineRule="auto"/>
+            </w:pPr>
+            <w:r>
+              <w:rPr>
+                <w:sz w:val="16"/>
+              </w:rPr>
+              <w:t xml:space="preserve">블로그라 수치가 없다 —</w:t>
+            </w:r>
+            <w:r>
+              <w:rPr>
+                <w:sz w:val="16"/>
+              </w:rPr>
+              <w:t xml:space="preserve"> </w:t>
+            </w:r>
+            <w:r>
+              <w:rPr>
+                <w:b/>
+                <w:bCs/>
+                <w:sz w:val="16"/>
+              </w:rPr>
+              <w:t xml:space="preserve">방법만 가져온다</w:t>
+            </w:r>
+          </w:p>
+        </w:tc>
+        <w:tc>
+          <w:tcPr>
+            <w:tcW w:type="dxa" w:w="1662"/>
+          </w:tcPr>
+          <w:p>
+            <w:pPr>
+              <w:pStyle w:val="Compact"/>
+              <w:spacing w:after="0" w:line="264" w:lineRule="auto"/>
+            </w:pPr>
+            <w:r>
+              <w:rPr>
+                <w:b/>
+                <w:bCs/>
+                <w:sz w:val="16"/>
+              </w:rPr>
+              <w:t xml:space="preserve">«둘을 나란히 보여 주고 고르게 하면 겉핥기 선호가 나온다»</w:t>
+            </w:r>
+            <w:r>
+              <w:rPr>
+                <w:sz w:val="16"/>
+              </w:rPr>
+              <w:t xml:space="preserve"> </w:t>
+            </w:r>
+            <w:r>
+              <w:rPr>
+                <w:sz w:val="16"/>
+              </w:rPr>
+              <w:t xml:space="preserve">—</w:t>
+            </w:r>
+            <w:r>
+              <w:rPr>
+                <w:sz w:val="16"/>
+              </w:rPr>
+              <w:t xml:space="preserve"> </w:t>
+            </w:r>
+            <w:r>
+              <w:rPr>
+                <w:i/>
+                <w:iCs/>
+                <w:sz w:val="16"/>
+              </w:rPr>
+              <w:t xml:space="preserve">사용자는 들어 봐야 아는 깊은 만족보다</w:t>
+            </w:r>
+            <w:r>
+              <w:rPr>
+                <w:i/>
+                <w:iCs/>
+                <w:sz w:val="16"/>
+              </w:rPr>
+              <w:t xml:space="preserve"> </w:t>
+            </w:r>
+            <w:r>
+              <w:rPr>
+                <w:b/>
+                <w:bCs/>
+                <w:i/>
+                <w:iCs/>
+                <w:sz w:val="16"/>
+              </w:rPr>
+              <w:t xml:space="preserve">익숙한 곡이나 뻔한 속성</w:t>
+            </w:r>
+            <w:r>
+              <w:rPr>
+                <w:i/>
+                <w:iCs/>
+                <w:sz w:val="16"/>
+              </w:rPr>
+              <w:t xml:space="preserve">을 고른다.</w:t>
+            </w:r>
+            <w:r>
+              <w:rPr>
+                <w:sz w:val="16"/>
+              </w:rPr>
+              <w:t xml:space="preserve"> </w:t>
+            </w:r>
+            <w:r>
+              <w:rPr>
+                <w:sz w:val="16"/>
+              </w:rPr>
+              <w:t xml:space="preserve">D-0422가 쌍대비교를 닫은 자리에</w:t>
+            </w:r>
+            <w:r>
+              <w:rPr>
+                <w:sz w:val="16"/>
+              </w:rPr>
+              <w:t xml:space="preserve"> </w:t>
+            </w:r>
+            <w:r>
+              <w:rPr>
+                <w:b/>
+                <w:bCs/>
+                <w:sz w:val="16"/>
+              </w:rPr>
+              <w:t xml:space="preserve">이름이 붙었다.</w:t>
+            </w:r>
+            <w:r>
+              <w:rPr>
+                <w:sz w:val="16"/>
+              </w:rPr>
+              <w:t xml:space="preserve"> </w:t>
+            </w:r>
+            <w:r>
+              <w:rPr>
+                <w:sz w:val="16"/>
+              </w:rPr>
+              <w:t xml:space="preserve">그리고</w:t>
+            </w:r>
+            <w:r>
+              <w:rPr>
+                <w:sz w:val="16"/>
+              </w:rPr>
+              <w:t xml:space="preserve"> </w:t>
+            </w:r>
+            <w:r>
+              <w:rPr>
+                <w:b/>
+                <w:bCs/>
+                <w:sz w:val="16"/>
+              </w:rPr>
+              <w:t xml:space="preserve">무작위 쌍의 반대로 가야 한다</w:t>
+            </w:r>
+            <w:r>
+              <w:rPr>
+                <w:sz w:val="16"/>
+              </w:rPr>
+              <w:t xml:space="preserve"> </w:t>
+            </w:r>
+            <w:r>
+              <w:rPr>
+                <w:sz w:val="16"/>
+              </w:rPr>
+              <w:t xml:space="preserve">— 여백·어려운 사례.</w:t>
+            </w:r>
+            <w:r>
+              <w:rPr>
+                <w:sz w:val="16"/>
+              </w:rPr>
+              <w:t xml:space="preserve"> </w:t>
+            </w:r>
+            <w:r>
+              <w:rPr>
+                <w:b/>
+                <w:bCs/>
+                <w:sz w:val="16"/>
+              </w:rPr>
+              <w:t xml:space="preserve">행동 신호가 업계 축이라는 방증</w:t>
+            </w:r>
+            <w:r>
+              <w:rPr>
+                <w:sz w:val="16"/>
+              </w:rPr>
+              <w:t xml:space="preserve"> </w:t>
+            </w:r>
+            <w:r>
+              <w:rPr>
+                <w:sz w:val="16"/>
+              </w:rPr>
+              <w:t xml:space="preserve">(O-67)</w:t>
+            </w:r>
+          </w:p>
+        </w:tc>
+        <w:tc>
+          <w:tcPr>
+            <w:tcW w:type="dxa" w:w="959"/>
+          </w:tcPr>
+          <w:p>
+            <w:pPr>
+              <w:pStyle w:val="Compact"/>
+              <w:spacing w:after="0" w:line="264" w:lineRule="auto"/>
+            </w:pPr>
+            <w:r>
+              <w:rPr>
+                <w:sz w:val="16"/>
+              </w:rPr>
+              <w:t xml:space="preserve">O-10 · O-67</w:t>
+            </w:r>
+          </w:p>
+        </w:tc>
+        <w:tc>
+          <w:tcPr>
+            <w:tcW w:type="dxa" w:w="1496"/>
+          </w:tcPr>
+          <w:p>
+            <w:pPr>
+              <w:pStyle w:val="Compact"/>
+              <w:spacing w:after="0" w:line="264" w:lineRule="auto"/>
+            </w:pPr>
+            <w:r>
+              <w:rPr>
+                <w:sz w:val="16"/>
+              </w:rPr>
+              <w:t xml:space="preserve">2026-10-14</w:t>
+            </w:r>
+          </w:p>
+        </w:tc>
+      </w:tr>
+      <w:tr>
+        <w:tc>
+          <w:tcPr>
+            <w:tcW w:type="dxa" w:w="1662"/>
+          </w:tcPr>
+          <w:p>
+            <w:pPr>
+              <w:pStyle w:val="Compact"/>
+              <w:spacing w:after="0" w:line="264" w:lineRule="auto"/>
+            </w:pPr>
+            <w:r>
+              <w:rPr>
+                <w:sz w:val="16"/>
+              </w:rPr>
+              <w:t xml:space="preserve">Sguerra 외,</w:t>
+            </w:r>
+            <w:r>
+              <w:rPr>
+                <w:sz w:val="16"/>
+              </w:rPr>
+              <w:t xml:space="preserve"> </w:t>
+            </w:r>
+            <w:r>
+              <w:rPr>
+                <w:i/>
+                <w:iCs/>
+                <w:sz w:val="16"/>
+              </w:rPr>
+              <w:t xml:space="preserve">Biases in LLM-Generated Musical Taste Profiles for Recommendation</w:t>
+            </w:r>
+            <w:r>
+              <w:rPr>
+                <w:sz w:val="16"/>
+              </w:rPr>
+              <w:t xml:space="preserve"> </w:t>
+            </w:r>
+            <w:r>
+              <w:rPr>
+                <w:sz w:val="16"/>
+              </w:rPr>
+              <w:t xml:space="preserve">(RecSys 2025)</w:t>
+            </w:r>
+          </w:p>
+        </w:tc>
+        <w:tc>
+          <w:tcPr>
+            <w:tcW w:type="dxa" w:w="1662"/>
+          </w:tcPr>
+          <w:p>
+            <w:pPr>
+              <w:pStyle w:val="Compact"/>
+              <w:spacing w:after="0" w:line="264" w:lineRule="auto"/>
+            </w:pPr>
+            <w:r>
+              <w:rPr>
+                <w:sz w:val="16"/>
+              </w:rPr>
+              <w:t xml:space="preserve">청취 이력에서 LLM이</w:t>
+            </w:r>
+            <w:r>
+              <w:rPr>
+                <w:sz w:val="16"/>
+              </w:rPr>
+              <w:t xml:space="preserve"> </w:t>
+            </w:r>
+            <w:r>
+              <w:rPr>
+                <w:b/>
+                <w:bCs/>
+                <w:sz w:val="16"/>
+              </w:rPr>
+              <w:t xml:space="preserve">자연어 취향 프로파일</w:t>
+            </w:r>
+            <w:r>
+              <w:rPr>
+                <w:sz w:val="16"/>
+              </w:rPr>
+              <w:t xml:space="preserve">을 쓰고, 사용자가 그것을 자기 취향으로</w:t>
+            </w:r>
+            <w:r>
+              <w:rPr>
+                <w:sz w:val="16"/>
+              </w:rPr>
+              <w:t xml:space="preserve"> </w:t>
+            </w:r>
+            <w:r>
+              <w:rPr>
+                <w:b/>
+                <w:bCs/>
+                <w:sz w:val="16"/>
+              </w:rPr>
+              <w:t xml:space="preserve">인정하는지</w:t>
+            </w:r>
+            <w:r>
+              <w:rPr>
+                <w:sz w:val="16"/>
+              </w:rPr>
+              <w:t xml:space="preserve"> </w:t>
+            </w:r>
+            <w:r>
+              <w:rPr>
+                <w:sz w:val="16"/>
+              </w:rPr>
+              <w:t xml:space="preserve">사용자 연구로 잰다</w:t>
+            </w:r>
+          </w:p>
+        </w:tc>
+        <w:tc>
+          <w:tcPr>
+            <w:tcW w:type="dxa" w:w="1630"/>
+          </w:tcPr>
+          <w:p>
+            <w:pPr>
+              <w:pStyle w:val="Compact"/>
+              <w:spacing w:after="0" w:line="264" w:lineRule="auto"/>
+            </w:pPr>
+            <w:r>
+              <w:rPr>
+                <w:sz w:val="16"/>
+              </w:rPr>
+              <w:t xml:space="preserve">인정 정도가 사용자 속성(주류성·취향 다양성)과 아이템 속성(장르·원산지)에 따라</w:t>
+            </w:r>
+            <w:r>
+              <w:rPr>
+                <w:sz w:val="16"/>
+              </w:rPr>
+              <w:t xml:space="preserve"> </w:t>
+            </w:r>
+            <w:r>
+              <w:rPr>
+                <w:b/>
+                <w:bCs/>
+                <w:sz w:val="16"/>
+              </w:rPr>
+              <w:t xml:space="preserve">체계적으로 갈린다</w:t>
+            </w:r>
+          </w:p>
+        </w:tc>
+        <w:tc>
+          <w:tcPr>
+            <w:tcW w:type="dxa" w:w="1662"/>
+          </w:tcPr>
+          <w:p>
+            <w:pPr>
+              <w:pStyle w:val="Compact"/>
+              <w:spacing w:after="0" w:line="264" w:lineRule="auto"/>
+            </w:pPr>
+            <w:r>
+              <w:rPr>
+                <w:i/>
+                <w:iCs/>
+                <w:sz w:val="16"/>
+              </w:rPr>
+              <w:t xml:space="preserve">«이 노래들의 공통점이 뭔데»</w:t>
+            </w:r>
+            <w:r>
+              <w:rPr>
+                <w:sz w:val="16"/>
+              </w:rPr>
+              <w:t xml:space="preserve">를 말해 주는 자리의</w:t>
+            </w:r>
+            <w:r>
+              <w:rPr>
+                <w:sz w:val="16"/>
+              </w:rPr>
+              <w:t xml:space="preserve"> </w:t>
+            </w:r>
+            <w:r>
+              <w:rPr>
+                <w:b/>
+                <w:bCs/>
+                <w:sz w:val="16"/>
+              </w:rPr>
+              <w:t xml:space="preserve">선행 사례.</w:t>
+            </w:r>
+            <w:r>
+              <w:rPr>
+                <w:sz w:val="16"/>
+              </w:rPr>
+              <w:t xml:space="preserve"> </w:t>
+            </w:r>
+            <w:r>
+              <w:rPr>
+                <w:sz w:val="16"/>
+              </w:rPr>
+              <w:t xml:space="preserve">그리고</w:t>
+            </w:r>
+            <w:r>
+              <w:rPr>
+                <w:sz w:val="16"/>
+              </w:rPr>
+              <w:t xml:space="preserve"> </w:t>
+            </w:r>
+            <w:r>
+              <w:rPr>
+                <w:b/>
+                <w:bCs/>
+                <w:sz w:val="16"/>
+              </w:rPr>
+              <w:t xml:space="preserve">설명을 만드는 것과 사용자가 믿는 것은 다른 과제</w:t>
+            </w:r>
+            <w:r>
+              <w:rPr>
+                <w:sz w:val="16"/>
+              </w:rPr>
+              <w:t xml:space="preserve">라는 것 — 둘을 따로 재야 한다</w:t>
+            </w:r>
+          </w:p>
+        </w:tc>
+        <w:tc>
+          <w:tcPr>
+            <w:tcW w:type="dxa" w:w="959"/>
+          </w:tcPr>
+          <w:p>
+            <w:pPr>
+              <w:pStyle w:val="Compact"/>
+              <w:spacing w:after="0" w:line="264" w:lineRule="auto"/>
+            </w:pPr>
+            <w:r>
+              <w:rPr>
+                <w:sz w:val="16"/>
+              </w:rPr>
+              <w:t xml:space="preserve">O-79</w:t>
+            </w:r>
+          </w:p>
+        </w:tc>
+        <w:tc>
+          <w:tcPr>
+            <w:tcW w:type="dxa" w:w="1496"/>
+          </w:tcPr>
+          <w:p>
+            <w:pPr>
+              <w:pStyle w:val="Compact"/>
+              <w:spacing w:after="0" w:line="264" w:lineRule="auto"/>
+            </w:pPr>
+            <w:r>
+              <w:rPr>
+                <w:sz w:val="16"/>
+              </w:rPr>
+              <w:t xml:space="preserve">2026-10-14</w:t>
+            </w:r>
+          </w:p>
+        </w:tc>
+      </w:tr>
+    </w:tbl>
     <w:bookmarkEnd w:id="28"/>
+    <w:bookmarkStart w:id="29" w:name="이-절의-한계"/>
+    <w:p>
+      <w:pPr>
+        <w:pStyle w:val="Heading4"/>
+      </w:pPr>
+      <w:r>
+        <w:t xml:space="preserve">이 절의 한계</w:t>
+      </w:r>
+    </w:p>
+    <w:p>
+      <w:pPr>
+        <w:pStyle w:val="FirstParagraph"/>
+      </w:pPr>
+      <w:r>
+        <w:t xml:space="preserve">갈래 표는</w:t>
+      </w:r>
+      <w:r>
+        <w:t xml:space="preserve"> </w:t>
+      </w:r>
+      <w:r>
+        <w:rPr>
+          <w:b/>
+          <w:bCs/>
+        </w:rPr>
+        <w:t xml:space="preserve">웹 검색 한 판으로 세웠고 원문을 안 읽었다.</w:t>
+      </w:r>
+      <w:r>
+        <w:t xml:space="preserve"> </w:t>
+      </w:r>
+      <w:r>
+        <w:t xml:space="preserve">인용이 제목·연도·요지 수준이다.</w:t>
+      </w:r>
+      <w:r>
+        <w:t xml:space="preserve"> </w:t>
+      </w:r>
+      <w:r>
+        <w:t xml:space="preserve">위 「읽은 논문」 표만 원문을 봤다 —</w:t>
+      </w:r>
+      <w:r>
+        <w:t xml:space="preserve"> </w:t>
+      </w:r>
+      <w:r>
+        <w:rPr>
+          <w:b/>
+          <w:bCs/>
+        </w:rPr>
+        <w:t xml:space="preserve">셋뿐이다.</w:t>
+      </w:r>
+    </w:p>
     <w:bookmarkEnd w:id="29"/>
-    <w:bookmarkStart w:id="30" w:name="swot-분석"/>
+    <w:bookmarkEnd w:id="30"/>
+    <w:bookmarkStart w:id="31" w:name="swot-분석"/>
     <w:p>
       <w:pPr>
         <w:pStyle w:val="Heading3"/>
@@ -7591,8 +8677,8 @@
         </w:tc>
       </w:tr>
     </w:tbl>
-    <w:bookmarkEnd w:id="30"/>
-    <w:bookmarkStart w:id="31" w:name="swot-교차-분석-기반-실행-전략"/>
+    <w:bookmarkEnd w:id="31"/>
+    <w:bookmarkStart w:id="32" w:name="swot-교차-분석-기반-실행-전략"/>
     <w:p>
       <w:pPr>
         <w:pStyle w:val="Heading3"/>
@@ -7794,8 +8880,8 @@
         <w:t xml:space="preserve">(D-0218). 생성 엔진 실측이 GPU를 기다리는 동안 분석·검사·문서는 계속한다.</w:t>
       </w:r>
     </w:p>
-    <w:bookmarkEnd w:id="31"/>
-    <w:bookmarkStart w:id="32" w:name="stp-전략"/>
+    <w:bookmarkEnd w:id="32"/>
+    <w:bookmarkStart w:id="33" w:name="stp-전략"/>
     <w:p>
       <w:pPr>
         <w:pStyle w:val="Heading3"/>
@@ -8441,8 +9527,8 @@
         </w:tc>
       </w:tr>
     </w:tbl>
-    <w:bookmarkEnd w:id="32"/>
-    <w:bookmarkStart w:id="36" w:name="추진-일정"/>
+    <w:bookmarkEnd w:id="33"/>
+    <w:bookmarkStart w:id="37" w:name="추진-일정"/>
     <w:p>
       <w:pPr>
         <w:pStyle w:val="Heading3"/>
@@ -9454,18 +10540,18 @@
           <wp:inline>
             <wp:extent cx="5334000" cy="597126"/>
             <wp:effectExtent b="0" l="0" r="0" t="0"/>
-            <wp:docPr descr="추진 일정과 단계별 상태" title="" id="34" name="Picture"/>
+            <wp:docPr descr="추진 일정과 단계별 상태" title="" id="35" name="Picture"/>
             <a:graphic>
               <a:graphicData uri="http://schemas.openxmlformats.org/drawingml/2006/picture">
                 <pic:pic>
                   <pic:nvPicPr>
-                    <pic:cNvPr descr="/home/fox/projects/hathor/var/proposal/figures/gantt.png" id="35" name="Picture"/>
+                    <pic:cNvPr descr="/home/fox/projects/hathor/var/proposal/figures/gantt.png" id="36" name="Picture"/>
                     <pic:cNvPicPr>
                       <a:picLocks noChangeArrowheads="1" noChangeAspect="1"/>
                     </pic:cNvPicPr>
                   </pic:nvPicPr>
                   <pic:blipFill>
-                    <a:blip r:embed="rId33"/>
+                    <a:blip r:embed="rId34"/>
                     <a:stretch>
                       <a:fillRect/>
                     </a:stretch>
@@ -9500,8 +10586,8 @@
         <w:t>[그림 2] 추진 일정과 단계별 상태</w:t>
       </w:r>
     </w:p>
-    <w:bookmarkEnd w:id="36"/>
-    <w:bookmarkStart w:id="37" w:name="차별성"/>
+    <w:bookmarkEnd w:id="37"/>
+    <w:bookmarkStart w:id="38" w:name="차별성"/>
     <w:p>
       <w:pPr>
         <w:pStyle w:val="Heading3"/>
@@ -9981,8 +11067,8 @@
         </w:tc>
       </w:tr>
     </w:tbl>
-    <w:bookmarkEnd w:id="37"/>
-    <w:bookmarkStart w:id="38" w:name="주요-리스크-및-대응"/>
+    <w:bookmarkEnd w:id="38"/>
+    <w:bookmarkStart w:id="39" w:name="주요-리스크-및-대응"/>
     <w:p>
       <w:pPr>
         <w:pStyle w:val="Heading3"/>
@@ -10927,8 +12013,8 @@
         </w:tc>
       </w:tr>
     </w:tbl>
-    <w:bookmarkEnd w:id="38"/>
-    <w:bookmarkStart w:id="39" w:name="진행-중-미해결"/>
+    <w:bookmarkEnd w:id="39"/>
+    <w:bookmarkStart w:id="40" w:name="진행-중-미해결"/>
     <w:p>
       <w:pPr>
         <w:pStyle w:val="Heading3"/>
@@ -11109,8 +12195,8 @@
         <w:t xml:space="preserve">(D-0130). 미래는 이 문서 소관이 아니다.</w:t>
       </w:r>
     </w:p>
-    <w:bookmarkEnd w:id="39"/>
-    <w:bookmarkStart w:id="40" w:name="참고-자료"/>
+    <w:bookmarkEnd w:id="40"/>
+    <w:bookmarkStart w:id="41" w:name="참고-자료"/>
     <w:p>
       <w:pPr>
         <w:pStyle w:val="Heading3"/>
@@ -11529,10 +12615,10 @@
         <w:t xml:space="preserve">(실측 필요) 참고 문헌의 서지 정보는 구현 착수 시 정확한 출처로 보강한다.</w:t>
       </w:r>
     </w:p>
-    <w:bookmarkEnd w:id="40"/>
     <w:bookmarkEnd w:id="41"/>
     <w:bookmarkEnd w:id="42"/>
-    <w:bookmarkStart w:id="75" w:name="part-ii.-요구사항-분석서"/>
+    <w:bookmarkEnd w:id="43"/>
+    <w:bookmarkStart w:id="76" w:name="part-ii.-요구사항-분석서"/>
     <w:p>
       <w:pPr>
         <w:pStyle w:val="Heading1"/>
@@ -11541,7 +12627,7 @@
         <w:t xml:space="preserve">Part II. 요구사항 분석서</w:t>
       </w:r>
     </w:p>
-    <w:bookmarkStart w:id="49" w:name="req-hathor-요구사항-체계도"/>
+    <w:bookmarkStart w:id="50" w:name="req-hathor-요구사항-체계도"/>
     <w:p>
       <w:pPr>
         <w:pStyle w:val="Heading2"/>
@@ -11559,18 +12645,18 @@
           <wp:inline>
             <wp:extent cx="2514600" cy="7592003"/>
             <wp:effectExtent b="0" l="0" r="0" t="0"/>
-            <wp:docPr descr="요구사항 체계도 — 12개 영역" title="" id="44" name="Picture"/>
+            <wp:docPr descr="요구사항 체계도 — 12개 영역" title="" id="45" name="Picture"/>
             <a:graphic>
               <a:graphicData uri="http://schemas.openxmlformats.org/drawingml/2006/picture">
                 <pic:pic>
                   <pic:nvPicPr>
-                    <pic:cNvPr descr="/home/fox/projects/hathor/var/proposal/figures/requirement_tree.png" id="45" name="Picture"/>
+                    <pic:cNvPr descr="/home/fox/projects/hathor/var/proposal/figures/requirement_tree.png" id="46" name="Picture"/>
                     <pic:cNvPicPr>
                       <a:picLocks noChangeArrowheads="1" noChangeAspect="1"/>
                     </pic:cNvPicPr>
                   </pic:nvPicPr>
                   <pic:blipFill>
-                    <a:blip r:embed="rId43"/>
+                    <a:blip r:embed="rId44"/>
                     <a:stretch>
                       <a:fillRect/>
                     </a:stretch>
@@ -11614,18 +12700,18 @@
           <wp:inline>
             <wp:extent cx="5334000" cy="4570029"/>
             <wp:effectExtent b="0" l="0" r="0" t="0"/>
-            <wp:docPr descr="유스케이스 — 사용자 · 개발자" title="" id="47" name="Picture"/>
+            <wp:docPr descr="유스케이스 — 사용자 · 개발자" title="" id="48" name="Picture"/>
             <a:graphic>
               <a:graphicData uri="http://schemas.openxmlformats.org/drawingml/2006/picture">
                 <pic:pic>
                   <pic:nvPicPr>
-                    <pic:cNvPr descr="/home/fox/projects/hathor/var/proposal/figures/use_cases.png" id="48" name="Picture"/>
+                    <pic:cNvPr descr="/home/fox/projects/hathor/var/proposal/figures/use_cases.png" id="49" name="Picture"/>
                     <pic:cNvPicPr>
                       <a:picLocks noChangeArrowheads="1" noChangeAspect="1"/>
                     </pic:cNvPicPr>
                   </pic:nvPicPr>
                   <pic:blipFill>
-                    <a:blip r:embed="rId46"/>
+                    <a:blip r:embed="rId47"/>
                     <a:stretch>
                       <a:fillRect/>
                     </a:stretch>
@@ -11660,8 +12746,8 @@
         <w:t>[그림 4] 유스케이스 — 사용자 · 개발자</w:t>
       </w:r>
     </w:p>
-    <w:bookmarkEnd w:id="49"/>
-    <w:bookmarkStart w:id="50" w:name="요구사항-id-체계-정의"/>
+    <w:bookmarkEnd w:id="50"/>
+    <w:bookmarkStart w:id="51" w:name="요구사항-id-체계-정의"/>
     <w:p>
       <w:pPr>
         <w:pStyle w:val="Heading2"/>
@@ -12207,8 +13293,8 @@
         <w:t xml:space="preserve">(D-0349).</w:t>
       </w:r>
     </w:p>
-    <w:bookmarkEnd w:id="50"/>
-    <w:bookmarkStart w:id="66" w:name="세부-기능-요구사항-정의서"/>
+    <w:bookmarkEnd w:id="51"/>
+    <w:bookmarkStart w:id="67" w:name="세부-기능-요구사항-정의서"/>
     <w:p>
       <w:pPr>
         <w:pStyle w:val="Heading2"/>
@@ -12250,18 +13336,18 @@
           <wp:inline>
             <wp:extent cx="5334000" cy="3217333"/>
             <wp:effectExtent b="0" l="0" r="0" t="0"/>
-            <wp:docPr descr="요구사항 상태 집계 — 영역별" title="" id="52" name="Picture"/>
+            <wp:docPr descr="요구사항 상태 집계 — 영역별" title="" id="53" name="Picture"/>
             <a:graphic>
               <a:graphicData uri="http://schemas.openxmlformats.org/drawingml/2006/picture">
                 <pic:pic>
                   <pic:nvPicPr>
-                    <pic:cNvPr descr="/home/fox/projects/hathor/var/proposal/figures/requirement_status.png" id="53" name="Picture"/>
+                    <pic:cNvPr descr="/home/fox/projects/hathor/var/proposal/figures/requirement_status.png" id="54" name="Picture"/>
                     <pic:cNvPicPr>
                       <a:picLocks noChangeArrowheads="1" noChangeAspect="1"/>
                     </pic:cNvPicPr>
                   </pic:nvPicPr>
                   <pic:blipFill>
-                    <a:blip r:embed="rId51"/>
+                    <a:blip r:embed="rId52"/>
                     <a:stretch>
                       <a:fillRect/>
                     </a:stretch>
@@ -12296,7 +13382,7 @@
         <w:t>[그림 5] 요구사항 상태 집계 — 영역별</w:t>
       </w:r>
     </w:p>
-    <w:bookmarkStart w:id="54" w:name="req-ing-인제스트"/>
+    <w:bookmarkStart w:id="55" w:name="req-ing-인제스트"/>
     <w:p>
       <w:pPr>
         <w:pStyle w:val="Heading3"/>
@@ -13598,8 +14684,8 @@
         </w:tc>
       </w:tr>
     </w:tbl>
-    <w:bookmarkEnd w:id="54"/>
-    <w:bookmarkStart w:id="55" w:name="req-anl-4축-분석"/>
+    <w:bookmarkEnd w:id="55"/>
+    <w:bookmarkStart w:id="56" w:name="req-anl-4축-분석"/>
     <w:p>
       <w:pPr>
         <w:pStyle w:val="Heading3"/>
@@ -14949,8 +16035,8 @@
         </w:tc>
       </w:tr>
     </w:tbl>
-    <w:bookmarkEnd w:id="55"/>
-    <w:bookmarkStart w:id="56" w:name="req-tst-취향-모델"/>
+    <w:bookmarkEnd w:id="56"/>
+    <w:bookmarkStart w:id="57" w:name="req-tst-취향-모델"/>
     <w:p>
       <w:pPr>
         <w:pStyle w:val="Heading3"/>
@@ -16044,8 +17130,8 @@
         </w:tc>
       </w:tr>
     </w:tbl>
-    <w:bookmarkEnd w:id="56"/>
-    <w:bookmarkStart w:id="57" w:name="req-agt-로컬-에이전트"/>
+    <w:bookmarkEnd w:id="57"/>
+    <w:bookmarkStart w:id="58" w:name="req-agt-로컬-에이전트"/>
     <w:p>
       <w:pPr>
         <w:pStyle w:val="Heading3"/>
@@ -17123,8 +18209,8 @@
         </w:tc>
       </w:tr>
     </w:tbl>
-    <w:bookmarkEnd w:id="57"/>
-    <w:bookmarkStart w:id="58" w:name="req-gen-생성"/>
+    <w:bookmarkEnd w:id="58"/>
+    <w:bookmarkStart w:id="59" w:name="req-gen-생성"/>
     <w:p>
       <w:pPr>
         <w:pStyle w:val="Heading3"/>
@@ -18349,8 +19435,8 @@
         </w:tc>
       </w:tr>
     </w:tbl>
-    <w:bookmarkEnd w:id="58"/>
-    <w:bookmarkStart w:id="59" w:name="req-lyr-작사"/>
+    <w:bookmarkEnd w:id="59"/>
+    <w:bookmarkStart w:id="60" w:name="req-lyr-작사"/>
     <w:p>
       <w:pPr>
         <w:pStyle w:val="Heading3"/>
@@ -18814,8 +19900,8 @@
         </w:tc>
       </w:tr>
     </w:tbl>
-    <w:bookmarkEnd w:id="59"/>
-    <w:bookmarkStart w:id="60" w:name="req-voc-가창"/>
+    <w:bookmarkEnd w:id="60"/>
+    <w:bookmarkStart w:id="61" w:name="req-voc-가창"/>
     <w:p>
       <w:pPr>
         <w:pStyle w:val="Heading3"/>
@@ -19407,8 +20493,8 @@
         </w:tc>
       </w:tr>
     </w:tbl>
-    <w:bookmarkEnd w:id="60"/>
-    <w:bookmarkStart w:id="61" w:name="req-qua-품질-안전"/>
+    <w:bookmarkEnd w:id="61"/>
+    <w:bookmarkStart w:id="62" w:name="req-qua-품질-안전"/>
     <w:p>
       <w:pPr>
         <w:pStyle w:val="Heading3"/>
@@ -20076,8 +21162,8 @@
         </w:tc>
       </w:tr>
     </w:tbl>
-    <w:bookmarkEnd w:id="61"/>
-    <w:bookmarkStart w:id="62" w:name="req-api-서빙"/>
+    <w:bookmarkEnd w:id="62"/>
+    <w:bookmarkStart w:id="63" w:name="req-api-서빙"/>
     <w:p>
       <w:pPr>
         <w:pStyle w:val="Heading3"/>
@@ -20731,8 +21817,8 @@
         </w:tc>
       </w:tr>
     </w:tbl>
-    <w:bookmarkEnd w:id="62"/>
-    <w:bookmarkStart w:id="63" w:name="req-ui-인터페이스"/>
+    <w:bookmarkEnd w:id="63"/>
+    <w:bookmarkStart w:id="64" w:name="req-ui-인터페이스"/>
     <w:p>
       <w:pPr>
         <w:pStyle w:val="Heading3"/>
@@ -21503,8 +22589,8 @@
         </w:tc>
       </w:tr>
     </w:tbl>
-    <w:bookmarkEnd w:id="63"/>
-    <w:bookmarkStart w:id="64" w:name="req-inf-인프라"/>
+    <w:bookmarkEnd w:id="64"/>
+    <w:bookmarkStart w:id="65" w:name="req-inf-인프라"/>
     <w:p>
       <w:pPr>
         <w:pStyle w:val="Heading3"/>
@@ -23420,8 +24506,8 @@
         </w:tc>
       </w:tr>
     </w:tbl>
-    <w:bookmarkEnd w:id="64"/>
-    <w:bookmarkStart w:id="65" w:name="req-evl-평가-검증"/>
+    <w:bookmarkEnd w:id="65"/>
+    <w:bookmarkStart w:id="66" w:name="req-evl-평가-검증"/>
     <w:p>
       <w:pPr>
         <w:pStyle w:val="Heading3"/>
@@ -24497,9 +25583,9 @@
         </w:tc>
       </w:tr>
     </w:tbl>
-    <w:bookmarkEnd w:id="65"/>
     <w:bookmarkEnd w:id="66"/>
-    <w:bookmarkStart w:id="72" w:name="비기능-요구사항-nfr"/>
+    <w:bookmarkEnd w:id="67"/>
+    <w:bookmarkStart w:id="73" w:name="비기능-요구사항-nfr"/>
     <w:p>
       <w:pPr>
         <w:pStyle w:val="Heading2"/>
@@ -24508,7 +25594,7 @@
         <w:t xml:space="preserve">□ 비기능 요구사항 (NFR)</w:t>
       </w:r>
     </w:p>
-    <w:bookmarkStart w:id="67" w:name="정확성-및-안전성-accuracy-safety"/>
+    <w:bookmarkStart w:id="68" w:name="정확성-및-안전성-accuracy-safety"/>
     <w:p>
       <w:pPr>
         <w:pStyle w:val="Heading3"/>
@@ -25021,8 +26107,8 @@
         <w:t xml:space="preserve">이다 — 누설이 보이면 참조 오디오 모드 자체를 끈다.</w:t>
       </w:r>
     </w:p>
-    <w:bookmarkEnd w:id="67"/>
-    <w:bookmarkStart w:id="68" w:name="성능-및-가용성-performance-availability"/>
+    <w:bookmarkEnd w:id="68"/>
+    <w:bookmarkStart w:id="69" w:name="성능-및-가용성-performance-availability"/>
     <w:p>
       <w:pPr>
         <w:pStyle w:val="Heading3"/>
@@ -25463,8 +26549,8 @@
         </w:tc>
       </w:tr>
     </w:tbl>
-    <w:bookmarkEnd w:id="68"/>
-    <w:bookmarkStart w:id="69" w:name="보안-및-법규-준수-security-compliance"/>
+    <w:bookmarkEnd w:id="69"/>
+    <w:bookmarkStart w:id="70" w:name="보안-및-법규-준수-security-compliance"/>
     <w:p>
       <w:pPr>
         <w:pStyle w:val="Heading3"/>
@@ -25932,8 +27018,8 @@
         </w:tc>
       </w:tr>
     </w:tbl>
-    <w:bookmarkEnd w:id="69"/>
-    <w:bookmarkStart w:id="70" w:name="Xad3dd94fe336c981f159c99ef8f67103a17e2ed"/>
+    <w:bookmarkEnd w:id="70"/>
+    <w:bookmarkStart w:id="71" w:name="Xad3dd94fe336c981f159c99ef8f67103a17e2ed"/>
     <w:p>
       <w:pPr>
         <w:pStyle w:val="Heading3"/>
@@ -26569,8 +27655,8 @@
         </w:tc>
       </w:tr>
     </w:tbl>
-    <w:bookmarkEnd w:id="70"/>
-    <w:bookmarkStart w:id="71" w:name="호환성-compatibility"/>
+    <w:bookmarkEnd w:id="71"/>
+    <w:bookmarkStart w:id="72" w:name="호환성-compatibility"/>
     <w:p>
       <w:pPr>
         <w:pStyle w:val="Heading3"/>
@@ -26930,9 +28016,9 @@
         </w:tc>
       </w:tr>
     </w:tbl>
-    <w:bookmarkEnd w:id="71"/>
     <w:bookmarkEnd w:id="72"/>
-    <w:bookmarkStart w:id="73" w:name="제약사항-및-전제"/>
+    <w:bookmarkEnd w:id="73"/>
+    <w:bookmarkStart w:id="74" w:name="제약사항-및-전제"/>
     <w:p>
       <w:pPr>
         <w:pStyle w:val="Heading2"/>
@@ -27764,8 +28850,8 @@
         </w:tc>
       </w:tr>
     </w:tbl>
-    <w:bookmarkEnd w:id="73"/>
-    <w:bookmarkStart w:id="74" w:name="요구사항-변경-이력"/>
+    <w:bookmarkEnd w:id="74"/>
+    <w:bookmarkStart w:id="75" w:name="요구사항-변경-이력"/>
     <w:p>
       <w:pPr>
         <w:pStyle w:val="Heading2"/>
@@ -28284,9 +29370,9 @@
         </w:tc>
       </w:tr>
     </w:tbl>
-    <w:bookmarkEnd w:id="74"/>
     <w:bookmarkEnd w:id="75"/>
-    <w:bookmarkStart w:id="207" w:name="part-iii.-상세-설계서"/>
+    <w:bookmarkEnd w:id="76"/>
+    <w:bookmarkStart w:id="208" w:name="part-iii.-상세-설계서"/>
     <w:p>
       <w:pPr>
         <w:pStyle w:val="Heading1"/>
@@ -28295,7 +29381,7 @@
         <w:t xml:space="preserve">Part III. 상세 설계서</w:t>
       </w:r>
     </w:p>
-    <w:bookmarkStart w:id="86" w:name="시스템-아키텍처"/>
+    <w:bookmarkStart w:id="87" w:name="시스템-아키텍처"/>
     <w:p>
       <w:pPr>
         <w:pStyle w:val="Heading2"/>
@@ -28304,7 +29390,7 @@
         <w:t xml:space="preserve">1. 시스템 아키텍처</w:t>
       </w:r>
     </w:p>
-    <w:bookmarkStart w:id="79" w:name="전체-파이프라인"/>
+    <w:bookmarkStart w:id="80" w:name="전체-파이프라인"/>
     <w:p>
       <w:pPr>
         <w:pStyle w:val="Heading3"/>
@@ -28322,18 +29408,18 @@
           <wp:inline>
             <wp:extent cx="4114800" cy="7593231"/>
             <wp:effectExtent b="0" l="0" r="0" t="0"/>
-            <wp:docPr descr="전체 파이프라인 — 기기 분석 · 기획 · 렌더 · 관문" title="" id="77" name="Picture"/>
+            <wp:docPr descr="전체 파이프라인 — 기기 분석 · 기획 · 렌더 · 관문" title="" id="78" name="Picture"/>
             <a:graphic>
               <a:graphicData uri="http://schemas.openxmlformats.org/drawingml/2006/picture">
                 <pic:pic>
                   <pic:nvPicPr>
-                    <pic:cNvPr descr="/home/fox/projects/hathor/var/proposal/figures/pipeline.png" id="78" name="Picture"/>
+                    <pic:cNvPr descr="/home/fox/projects/hathor/var/proposal/figures/pipeline.png" id="79" name="Picture"/>
                     <pic:cNvPicPr>
                       <a:picLocks noChangeArrowheads="1" noChangeAspect="1"/>
                     </pic:cNvPicPr>
                   </pic:nvPicPr>
                   <pic:blipFill>
-                    <a:blip r:embed="rId76"/>
+                    <a:blip r:embed="rId77"/>
                     <a:stretch>
                       <a:fillRect/>
                     </a:stretch>
@@ -28368,8 +29454,8 @@
         <w:t>[그림 6] 전체 파이프라인 — 기기 분석 · 기획 · 렌더 · 관문</w:t>
       </w:r>
     </w:p>
-    <w:bookmarkEnd w:id="79"/>
-    <w:bookmarkStart w:id="83" w:name="계층-구조-gr-2"/>
+    <w:bookmarkEnd w:id="80"/>
+    <w:bookmarkStart w:id="84" w:name="계층-구조-gr-2"/>
     <w:p>
       <w:pPr>
         <w:pStyle w:val="Heading3"/>
@@ -29252,18 +30338,18 @@
           <wp:inline>
             <wp:extent cx="5334000" cy="5643508"/>
             <wp:effectExtent b="0" l="0" r="0" t="0"/>
-            <wp:docPr descr="계층 구조와 import 계약" title="" id="81" name="Picture"/>
+            <wp:docPr descr="계층 구조와 import 계약" title="" id="82" name="Picture"/>
             <a:graphic>
               <a:graphicData uri="http://schemas.openxmlformats.org/drawingml/2006/picture">
                 <pic:pic>
                   <pic:nvPicPr>
-                    <pic:cNvPr descr="/home/fox/projects/hathor/var/proposal/figures/layers.png" id="82" name="Picture"/>
+                    <pic:cNvPr descr="/home/fox/projects/hathor/var/proposal/figures/layers.png" id="83" name="Picture"/>
                     <pic:cNvPicPr>
                       <a:picLocks noChangeArrowheads="1" noChangeAspect="1"/>
                     </pic:cNvPicPr>
                   </pic:nvPicPr>
                   <pic:blipFill>
-                    <a:blip r:embed="rId80"/>
+                    <a:blip r:embed="rId81"/>
                     <a:stretch>
                       <a:fillRect/>
                     </a:stretch>
@@ -29298,8 +30384,8 @@
         <w:t>[그림 7] 계층 구조와 import 계약</w:t>
       </w:r>
     </w:p>
-    <w:bookmarkEnd w:id="83"/>
-    <w:bookmarkStart w:id="84" w:name="트리거-타이밍-명시적-실행-상시-감시-없음"/>
+    <w:bookmarkEnd w:id="84"/>
+    <w:bookmarkStart w:id="85" w:name="트리거-타이밍-명시적-실행-상시-감시-없음"/>
     <w:p>
       <w:pPr>
         <w:pStyle w:val="Heading3"/>
@@ -29588,8 +30674,8 @@
         <w:t xml:space="preserve">건너뛰기는 P2에서 구현한다.</w:t>
       </w:r>
     </w:p>
-    <w:bookmarkEnd w:id="84"/>
-    <w:bookmarkStart w:id="85" w:name="모듈-경계-로컬-서버"/>
+    <w:bookmarkEnd w:id="85"/>
+    <w:bookmarkStart w:id="86" w:name="모듈-경계-로컬-서버"/>
     <w:p>
       <w:pPr>
         <w:pStyle w:val="Heading3"/>
@@ -30019,9 +31105,9 @@
         <w:t xml:space="preserve">: 서버 수신 스키마에 오디오 바이트 필드를 정의하지 않는다. 필드가 없으면 전송 자체가 불가능하다. 정책이 아니라 타입으로 강제한다.</w:t>
       </w:r>
     </w:p>
-    <w:bookmarkEnd w:id="85"/>
     <w:bookmarkEnd w:id="86"/>
-    <w:bookmarkStart w:id="106" w:name="데이터-설계"/>
+    <w:bookmarkEnd w:id="87"/>
+    <w:bookmarkStart w:id="107" w:name="데이터-설계"/>
     <w:p>
       <w:pPr>
         <w:pStyle w:val="Heading2"/>
@@ -30030,7 +31116,7 @@
         <w:t xml:space="preserve">2. 데이터 설계</w:t>
       </w:r>
     </w:p>
-    <w:bookmarkStart w:id="87" w:name="데이터-규칙-gr-3"/>
+    <w:bookmarkStart w:id="88" w:name="데이터-규칙-gr-3"/>
     <w:p>
       <w:pPr>
         <w:pStyle w:val="Heading3"/>
@@ -31224,8 +32310,8 @@
         </w:tc>
       </w:tr>
     </w:tbl>
-    <w:bookmarkEnd w:id="87"/>
-    <w:bookmarkStart w:id="88" w:name="현재-산출물-저장-p1-p2"/>
+    <w:bookmarkEnd w:id="88"/>
+    <w:bookmarkStart w:id="89" w:name="현재-산출물-저장-p1-p2"/>
     <w:p>
       <w:pPr>
         <w:pStyle w:val="Heading3"/>
@@ -31917,8 +33003,8 @@
         <w:t xml:space="preserve">끝나야 이름을 준다 (D-0216).</w:t>
       </w:r>
     </w:p>
-    <w:bookmarkEnd w:id="88"/>
-    <w:bookmarkStart w:id="89" w:name="개발-코퍼스-실측"/>
+    <w:bookmarkEnd w:id="89"/>
+    <w:bookmarkStart w:id="90" w:name="개발-코퍼스-실측"/>
     <w:p>
       <w:pPr>
         <w:pStyle w:val="Heading3"/>
@@ -32301,8 +33387,8 @@
         <w:t xml:space="preserve">1004곡 전수 · 2026-10-06 실측</w:t>
       </w:r>
     </w:p>
-    <w:bookmarkEnd w:id="89"/>
-    <w:bookmarkStart w:id="93" w:name="id3-프레임-실측-1004곡-전수"/>
+    <w:bookmarkEnd w:id="90"/>
+    <w:bookmarkStart w:id="94" w:name="id3-프레임-실측-1004곡-전수"/>
     <w:p>
       <w:pPr>
         <w:pStyle w:val="Heading3"/>
@@ -33125,18 +34211,18 @@
           <wp:inline>
             <wp:extent cx="5334000" cy="3308166"/>
             <wp:effectExtent b="0" l="0" r="0" t="0"/>
-            <wp:docPr descr="ID3 프레임 보유율 (1004곡 전수)" title="" id="91" name="Picture"/>
+            <wp:docPr descr="ID3 프레임 보유율 (1004곡 전수)" title="" id="92" name="Picture"/>
             <a:graphic>
               <a:graphicData uri="http://schemas.openxmlformats.org/drawingml/2006/picture">
                 <pic:pic>
                   <pic:nvPicPr>
-                    <pic:cNvPr descr="/home/fox/projects/hathor/var/proposal/figures/id3_frames.png" id="92" name="Picture"/>
+                    <pic:cNvPr descr="/home/fox/projects/hathor/var/proposal/figures/id3_frames.png" id="93" name="Picture"/>
                     <pic:cNvPicPr>
                       <a:picLocks noChangeArrowheads="1" noChangeAspect="1"/>
                     </pic:cNvPicPr>
                   </pic:nvPicPr>
                   <pic:blipFill>
-                    <a:blip r:embed="rId90"/>
+                    <a:blip r:embed="rId91"/>
                     <a:stretch>
                       <a:fillRect/>
                     </a:stretch>
@@ -33171,8 +34257,8 @@
         <w:t>[그림 8] ID3 프레임 보유율 (1004곡 전수)</w:t>
       </w:r>
     </w:p>
-    <w:bookmarkEnd w:id="93"/>
-    <w:bookmarkStart w:id="97" w:name="아티스트-표기-실측"/>
+    <w:bookmarkEnd w:id="94"/>
+    <w:bookmarkStart w:id="98" w:name="아티스트-표기-실측"/>
     <w:p>
       <w:pPr>
         <w:pStyle w:val="Heading3"/>
@@ -33676,18 +34762,18 @@
           <wp:inline>
             <wp:extent cx="5334000" cy="1818949"/>
             <wp:effectExtent b="0" l="0" r="0" t="0"/>
-            <wp:docPr descr="아티스트 표기 구성" title="" id="95" name="Picture"/>
+            <wp:docPr descr="아티스트 표기 구성" title="" id="96" name="Picture"/>
             <a:graphic>
               <a:graphicData uri="http://schemas.openxmlformats.org/drawingml/2006/picture">
                 <pic:pic>
                   <pic:nvPicPr>
-                    <pic:cNvPr descr="/home/fox/projects/hathor/var/proposal/figures/artist_notation.png" id="96" name="Picture"/>
+                    <pic:cNvPr descr="/home/fox/projects/hathor/var/proposal/figures/artist_notation.png" id="97" name="Picture"/>
                     <pic:cNvPicPr>
                       <a:picLocks noChangeArrowheads="1" noChangeAspect="1"/>
                     </pic:cNvPicPr>
                   </pic:nvPicPr>
                   <pic:blipFill>
-                    <a:blip r:embed="rId94"/>
+                    <a:blip r:embed="rId95"/>
                     <a:stretch>
                       <a:fillRect/>
                     </a:stretch>
@@ -33722,8 +34808,8 @@
         <w:t>[그림 9] 아티스트 표기 구성</w:t>
       </w:r>
     </w:p>
-    <w:bookmarkEnd w:id="97"/>
-    <w:bookmarkStart w:id="98" w:name="박-실측"/>
+    <w:bookmarkEnd w:id="98"/>
+    <w:bookmarkStart w:id="99" w:name="박-실측"/>
     <w:p>
       <w:pPr>
         <w:pStyle w:val="Heading3"/>
@@ -34539,8 +35625,8 @@
         <w:t xml:space="preserve">그것을 전제해야 한다.</w:t>
       </w:r>
     </w:p>
-    <w:bookmarkEnd w:id="98"/>
-    <w:bookmarkStart w:id="99" w:name="반쪽-나누기-실측"/>
+    <w:bookmarkEnd w:id="99"/>
+    <w:bookmarkStart w:id="100" w:name="반쪽-나누기-실측"/>
     <w:p>
       <w:pPr>
         <w:pStyle w:val="Heading3"/>
@@ -35490,8 +36576,8 @@
         <w:t xml:space="preserve">가 됐다 (D-0409).</w:t>
       </w:r>
     </w:p>
-    <w:bookmarkEnd w:id="99"/>
-    <w:bookmarkStart w:id="100" w:name="좌표-없는-정규화-식별자-체계"/>
+    <w:bookmarkEnd w:id="100"/>
+    <w:bookmarkStart w:id="101" w:name="좌표-없는-정규화-식별자-체계"/>
     <w:p>
       <w:pPr>
         <w:pStyle w:val="Heading3"/>
@@ -35976,8 +37062,8 @@
         <w:t xml:space="preserve">절대경로를 쓰지 않는 이유는 기기마다 라이브러리 루트가 달라 산출물 동일성이 깨지기 때문이다.</w:t>
       </w:r>
     </w:p>
-    <w:bookmarkEnd w:id="100"/>
-    <w:bookmarkStart w:id="105" w:name="테이블-명세-주요-p4-설계-미구현"/>
+    <w:bookmarkEnd w:id="101"/>
+    <w:bookmarkStart w:id="106" w:name="테이블-명세-주요-p4-설계-미구현"/>
     <w:p>
       <w:pPr>
         <w:pStyle w:val="Heading3"/>
@@ -36149,18 +37235,18 @@
           <wp:inline>
             <wp:extent cx="5334000" cy="6923726"/>
             <wp:effectExtent b="0" l="0" r="0" t="0"/>
-            <wp:docPr descr="ERD — P4 설계" title="" id="102" name="Picture"/>
+            <wp:docPr descr="ERD — P4 설계" title="" id="103" name="Picture"/>
             <a:graphic>
               <a:graphicData uri="http://schemas.openxmlformats.org/drawingml/2006/picture">
                 <pic:pic>
                   <pic:nvPicPr>
-                    <pic:cNvPr descr="/home/fox/projects/hathor/var/proposal/figures/erd.png" id="103" name="Picture"/>
+                    <pic:cNvPr descr="/home/fox/projects/hathor/var/proposal/figures/erd.png" id="104" name="Picture"/>
                     <pic:cNvPicPr>
                       <a:picLocks noChangeArrowheads="1" noChangeAspect="1"/>
                     </pic:cNvPicPr>
                   </pic:nvPicPr>
                   <pic:blipFill>
-                    <a:blip r:embed="rId101"/>
+                    <a:blip r:embed="rId102"/>
                     <a:stretch>
                       <a:fillRect/>
                     </a:stretch>
@@ -37943,7 +39029,7 @@
         <w:t xml:space="preserve">이었다 (D-0126).</w:t>
       </w:r>
     </w:p>
-    <w:bookmarkStart w:id="104" w:name="취향-쪽-테이블"/>
+    <w:bookmarkStart w:id="105" w:name="취향-쪽-테이블"/>
     <w:p>
       <w:pPr>
         <w:pStyle w:val="Heading4"/>
@@ -39177,10 +40263,10 @@
         <w:t xml:space="preserve">.</w:t>
       </w:r>
     </w:p>
-    <w:bookmarkEnd w:id="104"/>
     <w:bookmarkEnd w:id="105"/>
     <w:bookmarkEnd w:id="106"/>
-    <w:bookmarkStart w:id="121" w:name="인제스트-상세-설계"/>
+    <w:bookmarkEnd w:id="107"/>
+    <w:bookmarkStart w:id="122" w:name="인제스트-상세-설계"/>
     <w:p>
       <w:pPr>
         <w:pStyle w:val="Heading2"/>
@@ -39189,7 +40275,7 @@
         <w:t xml:space="preserve">3. 인제스트 상세 설계</w:t>
       </w:r>
     </w:p>
-    <w:bookmarkStart w:id="110" w:name="처리-순서"/>
+    <w:bookmarkStart w:id="111" w:name="처리-순서"/>
     <w:p>
       <w:pPr>
         <w:pStyle w:val="Heading3"/>
@@ -39207,18 +40293,18 @@
           <wp:inline>
             <wp:extent cx="4251960" cy="7593619"/>
             <wp:effectExtent b="0" l="0" r="0" t="0"/>
-            <wp:docPr descr="인제스트 처리 순서" title="" id="108" name="Picture"/>
+            <wp:docPr descr="인제스트 처리 순서" title="" id="109" name="Picture"/>
             <a:graphic>
               <a:graphicData uri="http://schemas.openxmlformats.org/drawingml/2006/picture">
                 <pic:pic>
                   <pic:nvPicPr>
-                    <pic:cNvPr descr="/home/fox/projects/hathor/var/proposal/figures/ingest_flow.png" id="109" name="Picture"/>
+                    <pic:cNvPr descr="/home/fox/projects/hathor/var/proposal/figures/ingest_flow.png" id="110" name="Picture"/>
                     <pic:cNvPicPr>
                       <a:picLocks noChangeArrowheads="1" noChangeAspect="1"/>
                     </pic:cNvPicPr>
                   </pic:nvPicPr>
                   <pic:blipFill>
-                    <a:blip r:embed="rId107"/>
+                    <a:blip r:embed="rId108"/>
                     <a:stretch>
                       <a:fillRect/>
                     </a:stretch>
@@ -39253,8 +40339,8 @@
         <w:t>[그림 11] 인제스트 처리 순서</w:t>
       </w:r>
     </w:p>
-    <w:bookmarkEnd w:id="110"/>
-    <w:bookmarkStart w:id="111" w:name="실패-분류"/>
+    <w:bookmarkEnd w:id="111"/>
+    <w:bookmarkStart w:id="112" w:name="실패-분류"/>
     <w:p>
       <w:pPr>
         <w:pStyle w:val="Heading3"/>
@@ -39565,8 +40651,8 @@
         <w:t xml:space="preserve">: 어떤 단일 파일도 전체 순회를 중단시키지 않는다. 프로세스 종료 코드는 실패율이 임계를 넘을 때만 비정상이 된다.</w:t>
       </w:r>
     </w:p>
-    <w:bookmarkEnd w:id="111"/>
-    <w:bookmarkStart w:id="115" w:name="델타-이벤트"/>
+    <w:bookmarkEnd w:id="112"/>
+    <w:bookmarkStart w:id="116" w:name="델타-이벤트"/>
     <w:p>
       <w:pPr>
         <w:pStyle w:val="Heading3"/>
@@ -39939,18 +41025,18 @@
           <wp:inline>
             <wp:extent cx="5334000" cy="2221026"/>
             <wp:effectExtent b="0" l="0" r="0" t="0"/>
-            <wp:docPr descr="델타 판정 — 재스캔 이벤트 넷" title="" id="113" name="Picture"/>
+            <wp:docPr descr="델타 판정 — 재스캔 이벤트 넷" title="" id="114" name="Picture"/>
             <a:graphic>
               <a:graphicData uri="http://schemas.openxmlformats.org/drawingml/2006/picture">
                 <pic:pic>
                   <pic:nvPicPr>
-                    <pic:cNvPr descr="/home/fox/projects/hathor/var/proposal/figures/delta_states.png" id="114" name="Picture"/>
+                    <pic:cNvPr descr="/home/fox/projects/hathor/var/proposal/figures/delta_states.png" id="115" name="Picture"/>
                     <pic:cNvPicPr>
                       <a:picLocks noChangeArrowheads="1" noChangeAspect="1"/>
                     </pic:cNvPicPr>
                   </pic:nvPicPr>
                   <pic:blipFill>
-                    <a:blip r:embed="rId112"/>
+                    <a:blip r:embed="rId113"/>
                     <a:stretch>
                       <a:fillRect/>
                     </a:stretch>
@@ -39985,8 +41071,8 @@
         <w:t>[그림 12] 델타 판정 — 재스캔 이벤트 넷</w:t>
       </w:r>
     </w:p>
-    <w:bookmarkEnd w:id="115"/>
-    <w:bookmarkStart w:id="116" w:name="아티스트-파서"/>
+    <w:bookmarkEnd w:id="116"/>
+    <w:bookmarkStart w:id="117" w:name="아티스트-파서"/>
     <w:p>
       <w:pPr>
         <w:pStyle w:val="Heading3"/>
@@ -40524,8 +41610,8 @@
         </w:tc>
       </w:tr>
     </w:tbl>
-    <w:bookmarkEnd w:id="116"/>
-    <w:bookmarkStart w:id="120" w:name="musicbrainz-조회-개선-이력-d-0019"/>
+    <w:bookmarkEnd w:id="117"/>
+    <w:bookmarkStart w:id="121" w:name="musicbrainz-조회-개선-이력-d-0019"/>
     <w:p>
       <w:pPr>
         <w:pStyle w:val="Heading3"/>
@@ -40847,18 +41933,18 @@
           <wp:inline>
             <wp:extent cx="5334000" cy="2152387"/>
             <wp:effectExtent b="0" l="0" r="0" t="0"/>
-            <wp:docPr descr="MusicBrainz 곡 조회 성공률 개선" title="" id="118" name="Picture"/>
+            <wp:docPr descr="MusicBrainz 곡 조회 성공률 개선" title="" id="119" name="Picture"/>
             <a:graphic>
               <a:graphicData uri="http://schemas.openxmlformats.org/drawingml/2006/picture">
                 <pic:pic>
                   <pic:nvPicPr>
-                    <pic:cNvPr descr="/home/fox/projects/hathor/var/proposal/figures/musicbrainz.png" id="119" name="Picture"/>
+                    <pic:cNvPr descr="/home/fox/projects/hathor/var/proposal/figures/musicbrainz.png" id="120" name="Picture"/>
                     <pic:cNvPicPr>
                       <a:picLocks noChangeArrowheads="1" noChangeAspect="1"/>
                     </pic:cNvPicPr>
                   </pic:nvPicPr>
                   <pic:blipFill>
-                    <a:blip r:embed="rId117"/>
+                    <a:blip r:embed="rId118"/>
                     <a:stretch>
                       <a:fillRect/>
                     </a:stretch>
@@ -40893,9 +41979,9 @@
         <w:t>[그림 13] MusicBrainz 곡 조회 성공률 개선</w:t>
       </w:r>
     </w:p>
-    <w:bookmarkEnd w:id="120"/>
     <w:bookmarkEnd w:id="121"/>
-    <w:bookmarkStart w:id="125" w:name="축-특징-설계"/>
+    <w:bookmarkEnd w:id="122"/>
+    <w:bookmarkStart w:id="126" w:name="축-특징-설계"/>
     <w:p>
       <w:pPr>
         <w:pStyle w:val="Heading2"/>
@@ -41685,18 +42771,18 @@
           <wp:inline>
             <wp:extent cx="5334000" cy="3124463"/>
             <wp:effectExtent b="0" l="0" r="0" t="0"/>
-            <wp:docPr descr="4축과 모델 — 스템 분리가 편곡 · 가창의 전제다" title="" id="123" name="Picture"/>
+            <wp:docPr descr="4축과 모델 — 스템 분리가 편곡 · 가창의 전제다" title="" id="124" name="Picture"/>
             <a:graphic>
               <a:graphicData uri="http://schemas.openxmlformats.org/drawingml/2006/picture">
                 <pic:pic>
                   <pic:nvPicPr>
-                    <pic:cNvPr descr="/home/fox/projects/hathor/var/proposal/figures/axes.png" id="124" name="Picture"/>
+                    <pic:cNvPr descr="/home/fox/projects/hathor/var/proposal/figures/axes.png" id="125" name="Picture"/>
                     <pic:cNvPicPr>
                       <a:picLocks noChangeArrowheads="1" noChangeAspect="1"/>
                     </pic:cNvPicPr>
                   </pic:nvPicPr>
                   <pic:blipFill>
-                    <a:blip r:embed="rId122"/>
+                    <a:blip r:embed="rId123"/>
                     <a:stretch>
                       <a:fillRect/>
                     </a:stretch>
@@ -41731,8 +42817,8 @@
         <w:t>[그림 14] 4축과 모델 — 스템 분리가 편곡 · 가창의 전제다</w:t>
       </w:r>
     </w:p>
-    <w:bookmarkEnd w:id="125"/>
-    <w:bookmarkStart w:id="133" w:name="취향-모델-설계"/>
+    <w:bookmarkEnd w:id="126"/>
+    <w:bookmarkStart w:id="134" w:name="취향-모델-설계"/>
     <w:p>
       <w:pPr>
         <w:pStyle w:val="Heading2"/>
@@ -41784,7 +42870,7 @@
         <w:t xml:space="preserve">길은 세 번 다 라이선스·커버리지에 막혔다 (D-0215 · D-0216 · O-67).</w:t>
       </w:r>
     </w:p>
-    <w:bookmarkStart w:id="126" w:name="문제-재정의"/>
+    <w:bookmarkStart w:id="127" w:name="문제-재정의"/>
     <w:p>
       <w:pPr>
         <w:pStyle w:val="Heading3"/>
@@ -42019,8 +43105,8 @@
         <w:t xml:space="preserve">는 양성만으로 성립한다. 균일 양성 데이터가 결함이 아니라 전제가 된다.</w:t>
       </w:r>
     </w:p>
-    <w:bookmarkEnd w:id="126"/>
-    <w:bookmarkStart w:id="130" w:name="취향-신호-3층"/>
+    <w:bookmarkEnd w:id="127"/>
+    <w:bookmarkStart w:id="131" w:name="취향-신호-3층"/>
     <w:p>
       <w:pPr>
         <w:pStyle w:val="Heading3"/>
@@ -42373,18 +43459,18 @@
           <wp:inline>
             <wp:extent cx="5334000" cy="3061854"/>
             <wp:effectExtent b="0" l="0" r="0" t="0"/>
-            <wp:docPr descr="취향 신호 3층" title="" id="128" name="Picture"/>
+            <wp:docPr descr="취향 신호 3층" title="" id="129" name="Picture"/>
             <a:graphic>
               <a:graphicData uri="http://schemas.openxmlformats.org/drawingml/2006/picture">
                 <pic:pic>
                   <pic:nvPicPr>
-                    <pic:cNvPr descr="/home/fox/projects/hathor/var/proposal/figures/taste_layers.png" id="129" name="Picture"/>
+                    <pic:cNvPr descr="/home/fox/projects/hathor/var/proposal/figures/taste_layers.png" id="130" name="Picture"/>
                     <pic:cNvPicPr>
                       <a:picLocks noChangeArrowheads="1" noChangeAspect="1"/>
                     </pic:cNvPicPr>
                   </pic:nvPicPr>
                   <pic:blipFill>
-                    <a:blip r:embed="rId127"/>
+                    <a:blip r:embed="rId128"/>
                     <a:stretch>
                       <a:fillRect/>
                     </a:stretch>
@@ -42419,8 +43505,8 @@
         <w:t>[그림 15] 취향 신호 3층</w:t>
       </w:r>
     </w:p>
-    <w:bookmarkEnd w:id="130"/>
-    <w:bookmarkStart w:id="131" w:name="쌍대비교"/>
+    <w:bookmarkEnd w:id="131"/>
+    <w:bookmarkStart w:id="132" w:name="쌍대비교"/>
     <w:p>
       <w:pPr>
         <w:pStyle w:val="Heading3"/>
@@ -42696,8 +43782,8 @@
         <w:t xml:space="preserve">: 본 기법은 랜덤 포레스트가 아니다. 문서·발표에서 혼용하지 않는다.</w:t>
       </w:r>
     </w:p>
-    <w:bookmarkEnd w:id="131"/>
-    <w:bookmarkStart w:id="132" w:name="축별-분해"/>
+    <w:bookmarkEnd w:id="132"/>
+    <w:bookmarkStart w:id="133" w:name="축별-분해"/>
     <w:p>
       <w:pPr>
         <w:pStyle w:val="Heading3"/>
@@ -42714,9 +43800,9 @@
         <w:t xml:space="preserve">취향 벡터는 4축 각각에 대해 독립적으로 산출한다. 사용자가 발라드 멜로디를 선호하면서 힙합 편곡을 선호하는 것은 모순이 아니며, 축을 합치면 이 정보가 소실된다.</w:t>
       </w:r>
     </w:p>
-    <w:bookmarkEnd w:id="132"/>
     <w:bookmarkEnd w:id="133"/>
-    <w:bookmarkStart w:id="158" w:name="생성-파이프라인-설계"/>
+    <w:bookmarkEnd w:id="134"/>
+    <w:bookmarkStart w:id="159" w:name="생성-파이프라인-설계"/>
     <w:p>
       <w:pPr>
         <w:pStyle w:val="Heading2"/>
@@ -42725,7 +43811,7 @@
         <w:t xml:space="preserve">6. 생성 파이프라인 설계</w:t>
       </w:r>
     </w:p>
-    <w:bookmarkStart w:id="137" w:name="기획과-렌더를-나눈다"/>
+    <w:bookmarkStart w:id="138" w:name="기획과-렌더를-나눈다"/>
     <w:p>
       <w:pPr>
         <w:pStyle w:val="Heading3"/>
@@ -42783,18 +43869,18 @@
           <wp:inline>
             <wp:extent cx="2414016" cy="7580704"/>
             <wp:effectExtent b="0" l="0" r="0" t="0"/>
-            <wp:docPr descr="hathor가 기획하고 엔진이 소리를 입힌다" title="" id="135" name="Picture"/>
+            <wp:docPr descr="hathor가 기획하고 엔진이 소리를 입힌다" title="" id="136" name="Picture"/>
             <a:graphic>
               <a:graphicData uri="http://schemas.openxmlformats.org/drawingml/2006/picture">
                 <pic:pic>
                   <pic:nvPicPr>
-                    <pic:cNvPr descr="/home/fox/projects/hathor/var/proposal/figures/plan_render.png" id="136" name="Picture"/>
+                    <pic:cNvPr descr="/home/fox/projects/hathor/var/proposal/figures/plan_render.png" id="137" name="Picture"/>
                     <pic:cNvPicPr>
                       <a:picLocks noChangeArrowheads="1" noChangeAspect="1"/>
                     </pic:cNvPicPr>
                   </pic:nvPicPr>
                   <pic:blipFill>
-                    <a:blip r:embed="rId134"/>
+                    <a:blip r:embed="rId135"/>
                     <a:stretch>
                       <a:fillRect/>
                     </a:stretch>
@@ -42872,8 +43958,8 @@
         <w:t xml:space="preserve">라 적는다 (D-0218).</w:t>
       </w:r>
     </w:p>
-    <w:bookmarkEnd w:id="137"/>
-    <w:bookmarkStart w:id="138" w:name="결정성"/>
+    <w:bookmarkEnd w:id="138"/>
+    <w:bookmarkStart w:id="139" w:name="결정성"/>
     <w:p>
       <w:pPr>
         <w:pStyle w:val="Heading3"/>
@@ -42937,8 +44023,8 @@
         <w:t xml:space="preserve">결정론은 기획(조건)까지만 보장한다 (O-65).</w:t>
       </w:r>
     </w:p>
-    <w:bookmarkEnd w:id="138"/>
-    <w:bookmarkStart w:id="142" w:name="엔진-선정-서류-관문-d-0217"/>
+    <w:bookmarkEnd w:id="139"/>
+    <w:bookmarkStart w:id="143" w:name="엔진-선정-서류-관문-d-0217"/>
     <w:p>
       <w:pPr>
         <w:pStyle w:val="Heading3"/>
@@ -43885,18 +44971,18 @@
           <wp:inline>
             <wp:extent cx="5334000" cy="2687532"/>
             <wp:effectExtent b="0" l="0" r="0" t="0"/>
-            <wp:docPr descr="엔진 서류 관문 — 일곱에서 둘로" title="" id="140" name="Picture"/>
+            <wp:docPr descr="엔진 서류 관문 — 일곱에서 둘로" title="" id="141" name="Picture"/>
             <a:graphic>
               <a:graphicData uri="http://schemas.openxmlformats.org/drawingml/2006/picture">
                 <pic:pic>
                   <pic:nvPicPr>
-                    <pic:cNvPr descr="/home/fox/projects/hathor/var/proposal/figures/engine_funnel.png" id="141" name="Picture"/>
+                    <pic:cNvPr descr="/home/fox/projects/hathor/var/proposal/figures/engine_funnel.png" id="142" name="Picture"/>
                     <pic:cNvPicPr>
                       <a:picLocks noChangeArrowheads="1" noChangeAspect="1"/>
                     </pic:cNvPicPr>
                   </pic:nvPicPr>
                   <pic:blipFill>
-                    <a:blip r:embed="rId139"/>
+                    <a:blip r:embed="rId140"/>
                     <a:stretch>
                       <a:fillRect/>
                     </a:stretch>
@@ -43931,8 +45017,8 @@
         <w:t>[그림 17] 엔진 서류 관문 — 일곱에서 둘로</w:t>
       </w:r>
     </w:p>
-    <w:bookmarkEnd w:id="142"/>
-    <w:bookmarkStart w:id="146" w:name="실측-관문-착수-전에-적었다-d-0217"/>
+    <w:bookmarkEnd w:id="143"/>
+    <w:bookmarkStart w:id="147" w:name="실측-관문-착수-전에-적었다-d-0217"/>
     <w:p>
       <w:pPr>
         <w:pStyle w:val="Heading3"/>
@@ -44302,18 +45388,18 @@
           <wp:inline>
             <wp:extent cx="5334000" cy="5481519"/>
             <wp:effectExtent b="0" l="0" r="0" t="0"/>
-            <wp:docPr descr="엔진 실측 관문 G0 ~ G3" title="" id="144" name="Picture"/>
+            <wp:docPr descr="엔진 실측 관문 G0 ~ G3" title="" id="145" name="Picture"/>
             <a:graphic>
               <a:graphicData uri="http://schemas.openxmlformats.org/drawingml/2006/picture">
                 <pic:pic>
                   <pic:nvPicPr>
-                    <pic:cNvPr descr="/home/fox/projects/hathor/var/proposal/figures/engine_gates.png" id="145" name="Picture"/>
+                    <pic:cNvPr descr="/home/fox/projects/hathor/var/proposal/figures/engine_gates.png" id="146" name="Picture"/>
                     <pic:cNvPicPr>
                       <a:picLocks noChangeArrowheads="1" noChangeAspect="1"/>
                     </pic:cNvPicPr>
                   </pic:nvPicPr>
                   <pic:blipFill>
-                    <a:blip r:embed="rId143"/>
+                    <a:blip r:embed="rId144"/>
                     <a:stretch>
                       <a:fillRect/>
                     </a:stretch>
@@ -44348,8 +45434,8 @@
         <w:t>[그림 18] 엔진 실측 관문 G0 ~ G3</w:t>
       </w:r>
     </w:p>
-    <w:bookmarkEnd w:id="146"/>
-    <w:bookmarkStart w:id="150" w:name="g0-실측-기기가-떨어졌다-d-0218"/>
+    <w:bookmarkEnd w:id="147"/>
+    <w:bookmarkStart w:id="151" w:name="g0-실측-기기가-떨어졌다-d-0218"/>
     <w:p>
       <w:pPr>
         <w:pStyle w:val="Heading3"/>
@@ -44687,18 +45773,18 @@
           <wp:inline>
             <wp:extent cx="5334000" cy="2007123"/>
             <wp:effectExtent b="0" l="0" r="0" t="0"/>
-            <wp:docPr descr="G0 실측 — fp16 NaN · fp32 메모리 부족" title="" id="148" name="Picture"/>
+            <wp:docPr descr="G0 실측 — fp16 NaN · fp32 메모리 부족" title="" id="149" name="Picture"/>
             <a:graphic>
               <a:graphicData uri="http://schemas.openxmlformats.org/drawingml/2006/picture">
                 <pic:pic>
                   <pic:nvPicPr>
-                    <pic:cNvPr descr="/home/fox/projects/hathor/var/proposal/figures/g0_runs.png" id="149" name="Picture"/>
+                    <pic:cNvPr descr="/home/fox/projects/hathor/var/proposal/figures/g0_runs.png" id="150" name="Picture"/>
                     <pic:cNvPicPr>
                       <a:picLocks noChangeArrowheads="1" noChangeAspect="1"/>
                     </pic:cNvPicPr>
                   </pic:nvPicPr>
                   <pic:blipFill>
-                    <a:blip r:embed="rId147"/>
+                    <a:blip r:embed="rId148"/>
                     <a:stretch>
                       <a:fillRect/>
                     </a:stretch>
@@ -44733,8 +45819,8 @@
         <w:t>[그림 19] G0 실측 — fp16 NaN · fp32 메모리 부족</w:t>
       </w:r>
     </w:p>
-    <w:bookmarkEnd w:id="150"/>
-    <w:bookmarkStart w:id="157" w:name="청취-판정-이력"/>
+    <w:bookmarkEnd w:id="151"/>
+    <w:bookmarkStart w:id="158" w:name="청취-판정-이력"/>
     <w:p>
       <w:pPr>
         <w:pStyle w:val="Heading3"/>
@@ -45247,18 +46333,18 @@
           <wp:inline>
             <wp:extent cx="5334000" cy="2490192"/>
             <wp:effectExtent b="0" l="0" r="0" t="0"/>
-            <wp:docPr descr="청취 판정 이력" title="" id="152" name="Picture"/>
+            <wp:docPr descr="청취 판정 이력" title="" id="153" name="Picture"/>
             <a:graphic>
               <a:graphicData uri="http://schemas.openxmlformats.org/drawingml/2006/picture">
                 <pic:pic>
                   <pic:nvPicPr>
-                    <pic:cNvPr descr="/home/fox/projects/hathor/var/proposal/figures/listening.png" id="153" name="Picture"/>
+                    <pic:cNvPr descr="/home/fox/projects/hathor/var/proposal/figures/listening.png" id="154" name="Picture"/>
                     <pic:cNvPicPr>
                       <a:picLocks noChangeArrowheads="1" noChangeAspect="1"/>
                     </pic:cNvPicPr>
                   </pic:nvPicPr>
                   <pic:blipFill>
-                    <a:blip r:embed="rId151"/>
+                    <a:blip r:embed="rId152"/>
                     <a:stretch>
                       <a:fillRect/>
                     </a:stretch>
@@ -45302,18 +46388,18 @@
           <wp:inline>
             <wp:extent cx="5334000" cy="1730949"/>
             <wp:effectExtent b="0" l="0" r="0" t="0"/>
-            <wp:docPr descr="성부 진행 전후 (D-0137)" title="" id="155" name="Picture"/>
+            <wp:docPr descr="성부 진행 전후 (D-0137)" title="" id="156" name="Picture"/>
             <a:graphic>
               <a:graphicData uri="http://schemas.openxmlformats.org/drawingml/2006/picture">
                 <pic:pic>
                   <pic:nvPicPr>
-                    <pic:cNvPr descr="/home/fox/projects/hathor/var/proposal/figures/voice_leading.png" id="156" name="Picture"/>
+                    <pic:cNvPr descr="/home/fox/projects/hathor/var/proposal/figures/voice_leading.png" id="157" name="Picture"/>
                     <pic:cNvPicPr>
                       <a:picLocks noChangeArrowheads="1" noChangeAspect="1"/>
                     </pic:cNvPicPr>
                   </pic:nvPicPr>
                   <pic:blipFill>
-                    <a:blip r:embed="rId154"/>
+                    <a:blip r:embed="rId155"/>
                     <a:stretch>
                       <a:fillRect/>
                     </a:stretch>
@@ -45348,9 +46434,9 @@
         <w:t>[그림 21] 성부 진행 전후 (D-0137)</w:t>
       </w:r>
     </w:p>
-    <w:bookmarkEnd w:id="157"/>
     <w:bookmarkEnd w:id="158"/>
-    <w:bookmarkStart w:id="164" w:name="가창-및-안전-게이트-설계"/>
+    <w:bookmarkEnd w:id="159"/>
+    <w:bookmarkStart w:id="165" w:name="가창-및-안전-게이트-설계"/>
     <w:p>
       <w:pPr>
         <w:pStyle w:val="Heading2"/>
@@ -45359,7 +46445,7 @@
         <w:t xml:space="preserve">7. 가창 및 안전 게이트 설계</w:t>
       </w:r>
     </w:p>
-    <w:bookmarkStart w:id="159" w:name="가창은-엔진이-입힌다"/>
+    <w:bookmarkStart w:id="160" w:name="가창은-엔진이-입힌다"/>
     <w:p>
       <w:pPr>
         <w:pStyle w:val="Heading3"/>
@@ -45408,8 +46494,8 @@
         <w:t xml:space="preserve">(D-0003).</w:t>
       </w:r>
     </w:p>
-    <w:bookmarkEnd w:id="159"/>
-    <w:bookmarkStart w:id="163" w:name="음색-누설-관문-g2"/>
+    <w:bookmarkEnd w:id="160"/>
+    <w:bookmarkStart w:id="164" w:name="음색-누설-관문-g2"/>
     <w:p>
       <w:pPr>
         <w:pStyle w:val="Heading3"/>
@@ -45461,18 +46547,18 @@
           <wp:inline>
             <wp:extent cx="5334000" cy="6559378"/>
             <wp:effectExtent b="0" l="0" r="0" t="0"/>
-            <wp:docPr descr="음색 누설 관문 G2" title="" id="161" name="Picture"/>
+            <wp:docPr descr="음색 누설 관문 G2" title="" id="162" name="Picture"/>
             <a:graphic>
               <a:graphicData uri="http://schemas.openxmlformats.org/drawingml/2006/picture">
                 <pic:pic>
                   <pic:nvPicPr>
-                    <pic:cNvPr descr="/home/fox/projects/hathor/var/proposal/figures/leak_gate.png" id="162" name="Picture"/>
+                    <pic:cNvPr descr="/home/fox/projects/hathor/var/proposal/figures/leak_gate.png" id="163" name="Picture"/>
                     <pic:cNvPicPr>
                       <a:picLocks noChangeArrowheads="1" noChangeAspect="1"/>
                     </pic:cNvPicPr>
                   </pic:nvPicPr>
                   <pic:blipFill>
-                    <a:blip r:embed="rId160"/>
+                    <a:blip r:embed="rId161"/>
                     <a:stretch>
                       <a:fillRect/>
                     </a:stretch>
@@ -45575,9 +46661,9 @@
         <w:t xml:space="preserve">을 금지한다.</w:t>
       </w:r>
     </w:p>
-    <w:bookmarkEnd w:id="163"/>
     <w:bookmarkEnd w:id="164"/>
-    <w:bookmarkStart w:id="168" w:name="로컬-에이전트-설계"/>
+    <w:bookmarkEnd w:id="165"/>
+    <w:bookmarkStart w:id="169" w:name="로컬-에이전트-설계"/>
     <w:p>
       <w:pPr>
         <w:pStyle w:val="Heading2"/>
@@ -45604,7 +46690,7 @@
         <w:t xml:space="preserve">지금 강제되고 있는 것은 전송 경계 하나다 — 서버가 없어도 구멍은 셀 수 있다 (D-0134).</w:t>
       </w:r>
     </w:p>
-    <w:bookmarkStart w:id="165" w:name="구성"/>
+    <w:bookmarkStart w:id="166" w:name="구성"/>
     <w:p>
       <w:pPr>
         <w:pStyle w:val="Heading3"/>
@@ -45932,8 +47018,8 @@
         <w:t xml:space="preserve">넘는다. 이미 구현된 인제스트 코드를 그대로 재사용한다.</w:t>
       </w:r>
     </w:p>
-    <w:bookmarkEnd w:id="165"/>
-    <w:bookmarkStart w:id="166" w:name="작업-관리"/>
+    <w:bookmarkEnd w:id="166"/>
+    <w:bookmarkStart w:id="167" w:name="작업-관리"/>
     <w:p>
       <w:pPr>
         <w:pStyle w:val="Heading3"/>
@@ -46187,8 +47273,8 @@
         </w:tc>
       </w:tr>
     </w:tbl>
-    <w:bookmarkEnd w:id="166"/>
-    <w:bookmarkStart w:id="167" w:name="전송-경계-강제"/>
+    <w:bookmarkEnd w:id="167"/>
+    <w:bookmarkStart w:id="168" w:name="전송-경계-강제"/>
     <w:p>
       <w:pPr>
         <w:pStyle w:val="Heading3"/>
@@ -46400,9 +47486,9 @@
         <w:t xml:space="preserve">MLflow · Prefect 2곳은 로컬 주소가 아니면 거절하며 둘의 사용 통계도 끈다 (D-0224).</w:t>
       </w:r>
     </w:p>
-    <w:bookmarkEnd w:id="167"/>
     <w:bookmarkEnd w:id="168"/>
-    <w:bookmarkStart w:id="169" w:name="서빙-api-명세-개요"/>
+    <w:bookmarkEnd w:id="169"/>
+    <w:bookmarkStart w:id="170" w:name="서빙-api-명세-개요"/>
     <w:p>
       <w:pPr>
         <w:pStyle w:val="Heading2"/>
@@ -46957,8 +48043,8 @@
         <w:t xml:space="preserve">전체 스키마는 OpenAPI로 문서화한다.</w:t>
       </w:r>
     </w:p>
-    <w:bookmarkEnd w:id="169"/>
-    <w:bookmarkStart w:id="189" w:name="평가-설계"/>
+    <w:bookmarkEnd w:id="170"/>
+    <w:bookmarkStart w:id="190" w:name="평가-설계"/>
     <w:p>
       <w:pPr>
         <w:pStyle w:val="Heading2"/>
@@ -46967,7 +48053,7 @@
         <w:t xml:space="preserve">10. 평가 설계</w:t>
       </w:r>
     </w:p>
-    <w:bookmarkStart w:id="173" w:name="지표"/>
+    <w:bookmarkStart w:id="174" w:name="지표"/>
     <w:p>
       <w:pPr>
         <w:pStyle w:val="Heading3"/>
@@ -50040,18 +51126,18 @@
           <wp:inline>
             <wp:extent cx="5334000" cy="2441130"/>
             <wp:effectExtent b="0" l="0" r="0" t="0"/>
-            <wp:docPr descr="검색 평가 — 무작위 대비" title="" id="171" name="Picture"/>
+            <wp:docPr descr="검색 평가 — 무작위 대비" title="" id="172" name="Picture"/>
             <a:graphic>
               <a:graphicData uri="http://schemas.openxmlformats.org/drawingml/2006/picture">
                 <pic:pic>
                   <pic:nvPicPr>
-                    <pic:cNvPr descr="/home/fox/projects/hathor/var/proposal/figures/retrieval.png" id="172" name="Picture"/>
+                    <pic:cNvPr descr="/home/fox/projects/hathor/var/proposal/figures/retrieval.png" id="173" name="Picture"/>
                     <pic:cNvPicPr>
                       <a:picLocks noChangeArrowheads="1" noChangeAspect="1"/>
                     </pic:cNvPicPr>
                   </pic:nvPicPr>
                   <pic:blipFill>
-                    <a:blip r:embed="rId170"/>
+                    <a:blip r:embed="rId171"/>
                     <a:stretch>
                       <a:fillRect/>
                     </a:stretch>
@@ -50086,8 +51172,8 @@
         <w:t>[그림 23] 검색 평가 — 무작위 대비</w:t>
       </w:r>
     </w:p>
-    <w:bookmarkEnd w:id="173"/>
-    <w:bookmarkStart w:id="177" w:name="레이어-곡선-검색축-d-0027"/>
+    <w:bookmarkEnd w:id="174"/>
+    <w:bookmarkStart w:id="178" w:name="레이어-곡선-검색축-d-0027"/>
     <w:p>
       <w:pPr>
         <w:pStyle w:val="Heading3"/>
@@ -50726,18 +51812,18 @@
           <wp:inline>
             <wp:extent cx="5334000" cy="2579029"/>
             <wp:effectExtent b="0" l="0" r="0" t="0"/>
-            <wp:docPr descr="레이어 곡선 — 검색축" title="" id="175" name="Picture"/>
+            <wp:docPr descr="레이어 곡선 — 검색축" title="" id="176" name="Picture"/>
             <a:graphic>
               <a:graphicData uri="http://schemas.openxmlformats.org/drawingml/2006/picture">
                 <pic:pic>
                   <pic:nvPicPr>
-                    <pic:cNvPr descr="/home/fox/projects/hathor/var/proposal/figures/layer_curve.png" id="176" name="Picture"/>
+                    <pic:cNvPr descr="/home/fox/projects/hathor/var/proposal/figures/layer_curve.png" id="177" name="Picture"/>
                     <pic:cNvPicPr>
                       <a:picLocks noChangeArrowheads="1" noChangeAspect="1"/>
                     </pic:cNvPicPr>
                   </pic:nvPicPr>
                   <pic:blipFill>
-                    <a:blip r:embed="rId174"/>
+                    <a:blip r:embed="rId175"/>
                     <a:stretch>
                       <a:fillRect/>
                     </a:stretch>
@@ -50772,8 +51858,8 @@
         <w:t>[그림 24] 레이어 곡선 — 검색축</w:t>
       </w:r>
     </w:p>
-    <w:bookmarkEnd w:id="177"/>
-    <w:bookmarkStart w:id="181" w:name="층별-화성-화성축-d-0181"/>
+    <w:bookmarkEnd w:id="178"/>
+    <w:bookmarkStart w:id="182" w:name="층별-화성-화성축-d-0181"/>
     <w:p>
       <w:pPr>
         <w:pStyle w:val="Heading3"/>
@@ -51471,18 +52557,18 @@
           <wp:inline>
             <wp:extent cx="5334000" cy="2280392"/>
             <wp:effectExtent b="0" l="0" r="0" t="0"/>
-            <wp:docPr descr="층별 화성 — 화성축" title="" id="179" name="Picture"/>
+            <wp:docPr descr="층별 화성 — 화성축" title="" id="180" name="Picture"/>
             <a:graphic>
               <a:graphicData uri="http://schemas.openxmlformats.org/drawingml/2006/picture">
                 <pic:pic>
                   <pic:nvPicPr>
-                    <pic:cNvPr descr="/home/fox/projects/hathor/var/proposal/figures/harmony_layers.png" id="180" name="Picture"/>
+                    <pic:cNvPr descr="/home/fox/projects/hathor/var/proposal/figures/harmony_layers.png" id="181" name="Picture"/>
                     <pic:cNvPicPr>
                       <a:picLocks noChangeArrowheads="1" noChangeAspect="1"/>
                     </pic:cNvPicPr>
                   </pic:nvPicPr>
                   <pic:blipFill>
-                    <a:blip r:embed="rId178"/>
+                    <a:blip r:embed="rId179"/>
                     <a:stretch>
                       <a:fillRect/>
                     </a:stretch>
@@ -51517,8 +52603,8 @@
         <w:t>[그림 25] 층별 화성 — 화성축</w:t>
       </w:r>
     </w:p>
-    <w:bookmarkEnd w:id="181"/>
-    <w:bookmarkStart w:id="182" w:name="조건화-판정-selfother와-그-한계"/>
+    <w:bookmarkEnd w:id="182"/>
+    <w:bookmarkStart w:id="183" w:name="조건화-판정-selfother와-그-한계"/>
     <w:p>
       <w:pPr>
         <w:pStyle w:val="Heading3"/>
@@ -51607,8 +52693,8 @@
         <w:t xml:space="preserve">귀가 판정한다.</w:t>
       </w:r>
     </w:p>
-    <w:bookmarkEnd w:id="182"/>
-    <w:bookmarkStart w:id="186" w:name="검색-평가-하네스-d-0023"/>
+    <w:bookmarkEnd w:id="183"/>
+    <w:bookmarkStart w:id="187" w:name="검색-평가-하네스-d-0023"/>
     <w:p>
       <w:pPr>
         <w:pStyle w:val="Heading3"/>
@@ -52024,7 +53110,7 @@
         <w:t xml:space="preserve">그 둘은 처방이 정반대다.</w:t>
       </w:r>
     </w:p>
-    <w:bookmarkStart w:id="183" w:name="m0-게이트를-어떻게-읽는가"/>
+    <w:bookmarkStart w:id="184" w:name="m0-게이트를-어떻게-읽는가"/>
     <w:p>
       <w:pPr>
         <w:pStyle w:val="Heading4"/>
@@ -52541,8 +53627,8 @@
         <w:t xml:space="preserve">을 들고 다닌다 — 자격을 로그가 아니라 산출물이 든다.</w:t>
       </w:r>
     </w:p>
-    <w:bookmarkEnd w:id="183"/>
-    <w:bookmarkStart w:id="184" w:name="하네스-운용과-실측-이력"/>
+    <w:bookmarkEnd w:id="184"/>
+    <w:bookmarkStart w:id="185" w:name="하네스-운용과-실측-이력"/>
     <w:p>
       <w:pPr>
         <w:pStyle w:val="Heading4"/>
@@ -52696,8 +53782,8 @@
         <w:t xml:space="preserve">원인 미확정이며 O-8(D-0024)로 등재. 스템은 MERT 임베딩에 기여하지 않음이 확인됐다.</w:t>
       </w:r>
     </w:p>
-    <w:bookmarkEnd w:id="184"/>
-    <w:bookmarkStart w:id="185" w:name="표현-선택의-실측-이력-공간과-층"/>
+    <w:bookmarkEnd w:id="185"/>
+    <w:bookmarkStart w:id="186" w:name="표현-선택의-실측-이력-공간과-층"/>
     <w:p>
       <w:pPr>
         <w:pStyle w:val="Heading4"/>
@@ -53245,9 +54331,9 @@
         <w:t xml:space="preserve">제작 맥락을 담는지까지만 말해준다.</w:t>
       </w:r>
     </w:p>
-    <w:bookmarkEnd w:id="185"/>
     <w:bookmarkEnd w:id="186"/>
-    <w:bookmarkStart w:id="187" w:name="절제-실험"/>
+    <w:bookmarkEnd w:id="187"/>
+    <w:bookmarkStart w:id="188" w:name="절제-실험"/>
     <w:p>
       <w:pPr>
         <w:pStyle w:val="Heading3"/>
@@ -53623,8 +54709,8 @@
         <w:t xml:space="preserve">각 축을 제거했을 때 해당 특성만 변화하고 다른 축이 유지되면 축 분리가 유효하다.</w:t>
       </w:r>
     </w:p>
-    <w:bookmarkEnd w:id="187"/>
-    <w:bookmarkStart w:id="188" w:name="재현성-검증"/>
+    <w:bookmarkEnd w:id="188"/>
+    <w:bookmarkStart w:id="189" w:name="재현성-검증"/>
     <w:p>
       <w:pPr>
         <w:pStyle w:val="Heading3"/>
@@ -53641,9 +54727,9 @@
         <w:t xml:space="preserve">CI에서 동일 시드 2회 실행 후 산출물을 비교한다. UUID 등 본질적으로 매 실행 달라지는 필드는 비교에서 제외한다.</w:t>
       </w:r>
     </w:p>
-    <w:bookmarkEnd w:id="188"/>
     <w:bookmarkEnd w:id="189"/>
-    <w:bookmarkStart w:id="205" w:name="개발-환경-및-배포-설계"/>
+    <w:bookmarkEnd w:id="190"/>
+    <w:bookmarkStart w:id="206" w:name="개발-환경-및-배포-설계"/>
     <w:p>
       <w:pPr>
         <w:pStyle w:val="Heading2"/>
@@ -53652,7 +54738,7 @@
         <w:t xml:space="preserve">11. 개발 환경 및 배포 설계</w:t>
       </w:r>
     </w:p>
-    <w:bookmarkStart w:id="190" w:name="개발-환경"/>
+    <w:bookmarkStart w:id="191" w:name="개발-환경"/>
     <w:p>
       <w:pPr>
         <w:pStyle w:val="Heading3"/>
@@ -54115,8 +55201,8 @@
         <w:t xml:space="preserve">이 탐지해 채운다 (D-0068). 셸에 export하지 않는다.</w:t>
       </w:r>
     </w:p>
-    <w:bookmarkEnd w:id="190"/>
-    <w:bookmarkStart w:id="194" w:name="패치-파이프"/>
+    <w:bookmarkEnd w:id="191"/>
+    <w:bookmarkStart w:id="195" w:name="패치-파이프"/>
     <w:p>
       <w:pPr>
         <w:pStyle w:val="Heading3"/>
@@ -54134,18 +55220,18 @@
           <wp:inline>
             <wp:extent cx="5334000" cy="6706161"/>
             <wp:effectExtent b="0" l="0" r="0" t="0"/>
-            <wp:docPr descr="패치 파이프" title="" id="192" name="Picture"/>
+            <wp:docPr descr="패치 파이프" title="" id="193" name="Picture"/>
             <a:graphic>
               <a:graphicData uri="http://schemas.openxmlformats.org/drawingml/2006/picture">
                 <pic:pic>
                   <pic:nvPicPr>
-                    <pic:cNvPr descr="/home/fox/projects/hathor/var/proposal/figures/patch_pipe.png" id="193" name="Picture"/>
+                    <pic:cNvPr descr="/home/fox/projects/hathor/var/proposal/figures/patch_pipe.png" id="194" name="Picture"/>
                     <pic:cNvPicPr>
                       <a:picLocks noChangeArrowheads="1" noChangeAspect="1"/>
                     </pic:cNvPicPr>
                   </pic:nvPicPr>
                   <pic:blipFill>
-                    <a:blip r:embed="rId191"/>
+                    <a:blip r:embed="rId192"/>
                     <a:stretch>
                       <a:fillRect/>
                     </a:stretch>
@@ -54404,8 +55490,8 @@
         <w:t xml:space="preserve">이력을 훑어 댄다.</w:t>
       </w:r>
     </w:p>
-    <w:bookmarkEnd w:id="194"/>
-    <w:bookmarkStart w:id="198" w:name="검사-체계"/>
+    <w:bookmarkEnd w:id="195"/>
+    <w:bookmarkStart w:id="199" w:name="검사-체계"/>
     <w:p>
       <w:pPr>
         <w:pStyle w:val="Heading3"/>
@@ -56841,18 +57927,18 @@
           <wp:inline>
             <wp:extent cx="3108960" cy="7594793"/>
             <wp:effectExtent b="0" l="0" r="0" t="0"/>
-            <wp:docPr descr="make check · CI · 커밋 훅 대조 (실물에서 읽었다)" title="" id="196" name="Picture"/>
+            <wp:docPr descr="make check · CI · 커밋 훅 대조 (실물에서 읽었다)" title="" id="197" name="Picture"/>
             <a:graphic>
               <a:graphicData uri="http://schemas.openxmlformats.org/drawingml/2006/picture">
                 <pic:pic>
                   <pic:nvPicPr>
-                    <pic:cNvPr descr="/home/fox/projects/hathor/var/proposal/figures/gate_parity.png" id="197" name="Picture"/>
+                    <pic:cNvPr descr="/home/fox/projects/hathor/var/proposal/figures/gate_parity.png" id="198" name="Picture"/>
                     <pic:cNvPicPr>
                       <a:picLocks noChangeArrowheads="1" noChangeAspect="1"/>
                     </pic:cNvPicPr>
                   </pic:nvPicPr>
                   <pic:blipFill>
-                    <a:blip r:embed="rId195"/>
+                    <a:blip r:embed="rId196"/>
                     <a:stretch>
                       <a:fillRect/>
                     </a:stretch>
@@ -56887,8 +57973,8 @@
         <w:t>[그림 27] make check · CI · 커밋 훅 대조 (실물에서 읽었다)</w:t>
       </w:r>
     </w:p>
-    <w:bookmarkEnd w:id="198"/>
-    <w:bookmarkStart w:id="202" w:name="문서-체계"/>
+    <w:bookmarkEnd w:id="199"/>
+    <w:bookmarkStart w:id="203" w:name="문서-체계"/>
     <w:p>
       <w:pPr>
         <w:pStyle w:val="Heading3"/>
@@ -57485,18 +58571,18 @@
           <wp:inline>
             <wp:extent cx="5334000" cy="5445124"/>
             <wp:effectExtent b="0" l="0" r="0" t="0"/>
-            <wp:docPr descr="문서 체계 — 기획서는 MASTER에서 빌드한다" title="" id="200" name="Picture"/>
+            <wp:docPr descr="문서 체계 — 기획서는 MASTER에서 빌드한다" title="" id="201" name="Picture"/>
             <a:graphic>
               <a:graphicData uri="http://schemas.openxmlformats.org/drawingml/2006/picture">
                 <pic:pic>
                   <pic:nvPicPr>
-                    <pic:cNvPr descr="/home/fox/projects/hathor/var/proposal/figures/documents.png" id="201" name="Picture"/>
+                    <pic:cNvPr descr="/home/fox/projects/hathor/var/proposal/figures/documents.png" id="202" name="Picture"/>
                     <pic:cNvPicPr>
                       <a:picLocks noChangeArrowheads="1" noChangeAspect="1"/>
                     </pic:cNvPicPr>
                   </pic:nvPicPr>
                   <pic:blipFill>
-                    <a:blip r:embed="rId199"/>
+                    <a:blip r:embed="rId200"/>
                     <a:stretch>
                       <a:fillRect/>
                     </a:stretch>
@@ -57531,8 +58617,8 @@
         <w:t>[그림 28] 문서 체계 — 기획서는 MASTER에서 빌드한다</w:t>
       </w:r>
     </w:p>
-    <w:bookmarkEnd w:id="202"/>
-    <w:bookmarkStart w:id="203" w:name="컨테이너-구성"/>
+    <w:bookmarkEnd w:id="203"/>
+    <w:bookmarkStart w:id="204" w:name="컨테이너-구성"/>
     <w:p>
       <w:pPr>
         <w:pStyle w:val="Heading3"/>
@@ -58304,8 +59390,8 @@
         <w:t xml:space="preserve">이미 있는 CLI를 차례로 부를 뿐이다. 둘을 지워도 결과는 그대로 선다.</w:t>
       </w:r>
     </w:p>
-    <w:bookmarkEnd w:id="203"/>
-    <w:bookmarkStart w:id="204" w:name="ci-구성"/>
+    <w:bookmarkEnd w:id="204"/>
+    <w:bookmarkStart w:id="205" w:name="ci-구성"/>
     <w:p>
       <w:pPr>
         <w:pStyle w:val="Heading3"/>
@@ -59025,9 +60111,9 @@
         </w:tc>
       </w:tr>
     </w:tbl>
-    <w:bookmarkEnd w:id="204"/>
     <w:bookmarkEnd w:id="205"/>
-    <w:bookmarkStart w:id="206" w:name="산출물-목록"/>
+    <w:bookmarkEnd w:id="206"/>
+    <w:bookmarkStart w:id="207" w:name="산출물-목록"/>
     <w:p>
       <w:pPr>
         <w:pStyle w:val="Heading2"/>
@@ -60309,8 +61395,8 @@
         </w:tc>
       </w:tr>
     </w:tbl>
-    <w:bookmarkEnd w:id="206"/>
     <w:bookmarkEnd w:id="207"/>
+    <w:bookmarkEnd w:id="208"/>
     <w:sectPr>
       <w:footerReference w:type="default" r:id="rId9"/>
       <w:footnotePr>

--- a/site/proposal.docx
+++ b/site/proposal.docx
@@ -124,7 +124,7 @@
           <w:color w:val="888888"/>
           <w:sz w:val="17"/>
         </w:rPr>
-        <w:t>정본 d9f9813de7d5 · docs/MASTER.md Part I ~ III</w:t>
+        <w:t>정본 f5d29809fd7b · docs/MASTER.md Part I ~ III</w:t>
       </w:r>
     </w:p>
     <w:p>
@@ -27012,7 +27012,7 @@
               <w:rPr>
                 <w:sz w:val="16"/>
               </w:rPr>
-              <w:t xml:space="preserve">망을 타는 모듈은 허용 목록 4곳뿐이다. 밖으로는 MusicBrainz 2곳이 문자열만, MLflow · Prefect 2곳은 로컬 주소만 받는다. 늘면 검사가 빨개진다 (D-0134 · D-0224)</w:t>
+              <w:t xml:space="preserve">망을 타는 모듈은 허용 목록 5곳뿐이다. 밖으로는 MusicBrainz 2곳이 문자열만, MLflow · Prefect 2곳은 로컬 주소만 받는다. 늘면 검사가 빨개진다 (D-0134 · D-0224)</w:t>
             </w:r>
           </w:p>
         </w:tc>

--- a/site/proposal.docx
+++ b/site/proposal.docx
@@ -124,7 +124,7 @@
           <w:color w:val="888888"/>
           <w:sz w:val="17"/>
         </w:rPr>
-        <w:t>정본 f5d29809fd7b · docs/MASTER.md Part I ~ III</w:t>
+        <w:t>정본 4bbbafd4475a · docs/MASTER.md Part I ~ III</w:t>
       </w:r>
     </w:p>
     <w:p>
@@ -7312,12 +7312,12 @@
         <w:tblLook w:firstRow="1" w:lastRow="0" w:firstColumn="0" w:lastColumn="0" w:noHBand="0" w:noVBand="0" w:val="0020"/>
       </w:tblPr>
       <w:tblGrid>
-        <w:gridCol w:w="1662"/>
-        <w:gridCol w:w="1662"/>
-        <w:gridCol w:w="1630"/>
-        <w:gridCol w:w="1662"/>
-        <w:gridCol w:w="958"/>
-        <w:gridCol w:w="1496"/>
+        <w:gridCol w:w="1656"/>
+        <w:gridCol w:w="1656"/>
+        <w:gridCol w:w="1656"/>
+        <w:gridCol w:w="1656"/>
+        <w:gridCol w:w="955"/>
+        <w:gridCol w:w="1490"/>
       </w:tblGrid>
       <w:tr>
         <w:trPr>
@@ -7325,7 +7325,7 @@
         </w:trPr>
         <w:tc>
           <w:tcPr>
-            <w:tcW w:type="dxa" w:w="1662"/>
+            <w:tcW w:type="dxa" w:w="1656"/>
             <w:shd w:val="clear" w:color="auto" w:fill="E8EEF5"/>
           </w:tcPr>
           <w:p>
@@ -7345,7 +7345,7 @@
         </w:tc>
         <w:tc>
           <w:tcPr>
-            <w:tcW w:type="dxa" w:w="1662"/>
+            <w:tcW w:type="dxa" w:w="1656"/>
             <w:shd w:val="clear" w:color="auto" w:fill="E8EEF5"/>
           </w:tcPr>
           <w:p>
@@ -7365,7 +7365,7 @@
         </w:tc>
         <w:tc>
           <w:tcPr>
-            <w:tcW w:type="dxa" w:w="1630"/>
+            <w:tcW w:type="dxa" w:w="1656"/>
             <w:shd w:val="clear" w:color="auto" w:fill="E8EEF5"/>
           </w:tcPr>
           <w:p>
@@ -7385,7 +7385,7 @@
         </w:tc>
         <w:tc>
           <w:tcPr>
-            <w:tcW w:type="dxa" w:w="1662"/>
+            <w:tcW w:type="dxa" w:w="1656"/>
             <w:shd w:val="clear" w:color="auto" w:fill="E8EEF5"/>
           </w:tcPr>
           <w:p>
@@ -7405,7 +7405,7 @@
         </w:tc>
         <w:tc>
           <w:tcPr>
-            <w:tcW w:type="dxa" w:w="959"/>
+            <w:tcW w:type="dxa" w:w="956"/>
             <w:shd w:val="clear" w:color="auto" w:fill="E8EEF5"/>
           </w:tcPr>
           <w:p>
@@ -7425,7 +7425,7 @@
         </w:tc>
         <w:tc>
           <w:tcPr>
-            <w:tcW w:type="dxa" w:w="1496"/>
+            <w:tcW w:type="dxa" w:w="1491"/>
             <w:shd w:val="clear" w:color="auto" w:fill="E8EEF5"/>
           </w:tcPr>
           <w:p>
@@ -7447,7 +7447,7 @@
       <w:tr>
         <w:tc>
           <w:tcPr>
-            <w:tcW w:type="dxa" w:w="1662"/>
+            <w:tcW w:type="dxa" w:w="1656"/>
           </w:tcPr>
           <w:p>
             <w:pPr>
@@ -7490,7 +7490,7 @@
         </w:tc>
         <w:tc>
           <w:tcPr>
-            <w:tcW w:type="dxa" w:w="1662"/>
+            <w:tcW w:type="dxa" w:w="1656"/>
           </w:tcPr>
           <w:p>
             <w:pPr>
@@ -7507,7 +7507,7 @@
         </w:tc>
         <w:tc>
           <w:tcPr>
-            <w:tcW w:type="dxa" w:w="1630"/>
+            <w:tcW w:type="dxa" w:w="1656"/>
           </w:tcPr>
           <w:p>
             <w:pPr>
@@ -7578,7 +7578,7 @@
         </w:tc>
         <w:tc>
           <w:tcPr>
-            <w:tcW w:type="dxa" w:w="1662"/>
+            <w:tcW w:type="dxa" w:w="1656"/>
           </w:tcPr>
           <w:p>
             <w:pPr>
@@ -7672,7 +7672,7 @@
         </w:tc>
         <w:tc>
           <w:tcPr>
-            <w:tcW w:type="dxa" w:w="959"/>
+            <w:tcW w:type="dxa" w:w="956"/>
           </w:tcPr>
           <w:p>
             <w:pPr>
@@ -7689,7 +7689,7 @@
         </w:tc>
         <w:tc>
           <w:tcPr>
-            <w:tcW w:type="dxa" w:w="1496"/>
+            <w:tcW w:type="dxa" w:w="1491"/>
           </w:tcPr>
           <w:p>
             <w:pPr>
@@ -7708,18 +7708,18 @@
       <w:tr>
         <w:tc>
           <w:tcPr>
-            <w:tcW w:type="dxa" w:w="1662"/>
-          </w:tcPr>
-          <w:p>
-            <w:pPr>
-              <w:pStyle w:val="Compact"/>
-              <w:spacing w:after="0" w:line="264" w:lineRule="auto"/>
-            </w:pPr>
-            <w:r>
-              <w:rPr>
-                <w:sz w:val="16"/>
-              </w:rPr>
-              <w:t xml:space="preserve">Huber 외,</w:t>
+            <w:tcW w:type="dxa" w:w="1656"/>
+          </w:tcPr>
+          <w:p>
+            <w:pPr>
+              <w:pStyle w:val="Compact"/>
+              <w:spacing w:after="0" w:line="264" w:lineRule="auto"/>
+            </w:pPr>
+            <w:r>
+              <w:rPr>
+                <w:sz w:val="16"/>
+              </w:rPr>
+              <w:t xml:space="preserve">Bartsch &amp; Wakefield,</w:t>
             </w:r>
             <w:r>
               <w:rPr>
@@ -7733,7 +7733,7 @@
                 <w:iCs/>
                 <w:sz w:val="16"/>
               </w:rPr>
-              <w:t xml:space="preserve">Personalizing Agentic AI to Users’ Musical Tastes with Scalable Preference Optimization</w:t>
+              <w:t xml:space="preserve">To Catch a Chorus: Using Chroma-based Representations for Audio Thumbnailing</w:t>
             </w:r>
             <w:r>
               <w:rPr>
@@ -7745,24 +7745,41 @@
               <w:rPr>
                 <w:sz w:val="16"/>
               </w:rPr>
-              <w:t xml:space="preserve">(Spotify Research 2025-09)</w:t>
-            </w:r>
-          </w:p>
-        </w:tc>
-        <w:tc>
-          <w:tcPr>
-            <w:tcW w:type="dxa" w:w="1662"/>
-          </w:tcPr>
-          <w:p>
-            <w:pPr>
-              <w:pStyle w:val="Compact"/>
-              <w:spacing w:after="0" w:line="264" w:lineRule="auto"/>
-            </w:pPr>
-            <w:r>
-              <w:rPr>
-                <w:sz w:val="16"/>
-              </w:rPr>
-              <w:t xml:space="preserve">보상 모델 + DPO. 재생·건너뜀·저장·재요청을 선호 신호로 쓰고,</w:t>
+              <w:t xml:space="preserve">(WASPAA 2001)</w:t>
+            </w:r>
+          </w:p>
+        </w:tc>
+        <w:tc>
+          <w:tcPr>
+            <w:tcW w:type="dxa" w:w="1656"/>
+          </w:tcPr>
+          <w:p>
+            <w:pPr>
+              <w:pStyle w:val="Compact"/>
+              <w:spacing w:after="0" w:line="264" w:lineRule="auto"/>
+            </w:pPr>
+            <w:r>
+              <w:rPr>
+                <w:sz w:val="16"/>
+              </w:rPr>
+              <w:t xml:space="preserve">박 단위 크로마 프레임끼리 상관 → 자기유사 행렬 → 대각선 이동평균으로 시간-지연 행렬. 그 최댓값이 후렴이다. 제약 둘: 지연 &gt; 곡 길이의 1/10, 시작 &lt; 곡의 3/4</w:t>
+            </w:r>
+          </w:p>
+        </w:tc>
+        <w:tc>
+          <w:tcPr>
+            <w:tcW w:type="dxa" w:w="1656"/>
+          </w:tcPr>
+          <w:p>
+            <w:pPr>
+              <w:pStyle w:val="Compact"/>
+              <w:spacing w:after="0" w:line="264" w:lineRule="auto"/>
+            </w:pPr>
+            <w:r>
+              <w:rPr>
+                <w:sz w:val="16"/>
+              </w:rPr>
+              <w:t xml:space="preserve">93곡(록·포크·댄스·컨트리·찬송).</w:t>
             </w:r>
             <w:r>
               <w:rPr>
@@ -7776,7 +7793,7 @@
                 <w:bCs/>
                 <w:sz w:val="16"/>
               </w:rPr>
-              <w:t xml:space="preserve">쌍은 보상 모델이 시뮬레이션해서 만든다.</w:t>
+              <w:t xml:space="preserve">크로마가 MFCC와 무작위를 모든 창 길이에서 이겼다.</w:t>
             </w:r>
             <w:r>
               <w:rPr>
@@ -7788,24 +7805,7 @@
               <w:rPr>
                 <w:sz w:val="16"/>
               </w:rPr>
-              <w:t xml:space="preserve">여백(margin)과 어려운 음성 사례로만 쌍을 고른다</w:t>
-            </w:r>
-          </w:p>
-        </w:tc>
-        <w:tc>
-          <w:tcPr>
-            <w:tcW w:type="dxa" w:w="1630"/>
-          </w:tcPr>
-          <w:p>
-            <w:pPr>
-              <w:pStyle w:val="Compact"/>
-              <w:spacing w:after="0" w:line="264" w:lineRule="auto"/>
-            </w:pPr>
-            <w:r>
-              <w:rPr>
-                <w:sz w:val="16"/>
-              </w:rPr>
-              <w:t xml:space="preserve">블로그라 수치가 없다 —</w:t>
+              <w:t xml:space="preserve">재현/정밀 곡선이</w:t>
             </w:r>
             <w:r>
               <w:rPr>
@@ -7819,13 +7819,222 @@
                 <w:bCs/>
                 <w:sz w:val="16"/>
               </w:rPr>
+              <w:t xml:space="preserve">23초</w:t>
+            </w:r>
+            <w:r>
+              <w:rPr>
+                <w:sz w:val="16"/>
+              </w:rPr>
+              <w:t xml:space="preserve">(평균 후렴 길이)에서 교차하고 20~25초 창을 권고한다</w:t>
+            </w:r>
+          </w:p>
+        </w:tc>
+        <w:tc>
+          <w:tcPr>
+            <w:tcW w:type="dxa" w:w="1656"/>
+          </w:tcPr>
+          <w:p>
+            <w:pPr>
+              <w:pStyle w:val="Compact"/>
+              <w:spacing w:after="0" w:line="264" w:lineRule="auto"/>
+            </w:pPr>
+            <w:r>
+              <w:rPr>
+                <w:b/>
+                <w:bCs/>
+                <w:sz w:val="16"/>
+              </w:rPr>
+              <w:t xml:space="preserve">셈 전체.</w:t>
+            </w:r>
+            <w:r>
+              <w:rPr>
+                <w:sz w:val="16"/>
+              </w:rPr>
+              <w:t xml:space="preserve"> </w:t>
+            </w:r>
+            <w:r>
+              <w:rPr>
+                <w:sz w:val="16"/>
+              </w:rPr>
+              <w:t xml:space="preserve">입력이 우리</w:t>
+            </w:r>
+            <w:r>
+              <w:rPr>
+                <w:sz w:val="16"/>
+              </w:rPr>
+              <w:t xml:space="preserve"> </w:t>
+            </w:r>
+            <w:r>
+              <w:rPr>
+                <w:rStyle w:val="VerbatimChar"/>
+                <w:sz w:val="16"/>
+              </w:rPr>
+              <w:t xml:space="preserve">chroma_series</w:t>
+            </w:r>
+            <w:r>
+              <w:rPr>
+                <w:sz w:val="16"/>
+              </w:rPr>
+              <w:t xml:space="preserve">와 같아 추가 추출이 0분이다. 실패 모드도 가져온다 — 편곡 바뀐 후렴은 벌스에 지고, 반복 인트로가 이기고, 벌스-후렴 형식이 아니면 안 된다</w:t>
+            </w:r>
+          </w:p>
+        </w:tc>
+        <w:tc>
+          <w:tcPr>
+            <w:tcW w:type="dxa" w:w="956"/>
+          </w:tcPr>
+          <w:p>
+            <w:pPr>
+              <w:pStyle w:val="Compact"/>
+              <w:spacing w:after="0" w:line="264" w:lineRule="auto"/>
+            </w:pPr>
+            <w:r>
+              <w:rPr>
+                <w:sz w:val="16"/>
+              </w:rPr>
+              <w:t xml:space="preserve">O-80 · D-0430</w:t>
+            </w:r>
+          </w:p>
+        </w:tc>
+        <w:tc>
+          <w:tcPr>
+            <w:tcW w:type="dxa" w:w="1491"/>
+          </w:tcPr>
+          <w:p>
+            <w:pPr>
+              <w:pStyle w:val="Compact"/>
+              <w:spacing w:after="0" w:line="264" w:lineRule="auto"/>
+            </w:pPr>
+            <w:r>
+              <w:rPr>
+                <w:sz w:val="16"/>
+              </w:rPr>
+              <w:t xml:space="preserve">2026-10-15</w:t>
+            </w:r>
+          </w:p>
+        </w:tc>
+      </w:tr>
+      <w:tr>
+        <w:tc>
+          <w:tcPr>
+            <w:tcW w:type="dxa" w:w="1656"/>
+          </w:tcPr>
+          <w:p>
+            <w:pPr>
+              <w:pStyle w:val="Compact"/>
+              <w:spacing w:after="0" w:line="264" w:lineRule="auto"/>
+            </w:pPr>
+            <w:r>
+              <w:rPr>
+                <w:sz w:val="16"/>
+              </w:rPr>
+              <w:t xml:space="preserve">Huber 외,</w:t>
+            </w:r>
+            <w:r>
+              <w:rPr>
+                <w:sz w:val="16"/>
+              </w:rPr>
+              <w:t xml:space="preserve"> </w:t>
+            </w:r>
+            <w:r>
+              <w:rPr>
+                <w:i/>
+                <w:iCs/>
+                <w:sz w:val="16"/>
+              </w:rPr>
+              <w:t xml:space="preserve">Personalizing Agentic AI to Users’ Musical Tastes with Scalable Preference Optimization</w:t>
+            </w:r>
+            <w:r>
+              <w:rPr>
+                <w:sz w:val="16"/>
+              </w:rPr>
+              <w:t xml:space="preserve"> </w:t>
+            </w:r>
+            <w:r>
+              <w:rPr>
+                <w:sz w:val="16"/>
+              </w:rPr>
+              <w:t xml:space="preserve">(Spotify Research 2025-09)</w:t>
+            </w:r>
+          </w:p>
+        </w:tc>
+        <w:tc>
+          <w:tcPr>
+            <w:tcW w:type="dxa" w:w="1656"/>
+          </w:tcPr>
+          <w:p>
+            <w:pPr>
+              <w:pStyle w:val="Compact"/>
+              <w:spacing w:after="0" w:line="264" w:lineRule="auto"/>
+            </w:pPr>
+            <w:r>
+              <w:rPr>
+                <w:sz w:val="16"/>
+              </w:rPr>
+              <w:t xml:space="preserve">보상 모델 + DPO. 재생·건너뜀·저장·재요청을 선호 신호로 쓰고,</w:t>
+            </w:r>
+            <w:r>
+              <w:rPr>
+                <w:sz w:val="16"/>
+              </w:rPr>
+              <w:t xml:space="preserve"> </w:t>
+            </w:r>
+            <w:r>
+              <w:rPr>
+                <w:b/>
+                <w:bCs/>
+                <w:sz w:val="16"/>
+              </w:rPr>
+              <w:t xml:space="preserve">쌍은 보상 모델이 시뮬레이션해서 만든다.</w:t>
+            </w:r>
+            <w:r>
+              <w:rPr>
+                <w:sz w:val="16"/>
+              </w:rPr>
+              <w:t xml:space="preserve"> </w:t>
+            </w:r>
+            <w:r>
+              <w:rPr>
+                <w:sz w:val="16"/>
+              </w:rPr>
+              <w:t xml:space="preserve">여백(margin)과 어려운 음성 사례로만 쌍을 고른다</w:t>
+            </w:r>
+          </w:p>
+        </w:tc>
+        <w:tc>
+          <w:tcPr>
+            <w:tcW w:type="dxa" w:w="1656"/>
+          </w:tcPr>
+          <w:p>
+            <w:pPr>
+              <w:pStyle w:val="Compact"/>
+              <w:spacing w:after="0" w:line="264" w:lineRule="auto"/>
+            </w:pPr>
+            <w:r>
+              <w:rPr>
+                <w:sz w:val="16"/>
+              </w:rPr>
+              <w:t xml:space="preserve">블로그라 수치가 없다 —</w:t>
+            </w:r>
+            <w:r>
+              <w:rPr>
+                <w:sz w:val="16"/>
+              </w:rPr>
+              <w:t xml:space="preserve"> </w:t>
+            </w:r>
+            <w:r>
+              <w:rPr>
+                <w:b/>
+                <w:bCs/>
+                <w:sz w:val="16"/>
+              </w:rPr>
               <w:t xml:space="preserve">방법만 가져온다</w:t>
             </w:r>
           </w:p>
         </w:tc>
         <w:tc>
           <w:tcPr>
-            <w:tcW w:type="dxa" w:w="1662"/>
+            <w:tcW w:type="dxa" w:w="1656"/>
           </w:tcPr>
           <w:p>
             <w:pPr>
@@ -7986,7 +8195,7 @@
         </w:tc>
         <w:tc>
           <w:tcPr>
-            <w:tcW w:type="dxa" w:w="959"/>
+            <w:tcW w:type="dxa" w:w="956"/>
           </w:tcPr>
           <w:p>
             <w:pPr>
@@ -8003,7 +8212,7 @@
         </w:tc>
         <w:tc>
           <w:tcPr>
-            <w:tcW w:type="dxa" w:w="1496"/>
+            <w:tcW w:type="dxa" w:w="1491"/>
           </w:tcPr>
           <w:p>
             <w:pPr>
@@ -8022,7 +8231,7 @@
       <w:tr>
         <w:tc>
           <w:tcPr>
-            <w:tcW w:type="dxa" w:w="1662"/>
+            <w:tcW w:type="dxa" w:w="1656"/>
           </w:tcPr>
           <w:p>
             <w:pPr>
@@ -8065,7 +8274,7 @@
         </w:tc>
         <w:tc>
           <w:tcPr>
-            <w:tcW w:type="dxa" w:w="1662"/>
+            <w:tcW w:type="dxa" w:w="1656"/>
           </w:tcPr>
           <w:p>
             <w:pPr>
@@ -8128,7 +8337,7 @@
         </w:tc>
         <w:tc>
           <w:tcPr>
-            <w:tcW w:type="dxa" w:w="1630"/>
+            <w:tcW w:type="dxa" w:w="1656"/>
           </w:tcPr>
           <w:p>
             <w:pPr>
@@ -8159,7 +8368,7 @@
         </w:tc>
         <w:tc>
           <w:tcPr>
-            <w:tcW w:type="dxa" w:w="1662"/>
+            <w:tcW w:type="dxa" w:w="1656"/>
           </w:tcPr>
           <w:p>
             <w:pPr>
@@ -8230,7 +8439,7 @@
         </w:tc>
         <w:tc>
           <w:tcPr>
-            <w:tcW w:type="dxa" w:w="959"/>
+            <w:tcW w:type="dxa" w:w="956"/>
           </w:tcPr>
           <w:p>
             <w:pPr>
@@ -8247,7 +8456,7 @@
         </w:tc>
         <w:tc>
           <w:tcPr>
-            <w:tcW w:type="dxa" w:w="1496"/>
+            <w:tcW w:type="dxa" w:w="1491"/>
           </w:tcPr>
           <w:p>
             <w:pPr>

--- a/site/proposal.docx
+++ b/site/proposal.docx
@@ -124,7 +124,7 @@
           <w:color w:val="888888"/>
           <w:sz w:val="17"/>
         </w:rPr>
-        <w:t>정본 4bbbafd4475a · docs/MASTER.md Part I ~ III</w:t>
+        <w:t>정본 2566d9f0d742 · docs/MASTER.md Part I ~ III</w:t>
       </w:r>
     </w:p>
     <w:p>
@@ -57710,7 +57710,7 @@
               <w:rPr>
                 <w:sz w:val="16"/>
               </w:rPr>
-              <w:t xml:space="preserve">— 프로브 6종 래칫. 생사는 합성 트리에서 묻는다</w:t>
+              <w:t xml:space="preserve">— 프로브 7종 래칫. 생사는 합성 트리에서 묻는다</w:t>
             </w:r>
           </w:p>
         </w:tc>

--- a/site/proposal.docx
+++ b/site/proposal.docx
@@ -124,7 +124,7 @@
           <w:color w:val="888888"/>
           <w:sz w:val="17"/>
         </w:rPr>
-        <w:t>정본 2566d9f0d742 · docs/MASTER.md Part I ~ III</w:t>
+        <w:t>정본 abd9f57e2006 · docs/MASTER.md Part I ~ III</w:t>
       </w:r>
     </w:p>
     <w:p>
@@ -1961,7 +1961,7 @@
         <w:t xml:space="preserve"> </w:t>
       </w:r>
       <w:r>
-        <w:t xml:space="preserve">그 정규명으로 곡을 찾는 2단계이며, 곡 조회 상한은</w:t>
+        <w:t xml:space="preserve">그 정규명으로 곡을 찾는 2단계이며,</w:t>
       </w:r>
       <w:r>
         <w:t xml:space="preserve"> </w:t>
@@ -1971,10 +1971,29 @@
           <w:b/>
           <w:bCs/>
         </w:rPr>
-        <w:t xml:space="preserve">78.5%</w:t>
-      </w:r>
-      <w:r>
-        <w:t xml:space="preserve">다 (D-0019). 지문 경로는 곡당 디코딩 비용으로 기각했다.</w:t>
+        <w:t xml:space="preserve">MB가 무언가 찾는 상한이 78.5%</w:t>
+      </w:r>
+      <w:r>
+        <w:t xml:space="preserve">다 (D-0019).</w:t>
+      </w:r>
+      <w:r>
+        <w:t xml:space="preserve"> </w:t>
+      </w:r>
+      <w:r>
+        <w:rPr>
+          <w:b/>
+          <w:bCs/>
+        </w:rPr>
+        <w:t xml:space="preserve">확정한 것은 76.6%</w:t>
+      </w:r>
+      <w:r>
+        <w:t xml:space="preserve">이고 나머지는 재생시간으로 버전을 가려 AMBIGUOUS 38.4%를 1.8%로</w:t>
+      </w:r>
+      <w:r>
+        <w:t xml:space="preserve"> </w:t>
+      </w:r>
+      <w:r>
+        <w:t xml:space="preserve">내린 뒤의 수다 (D-0020). 지문 경로는 곡당 디코딩 비용으로 기각했다.</w:t>
       </w:r>
     </w:p>
     <w:p>
@@ -13616,12 +13635,12 @@
         <w:tblLook w:firstRow="1" w:lastRow="0" w:firstColumn="0" w:lastColumn="0" w:noHBand="0" w:noVBand="0" w:val="0020"/>
       </w:tblPr>
       <w:tblGrid>
-        <w:gridCol w:w="2223"/>
-        <w:gridCol w:w="2826"/>
-        <w:gridCol w:w="526"/>
-        <w:gridCol w:w="564"/>
-        <w:gridCol w:w="722"/>
-        <w:gridCol w:w="2209"/>
+        <w:gridCol w:w="2218"/>
+        <w:gridCol w:w="2813"/>
+        <w:gridCol w:w="525"/>
+        <w:gridCol w:w="563"/>
+        <w:gridCol w:w="720"/>
+        <w:gridCol w:w="2230"/>
       </w:tblGrid>
       <w:tr>
         <w:trPr>
@@ -13629,7 +13648,7 @@
         </w:trPr>
         <w:tc>
           <w:tcPr>
-            <w:tcW w:type="dxa" w:w="2223"/>
+            <w:tcW w:type="dxa" w:w="2218"/>
             <w:shd w:val="clear" w:color="auto" w:fill="E8EEF5"/>
           </w:tcPr>
           <w:p>
@@ -13649,7 +13668,7 @@
         </w:tc>
         <w:tc>
           <w:tcPr>
-            <w:tcW w:type="dxa" w:w="2826"/>
+            <w:tcW w:type="dxa" w:w="2814"/>
             <w:shd w:val="clear" w:color="auto" w:fill="E8EEF5"/>
           </w:tcPr>
           <w:p>
@@ -13689,7 +13708,7 @@
         </w:tc>
         <w:tc>
           <w:tcPr>
-            <w:tcW w:type="dxa" w:w="564"/>
+            <w:tcW w:type="dxa" w:w="563"/>
             <w:shd w:val="clear" w:color="auto" w:fill="E8EEF5"/>
           </w:tcPr>
           <w:p>
@@ -13709,7 +13728,7 @@
         </w:tc>
         <w:tc>
           <w:tcPr>
-            <w:tcW w:type="dxa" w:w="722"/>
+            <w:tcW w:type="dxa" w:w="721"/>
             <w:shd w:val="clear" w:color="auto" w:fill="E8EEF5"/>
           </w:tcPr>
           <w:p>
@@ -13729,7 +13748,7 @@
         </w:tc>
         <w:tc>
           <w:tcPr>
-            <w:tcW w:type="dxa" w:w="2210"/>
+            <w:tcW w:type="dxa" w:w="2230"/>
             <w:shd w:val="clear" w:color="auto" w:fill="E8EEF5"/>
           </w:tcPr>
           <w:p>
@@ -13751,7 +13770,7 @@
       <w:tr>
         <w:tc>
           <w:tcPr>
-            <w:tcW w:type="dxa" w:w="2223"/>
+            <w:tcW w:type="dxa" w:w="2218"/>
           </w:tcPr>
           <w:p>
             <w:pPr>
@@ -13768,7 +13787,7 @@
         </w:tc>
         <w:tc>
           <w:tcPr>
-            <w:tcW w:type="dxa" w:w="2826"/>
+            <w:tcW w:type="dxa" w:w="2814"/>
           </w:tcPr>
           <w:p>
             <w:pPr>
@@ -13802,7 +13821,7 @@
         </w:tc>
         <w:tc>
           <w:tcPr>
-            <w:tcW w:type="dxa" w:w="564"/>
+            <w:tcW w:type="dxa" w:w="563"/>
           </w:tcPr>
           <w:p>
             <w:pPr>
@@ -13819,7 +13838,7 @@
         </w:tc>
         <w:tc>
           <w:tcPr>
-            <w:tcW w:type="dxa" w:w="722"/>
+            <w:tcW w:type="dxa" w:w="721"/>
           </w:tcPr>
           <w:p>
             <w:pPr>
@@ -13836,7 +13855,7 @@
         </w:tc>
         <w:tc>
           <w:tcPr>
-            <w:tcW w:type="dxa" w:w="2210"/>
+            <w:tcW w:type="dxa" w:w="2230"/>
           </w:tcPr>
           <w:p>
             <w:pPr>
@@ -13855,7 +13874,7 @@
       <w:tr>
         <w:tc>
           <w:tcPr>
-            <w:tcW w:type="dxa" w:w="2223"/>
+            <w:tcW w:type="dxa" w:w="2218"/>
           </w:tcPr>
           <w:p>
             <w:pPr>
@@ -13872,7 +13891,7 @@
         </w:tc>
         <w:tc>
           <w:tcPr>
-            <w:tcW w:type="dxa" w:w="2826"/>
+            <w:tcW w:type="dxa" w:w="2814"/>
           </w:tcPr>
           <w:p>
             <w:pPr>
@@ -13906,7 +13925,7 @@
         </w:tc>
         <w:tc>
           <w:tcPr>
-            <w:tcW w:type="dxa" w:w="564"/>
+            <w:tcW w:type="dxa" w:w="563"/>
           </w:tcPr>
           <w:p>
             <w:pPr>
@@ -13923,7 +13942,7 @@
         </w:tc>
         <w:tc>
           <w:tcPr>
-            <w:tcW w:type="dxa" w:w="722"/>
+            <w:tcW w:type="dxa" w:w="721"/>
           </w:tcPr>
           <w:p>
             <w:pPr>
@@ -13940,7 +13959,7 @@
         </w:tc>
         <w:tc>
           <w:tcPr>
-            <w:tcW w:type="dxa" w:w="2210"/>
+            <w:tcW w:type="dxa" w:w="2230"/>
           </w:tcPr>
           <w:p>
             <w:pPr>
@@ -13959,7 +13978,7 @@
       <w:tr>
         <w:tc>
           <w:tcPr>
-            <w:tcW w:type="dxa" w:w="2223"/>
+            <w:tcW w:type="dxa" w:w="2218"/>
           </w:tcPr>
           <w:p>
             <w:pPr>
@@ -13976,7 +13995,7 @@
         </w:tc>
         <w:tc>
           <w:tcPr>
-            <w:tcW w:type="dxa" w:w="2826"/>
+            <w:tcW w:type="dxa" w:w="2814"/>
           </w:tcPr>
           <w:p>
             <w:pPr>
@@ -14010,7 +14029,7 @@
         </w:tc>
         <w:tc>
           <w:tcPr>
-            <w:tcW w:type="dxa" w:w="564"/>
+            <w:tcW w:type="dxa" w:w="563"/>
           </w:tcPr>
           <w:p>
             <w:pPr>
@@ -14027,7 +14046,7 @@
         </w:tc>
         <w:tc>
           <w:tcPr>
-            <w:tcW w:type="dxa" w:w="722"/>
+            <w:tcW w:type="dxa" w:w="721"/>
           </w:tcPr>
           <w:p>
             <w:pPr>
@@ -14044,7 +14063,7 @@
         </w:tc>
         <w:tc>
           <w:tcPr>
-            <w:tcW w:type="dxa" w:w="2210"/>
+            <w:tcW w:type="dxa" w:w="2230"/>
           </w:tcPr>
           <w:p>
             <w:pPr>
@@ -14063,7 +14082,7 @@
       <w:tr>
         <w:tc>
           <w:tcPr>
-            <w:tcW w:type="dxa" w:w="2223"/>
+            <w:tcW w:type="dxa" w:w="2218"/>
           </w:tcPr>
           <w:p>
             <w:pPr>
@@ -14080,7 +14099,7 @@
         </w:tc>
         <w:tc>
           <w:tcPr>
-            <w:tcW w:type="dxa" w:w="2826"/>
+            <w:tcW w:type="dxa" w:w="2814"/>
           </w:tcPr>
           <w:p>
             <w:pPr>
@@ -14114,7 +14133,7 @@
         </w:tc>
         <w:tc>
           <w:tcPr>
-            <w:tcW w:type="dxa" w:w="564"/>
+            <w:tcW w:type="dxa" w:w="563"/>
           </w:tcPr>
           <w:p>
             <w:pPr>
@@ -14131,7 +14150,7 @@
         </w:tc>
         <w:tc>
           <w:tcPr>
-            <w:tcW w:type="dxa" w:w="722"/>
+            <w:tcW w:type="dxa" w:w="721"/>
           </w:tcPr>
           <w:p>
             <w:pPr>
@@ -14148,7 +14167,7 @@
         </w:tc>
         <w:tc>
           <w:tcPr>
-            <w:tcW w:type="dxa" w:w="2210"/>
+            <w:tcW w:type="dxa" w:w="2230"/>
           </w:tcPr>
           <w:p>
             <w:pPr>
@@ -14167,7 +14186,7 @@
       <w:tr>
         <w:tc>
           <w:tcPr>
-            <w:tcW w:type="dxa" w:w="2223"/>
+            <w:tcW w:type="dxa" w:w="2218"/>
           </w:tcPr>
           <w:p>
             <w:pPr>
@@ -14184,7 +14203,7 @@
         </w:tc>
         <w:tc>
           <w:tcPr>
-            <w:tcW w:type="dxa" w:w="2826"/>
+            <w:tcW w:type="dxa" w:w="2814"/>
           </w:tcPr>
           <w:p>
             <w:pPr>
@@ -14218,7 +14237,7 @@
         </w:tc>
         <w:tc>
           <w:tcPr>
-            <w:tcW w:type="dxa" w:w="564"/>
+            <w:tcW w:type="dxa" w:w="563"/>
           </w:tcPr>
           <w:p>
             <w:pPr>
@@ -14235,7 +14254,7 @@
         </w:tc>
         <w:tc>
           <w:tcPr>
-            <w:tcW w:type="dxa" w:w="722"/>
+            <w:tcW w:type="dxa" w:w="721"/>
           </w:tcPr>
           <w:p>
             <w:pPr>
@@ -14252,7 +14271,7 @@
         </w:tc>
         <w:tc>
           <w:tcPr>
-            <w:tcW w:type="dxa" w:w="2210"/>
+            <w:tcW w:type="dxa" w:w="2230"/>
           </w:tcPr>
           <w:p>
             <w:pPr>
@@ -14271,7 +14290,7 @@
       <w:tr>
         <w:tc>
           <w:tcPr>
-            <w:tcW w:type="dxa" w:w="2223"/>
+            <w:tcW w:type="dxa" w:w="2218"/>
           </w:tcPr>
           <w:p>
             <w:pPr>
@@ -14288,7 +14307,7 @@
         </w:tc>
         <w:tc>
           <w:tcPr>
-            <w:tcW w:type="dxa" w:w="2826"/>
+            <w:tcW w:type="dxa" w:w="2814"/>
           </w:tcPr>
           <w:p>
             <w:pPr>
@@ -14322,7 +14341,7 @@
         </w:tc>
         <w:tc>
           <w:tcPr>
-            <w:tcW w:type="dxa" w:w="564"/>
+            <w:tcW w:type="dxa" w:w="563"/>
           </w:tcPr>
           <w:p>
             <w:pPr>
@@ -14339,7 +14358,7 @@
         </w:tc>
         <w:tc>
           <w:tcPr>
-            <w:tcW w:type="dxa" w:w="722"/>
+            <w:tcW w:type="dxa" w:w="721"/>
           </w:tcPr>
           <w:p>
             <w:pPr>
@@ -14356,7 +14375,7 @@
         </w:tc>
         <w:tc>
           <w:tcPr>
-            <w:tcW w:type="dxa" w:w="2210"/>
+            <w:tcW w:type="dxa" w:w="2230"/>
           </w:tcPr>
           <w:p>
             <w:pPr>
@@ -14375,7 +14394,7 @@
       <w:tr>
         <w:tc>
           <w:tcPr>
-            <w:tcW w:type="dxa" w:w="2223"/>
+            <w:tcW w:type="dxa" w:w="2218"/>
           </w:tcPr>
           <w:p>
             <w:pPr>
@@ -14392,7 +14411,7 @@
         </w:tc>
         <w:tc>
           <w:tcPr>
-            <w:tcW w:type="dxa" w:w="2826"/>
+            <w:tcW w:type="dxa" w:w="2814"/>
           </w:tcPr>
           <w:p>
             <w:pPr>
@@ -14426,7 +14445,7 @@
         </w:tc>
         <w:tc>
           <w:tcPr>
-            <w:tcW w:type="dxa" w:w="564"/>
+            <w:tcW w:type="dxa" w:w="563"/>
           </w:tcPr>
           <w:p>
             <w:pPr>
@@ -14443,7 +14462,7 @@
         </w:tc>
         <w:tc>
           <w:tcPr>
-            <w:tcW w:type="dxa" w:w="722"/>
+            <w:tcW w:type="dxa" w:w="721"/>
           </w:tcPr>
           <w:p>
             <w:pPr>
@@ -14460,7 +14479,7 @@
         </w:tc>
         <w:tc>
           <w:tcPr>
-            <w:tcW w:type="dxa" w:w="2210"/>
+            <w:tcW w:type="dxa" w:w="2230"/>
           </w:tcPr>
           <w:p>
             <w:pPr>
@@ -14479,7 +14498,7 @@
       <w:tr>
         <w:tc>
           <w:tcPr>
-            <w:tcW w:type="dxa" w:w="2223"/>
+            <w:tcW w:type="dxa" w:w="2218"/>
           </w:tcPr>
           <w:p>
             <w:pPr>
@@ -14496,7 +14515,7 @@
         </w:tc>
         <w:tc>
           <w:tcPr>
-            <w:tcW w:type="dxa" w:w="2826"/>
+            <w:tcW w:type="dxa" w:w="2814"/>
           </w:tcPr>
           <w:p>
             <w:pPr>
@@ -14530,7 +14549,7 @@
         </w:tc>
         <w:tc>
           <w:tcPr>
-            <w:tcW w:type="dxa" w:w="564"/>
+            <w:tcW w:type="dxa" w:w="563"/>
           </w:tcPr>
           <w:p>
             <w:pPr>
@@ -14547,7 +14566,7 @@
         </w:tc>
         <w:tc>
           <w:tcPr>
-            <w:tcW w:type="dxa" w:w="722"/>
+            <w:tcW w:type="dxa" w:w="721"/>
           </w:tcPr>
           <w:p>
             <w:pPr>
@@ -14564,26 +14583,52 @@
         </w:tc>
         <w:tc>
           <w:tcPr>
-            <w:tcW w:type="dxa" w:w="2210"/>
-          </w:tcPr>
-          <w:p>
-            <w:pPr>
-              <w:pStyle w:val="Compact"/>
-              <w:spacing w:after="0" w:line="264" w:lineRule="auto"/>
-            </w:pPr>
-            <w:r>
-              <w:rPr>
-                <w:sz w:val="16"/>
-              </w:rPr>
-              <w:t xml:space="preserve">2단계 조회 · 곡 78.5% 상한 · 재생시간으로 버전 확정 (D-0019 · D-0020)</w:t>
-            </w:r>
-          </w:p>
-        </w:tc>
-      </w:tr>
-      <w:tr>
-        <w:tc>
-          <w:tcPr>
-            <w:tcW w:type="dxa" w:w="2223"/>
+            <w:tcW w:type="dxa" w:w="2230"/>
+          </w:tcPr>
+          <w:p>
+            <w:pPr>
+              <w:pStyle w:val="Compact"/>
+              <w:spacing w:after="0" w:line="264" w:lineRule="auto"/>
+            </w:pPr>
+            <w:r>
+              <w:rPr>
+                <w:sz w:val="16"/>
+              </w:rPr>
+              <w:t xml:space="preserve">2단계 조회 · 찾는 상한 78.5% ·</w:t>
+            </w:r>
+            <w:r>
+              <w:rPr>
+                <w:sz w:val="16"/>
+              </w:rPr>
+              <w:t xml:space="preserve"> </w:t>
+            </w:r>
+            <w:r>
+              <w:rPr>
+                <w:b/>
+                <w:bCs/>
+                <w:sz w:val="16"/>
+              </w:rPr>
+              <w:t xml:space="preserve">확정 76.6%</w:t>
+            </w:r>
+            <w:r>
+              <w:rPr>
+                <w:sz w:val="16"/>
+              </w:rPr>
+              <w:t xml:space="preserve"> </w:t>
+            </w:r>
+            <w:r>
+              <w:rPr>
+                <w:sz w:val="16"/>
+              </w:rPr>
+              <w:t xml:space="preserve">· 재생시간으로 버전 확정 (D-0019 · D-0020)</w:t>
+            </w:r>
+          </w:p>
+        </w:tc>
+      </w:tr>
+      <w:tr>
+        <w:tc>
+          <w:tcPr>
+            <w:tcW w:type="dxa" w:w="2218"/>
           </w:tcPr>
           <w:p>
             <w:pPr>
@@ -14600,7 +14645,7 @@
         </w:tc>
         <w:tc>
           <w:tcPr>
-            <w:tcW w:type="dxa" w:w="2826"/>
+            <w:tcW w:type="dxa" w:w="2814"/>
           </w:tcPr>
           <w:p>
             <w:pPr>
@@ -14634,7 +14679,7 @@
         </w:tc>
         <w:tc>
           <w:tcPr>
-            <w:tcW w:type="dxa" w:w="564"/>
+            <w:tcW w:type="dxa" w:w="563"/>
           </w:tcPr>
           <w:p>
             <w:pPr>
@@ -14651,7 +14696,7 @@
         </w:tc>
         <w:tc>
           <w:tcPr>
-            <w:tcW w:type="dxa" w:w="722"/>
+            <w:tcW w:type="dxa" w:w="721"/>
           </w:tcPr>
           <w:p>
             <w:pPr>
@@ -14668,7 +14713,7 @@
         </w:tc>
         <w:tc>
           <w:tcPr>
-            <w:tcW w:type="dxa" w:w="2210"/>
+            <w:tcW w:type="dxa" w:w="2230"/>
           </w:tcPr>
           <w:p>
             <w:pPr>
@@ -14687,7 +14732,7 @@
       <w:tr>
         <w:tc>
           <w:tcPr>
-            <w:tcW w:type="dxa" w:w="2223"/>
+            <w:tcW w:type="dxa" w:w="2218"/>
           </w:tcPr>
           <w:p>
             <w:pPr>
@@ -14704,7 +14749,7 @@
         </w:tc>
         <w:tc>
           <w:tcPr>
-            <w:tcW w:type="dxa" w:w="2826"/>
+            <w:tcW w:type="dxa" w:w="2814"/>
           </w:tcPr>
           <w:p>
             <w:pPr>
@@ -14738,7 +14783,7 @@
         </w:tc>
         <w:tc>
           <w:tcPr>
-            <w:tcW w:type="dxa" w:w="564"/>
+            <w:tcW w:type="dxa" w:w="563"/>
           </w:tcPr>
           <w:p>
             <w:pPr>
@@ -14755,7 +14800,7 @@
         </w:tc>
         <w:tc>
           <w:tcPr>
-            <w:tcW w:type="dxa" w:w="722"/>
+            <w:tcW w:type="dxa" w:w="721"/>
           </w:tcPr>
           <w:p>
             <w:pPr>
@@ -14772,7 +14817,7 @@
         </w:tc>
         <w:tc>
           <w:tcPr>
-            <w:tcW w:type="dxa" w:w="2210"/>
+            <w:tcW w:type="dxa" w:w="2230"/>
           </w:tcPr>
           <w:p>
             <w:pPr>
@@ -14791,7 +14836,7 @@
       <w:tr>
         <w:tc>
           <w:tcPr>
-            <w:tcW w:type="dxa" w:w="2223"/>
+            <w:tcW w:type="dxa" w:w="2218"/>
           </w:tcPr>
           <w:p>
             <w:pPr>
@@ -14808,7 +14853,7 @@
         </w:tc>
         <w:tc>
           <w:tcPr>
-            <w:tcW w:type="dxa" w:w="2826"/>
+            <w:tcW w:type="dxa" w:w="2814"/>
           </w:tcPr>
           <w:p>
             <w:pPr>
@@ -14842,7 +14887,7 @@
         </w:tc>
         <w:tc>
           <w:tcPr>
-            <w:tcW w:type="dxa" w:w="564"/>
+            <w:tcW w:type="dxa" w:w="563"/>
           </w:tcPr>
           <w:p>
             <w:pPr>
@@ -14859,7 +14904,7 @@
         </w:tc>
         <w:tc>
           <w:tcPr>
-            <w:tcW w:type="dxa" w:w="722"/>
+            <w:tcW w:type="dxa" w:w="721"/>
           </w:tcPr>
           <w:p>
             <w:pPr>
@@ -14876,7 +14921,7 @@
         </w:tc>
         <w:tc>
           <w:tcPr>
-            <w:tcW w:type="dxa" w:w="2210"/>
+            <w:tcW w:type="dxa" w:w="2230"/>
           </w:tcPr>
           <w:p>
             <w:pPr>
@@ -17365,12 +17410,12 @@
         <w:tblLook w:firstRow="1" w:lastRow="0" w:firstColumn="0" w:lastColumn="0" w:noHBand="0" w:noVBand="0" w:val="0020"/>
       </w:tblPr>
       <w:tblGrid>
-        <w:gridCol w:w="2336"/>
-        <w:gridCol w:w="2182"/>
-        <w:gridCol w:w="543"/>
-        <w:gridCol w:w="591"/>
-        <w:gridCol w:w="768"/>
-        <w:gridCol w:w="2648"/>
+        <w:gridCol w:w="2327"/>
+        <w:gridCol w:w="2165"/>
+        <w:gridCol w:w="542"/>
+        <w:gridCol w:w="589"/>
+        <w:gridCol w:w="766"/>
+        <w:gridCol w:w="2680"/>
       </w:tblGrid>
       <w:tr>
         <w:trPr>
@@ -17378,7 +17423,7 @@
         </w:trPr>
         <w:tc>
           <w:tcPr>
-            <w:tcW w:type="dxa" w:w="2337"/>
+            <w:tcW w:type="dxa" w:w="2328"/>
             <w:shd w:val="clear" w:color="auto" w:fill="E8EEF5"/>
           </w:tcPr>
           <w:p>
@@ -17398,7 +17443,7 @@
         </w:tc>
         <w:tc>
           <w:tcPr>
-            <w:tcW w:type="dxa" w:w="2182"/>
+            <w:tcW w:type="dxa" w:w="2166"/>
             <w:shd w:val="clear" w:color="auto" w:fill="E8EEF5"/>
           </w:tcPr>
           <w:p>
@@ -17418,7 +17463,7 @@
         </w:tc>
         <w:tc>
           <w:tcPr>
-            <w:tcW w:type="dxa" w:w="543"/>
+            <w:tcW w:type="dxa" w:w="542"/>
             <w:shd w:val="clear" w:color="auto" w:fill="E8EEF5"/>
           </w:tcPr>
           <w:p>
@@ -17438,7 +17483,7 @@
         </w:tc>
         <w:tc>
           <w:tcPr>
-            <w:tcW w:type="dxa" w:w="592"/>
+            <w:tcW w:type="dxa" w:w="590"/>
             <w:shd w:val="clear" w:color="auto" w:fill="E8EEF5"/>
           </w:tcPr>
           <w:p>
@@ -17458,7 +17503,7 @@
         </w:tc>
         <w:tc>
           <w:tcPr>
-            <w:tcW w:type="dxa" w:w="769"/>
+            <w:tcW w:type="dxa" w:w="766"/>
             <w:shd w:val="clear" w:color="auto" w:fill="E8EEF5"/>
           </w:tcPr>
           <w:p>
@@ -17478,7 +17523,7 @@
         </w:tc>
         <w:tc>
           <w:tcPr>
-            <w:tcW w:type="dxa" w:w="2649"/>
+            <w:tcW w:type="dxa" w:w="2680"/>
             <w:shd w:val="clear" w:color="auto" w:fill="E8EEF5"/>
           </w:tcPr>
           <w:p>
@@ -17500,7 +17545,7 @@
       <w:tr>
         <w:tc>
           <w:tcPr>
-            <w:tcW w:type="dxa" w:w="2337"/>
+            <w:tcW w:type="dxa" w:w="2328"/>
           </w:tcPr>
           <w:p>
             <w:pPr>
@@ -17517,7 +17562,7 @@
         </w:tc>
         <w:tc>
           <w:tcPr>
-            <w:tcW w:type="dxa" w:w="2182"/>
+            <w:tcW w:type="dxa" w:w="2166"/>
           </w:tcPr>
           <w:p>
             <w:pPr>
@@ -17536,7 +17581,7 @@
         </w:tc>
         <w:tc>
           <w:tcPr>
-            <w:tcW w:type="dxa" w:w="543"/>
+            <w:tcW w:type="dxa" w:w="542"/>
           </w:tcPr>
           <w:p>
             <w:pPr>
@@ -17553,7 +17598,7 @@
         </w:tc>
         <w:tc>
           <w:tcPr>
-            <w:tcW w:type="dxa" w:w="592"/>
+            <w:tcW w:type="dxa" w:w="590"/>
           </w:tcPr>
           <w:p>
             <w:pPr>
@@ -17570,7 +17615,7 @@
         </w:tc>
         <w:tc>
           <w:tcPr>
-            <w:tcW w:type="dxa" w:w="769"/>
+            <w:tcW w:type="dxa" w:w="766"/>
           </w:tcPr>
           <w:p>
             <w:pPr>
@@ -17587,26 +17632,26 @@
         </w:tc>
         <w:tc>
           <w:tcPr>
-            <w:tcW w:type="dxa" w:w="2649"/>
-          </w:tcPr>
-          <w:p>
-            <w:pPr>
-              <w:pStyle w:val="Compact"/>
-              <w:spacing w:after="0" w:line="264" w:lineRule="auto"/>
-            </w:pPr>
-            <w:r>
-              <w:rPr>
-                <w:sz w:val="16"/>
-              </w:rPr>
-              <w:t xml:space="preserve">계약 «송신부는 오디오를 모른다» · 망 접점 허용 4곳 — 밖 2 · 로컬 2 (D-0134 · D-0224)</w:t>
-            </w:r>
-          </w:p>
-        </w:tc>
-      </w:tr>
-      <w:tr>
-        <w:tc>
-          <w:tcPr>
-            <w:tcW w:type="dxa" w:w="2337"/>
+            <w:tcW w:type="dxa" w:w="2680"/>
+          </w:tcPr>
+          <w:p>
+            <w:pPr>
+              <w:pStyle w:val="Compact"/>
+              <w:spacing w:after="0" w:line="264" w:lineRule="auto"/>
+            </w:pPr>
+            <w:r>
+              <w:rPr>
+                <w:sz w:val="16"/>
+              </w:rPr>
+              <w:t xml:space="preserve">계약 «송신부는 오디오를 모른다» · 망 접점 허용 5곳 — 밖 3곳 · 로컬 2곳 (D-0134 · D-0224 · D-0446)</w:t>
+            </w:r>
+          </w:p>
+        </w:tc>
+      </w:tr>
+      <w:tr>
+        <w:tc>
+          <w:tcPr>
+            <w:tcW w:type="dxa" w:w="2328"/>
           </w:tcPr>
           <w:p>
             <w:pPr>
@@ -17623,7 +17668,7 @@
         </w:tc>
         <w:tc>
           <w:tcPr>
-            <w:tcW w:type="dxa" w:w="2182"/>
+            <w:tcW w:type="dxa" w:w="2166"/>
           </w:tcPr>
           <w:p>
             <w:pPr>
@@ -17640,7 +17685,7 @@
         </w:tc>
         <w:tc>
           <w:tcPr>
-            <w:tcW w:type="dxa" w:w="543"/>
+            <w:tcW w:type="dxa" w:w="542"/>
           </w:tcPr>
           <w:p>
             <w:pPr>
@@ -17657,7 +17702,7 @@
         </w:tc>
         <w:tc>
           <w:tcPr>
-            <w:tcW w:type="dxa" w:w="592"/>
+            <w:tcW w:type="dxa" w:w="590"/>
           </w:tcPr>
           <w:p>
             <w:pPr>
@@ -17674,7 +17719,7 @@
         </w:tc>
         <w:tc>
           <w:tcPr>
-            <w:tcW w:type="dxa" w:w="769"/>
+            <w:tcW w:type="dxa" w:w="766"/>
           </w:tcPr>
           <w:p>
             <w:pPr>
@@ -17691,7 +17736,7 @@
         </w:tc>
         <w:tc>
           <w:tcPr>
-            <w:tcW w:type="dxa" w:w="2649"/>
+            <w:tcW w:type="dxa" w:w="2680"/>
           </w:tcPr>
           <w:p>
             <w:pPr>
@@ -17710,7 +17755,7 @@
       <w:tr>
         <w:tc>
           <w:tcPr>
-            <w:tcW w:type="dxa" w:w="2337"/>
+            <w:tcW w:type="dxa" w:w="2328"/>
           </w:tcPr>
           <w:p>
             <w:pPr>
@@ -17727,7 +17772,7 @@
         </w:tc>
         <w:tc>
           <w:tcPr>
-            <w:tcW w:type="dxa" w:w="2182"/>
+            <w:tcW w:type="dxa" w:w="2166"/>
           </w:tcPr>
           <w:p>
             <w:pPr>
@@ -17744,7 +17789,7 @@
         </w:tc>
         <w:tc>
           <w:tcPr>
-            <w:tcW w:type="dxa" w:w="543"/>
+            <w:tcW w:type="dxa" w:w="542"/>
           </w:tcPr>
           <w:p>
             <w:pPr>
@@ -17761,7 +17806,7 @@
         </w:tc>
         <w:tc>
           <w:tcPr>
-            <w:tcW w:type="dxa" w:w="592"/>
+            <w:tcW w:type="dxa" w:w="590"/>
           </w:tcPr>
           <w:p>
             <w:pPr>
@@ -17778,7 +17823,7 @@
         </w:tc>
         <w:tc>
           <w:tcPr>
-            <w:tcW w:type="dxa" w:w="769"/>
+            <w:tcW w:type="dxa" w:w="766"/>
           </w:tcPr>
           <w:p>
             <w:pPr>
@@ -17795,7 +17840,7 @@
         </w:tc>
         <w:tc>
           <w:tcPr>
-            <w:tcW w:type="dxa" w:w="2649"/>
+            <w:tcW w:type="dxa" w:w="2680"/>
           </w:tcPr>
           <w:p>
             <w:pPr>
@@ -17814,7 +17859,7 @@
       <w:tr>
         <w:tc>
           <w:tcPr>
-            <w:tcW w:type="dxa" w:w="2337"/>
+            <w:tcW w:type="dxa" w:w="2328"/>
           </w:tcPr>
           <w:p>
             <w:pPr>
@@ -17831,7 +17876,7 @@
         </w:tc>
         <w:tc>
           <w:tcPr>
-            <w:tcW w:type="dxa" w:w="2182"/>
+            <w:tcW w:type="dxa" w:w="2166"/>
           </w:tcPr>
           <w:p>
             <w:pPr>
@@ -17848,7 +17893,7 @@
         </w:tc>
         <w:tc>
           <w:tcPr>
-            <w:tcW w:type="dxa" w:w="543"/>
+            <w:tcW w:type="dxa" w:w="542"/>
           </w:tcPr>
           <w:p>
             <w:pPr>
@@ -17865,7 +17910,7 @@
         </w:tc>
         <w:tc>
           <w:tcPr>
-            <w:tcW w:type="dxa" w:w="592"/>
+            <w:tcW w:type="dxa" w:w="590"/>
           </w:tcPr>
           <w:p>
             <w:pPr>
@@ -17882,7 +17927,7 @@
         </w:tc>
         <w:tc>
           <w:tcPr>
-            <w:tcW w:type="dxa" w:w="769"/>
+            <w:tcW w:type="dxa" w:w="766"/>
           </w:tcPr>
           <w:p>
             <w:pPr>
@@ -17899,7 +17944,7 @@
         </w:tc>
         <w:tc>
           <w:tcPr>
-            <w:tcW w:type="dxa" w:w="2649"/>
+            <w:tcW w:type="dxa" w:w="2680"/>
           </w:tcPr>
           <w:p>
             <w:pPr>
@@ -17918,7 +17963,7 @@
       <w:tr>
         <w:tc>
           <w:tcPr>
-            <w:tcW w:type="dxa" w:w="2337"/>
+            <w:tcW w:type="dxa" w:w="2328"/>
           </w:tcPr>
           <w:p>
             <w:pPr>
@@ -17935,7 +17980,7 @@
         </w:tc>
         <w:tc>
           <w:tcPr>
-            <w:tcW w:type="dxa" w:w="2182"/>
+            <w:tcW w:type="dxa" w:w="2166"/>
           </w:tcPr>
           <w:p>
             <w:pPr>
@@ -17952,7 +17997,7 @@
         </w:tc>
         <w:tc>
           <w:tcPr>
-            <w:tcW w:type="dxa" w:w="543"/>
+            <w:tcW w:type="dxa" w:w="542"/>
           </w:tcPr>
           <w:p>
             <w:pPr>
@@ -17969,7 +18014,7 @@
         </w:tc>
         <w:tc>
           <w:tcPr>
-            <w:tcW w:type="dxa" w:w="592"/>
+            <w:tcW w:type="dxa" w:w="590"/>
           </w:tcPr>
           <w:p>
             <w:pPr>
@@ -17986,7 +18031,7 @@
         </w:tc>
         <w:tc>
           <w:tcPr>
-            <w:tcW w:type="dxa" w:w="769"/>
+            <w:tcW w:type="dxa" w:w="766"/>
           </w:tcPr>
           <w:p>
             <w:pPr>
@@ -18003,20 +18048,20 @@
         </w:tc>
         <w:tc>
           <w:tcPr>
-            <w:tcW w:type="dxa" w:w="2649"/>
-          </w:tcPr>
-          <w:p>
-            <w:pPr>
-              <w:pStyle w:val="Compact"/>
-              <w:spacing w:after="0" w:line="264" w:lineRule="auto"/>
-            </w:pPr>
-          </w:p>
-        </w:tc>
-      </w:tr>
-      <w:tr>
-        <w:tc>
-          <w:tcPr>
-            <w:tcW w:type="dxa" w:w="2337"/>
+            <w:tcW w:type="dxa" w:w="2680"/>
+          </w:tcPr>
+          <w:p>
+            <w:pPr>
+              <w:pStyle w:val="Compact"/>
+              <w:spacing w:after="0" w:line="264" w:lineRule="auto"/>
+            </w:pPr>
+          </w:p>
+        </w:tc>
+      </w:tr>
+      <w:tr>
+        <w:tc>
+          <w:tcPr>
+            <w:tcW w:type="dxa" w:w="2328"/>
           </w:tcPr>
           <w:p>
             <w:pPr>
@@ -18033,7 +18078,7 @@
         </w:tc>
         <w:tc>
           <w:tcPr>
-            <w:tcW w:type="dxa" w:w="2182"/>
+            <w:tcW w:type="dxa" w:w="2166"/>
           </w:tcPr>
           <w:p>
             <w:pPr>
@@ -18050,7 +18095,7 @@
         </w:tc>
         <w:tc>
           <w:tcPr>
-            <w:tcW w:type="dxa" w:w="543"/>
+            <w:tcW w:type="dxa" w:w="542"/>
           </w:tcPr>
           <w:p>
             <w:pPr>
@@ -18067,7 +18112,7 @@
         </w:tc>
         <w:tc>
           <w:tcPr>
-            <w:tcW w:type="dxa" w:w="592"/>
+            <w:tcW w:type="dxa" w:w="590"/>
           </w:tcPr>
           <w:p>
             <w:pPr>
@@ -18084,7 +18129,7 @@
         </w:tc>
         <w:tc>
           <w:tcPr>
-            <w:tcW w:type="dxa" w:w="769"/>
+            <w:tcW w:type="dxa" w:w="766"/>
           </w:tcPr>
           <w:p>
             <w:pPr>
@@ -18101,7 +18146,7 @@
         </w:tc>
         <w:tc>
           <w:tcPr>
-            <w:tcW w:type="dxa" w:w="2649"/>
+            <w:tcW w:type="dxa" w:w="2680"/>
           </w:tcPr>
           <w:p>
             <w:pPr>
@@ -18120,7 +18165,7 @@
       <w:tr>
         <w:tc>
           <w:tcPr>
-            <w:tcW w:type="dxa" w:w="2337"/>
+            <w:tcW w:type="dxa" w:w="2328"/>
           </w:tcPr>
           <w:p>
             <w:pPr>
@@ -18137,7 +18182,7 @@
         </w:tc>
         <w:tc>
           <w:tcPr>
-            <w:tcW w:type="dxa" w:w="2182"/>
+            <w:tcW w:type="dxa" w:w="2166"/>
           </w:tcPr>
           <w:p>
             <w:pPr>
@@ -18154,7 +18199,7 @@
         </w:tc>
         <w:tc>
           <w:tcPr>
-            <w:tcW w:type="dxa" w:w="543"/>
+            <w:tcW w:type="dxa" w:w="542"/>
           </w:tcPr>
           <w:p>
             <w:pPr>
@@ -18171,7 +18216,7 @@
         </w:tc>
         <w:tc>
           <w:tcPr>
-            <w:tcW w:type="dxa" w:w="592"/>
+            <w:tcW w:type="dxa" w:w="590"/>
           </w:tcPr>
           <w:p>
             <w:pPr>
@@ -18188,7 +18233,7 @@
         </w:tc>
         <w:tc>
           <w:tcPr>
-            <w:tcW w:type="dxa" w:w="769"/>
+            <w:tcW w:type="dxa" w:w="766"/>
           </w:tcPr>
           <w:p>
             <w:pPr>
@@ -18205,7 +18250,7 @@
         </w:tc>
         <w:tc>
           <w:tcPr>
-            <w:tcW w:type="dxa" w:w="2649"/>
+            <w:tcW w:type="dxa" w:w="2680"/>
           </w:tcPr>
           <w:p>
             <w:pPr>
@@ -18224,7 +18269,7 @@
       <w:tr>
         <w:tc>
           <w:tcPr>
-            <w:tcW w:type="dxa" w:w="2337"/>
+            <w:tcW w:type="dxa" w:w="2328"/>
           </w:tcPr>
           <w:p>
             <w:pPr>
@@ -18241,7 +18286,7 @@
         </w:tc>
         <w:tc>
           <w:tcPr>
-            <w:tcW w:type="dxa" w:w="2182"/>
+            <w:tcW w:type="dxa" w:w="2166"/>
           </w:tcPr>
           <w:p>
             <w:pPr>
@@ -18258,7 +18303,7 @@
         </w:tc>
         <w:tc>
           <w:tcPr>
-            <w:tcW w:type="dxa" w:w="543"/>
+            <w:tcW w:type="dxa" w:w="542"/>
           </w:tcPr>
           <w:p>
             <w:pPr>
@@ -18275,7 +18320,7 @@
         </w:tc>
         <w:tc>
           <w:tcPr>
-            <w:tcW w:type="dxa" w:w="592"/>
+            <w:tcW w:type="dxa" w:w="590"/>
           </w:tcPr>
           <w:p>
             <w:pPr>
@@ -18292,7 +18337,7 @@
         </w:tc>
         <w:tc>
           <w:tcPr>
-            <w:tcW w:type="dxa" w:w="769"/>
+            <w:tcW w:type="dxa" w:w="766"/>
           </w:tcPr>
           <w:p>
             <w:pPr>
@@ -18309,20 +18354,20 @@
         </w:tc>
         <w:tc>
           <w:tcPr>
-            <w:tcW w:type="dxa" w:w="2649"/>
-          </w:tcPr>
-          <w:p>
-            <w:pPr>
-              <w:pStyle w:val="Compact"/>
-              <w:spacing w:after="0" w:line="264" w:lineRule="auto"/>
-            </w:pPr>
-          </w:p>
-        </w:tc>
-      </w:tr>
-      <w:tr>
-        <w:tc>
-          <w:tcPr>
-            <w:tcW w:type="dxa" w:w="2337"/>
+            <w:tcW w:type="dxa" w:w="2680"/>
+          </w:tcPr>
+          <w:p>
+            <w:pPr>
+              <w:pStyle w:val="Compact"/>
+              <w:spacing w:after="0" w:line="264" w:lineRule="auto"/>
+            </w:pPr>
+          </w:p>
+        </w:tc>
+      </w:tr>
+      <w:tr>
+        <w:tc>
+          <w:tcPr>
+            <w:tcW w:type="dxa" w:w="2328"/>
           </w:tcPr>
           <w:p>
             <w:pPr>
@@ -18339,7 +18384,7 @@
         </w:tc>
         <w:tc>
           <w:tcPr>
-            <w:tcW w:type="dxa" w:w="2182"/>
+            <w:tcW w:type="dxa" w:w="2166"/>
           </w:tcPr>
           <w:p>
             <w:pPr>
@@ -18356,7 +18401,7 @@
         </w:tc>
         <w:tc>
           <w:tcPr>
-            <w:tcW w:type="dxa" w:w="543"/>
+            <w:tcW w:type="dxa" w:w="542"/>
           </w:tcPr>
           <w:p>
             <w:pPr>
@@ -18373,7 +18418,7 @@
         </w:tc>
         <w:tc>
           <w:tcPr>
-            <w:tcW w:type="dxa" w:w="592"/>
+            <w:tcW w:type="dxa" w:w="590"/>
           </w:tcPr>
           <w:p>
             <w:pPr>
@@ -18390,7 +18435,7 @@
         </w:tc>
         <w:tc>
           <w:tcPr>
-            <w:tcW w:type="dxa" w:w="769"/>
+            <w:tcW w:type="dxa" w:w="766"/>
           </w:tcPr>
           <w:p>
             <w:pPr>
@@ -18407,7 +18452,7 @@
         </w:tc>
         <w:tc>
           <w:tcPr>
-            <w:tcW w:type="dxa" w:w="2649"/>
+            <w:tcW w:type="dxa" w:w="2680"/>
           </w:tcPr>
           <w:p>
             <w:pPr>
@@ -26784,9 +26829,9 @@
         <w:tblLook w:firstRow="1" w:lastRow="0" w:firstColumn="0" w:lastColumn="0" w:noHBand="0" w:noVBand="0" w:val="0020"/>
       </w:tblPr>
       <w:tblGrid>
-        <w:gridCol w:w="2636"/>
-        <w:gridCol w:w="1393"/>
-        <w:gridCol w:w="5041"/>
+        <w:gridCol w:w="2596"/>
+        <w:gridCol w:w="1362"/>
+        <w:gridCol w:w="5112"/>
       </w:tblGrid>
       <w:tr>
         <w:trPr>
@@ -26794,7 +26839,7 @@
         </w:trPr>
         <w:tc>
           <w:tcPr>
-            <w:tcW w:type="dxa" w:w="2637"/>
+            <w:tcW w:type="dxa" w:w="2597"/>
             <w:shd w:val="clear" w:color="auto" w:fill="E8EEF5"/>
           </w:tcPr>
           <w:p>
@@ -26814,7 +26859,7 @@
         </w:tc>
         <w:tc>
           <w:tcPr>
-            <w:tcW w:type="dxa" w:w="1393"/>
+            <w:tcW w:type="dxa" w:w="1363"/>
             <w:shd w:val="clear" w:color="auto" w:fill="E8EEF5"/>
           </w:tcPr>
           <w:p>
@@ -26834,7 +26879,7 @@
         </w:tc>
         <w:tc>
           <w:tcPr>
-            <w:tcW w:type="dxa" w:w="5042"/>
+            <w:tcW w:type="dxa" w:w="5112"/>
             <w:shd w:val="clear" w:color="auto" w:fill="E8EEF5"/>
           </w:tcPr>
           <w:p>
@@ -26856,7 +26901,7 @@
       <w:tr>
         <w:tc>
           <w:tcPr>
-            <w:tcW w:type="dxa" w:w="2637"/>
+            <w:tcW w:type="dxa" w:w="2597"/>
           </w:tcPr>
           <w:p>
             <w:pPr>
@@ -26873,7 +26918,7 @@
         </w:tc>
         <w:tc>
           <w:tcPr>
-            <w:tcW w:type="dxa" w:w="1393"/>
+            <w:tcW w:type="dxa" w:w="1363"/>
           </w:tcPr>
           <w:p>
             <w:pPr>
@@ -26892,7 +26937,7 @@
         </w:tc>
         <w:tc>
           <w:tcPr>
-            <w:tcW w:type="dxa" w:w="5042"/>
+            <w:tcW w:type="dxa" w:w="5112"/>
           </w:tcPr>
           <w:p>
             <w:pPr>
@@ -26911,7 +26956,7 @@
       <w:tr>
         <w:tc>
           <w:tcPr>
-            <w:tcW w:type="dxa" w:w="2637"/>
+            <w:tcW w:type="dxa" w:w="2597"/>
           </w:tcPr>
           <w:p>
             <w:pPr>
@@ -26928,7 +26973,7 @@
         </w:tc>
         <w:tc>
           <w:tcPr>
-            <w:tcW w:type="dxa" w:w="1393"/>
+            <w:tcW w:type="dxa" w:w="1363"/>
           </w:tcPr>
           <w:p>
             <w:pPr>
@@ -26945,7 +26990,7 @@
         </w:tc>
         <w:tc>
           <w:tcPr>
-            <w:tcW w:type="dxa" w:w="5042"/>
+            <w:tcW w:type="dxa" w:w="5112"/>
           </w:tcPr>
           <w:p>
             <w:pPr>
@@ -26964,7 +27009,7 @@
       <w:tr>
         <w:tc>
           <w:tcPr>
-            <w:tcW w:type="dxa" w:w="2637"/>
+            <w:tcW w:type="dxa" w:w="2597"/>
           </w:tcPr>
           <w:p>
             <w:pPr>
@@ -26981,7 +27026,7 @@
         </w:tc>
         <w:tc>
           <w:tcPr>
-            <w:tcW w:type="dxa" w:w="1393"/>
+            <w:tcW w:type="dxa" w:w="1363"/>
           </w:tcPr>
           <w:p>
             <w:pPr>
@@ -26998,7 +27043,7 @@
         </w:tc>
         <w:tc>
           <w:tcPr>
-            <w:tcW w:type="dxa" w:w="5042"/>
+            <w:tcW w:type="dxa" w:w="5112"/>
           </w:tcPr>
           <w:p>
             <w:pPr>
@@ -27017,7 +27062,7 @@
       <w:tr>
         <w:tc>
           <w:tcPr>
-            <w:tcW w:type="dxa" w:w="2637"/>
+            <w:tcW w:type="dxa" w:w="2597"/>
           </w:tcPr>
           <w:p>
             <w:pPr>
@@ -27034,7 +27079,7 @@
         </w:tc>
         <w:tc>
           <w:tcPr>
-            <w:tcW w:type="dxa" w:w="1393"/>
+            <w:tcW w:type="dxa" w:w="1363"/>
           </w:tcPr>
           <w:p>
             <w:pPr>
@@ -27051,7 +27096,7 @@
         </w:tc>
         <w:tc>
           <w:tcPr>
-            <w:tcW w:type="dxa" w:w="5042"/>
+            <w:tcW w:type="dxa" w:w="5112"/>
           </w:tcPr>
           <w:p>
             <w:pPr>
@@ -27070,7 +27115,7 @@
       <w:tr>
         <w:tc>
           <w:tcPr>
-            <w:tcW w:type="dxa" w:w="2637"/>
+            <w:tcW w:type="dxa" w:w="2597"/>
           </w:tcPr>
           <w:p>
             <w:pPr>
@@ -27087,7 +27132,7 @@
         </w:tc>
         <w:tc>
           <w:tcPr>
-            <w:tcW w:type="dxa" w:w="1393"/>
+            <w:tcW w:type="dxa" w:w="1363"/>
           </w:tcPr>
           <w:p>
             <w:pPr>
@@ -27104,7 +27149,7 @@
         </w:tc>
         <w:tc>
           <w:tcPr>
-            <w:tcW w:type="dxa" w:w="5042"/>
+            <w:tcW w:type="dxa" w:w="5112"/>
           </w:tcPr>
           <w:p>
             <w:pPr>
@@ -27123,7 +27168,7 @@
       <w:tr>
         <w:tc>
           <w:tcPr>
-            <w:tcW w:type="dxa" w:w="2637"/>
+            <w:tcW w:type="dxa" w:w="2597"/>
           </w:tcPr>
           <w:p>
             <w:pPr>
@@ -27140,7 +27185,7 @@
         </w:tc>
         <w:tc>
           <w:tcPr>
-            <w:tcW w:type="dxa" w:w="1393"/>
+            <w:tcW w:type="dxa" w:w="1363"/>
           </w:tcPr>
           <w:p>
             <w:pPr>
@@ -27157,7 +27202,7 @@
         </w:tc>
         <w:tc>
           <w:tcPr>
-            <w:tcW w:type="dxa" w:w="5042"/>
+            <w:tcW w:type="dxa" w:w="5112"/>
           </w:tcPr>
           <w:p>
             <w:pPr>
@@ -27176,7 +27221,7 @@
       <w:tr>
         <w:tc>
           <w:tcPr>
-            <w:tcW w:type="dxa" w:w="2637"/>
+            <w:tcW w:type="dxa" w:w="2597"/>
           </w:tcPr>
           <w:p>
             <w:pPr>
@@ -27193,7 +27238,7 @@
         </w:tc>
         <w:tc>
           <w:tcPr>
-            <w:tcW w:type="dxa" w:w="1393"/>
+            <w:tcW w:type="dxa" w:w="1363"/>
           </w:tcPr>
           <w:p>
             <w:pPr>
@@ -27210,18 +27255,18 @@
         </w:tc>
         <w:tc>
           <w:tcPr>
-            <w:tcW w:type="dxa" w:w="5042"/>
-          </w:tcPr>
-          <w:p>
-            <w:pPr>
-              <w:pStyle w:val="Compact"/>
-              <w:spacing w:after="0" w:line="264" w:lineRule="auto"/>
-            </w:pPr>
-            <w:r>
-              <w:rPr>
-                <w:sz w:val="16"/>
-              </w:rPr>
-              <w:t xml:space="preserve">망을 타는 모듈은 허용 목록 5곳뿐이다. 밖으로는 MusicBrainz 2곳이 문자열만, MLflow · Prefect 2곳은 로컬 주소만 받는다. 늘면 검사가 빨개진다 (D-0134 · D-0224)</w:t>
+            <w:tcW w:type="dxa" w:w="5112"/>
+          </w:tcPr>
+          <w:p>
+            <w:pPr>
+              <w:pStyle w:val="Compact"/>
+              <w:spacing w:after="0" w:line="264" w:lineRule="auto"/>
+            </w:pPr>
+            <w:r>
+              <w:rPr>
+                <w:sz w:val="16"/>
+              </w:rPr>
+              <w:t xml:space="preserve">망을 타는 모듈은 허용 목록 5곳뿐이다. 밖 3곳은 MusicBrainz 둘과 arXiv 하나로 문자열·분야명만 보내고, 로컬 2곳(MLflow · Prefect)은 로컬 주소만 받는다. 늘면 검사가 빨개진다 (D-0134 · D-0224 · D-0446)</w:t>
             </w:r>
           </w:p>
         </w:tc>
@@ -54347,7 +54392,7 @@
         <w:t xml:space="preserve"> </w:t>
       </w:r>
       <w:r>
-        <w:t xml:space="preserve">아티스트당 평균 약 17곡으로</w:t>
+        <w:t xml:space="preserve">곡 하나를 집으면 같은 아티스트의 다른 곡이 평균 약 17곡 있어</w:t>
       </w:r>
       <w:r>
         <w:t xml:space="preserve"> </w:t>
@@ -54357,7 +54402,49 @@
           <w:b/>
           <w:bCs/>
         </w:rPr>
-        <w:t xml:space="preserve">M2의 검정력이 M1보다 높다.</w:t>
+        <w:t xml:space="preserve">M2의 검정력이 M1보다</w:t>
+      </w:r>
+      <w:r>
+        <w:rPr>
+          <w:b/>
+          <w:bCs/>
+        </w:rPr>
+        <w:t xml:space="preserve"> </w:t>
+      </w:r>
+      <w:r>
+        <w:rPr>
+          <w:b/>
+          <w:bCs/>
+        </w:rPr>
+        <w:t xml:space="preserve">높다</w:t>
+      </w:r>
+      <w:r>
+        <w:t xml:space="preserve"> </w:t>
+      </w:r>
+      <w:r>
+        <w:t xml:space="preserve">— 무작위 M2 0.0175에서 거꾸로 푼</w:t>
+      </w:r>
+      <w:r>
+        <w:t xml:space="preserve"> </w:t>
+      </w:r>
+      <w:r>
+        <w:rPr>
+          <w:b/>
+          <w:bCs/>
+        </w:rPr>
+        <w:t xml:space="preserve">곡 가중</w:t>
+      </w:r>
+      <w:r>
+        <w:t xml:space="preserve"> </w:t>
+      </w:r>
+      <w:r>
+        <w:t xml:space="preserve">평균이다. 아티스트로 나눈</w:t>
+      </w:r>
+      <w:r>
+        <w:t xml:space="preserve"> </w:t>
+      </w:r>
+      <w:r>
+        <w:t xml:space="preserve">1004/247 ≈ 4.1과 다른 양이며, 둘 다 맞다 (D-0446).</w:t>
       </w:r>
     </w:p>
     <w:p>

--- a/site/proposal.docx
+++ b/site/proposal.docx
@@ -124,7 +124,7 @@
           <w:color w:val="888888"/>
           <w:sz w:val="17"/>
         </w:rPr>
-        <w:t>정본 abd9f57e2006 · docs/MASTER.md Part I ~ III</w:t>
+        <w:t>정본 6f4de0a9914a · docs/MASTER.md Part I ~ III</w:t>
       </w:r>
     </w:p>
     <w:p>
@@ -2303,7 +2303,13 @@
         <w:t xml:space="preserve"> </w:t>
       </w:r>
       <w:r>
-        <w:t xml:space="preserve">- CI 3잡: 품질(ruff·mypy strict·계약·커버리지) / 시크릿 스캔 / 재현성 검증.</w:t>
+        <w:t xml:space="preserve">- CI 5잡: 품질(ruff·mypy strict·계약·커버리지) / 부하 속 관문 / GPU 없는 환경 /</w:t>
+      </w:r>
+      <w:r>
+        <w:t xml:space="preserve"> </w:t>
+      </w:r>
+      <w:r>
+        <w:t xml:space="preserve">시크릿 스캔 / 재현성 검증.</w:t>
       </w:r>
       <w:r>
         <w:t xml:space="preserve"> </w:t>

--- a/site/proposal.docx
+++ b/site/proposal.docx
@@ -124,7 +124,7 @@
           <w:color w:val="888888"/>
           <w:sz w:val="17"/>
         </w:rPr>
-        <w:t>정본 6f4de0a9914a · docs/MASTER.md Part I ~ III</w:t>
+        <w:t>정본 1e5560df37a6 · docs/MASTER.md Part I ~ III</w:t>
       </w:r>
     </w:p>
     <w:p>
@@ -29632,7 +29632,7 @@
     </w:tbl>
     <w:bookmarkEnd w:id="75"/>
     <w:bookmarkEnd w:id="76"/>
-    <w:bookmarkStart w:id="208" w:name="part-iii.-상세-설계서"/>
+    <w:bookmarkStart w:id="209" w:name="part-iii.-상세-설계서"/>
     <w:p>
       <w:pPr>
         <w:pStyle w:val="Heading1"/>
@@ -31367,7 +31367,7 @@
     </w:p>
     <w:bookmarkEnd w:id="86"/>
     <w:bookmarkEnd w:id="87"/>
-    <w:bookmarkStart w:id="107" w:name="데이터-설계"/>
+    <w:bookmarkStart w:id="108" w:name="데이터-설계"/>
     <w:p>
       <w:pPr>
         <w:pStyle w:val="Heading2"/>
@@ -36837,7 +36837,711 @@
       </w:r>
     </w:p>
     <w:bookmarkEnd w:id="100"/>
-    <w:bookmarkStart w:id="101" w:name="좌표-없는-정규화-식별자-체계"/>
+    <w:bookmarkStart w:id="101" w:name="버리는-칸의-몫-실측"/>
+    <w:p>
+      <w:pPr>
+        <w:pStyle w:val="Heading3"/>
+      </w:pPr>
+      <w:r>
+        <w:t xml:space="preserve">□ 버리는 칸의 몫 실측</w:t>
+      </w:r>
+    </w:p>
+    <w:tbl>
+      <w:tblPr>
+        <w:tblStyle w:val="Table"/>
+        <w:tblW w:w="9072" w:type="dxa"/>
+        <w:tblBorders>
+          <w:top w:val="single" w:sz="4" w:color="BFC8D3"/>
+          <w:left w:val="single" w:sz="4" w:color="BFC8D3"/>
+          <w:bottom w:val="single" w:sz="4" w:color="BFC8D3"/>
+          <w:right w:val="single" w:sz="4" w:color="BFC8D3"/>
+          <w:insideH w:val="single" w:sz="4" w:color="BFC8D3"/>
+          <w:insideV w:val="single" w:sz="4" w:color="BFC8D3"/>
+        </w:tblBorders>
+        <w:tblLayout w:type="fixed"/>
+        <w:tblLook w:firstRow="1" w:lastRow="0" w:firstColumn="0" w:lastColumn="0" w:noHBand="0" w:noVBand="0" w:val="0020"/>
+      </w:tblPr>
+      <w:tblGrid>
+        <w:gridCol w:w="5749"/>
+        <w:gridCol w:w="3322"/>
+      </w:tblGrid>
+      <w:tr>
+        <w:trPr>
+          <w:tblHeader w:val="on"/>
+        </w:trPr>
+        <w:tc>
+          <w:tcPr>
+            <w:tcW w:type="dxa" w:w="5749"/>
+            <w:shd w:val="clear" w:color="auto" w:fill="E8EEF5"/>
+          </w:tcPr>
+          <w:p>
+            <w:pPr>
+              <w:pStyle w:val="Compact"/>
+              <w:spacing w:after="0" w:line="264" w:lineRule="auto"/>
+            </w:pPr>
+            <w:r>
+              <w:rPr>
+                <w:b/>
+                <w:color w:val="1F4E79"/>
+                <w:sz w:val="16"/>
+              </w:rPr>
+              <w:t xml:space="preserve">항목</w:t>
+            </w:r>
+          </w:p>
+        </w:tc>
+        <w:tc>
+          <w:tcPr>
+            <w:tcW w:type="dxa" w:w="3323"/>
+            <w:shd w:val="clear" w:color="auto" w:fill="E8EEF5"/>
+          </w:tcPr>
+          <w:p>
+            <w:pPr>
+              <w:pStyle w:val="Compact"/>
+              <w:spacing w:after="0" w:line="264" w:lineRule="auto"/>
+            </w:pPr>
+            <w:r>
+              <w:rPr>
+                <w:b/>
+                <w:color w:val="1F4E79"/>
+                <w:sz w:val="16"/>
+              </w:rPr>
+              <w:t xml:space="preserve">값</w:t>
+            </w:r>
+          </w:p>
+        </w:tc>
+      </w:tr>
+      <w:tr>
+        <w:tc>
+          <w:tcPr>
+            <w:tcW w:type="dxa" w:w="5749"/>
+          </w:tcPr>
+          <w:p>
+            <w:pPr>
+              <w:pStyle w:val="Compact"/>
+              <w:spacing w:after="0" w:line="264" w:lineRule="auto"/>
+            </w:pPr>
+            <w:r>
+              <w:rPr>
+                <w:b/>
+                <w:bCs/>
+                <w:sz w:val="16"/>
+              </w:rPr>
+              <w:t xml:space="preserve">버리는 몫</w:t>
+            </w:r>
+            <w:r>
+              <w:rPr>
+                <w:sz w:val="16"/>
+              </w:rPr>
+              <w:t xml:space="preserve"> </w:t>
+            </w:r>
+            <w:r>
+              <w:rPr>
+                <w:sz w:val="16"/>
+              </w:rPr>
+              <w:t xml:space="preserve">—</w:t>
+            </w:r>
+            <w:r>
+              <w:rPr>
+                <w:sz w:val="16"/>
+              </w:rPr>
+              <w:t xml:space="preserve"> </w:t>
+            </w:r>
+            <w:r>
+              <w:rPr>
+                <w:rStyle w:val="VerbatimChar"/>
+                <w:sz w:val="16"/>
+              </w:rPr>
+              <w:t xml:space="preserve">other</w:t>
+            </w:r>
+            <w:r>
+              <w:rPr>
+                <w:sz w:val="16"/>
+              </w:rPr>
+              <w:t xml:space="preserve"> </w:t>
+            </w:r>
+            <w:r>
+              <w:rPr>
+                <w:sz w:val="16"/>
+              </w:rPr>
+              <w:t xml:space="preserve">실측</w:t>
+            </w:r>
+          </w:p>
+        </w:tc>
+        <w:tc>
+          <w:tcPr>
+            <w:tcW w:type="dxa" w:w="3323"/>
+          </w:tcPr>
+          <w:p>
+            <w:pPr>
+              <w:pStyle w:val="Compact"/>
+              <w:spacing w:after="0" w:line="264" w:lineRule="auto"/>
+            </w:pPr>
+            <w:r>
+              <w:rPr>
+                <w:b/>
+                <w:bCs/>
+                <w:sz w:val="16"/>
+              </w:rPr>
+              <w:t xml:space="preserve">37.7%</w:t>
+            </w:r>
+          </w:p>
+        </w:tc>
+      </w:tr>
+      <w:tr>
+        <w:tc>
+          <w:tcPr>
+            <w:tcW w:type="dxa" w:w="5749"/>
+          </w:tcPr>
+          <w:p>
+            <w:pPr>
+              <w:pStyle w:val="Compact"/>
+              <w:spacing w:after="0" w:line="264" w:lineRule="auto"/>
+            </w:pPr>
+            <w:r>
+              <w:rPr>
+                <w:rStyle w:val="VerbatimChar"/>
+                <w:sz w:val="16"/>
+              </w:rPr>
+              <w:t xml:space="preserve">other</w:t>
+            </w:r>
+            <w:r>
+              <w:rPr>
+                <w:sz w:val="16"/>
+              </w:rPr>
+              <w:t xml:space="preserve"> </w:t>
+            </w:r>
+            <w:r>
+              <w:rPr>
+                <w:sz w:val="16"/>
+              </w:rPr>
+              <w:t xml:space="preserve">등가선</w:t>
+            </w:r>
+          </w:p>
+        </w:tc>
+        <w:tc>
+          <w:tcPr>
+            <w:tcW w:type="dxa" w:w="3323"/>
+          </w:tcPr>
+          <w:p>
+            <w:pPr>
+              <w:pStyle w:val="Compact"/>
+              <w:spacing w:after="0" w:line="264" w:lineRule="auto"/>
+            </w:pPr>
+            <w:r>
+              <w:rPr>
+                <w:sz w:val="16"/>
+              </w:rPr>
+              <w:t xml:space="preserve">37.7%</w:t>
+            </w:r>
+          </w:p>
+        </w:tc>
+      </w:tr>
+      <w:tr>
+        <w:tc>
+          <w:tcPr>
+            <w:tcW w:type="dxa" w:w="5749"/>
+          </w:tcPr>
+          <w:p>
+            <w:pPr>
+              <w:pStyle w:val="Compact"/>
+              <w:spacing w:after="0" w:line="264" w:lineRule="auto"/>
+            </w:pPr>
+            <w:r>
+              <w:rPr>
+                <w:rStyle w:val="VerbatimChar"/>
+                <w:sz w:val="16"/>
+              </w:rPr>
+              <w:t xml:space="preserve">other</w:t>
+            </w:r>
+            <w:r>
+              <w:rPr>
+                <w:sz w:val="16"/>
+              </w:rPr>
+              <w:t xml:space="preserve"> </w:t>
+            </w:r>
+            <w:r>
+              <w:rPr>
+                <w:sz w:val="16"/>
+              </w:rPr>
+              <w:t xml:space="preserve">비음계 질량</w:t>
+            </w:r>
+          </w:p>
+        </w:tc>
+        <w:tc>
+          <w:tcPr>
+            <w:tcW w:type="dxa" w:w="3323"/>
+          </w:tcPr>
+          <w:p>
+            <w:pPr>
+              <w:pStyle w:val="Compact"/>
+              <w:spacing w:after="0" w:line="264" w:lineRule="auto"/>
+            </w:pPr>
+            <w:r>
+              <w:rPr>
+                <w:sz w:val="16"/>
+              </w:rPr>
+              <w:t xml:space="preserve">34.7%</w:t>
+            </w:r>
+          </w:p>
+        </w:tc>
+      </w:tr>
+      <w:tr>
+        <w:tc>
+          <w:tcPr>
+            <w:tcW w:type="dxa" w:w="5749"/>
+          </w:tcPr>
+          <w:p>
+            <w:pPr>
+              <w:pStyle w:val="Compact"/>
+              <w:spacing w:after="0" w:line="264" w:lineRule="auto"/>
+            </w:pPr>
+            <w:r>
+              <w:rPr>
+                <w:b/>
+                <w:bCs/>
+                <w:sz w:val="16"/>
+              </w:rPr>
+              <w:t xml:space="preserve">버리는 몫</w:t>
+            </w:r>
+            <w:r>
+              <w:rPr>
+                <w:sz w:val="16"/>
+              </w:rPr>
+              <w:t xml:space="preserve"> </w:t>
+            </w:r>
+            <w:r>
+              <w:rPr>
+                <w:sz w:val="16"/>
+              </w:rPr>
+              <w:t xml:space="preserve">—</w:t>
+            </w:r>
+            <w:r>
+              <w:rPr>
+                <w:sz w:val="16"/>
+              </w:rPr>
+              <w:t xml:space="preserve"> </w:t>
+            </w:r>
+            <w:r>
+              <w:rPr>
+                <w:rStyle w:val="VerbatimChar"/>
+                <w:sz w:val="16"/>
+              </w:rPr>
+              <w:t xml:space="preserve">mix</w:t>
+            </w:r>
+            <w:r>
+              <w:rPr>
+                <w:sz w:val="16"/>
+              </w:rPr>
+              <w:t xml:space="preserve"> </w:t>
+            </w:r>
+            <w:r>
+              <w:rPr>
+                <w:sz w:val="16"/>
+              </w:rPr>
+              <w:t xml:space="preserve">실측</w:t>
+            </w:r>
+          </w:p>
+        </w:tc>
+        <w:tc>
+          <w:tcPr>
+            <w:tcW w:type="dxa" w:w="3323"/>
+          </w:tcPr>
+          <w:p>
+            <w:pPr>
+              <w:pStyle w:val="Compact"/>
+              <w:spacing w:after="0" w:line="264" w:lineRule="auto"/>
+            </w:pPr>
+            <w:r>
+              <w:rPr>
+                <w:b/>
+                <w:bCs/>
+                <w:sz w:val="16"/>
+              </w:rPr>
+              <w:t xml:space="preserve">43.3%</w:t>
+            </w:r>
+          </w:p>
+        </w:tc>
+      </w:tr>
+      <w:tr>
+        <w:tc>
+          <w:tcPr>
+            <w:tcW w:type="dxa" w:w="5749"/>
+          </w:tcPr>
+          <w:p>
+            <w:pPr>
+              <w:pStyle w:val="Compact"/>
+              <w:spacing w:after="0" w:line="264" w:lineRule="auto"/>
+            </w:pPr>
+            <w:r>
+              <w:rPr>
+                <w:rStyle w:val="VerbatimChar"/>
+                <w:sz w:val="16"/>
+              </w:rPr>
+              <w:t xml:space="preserve">mix</w:t>
+            </w:r>
+            <w:r>
+              <w:rPr>
+                <w:sz w:val="16"/>
+              </w:rPr>
+              <w:t xml:space="preserve"> </w:t>
+            </w:r>
+            <w:r>
+              <w:rPr>
+                <w:sz w:val="16"/>
+              </w:rPr>
+              <w:t xml:space="preserve">등가선</w:t>
+            </w:r>
+          </w:p>
+        </w:tc>
+        <w:tc>
+          <w:tcPr>
+            <w:tcW w:type="dxa" w:w="3323"/>
+          </w:tcPr>
+          <w:p>
+            <w:pPr>
+              <w:pStyle w:val="Compact"/>
+              <w:spacing w:after="0" w:line="264" w:lineRule="auto"/>
+            </w:pPr>
+            <w:r>
+              <w:rPr>
+                <w:sz w:val="16"/>
+              </w:rPr>
+              <w:t xml:space="preserve">43.3%</w:t>
+            </w:r>
+          </w:p>
+        </w:tc>
+      </w:tr>
+      <w:tr>
+        <w:tc>
+          <w:tcPr>
+            <w:tcW w:type="dxa" w:w="5749"/>
+          </w:tcPr>
+          <w:p>
+            <w:pPr>
+              <w:pStyle w:val="Compact"/>
+              <w:spacing w:after="0" w:line="264" w:lineRule="auto"/>
+            </w:pPr>
+            <w:r>
+              <w:rPr>
+                <w:rStyle w:val="VerbatimChar"/>
+                <w:sz w:val="16"/>
+              </w:rPr>
+              <w:t xml:space="preserve">mix</w:t>
+            </w:r>
+            <w:r>
+              <w:rPr>
+                <w:sz w:val="16"/>
+              </w:rPr>
+              <w:t xml:space="preserve"> </w:t>
+            </w:r>
+            <w:r>
+              <w:rPr>
+                <w:sz w:val="16"/>
+              </w:rPr>
+              <w:t xml:space="preserve">비음계 질량</w:t>
+            </w:r>
+          </w:p>
+        </w:tc>
+        <w:tc>
+          <w:tcPr>
+            <w:tcW w:type="dxa" w:w="3323"/>
+          </w:tcPr>
+          <w:p>
+            <w:pPr>
+              <w:pStyle w:val="Compact"/>
+              <w:spacing w:after="0" w:line="264" w:lineRule="auto"/>
+            </w:pPr>
+            <w:r>
+              <w:rPr>
+                <w:sz w:val="16"/>
+              </w:rPr>
+              <w:t xml:space="preserve">40.8%</w:t>
+            </w:r>
+          </w:p>
+        </w:tc>
+      </w:tr>
+      <w:tr>
+        <w:tc>
+          <w:tcPr>
+            <w:tcW w:type="dxa" w:w="5749"/>
+          </w:tcPr>
+          <w:p>
+            <w:pPr>
+              <w:pStyle w:val="Compact"/>
+              <w:spacing w:after="0" w:line="264" w:lineRule="auto"/>
+            </w:pPr>
+            <w:r>
+              <w:rPr>
+                <w:sz w:val="16"/>
+              </w:rPr>
+              <w:t xml:space="preserve">견준 쌍</w:t>
+            </w:r>
+          </w:p>
+        </w:tc>
+        <w:tc>
+          <w:tcPr>
+            <w:tcW w:type="dxa" w:w="3323"/>
+          </w:tcPr>
+          <w:p>
+            <w:pPr>
+              <w:pStyle w:val="Compact"/>
+              <w:spacing w:after="0" w:line="264" w:lineRule="auto"/>
+            </w:pPr>
+            <w:r>
+              <w:rPr>
+                <w:sz w:val="16"/>
+              </w:rPr>
+              <w:t xml:space="preserve">100</w:t>
+            </w:r>
+          </w:p>
+        </w:tc>
+      </w:tr>
+    </w:tbl>
+    <w:p>
+      <w:pPr>
+        <w:pStyle w:val="BodyText"/>
+      </w:pPr>
+      <w:r>
+        <w:t xml:space="preserve">1004곡 전수 · 2026-10-20 실측</w:t>
+      </w:r>
+    </w:p>
+    <w:p>
+      <w:pPr>
+        <w:pStyle w:val="BodyText"/>
+      </w:pPr>
+      <w:r>
+        <w:rPr>
+          <w:b/>
+          <w:bCs/>
+        </w:rPr>
+        <w:t xml:space="preserve">무엇을 물었나</w:t>
+      </w:r>
+      <w:r>
+        <w:t xml:space="preserve">:</w:t>
+      </w:r>
+      <w:r>
+        <w:t xml:space="preserve"> </w:t>
+      </w:r>
+      <w:r>
+        <w:rPr>
+          <w:i/>
+          <w:iCs/>
+        </w:rPr>
+        <w:t xml:space="preserve">«다이어토닉 7도수로 제한하면 무엇을 버리나»</w:t>
+      </w:r>
+      <w:r>
+        <w:t xml:space="preserve"> </w:t>
+      </w:r>
+      <w:r>
+        <w:t xml:space="preserve">(O-31 · D-0085 ·</w:t>
+      </w:r>
+      <w:r>
+        <w:t xml:space="preserve"> </w:t>
+      </w:r>
+      <w:r>
+        <w:t xml:space="preserve">D-0088). 버리는 칸 여섯 중 하나(11)는</w:t>
+      </w:r>
+      <w:r>
+        <w:t xml:space="preserve"> </w:t>
+      </w:r>
+      <w:r>
+        <w:rPr>
+          <w:b/>
+          <w:bCs/>
+        </w:rPr>
+        <w:t xml:space="preserve">반음계음이 아니다</w:t>
+      </w:r>
+      <w:r>
+        <w:t xml:space="preserve"> </w:t>
+      </w:r>
+      <w:r>
+        <w:t xml:space="preserve">— 화음 근음에서만 빠졌다.</w:t>
+      </w:r>
+    </w:p>
+    <w:p>
+      <w:pPr>
+        <w:pStyle w:val="BodyText"/>
+      </w:pPr>
+      <w:r>
+        <w:rPr>
+          <w:b/>
+          <w:bCs/>
+        </w:rPr>
+        <w:t xml:space="preserve">등가선이 눈금이다</w:t>
+      </w:r>
+      <w:r>
+        <w:t xml:space="preserve"> </w:t>
+      </w:r>
+      <w:r>
+        <w:t xml:space="preserve">(D-0086). 온음계 칸의 곡별 편차를 비음계 칸에 이식해</w:t>
+      </w:r>
+      <w:r>
+        <w:t xml:space="preserve"> </w:t>
+      </w:r>
+      <w:r>
+        <w:rPr>
+          <w:b/>
+          <w:bCs/>
+        </w:rPr>
+        <w:t xml:space="preserve">두 조가</w:t>
+      </w:r>
+      <w:r>
+        <w:rPr>
+          <w:b/>
+          <w:bCs/>
+        </w:rPr>
+        <w:t xml:space="preserve"> </w:t>
+      </w:r>
+      <w:r>
+        <w:rPr>
+          <w:b/>
+          <w:bCs/>
+        </w:rPr>
+        <w:t xml:space="preserve">똑같이 곡 고유한</w:t>
+      </w:r>
+      <w:r>
+        <w:t xml:space="preserve"> </w:t>
+      </w:r>
+      <w:r>
+        <w:t xml:space="preserve">사전을 만든다. 실측이 그보다 크면 버리는 칸이 더, 작으면 덜</w:t>
+      </w:r>
+      <w:r>
+        <w:t xml:space="preserve"> </w:t>
+      </w:r>
+      <w:r>
+        <w:t xml:space="preserve">곡 고유하다. 두 출처 다</w:t>
+      </w:r>
+      <w:r>
+        <w:t xml:space="preserve"> </w:t>
+      </w:r>
+      <w:r>
+        <w:rPr>
+          <w:b/>
+          <w:bCs/>
+        </w:rPr>
+        <w:t xml:space="preserve">등가선과 같다</w:t>
+      </w:r>
+      <w:r>
+        <w:t xml:space="preserve"> </w:t>
+      </w:r>
+      <w:r>
+        <w:t xml:space="preserve">— 대비가</w:t>
+      </w:r>
+      <w:r>
+        <w:t xml:space="preserve"> </w:t>
+      </w:r>
+      <w:r>
+        <w:rPr>
+          <w:rStyle w:val="VerbatimChar"/>
+        </w:rPr>
+        <w:t xml:space="preserve">other</w:t>
+      </w:r>
+      <w:r>
+        <w:t xml:space="preserve"> </w:t>
+      </w:r>
+      <w:r>
+        <w:t xml:space="preserve">-0.0005 ±0.0083 ·</w:t>
+      </w:r>
+      <w:r>
+        <w:t xml:space="preserve"> </w:t>
+      </w:r>
+      <w:r>
+        <w:rPr>
+          <w:rStyle w:val="VerbatimChar"/>
+        </w:rPr>
+        <w:t xml:space="preserve">mix</w:t>
+      </w:r>
+      <w:r>
+        <w:t xml:space="preserve"> </w:t>
+      </w:r>
+      <w:r>
+        <w:t xml:space="preserve">-0.0004 ±0.0085로 표준오차 안이다.</w:t>
+      </w:r>
+      <w:r>
+        <w:t xml:space="preserve"> </w:t>
+      </w:r>
+      <w:r>
+        <w:rPr>
+          <w:b/>
+          <w:bCs/>
+        </w:rPr>
+        <w:t xml:space="preserve">곡 고유성은 다이어토닉과 대등하다.</w:t>
+      </w:r>
+    </w:p>
+    <w:p>
+      <w:pPr>
+        <w:pStyle w:val="BodyText"/>
+      </w:pPr>
+      <w:r>
+        <w:rPr>
+          <w:b/>
+          <w:bCs/>
+        </w:rPr>
+        <w:t xml:space="preserve">앞 판의 수는 재현되지 않는다</w:t>
+      </w:r>
+      <w:r>
+        <w:t xml:space="preserve"> </w:t>
+      </w:r>
+      <w:r>
+        <w:t xml:space="preserve">(D-0449).</w:t>
+      </w:r>
+      <w:r>
+        <w:t xml:space="preserve"> </w:t>
+      </w:r>
+      <w:r>
+        <w:rPr>
+          <w:rStyle w:val="VerbatimChar"/>
+        </w:rPr>
+        <w:t xml:space="preserve">other</w:t>
+      </w:r>
+      <w:r>
+        <w:t xml:space="preserve"> </w:t>
+      </w:r>
+      <w:r>
+        <w:t xml:space="preserve">0.4357 ·</w:t>
+      </w:r>
+      <w:r>
+        <w:t xml:space="preserve"> </w:t>
+      </w:r>
+      <w:r>
+        <w:rPr>
+          <w:rStyle w:val="VerbatimChar"/>
+        </w:rPr>
+        <w:t xml:space="preserve">mix</w:t>
+      </w:r>
+      <w:r>
+        <w:t xml:space="preserve"> </w:t>
+      </w:r>
+      <w:r>
+        <w:t xml:space="preserve">0.4670을 내는</w:t>
+      </w:r>
+      <w:r>
+        <w:t xml:space="preserve"> </w:t>
+      </w:r>
+      <w:r>
+        <w:t xml:space="preserve">산출물이 살아남은 여섯 중 하나도 없다 — D-0087이 예고한 그대로다. 그래서 이 표는</w:t>
+      </w:r>
+      <w:r>
+        <w:t xml:space="preserve"> </w:t>
+      </w:r>
+      <w:r>
+        <w:t xml:space="preserve">손으로 안 적고</w:t>
+      </w:r>
+      <w:r>
+        <w:t xml:space="preserve"> </w:t>
+      </w:r>
+      <w:r>
+        <w:rPr>
+          <w:rStyle w:val="VerbatimChar"/>
+        </w:rPr>
+        <w:t xml:space="preserve">probe_restriction --emit</w:t>
+      </w:r>
+      <w:r>
+        <w:t xml:space="preserve">이 낸다.</w:t>
+      </w:r>
+    </w:p>
+    <w:bookmarkEnd w:id="101"/>
+    <w:bookmarkStart w:id="102" w:name="좌표-없는-정규화-식별자-체계"/>
     <w:p>
       <w:pPr>
         <w:pStyle w:val="Heading3"/>
@@ -37322,8 +38026,8 @@
         <w:t xml:space="preserve">절대경로를 쓰지 않는 이유는 기기마다 라이브러리 루트가 달라 산출물 동일성이 깨지기 때문이다.</w:t>
       </w:r>
     </w:p>
-    <w:bookmarkEnd w:id="101"/>
-    <w:bookmarkStart w:id="106" w:name="테이블-명세-주요-p4-설계-미구현"/>
+    <w:bookmarkEnd w:id="102"/>
+    <w:bookmarkStart w:id="107" w:name="테이블-명세-주요-p4-설계-미구현"/>
     <w:p>
       <w:pPr>
         <w:pStyle w:val="Heading3"/>
@@ -37495,18 +38199,18 @@
           <wp:inline>
             <wp:extent cx="5334000" cy="6923726"/>
             <wp:effectExtent b="0" l="0" r="0" t="0"/>
-            <wp:docPr descr="ERD — P4 설계" title="" id="103" name="Picture"/>
+            <wp:docPr descr="ERD — P4 설계" title="" id="104" name="Picture"/>
             <a:graphic>
               <a:graphicData uri="http://schemas.openxmlformats.org/drawingml/2006/picture">
                 <pic:pic>
                   <pic:nvPicPr>
-                    <pic:cNvPr descr="/home/fox/projects/hathor/var/proposal/figures/erd.png" id="104" name="Picture"/>
+                    <pic:cNvPr descr="/home/fox/projects/hathor/var/proposal/figures/erd.png" id="105" name="Picture"/>
                     <pic:cNvPicPr>
                       <a:picLocks noChangeArrowheads="1" noChangeAspect="1"/>
                     </pic:cNvPicPr>
                   </pic:nvPicPr>
                   <pic:blipFill>
-                    <a:blip r:embed="rId102"/>
+                    <a:blip r:embed="rId103"/>
                     <a:stretch>
                       <a:fillRect/>
                     </a:stretch>
@@ -39289,7 +39993,7 @@
         <w:t xml:space="preserve">이었다 (D-0126).</w:t>
       </w:r>
     </w:p>
-    <w:bookmarkStart w:id="105" w:name="취향-쪽-테이블"/>
+    <w:bookmarkStart w:id="106" w:name="취향-쪽-테이블"/>
     <w:p>
       <w:pPr>
         <w:pStyle w:val="Heading4"/>
@@ -40523,10 +41227,10 @@
         <w:t xml:space="preserve">.</w:t>
       </w:r>
     </w:p>
-    <w:bookmarkEnd w:id="105"/>
     <w:bookmarkEnd w:id="106"/>
     <w:bookmarkEnd w:id="107"/>
-    <w:bookmarkStart w:id="122" w:name="인제스트-상세-설계"/>
+    <w:bookmarkEnd w:id="108"/>
+    <w:bookmarkStart w:id="123" w:name="인제스트-상세-설계"/>
     <w:p>
       <w:pPr>
         <w:pStyle w:val="Heading2"/>
@@ -40535,7 +41239,7 @@
         <w:t xml:space="preserve">3. 인제스트 상세 설계</w:t>
       </w:r>
     </w:p>
-    <w:bookmarkStart w:id="111" w:name="처리-순서"/>
+    <w:bookmarkStart w:id="112" w:name="처리-순서"/>
     <w:p>
       <w:pPr>
         <w:pStyle w:val="Heading3"/>
@@ -40553,18 +41257,18 @@
           <wp:inline>
             <wp:extent cx="4251960" cy="7593619"/>
             <wp:effectExtent b="0" l="0" r="0" t="0"/>
-            <wp:docPr descr="인제스트 처리 순서" title="" id="109" name="Picture"/>
+            <wp:docPr descr="인제스트 처리 순서" title="" id="110" name="Picture"/>
             <a:graphic>
               <a:graphicData uri="http://schemas.openxmlformats.org/drawingml/2006/picture">
                 <pic:pic>
                   <pic:nvPicPr>
-                    <pic:cNvPr descr="/home/fox/projects/hathor/var/proposal/figures/ingest_flow.png" id="110" name="Picture"/>
+                    <pic:cNvPr descr="/home/fox/projects/hathor/var/proposal/figures/ingest_flow.png" id="111" name="Picture"/>
                     <pic:cNvPicPr>
                       <a:picLocks noChangeArrowheads="1" noChangeAspect="1"/>
                     </pic:cNvPicPr>
                   </pic:nvPicPr>
                   <pic:blipFill>
-                    <a:blip r:embed="rId108"/>
+                    <a:blip r:embed="rId109"/>
                     <a:stretch>
                       <a:fillRect/>
                     </a:stretch>
@@ -40599,8 +41303,8 @@
         <w:t>[그림 11] 인제스트 처리 순서</w:t>
       </w:r>
     </w:p>
-    <w:bookmarkEnd w:id="111"/>
-    <w:bookmarkStart w:id="112" w:name="실패-분류"/>
+    <w:bookmarkEnd w:id="112"/>
+    <w:bookmarkStart w:id="113" w:name="실패-분류"/>
     <w:p>
       <w:pPr>
         <w:pStyle w:val="Heading3"/>
@@ -40911,8 +41615,8 @@
         <w:t xml:space="preserve">: 어떤 단일 파일도 전체 순회를 중단시키지 않는다. 프로세스 종료 코드는 실패율이 임계를 넘을 때만 비정상이 된다.</w:t>
       </w:r>
     </w:p>
-    <w:bookmarkEnd w:id="112"/>
-    <w:bookmarkStart w:id="116" w:name="델타-이벤트"/>
+    <w:bookmarkEnd w:id="113"/>
+    <w:bookmarkStart w:id="117" w:name="델타-이벤트"/>
     <w:p>
       <w:pPr>
         <w:pStyle w:val="Heading3"/>
@@ -41285,18 +41989,18 @@
           <wp:inline>
             <wp:extent cx="5334000" cy="2221026"/>
             <wp:effectExtent b="0" l="0" r="0" t="0"/>
-            <wp:docPr descr="델타 판정 — 재스캔 이벤트 넷" title="" id="114" name="Picture"/>
+            <wp:docPr descr="델타 판정 — 재스캔 이벤트 넷" title="" id="115" name="Picture"/>
             <a:graphic>
               <a:graphicData uri="http://schemas.openxmlformats.org/drawingml/2006/picture">
                 <pic:pic>
                   <pic:nvPicPr>
-                    <pic:cNvPr descr="/home/fox/projects/hathor/var/proposal/figures/delta_states.png" id="115" name="Picture"/>
+                    <pic:cNvPr descr="/home/fox/projects/hathor/var/proposal/figures/delta_states.png" id="116" name="Picture"/>
                     <pic:cNvPicPr>
                       <a:picLocks noChangeArrowheads="1" noChangeAspect="1"/>
                     </pic:cNvPicPr>
                   </pic:nvPicPr>
                   <pic:blipFill>
-                    <a:blip r:embed="rId113"/>
+                    <a:blip r:embed="rId114"/>
                     <a:stretch>
                       <a:fillRect/>
                     </a:stretch>
@@ -41331,8 +42035,8 @@
         <w:t>[그림 12] 델타 판정 — 재스캔 이벤트 넷</w:t>
       </w:r>
     </w:p>
-    <w:bookmarkEnd w:id="116"/>
-    <w:bookmarkStart w:id="117" w:name="아티스트-파서"/>
+    <w:bookmarkEnd w:id="117"/>
+    <w:bookmarkStart w:id="118" w:name="아티스트-파서"/>
     <w:p>
       <w:pPr>
         <w:pStyle w:val="Heading3"/>
@@ -41870,8 +42574,8 @@
         </w:tc>
       </w:tr>
     </w:tbl>
-    <w:bookmarkEnd w:id="117"/>
-    <w:bookmarkStart w:id="121" w:name="musicbrainz-조회-개선-이력-d-0019"/>
+    <w:bookmarkEnd w:id="118"/>
+    <w:bookmarkStart w:id="122" w:name="musicbrainz-조회-개선-이력-d-0019"/>
     <w:p>
       <w:pPr>
         <w:pStyle w:val="Heading3"/>
@@ -42193,18 +42897,18 @@
           <wp:inline>
             <wp:extent cx="5334000" cy="2152387"/>
             <wp:effectExtent b="0" l="0" r="0" t="0"/>
-            <wp:docPr descr="MusicBrainz 곡 조회 성공률 개선" title="" id="119" name="Picture"/>
+            <wp:docPr descr="MusicBrainz 곡 조회 성공률 개선" title="" id="120" name="Picture"/>
             <a:graphic>
               <a:graphicData uri="http://schemas.openxmlformats.org/drawingml/2006/picture">
                 <pic:pic>
                   <pic:nvPicPr>
-                    <pic:cNvPr descr="/home/fox/projects/hathor/var/proposal/figures/musicbrainz.png" id="120" name="Picture"/>
+                    <pic:cNvPr descr="/home/fox/projects/hathor/var/proposal/figures/musicbrainz.png" id="121" name="Picture"/>
                     <pic:cNvPicPr>
                       <a:picLocks noChangeArrowheads="1" noChangeAspect="1"/>
                     </pic:cNvPicPr>
                   </pic:nvPicPr>
                   <pic:blipFill>
-                    <a:blip r:embed="rId118"/>
+                    <a:blip r:embed="rId119"/>
                     <a:stretch>
                       <a:fillRect/>
                     </a:stretch>
@@ -42239,9 +42943,9 @@
         <w:t>[그림 13] MusicBrainz 곡 조회 성공률 개선</w:t>
       </w:r>
     </w:p>
-    <w:bookmarkEnd w:id="121"/>
     <w:bookmarkEnd w:id="122"/>
-    <w:bookmarkStart w:id="126" w:name="축-특징-설계"/>
+    <w:bookmarkEnd w:id="123"/>
+    <w:bookmarkStart w:id="127" w:name="축-특징-설계"/>
     <w:p>
       <w:pPr>
         <w:pStyle w:val="Heading2"/>
@@ -43031,18 +43735,18 @@
           <wp:inline>
             <wp:extent cx="5334000" cy="3124463"/>
             <wp:effectExtent b="0" l="0" r="0" t="0"/>
-            <wp:docPr descr="4축과 모델 — 스템 분리가 편곡 · 가창의 전제다" title="" id="124" name="Picture"/>
+            <wp:docPr descr="4축과 모델 — 스템 분리가 편곡 · 가창의 전제다" title="" id="125" name="Picture"/>
             <a:graphic>
               <a:graphicData uri="http://schemas.openxmlformats.org/drawingml/2006/picture">
                 <pic:pic>
                   <pic:nvPicPr>
-                    <pic:cNvPr descr="/home/fox/projects/hathor/var/proposal/figures/axes.png" id="125" name="Picture"/>
+                    <pic:cNvPr descr="/home/fox/projects/hathor/var/proposal/figures/axes.png" id="126" name="Picture"/>
                     <pic:cNvPicPr>
                       <a:picLocks noChangeArrowheads="1" noChangeAspect="1"/>
                     </pic:cNvPicPr>
                   </pic:nvPicPr>
                   <pic:blipFill>
-                    <a:blip r:embed="rId123"/>
+                    <a:blip r:embed="rId124"/>
                     <a:stretch>
                       <a:fillRect/>
                     </a:stretch>
@@ -43077,8 +43781,8 @@
         <w:t>[그림 14] 4축과 모델 — 스템 분리가 편곡 · 가창의 전제다</w:t>
       </w:r>
     </w:p>
-    <w:bookmarkEnd w:id="126"/>
-    <w:bookmarkStart w:id="134" w:name="취향-모델-설계"/>
+    <w:bookmarkEnd w:id="127"/>
+    <w:bookmarkStart w:id="135" w:name="취향-모델-설계"/>
     <w:p>
       <w:pPr>
         <w:pStyle w:val="Heading2"/>
@@ -43130,7 +43834,7 @@
         <w:t xml:space="preserve">길은 세 번 다 라이선스·커버리지에 막혔다 (D-0215 · D-0216 · O-67).</w:t>
       </w:r>
     </w:p>
-    <w:bookmarkStart w:id="127" w:name="문제-재정의"/>
+    <w:bookmarkStart w:id="128" w:name="문제-재정의"/>
     <w:p>
       <w:pPr>
         <w:pStyle w:val="Heading3"/>
@@ -43365,8 +44069,8 @@
         <w:t xml:space="preserve">는 양성만으로 성립한다. 균일 양성 데이터가 결함이 아니라 전제가 된다.</w:t>
       </w:r>
     </w:p>
-    <w:bookmarkEnd w:id="127"/>
-    <w:bookmarkStart w:id="131" w:name="취향-신호-3층"/>
+    <w:bookmarkEnd w:id="128"/>
+    <w:bookmarkStart w:id="132" w:name="취향-신호-3층"/>
     <w:p>
       <w:pPr>
         <w:pStyle w:val="Heading3"/>
@@ -43719,18 +44423,18 @@
           <wp:inline>
             <wp:extent cx="5334000" cy="3061854"/>
             <wp:effectExtent b="0" l="0" r="0" t="0"/>
-            <wp:docPr descr="취향 신호 3층" title="" id="129" name="Picture"/>
+            <wp:docPr descr="취향 신호 3층" title="" id="130" name="Picture"/>
             <a:graphic>
               <a:graphicData uri="http://schemas.openxmlformats.org/drawingml/2006/picture">
                 <pic:pic>
                   <pic:nvPicPr>
-                    <pic:cNvPr descr="/home/fox/projects/hathor/var/proposal/figures/taste_layers.png" id="130" name="Picture"/>
+                    <pic:cNvPr descr="/home/fox/projects/hathor/var/proposal/figures/taste_layers.png" id="131" name="Picture"/>
                     <pic:cNvPicPr>
                       <a:picLocks noChangeArrowheads="1" noChangeAspect="1"/>
                     </pic:cNvPicPr>
                   </pic:nvPicPr>
                   <pic:blipFill>
-                    <a:blip r:embed="rId128"/>
+                    <a:blip r:embed="rId129"/>
                     <a:stretch>
                       <a:fillRect/>
                     </a:stretch>
@@ -43765,8 +44469,8 @@
         <w:t>[그림 15] 취향 신호 3층</w:t>
       </w:r>
     </w:p>
-    <w:bookmarkEnd w:id="131"/>
-    <w:bookmarkStart w:id="132" w:name="쌍대비교"/>
+    <w:bookmarkEnd w:id="132"/>
+    <w:bookmarkStart w:id="133" w:name="쌍대비교"/>
     <w:p>
       <w:pPr>
         <w:pStyle w:val="Heading3"/>
@@ -44042,8 +44746,8 @@
         <w:t xml:space="preserve">: 본 기법은 랜덤 포레스트가 아니다. 문서·발표에서 혼용하지 않는다.</w:t>
       </w:r>
     </w:p>
-    <w:bookmarkEnd w:id="132"/>
-    <w:bookmarkStart w:id="133" w:name="축별-분해"/>
+    <w:bookmarkEnd w:id="133"/>
+    <w:bookmarkStart w:id="134" w:name="축별-분해"/>
     <w:p>
       <w:pPr>
         <w:pStyle w:val="Heading3"/>
@@ -44060,9 +44764,9 @@
         <w:t xml:space="preserve">취향 벡터는 4축 각각에 대해 독립적으로 산출한다. 사용자가 발라드 멜로디를 선호하면서 힙합 편곡을 선호하는 것은 모순이 아니며, 축을 합치면 이 정보가 소실된다.</w:t>
       </w:r>
     </w:p>
-    <w:bookmarkEnd w:id="133"/>
     <w:bookmarkEnd w:id="134"/>
-    <w:bookmarkStart w:id="159" w:name="생성-파이프라인-설계"/>
+    <w:bookmarkEnd w:id="135"/>
+    <w:bookmarkStart w:id="160" w:name="생성-파이프라인-설계"/>
     <w:p>
       <w:pPr>
         <w:pStyle w:val="Heading2"/>
@@ -44071,7 +44775,7 @@
         <w:t xml:space="preserve">6. 생성 파이프라인 설계</w:t>
       </w:r>
     </w:p>
-    <w:bookmarkStart w:id="138" w:name="기획과-렌더를-나눈다"/>
+    <w:bookmarkStart w:id="139" w:name="기획과-렌더를-나눈다"/>
     <w:p>
       <w:pPr>
         <w:pStyle w:val="Heading3"/>
@@ -44129,18 +44833,18 @@
           <wp:inline>
             <wp:extent cx="2414016" cy="7580704"/>
             <wp:effectExtent b="0" l="0" r="0" t="0"/>
-            <wp:docPr descr="hathor가 기획하고 엔진이 소리를 입힌다" title="" id="136" name="Picture"/>
+            <wp:docPr descr="hathor가 기획하고 엔진이 소리를 입힌다" title="" id="137" name="Picture"/>
             <a:graphic>
               <a:graphicData uri="http://schemas.openxmlformats.org/drawingml/2006/picture">
                 <pic:pic>
                   <pic:nvPicPr>
-                    <pic:cNvPr descr="/home/fox/projects/hathor/var/proposal/figures/plan_render.png" id="137" name="Picture"/>
+                    <pic:cNvPr descr="/home/fox/projects/hathor/var/proposal/figures/plan_render.png" id="138" name="Picture"/>
                     <pic:cNvPicPr>
                       <a:picLocks noChangeArrowheads="1" noChangeAspect="1"/>
                     </pic:cNvPicPr>
                   </pic:nvPicPr>
                   <pic:blipFill>
-                    <a:blip r:embed="rId135"/>
+                    <a:blip r:embed="rId136"/>
                     <a:stretch>
                       <a:fillRect/>
                     </a:stretch>
@@ -44218,8 +44922,8 @@
         <w:t xml:space="preserve">라 적는다 (D-0218).</w:t>
       </w:r>
     </w:p>
-    <w:bookmarkEnd w:id="138"/>
-    <w:bookmarkStart w:id="139" w:name="결정성"/>
+    <w:bookmarkEnd w:id="139"/>
+    <w:bookmarkStart w:id="140" w:name="결정성"/>
     <w:p>
       <w:pPr>
         <w:pStyle w:val="Heading3"/>
@@ -44283,8 +44987,8 @@
         <w:t xml:space="preserve">결정론은 기획(조건)까지만 보장한다 (O-65).</w:t>
       </w:r>
     </w:p>
-    <w:bookmarkEnd w:id="139"/>
-    <w:bookmarkStart w:id="143" w:name="엔진-선정-서류-관문-d-0217"/>
+    <w:bookmarkEnd w:id="140"/>
+    <w:bookmarkStart w:id="144" w:name="엔진-선정-서류-관문-d-0217"/>
     <w:p>
       <w:pPr>
         <w:pStyle w:val="Heading3"/>
@@ -45231,18 +45935,18 @@
           <wp:inline>
             <wp:extent cx="5334000" cy="2687532"/>
             <wp:effectExtent b="0" l="0" r="0" t="0"/>
-            <wp:docPr descr="엔진 서류 관문 — 일곱에서 둘로" title="" id="141" name="Picture"/>
+            <wp:docPr descr="엔진 서류 관문 — 일곱에서 둘로" title="" id="142" name="Picture"/>
             <a:graphic>
               <a:graphicData uri="http://schemas.openxmlformats.org/drawingml/2006/picture">
                 <pic:pic>
                   <pic:nvPicPr>
-                    <pic:cNvPr descr="/home/fox/projects/hathor/var/proposal/figures/engine_funnel.png" id="142" name="Picture"/>
+                    <pic:cNvPr descr="/home/fox/projects/hathor/var/proposal/figures/engine_funnel.png" id="143" name="Picture"/>
                     <pic:cNvPicPr>
                       <a:picLocks noChangeArrowheads="1" noChangeAspect="1"/>
                     </pic:cNvPicPr>
                   </pic:nvPicPr>
                   <pic:blipFill>
-                    <a:blip r:embed="rId140"/>
+                    <a:blip r:embed="rId141"/>
                     <a:stretch>
                       <a:fillRect/>
                     </a:stretch>
@@ -45277,8 +45981,8 @@
         <w:t>[그림 17] 엔진 서류 관문 — 일곱에서 둘로</w:t>
       </w:r>
     </w:p>
-    <w:bookmarkEnd w:id="143"/>
-    <w:bookmarkStart w:id="147" w:name="실측-관문-착수-전에-적었다-d-0217"/>
+    <w:bookmarkEnd w:id="144"/>
+    <w:bookmarkStart w:id="148" w:name="실측-관문-착수-전에-적었다-d-0217"/>
     <w:p>
       <w:pPr>
         <w:pStyle w:val="Heading3"/>
@@ -45648,18 +46352,18 @@
           <wp:inline>
             <wp:extent cx="5334000" cy="5481519"/>
             <wp:effectExtent b="0" l="0" r="0" t="0"/>
-            <wp:docPr descr="엔진 실측 관문 G0 ~ G3" title="" id="145" name="Picture"/>
+            <wp:docPr descr="엔진 실측 관문 G0 ~ G3" title="" id="146" name="Picture"/>
             <a:graphic>
               <a:graphicData uri="http://schemas.openxmlformats.org/drawingml/2006/picture">
                 <pic:pic>
                   <pic:nvPicPr>
-                    <pic:cNvPr descr="/home/fox/projects/hathor/var/proposal/figures/engine_gates.png" id="146" name="Picture"/>
+                    <pic:cNvPr descr="/home/fox/projects/hathor/var/proposal/figures/engine_gates.png" id="147" name="Picture"/>
                     <pic:cNvPicPr>
                       <a:picLocks noChangeArrowheads="1" noChangeAspect="1"/>
                     </pic:cNvPicPr>
                   </pic:nvPicPr>
                   <pic:blipFill>
-                    <a:blip r:embed="rId144"/>
+                    <a:blip r:embed="rId145"/>
                     <a:stretch>
                       <a:fillRect/>
                     </a:stretch>
@@ -45694,8 +46398,8 @@
         <w:t>[그림 18] 엔진 실측 관문 G0 ~ G3</w:t>
       </w:r>
     </w:p>
-    <w:bookmarkEnd w:id="147"/>
-    <w:bookmarkStart w:id="151" w:name="g0-실측-기기가-떨어졌다-d-0218"/>
+    <w:bookmarkEnd w:id="148"/>
+    <w:bookmarkStart w:id="152" w:name="g0-실측-기기가-떨어졌다-d-0218"/>
     <w:p>
       <w:pPr>
         <w:pStyle w:val="Heading3"/>
@@ -46033,18 +46737,18 @@
           <wp:inline>
             <wp:extent cx="5334000" cy="2007123"/>
             <wp:effectExtent b="0" l="0" r="0" t="0"/>
-            <wp:docPr descr="G0 실측 — fp16 NaN · fp32 메모리 부족" title="" id="149" name="Picture"/>
+            <wp:docPr descr="G0 실측 — fp16 NaN · fp32 메모리 부족" title="" id="150" name="Picture"/>
             <a:graphic>
               <a:graphicData uri="http://schemas.openxmlformats.org/drawingml/2006/picture">
                 <pic:pic>
                   <pic:nvPicPr>
-                    <pic:cNvPr descr="/home/fox/projects/hathor/var/proposal/figures/g0_runs.png" id="150" name="Picture"/>
+                    <pic:cNvPr descr="/home/fox/projects/hathor/var/proposal/figures/g0_runs.png" id="151" name="Picture"/>
                     <pic:cNvPicPr>
                       <a:picLocks noChangeArrowheads="1" noChangeAspect="1"/>
                     </pic:cNvPicPr>
                   </pic:nvPicPr>
                   <pic:blipFill>
-                    <a:blip r:embed="rId148"/>
+                    <a:blip r:embed="rId149"/>
                     <a:stretch>
                       <a:fillRect/>
                     </a:stretch>
@@ -46079,8 +46783,8 @@
         <w:t>[그림 19] G0 실측 — fp16 NaN · fp32 메모리 부족</w:t>
       </w:r>
     </w:p>
-    <w:bookmarkEnd w:id="151"/>
-    <w:bookmarkStart w:id="158" w:name="청취-판정-이력"/>
+    <w:bookmarkEnd w:id="152"/>
+    <w:bookmarkStart w:id="159" w:name="청취-판정-이력"/>
     <w:p>
       <w:pPr>
         <w:pStyle w:val="Heading3"/>
@@ -46593,18 +47297,18 @@
           <wp:inline>
             <wp:extent cx="5334000" cy="2490192"/>
             <wp:effectExtent b="0" l="0" r="0" t="0"/>
-            <wp:docPr descr="청취 판정 이력" title="" id="153" name="Picture"/>
+            <wp:docPr descr="청취 판정 이력" title="" id="154" name="Picture"/>
             <a:graphic>
               <a:graphicData uri="http://schemas.openxmlformats.org/drawingml/2006/picture">
                 <pic:pic>
                   <pic:nvPicPr>
-                    <pic:cNvPr descr="/home/fox/projects/hathor/var/proposal/figures/listening.png" id="154" name="Picture"/>
+                    <pic:cNvPr descr="/home/fox/projects/hathor/var/proposal/figures/listening.png" id="155" name="Picture"/>
                     <pic:cNvPicPr>
                       <a:picLocks noChangeArrowheads="1" noChangeAspect="1"/>
                     </pic:cNvPicPr>
                   </pic:nvPicPr>
                   <pic:blipFill>
-                    <a:blip r:embed="rId152"/>
+                    <a:blip r:embed="rId153"/>
                     <a:stretch>
                       <a:fillRect/>
                     </a:stretch>
@@ -46648,18 +47352,18 @@
           <wp:inline>
             <wp:extent cx="5334000" cy="1730949"/>
             <wp:effectExtent b="0" l="0" r="0" t="0"/>
-            <wp:docPr descr="성부 진행 전후 (D-0137)" title="" id="156" name="Picture"/>
+            <wp:docPr descr="성부 진행 전후 (D-0137)" title="" id="157" name="Picture"/>
             <a:graphic>
               <a:graphicData uri="http://schemas.openxmlformats.org/drawingml/2006/picture">
                 <pic:pic>
                   <pic:nvPicPr>
-                    <pic:cNvPr descr="/home/fox/projects/hathor/var/proposal/figures/voice_leading.png" id="157" name="Picture"/>
+                    <pic:cNvPr descr="/home/fox/projects/hathor/var/proposal/figures/voice_leading.png" id="158" name="Picture"/>
                     <pic:cNvPicPr>
                       <a:picLocks noChangeArrowheads="1" noChangeAspect="1"/>
                     </pic:cNvPicPr>
                   </pic:nvPicPr>
                   <pic:blipFill>
-                    <a:blip r:embed="rId155"/>
+                    <a:blip r:embed="rId156"/>
                     <a:stretch>
                       <a:fillRect/>
                     </a:stretch>
@@ -46694,9 +47398,9 @@
         <w:t>[그림 21] 성부 진행 전후 (D-0137)</w:t>
       </w:r>
     </w:p>
-    <w:bookmarkEnd w:id="158"/>
     <w:bookmarkEnd w:id="159"/>
-    <w:bookmarkStart w:id="165" w:name="가창-및-안전-게이트-설계"/>
+    <w:bookmarkEnd w:id="160"/>
+    <w:bookmarkStart w:id="166" w:name="가창-및-안전-게이트-설계"/>
     <w:p>
       <w:pPr>
         <w:pStyle w:val="Heading2"/>
@@ -46705,7 +47409,7 @@
         <w:t xml:space="preserve">7. 가창 및 안전 게이트 설계</w:t>
       </w:r>
     </w:p>
-    <w:bookmarkStart w:id="160" w:name="가창은-엔진이-입힌다"/>
+    <w:bookmarkStart w:id="161" w:name="가창은-엔진이-입힌다"/>
     <w:p>
       <w:pPr>
         <w:pStyle w:val="Heading3"/>
@@ -46754,8 +47458,8 @@
         <w:t xml:space="preserve">(D-0003).</w:t>
       </w:r>
     </w:p>
-    <w:bookmarkEnd w:id="160"/>
-    <w:bookmarkStart w:id="164" w:name="음색-누설-관문-g2"/>
+    <w:bookmarkEnd w:id="161"/>
+    <w:bookmarkStart w:id="165" w:name="음색-누설-관문-g2"/>
     <w:p>
       <w:pPr>
         <w:pStyle w:val="Heading3"/>
@@ -46807,18 +47511,18 @@
           <wp:inline>
             <wp:extent cx="5334000" cy="6559378"/>
             <wp:effectExtent b="0" l="0" r="0" t="0"/>
-            <wp:docPr descr="음색 누설 관문 G2" title="" id="162" name="Picture"/>
+            <wp:docPr descr="음색 누설 관문 G2" title="" id="163" name="Picture"/>
             <a:graphic>
               <a:graphicData uri="http://schemas.openxmlformats.org/drawingml/2006/picture">
                 <pic:pic>
                   <pic:nvPicPr>
-                    <pic:cNvPr descr="/home/fox/projects/hathor/var/proposal/figures/leak_gate.png" id="163" name="Picture"/>
+                    <pic:cNvPr descr="/home/fox/projects/hathor/var/proposal/figures/leak_gate.png" id="164" name="Picture"/>
                     <pic:cNvPicPr>
                       <a:picLocks noChangeArrowheads="1" noChangeAspect="1"/>
                     </pic:cNvPicPr>
                   </pic:nvPicPr>
                   <pic:blipFill>
-                    <a:blip r:embed="rId161"/>
+                    <a:blip r:embed="rId162"/>
                     <a:stretch>
                       <a:fillRect/>
                     </a:stretch>
@@ -46921,9 +47625,9 @@
         <w:t xml:space="preserve">을 금지한다.</w:t>
       </w:r>
     </w:p>
-    <w:bookmarkEnd w:id="164"/>
     <w:bookmarkEnd w:id="165"/>
-    <w:bookmarkStart w:id="169" w:name="로컬-에이전트-설계"/>
+    <w:bookmarkEnd w:id="166"/>
+    <w:bookmarkStart w:id="170" w:name="로컬-에이전트-설계"/>
     <w:p>
       <w:pPr>
         <w:pStyle w:val="Heading2"/>
@@ -46950,7 +47654,7 @@
         <w:t xml:space="preserve">지금 강제되고 있는 것은 전송 경계 하나다 — 서버가 없어도 구멍은 셀 수 있다 (D-0134).</w:t>
       </w:r>
     </w:p>
-    <w:bookmarkStart w:id="166" w:name="구성"/>
+    <w:bookmarkStart w:id="167" w:name="구성"/>
     <w:p>
       <w:pPr>
         <w:pStyle w:val="Heading3"/>
@@ -47278,8 +47982,8 @@
         <w:t xml:space="preserve">넘는다. 이미 구현된 인제스트 코드를 그대로 재사용한다.</w:t>
       </w:r>
     </w:p>
-    <w:bookmarkEnd w:id="166"/>
-    <w:bookmarkStart w:id="167" w:name="작업-관리"/>
+    <w:bookmarkEnd w:id="167"/>
+    <w:bookmarkStart w:id="168" w:name="작업-관리"/>
     <w:p>
       <w:pPr>
         <w:pStyle w:val="Heading3"/>
@@ -47533,8 +48237,8 @@
         </w:tc>
       </w:tr>
     </w:tbl>
-    <w:bookmarkEnd w:id="167"/>
-    <w:bookmarkStart w:id="168" w:name="전송-경계-강제"/>
+    <w:bookmarkEnd w:id="168"/>
+    <w:bookmarkStart w:id="169" w:name="전송-경계-강제"/>
     <w:p>
       <w:pPr>
         <w:pStyle w:val="Heading3"/>
@@ -47746,9 +48450,9 @@
         <w:t xml:space="preserve">MLflow · Prefect 2곳은 로컬 주소가 아니면 거절하며 둘의 사용 통계도 끈다 (D-0224).</w:t>
       </w:r>
     </w:p>
-    <w:bookmarkEnd w:id="168"/>
     <w:bookmarkEnd w:id="169"/>
-    <w:bookmarkStart w:id="170" w:name="서빙-api-명세-개요"/>
+    <w:bookmarkEnd w:id="170"/>
+    <w:bookmarkStart w:id="171" w:name="서빙-api-명세-개요"/>
     <w:p>
       <w:pPr>
         <w:pStyle w:val="Heading2"/>
@@ -48303,8 +49007,8 @@
         <w:t xml:space="preserve">전체 스키마는 OpenAPI로 문서화한다.</w:t>
       </w:r>
     </w:p>
-    <w:bookmarkEnd w:id="170"/>
-    <w:bookmarkStart w:id="190" w:name="평가-설계"/>
+    <w:bookmarkEnd w:id="171"/>
+    <w:bookmarkStart w:id="191" w:name="평가-설계"/>
     <w:p>
       <w:pPr>
         <w:pStyle w:val="Heading2"/>
@@ -48313,7 +49017,7 @@
         <w:t xml:space="preserve">10. 평가 설계</w:t>
       </w:r>
     </w:p>
-    <w:bookmarkStart w:id="174" w:name="지표"/>
+    <w:bookmarkStart w:id="175" w:name="지표"/>
     <w:p>
       <w:pPr>
         <w:pStyle w:val="Heading3"/>
@@ -48338,9 +49042,9 @@
         <w:tblLook w:firstRow="1" w:lastRow="0" w:firstColumn="0" w:lastColumn="0" w:noHBand="0" w:noVBand="0" w:val="0020"/>
       </w:tblPr>
       <w:tblGrid>
-        <w:gridCol w:w="967"/>
-        <w:gridCol w:w="1425"/>
-        <w:gridCol w:w="6678"/>
+        <w:gridCol w:w="968"/>
+        <w:gridCol w:w="1429"/>
+        <w:gridCol w:w="6674"/>
       </w:tblGrid>
       <w:tr>
         <w:trPr>
@@ -48348,7 +49052,7 @@
         </w:trPr>
         <w:tc>
           <w:tcPr>
-            <w:tcW w:type="dxa" w:w="967"/>
+            <w:tcW w:type="dxa" w:w="969"/>
             <w:shd w:val="clear" w:color="auto" w:fill="E8EEF5"/>
           </w:tcPr>
           <w:p>
@@ -48368,7 +49072,7 @@
         </w:tc>
         <w:tc>
           <w:tcPr>
-            <w:tcW w:type="dxa" w:w="1426"/>
+            <w:tcW w:type="dxa" w:w="1429"/>
             <w:shd w:val="clear" w:color="auto" w:fill="E8EEF5"/>
           </w:tcPr>
           <w:p>
@@ -48388,7 +49092,7 @@
         </w:tc>
         <w:tc>
           <w:tcPr>
-            <w:tcW w:type="dxa" w:w="6679"/>
+            <w:tcW w:type="dxa" w:w="6674"/>
             <w:shd w:val="clear" w:color="auto" w:fill="E8EEF5"/>
           </w:tcPr>
           <w:p>
@@ -48410,7 +49114,7 @@
       <w:tr>
         <w:tc>
           <w:tcPr>
-            <w:tcW w:type="dxa" w:w="967"/>
+            <w:tcW w:type="dxa" w:w="969"/>
           </w:tcPr>
           <w:p>
             <w:pPr>
@@ -48427,7 +49131,7 @@
         </w:tc>
         <w:tc>
           <w:tcPr>
-            <w:tcW w:type="dxa" w:w="1426"/>
+            <w:tcW w:type="dxa" w:w="1429"/>
           </w:tcPr>
           <w:p>
             <w:pPr>
@@ -48444,7 +49148,7 @@
         </w:tc>
         <w:tc>
           <w:tcPr>
-            <w:tcW w:type="dxa" w:w="6679"/>
+            <w:tcW w:type="dxa" w:w="6674"/>
           </w:tcPr>
           <w:p>
             <w:pPr>
@@ -48483,7 +49187,7 @@
       <w:tr>
         <w:tc>
           <w:tcPr>
-            <w:tcW w:type="dxa" w:w="967"/>
+            <w:tcW w:type="dxa" w:w="969"/>
           </w:tcPr>
           <w:p>
             <w:pPr>
@@ -48500,7 +49204,7 @@
         </w:tc>
         <w:tc>
           <w:tcPr>
-            <w:tcW w:type="dxa" w:w="1426"/>
+            <w:tcW w:type="dxa" w:w="1429"/>
           </w:tcPr>
           <w:p>
             <w:pPr>
@@ -48517,7 +49221,7 @@
         </w:tc>
         <w:tc>
           <w:tcPr>
-            <w:tcW w:type="dxa" w:w="6679"/>
+            <w:tcW w:type="dxa" w:w="6674"/>
           </w:tcPr>
           <w:p>
             <w:pPr>
@@ -48582,7 +49286,7 @@
       <w:tr>
         <w:tc>
           <w:tcPr>
-            <w:tcW w:type="dxa" w:w="967"/>
+            <w:tcW w:type="dxa" w:w="969"/>
           </w:tcPr>
           <w:p>
             <w:pPr>
@@ -48599,7 +49303,7 @@
         </w:tc>
         <w:tc>
           <w:tcPr>
-            <w:tcW w:type="dxa" w:w="1426"/>
+            <w:tcW w:type="dxa" w:w="1429"/>
           </w:tcPr>
           <w:p>
             <w:pPr>
@@ -48616,7 +49320,7 @@
         </w:tc>
         <w:tc>
           <w:tcPr>
-            <w:tcW w:type="dxa" w:w="6679"/>
+            <w:tcW w:type="dxa" w:w="6674"/>
           </w:tcPr>
           <w:p>
             <w:pPr>
@@ -48675,7 +49379,7 @@
       <w:tr>
         <w:tc>
           <w:tcPr>
-            <w:tcW w:type="dxa" w:w="967"/>
+            <w:tcW w:type="dxa" w:w="969"/>
           </w:tcPr>
           <w:p>
             <w:pPr>
@@ -48692,7 +49396,7 @@
         </w:tc>
         <w:tc>
           <w:tcPr>
-            <w:tcW w:type="dxa" w:w="1426"/>
+            <w:tcW w:type="dxa" w:w="1429"/>
           </w:tcPr>
           <w:p>
             <w:pPr>
@@ -48709,7 +49413,7 @@
         </w:tc>
         <w:tc>
           <w:tcPr>
-            <w:tcW w:type="dxa" w:w="6679"/>
+            <w:tcW w:type="dxa" w:w="6674"/>
           </w:tcPr>
           <w:p>
             <w:pPr>
@@ -48768,7 +49472,7 @@
       <w:tr>
         <w:tc>
           <w:tcPr>
-            <w:tcW w:type="dxa" w:w="967"/>
+            <w:tcW w:type="dxa" w:w="969"/>
           </w:tcPr>
           <w:p>
             <w:pPr>
@@ -48785,7 +49489,7 @@
         </w:tc>
         <w:tc>
           <w:tcPr>
-            <w:tcW w:type="dxa" w:w="1426"/>
+            <w:tcW w:type="dxa" w:w="1429"/>
           </w:tcPr>
           <w:p>
             <w:pPr>
@@ -48802,7 +49506,7 @@
         </w:tc>
         <w:tc>
           <w:tcPr>
-            <w:tcW w:type="dxa" w:w="6679"/>
+            <w:tcW w:type="dxa" w:w="6674"/>
           </w:tcPr>
           <w:p>
             <w:pPr>
@@ -48829,7 +49533,7 @@
       <w:tr>
         <w:tc>
           <w:tcPr>
-            <w:tcW w:type="dxa" w:w="967"/>
+            <w:tcW w:type="dxa" w:w="969"/>
           </w:tcPr>
           <w:p>
             <w:pPr>
@@ -48846,7 +49550,7 @@
         </w:tc>
         <w:tc>
           <w:tcPr>
-            <w:tcW w:type="dxa" w:w="1426"/>
+            <w:tcW w:type="dxa" w:w="1429"/>
           </w:tcPr>
           <w:p>
             <w:pPr>
@@ -48863,7 +49567,7 @@
         </w:tc>
         <w:tc>
           <w:tcPr>
-            <w:tcW w:type="dxa" w:w="6679"/>
+            <w:tcW w:type="dxa" w:w="6674"/>
           </w:tcPr>
           <w:p>
             <w:pPr>
@@ -48916,7 +49620,7 @@
       <w:tr>
         <w:tc>
           <w:tcPr>
-            <w:tcW w:type="dxa" w:w="967"/>
+            <w:tcW w:type="dxa" w:w="969"/>
           </w:tcPr>
           <w:p>
             <w:pPr>
@@ -48933,7 +49637,7 @@
         </w:tc>
         <w:tc>
           <w:tcPr>
-            <w:tcW w:type="dxa" w:w="1426"/>
+            <w:tcW w:type="dxa" w:w="1429"/>
           </w:tcPr>
           <w:p>
             <w:pPr>
@@ -48950,7 +49654,7 @@
         </w:tc>
         <w:tc>
           <w:tcPr>
-            <w:tcW w:type="dxa" w:w="6679"/>
+            <w:tcW w:type="dxa" w:w="6674"/>
           </w:tcPr>
           <w:p>
             <w:pPr>
@@ -49283,7 +49987,7 @@
       <w:tr>
         <w:tc>
           <w:tcPr>
-            <w:tcW w:type="dxa" w:w="967"/>
+            <w:tcW w:type="dxa" w:w="969"/>
           </w:tcPr>
           <w:p>
             <w:pPr>
@@ -49300,7 +50004,7 @@
         </w:tc>
         <w:tc>
           <w:tcPr>
-            <w:tcW w:type="dxa" w:w="1426"/>
+            <w:tcW w:type="dxa" w:w="1429"/>
           </w:tcPr>
           <w:p>
             <w:pPr>
@@ -49317,7 +50021,7 @@
         </w:tc>
         <w:tc>
           <w:tcPr>
-            <w:tcW w:type="dxa" w:w="6679"/>
+            <w:tcW w:type="dxa" w:w="6674"/>
           </w:tcPr>
           <w:p>
             <w:pPr>
@@ -49514,7 +50218,7 @@
       <w:tr>
         <w:tc>
           <w:tcPr>
-            <w:tcW w:type="dxa" w:w="967"/>
+            <w:tcW w:type="dxa" w:w="969"/>
           </w:tcPr>
           <w:p>
             <w:pPr>
@@ -49531,7 +50235,7 @@
         </w:tc>
         <w:tc>
           <w:tcPr>
-            <w:tcW w:type="dxa" w:w="1426"/>
+            <w:tcW w:type="dxa" w:w="1429"/>
           </w:tcPr>
           <w:p>
             <w:pPr>
@@ -49548,7 +50252,7 @@
         </w:tc>
         <w:tc>
           <w:tcPr>
-            <w:tcW w:type="dxa" w:w="6679"/>
+            <w:tcW w:type="dxa" w:w="6674"/>
           </w:tcPr>
           <w:p>
             <w:pPr>
@@ -49705,7 +50409,7 @@
       <w:tr>
         <w:tc>
           <w:tcPr>
-            <w:tcW w:type="dxa" w:w="967"/>
+            <w:tcW w:type="dxa" w:w="969"/>
           </w:tcPr>
           <w:p>
             <w:pPr>
@@ -49722,7 +50426,7 @@
         </w:tc>
         <w:tc>
           <w:tcPr>
-            <w:tcW w:type="dxa" w:w="1426"/>
+            <w:tcW w:type="dxa" w:w="1429"/>
           </w:tcPr>
           <w:p>
             <w:pPr>
@@ -49739,7 +50443,7 @@
         </w:tc>
         <w:tc>
           <w:tcPr>
-            <w:tcW w:type="dxa" w:w="6679"/>
+            <w:tcW w:type="dxa" w:w="6674"/>
           </w:tcPr>
           <w:p>
             <w:pPr>
@@ -49810,7 +50514,7 @@
       <w:tr>
         <w:tc>
           <w:tcPr>
-            <w:tcW w:type="dxa" w:w="967"/>
+            <w:tcW w:type="dxa" w:w="969"/>
           </w:tcPr>
           <w:p>
             <w:pPr>
@@ -49827,7 +50531,7 @@
         </w:tc>
         <w:tc>
           <w:tcPr>
-            <w:tcW w:type="dxa" w:w="1426"/>
+            <w:tcW w:type="dxa" w:w="1429"/>
           </w:tcPr>
           <w:p>
             <w:pPr>
@@ -49844,7 +50548,7 @@
         </w:tc>
         <w:tc>
           <w:tcPr>
-            <w:tcW w:type="dxa" w:w="6679"/>
+            <w:tcW w:type="dxa" w:w="6674"/>
           </w:tcPr>
           <w:p>
             <w:pPr>
@@ -49882,7 +50586,356 @@
                 <w:bCs/>
                 <w:sz w:val="16"/>
               </w:rPr>
-              <w:t xml:space="preserve">실측</w:t>
+              <w:t xml:space="preserve">수는 §버리는 칸의 몫 실측이 든다</w:t>
+            </w:r>
+            <w:r>
+              <w:rPr>
+                <w:sz w:val="16"/>
+              </w:rPr>
+              <w:t xml:space="preserve"> </w:t>
+            </w:r>
+            <w:r>
+              <w:rPr>
+                <w:sz w:val="16"/>
+              </w:rPr>
+              <w:t xml:space="preserve">— 손으로 안 적는다 (D-0449). 실측과 등가선이 두 출처 다 같아</w:t>
+            </w:r>
+            <w:r>
+              <w:rPr>
+                <w:sz w:val="16"/>
+              </w:rPr>
+              <w:t xml:space="preserve"> </w:t>
+            </w:r>
+            <w:r>
+              <w:rPr>
+                <w:b/>
+                <w:bCs/>
+                <w:sz w:val="16"/>
+              </w:rPr>
+              <w:t xml:space="preserve">곡 고유성은 다이어토닉과 대등하다.</w:t>
+            </w:r>
+            <w:r>
+              <w:rPr>
+                <w:sz w:val="16"/>
+              </w:rPr>
+              <w:t xml:space="preserve"> </w:t>
+            </w:r>
+            <w:r>
+              <w:rPr>
+                <w:sz w:val="16"/>
+              </w:rPr>
+              <w:t xml:space="preserve">초과분은 전부 진짜 반음계 5칸에서 나온다</w:t>
+            </w:r>
+          </w:p>
+        </w:tc>
+      </w:tr>
+      <w:tr>
+        <w:tc>
+          <w:tcPr>
+            <w:tcW w:type="dxa" w:w="969"/>
+          </w:tcPr>
+          <w:p>
+            <w:pPr>
+              <w:pStyle w:val="Compact"/>
+              <w:spacing w:after="0" w:line="264" w:lineRule="auto"/>
+            </w:pPr>
+            <w:r>
+              <w:rPr>
+                <w:sz w:val="16"/>
+              </w:rPr>
+              <w:t xml:space="preserve">생성</w:t>
+            </w:r>
+          </w:p>
+        </w:tc>
+        <w:tc>
+          <w:tcPr>
+            <w:tcW w:type="dxa" w:w="1429"/>
+          </w:tcPr>
+          <w:p>
+            <w:pPr>
+              <w:pStyle w:val="Compact"/>
+              <w:spacing w:after="0" w:line="264" w:lineRule="auto"/>
+            </w:pPr>
+            <w:r>
+              <w:rPr>
+                <w:sz w:val="16"/>
+              </w:rPr>
+              <w:t xml:space="preserve">M7 치환 상관</w:t>
+            </w:r>
+          </w:p>
+        </w:tc>
+        <w:tc>
+          <w:tcPr>
+            <w:tcW w:type="dxa" w:w="6674"/>
+          </w:tcPr>
+          <w:p>
+            <w:pPr>
+              <w:pStyle w:val="Compact"/>
+              <w:spacing w:after="0" w:line="264" w:lineRule="auto"/>
+            </w:pPr>
+            <w:r>
+              <w:rPr>
+                <w:sz w:val="16"/>
+              </w:rPr>
+              <w:t xml:space="preserve">반음계 칸이 짝 온음계 칸을 대체하는가 (O-33 · D-0090).</w:t>
+            </w:r>
+            <w:r>
+              <w:rPr>
+                <w:sz w:val="16"/>
+              </w:rPr>
+              <w:t xml:space="preserve"> </w:t>
+            </w:r>
+            <w:r>
+              <w:rPr>
+                <w:b/>
+                <w:bCs/>
+                <w:sz w:val="16"/>
+              </w:rPr>
+              <w:t xml:space="preserve">1004곡 전체 +0.2074 (t=7.34) — 오차로 설명되지 않는다</w:t>
+            </w:r>
+            <w:r>
+              <w:rPr>
+                <w:sz w:val="16"/>
+              </w:rPr>
+              <w:t xml:space="preserve"> </w:t>
+            </w:r>
+            <w:r>
+              <w:rPr>
+                <w:sz w:val="16"/>
+              </w:rPr>
+              <w:t xml:space="preserve">(D-0327). 양수이므로</w:t>
+            </w:r>
+            <w:r>
+              <w:rPr>
+                <w:sz w:val="16"/>
+              </w:rPr>
+              <w:t xml:space="preserve"> </w:t>
+            </w:r>
+            <w:r>
+              <w:rPr>
+                <w:b/>
+                <w:bCs/>
+                <w:sz w:val="16"/>
+              </w:rPr>
+              <w:t xml:space="preserve">첨가</w:t>
+            </w:r>
+            <w:r>
+              <w:rPr>
+                <w:sz w:val="16"/>
+              </w:rPr>
+              <w:t xml:space="preserve">이며, 그 첨가를 만드는 것은 차용이 아니라</w:t>
+            </w:r>
+            <w:r>
+              <w:rPr>
+                <w:sz w:val="16"/>
+              </w:rPr>
+              <w:t xml:space="preserve"> </w:t>
+            </w:r>
+            <w:r>
+              <w:rPr>
+                <w:b/>
+                <w:bCs/>
+                <w:sz w:val="16"/>
+              </w:rPr>
+              <w:t xml:space="preserve">누설</w:t>
+            </w:r>
+            <w:r>
+              <w:rPr>
+                <w:sz w:val="16"/>
+              </w:rPr>
+              <w:t xml:space="preserve">이다 (M8). 옛 +0.0192는 40곡 산출물로 난 수다 (D-0325)</w:t>
+            </w:r>
+          </w:p>
+        </w:tc>
+      </w:tr>
+      <w:tr>
+        <w:tc>
+          <w:tcPr>
+            <w:tcW w:type="dxa" w:w="969"/>
+          </w:tcPr>
+          <w:p>
+            <w:pPr>
+              <w:pStyle w:val="Compact"/>
+              <w:spacing w:after="0" w:line="264" w:lineRule="auto"/>
+            </w:pPr>
+            <w:r>
+              <w:rPr>
+                <w:sz w:val="16"/>
+              </w:rPr>
+              <w:t xml:space="preserve">생성</w:t>
+            </w:r>
+          </w:p>
+        </w:tc>
+        <w:tc>
+          <w:tcPr>
+            <w:tcW w:type="dxa" w:w="1429"/>
+          </w:tcPr>
+          <w:p>
+            <w:pPr>
+              <w:pStyle w:val="Compact"/>
+              <w:spacing w:after="0" w:line="264" w:lineRule="auto"/>
+            </w:pPr>
+            <w:r>
+              <w:rPr>
+                <w:sz w:val="16"/>
+              </w:rPr>
+              <w:t xml:space="preserve">M8 뭉침 대비</w:t>
+            </w:r>
+          </w:p>
+        </w:tc>
+        <w:tc>
+          <w:tcPr>
+            <w:tcW w:type="dxa" w:w="6674"/>
+          </w:tcPr>
+          <w:p>
+            <w:pPr>
+              <w:pStyle w:val="Compact"/>
+              <w:spacing w:after="0" w:line="264" w:lineRule="auto"/>
+            </w:pPr>
+            <w:r>
+              <w:rPr>
+                <w:sz w:val="16"/>
+              </w:rPr>
+              <w:t xml:space="preserve">♭3·♭6·♭7이 한 곡에서 같이 오르는가 (O-35 · D-0093).</w:t>
+            </w:r>
+            <w:r>
+              <w:rPr>
+                <w:sz w:val="16"/>
+              </w:rPr>
+              <w:t xml:space="preserve"> </w:t>
+            </w:r>
+            <w:r>
+              <w:rPr>
+                <w:b/>
+                <w:bCs/>
+                <w:sz w:val="16"/>
+              </w:rPr>
+              <w:t xml:space="preserve">1004곡 정본 사전에서 -0.0066 ±0.0303 (t=-0.22) — 기각이다</w:t>
+            </w:r>
+            <w:r>
+              <w:rPr>
+                <w:sz w:val="16"/>
+              </w:rPr>
+              <w:t xml:space="preserve"> </w:t>
+            </w:r>
+            <w:r>
+              <w:rPr>
+                <w:sz w:val="16"/>
+              </w:rPr>
+              <w:t xml:space="preserve">(D-0327). D-0091이 미리 박은 눈금에서 누설만이 -0.032~-0.002, 차용은 +0.787 이상이다. 실측은</w:t>
+            </w:r>
+            <w:r>
+              <w:rPr>
+                <w:sz w:val="16"/>
+              </w:rPr>
+              <w:t xml:space="preserve"> </w:t>
+            </w:r>
+            <w:r>
+              <w:rPr>
+                <w:b/>
+                <w:bCs/>
+                <w:sz w:val="16"/>
+              </w:rPr>
+              <w:t xml:space="preserve">누설 구간 한가운데</w:t>
+            </w:r>
+            <w:r>
+              <w:rPr>
+                <w:sz w:val="16"/>
+              </w:rPr>
+              <w:t xml:space="preserve">이며 차용 구간에서 16시그마 밖이다.</w:t>
+            </w:r>
+            <w:r>
+              <w:rPr>
+                <w:sz w:val="16"/>
+              </w:rPr>
+              <w:t xml:space="preserve"> </w:t>
+            </w:r>
+            <w:r>
+              <w:rPr>
+                <w:b/>
+                <w:bCs/>
+                <w:sz w:val="16"/>
+              </w:rPr>
+              <w:t xml:space="preserve">단조 차용의 증거가 없다 — 누설이다.</w:t>
+            </w:r>
+            <w:r>
+              <w:rPr>
+                <w:sz w:val="16"/>
+              </w:rPr>
+              <w:t xml:space="preserve"> </w:t>
+            </w:r>
+            <w:r>
+              <w:rPr>
+                <w:sz w:val="16"/>
+              </w:rPr>
+              <w:t xml:space="preserve">옛 +0.3787은 실험용 40곡 산출물로 난 수다 (D-0325)</w:t>
+            </w:r>
+          </w:p>
+        </w:tc>
+      </w:tr>
+      <w:tr>
+        <w:tc>
+          <w:tcPr>
+            <w:tcW w:type="dxa" w:w="969"/>
+          </w:tcPr>
+          <w:p>
+            <w:pPr>
+              <w:pStyle w:val="Compact"/>
+              <w:spacing w:after="0" w:line="264" w:lineRule="auto"/>
+            </w:pPr>
+            <w:r>
+              <w:rPr>
+                <w:sz w:val="16"/>
+              </w:rPr>
+              <w:t xml:space="preserve">분석</w:t>
+            </w:r>
+          </w:p>
+        </w:tc>
+        <w:tc>
+          <w:tcPr>
+            <w:tcW w:type="dxa" w:w="1429"/>
+          </w:tcPr>
+          <w:p>
+            <w:pPr>
+              <w:pStyle w:val="Compact"/>
+              <w:spacing w:after="0" w:line="264" w:lineRule="auto"/>
+            </w:pPr>
+            <w:r>
+              <w:rPr>
+                <w:sz w:val="16"/>
+              </w:rPr>
+              <w:t xml:space="preserve">M12 창 길이 불변</w:t>
+            </w:r>
+          </w:p>
+        </w:tc>
+        <w:tc>
+          <w:tcPr>
+            <w:tcW w:type="dxa" w:w="6674"/>
+          </w:tcPr>
+          <w:p>
+            <w:pPr>
+              <w:pStyle w:val="Compact"/>
+              <w:spacing w:after="0" w:line="264" w:lineRule="auto"/>
+            </w:pPr>
+            <w:r>
+              <w:rPr>
+                <w:sz w:val="16"/>
+              </w:rPr>
+              <w:t xml:space="preserve">묶어 만든 것과 처음부터 그 길이로 뽑은 것이 같은가 (D-0104 · D-0320). 사전 등록 천장 0.01.</w:t>
+            </w:r>
+            <w:r>
+              <w:rPr>
+                <w:sz w:val="16"/>
+              </w:rPr>
+              <w:t xml:space="preserve"> </w:t>
+            </w:r>
+            <w:r>
+              <w:rPr>
+                <w:b/>
+                <w:bCs/>
+                <w:sz w:val="16"/>
+              </w:rPr>
+              <w:t xml:space="preserve">실물에서</w:t>
             </w:r>
             <w:r>
               <w:rPr>
@@ -49899,7 +50952,7 @@
                 <w:bCs/>
                 <w:sz w:val="16"/>
               </w:rPr>
-              <w:t xml:space="preserve">other</w:t>
+              <w:t xml:space="preserve">bass</w:t>
             </w:r>
             <w:r>
               <w:rPr>
@@ -49915,7 +50968,25 @@
                 <w:bCs/>
                 <w:sz w:val="16"/>
               </w:rPr>
-              <w:t xml:space="preserve">0.4357 ·</w:t>
+              <w:t xml:space="preserve">중앙 0.3548 · 최대 0.5852로 30~60배 깼다</w:t>
+            </w:r>
+            <w:r>
+              <w:rPr>
+                <w:sz w:val="16"/>
+              </w:rPr>
+              <w:t xml:space="preserve"> </w:t>
+            </w:r>
+            <w:r>
+              <w:rPr>
+                <w:sz w:val="16"/>
+              </w:rPr>
+              <w:t xml:space="preserve">(D-0322).</w:t>
+            </w:r>
+            <w:r>
+              <w:rPr>
+                <w:sz w:val="16"/>
+              </w:rPr>
+              <w:t xml:space="preserve"> </w:t>
             </w:r>
             <w:r>
               <w:rPr>
@@ -49923,16 +50994,104 @@
                 <w:bCs/>
                 <w:sz w:val="16"/>
               </w:rPr>
+              <w:t xml:space="preserve">천장을 안 올린다</w:t>
+            </w:r>
+            <w:r>
+              <w:rPr>
+                <w:sz w:val="16"/>
+              </w:rPr>
               <w:t xml:space="preserve"> </w:t>
             </w:r>
             <w:r>
               <w:rPr>
-                <w:rStyle w:val="VerbatimChar"/>
+                <w:sz w:val="16"/>
+              </w:rPr>
+              <w:t xml:space="preserve">— 올리면 그것이 D-0058이다. 「창 길이는 분석 인자다」는 폐기됐다</w:t>
+            </w:r>
+          </w:p>
+        </w:tc>
+      </w:tr>
+      <w:tr>
+        <w:tc>
+          <w:tcPr>
+            <w:tcW w:type="dxa" w:w="969"/>
+          </w:tcPr>
+          <w:p>
+            <w:pPr>
+              <w:pStyle w:val="Compact"/>
+              <w:spacing w:after="0" w:line="264" w:lineRule="auto"/>
+            </w:pPr>
+            <w:r>
+              <w:rPr>
+                <w:sz w:val="16"/>
+              </w:rPr>
+              <w:t xml:space="preserve">분석</w:t>
+            </w:r>
+          </w:p>
+        </w:tc>
+        <w:tc>
+          <w:tcPr>
+            <w:tcW w:type="dxa" w:w="1429"/>
+          </w:tcPr>
+          <w:p>
+            <w:pPr>
+              <w:pStyle w:val="Compact"/>
+              <w:spacing w:after="0" w:line="264" w:lineRule="auto"/>
+            </w:pPr>
+            <w:r>
+              <w:rPr>
+                <w:sz w:val="16"/>
+              </w:rPr>
+              <w:t xml:space="preserve">M13 박 세기</w:t>
+            </w:r>
+          </w:p>
+        </w:tc>
+        <w:tc>
+          <w:tcPr>
+            <w:tcW w:type="dxa" w:w="6674"/>
+          </w:tcPr>
+          <w:p>
+            <w:pPr>
+              <w:pStyle w:val="Compact"/>
+              <w:spacing w:after="0" w:line="264" w:lineRule="auto"/>
+            </w:pPr>
+            <w:r>
+              <w:rPr>
+                <w:sz w:val="16"/>
+              </w:rPr>
+              <w:t xml:space="preserve">박이 있는가 (D-0314 · D-0315).</w:t>
+            </w:r>
+            <w:r>
+              <w:rPr>
+                <w:sz w:val="16"/>
+              </w:rPr>
+              <w:t xml:space="preserve"> </w:t>
+            </w:r>
+            <w:r>
+              <w:rPr>
                 <w:b/>
                 <w:bCs/>
                 <w:sz w:val="16"/>
               </w:rPr>
-              <w:t xml:space="preserve">mix</w:t>
+              <w:t xml:space="preserve">수준이 아니라 변화에서 잰다</w:t>
+            </w:r>
+            <w:r>
+              <w:rPr>
+                <w:sz w:val="16"/>
+              </w:rPr>
+              <w:t xml:space="preserve"> </w:t>
+            </w:r>
+            <w:r>
+              <w:rPr>
+                <w:sz w:val="16"/>
+              </w:rPr>
+              <w:t xml:space="preserve">— 포락선을 그대로 쓰면 느린 곡의 크기 변화가 분모를 부풀려</w:t>
+            </w:r>
+            <w:r>
+              <w:rPr>
+                <w:sz w:val="16"/>
+              </w:rPr>
+              <w:t xml:space="preserve"> </w:t>
             </w:r>
             <w:r>
               <w:rPr>
@@ -49940,6 +51099,49 @@
                 <w:bCs/>
                 <w:sz w:val="16"/>
               </w:rPr>
+              <w:t xml:space="preserve">음성 대조(시간 섞음)에게 진다</w:t>
+            </w:r>
+            <w:r>
+              <w:rPr>
+                <w:sz w:val="16"/>
+              </w:rPr>
+              <w:t xml:space="preserve"> </w:t>
+            </w:r>
+            <w:r>
+              <w:rPr>
+                <w:sz w:val="16"/>
+              </w:rPr>
+              <w:t xml:space="preserve">(이득 -0.354 · t -6.92).</w:t>
+            </w:r>
+            <w:r>
+              <w:rPr>
+                <w:sz w:val="16"/>
+              </w:rPr>
+              <w:t xml:space="preserve"> </w:t>
+            </w:r>
+            <w:r>
+              <w:rPr>
+                <w:rStyle w:val="VerbatimChar"/>
+                <w:sz w:val="16"/>
+              </w:rPr>
+              <w:t xml:space="preserve">np.diff</w:t>
+            </w:r>
+            <w:r>
+              <w:rPr>
+                <w:sz w:val="16"/>
+              </w:rPr>
+              <w:t xml:space="preserve"> </w:t>
+            </w:r>
+            <w:r>
+              <w:rPr>
+                <w:sz w:val="16"/>
+              </w:rPr>
+              <w:t xml:space="preserve">뒤 재서</w:t>
+            </w:r>
+            <w:r>
+              <w:rPr>
+                <w:sz w:val="16"/>
+              </w:rPr>
               <w:t xml:space="preserve"> </w:t>
             </w:r>
             <w:r>
@@ -49948,7 +51150,7 @@
                 <w:bCs/>
                 <w:sz w:val="16"/>
               </w:rPr>
-              <w:t xml:space="preserve">0.4670</w:t>
+              <w:t xml:space="preserve">이득 +6.093 · t 58.76 · 곡승률 98.7%</w:t>
             </w:r>
             <w:r>
               <w:rPr>
@@ -49960,7 +51162,79 @@
               <w:rPr>
                 <w:sz w:val="16"/>
               </w:rPr>
-              <w:t xml:space="preserve">— 거리의 44~47%를 버리며 이는 항등식이다. 등가선 대비 +0.0112 / +0.0146으로</w:t>
+              <w:t xml:space="preserve">(D-0317).</w:t>
+            </w:r>
+            <w:r>
+              <w:rPr>
+                <w:sz w:val="16"/>
+              </w:rPr>
+              <w:t xml:space="preserve"> </w:t>
+            </w:r>
+            <w:r>
+              <w:rPr>
+                <w:rStyle w:val="VerbatimChar"/>
+                <w:sz w:val="16"/>
+              </w:rPr>
+              <w:t xml:space="preserve">ruler_broken</w:t>
+            </w:r>
+            <w:r>
+              <w:rPr>
+                <w:sz w:val="16"/>
+              </w:rPr>
+              <w:t xml:space="preserve">이 그 사고를 다시 잡는다</w:t>
+            </w:r>
+          </w:p>
+        </w:tc>
+      </w:tr>
+      <w:tr>
+        <w:tc>
+          <w:tcPr>
+            <w:tcW w:type="dxa" w:w="969"/>
+          </w:tcPr>
+          <w:p>
+            <w:pPr>
+              <w:pStyle w:val="Compact"/>
+              <w:spacing w:after="0" w:line="264" w:lineRule="auto"/>
+            </w:pPr>
+            <w:r>
+              <w:rPr>
+                <w:sz w:val="16"/>
+              </w:rPr>
+              <w:t xml:space="preserve">분석</w:t>
+            </w:r>
+          </w:p>
+        </w:tc>
+        <w:tc>
+          <w:tcPr>
+            <w:tcW w:type="dxa" w:w="1429"/>
+          </w:tcPr>
+          <w:p>
+            <w:pPr>
+              <w:pStyle w:val="Compact"/>
+              <w:spacing w:after="0" w:line="264" w:lineRule="auto"/>
+            </w:pPr>
+            <w:r>
+              <w:rPr>
+                <w:sz w:val="16"/>
+              </w:rPr>
+              <w:t xml:space="preserve">M14 박 안 위상</w:t>
+            </w:r>
+          </w:p>
+        </w:tc>
+        <w:tc>
+          <w:tcPr>
+            <w:tcW w:type="dxa" w:w="6674"/>
+          </w:tcPr>
+          <w:p>
+            <w:pPr>
+              <w:pStyle w:val="Compact"/>
+              <w:spacing w:after="0" w:line="264" w:lineRule="auto"/>
+            </w:pPr>
+            <w:r>
+              <w:rPr>
+                <w:sz w:val="16"/>
+              </w:rPr>
+              <w:t xml:space="preserve">온셋이 박 안 어디에 앉는가 (D-0143 · D-0317).</w:t>
             </w:r>
             <w:r>
               <w:rPr>
@@ -49974,7 +51248,7 @@
                 <w:bCs/>
                 <w:sz w:val="16"/>
               </w:rPr>
-              <w:t xml:space="preserve">곡 고유성은 다이어토닉과 대등하다.</w:t>
+              <w:t xml:space="preserve">곡 간 평균 위상은 구조상 균등하므로 증거가 못 된다</w:t>
             </w:r>
             <w:r>
               <w:rPr>
@@ -49986,60 +51260,7 @@
               <w:rPr>
                 <w:sz w:val="16"/>
               </w:rPr>
-              <w:t xml:space="preserve">초과분은 전부 진짜 반음계 5칸에서 나온다</w:t>
-            </w:r>
-          </w:p>
-        </w:tc>
-      </w:tr>
-      <w:tr>
-        <w:tc>
-          <w:tcPr>
-            <w:tcW w:type="dxa" w:w="967"/>
-          </w:tcPr>
-          <w:p>
-            <w:pPr>
-              <w:pStyle w:val="Compact"/>
-              <w:spacing w:after="0" w:line="264" w:lineRule="auto"/>
-            </w:pPr>
-            <w:r>
-              <w:rPr>
-                <w:sz w:val="16"/>
-              </w:rPr>
-              <w:t xml:space="preserve">생성</w:t>
-            </w:r>
-          </w:p>
-        </w:tc>
-        <w:tc>
-          <w:tcPr>
-            <w:tcW w:type="dxa" w:w="1426"/>
-          </w:tcPr>
-          <w:p>
-            <w:pPr>
-              <w:pStyle w:val="Compact"/>
-              <w:spacing w:after="0" w:line="264" w:lineRule="auto"/>
-            </w:pPr>
-            <w:r>
-              <w:rPr>
-                <w:sz w:val="16"/>
-              </w:rPr>
-              <w:t xml:space="preserve">M7 치환 상관</w:t>
-            </w:r>
-          </w:p>
-        </w:tc>
-        <w:tc>
-          <w:tcPr>
-            <w:tcW w:type="dxa" w:w="6679"/>
-          </w:tcPr>
-          <w:p>
-            <w:pPr>
-              <w:pStyle w:val="Compact"/>
-              <w:spacing w:after="0" w:line="264" w:lineRule="auto"/>
-            </w:pPr>
-            <w:r>
-              <w:rPr>
-                <w:sz w:val="16"/>
-              </w:rPr>
-              <w:t xml:space="preserve">반음계 칸이 짝 온음계 칸을 대체하는가 (O-33 · D-0090).</w:t>
+              <w:t xml:space="preserve">— 원점 고정 합성과 원점 흩뜨린 합성이 같은 값을 냈다 (D-0318).</w:t>
             </w:r>
             <w:r>
               <w:rPr>
@@ -50053,19 +51274,325 @@
                 <w:bCs/>
                 <w:sz w:val="16"/>
               </w:rPr>
-              <w:t xml:space="preserve">1004곡 전체 +0.2074 (t=7.34) — 오차로 설명되지 않는다</w:t>
-            </w:r>
-            <w:r>
-              <w:rPr>
-                <w:sz w:val="16"/>
-              </w:rPr>
-              <w:t xml:space="preserve"> </w:t>
-            </w:r>
-            <w:r>
-              <w:rPr>
-                <w:sz w:val="16"/>
-              </w:rPr>
-              <w:t xml:space="preserve">(D-0327). 양수이므로</w:t>
+              <w:t xml:space="preserve">곡 단위로 본다</w:t>
+            </w:r>
+          </w:p>
+        </w:tc>
+      </w:tr>
+      <w:tr>
+        <w:tc>
+          <w:tcPr>
+            <w:tcW w:type="dxa" w:w="969"/>
+          </w:tcPr>
+          <w:p>
+            <w:pPr>
+              <w:pStyle w:val="Compact"/>
+              <w:spacing w:after="0" w:line="264" w:lineRule="auto"/>
+            </w:pPr>
+            <w:r>
+              <w:rPr>
+                <w:sz w:val="16"/>
+              </w:rPr>
+              <w:t xml:space="preserve">스템 분리</w:t>
+            </w:r>
+          </w:p>
+        </w:tc>
+        <w:tc>
+          <w:tcPr>
+            <w:tcW w:type="dxa" w:w="1429"/>
+          </w:tcPr>
+          <w:p>
+            <w:pPr>
+              <w:pStyle w:val="Compact"/>
+              <w:spacing w:after="0" w:line="264" w:lineRule="auto"/>
+            </w:pPr>
+            <w:r>
+              <w:rPr>
+                <w:sz w:val="16"/>
+              </w:rPr>
+              <w:t xml:space="preserve">SDR</w:t>
+            </w:r>
+          </w:p>
+        </w:tc>
+        <w:tc>
+          <w:tcPr>
+            <w:tcW w:type="dxa" w:w="6674"/>
+          </w:tcPr>
+          <w:p>
+            <w:pPr>
+              <w:pStyle w:val="Compact"/>
+              <w:spacing w:after="0" w:line="264" w:lineRule="auto"/>
+            </w:pPr>
+            <w:r>
+              <w:rPr>
+                <w:sz w:val="16"/>
+              </w:rPr>
+              <w:t xml:space="preserve">(실측 필요). 손실 압축 상한 명시</w:t>
+            </w:r>
+          </w:p>
+        </w:tc>
+      </w:tr>
+      <w:tr>
+        <w:tc>
+          <w:tcPr>
+            <w:tcW w:type="dxa" w:w="969"/>
+          </w:tcPr>
+          <w:p>
+            <w:pPr>
+              <w:pStyle w:val="Compact"/>
+              <w:spacing w:after="0" w:line="264" w:lineRule="auto"/>
+            </w:pPr>
+            <w:r>
+              <w:rPr>
+                <w:sz w:val="16"/>
+              </w:rPr>
+              <w:t xml:space="preserve">강제정렬</w:t>
+            </w:r>
+          </w:p>
+        </w:tc>
+        <w:tc>
+          <w:tcPr>
+            <w:tcW w:type="dxa" w:w="1429"/>
+          </w:tcPr>
+          <w:p>
+            <w:pPr>
+              <w:pStyle w:val="Compact"/>
+              <w:spacing w:after="0" w:line="264" w:lineRule="auto"/>
+            </w:pPr>
+            <w:r>
+              <w:rPr>
+                <w:sz w:val="16"/>
+              </w:rPr>
+              <w:t xml:space="preserve">정렬 정확도</w:t>
+            </w:r>
+          </w:p>
+        </w:tc>
+        <w:tc>
+          <w:tcPr>
+            <w:tcW w:type="dxa" w:w="6674"/>
+          </w:tcPr>
+          <w:p>
+            <w:pPr>
+              <w:pStyle w:val="Compact"/>
+              <w:spacing w:after="0" w:line="264" w:lineRule="auto"/>
+            </w:pPr>
+            <w:r>
+              <w:rPr>
+                <w:sz w:val="16"/>
+              </w:rPr>
+              <w:t xml:space="preserve">(실측 필요). 수동 검수 표본 대비</w:t>
+            </w:r>
+          </w:p>
+        </w:tc>
+      </w:tr>
+      <w:tr>
+        <w:tc>
+          <w:tcPr>
+            <w:tcW w:type="dxa" w:w="969"/>
+          </w:tcPr>
+          <w:p>
+            <w:pPr>
+              <w:pStyle w:val="Compact"/>
+              <w:spacing w:after="0" w:line="264" w:lineRule="auto"/>
+            </w:pPr>
+            <w:r>
+              <w:rPr>
+                <w:sz w:val="16"/>
+              </w:rPr>
+              <w:t xml:space="preserve">취향 모델</w:t>
+            </w:r>
+          </w:p>
+        </w:tc>
+        <w:tc>
+          <w:tcPr>
+            <w:tcW w:type="dxa" w:w="1429"/>
+          </w:tcPr>
+          <w:p>
+            <w:pPr>
+              <w:pStyle w:val="Compact"/>
+              <w:spacing w:after="0" w:line="264" w:lineRule="auto"/>
+            </w:pPr>
+            <w:r>
+              <w:rPr>
+                <w:sz w:val="16"/>
+              </w:rPr>
+              <w:t xml:space="preserve">홀드아웃 순위 상관</w:t>
+            </w:r>
+          </w:p>
+        </w:tc>
+        <w:tc>
+          <w:tcPr>
+            <w:tcW w:type="dxa" w:w="6674"/>
+          </w:tcPr>
+          <w:p>
+            <w:pPr>
+              <w:pStyle w:val="Compact"/>
+              <w:spacing w:after="0" w:line="264" w:lineRule="auto"/>
+            </w:pPr>
+            <w:r>
+              <w:rPr>
+                <w:sz w:val="16"/>
+              </w:rPr>
+              <w:t xml:space="preserve">(실측 필요)</w:t>
+            </w:r>
+          </w:p>
+        </w:tc>
+      </w:tr>
+      <w:tr>
+        <w:tc>
+          <w:tcPr>
+            <w:tcW w:type="dxa" w:w="969"/>
+          </w:tcPr>
+          <w:p>
+            <w:pPr>
+              <w:pStyle w:val="Compact"/>
+              <w:spacing w:after="0" w:line="264" w:lineRule="auto"/>
+            </w:pPr>
+            <w:r>
+              <w:rPr>
+                <w:sz w:val="16"/>
+              </w:rPr>
+              <w:t xml:space="preserve">생성 결과</w:t>
+            </w:r>
+          </w:p>
+        </w:tc>
+        <w:tc>
+          <w:tcPr>
+            <w:tcW w:type="dxa" w:w="1429"/>
+          </w:tcPr>
+          <w:p>
+            <w:pPr>
+              <w:pStyle w:val="Compact"/>
+              <w:spacing w:after="0" w:line="264" w:lineRule="auto"/>
+            </w:pPr>
+            <w:r>
+              <w:rPr>
+                <w:sz w:val="16"/>
+              </w:rPr>
+              <w:t xml:space="preserve">취향 벡터 거리</w:t>
+            </w:r>
+          </w:p>
+        </w:tc>
+        <w:tc>
+          <w:tcPr>
+            <w:tcW w:type="dxa" w:w="6674"/>
+          </w:tcPr>
+          <w:p>
+            <w:pPr>
+              <w:pStyle w:val="Compact"/>
+              <w:spacing w:after="0" w:line="264" w:lineRule="auto"/>
+            </w:pPr>
+            <w:r>
+              <w:rPr>
+                <w:sz w:val="16"/>
+              </w:rPr>
+              <w:t xml:space="preserve">프롬프트 베이스라인 대비</w:t>
+            </w:r>
+          </w:p>
+        </w:tc>
+      </w:tr>
+      <w:tr>
+        <w:tc>
+          <w:tcPr>
+            <w:tcW w:type="dxa" w:w="969"/>
+          </w:tcPr>
+          <w:p>
+            <w:pPr>
+              <w:pStyle w:val="Compact"/>
+              <w:spacing w:after="0" w:line="264" w:lineRule="auto"/>
+            </w:pPr>
+            <w:r>
+              <w:rPr>
+                <w:sz w:val="16"/>
+              </w:rPr>
+              <w:t xml:space="preserve">생성 결과</w:t>
+            </w:r>
+          </w:p>
+        </w:tc>
+        <w:tc>
+          <w:tcPr>
+            <w:tcW w:type="dxa" w:w="1429"/>
+          </w:tcPr>
+          <w:p>
+            <w:pPr>
+              <w:pStyle w:val="Compact"/>
+              <w:spacing w:after="0" w:line="264" w:lineRule="auto"/>
+            </w:pPr>
+            <w:r>
+              <w:rPr>
+                <w:sz w:val="16"/>
+              </w:rPr>
+              <w:t xml:space="preserve">FAD</w:t>
+            </w:r>
+          </w:p>
+        </w:tc>
+        <w:tc>
+          <w:tcPr>
+            <w:tcW w:type="dxa" w:w="6674"/>
+          </w:tcPr>
+          <w:p>
+            <w:pPr>
+              <w:pStyle w:val="Compact"/>
+              <w:spacing w:after="0" w:line="264" w:lineRule="auto"/>
+            </w:pPr>
+            <w:r>
+              <w:rPr>
+                <w:sz w:val="16"/>
+              </w:rPr>
+              <w:t xml:space="preserve">참고 지표. 절대 기준 아님</w:t>
+            </w:r>
+          </w:p>
+        </w:tc>
+      </w:tr>
+      <w:tr>
+        <w:tc>
+          <w:tcPr>
+            <w:tcW w:type="dxa" w:w="969"/>
+          </w:tcPr>
+          <w:p>
+            <w:pPr>
+              <w:pStyle w:val="Compact"/>
+              <w:spacing w:after="0" w:line="264" w:lineRule="auto"/>
+            </w:pPr>
+            <w:r>
+              <w:rPr>
+                <w:sz w:val="16"/>
+              </w:rPr>
+              <w:t xml:space="preserve">안전 게이트</w:t>
+            </w:r>
+          </w:p>
+        </w:tc>
+        <w:tc>
+          <w:tcPr>
+            <w:tcW w:type="dxa" w:w="1429"/>
+          </w:tcPr>
+          <w:p>
+            <w:pPr>
+              <w:pStyle w:val="Compact"/>
+              <w:spacing w:after="0" w:line="264" w:lineRule="auto"/>
+            </w:pPr>
+            <w:r>
+              <w:rPr>
+                <w:sz w:val="16"/>
+              </w:rPr>
+              <w:t xml:space="preserve">미탐률</w:t>
+            </w:r>
+          </w:p>
+        </w:tc>
+        <w:tc>
+          <w:tcPr>
+            <w:tcW w:type="dxa" w:w="6674"/>
+          </w:tcPr>
+          <w:p>
+            <w:pPr>
+              <w:pStyle w:val="Compact"/>
+              <w:spacing w:after="0" w:line="264" w:lineRule="auto"/>
+            </w:pPr>
+            <w:r>
+              <w:rPr>
+                <w:sz w:val="16"/>
+              </w:rPr>
+              <w:t xml:space="preserve">0 목표.</w:t>
             </w:r>
             <w:r>
               <w:rPr>
@@ -50079,13 +51606,7 @@
                 <w:bCs/>
                 <w:sz w:val="16"/>
               </w:rPr>
-              <w:t xml:space="preserve">첨가</w:t>
-            </w:r>
-            <w:r>
-              <w:rPr>
-                <w:sz w:val="16"/>
-              </w:rPr>
-              <w:t xml:space="preserve">이며, 그 첨가를 만드는 것은 차용이 아니라</w:t>
+              <w:t xml:space="preserve">아직 안 쟀다</w:t>
             </w:r>
             <w:r>
               <w:rPr>
@@ -50095,889 +51616,6 @@
             </w:r>
             <w:r>
               <w:rPr>
-                <w:b/>
-                <w:bCs/>
-                <w:sz w:val="16"/>
-              </w:rPr>
-              <w:t xml:space="preserve">누설</w:t>
-            </w:r>
-            <w:r>
-              <w:rPr>
-                <w:sz w:val="16"/>
-              </w:rPr>
-              <w:t xml:space="preserve">이다 (M8). 옛 +0.0192는 40곡 산출물로 난 수다 (D-0325)</w:t>
-            </w:r>
-          </w:p>
-        </w:tc>
-      </w:tr>
-      <w:tr>
-        <w:tc>
-          <w:tcPr>
-            <w:tcW w:type="dxa" w:w="967"/>
-          </w:tcPr>
-          <w:p>
-            <w:pPr>
-              <w:pStyle w:val="Compact"/>
-              <w:spacing w:after="0" w:line="264" w:lineRule="auto"/>
-            </w:pPr>
-            <w:r>
-              <w:rPr>
-                <w:sz w:val="16"/>
-              </w:rPr>
-              <w:t xml:space="preserve">생성</w:t>
-            </w:r>
-          </w:p>
-        </w:tc>
-        <w:tc>
-          <w:tcPr>
-            <w:tcW w:type="dxa" w:w="1426"/>
-          </w:tcPr>
-          <w:p>
-            <w:pPr>
-              <w:pStyle w:val="Compact"/>
-              <w:spacing w:after="0" w:line="264" w:lineRule="auto"/>
-            </w:pPr>
-            <w:r>
-              <w:rPr>
-                <w:sz w:val="16"/>
-              </w:rPr>
-              <w:t xml:space="preserve">M8 뭉침 대비</w:t>
-            </w:r>
-          </w:p>
-        </w:tc>
-        <w:tc>
-          <w:tcPr>
-            <w:tcW w:type="dxa" w:w="6679"/>
-          </w:tcPr>
-          <w:p>
-            <w:pPr>
-              <w:pStyle w:val="Compact"/>
-              <w:spacing w:after="0" w:line="264" w:lineRule="auto"/>
-            </w:pPr>
-            <w:r>
-              <w:rPr>
-                <w:sz w:val="16"/>
-              </w:rPr>
-              <w:t xml:space="preserve">♭3·♭6·♭7이 한 곡에서 같이 오르는가 (O-35 · D-0093).</w:t>
-            </w:r>
-            <w:r>
-              <w:rPr>
-                <w:sz w:val="16"/>
-              </w:rPr>
-              <w:t xml:space="preserve"> </w:t>
-            </w:r>
-            <w:r>
-              <w:rPr>
-                <w:b/>
-                <w:bCs/>
-                <w:sz w:val="16"/>
-              </w:rPr>
-              <w:t xml:space="preserve">1004곡 정본 사전에서 -0.0066 ±0.0303 (t=-0.22) — 기각이다</w:t>
-            </w:r>
-            <w:r>
-              <w:rPr>
-                <w:sz w:val="16"/>
-              </w:rPr>
-              <w:t xml:space="preserve"> </w:t>
-            </w:r>
-            <w:r>
-              <w:rPr>
-                <w:sz w:val="16"/>
-              </w:rPr>
-              <w:t xml:space="preserve">(D-0327). D-0091이 미리 박은 눈금에서 누설만이 -0.032~-0.002, 차용은 +0.787 이상이다. 실측은</w:t>
-            </w:r>
-            <w:r>
-              <w:rPr>
-                <w:sz w:val="16"/>
-              </w:rPr>
-              <w:t xml:space="preserve"> </w:t>
-            </w:r>
-            <w:r>
-              <w:rPr>
-                <w:b/>
-                <w:bCs/>
-                <w:sz w:val="16"/>
-              </w:rPr>
-              <w:t xml:space="preserve">누설 구간 한가운데</w:t>
-            </w:r>
-            <w:r>
-              <w:rPr>
-                <w:sz w:val="16"/>
-              </w:rPr>
-              <w:t xml:space="preserve">이며 차용 구간에서 16시그마 밖이다.</w:t>
-            </w:r>
-            <w:r>
-              <w:rPr>
-                <w:sz w:val="16"/>
-              </w:rPr>
-              <w:t xml:space="preserve"> </w:t>
-            </w:r>
-            <w:r>
-              <w:rPr>
-                <w:b/>
-                <w:bCs/>
-                <w:sz w:val="16"/>
-              </w:rPr>
-              <w:t xml:space="preserve">단조 차용의 증거가 없다 — 누설이다.</w:t>
-            </w:r>
-            <w:r>
-              <w:rPr>
-                <w:sz w:val="16"/>
-              </w:rPr>
-              <w:t xml:space="preserve"> </w:t>
-            </w:r>
-            <w:r>
-              <w:rPr>
-                <w:sz w:val="16"/>
-              </w:rPr>
-              <w:t xml:space="preserve">옛 +0.3787은 실험용 40곡 산출물로 난 수다 (D-0325)</w:t>
-            </w:r>
-          </w:p>
-        </w:tc>
-      </w:tr>
-      <w:tr>
-        <w:tc>
-          <w:tcPr>
-            <w:tcW w:type="dxa" w:w="967"/>
-          </w:tcPr>
-          <w:p>
-            <w:pPr>
-              <w:pStyle w:val="Compact"/>
-              <w:spacing w:after="0" w:line="264" w:lineRule="auto"/>
-            </w:pPr>
-            <w:r>
-              <w:rPr>
-                <w:sz w:val="16"/>
-              </w:rPr>
-              <w:t xml:space="preserve">분석</w:t>
-            </w:r>
-          </w:p>
-        </w:tc>
-        <w:tc>
-          <w:tcPr>
-            <w:tcW w:type="dxa" w:w="1426"/>
-          </w:tcPr>
-          <w:p>
-            <w:pPr>
-              <w:pStyle w:val="Compact"/>
-              <w:spacing w:after="0" w:line="264" w:lineRule="auto"/>
-            </w:pPr>
-            <w:r>
-              <w:rPr>
-                <w:sz w:val="16"/>
-              </w:rPr>
-              <w:t xml:space="preserve">M12 창 길이 불변</w:t>
-            </w:r>
-          </w:p>
-        </w:tc>
-        <w:tc>
-          <w:tcPr>
-            <w:tcW w:type="dxa" w:w="6679"/>
-          </w:tcPr>
-          <w:p>
-            <w:pPr>
-              <w:pStyle w:val="Compact"/>
-              <w:spacing w:after="0" w:line="264" w:lineRule="auto"/>
-            </w:pPr>
-            <w:r>
-              <w:rPr>
-                <w:sz w:val="16"/>
-              </w:rPr>
-              <w:t xml:space="preserve">묶어 만든 것과 처음부터 그 길이로 뽑은 것이 같은가 (D-0104 · D-0320). 사전 등록 천장 0.01.</w:t>
-            </w:r>
-            <w:r>
-              <w:rPr>
-                <w:sz w:val="16"/>
-              </w:rPr>
-              <w:t xml:space="preserve"> </w:t>
-            </w:r>
-            <w:r>
-              <w:rPr>
-                <w:b/>
-                <w:bCs/>
-                <w:sz w:val="16"/>
-              </w:rPr>
-              <w:t xml:space="preserve">실물에서</w:t>
-            </w:r>
-            <w:r>
-              <w:rPr>
-                <w:b/>
-                <w:bCs/>
-                <w:sz w:val="16"/>
-              </w:rPr>
-              <w:t xml:space="preserve"> </w:t>
-            </w:r>
-            <w:r>
-              <w:rPr>
-                <w:rStyle w:val="VerbatimChar"/>
-                <w:b/>
-                <w:bCs/>
-                <w:sz w:val="16"/>
-              </w:rPr>
-              <w:t xml:space="preserve">bass</w:t>
-            </w:r>
-            <w:r>
-              <w:rPr>
-                <w:b/>
-                <w:bCs/>
-                <w:sz w:val="16"/>
-              </w:rPr>
-              <w:t xml:space="preserve"> </w:t>
-            </w:r>
-            <w:r>
-              <w:rPr>
-                <w:b/>
-                <w:bCs/>
-                <w:sz w:val="16"/>
-              </w:rPr>
-              <w:t xml:space="preserve">중앙 0.3548 · 최대 0.5852로 30~60배 깼다</w:t>
-            </w:r>
-            <w:r>
-              <w:rPr>
-                <w:sz w:val="16"/>
-              </w:rPr>
-              <w:t xml:space="preserve"> </w:t>
-            </w:r>
-            <w:r>
-              <w:rPr>
-                <w:sz w:val="16"/>
-              </w:rPr>
-              <w:t xml:space="preserve">(D-0322).</w:t>
-            </w:r>
-            <w:r>
-              <w:rPr>
-                <w:sz w:val="16"/>
-              </w:rPr>
-              <w:t xml:space="preserve"> </w:t>
-            </w:r>
-            <w:r>
-              <w:rPr>
-                <w:b/>
-                <w:bCs/>
-                <w:sz w:val="16"/>
-              </w:rPr>
-              <w:t xml:space="preserve">천장을 안 올린다</w:t>
-            </w:r>
-            <w:r>
-              <w:rPr>
-                <w:sz w:val="16"/>
-              </w:rPr>
-              <w:t xml:space="preserve"> </w:t>
-            </w:r>
-            <w:r>
-              <w:rPr>
-                <w:sz w:val="16"/>
-              </w:rPr>
-              <w:t xml:space="preserve">— 올리면 그것이 D-0058이다. 「창 길이는 분석 인자다」는 폐기됐다</w:t>
-            </w:r>
-          </w:p>
-        </w:tc>
-      </w:tr>
-      <w:tr>
-        <w:tc>
-          <w:tcPr>
-            <w:tcW w:type="dxa" w:w="967"/>
-          </w:tcPr>
-          <w:p>
-            <w:pPr>
-              <w:pStyle w:val="Compact"/>
-              <w:spacing w:after="0" w:line="264" w:lineRule="auto"/>
-            </w:pPr>
-            <w:r>
-              <w:rPr>
-                <w:sz w:val="16"/>
-              </w:rPr>
-              <w:t xml:space="preserve">분석</w:t>
-            </w:r>
-          </w:p>
-        </w:tc>
-        <w:tc>
-          <w:tcPr>
-            <w:tcW w:type="dxa" w:w="1426"/>
-          </w:tcPr>
-          <w:p>
-            <w:pPr>
-              <w:pStyle w:val="Compact"/>
-              <w:spacing w:after="0" w:line="264" w:lineRule="auto"/>
-            </w:pPr>
-            <w:r>
-              <w:rPr>
-                <w:sz w:val="16"/>
-              </w:rPr>
-              <w:t xml:space="preserve">M13 박 세기</w:t>
-            </w:r>
-          </w:p>
-        </w:tc>
-        <w:tc>
-          <w:tcPr>
-            <w:tcW w:type="dxa" w:w="6679"/>
-          </w:tcPr>
-          <w:p>
-            <w:pPr>
-              <w:pStyle w:val="Compact"/>
-              <w:spacing w:after="0" w:line="264" w:lineRule="auto"/>
-            </w:pPr>
-            <w:r>
-              <w:rPr>
-                <w:sz w:val="16"/>
-              </w:rPr>
-              <w:t xml:space="preserve">박이 있는가 (D-0314 · D-0315).</w:t>
-            </w:r>
-            <w:r>
-              <w:rPr>
-                <w:sz w:val="16"/>
-              </w:rPr>
-              <w:t xml:space="preserve"> </w:t>
-            </w:r>
-            <w:r>
-              <w:rPr>
-                <w:b/>
-                <w:bCs/>
-                <w:sz w:val="16"/>
-              </w:rPr>
-              <w:t xml:space="preserve">수준이 아니라 변화에서 잰다</w:t>
-            </w:r>
-            <w:r>
-              <w:rPr>
-                <w:sz w:val="16"/>
-              </w:rPr>
-              <w:t xml:space="preserve"> </w:t>
-            </w:r>
-            <w:r>
-              <w:rPr>
-                <w:sz w:val="16"/>
-              </w:rPr>
-              <w:t xml:space="preserve">— 포락선을 그대로 쓰면 느린 곡의 크기 변화가 분모를 부풀려</w:t>
-            </w:r>
-            <w:r>
-              <w:rPr>
-                <w:sz w:val="16"/>
-              </w:rPr>
-              <w:t xml:space="preserve"> </w:t>
-            </w:r>
-            <w:r>
-              <w:rPr>
-                <w:b/>
-                <w:bCs/>
-                <w:sz w:val="16"/>
-              </w:rPr>
-              <w:t xml:space="preserve">음성 대조(시간 섞음)에게 진다</w:t>
-            </w:r>
-            <w:r>
-              <w:rPr>
-                <w:sz w:val="16"/>
-              </w:rPr>
-              <w:t xml:space="preserve"> </w:t>
-            </w:r>
-            <w:r>
-              <w:rPr>
-                <w:sz w:val="16"/>
-              </w:rPr>
-              <w:t xml:space="preserve">(이득 -0.354 · t -6.92).</w:t>
-            </w:r>
-            <w:r>
-              <w:rPr>
-                <w:sz w:val="16"/>
-              </w:rPr>
-              <w:t xml:space="preserve"> </w:t>
-            </w:r>
-            <w:r>
-              <w:rPr>
-                <w:rStyle w:val="VerbatimChar"/>
-                <w:sz w:val="16"/>
-              </w:rPr>
-              <w:t xml:space="preserve">np.diff</w:t>
-            </w:r>
-            <w:r>
-              <w:rPr>
-                <w:sz w:val="16"/>
-              </w:rPr>
-              <w:t xml:space="preserve"> </w:t>
-            </w:r>
-            <w:r>
-              <w:rPr>
-                <w:sz w:val="16"/>
-              </w:rPr>
-              <w:t xml:space="preserve">뒤 재서</w:t>
-            </w:r>
-            <w:r>
-              <w:rPr>
-                <w:sz w:val="16"/>
-              </w:rPr>
-              <w:t xml:space="preserve"> </w:t>
-            </w:r>
-            <w:r>
-              <w:rPr>
-                <w:b/>
-                <w:bCs/>
-                <w:sz w:val="16"/>
-              </w:rPr>
-              <w:t xml:space="preserve">이득 +6.093 · t 58.76 · 곡승률 98.7%</w:t>
-            </w:r>
-            <w:r>
-              <w:rPr>
-                <w:sz w:val="16"/>
-              </w:rPr>
-              <w:t xml:space="preserve"> </w:t>
-            </w:r>
-            <w:r>
-              <w:rPr>
-                <w:sz w:val="16"/>
-              </w:rPr>
-              <w:t xml:space="preserve">(D-0317).</w:t>
-            </w:r>
-            <w:r>
-              <w:rPr>
-                <w:sz w:val="16"/>
-              </w:rPr>
-              <w:t xml:space="preserve"> </w:t>
-            </w:r>
-            <w:r>
-              <w:rPr>
-                <w:rStyle w:val="VerbatimChar"/>
-                <w:sz w:val="16"/>
-              </w:rPr>
-              <w:t xml:space="preserve">ruler_broken</w:t>
-            </w:r>
-            <w:r>
-              <w:rPr>
-                <w:sz w:val="16"/>
-              </w:rPr>
-              <w:t xml:space="preserve">이 그 사고를 다시 잡는다</w:t>
-            </w:r>
-          </w:p>
-        </w:tc>
-      </w:tr>
-      <w:tr>
-        <w:tc>
-          <w:tcPr>
-            <w:tcW w:type="dxa" w:w="967"/>
-          </w:tcPr>
-          <w:p>
-            <w:pPr>
-              <w:pStyle w:val="Compact"/>
-              <w:spacing w:after="0" w:line="264" w:lineRule="auto"/>
-            </w:pPr>
-            <w:r>
-              <w:rPr>
-                <w:sz w:val="16"/>
-              </w:rPr>
-              <w:t xml:space="preserve">분석</w:t>
-            </w:r>
-          </w:p>
-        </w:tc>
-        <w:tc>
-          <w:tcPr>
-            <w:tcW w:type="dxa" w:w="1426"/>
-          </w:tcPr>
-          <w:p>
-            <w:pPr>
-              <w:pStyle w:val="Compact"/>
-              <w:spacing w:after="0" w:line="264" w:lineRule="auto"/>
-            </w:pPr>
-            <w:r>
-              <w:rPr>
-                <w:sz w:val="16"/>
-              </w:rPr>
-              <w:t xml:space="preserve">M14 박 안 위상</w:t>
-            </w:r>
-          </w:p>
-        </w:tc>
-        <w:tc>
-          <w:tcPr>
-            <w:tcW w:type="dxa" w:w="6679"/>
-          </w:tcPr>
-          <w:p>
-            <w:pPr>
-              <w:pStyle w:val="Compact"/>
-              <w:spacing w:after="0" w:line="264" w:lineRule="auto"/>
-            </w:pPr>
-            <w:r>
-              <w:rPr>
-                <w:sz w:val="16"/>
-              </w:rPr>
-              <w:t xml:space="preserve">온셋이 박 안 어디에 앉는가 (D-0143 · D-0317).</w:t>
-            </w:r>
-            <w:r>
-              <w:rPr>
-                <w:sz w:val="16"/>
-              </w:rPr>
-              <w:t xml:space="preserve"> </w:t>
-            </w:r>
-            <w:r>
-              <w:rPr>
-                <w:b/>
-                <w:bCs/>
-                <w:sz w:val="16"/>
-              </w:rPr>
-              <w:t xml:space="preserve">곡 간 평균 위상은 구조상 균등하므로 증거가 못 된다</w:t>
-            </w:r>
-            <w:r>
-              <w:rPr>
-                <w:sz w:val="16"/>
-              </w:rPr>
-              <w:t xml:space="preserve"> </w:t>
-            </w:r>
-            <w:r>
-              <w:rPr>
-                <w:sz w:val="16"/>
-              </w:rPr>
-              <w:t xml:space="preserve">— 원점 고정 합성과 원점 흩뜨린 합성이 같은 값을 냈다 (D-0318).</w:t>
-            </w:r>
-            <w:r>
-              <w:rPr>
-                <w:sz w:val="16"/>
-              </w:rPr>
-              <w:t xml:space="preserve"> </w:t>
-            </w:r>
-            <w:r>
-              <w:rPr>
-                <w:b/>
-                <w:bCs/>
-                <w:sz w:val="16"/>
-              </w:rPr>
-              <w:t xml:space="preserve">곡 단위로 본다</w:t>
-            </w:r>
-          </w:p>
-        </w:tc>
-      </w:tr>
-      <w:tr>
-        <w:tc>
-          <w:tcPr>
-            <w:tcW w:type="dxa" w:w="967"/>
-          </w:tcPr>
-          <w:p>
-            <w:pPr>
-              <w:pStyle w:val="Compact"/>
-              <w:spacing w:after="0" w:line="264" w:lineRule="auto"/>
-            </w:pPr>
-            <w:r>
-              <w:rPr>
-                <w:sz w:val="16"/>
-              </w:rPr>
-              <w:t xml:space="preserve">스템 분리</w:t>
-            </w:r>
-          </w:p>
-        </w:tc>
-        <w:tc>
-          <w:tcPr>
-            <w:tcW w:type="dxa" w:w="1426"/>
-          </w:tcPr>
-          <w:p>
-            <w:pPr>
-              <w:pStyle w:val="Compact"/>
-              <w:spacing w:after="0" w:line="264" w:lineRule="auto"/>
-            </w:pPr>
-            <w:r>
-              <w:rPr>
-                <w:sz w:val="16"/>
-              </w:rPr>
-              <w:t xml:space="preserve">SDR</w:t>
-            </w:r>
-          </w:p>
-        </w:tc>
-        <w:tc>
-          <w:tcPr>
-            <w:tcW w:type="dxa" w:w="6679"/>
-          </w:tcPr>
-          <w:p>
-            <w:pPr>
-              <w:pStyle w:val="Compact"/>
-              <w:spacing w:after="0" w:line="264" w:lineRule="auto"/>
-            </w:pPr>
-            <w:r>
-              <w:rPr>
-                <w:sz w:val="16"/>
-              </w:rPr>
-              <w:t xml:space="preserve">(실측 필요). 손실 압축 상한 명시</w:t>
-            </w:r>
-          </w:p>
-        </w:tc>
-      </w:tr>
-      <w:tr>
-        <w:tc>
-          <w:tcPr>
-            <w:tcW w:type="dxa" w:w="967"/>
-          </w:tcPr>
-          <w:p>
-            <w:pPr>
-              <w:pStyle w:val="Compact"/>
-              <w:spacing w:after="0" w:line="264" w:lineRule="auto"/>
-            </w:pPr>
-            <w:r>
-              <w:rPr>
-                <w:sz w:val="16"/>
-              </w:rPr>
-              <w:t xml:space="preserve">강제정렬</w:t>
-            </w:r>
-          </w:p>
-        </w:tc>
-        <w:tc>
-          <w:tcPr>
-            <w:tcW w:type="dxa" w:w="1426"/>
-          </w:tcPr>
-          <w:p>
-            <w:pPr>
-              <w:pStyle w:val="Compact"/>
-              <w:spacing w:after="0" w:line="264" w:lineRule="auto"/>
-            </w:pPr>
-            <w:r>
-              <w:rPr>
-                <w:sz w:val="16"/>
-              </w:rPr>
-              <w:t xml:space="preserve">정렬 정확도</w:t>
-            </w:r>
-          </w:p>
-        </w:tc>
-        <w:tc>
-          <w:tcPr>
-            <w:tcW w:type="dxa" w:w="6679"/>
-          </w:tcPr>
-          <w:p>
-            <w:pPr>
-              <w:pStyle w:val="Compact"/>
-              <w:spacing w:after="0" w:line="264" w:lineRule="auto"/>
-            </w:pPr>
-            <w:r>
-              <w:rPr>
-                <w:sz w:val="16"/>
-              </w:rPr>
-              <w:t xml:space="preserve">(실측 필요). 수동 검수 표본 대비</w:t>
-            </w:r>
-          </w:p>
-        </w:tc>
-      </w:tr>
-      <w:tr>
-        <w:tc>
-          <w:tcPr>
-            <w:tcW w:type="dxa" w:w="967"/>
-          </w:tcPr>
-          <w:p>
-            <w:pPr>
-              <w:pStyle w:val="Compact"/>
-              <w:spacing w:after="0" w:line="264" w:lineRule="auto"/>
-            </w:pPr>
-            <w:r>
-              <w:rPr>
-                <w:sz w:val="16"/>
-              </w:rPr>
-              <w:t xml:space="preserve">취향 모델</w:t>
-            </w:r>
-          </w:p>
-        </w:tc>
-        <w:tc>
-          <w:tcPr>
-            <w:tcW w:type="dxa" w:w="1426"/>
-          </w:tcPr>
-          <w:p>
-            <w:pPr>
-              <w:pStyle w:val="Compact"/>
-              <w:spacing w:after="0" w:line="264" w:lineRule="auto"/>
-            </w:pPr>
-            <w:r>
-              <w:rPr>
-                <w:sz w:val="16"/>
-              </w:rPr>
-              <w:t xml:space="preserve">홀드아웃 순위 상관</w:t>
-            </w:r>
-          </w:p>
-        </w:tc>
-        <w:tc>
-          <w:tcPr>
-            <w:tcW w:type="dxa" w:w="6679"/>
-          </w:tcPr>
-          <w:p>
-            <w:pPr>
-              <w:pStyle w:val="Compact"/>
-              <w:spacing w:after="0" w:line="264" w:lineRule="auto"/>
-            </w:pPr>
-            <w:r>
-              <w:rPr>
-                <w:sz w:val="16"/>
-              </w:rPr>
-              <w:t xml:space="preserve">(실측 필요)</w:t>
-            </w:r>
-          </w:p>
-        </w:tc>
-      </w:tr>
-      <w:tr>
-        <w:tc>
-          <w:tcPr>
-            <w:tcW w:type="dxa" w:w="967"/>
-          </w:tcPr>
-          <w:p>
-            <w:pPr>
-              <w:pStyle w:val="Compact"/>
-              <w:spacing w:after="0" w:line="264" w:lineRule="auto"/>
-            </w:pPr>
-            <w:r>
-              <w:rPr>
-                <w:sz w:val="16"/>
-              </w:rPr>
-              <w:t xml:space="preserve">생성 결과</w:t>
-            </w:r>
-          </w:p>
-        </w:tc>
-        <w:tc>
-          <w:tcPr>
-            <w:tcW w:type="dxa" w:w="1426"/>
-          </w:tcPr>
-          <w:p>
-            <w:pPr>
-              <w:pStyle w:val="Compact"/>
-              <w:spacing w:after="0" w:line="264" w:lineRule="auto"/>
-            </w:pPr>
-            <w:r>
-              <w:rPr>
-                <w:sz w:val="16"/>
-              </w:rPr>
-              <w:t xml:space="preserve">취향 벡터 거리</w:t>
-            </w:r>
-          </w:p>
-        </w:tc>
-        <w:tc>
-          <w:tcPr>
-            <w:tcW w:type="dxa" w:w="6679"/>
-          </w:tcPr>
-          <w:p>
-            <w:pPr>
-              <w:pStyle w:val="Compact"/>
-              <w:spacing w:after="0" w:line="264" w:lineRule="auto"/>
-            </w:pPr>
-            <w:r>
-              <w:rPr>
-                <w:sz w:val="16"/>
-              </w:rPr>
-              <w:t xml:space="preserve">프롬프트 베이스라인 대비</w:t>
-            </w:r>
-          </w:p>
-        </w:tc>
-      </w:tr>
-      <w:tr>
-        <w:tc>
-          <w:tcPr>
-            <w:tcW w:type="dxa" w:w="967"/>
-          </w:tcPr>
-          <w:p>
-            <w:pPr>
-              <w:pStyle w:val="Compact"/>
-              <w:spacing w:after="0" w:line="264" w:lineRule="auto"/>
-            </w:pPr>
-            <w:r>
-              <w:rPr>
-                <w:sz w:val="16"/>
-              </w:rPr>
-              <w:t xml:space="preserve">생성 결과</w:t>
-            </w:r>
-          </w:p>
-        </w:tc>
-        <w:tc>
-          <w:tcPr>
-            <w:tcW w:type="dxa" w:w="1426"/>
-          </w:tcPr>
-          <w:p>
-            <w:pPr>
-              <w:pStyle w:val="Compact"/>
-              <w:spacing w:after="0" w:line="264" w:lineRule="auto"/>
-            </w:pPr>
-            <w:r>
-              <w:rPr>
-                <w:sz w:val="16"/>
-              </w:rPr>
-              <w:t xml:space="preserve">FAD</w:t>
-            </w:r>
-          </w:p>
-        </w:tc>
-        <w:tc>
-          <w:tcPr>
-            <w:tcW w:type="dxa" w:w="6679"/>
-          </w:tcPr>
-          <w:p>
-            <w:pPr>
-              <w:pStyle w:val="Compact"/>
-              <w:spacing w:after="0" w:line="264" w:lineRule="auto"/>
-            </w:pPr>
-            <w:r>
-              <w:rPr>
-                <w:sz w:val="16"/>
-              </w:rPr>
-              <w:t xml:space="preserve">참고 지표. 절대 기준 아님</w:t>
-            </w:r>
-          </w:p>
-        </w:tc>
-      </w:tr>
-      <w:tr>
-        <w:tc>
-          <w:tcPr>
-            <w:tcW w:type="dxa" w:w="967"/>
-          </w:tcPr>
-          <w:p>
-            <w:pPr>
-              <w:pStyle w:val="Compact"/>
-              <w:spacing w:after="0" w:line="264" w:lineRule="auto"/>
-            </w:pPr>
-            <w:r>
-              <w:rPr>
-                <w:sz w:val="16"/>
-              </w:rPr>
-              <w:t xml:space="preserve">안전 게이트</w:t>
-            </w:r>
-          </w:p>
-        </w:tc>
-        <w:tc>
-          <w:tcPr>
-            <w:tcW w:type="dxa" w:w="1426"/>
-          </w:tcPr>
-          <w:p>
-            <w:pPr>
-              <w:pStyle w:val="Compact"/>
-              <w:spacing w:after="0" w:line="264" w:lineRule="auto"/>
-            </w:pPr>
-            <w:r>
-              <w:rPr>
-                <w:sz w:val="16"/>
-              </w:rPr>
-              <w:t xml:space="preserve">미탐률</w:t>
-            </w:r>
-          </w:p>
-        </w:tc>
-        <w:tc>
-          <w:tcPr>
-            <w:tcW w:type="dxa" w:w="6679"/>
-          </w:tcPr>
-          <w:p>
-            <w:pPr>
-              <w:pStyle w:val="Compact"/>
-              <w:spacing w:after="0" w:line="264" w:lineRule="auto"/>
-            </w:pPr>
-            <w:r>
-              <w:rPr>
-                <w:sz w:val="16"/>
-              </w:rPr>
-              <w:t xml:space="preserve">0 목표.</w:t>
-            </w:r>
-            <w:r>
-              <w:rPr>
-                <w:sz w:val="16"/>
-              </w:rPr>
-              <w:t xml:space="preserve"> </w:t>
-            </w:r>
-            <w:r>
-              <w:rPr>
-                <w:b/>
-                <w:bCs/>
-                <w:sz w:val="16"/>
-              </w:rPr>
-              <w:t xml:space="preserve">아직 안 쟀다</w:t>
-            </w:r>
-            <w:r>
-              <w:rPr>
-                <w:sz w:val="16"/>
-              </w:rPr>
-              <w:t xml:space="preserve"> </w:t>
-            </w:r>
-            <w:r>
-              <w:rPr>
                 <w:sz w:val="16"/>
               </w:rPr>
               <w:t xml:space="preserve">— G2가 설계 단계다 (D-0217 · REQ-QUA-001)</w:t>
@@ -50988,7 +51626,7 @@
       <w:tr>
         <w:tc>
           <w:tcPr>
-            <w:tcW w:type="dxa" w:w="967"/>
+            <w:tcW w:type="dxa" w:w="969"/>
           </w:tcPr>
           <w:p>
             <w:pPr>
@@ -51005,7 +51643,7 @@
         </w:tc>
         <w:tc>
           <w:tcPr>
-            <w:tcW w:type="dxa" w:w="1426"/>
+            <w:tcW w:type="dxa" w:w="1429"/>
           </w:tcPr>
           <w:p>
             <w:pPr>
@@ -51022,7 +51660,7 @@
         </w:tc>
         <w:tc>
           <w:tcPr>
-            <w:tcW w:type="dxa" w:w="6679"/>
+            <w:tcW w:type="dxa" w:w="6674"/>
           </w:tcPr>
           <w:p>
             <w:pPr>
@@ -51386,18 +52024,18 @@
           <wp:inline>
             <wp:extent cx="5334000" cy="2441130"/>
             <wp:effectExtent b="0" l="0" r="0" t="0"/>
-            <wp:docPr descr="검색 평가 — 무작위 대비" title="" id="172" name="Picture"/>
+            <wp:docPr descr="검색 평가 — 무작위 대비" title="" id="173" name="Picture"/>
             <a:graphic>
               <a:graphicData uri="http://schemas.openxmlformats.org/drawingml/2006/picture">
                 <pic:pic>
                   <pic:nvPicPr>
-                    <pic:cNvPr descr="/home/fox/projects/hathor/var/proposal/figures/retrieval.png" id="173" name="Picture"/>
+                    <pic:cNvPr descr="/home/fox/projects/hathor/var/proposal/figures/retrieval.png" id="174" name="Picture"/>
                     <pic:cNvPicPr>
                       <a:picLocks noChangeArrowheads="1" noChangeAspect="1"/>
                     </pic:cNvPicPr>
                   </pic:nvPicPr>
                   <pic:blipFill>
-                    <a:blip r:embed="rId171"/>
+                    <a:blip r:embed="rId172"/>
                     <a:stretch>
                       <a:fillRect/>
                     </a:stretch>
@@ -51432,8 +52070,8 @@
         <w:t>[그림 23] 검색 평가 — 무작위 대비</w:t>
       </w:r>
     </w:p>
-    <w:bookmarkEnd w:id="174"/>
-    <w:bookmarkStart w:id="178" w:name="레이어-곡선-검색축-d-0027"/>
+    <w:bookmarkEnd w:id="175"/>
+    <w:bookmarkStart w:id="179" w:name="레이어-곡선-검색축-d-0027"/>
     <w:p>
       <w:pPr>
         <w:pStyle w:val="Heading3"/>
@@ -52072,18 +52710,18 @@
           <wp:inline>
             <wp:extent cx="5334000" cy="2579029"/>
             <wp:effectExtent b="0" l="0" r="0" t="0"/>
-            <wp:docPr descr="레이어 곡선 — 검색축" title="" id="176" name="Picture"/>
+            <wp:docPr descr="레이어 곡선 — 검색축" title="" id="177" name="Picture"/>
             <a:graphic>
               <a:graphicData uri="http://schemas.openxmlformats.org/drawingml/2006/picture">
                 <pic:pic>
                   <pic:nvPicPr>
-                    <pic:cNvPr descr="/home/fox/projects/hathor/var/proposal/figures/layer_curve.png" id="177" name="Picture"/>
+                    <pic:cNvPr descr="/home/fox/projects/hathor/var/proposal/figures/layer_curve.png" id="178" name="Picture"/>
                     <pic:cNvPicPr>
                       <a:picLocks noChangeArrowheads="1" noChangeAspect="1"/>
                     </pic:cNvPicPr>
                   </pic:nvPicPr>
                   <pic:blipFill>
-                    <a:blip r:embed="rId175"/>
+                    <a:blip r:embed="rId176"/>
                     <a:stretch>
                       <a:fillRect/>
                     </a:stretch>
@@ -52118,8 +52756,8 @@
         <w:t>[그림 24] 레이어 곡선 — 검색축</w:t>
       </w:r>
     </w:p>
-    <w:bookmarkEnd w:id="178"/>
-    <w:bookmarkStart w:id="182" w:name="층별-화성-화성축-d-0181"/>
+    <w:bookmarkEnd w:id="179"/>
+    <w:bookmarkStart w:id="183" w:name="층별-화성-화성축-d-0181"/>
     <w:p>
       <w:pPr>
         <w:pStyle w:val="Heading3"/>
@@ -52817,18 +53455,18 @@
           <wp:inline>
             <wp:extent cx="5334000" cy="2280392"/>
             <wp:effectExtent b="0" l="0" r="0" t="0"/>
-            <wp:docPr descr="층별 화성 — 화성축" title="" id="180" name="Picture"/>
+            <wp:docPr descr="층별 화성 — 화성축" title="" id="181" name="Picture"/>
             <a:graphic>
               <a:graphicData uri="http://schemas.openxmlformats.org/drawingml/2006/picture">
                 <pic:pic>
                   <pic:nvPicPr>
-                    <pic:cNvPr descr="/home/fox/projects/hathor/var/proposal/figures/harmony_layers.png" id="181" name="Picture"/>
+                    <pic:cNvPr descr="/home/fox/projects/hathor/var/proposal/figures/harmony_layers.png" id="182" name="Picture"/>
                     <pic:cNvPicPr>
                       <a:picLocks noChangeArrowheads="1" noChangeAspect="1"/>
                     </pic:cNvPicPr>
                   </pic:nvPicPr>
                   <pic:blipFill>
-                    <a:blip r:embed="rId179"/>
+                    <a:blip r:embed="rId180"/>
                     <a:stretch>
                       <a:fillRect/>
                     </a:stretch>
@@ -52863,8 +53501,8 @@
         <w:t>[그림 25] 층별 화성 — 화성축</w:t>
       </w:r>
     </w:p>
-    <w:bookmarkEnd w:id="182"/>
-    <w:bookmarkStart w:id="183" w:name="조건화-판정-selfother와-그-한계"/>
+    <w:bookmarkEnd w:id="183"/>
+    <w:bookmarkStart w:id="184" w:name="조건화-판정-selfother와-그-한계"/>
     <w:p>
       <w:pPr>
         <w:pStyle w:val="Heading3"/>
@@ -52953,8 +53591,8 @@
         <w:t xml:space="preserve">귀가 판정한다.</w:t>
       </w:r>
     </w:p>
-    <w:bookmarkEnd w:id="183"/>
-    <w:bookmarkStart w:id="187" w:name="검색-평가-하네스-d-0023"/>
+    <w:bookmarkEnd w:id="184"/>
+    <w:bookmarkStart w:id="188" w:name="검색-평가-하네스-d-0023"/>
     <w:p>
       <w:pPr>
         <w:pStyle w:val="Heading3"/>
@@ -53370,7 +54008,7 @@
         <w:t xml:space="preserve">그 둘은 처방이 정반대다.</w:t>
       </w:r>
     </w:p>
-    <w:bookmarkStart w:id="184" w:name="m0-게이트를-어떻게-읽는가"/>
+    <w:bookmarkStart w:id="185" w:name="m0-게이트를-어떻게-읽는가"/>
     <w:p>
       <w:pPr>
         <w:pStyle w:val="Heading4"/>
@@ -53887,8 +54525,8 @@
         <w:t xml:space="preserve">을 들고 다닌다 — 자격을 로그가 아니라 산출물이 든다.</w:t>
       </w:r>
     </w:p>
-    <w:bookmarkEnd w:id="184"/>
-    <w:bookmarkStart w:id="185" w:name="하네스-운용과-실측-이력"/>
+    <w:bookmarkEnd w:id="185"/>
+    <w:bookmarkStart w:id="186" w:name="하네스-운용과-실측-이력"/>
     <w:p>
       <w:pPr>
         <w:pStyle w:val="Heading4"/>
@@ -54042,8 +54680,8 @@
         <w:t xml:space="preserve">원인 미확정이며 O-8(D-0024)로 등재. 스템은 MERT 임베딩에 기여하지 않음이 확인됐다.</w:t>
       </w:r>
     </w:p>
-    <w:bookmarkEnd w:id="185"/>
-    <w:bookmarkStart w:id="186" w:name="표현-선택의-실측-이력-공간과-층"/>
+    <w:bookmarkEnd w:id="186"/>
+    <w:bookmarkStart w:id="187" w:name="표현-선택의-실측-이력-공간과-층"/>
     <w:p>
       <w:pPr>
         <w:pStyle w:val="Heading4"/>
@@ -54633,9 +55271,9 @@
         <w:t xml:space="preserve">제작 맥락을 담는지까지만 말해준다.</w:t>
       </w:r>
     </w:p>
-    <w:bookmarkEnd w:id="186"/>
     <w:bookmarkEnd w:id="187"/>
-    <w:bookmarkStart w:id="188" w:name="절제-실험"/>
+    <w:bookmarkEnd w:id="188"/>
+    <w:bookmarkStart w:id="189" w:name="절제-실험"/>
     <w:p>
       <w:pPr>
         <w:pStyle w:val="Heading3"/>
@@ -55011,8 +55649,8 @@
         <w:t xml:space="preserve">각 축을 제거했을 때 해당 특성만 변화하고 다른 축이 유지되면 축 분리가 유효하다.</w:t>
       </w:r>
     </w:p>
-    <w:bookmarkEnd w:id="188"/>
-    <w:bookmarkStart w:id="189" w:name="재현성-검증"/>
+    <w:bookmarkEnd w:id="189"/>
+    <w:bookmarkStart w:id="190" w:name="재현성-검증"/>
     <w:p>
       <w:pPr>
         <w:pStyle w:val="Heading3"/>
@@ -55029,9 +55667,9 @@
         <w:t xml:space="preserve">CI에서 동일 시드 2회 실행 후 산출물을 비교한다. UUID 등 본질적으로 매 실행 달라지는 필드는 비교에서 제외한다.</w:t>
       </w:r>
     </w:p>
-    <w:bookmarkEnd w:id="189"/>
     <w:bookmarkEnd w:id="190"/>
-    <w:bookmarkStart w:id="206" w:name="개발-환경-및-배포-설계"/>
+    <w:bookmarkEnd w:id="191"/>
+    <w:bookmarkStart w:id="207" w:name="개발-환경-및-배포-설계"/>
     <w:p>
       <w:pPr>
         <w:pStyle w:val="Heading2"/>
@@ -55040,7 +55678,7 @@
         <w:t xml:space="preserve">11. 개발 환경 및 배포 설계</w:t>
       </w:r>
     </w:p>
-    <w:bookmarkStart w:id="191" w:name="개발-환경"/>
+    <w:bookmarkStart w:id="192" w:name="개발-환경"/>
     <w:p>
       <w:pPr>
         <w:pStyle w:val="Heading3"/>
@@ -55503,8 +56141,8 @@
         <w:t xml:space="preserve">이 탐지해 채운다 (D-0068). 셸에 export하지 않는다.</w:t>
       </w:r>
     </w:p>
-    <w:bookmarkEnd w:id="191"/>
-    <w:bookmarkStart w:id="195" w:name="패치-파이프"/>
+    <w:bookmarkEnd w:id="192"/>
+    <w:bookmarkStart w:id="196" w:name="패치-파이프"/>
     <w:p>
       <w:pPr>
         <w:pStyle w:val="Heading3"/>
@@ -55522,18 +56160,18 @@
           <wp:inline>
             <wp:extent cx="5334000" cy="6706161"/>
             <wp:effectExtent b="0" l="0" r="0" t="0"/>
-            <wp:docPr descr="패치 파이프" title="" id="193" name="Picture"/>
+            <wp:docPr descr="패치 파이프" title="" id="194" name="Picture"/>
             <a:graphic>
               <a:graphicData uri="http://schemas.openxmlformats.org/drawingml/2006/picture">
                 <pic:pic>
                   <pic:nvPicPr>
-                    <pic:cNvPr descr="/home/fox/projects/hathor/var/proposal/figures/patch_pipe.png" id="194" name="Picture"/>
+                    <pic:cNvPr descr="/home/fox/projects/hathor/var/proposal/figures/patch_pipe.png" id="195" name="Picture"/>
                     <pic:cNvPicPr>
                       <a:picLocks noChangeArrowheads="1" noChangeAspect="1"/>
                     </pic:cNvPicPr>
                   </pic:nvPicPr>
                   <pic:blipFill>
-                    <a:blip r:embed="rId192"/>
+                    <a:blip r:embed="rId193"/>
                     <a:stretch>
                       <a:fillRect/>
                     </a:stretch>
@@ -55792,8 +56430,8 @@
         <w:t xml:space="preserve">이력을 훑어 댄다.</w:t>
       </w:r>
     </w:p>
-    <w:bookmarkEnd w:id="195"/>
-    <w:bookmarkStart w:id="199" w:name="검사-체계"/>
+    <w:bookmarkEnd w:id="196"/>
+    <w:bookmarkStart w:id="200" w:name="검사-체계"/>
     <w:p>
       <w:pPr>
         <w:pStyle w:val="Heading3"/>
@@ -58229,18 +58867,18 @@
           <wp:inline>
             <wp:extent cx="3108960" cy="7594793"/>
             <wp:effectExtent b="0" l="0" r="0" t="0"/>
-            <wp:docPr descr="make check · CI · 커밋 훅 대조 (실물에서 읽었다)" title="" id="197" name="Picture"/>
+            <wp:docPr descr="make check · CI · 커밋 훅 대조 (실물에서 읽었다)" title="" id="198" name="Picture"/>
             <a:graphic>
               <a:graphicData uri="http://schemas.openxmlformats.org/drawingml/2006/picture">
                 <pic:pic>
                   <pic:nvPicPr>
-                    <pic:cNvPr descr="/home/fox/projects/hathor/var/proposal/figures/gate_parity.png" id="198" name="Picture"/>
+                    <pic:cNvPr descr="/home/fox/projects/hathor/var/proposal/figures/gate_parity.png" id="199" name="Picture"/>
                     <pic:cNvPicPr>
                       <a:picLocks noChangeArrowheads="1" noChangeAspect="1"/>
                     </pic:cNvPicPr>
                   </pic:nvPicPr>
                   <pic:blipFill>
-                    <a:blip r:embed="rId196"/>
+                    <a:blip r:embed="rId197"/>
                     <a:stretch>
                       <a:fillRect/>
                     </a:stretch>
@@ -58275,8 +58913,8 @@
         <w:t>[그림 27] make check · CI · 커밋 훅 대조 (실물에서 읽었다)</w:t>
       </w:r>
     </w:p>
-    <w:bookmarkEnd w:id="199"/>
-    <w:bookmarkStart w:id="203" w:name="문서-체계"/>
+    <w:bookmarkEnd w:id="200"/>
+    <w:bookmarkStart w:id="204" w:name="문서-체계"/>
     <w:p>
       <w:pPr>
         <w:pStyle w:val="Heading3"/>
@@ -58873,18 +59511,18 @@
           <wp:inline>
             <wp:extent cx="5334000" cy="5445124"/>
             <wp:effectExtent b="0" l="0" r="0" t="0"/>
-            <wp:docPr descr="문서 체계 — 기획서는 MASTER에서 빌드한다" title="" id="201" name="Picture"/>
+            <wp:docPr descr="문서 체계 — 기획서는 MASTER에서 빌드한다" title="" id="202" name="Picture"/>
             <a:graphic>
               <a:graphicData uri="http://schemas.openxmlformats.org/drawingml/2006/picture">
                 <pic:pic>
                   <pic:nvPicPr>
-                    <pic:cNvPr descr="/home/fox/projects/hathor/var/proposal/figures/documents.png" id="202" name="Picture"/>
+                    <pic:cNvPr descr="/home/fox/projects/hathor/var/proposal/figures/documents.png" id="203" name="Picture"/>
                     <pic:cNvPicPr>
                       <a:picLocks noChangeArrowheads="1" noChangeAspect="1"/>
                     </pic:cNvPicPr>
                   </pic:nvPicPr>
                   <pic:blipFill>
-                    <a:blip r:embed="rId200"/>
+                    <a:blip r:embed="rId201"/>
                     <a:stretch>
                       <a:fillRect/>
                     </a:stretch>
@@ -58919,8 +59557,8 @@
         <w:t>[그림 28] 문서 체계 — 기획서는 MASTER에서 빌드한다</w:t>
       </w:r>
     </w:p>
-    <w:bookmarkEnd w:id="203"/>
-    <w:bookmarkStart w:id="204" w:name="컨테이너-구성"/>
+    <w:bookmarkEnd w:id="204"/>
+    <w:bookmarkStart w:id="205" w:name="컨테이너-구성"/>
     <w:p>
       <w:pPr>
         <w:pStyle w:val="Heading3"/>
@@ -59692,8 +60330,8 @@
         <w:t xml:space="preserve">이미 있는 CLI를 차례로 부를 뿐이다. 둘을 지워도 결과는 그대로 선다.</w:t>
       </w:r>
     </w:p>
-    <w:bookmarkEnd w:id="204"/>
-    <w:bookmarkStart w:id="205" w:name="ci-구성"/>
+    <w:bookmarkEnd w:id="205"/>
+    <w:bookmarkStart w:id="206" w:name="ci-구성"/>
     <w:p>
       <w:pPr>
         <w:pStyle w:val="Heading3"/>
@@ -60413,9 +61051,9 @@
         </w:tc>
       </w:tr>
     </w:tbl>
-    <w:bookmarkEnd w:id="205"/>
     <w:bookmarkEnd w:id="206"/>
-    <w:bookmarkStart w:id="207" w:name="산출물-목록"/>
+    <w:bookmarkEnd w:id="207"/>
+    <w:bookmarkStart w:id="208" w:name="산출물-목록"/>
     <w:p>
       <w:pPr>
         <w:pStyle w:val="Heading2"/>
@@ -61697,8 +62335,8 @@
         </w:tc>
       </w:tr>
     </w:tbl>
-    <w:bookmarkEnd w:id="207"/>
     <w:bookmarkEnd w:id="208"/>
+    <w:bookmarkEnd w:id="209"/>
     <w:sectPr>
       <w:footerReference w:type="default" r:id="rId9"/>
       <w:footnotePr>

--- a/site/proposal.docx
+++ b/site/proposal.docx
@@ -124,7 +124,7 @@
           <w:color w:val="888888"/>
           <w:sz w:val="17"/>
         </w:rPr>
-        <w:t>정본 1e5560df37a6 · docs/MASTER.md Part I ~ III</w:t>
+        <w:t>정본 b17a5dab02cb · docs/MASTER.md Part I ~ III</w:t>
       </w:r>
     </w:p>
     <w:p>
@@ -36982,7 +36982,7 @@
                 <w:bCs/>
                 <w:sz w:val="16"/>
               </w:rPr>
-              <w:t xml:space="preserve">37.7%</w:t>
+              <w:t xml:space="preserve">38.6%</w:t>
             </w:r>
           </w:p>
         </w:tc>
@@ -37031,7 +37031,7 @@
               <w:rPr>
                 <w:sz w:val="16"/>
               </w:rPr>
-              <w:t xml:space="preserve">37.7%</w:t>
+              <w:t xml:space="preserve">37.8%</w:t>
             </w:r>
           </w:p>
         </w:tc>
@@ -37080,7 +37080,7 @@
               <w:rPr>
                 <w:sz w:val="16"/>
               </w:rPr>
-              <w:t xml:space="preserve">34.7%</w:t>
+              <w:t xml:space="preserve">35.3%</w:t>
             </w:r>
           </w:p>
         </w:tc>
@@ -37157,7 +37157,7 @@
                 <w:bCs/>
                 <w:sz w:val="16"/>
               </w:rPr>
-              <w:t xml:space="preserve">43.3%</w:t>
+              <w:t xml:space="preserve">42.2%</w:t>
             </w:r>
           </w:p>
         </w:tc>
@@ -37206,7 +37206,7 @@
               <w:rPr>
                 <w:sz w:val="16"/>
               </w:rPr>
-              <w:t xml:space="preserve">43.3%</w:t>
+              <w:t xml:space="preserve">42.1%</w:t>
             </w:r>
           </w:p>
         </w:tc>
@@ -37291,7 +37291,7 @@
               <w:rPr>
                 <w:sz w:val="16"/>
               </w:rPr>
-              <w:t xml:space="preserve">100</w:t>
+              <w:t xml:space="preserve">400</w:t>
             </w:r>
           </w:p>
         </w:tc>
@@ -37302,7 +37302,7 @@
         <w:pStyle w:val="BodyText"/>
       </w:pPr>
       <w:r>
-        <w:t xml:space="preserve">1004곡 전수 · 2026-10-20 실측</w:t>
+        <w:t xml:space="preserve">1004곡 전수 · 2026-10-21 실측</w:t>
       </w:r>
     </w:p>
     <w:p>

--- a/site/proposal.docx
+++ b/site/proposal.docx
@@ -124,7 +124,7 @@
           <w:color w:val="888888"/>
           <w:sz w:val="17"/>
         </w:rPr>
-        <w:t>정본 b17a5dab02cb · docs/MASTER.md Part I ~ III</w:t>
+        <w:t>정본 942d30eb0870 · docs/MASTER.md Part I ~ III</w:t>
       </w:r>
     </w:p>
     <w:p>
@@ -36862,8 +36862,8 @@
         <w:tblLook w:firstRow="1" w:lastRow="0" w:firstColumn="0" w:lastColumn="0" w:noHBand="0" w:noVBand="0" w:val="0020"/>
       </w:tblPr>
       <w:tblGrid>
-        <w:gridCol w:w="5749"/>
-        <w:gridCol w:w="3322"/>
+        <w:gridCol w:w="4883"/>
+        <w:gridCol w:w="4188"/>
       </w:tblGrid>
       <w:tr>
         <w:trPr>
@@ -36871,7 +36871,7 @@
         </w:trPr>
         <w:tc>
           <w:tcPr>
-            <w:tcW w:type="dxa" w:w="5749"/>
+            <w:tcW w:type="dxa" w:w="4884"/>
             <w:shd w:val="clear" w:color="auto" w:fill="E8EEF5"/>
           </w:tcPr>
           <w:p>
@@ -36891,7 +36891,7 @@
         </w:tc>
         <w:tc>
           <w:tcPr>
-            <w:tcW w:type="dxa" w:w="3323"/>
+            <w:tcW w:type="dxa" w:w="4188"/>
             <w:shd w:val="clear" w:color="auto" w:fill="E8EEF5"/>
           </w:tcPr>
           <w:p>
@@ -36913,7 +36913,7 @@
       <w:tr>
         <w:tc>
           <w:tcPr>
-            <w:tcW w:type="dxa" w:w="5749"/>
+            <w:tcW w:type="dxa" w:w="4884"/>
           </w:tcPr>
           <w:p>
             <w:pPr>
@@ -36969,7 +36969,7 @@
         </w:tc>
         <w:tc>
           <w:tcPr>
-            <w:tcW w:type="dxa" w:w="3323"/>
+            <w:tcW w:type="dxa" w:w="4188"/>
           </w:tcPr>
           <w:p>
             <w:pPr>
@@ -36990,7 +36990,7 @@
       <w:tr>
         <w:tc>
           <w:tcPr>
-            <w:tcW w:type="dxa" w:w="5749"/>
+            <w:tcW w:type="dxa" w:w="4884"/>
           </w:tcPr>
           <w:p>
             <w:pPr>
@@ -37020,7 +37020,7 @@
         </w:tc>
         <w:tc>
           <w:tcPr>
-            <w:tcW w:type="dxa" w:w="3323"/>
+            <w:tcW w:type="dxa" w:w="4188"/>
           </w:tcPr>
           <w:p>
             <w:pPr>
@@ -37039,7 +37039,7 @@
       <w:tr>
         <w:tc>
           <w:tcPr>
-            <w:tcW w:type="dxa" w:w="5749"/>
+            <w:tcW w:type="dxa" w:w="4884"/>
           </w:tcPr>
           <w:p>
             <w:pPr>
@@ -37063,32 +37063,13 @@
               <w:rPr>
                 <w:sz w:val="16"/>
               </w:rPr>
-              <w:t xml:space="preserve">비음계 질량</w:t>
-            </w:r>
-          </w:p>
-        </w:tc>
-        <w:tc>
-          <w:tcPr>
-            <w:tcW w:type="dxa" w:w="3323"/>
-          </w:tcPr>
-          <w:p>
-            <w:pPr>
-              <w:pStyle w:val="Compact"/>
-              <w:spacing w:after="0" w:line="264" w:lineRule="auto"/>
-            </w:pPr>
-            <w:r>
-              <w:rPr>
-                <w:sz w:val="16"/>
-              </w:rPr>
-              <w:t xml:space="preserve">35.3%</w:t>
-            </w:r>
-          </w:p>
-        </w:tc>
-      </w:tr>
-      <w:tr>
-        <w:tc>
-          <w:tcPr>
-            <w:tcW w:type="dxa" w:w="5749"/>
+              <w:t xml:space="preserve">등가선 대비</w:t>
+            </w:r>
+          </w:p>
+        </w:tc>
+        <w:tc>
+          <w:tcPr>
+            <w:tcW w:type="dxa" w:w="4188"/>
           </w:tcPr>
           <w:p>
             <w:pPr>
@@ -37101,7 +37082,27 @@
                 <w:bCs/>
                 <w:sz w:val="16"/>
               </w:rPr>
-              <w:t xml:space="preserve">버리는 몫</w:t>
+              <w:t xml:space="preserve">+0.74%p ±0.40%p</w:t>
+            </w:r>
+          </w:p>
+        </w:tc>
+      </w:tr>
+      <w:tr>
+        <w:tc>
+          <w:tcPr>
+            <w:tcW w:type="dxa" w:w="4884"/>
+          </w:tcPr>
+          <w:p>
+            <w:pPr>
+              <w:pStyle w:val="Compact"/>
+              <w:spacing w:after="0" w:line="264" w:lineRule="auto"/>
+            </w:pPr>
+            <w:r>
+              <w:rPr>
+                <w:rStyle w:val="VerbatimChar"/>
+                <w:sz w:val="16"/>
+              </w:rPr>
+              <w:t xml:space="preserve">other</w:t>
             </w:r>
             <w:r>
               <w:rPr>
@@ -37113,38 +37114,32 @@
               <w:rPr>
                 <w:sz w:val="16"/>
               </w:rPr>
-              <w:t xml:space="preserve">—</w:t>
-            </w:r>
-            <w:r>
-              <w:rPr>
-                <w:sz w:val="16"/>
-              </w:rPr>
-              <w:t xml:space="preserve"> </w:t>
-            </w:r>
-            <w:r>
-              <w:rPr>
-                <w:rStyle w:val="VerbatimChar"/>
-                <w:sz w:val="16"/>
-              </w:rPr>
-              <w:t xml:space="preserve">mix</w:t>
-            </w:r>
-            <w:r>
-              <w:rPr>
-                <w:sz w:val="16"/>
-              </w:rPr>
-              <w:t xml:space="preserve"> </w:t>
-            </w:r>
-            <w:r>
-              <w:rPr>
-                <w:sz w:val="16"/>
-              </w:rPr>
-              <w:t xml:space="preserve">실측</w:t>
-            </w:r>
-          </w:p>
-        </w:tc>
-        <w:tc>
-          <w:tcPr>
-            <w:tcW w:type="dxa" w:w="3323"/>
+              <w:t xml:space="preserve">비음계 질량</w:t>
+            </w:r>
+          </w:p>
+        </w:tc>
+        <w:tc>
+          <w:tcPr>
+            <w:tcW w:type="dxa" w:w="4188"/>
+          </w:tcPr>
+          <w:p>
+            <w:pPr>
+              <w:pStyle w:val="Compact"/>
+              <w:spacing w:after="0" w:line="264" w:lineRule="auto"/>
+            </w:pPr>
+            <w:r>
+              <w:rPr>
+                <w:sz w:val="16"/>
+              </w:rPr>
+              <w:t xml:space="preserve">35.3%</w:t>
+            </w:r>
+          </w:p>
+        </w:tc>
+      </w:tr>
+      <w:tr>
+        <w:tc>
+          <w:tcPr>
+            <w:tcW w:type="dxa" w:w="4884"/>
           </w:tcPr>
           <w:p>
             <w:pPr>
@@ -37157,6 +37152,62 @@
                 <w:bCs/>
                 <w:sz w:val="16"/>
               </w:rPr>
+              <w:t xml:space="preserve">버리는 몫</w:t>
+            </w:r>
+            <w:r>
+              <w:rPr>
+                <w:sz w:val="16"/>
+              </w:rPr>
+              <w:t xml:space="preserve"> </w:t>
+            </w:r>
+            <w:r>
+              <w:rPr>
+                <w:sz w:val="16"/>
+              </w:rPr>
+              <w:t xml:space="preserve">—</w:t>
+            </w:r>
+            <w:r>
+              <w:rPr>
+                <w:sz w:val="16"/>
+              </w:rPr>
+              <w:t xml:space="preserve"> </w:t>
+            </w:r>
+            <w:r>
+              <w:rPr>
+                <w:rStyle w:val="VerbatimChar"/>
+                <w:sz w:val="16"/>
+              </w:rPr>
+              <w:t xml:space="preserve">mix</w:t>
+            </w:r>
+            <w:r>
+              <w:rPr>
+                <w:sz w:val="16"/>
+              </w:rPr>
+              <w:t xml:space="preserve"> </w:t>
+            </w:r>
+            <w:r>
+              <w:rPr>
+                <w:sz w:val="16"/>
+              </w:rPr>
+              <w:t xml:space="preserve">실측</w:t>
+            </w:r>
+          </w:p>
+        </w:tc>
+        <w:tc>
+          <w:tcPr>
+            <w:tcW w:type="dxa" w:w="4188"/>
+          </w:tcPr>
+          <w:p>
+            <w:pPr>
+              <w:pStyle w:val="Compact"/>
+              <w:spacing w:after="0" w:line="264" w:lineRule="auto"/>
+            </w:pPr>
+            <w:r>
+              <w:rPr>
+                <w:b/>
+                <w:bCs/>
+                <w:sz w:val="16"/>
+              </w:rPr>
               <w:t xml:space="preserve">42.2%</w:t>
             </w:r>
           </w:p>
@@ -37165,7 +37216,7 @@
       <w:tr>
         <w:tc>
           <w:tcPr>
-            <w:tcW w:type="dxa" w:w="5749"/>
+            <w:tcW w:type="dxa" w:w="4884"/>
           </w:tcPr>
           <w:p>
             <w:pPr>
@@ -37195,7 +37246,7 @@
         </w:tc>
         <w:tc>
           <w:tcPr>
-            <w:tcW w:type="dxa" w:w="3323"/>
+            <w:tcW w:type="dxa" w:w="4188"/>
           </w:tcPr>
           <w:p>
             <w:pPr>
@@ -37214,7 +37265,7 @@
       <w:tr>
         <w:tc>
           <w:tcPr>
-            <w:tcW w:type="dxa" w:w="5749"/>
+            <w:tcW w:type="dxa" w:w="4884"/>
           </w:tcPr>
           <w:p>
             <w:pPr>
@@ -37238,13 +37289,64 @@
               <w:rPr>
                 <w:sz w:val="16"/>
               </w:rPr>
+              <w:t xml:space="preserve">등가선 대비</w:t>
+            </w:r>
+          </w:p>
+        </w:tc>
+        <w:tc>
+          <w:tcPr>
+            <w:tcW w:type="dxa" w:w="4188"/>
+          </w:tcPr>
+          <w:p>
+            <w:pPr>
+              <w:pStyle w:val="Compact"/>
+              <w:spacing w:after="0" w:line="264" w:lineRule="auto"/>
+            </w:pPr>
+            <w:r>
+              <w:rPr>
+                <w:b/>
+                <w:bCs/>
+                <w:sz w:val="16"/>
+              </w:rPr>
+              <w:t xml:space="preserve">+0.11%p ±0.40%p</w:t>
+            </w:r>
+          </w:p>
+        </w:tc>
+      </w:tr>
+      <w:tr>
+        <w:tc>
+          <w:tcPr>
+            <w:tcW w:type="dxa" w:w="4884"/>
+          </w:tcPr>
+          <w:p>
+            <w:pPr>
+              <w:pStyle w:val="Compact"/>
+              <w:spacing w:after="0" w:line="264" w:lineRule="auto"/>
+            </w:pPr>
+            <w:r>
+              <w:rPr>
+                <w:rStyle w:val="VerbatimChar"/>
+                <w:sz w:val="16"/>
+              </w:rPr>
+              <w:t xml:space="preserve">mix</w:t>
+            </w:r>
+            <w:r>
+              <w:rPr>
+                <w:sz w:val="16"/>
+              </w:rPr>
+              <w:t xml:space="preserve"> </w:t>
+            </w:r>
+            <w:r>
+              <w:rPr>
+                <w:sz w:val="16"/>
+              </w:rPr>
               <w:t xml:space="preserve">비음계 질량</w:t>
             </w:r>
           </w:p>
         </w:tc>
         <w:tc>
           <w:tcPr>
-            <w:tcW w:type="dxa" w:w="3323"/>
+            <w:tcW w:type="dxa" w:w="4188"/>
           </w:tcPr>
           <w:p>
             <w:pPr>
@@ -37263,7 +37365,7 @@
       <w:tr>
         <w:tc>
           <w:tcPr>
-            <w:tcW w:type="dxa" w:w="5749"/>
+            <w:tcW w:type="dxa" w:w="4884"/>
           </w:tcPr>
           <w:p>
             <w:pPr>
@@ -37280,7 +37382,7 @@
         </w:tc>
         <w:tc>
           <w:tcPr>
-            <w:tcW w:type="dxa" w:w="3323"/>
+            <w:tcW w:type="dxa" w:w="4188"/>
           </w:tcPr>
           <w:p>
             <w:pPr>
@@ -37292,6 +37394,42 @@
                 <w:sz w:val="16"/>
               </w:rPr>
               <w:t xml:space="preserve">400</w:t>
+            </w:r>
+          </w:p>
+        </w:tc>
+      </w:tr>
+      <w:tr>
+        <w:tc>
+          <w:tcPr>
+            <w:tcW w:type="dxa" w:w="4884"/>
+          </w:tcPr>
+          <w:p>
+            <w:pPr>
+              <w:pStyle w:val="Compact"/>
+              <w:spacing w:after="0" w:line="264" w:lineRule="auto"/>
+            </w:pPr>
+            <w:r>
+              <w:rPr>
+                <w:sz w:val="16"/>
+              </w:rPr>
+              <w:t xml:space="preserve">그 쌍이 덮은 곡</w:t>
+            </w:r>
+          </w:p>
+        </w:tc>
+        <w:tc>
+          <w:tcPr>
+            <w:tcW w:type="dxa" w:w="4188"/>
+          </w:tcPr>
+          <w:p>
+            <w:pPr>
+              <w:pStyle w:val="Compact"/>
+              <w:spacing w:after="0" w:line="264" w:lineRule="auto"/>
+            </w:pPr>
+            <w:r>
+              <w:rPr>
+                <w:sz w:val="16"/>
+              </w:rPr>
+              <w:t xml:space="preserve">56.4% (566곡)</w:t>
             </w:r>
           </w:p>
         </w:tc>
@@ -37302,7 +37440,7 @@
         <w:pStyle w:val="BodyText"/>
       </w:pPr>
       <w:r>
-        <w:t xml:space="preserve">1004곡 전수 · 2026-10-21 실측</w:t>
+        <w:t xml:space="preserve">1004곡 중 566곡 · 2026-10-21 실측</w:t>
       </w:r>
     </w:p>
     <w:p>
@@ -37409,7 +37547,7 @@
         <w:t xml:space="preserve"> </w:t>
       </w:r>
       <w:r>
-        <w:t xml:space="preserve">곡 고유하다. 두 출처 다</w:t>
+        <w:t xml:space="preserve">곡 고유하다. 대비와 오차는</w:t>
       </w:r>
       <w:r>
         <w:t xml:space="preserve"> </w:t>
@@ -37419,53 +37557,192 @@
           <w:b/>
           <w:bCs/>
         </w:rPr>
-        <w:t xml:space="preserve">등가선과 같다</w:t>
-      </w:r>
-      <w:r>
-        <w:t xml:space="preserve"> </w:t>
-      </w:r>
-      <w:r>
-        <w:t xml:space="preserve">— 대비가</w:t>
-      </w:r>
-      <w:r>
-        <w:t xml:space="preserve"> </w:t>
-      </w:r>
-      <w:r>
-        <w:rPr>
-          <w:rStyle w:val="VerbatimChar"/>
-        </w:rPr>
-        <w:t xml:space="preserve">other</w:t>
-      </w:r>
-      <w:r>
-        <w:t xml:space="preserve"> </w:t>
-      </w:r>
-      <w:r>
-        <w:t xml:space="preserve">-0.0005 ±0.0083 ·</w:t>
-      </w:r>
-      <w:r>
-        <w:t xml:space="preserve"> </w:t>
-      </w:r>
-      <w:r>
-        <w:rPr>
-          <w:rStyle w:val="VerbatimChar"/>
-        </w:rPr>
-        <w:t xml:space="preserve">mix</w:t>
-      </w:r>
-      <w:r>
-        <w:t xml:space="preserve"> </w:t>
-      </w:r>
-      <w:r>
-        <w:t xml:space="preserve">-0.0004 ±0.0085로 표준오차 안이다.</w:t>
-      </w:r>
-      <w:r>
-        <w:t xml:space="preserve"> </w:t>
-      </w:r>
+        <w:t xml:space="preserve">위 표가 든다</w:t>
+      </w:r>
+      <w:r>
+        <w:t xml:space="preserve"> </w:t>
+      </w:r>
+      <w:r>
+        <w:t xml:space="preserve">— 손으로 안 적는다 (GR-0.7 · D-0454).</w:t>
+      </w:r>
+    </w:p>
+    <w:p>
+      <w:pPr>
+        <w:pStyle w:val="BodyText"/>
+      </w:pPr>
       <w:r>
         <w:rPr>
           <w:b/>
           <w:bCs/>
         </w:rPr>
-        <w:t xml:space="preserve">곡 고유성은 다이어토닉과 대등하다.</w:t>
+        <w:t xml:space="preserve">사전 등록한</w:t>
+      </w:r>
+      <w:r>
+        <w:rPr>
+          <w:b/>
+          <w:bCs/>
+        </w:rPr>
+        <w:t xml:space="preserve"> </w:t>
+      </w:r>
+      <w:r>
+        <w:rPr>
+          <w:rStyle w:val="VerbatimChar"/>
+          <w:b/>
+          <w:bCs/>
+        </w:rPr>
+        <w:t xml:space="preserve">t</w:t>
+      </w:r>
+      <w:r>
+        <w:rPr>
+          <w:b/>
+          <w:bCs/>
+        </w:rPr>
+        <w:t xml:space="preserve"> </w:t>
+      </w:r>
+      <w:r>
+        <w:rPr>
+          <w:b/>
+          <w:bCs/>
+        </w:rPr>
+        <w:t xml:space="preserve">문턱(2.0)을 둘 다 못 넘는다</w:t>
+      </w:r>
+      <w:r>
+        <w:t xml:space="preserve"> </w:t>
+      </w:r>
+      <w:r>
+        <w:t xml:space="preserve">(D-0447 · D-0454).</w:t>
+      </w:r>
+      <w:r>
+        <w:t xml:space="preserve"> </w:t>
+      </w:r>
+      <w:r>
+        <w:rPr>
+          <w:rStyle w:val="VerbatimChar"/>
+        </w:rPr>
+        <w:t xml:space="preserve">other</w:t>
+      </w:r>
+      <w:r>
+        <w:t xml:space="preserve">는 1.87로</w:t>
+      </w:r>
+      <w:r>
+        <w:t xml:space="preserve"> </w:t>
+      </w:r>
+      <w:r>
+        <w:t xml:space="preserve">문턱 바로 아래고</w:t>
+      </w:r>
+      <w:r>
+        <w:t xml:space="preserve"> </w:t>
+      </w:r>
+      <w:r>
+        <w:rPr>
+          <w:rStyle w:val="VerbatimChar"/>
+        </w:rPr>
+        <w:t xml:space="preserve">mix</w:t>
+      </w:r>
+      <w:r>
+        <w:t xml:space="preserve">는 0.28이다.</w:t>
+      </w:r>
+      <w:r>
+        <w:t xml:space="preserve"> </w:t>
+      </w:r>
+      <w:r>
+        <w:rPr>
+          <w:b/>
+          <w:bCs/>
+        </w:rPr>
+        <w:t xml:space="preserve">그래서 「더 곡 고유하다」고 못 적는다.</w:t>
+      </w:r>
+    </w:p>
+    <w:p>
+      <w:pPr>
+        <w:pStyle w:val="BodyText"/>
+      </w:pPr>
+      <w:r>
+        <w:rPr>
+          <w:b/>
+          <w:bCs/>
+        </w:rPr>
+        <w:t xml:space="preserve">그러나 「대등하다」도 못 적는다.</w:t>
+      </w:r>
+      <w:r>
+        <w:t xml:space="preserve"> </w:t>
+      </w:r>
+      <w:r>
+        <w:t xml:space="preserve">쌍 400에서 시드 24판을 쓸면</w:t>
+      </w:r>
+      <w:r>
+        <w:t xml:space="preserve"> </w:t>
+      </w:r>
+      <w:r>
+        <w:rPr>
+          <w:b/>
+          <w:bCs/>
+        </w:rPr>
+        <w:t xml:space="preserve">23판이 문턱을</w:t>
+      </w:r>
+      <w:r>
+        <w:rPr>
+          <w:b/>
+          <w:bCs/>
+        </w:rPr>
+        <w:t xml:space="preserve"> </w:t>
+      </w:r>
+      <w:r>
+        <w:rPr>
+          <w:b/>
+          <w:bCs/>
+        </w:rPr>
+        <w:t xml:space="preserve">넘고 48판 전부 양수</w:t>
+      </w:r>
+      <w:r>
+        <w:t xml:space="preserve">이며 모은</w:t>
+      </w:r>
+      <w:r>
+        <w:t xml:space="preserve"> </w:t>
+      </w:r>
+      <w:r>
+        <w:rPr>
+          <w:rStyle w:val="VerbatimChar"/>
+        </w:rPr>
+        <w:t xml:space="preserve">t</w:t>
+      </w:r>
+      <w:r>
+        <w:t xml:space="preserve">가 17.5다 (D-0452). 기본 시드 한 판이 그 분포의</w:t>
+      </w:r>
+      <w:r>
+        <w:t xml:space="preserve"> </w:t>
+      </w:r>
+      <w:r>
+        <w:t xml:space="preserve">아래 끝에 있다.</w:t>
+      </w:r>
+      <w:r>
+        <w:t xml:space="preserve"> </w:t>
+      </w:r>
+      <w:r>
+        <w:rPr>
+          <w:b/>
+          <w:bCs/>
+        </w:rPr>
+        <w:t xml:space="preserve">사전 등록 규칙은 결과를 보고 안 고치므로</w:t>
+      </w:r>
+      <w:r>
+        <w:t xml:space="preserve">(GR-6.5) 판정은 실패로</w:t>
+      </w:r>
+      <w:r>
+        <w:t xml:space="preserve"> </w:t>
+      </w:r>
+      <w:r>
+        <w:t xml:space="preserve">두고, 아는 것만 적는다 —</w:t>
+      </w:r>
+      <w:r>
+        <w:t xml:space="preserve"> </w:t>
+      </w:r>
+      <w:r>
+        <w:rPr>
+          <w:b/>
+          <w:bCs/>
+        </w:rPr>
+        <w:t xml:space="preserve">방향은 양수로 서 있고 한 판으로는 못 가른다.</w:t>
       </w:r>
     </w:p>
     <w:p>
@@ -49042,9 +49319,9 @@
         <w:tblLook w:firstRow="1" w:lastRow="0" w:firstColumn="0" w:lastColumn="0" w:noHBand="0" w:noVBand="0" w:val="0020"/>
       </w:tblPr>
       <w:tblGrid>
-        <w:gridCol w:w="968"/>
-        <w:gridCol w:w="1429"/>
-        <w:gridCol w:w="6674"/>
+        <w:gridCol w:w="964"/>
+        <w:gridCol w:w="1418"/>
+        <w:gridCol w:w="6688"/>
       </w:tblGrid>
       <w:tr>
         <w:trPr>
@@ -49052,7 +49329,7 @@
         </w:trPr>
         <w:tc>
           <w:tcPr>
-            <w:tcW w:type="dxa" w:w="969"/>
+            <w:tcW w:type="dxa" w:w="965"/>
             <w:shd w:val="clear" w:color="auto" w:fill="E8EEF5"/>
           </w:tcPr>
           <w:p>
@@ -49072,7 +49349,7 @@
         </w:tc>
         <w:tc>
           <w:tcPr>
-            <w:tcW w:type="dxa" w:w="1429"/>
+            <w:tcW w:type="dxa" w:w="1419"/>
             <w:shd w:val="clear" w:color="auto" w:fill="E8EEF5"/>
           </w:tcPr>
           <w:p>
@@ -49092,7 +49369,7 @@
         </w:tc>
         <w:tc>
           <w:tcPr>
-            <w:tcW w:type="dxa" w:w="6674"/>
+            <w:tcW w:type="dxa" w:w="6689"/>
             <w:shd w:val="clear" w:color="auto" w:fill="E8EEF5"/>
           </w:tcPr>
           <w:p>
@@ -49114,7 +49391,7 @@
       <w:tr>
         <w:tc>
           <w:tcPr>
-            <w:tcW w:type="dxa" w:w="969"/>
+            <w:tcW w:type="dxa" w:w="965"/>
           </w:tcPr>
           <w:p>
             <w:pPr>
@@ -49131,7 +49408,7 @@
         </w:tc>
         <w:tc>
           <w:tcPr>
-            <w:tcW w:type="dxa" w:w="1429"/>
+            <w:tcW w:type="dxa" w:w="1419"/>
           </w:tcPr>
           <w:p>
             <w:pPr>
@@ -49148,7 +49425,7 @@
         </w:tc>
         <w:tc>
           <w:tcPr>
-            <w:tcW w:type="dxa" w:w="6674"/>
+            <w:tcW w:type="dxa" w:w="6689"/>
           </w:tcPr>
           <w:p>
             <w:pPr>
@@ -49187,7 +49464,7 @@
       <w:tr>
         <w:tc>
           <w:tcPr>
-            <w:tcW w:type="dxa" w:w="969"/>
+            <w:tcW w:type="dxa" w:w="965"/>
           </w:tcPr>
           <w:p>
             <w:pPr>
@@ -49204,7 +49481,7 @@
         </w:tc>
         <w:tc>
           <w:tcPr>
-            <w:tcW w:type="dxa" w:w="1429"/>
+            <w:tcW w:type="dxa" w:w="1419"/>
           </w:tcPr>
           <w:p>
             <w:pPr>
@@ -49221,7 +49498,7 @@
         </w:tc>
         <w:tc>
           <w:tcPr>
-            <w:tcW w:type="dxa" w:w="6674"/>
+            <w:tcW w:type="dxa" w:w="6689"/>
           </w:tcPr>
           <w:p>
             <w:pPr>
@@ -49286,7 +49563,7 @@
       <w:tr>
         <w:tc>
           <w:tcPr>
-            <w:tcW w:type="dxa" w:w="969"/>
+            <w:tcW w:type="dxa" w:w="965"/>
           </w:tcPr>
           <w:p>
             <w:pPr>
@@ -49303,7 +49580,7 @@
         </w:tc>
         <w:tc>
           <w:tcPr>
-            <w:tcW w:type="dxa" w:w="1429"/>
+            <w:tcW w:type="dxa" w:w="1419"/>
           </w:tcPr>
           <w:p>
             <w:pPr>
@@ -49320,7 +49597,7 @@
         </w:tc>
         <w:tc>
           <w:tcPr>
-            <w:tcW w:type="dxa" w:w="6674"/>
+            <w:tcW w:type="dxa" w:w="6689"/>
           </w:tcPr>
           <w:p>
             <w:pPr>
@@ -49379,7 +49656,7 @@
       <w:tr>
         <w:tc>
           <w:tcPr>
-            <w:tcW w:type="dxa" w:w="969"/>
+            <w:tcW w:type="dxa" w:w="965"/>
           </w:tcPr>
           <w:p>
             <w:pPr>
@@ -49396,7 +49673,7 @@
         </w:tc>
         <w:tc>
           <w:tcPr>
-            <w:tcW w:type="dxa" w:w="1429"/>
+            <w:tcW w:type="dxa" w:w="1419"/>
           </w:tcPr>
           <w:p>
             <w:pPr>
@@ -49413,7 +49690,7 @@
         </w:tc>
         <w:tc>
           <w:tcPr>
-            <w:tcW w:type="dxa" w:w="6674"/>
+            <w:tcW w:type="dxa" w:w="6689"/>
           </w:tcPr>
           <w:p>
             <w:pPr>
@@ -49472,7 +49749,7 @@
       <w:tr>
         <w:tc>
           <w:tcPr>
-            <w:tcW w:type="dxa" w:w="969"/>
+            <w:tcW w:type="dxa" w:w="965"/>
           </w:tcPr>
           <w:p>
             <w:pPr>
@@ -49489,7 +49766,7 @@
         </w:tc>
         <w:tc>
           <w:tcPr>
-            <w:tcW w:type="dxa" w:w="1429"/>
+            <w:tcW w:type="dxa" w:w="1419"/>
           </w:tcPr>
           <w:p>
             <w:pPr>
@@ -49506,7 +49783,7 @@
         </w:tc>
         <w:tc>
           <w:tcPr>
-            <w:tcW w:type="dxa" w:w="6674"/>
+            <w:tcW w:type="dxa" w:w="6689"/>
           </w:tcPr>
           <w:p>
             <w:pPr>
@@ -49533,7 +49810,7 @@
       <w:tr>
         <w:tc>
           <w:tcPr>
-            <w:tcW w:type="dxa" w:w="969"/>
+            <w:tcW w:type="dxa" w:w="965"/>
           </w:tcPr>
           <w:p>
             <w:pPr>
@@ -49550,7 +49827,7 @@
         </w:tc>
         <w:tc>
           <w:tcPr>
-            <w:tcW w:type="dxa" w:w="1429"/>
+            <w:tcW w:type="dxa" w:w="1419"/>
           </w:tcPr>
           <w:p>
             <w:pPr>
@@ -49567,7 +49844,7 @@
         </w:tc>
         <w:tc>
           <w:tcPr>
-            <w:tcW w:type="dxa" w:w="6674"/>
+            <w:tcW w:type="dxa" w:w="6689"/>
           </w:tcPr>
           <w:p>
             <w:pPr>
@@ -49620,7 +49897,7 @@
       <w:tr>
         <w:tc>
           <w:tcPr>
-            <w:tcW w:type="dxa" w:w="969"/>
+            <w:tcW w:type="dxa" w:w="965"/>
           </w:tcPr>
           <w:p>
             <w:pPr>
@@ -49637,7 +49914,7 @@
         </w:tc>
         <w:tc>
           <w:tcPr>
-            <w:tcW w:type="dxa" w:w="1429"/>
+            <w:tcW w:type="dxa" w:w="1419"/>
           </w:tcPr>
           <w:p>
             <w:pPr>
@@ -49654,7 +49931,7 @@
         </w:tc>
         <w:tc>
           <w:tcPr>
-            <w:tcW w:type="dxa" w:w="6674"/>
+            <w:tcW w:type="dxa" w:w="6689"/>
           </w:tcPr>
           <w:p>
             <w:pPr>
@@ -49987,7 +50264,7 @@
       <w:tr>
         <w:tc>
           <w:tcPr>
-            <w:tcW w:type="dxa" w:w="969"/>
+            <w:tcW w:type="dxa" w:w="965"/>
           </w:tcPr>
           <w:p>
             <w:pPr>
@@ -50004,7 +50281,7 @@
         </w:tc>
         <w:tc>
           <w:tcPr>
-            <w:tcW w:type="dxa" w:w="1429"/>
+            <w:tcW w:type="dxa" w:w="1419"/>
           </w:tcPr>
           <w:p>
             <w:pPr>
@@ -50021,7 +50298,7 @@
         </w:tc>
         <w:tc>
           <w:tcPr>
-            <w:tcW w:type="dxa" w:w="6674"/>
+            <w:tcW w:type="dxa" w:w="6689"/>
           </w:tcPr>
           <w:p>
             <w:pPr>
@@ -50218,7 +50495,7 @@
       <w:tr>
         <w:tc>
           <w:tcPr>
-            <w:tcW w:type="dxa" w:w="969"/>
+            <w:tcW w:type="dxa" w:w="965"/>
           </w:tcPr>
           <w:p>
             <w:pPr>
@@ -50235,7 +50512,7 @@
         </w:tc>
         <w:tc>
           <w:tcPr>
-            <w:tcW w:type="dxa" w:w="1429"/>
+            <w:tcW w:type="dxa" w:w="1419"/>
           </w:tcPr>
           <w:p>
             <w:pPr>
@@ -50252,7 +50529,7 @@
         </w:tc>
         <w:tc>
           <w:tcPr>
-            <w:tcW w:type="dxa" w:w="6674"/>
+            <w:tcW w:type="dxa" w:w="6689"/>
           </w:tcPr>
           <w:p>
             <w:pPr>
@@ -50409,7 +50686,7 @@
       <w:tr>
         <w:tc>
           <w:tcPr>
-            <w:tcW w:type="dxa" w:w="969"/>
+            <w:tcW w:type="dxa" w:w="965"/>
           </w:tcPr>
           <w:p>
             <w:pPr>
@@ -50426,7 +50703,7 @@
         </w:tc>
         <w:tc>
           <w:tcPr>
-            <w:tcW w:type="dxa" w:w="1429"/>
+            <w:tcW w:type="dxa" w:w="1419"/>
           </w:tcPr>
           <w:p>
             <w:pPr>
@@ -50443,7 +50720,7 @@
         </w:tc>
         <w:tc>
           <w:tcPr>
-            <w:tcW w:type="dxa" w:w="6674"/>
+            <w:tcW w:type="dxa" w:w="6689"/>
           </w:tcPr>
           <w:p>
             <w:pPr>
@@ -50514,7 +50791,7 @@
       <w:tr>
         <w:tc>
           <w:tcPr>
-            <w:tcW w:type="dxa" w:w="969"/>
+            <w:tcW w:type="dxa" w:w="965"/>
           </w:tcPr>
           <w:p>
             <w:pPr>
@@ -50531,7 +50808,7 @@
         </w:tc>
         <w:tc>
           <w:tcPr>
-            <w:tcW w:type="dxa" w:w="1429"/>
+            <w:tcW w:type="dxa" w:w="1419"/>
           </w:tcPr>
           <w:p>
             <w:pPr>
@@ -50548,7 +50825,7 @@
         </w:tc>
         <w:tc>
           <w:tcPr>
-            <w:tcW w:type="dxa" w:w="6674"/>
+            <w:tcW w:type="dxa" w:w="6689"/>
           </w:tcPr>
           <w:p>
             <w:pPr>
@@ -50598,7 +50875,26 @@
               <w:rPr>
                 <w:sz w:val="16"/>
               </w:rPr>
-              <w:t xml:space="preserve">— 손으로 안 적는다 (D-0449). 실측과 등가선이 두 출처 다 같아</w:t>
+              <w:t xml:space="preserve">— 손으로 안 적는다 (D-0449 · D-0454). 쌍 400에서</w:t>
+            </w:r>
+            <w:r>
+              <w:rPr>
+                <w:sz w:val="16"/>
+              </w:rPr>
+              <w:t xml:space="preserve"> </w:t>
+            </w:r>
+            <w:r>
+              <w:rPr>
+                <w:rStyle w:val="VerbatimChar"/>
+                <w:sz w:val="16"/>
+              </w:rPr>
+              <w:t xml:space="preserve">t</w:t>
+            </w:r>
+            <w:r>
+              <w:rPr>
+                <w:sz w:val="16"/>
+              </w:rPr>
+              <w:t xml:space="preserve">가 1.87·0.28로</w:t>
             </w:r>
             <w:r>
               <w:rPr>
@@ -50612,7 +50908,7 @@
                 <w:bCs/>
                 <w:sz w:val="16"/>
               </w:rPr>
-              <w:t xml:space="preserve">곡 고유성은 다이어토닉과 대등하다.</w:t>
+              <w:t xml:space="preserve">사전 등록 문턱 2.0을 둘 다 못 넘는다</w:t>
             </w:r>
             <w:r>
               <w:rPr>
@@ -50624,15 +50920,15 @@
               <w:rPr>
                 <w:sz w:val="16"/>
               </w:rPr>
-              <w:t xml:space="preserve">초과분은 전부 진짜 반음계 5칸에서 나온다</w:t>
-            </w:r>
-          </w:p>
-        </w:tc>
-      </w:tr>
-      <w:tr>
-        <w:tc>
-          <w:tcPr>
-            <w:tcW w:type="dxa" w:w="969"/>
+              <w:t xml:space="preserve">— 「더 곡 고유하다」도 「대등하다」도 못 적는다. 시드 24판은 23판이 넘는다 (D-0452). 초과분은 전부 진짜 반음계 5칸에서 나온다</w:t>
+            </w:r>
+          </w:p>
+        </w:tc>
+      </w:tr>
+      <w:tr>
+        <w:tc>
+          <w:tcPr>
+            <w:tcW w:type="dxa" w:w="965"/>
           </w:tcPr>
           <w:p>
             <w:pPr>
@@ -50649,7 +50945,7 @@
         </w:tc>
         <w:tc>
           <w:tcPr>
-            <w:tcW w:type="dxa" w:w="1429"/>
+            <w:tcW w:type="dxa" w:w="1419"/>
           </w:tcPr>
           <w:p>
             <w:pPr>
@@ -50666,7 +50962,7 @@
         </w:tc>
         <w:tc>
           <w:tcPr>
-            <w:tcW w:type="dxa" w:w="6674"/>
+            <w:tcW w:type="dxa" w:w="6689"/>
           </w:tcPr>
           <w:p>
             <w:pPr>
@@ -50751,7 +51047,7 @@
       <w:tr>
         <w:tc>
           <w:tcPr>
-            <w:tcW w:type="dxa" w:w="969"/>
+            <w:tcW w:type="dxa" w:w="965"/>
           </w:tcPr>
           <w:p>
             <w:pPr>
@@ -50768,7 +51064,7 @@
         </w:tc>
         <w:tc>
           <w:tcPr>
-            <w:tcW w:type="dxa" w:w="1429"/>
+            <w:tcW w:type="dxa" w:w="1419"/>
           </w:tcPr>
           <w:p>
             <w:pPr>
@@ -50785,7 +51081,7 @@
         </w:tc>
         <w:tc>
           <w:tcPr>
-            <w:tcW w:type="dxa" w:w="6674"/>
+            <w:tcW w:type="dxa" w:w="6689"/>
           </w:tcPr>
           <w:p>
             <w:pPr>
@@ -50876,7 +51172,7 @@
       <w:tr>
         <w:tc>
           <w:tcPr>
-            <w:tcW w:type="dxa" w:w="969"/>
+            <w:tcW w:type="dxa" w:w="965"/>
           </w:tcPr>
           <w:p>
             <w:pPr>
@@ -50893,7 +51189,7 @@
         </w:tc>
         <w:tc>
           <w:tcPr>
-            <w:tcW w:type="dxa" w:w="1429"/>
+            <w:tcW w:type="dxa" w:w="1419"/>
           </w:tcPr>
           <w:p>
             <w:pPr>
@@ -50910,7 +51206,7 @@
         </w:tc>
         <w:tc>
           <w:tcPr>
-            <w:tcW w:type="dxa" w:w="6674"/>
+            <w:tcW w:type="dxa" w:w="6689"/>
           </w:tcPr>
           <w:p>
             <w:pPr>
@@ -51014,7 +51310,7 @@
       <w:tr>
         <w:tc>
           <w:tcPr>
-            <w:tcW w:type="dxa" w:w="969"/>
+            <w:tcW w:type="dxa" w:w="965"/>
           </w:tcPr>
           <w:p>
             <w:pPr>
@@ -51031,7 +51327,7 @@
         </w:tc>
         <w:tc>
           <w:tcPr>
-            <w:tcW w:type="dxa" w:w="1429"/>
+            <w:tcW w:type="dxa" w:w="1419"/>
           </w:tcPr>
           <w:p>
             <w:pPr>
@@ -51048,7 +51344,7 @@
         </w:tc>
         <w:tc>
           <w:tcPr>
-            <w:tcW w:type="dxa" w:w="6674"/>
+            <w:tcW w:type="dxa" w:w="6689"/>
           </w:tcPr>
           <w:p>
             <w:pPr>
@@ -51189,7 +51485,7 @@
       <w:tr>
         <w:tc>
           <w:tcPr>
-            <w:tcW w:type="dxa" w:w="969"/>
+            <w:tcW w:type="dxa" w:w="965"/>
           </w:tcPr>
           <w:p>
             <w:pPr>
@@ -51206,7 +51502,7 @@
         </w:tc>
         <w:tc>
           <w:tcPr>
-            <w:tcW w:type="dxa" w:w="1429"/>
+            <w:tcW w:type="dxa" w:w="1419"/>
           </w:tcPr>
           <w:p>
             <w:pPr>
@@ -51223,7 +51519,7 @@
         </w:tc>
         <w:tc>
           <w:tcPr>
-            <w:tcW w:type="dxa" w:w="6674"/>
+            <w:tcW w:type="dxa" w:w="6689"/>
           </w:tcPr>
           <w:p>
             <w:pPr>
@@ -51282,7 +51578,7 @@
       <w:tr>
         <w:tc>
           <w:tcPr>
-            <w:tcW w:type="dxa" w:w="969"/>
+            <w:tcW w:type="dxa" w:w="965"/>
           </w:tcPr>
           <w:p>
             <w:pPr>
@@ -51299,7 +51595,7 @@
         </w:tc>
         <w:tc>
           <w:tcPr>
-            <w:tcW w:type="dxa" w:w="1429"/>
+            <w:tcW w:type="dxa" w:w="1419"/>
           </w:tcPr>
           <w:p>
             <w:pPr>
@@ -51316,7 +51612,7 @@
         </w:tc>
         <w:tc>
           <w:tcPr>
-            <w:tcW w:type="dxa" w:w="6674"/>
+            <w:tcW w:type="dxa" w:w="6689"/>
           </w:tcPr>
           <w:p>
             <w:pPr>
@@ -51335,7 +51631,7 @@
       <w:tr>
         <w:tc>
           <w:tcPr>
-            <w:tcW w:type="dxa" w:w="969"/>
+            <w:tcW w:type="dxa" w:w="965"/>
           </w:tcPr>
           <w:p>
             <w:pPr>
@@ -51352,7 +51648,7 @@
         </w:tc>
         <w:tc>
           <w:tcPr>
-            <w:tcW w:type="dxa" w:w="1429"/>
+            <w:tcW w:type="dxa" w:w="1419"/>
           </w:tcPr>
           <w:p>
             <w:pPr>
@@ -51369,7 +51665,7 @@
         </w:tc>
         <w:tc>
           <w:tcPr>
-            <w:tcW w:type="dxa" w:w="6674"/>
+            <w:tcW w:type="dxa" w:w="6689"/>
           </w:tcPr>
           <w:p>
             <w:pPr>
@@ -51388,7 +51684,7 @@
       <w:tr>
         <w:tc>
           <w:tcPr>
-            <w:tcW w:type="dxa" w:w="969"/>
+            <w:tcW w:type="dxa" w:w="965"/>
           </w:tcPr>
           <w:p>
             <w:pPr>
@@ -51405,7 +51701,7 @@
         </w:tc>
         <w:tc>
           <w:tcPr>
-            <w:tcW w:type="dxa" w:w="1429"/>
+            <w:tcW w:type="dxa" w:w="1419"/>
           </w:tcPr>
           <w:p>
             <w:pPr>
@@ -51422,7 +51718,7 @@
         </w:tc>
         <w:tc>
           <w:tcPr>
-            <w:tcW w:type="dxa" w:w="6674"/>
+            <w:tcW w:type="dxa" w:w="6689"/>
           </w:tcPr>
           <w:p>
             <w:pPr>
@@ -51441,7 +51737,7 @@
       <w:tr>
         <w:tc>
           <w:tcPr>
-            <w:tcW w:type="dxa" w:w="969"/>
+            <w:tcW w:type="dxa" w:w="965"/>
           </w:tcPr>
           <w:p>
             <w:pPr>
@@ -51458,7 +51754,7 @@
         </w:tc>
         <w:tc>
           <w:tcPr>
-            <w:tcW w:type="dxa" w:w="1429"/>
+            <w:tcW w:type="dxa" w:w="1419"/>
           </w:tcPr>
           <w:p>
             <w:pPr>
@@ -51475,7 +51771,7 @@
         </w:tc>
         <w:tc>
           <w:tcPr>
-            <w:tcW w:type="dxa" w:w="6674"/>
+            <w:tcW w:type="dxa" w:w="6689"/>
           </w:tcPr>
           <w:p>
             <w:pPr>
@@ -51494,7 +51790,7 @@
       <w:tr>
         <w:tc>
           <w:tcPr>
-            <w:tcW w:type="dxa" w:w="969"/>
+            <w:tcW w:type="dxa" w:w="965"/>
           </w:tcPr>
           <w:p>
             <w:pPr>
@@ -51511,7 +51807,7 @@
         </w:tc>
         <w:tc>
           <w:tcPr>
-            <w:tcW w:type="dxa" w:w="1429"/>
+            <w:tcW w:type="dxa" w:w="1419"/>
           </w:tcPr>
           <w:p>
             <w:pPr>
@@ -51528,7 +51824,7 @@
         </w:tc>
         <w:tc>
           <w:tcPr>
-            <w:tcW w:type="dxa" w:w="6674"/>
+            <w:tcW w:type="dxa" w:w="6689"/>
           </w:tcPr>
           <w:p>
             <w:pPr>
@@ -51547,7 +51843,7 @@
       <w:tr>
         <w:tc>
           <w:tcPr>
-            <w:tcW w:type="dxa" w:w="969"/>
+            <w:tcW w:type="dxa" w:w="965"/>
           </w:tcPr>
           <w:p>
             <w:pPr>
@@ -51564,7 +51860,7 @@
         </w:tc>
         <w:tc>
           <w:tcPr>
-            <w:tcW w:type="dxa" w:w="1429"/>
+            <w:tcW w:type="dxa" w:w="1419"/>
           </w:tcPr>
           <w:p>
             <w:pPr>
@@ -51581,7 +51877,7 @@
         </w:tc>
         <w:tc>
           <w:tcPr>
-            <w:tcW w:type="dxa" w:w="6674"/>
+            <w:tcW w:type="dxa" w:w="6689"/>
           </w:tcPr>
           <w:p>
             <w:pPr>
@@ -51626,7 +51922,7 @@
       <w:tr>
         <w:tc>
           <w:tcPr>
-            <w:tcW w:type="dxa" w:w="969"/>
+            <w:tcW w:type="dxa" w:w="965"/>
           </w:tcPr>
           <w:p>
             <w:pPr>
@@ -51643,7 +51939,7 @@
         </w:tc>
         <w:tc>
           <w:tcPr>
-            <w:tcW w:type="dxa" w:w="1429"/>
+            <w:tcW w:type="dxa" w:w="1419"/>
           </w:tcPr>
           <w:p>
             <w:pPr>
@@ -51660,7 +51956,7 @@
         </w:tc>
         <w:tc>
           <w:tcPr>
-            <w:tcW w:type="dxa" w:w="6674"/>
+            <w:tcW w:type="dxa" w:w="6689"/>
           </w:tcPr>
           <w:p>
             <w:pPr>

--- a/site/proposal.docx
+++ b/site/proposal.docx
@@ -124,7 +124,7 @@
           <w:color w:val="888888"/>
           <w:sz w:val="17"/>
         </w:rPr>
-        <w:t>정본 942d30eb0870 · docs/MASTER.md Part I ~ III</w:t>
+        <w:t>정본 93ca322f070b · docs/MASTER.md Part I ~ III</w:t>
       </w:r>
     </w:p>
     <w:p>
@@ -37662,29 +37662,384 @@
           <w:b/>
           <w:bCs/>
         </w:rPr>
-        <w:t xml:space="preserve">그러나 「대등하다」도 못 적는다.</w:t>
-      </w:r>
-      <w:r>
-        <w:t xml:space="preserve"> </w:t>
-      </w:r>
-      <w:r>
-        <w:t xml:space="preserve">쌍 400에서 시드 24판을 쓸면</w:t>
-      </w:r>
-      <w:r>
-        <w:t xml:space="preserve"> </w:t>
-      </w:r>
-      <w:r>
-        <w:rPr>
+        <w:t xml:space="preserve">두 출처의 까닭이 다르다</w:t>
+      </w:r>
+      <w:r>
+        <w:t xml:space="preserve"> </w:t>
+      </w:r>
+      <w:r>
+        <w:t xml:space="preserve">(D-0455). 시드 24판을 쓸어 보면 갈린다.</w:t>
+      </w:r>
+    </w:p>
+    <w:tbl>
+      <w:tblPr>
+        <w:tblStyle w:val="Table"/>
+        <w:tblW w:w="9072" w:type="dxa"/>
+        <w:tblBorders>
+          <w:top w:val="single" w:sz="4" w:color="BFC8D3"/>
+          <w:left w:val="single" w:sz="4" w:color="BFC8D3"/>
+          <w:bottom w:val="single" w:sz="4" w:color="BFC8D3"/>
+          <w:right w:val="single" w:sz="4" w:color="BFC8D3"/>
+          <w:insideH w:val="single" w:sz="4" w:color="BFC8D3"/>
+          <w:insideV w:val="single" w:sz="4" w:color="BFC8D3"/>
+        </w:tblBorders>
+        <w:tblLayout w:type="fixed"/>
+        <w:tblLook w:firstRow="1" w:lastRow="0" w:firstColumn="0" w:lastColumn="0" w:noHBand="0" w:noVBand="0" w:val="0020"/>
+      </w:tblPr>
+      <w:tblGrid>
+        <w:gridCol w:w="1354"/>
+        <w:gridCol w:w="2419"/>
+        <w:gridCol w:w="2030"/>
+        <w:gridCol w:w="1633"/>
+        <w:gridCol w:w="1633"/>
+      </w:tblGrid>
+      <w:tr>
+        <w:trPr>
+          <w:tblHeader w:val="on"/>
+        </w:trPr>
+        <w:tc>
+          <w:tcPr>
+            <w:tcW w:type="dxa" w:w="1355"/>
+            <w:shd w:val="clear" w:color="auto" w:fill="E8EEF5"/>
+          </w:tcPr>
+          <w:p>
+            <w:pPr>
+              <w:pStyle w:val="Compact"/>
+              <w:spacing w:after="0" w:line="264" w:lineRule="auto"/>
+            </w:pPr>
+          </w:p>
+        </w:tc>
+        <w:tc>
+          <w:tcPr>
+            <w:tcW w:type="dxa" w:w="2419"/>
+            <w:shd w:val="clear" w:color="auto" w:fill="E8EEF5"/>
+          </w:tcPr>
+          <w:p>
+            <w:pPr>
+              <w:pStyle w:val="Compact"/>
+              <w:spacing w:after="0" w:line="264" w:lineRule="auto"/>
+            </w:pPr>
+            <w:r>
+              <w:rPr>
+                <w:b/>
+                <w:color w:val="1F4E79"/>
+                <w:sz w:val="16"/>
+              </w:rPr>
+              <w:t xml:space="preserve">쌍 400 평균 대비</w:t>
+            </w:r>
+          </w:p>
+        </w:tc>
+        <w:tc>
+          <w:tcPr>
+            <w:tcW w:type="dxa" w:w="2031"/>
+            <w:shd w:val="clear" w:color="auto" w:fill="E8EEF5"/>
+          </w:tcPr>
+          <w:p>
+            <w:pPr>
+              <w:pStyle w:val="Compact"/>
+              <w:spacing w:after="0" w:line="264" w:lineRule="auto"/>
+            </w:pPr>
+            <w:r>
+              <w:rPr>
+                <w:b/>
+                <w:color w:val="1F4E79"/>
+                <w:sz w:val="16"/>
+              </w:rPr>
+              <w:t xml:space="preserve">양수</w:t>
+            </w:r>
+          </w:p>
+        </w:tc>
+        <w:tc>
+          <w:tcPr>
+            <w:tcW w:type="dxa" w:w="1634"/>
+            <w:shd w:val="clear" w:color="auto" w:fill="E8EEF5"/>
+          </w:tcPr>
+          <w:p>
+            <w:pPr>
+              <w:pStyle w:val="Compact"/>
+              <w:spacing w:after="0" w:line="264" w:lineRule="auto"/>
+            </w:pPr>
+            <w:r>
+              <w:rPr>
+                <w:b/>
+                <w:color w:val="1F4E79"/>
+                <w:sz w:val="16"/>
+              </w:rPr>
+              <w:t xml:space="preserve">모은</w:t>
+            </w:r>
+            <w:r>
+              <w:rPr>
+                <w:b/>
+                <w:color w:val="1F4E79"/>
+                <w:sz w:val="16"/>
+              </w:rPr>
+              <w:t xml:space="preserve"> </w:t>
+            </w:r>
+            <w:r>
+              <w:rPr>
+                <w:rStyle w:val="VerbatimChar"/>
+                <w:b/>
+                <w:color w:val="1F4E79"/>
+                <w:sz w:val="16"/>
+              </w:rPr>
+              <w:t xml:space="preserve">t</w:t>
+            </w:r>
+          </w:p>
+        </w:tc>
+        <w:tc>
+          <w:tcPr>
+            <w:tcW w:type="dxa" w:w="1634"/>
+            <w:shd w:val="clear" w:color="auto" w:fill="E8EEF5"/>
+          </w:tcPr>
+          <w:p>
+            <w:pPr>
+              <w:pStyle w:val="Compact"/>
+              <w:spacing w:after="0" w:line="264" w:lineRule="auto"/>
+            </w:pPr>
+            <w:r>
+              <w:rPr>
+                <w:b/>
+                <w:color w:val="1F4E79"/>
+                <w:sz w:val="16"/>
+              </w:rPr>
+              <w:t xml:space="preserve">문턱 통과</w:t>
+            </w:r>
+          </w:p>
+        </w:tc>
+      </w:tr>
+      <w:tr>
+        <w:tc>
+          <w:tcPr>
+            <w:tcW w:type="dxa" w:w="1355"/>
+          </w:tcPr>
+          <w:p>
+            <w:pPr>
+              <w:pStyle w:val="Compact"/>
+              <w:spacing w:after="0" w:line="264" w:lineRule="auto"/>
+            </w:pPr>
+            <w:r>
+              <w:rPr>
+                <w:rStyle w:val="VerbatimChar"/>
+                <w:sz w:val="16"/>
+              </w:rPr>
+              <w:t xml:space="preserve">other</w:t>
+            </w:r>
+          </w:p>
+        </w:tc>
+        <w:tc>
+          <w:tcPr>
+            <w:tcW w:type="dxa" w:w="2419"/>
+          </w:tcPr>
+          <w:p>
+            <w:pPr>
+              <w:pStyle w:val="Compact"/>
+              <w:spacing w:after="0" w:line="264" w:lineRule="auto"/>
+            </w:pPr>
+            <w:r>
+              <w:rPr>
+                <w:b/>
+                <w:bCs/>
+                <w:sz w:val="16"/>
+              </w:rPr>
+              <w:t xml:space="preserve">+0.0131</w:t>
+            </w:r>
+          </w:p>
+        </w:tc>
+        <w:tc>
+          <w:tcPr>
+            <w:tcW w:type="dxa" w:w="2031"/>
+          </w:tcPr>
+          <w:p>
+            <w:pPr>
+              <w:pStyle w:val="Compact"/>
+              <w:spacing w:after="0" w:line="264" w:lineRule="auto"/>
+            </w:pPr>
+            <w:r>
+              <w:rPr>
+                <w:b/>
+                <w:bCs/>
+                <w:sz w:val="16"/>
+              </w:rPr>
+              <w:t xml:space="preserve">48/48</w:t>
+            </w:r>
+            <w:r>
+              <w:rPr>
+                <w:sz w:val="16"/>
+              </w:rPr>
+              <w:t xml:space="preserve"> </w:t>
+            </w:r>
+            <w:r>
+              <w:rPr>
+                <w:sz w:val="16"/>
+              </w:rPr>
+              <w:t xml:space="preserve">(쌍 100 포함)</w:t>
+            </w:r>
+          </w:p>
+        </w:tc>
+        <w:tc>
+          <w:tcPr>
+            <w:tcW w:type="dxa" w:w="1634"/>
+          </w:tcPr>
+          <w:p>
+            <w:pPr>
+              <w:pStyle w:val="Compact"/>
+              <w:spacing w:after="0" w:line="264" w:lineRule="auto"/>
+            </w:pPr>
+            <w:r>
+              <w:rPr>
+                <w:b/>
+                <w:bCs/>
+                <w:sz w:val="16"/>
+              </w:rPr>
+              <w:t xml:space="preserve">+17.5</w:t>
+            </w:r>
+          </w:p>
+        </w:tc>
+        <w:tc>
+          <w:tcPr>
+            <w:tcW w:type="dxa" w:w="1634"/>
+          </w:tcPr>
+          <w:p>
+            <w:pPr>
+              <w:pStyle w:val="Compact"/>
+              <w:spacing w:after="0" w:line="264" w:lineRule="auto"/>
+            </w:pPr>
+            <w:r>
+              <w:rPr>
+                <w:sz w:val="16"/>
+              </w:rPr>
+              <w:t xml:space="preserve">23/24</w:t>
+            </w:r>
+          </w:p>
+        </w:tc>
+      </w:tr>
+      <w:tr>
+        <w:tc>
+          <w:tcPr>
+            <w:tcW w:type="dxa" w:w="1355"/>
+          </w:tcPr>
+          <w:p>
+            <w:pPr>
+              <w:pStyle w:val="Compact"/>
+              <w:spacing w:after="0" w:line="264" w:lineRule="auto"/>
+            </w:pPr>
+            <w:r>
+              <w:rPr>
+                <w:rStyle w:val="VerbatimChar"/>
+                <w:sz w:val="16"/>
+              </w:rPr>
+              <w:t xml:space="preserve">mix</w:t>
+            </w:r>
+          </w:p>
+        </w:tc>
+        <w:tc>
+          <w:tcPr>
+            <w:tcW w:type="dxa" w:w="2419"/>
+          </w:tcPr>
+          <w:p>
+            <w:pPr>
+              <w:pStyle w:val="Compact"/>
+              <w:spacing w:after="0" w:line="264" w:lineRule="auto"/>
+            </w:pPr>
+            <w:r>
+              <w:rPr>
+                <w:sz w:val="16"/>
+              </w:rPr>
+              <w:t xml:space="preserve">+0.0004</w:t>
+            </w:r>
+          </w:p>
+        </w:tc>
+        <w:tc>
+          <w:tcPr>
+            <w:tcW w:type="dxa" w:w="2031"/>
+          </w:tcPr>
+          <w:p>
+            <w:pPr>
+              <w:pStyle w:val="Compact"/>
+              <w:spacing w:after="0" w:line="264" w:lineRule="auto"/>
+            </w:pPr>
+            <w:r>
+              <w:rPr>
+                <w:sz w:val="16"/>
+              </w:rPr>
+              <w:t xml:space="preserve">24/48</w:t>
+            </w:r>
+          </w:p>
+        </w:tc>
+        <w:tc>
+          <w:tcPr>
+            <w:tcW w:type="dxa" w:w="1634"/>
+          </w:tcPr>
+          <w:p>
+            <w:pPr>
+              <w:pStyle w:val="Compact"/>
+              <w:spacing w:after="0" w:line="264" w:lineRule="auto"/>
+            </w:pPr>
+            <w:r>
+              <w:rPr>
+                <w:sz w:val="16"/>
+              </w:rPr>
+              <w:t xml:space="preserve">+0.40</w:t>
+            </w:r>
+          </w:p>
+        </w:tc>
+        <w:tc>
+          <w:tcPr>
+            <w:tcW w:type="dxa" w:w="1634"/>
+          </w:tcPr>
+          <w:p>
+            <w:pPr>
+              <w:pStyle w:val="Compact"/>
+              <w:spacing w:after="0" w:line="264" w:lineRule="auto"/>
+            </w:pPr>
+            <w:r>
+              <w:rPr>
+                <w:sz w:val="16"/>
+              </w:rPr>
+              <w:t xml:space="preserve">1/24</w:t>
+            </w:r>
+          </w:p>
+        </w:tc>
+      </w:tr>
+    </w:tbl>
+    <w:p>
+      <w:pPr>
+        <w:pStyle w:val="BodyText"/>
+      </w:pPr>
+      <w:r>
+        <w:rPr>
+          <w:rStyle w:val="VerbatimChar"/>
           <w:b/>
           <w:bCs/>
         </w:rPr>
-        <w:t xml:space="preserve">23판이 문턱을</w:t>
+        <w:t xml:space="preserve">other</w:t>
       </w:r>
       <w:r>
         <w:rPr>
           <w:b/>
           <w:bCs/>
         </w:rPr>
+        <w:t xml:space="preserve">는 분해능 문제다.</w:t>
+      </w:r>
+      <w:r>
+        <w:t xml:space="preserve"> </w:t>
+      </w:r>
+      <w:r>
+        <w:t xml:space="preserve">방향이 한 판도 안 뒤집히고 모은</w:t>
+      </w:r>
+      <w:r>
+        <w:t xml:space="preserve"> </w:t>
+      </w:r>
+      <w:r>
+        <w:rPr>
+          <w:rStyle w:val="VerbatimChar"/>
+        </w:rPr>
+        <w:t xml:space="preserve">t</w:t>
+      </w:r>
+      <w:r>
+        <w:t xml:space="preserve">가 문턱의 아홉 배인데</w:t>
+      </w:r>
+      <w:r>
         <w:t xml:space="preserve"> </w:t>
       </w:r>
       <w:r>
@@ -37692,28 +38047,10 @@
           <w:b/>
           <w:bCs/>
         </w:rPr>
-        <w:t xml:space="preserve">넘고 48판 전부 양수</w:t>
-      </w:r>
-      <w:r>
-        <w:t xml:space="preserve">이며 모은</w:t>
-      </w:r>
-      <w:r>
-        <w:t xml:space="preserve"> </w:t>
-      </w:r>
-      <w:r>
-        <w:rPr>
-          <w:rStyle w:val="VerbatimChar"/>
-        </w:rPr>
-        <w:t xml:space="preserve">t</w:t>
-      </w:r>
-      <w:r>
-        <w:t xml:space="preserve">가 17.5다 (D-0452). 기본 시드 한 판이 그 분포의</w:t>
-      </w:r>
-      <w:r>
-        <w:t xml:space="preserve"> </w:t>
-      </w:r>
-      <w:r>
-        <w:t xml:space="preserve">아래 끝에 있다.</w:t>
+        <w:t xml:space="preserve">우리가 쓰는 시드 한 판이 그 분포의 아래쪽</w:t>
+      </w:r>
+      <w:r>
+        <w:t xml:space="preserve">이라 1.87이 나온다.</w:t>
       </w:r>
       <w:r>
         <w:t xml:space="preserve"> </w:t>
@@ -37723,26 +38060,128 @@
           <w:b/>
           <w:bCs/>
         </w:rPr>
-        <w:t xml:space="preserve">사전 등록 규칙은 결과를 보고 안 고치므로</w:t>
-      </w:r>
-      <w:r>
-        <w:t xml:space="preserve">(GR-6.5) 판정은 실패로</w:t>
-      </w:r>
-      <w:r>
-        <w:t xml:space="preserve"> </w:t>
-      </w:r>
-      <w:r>
-        <w:t xml:space="preserve">두고, 아는 것만 적는다 —</w:t>
-      </w:r>
-      <w:r>
-        <w:t xml:space="preserve"> </w:t>
+        <w:t xml:space="preserve">사전 등록 규칙은</w:t>
       </w:r>
       <w:r>
         <w:rPr>
           <w:b/>
           <w:bCs/>
         </w:rPr>
-        <w:t xml:space="preserve">방향은 양수로 서 있고 한 판으로는 못 가른다.</w:t>
+        <w:t xml:space="preserve"> </w:t>
+      </w:r>
+      <w:r>
+        <w:rPr>
+          <w:b/>
+          <w:bCs/>
+        </w:rPr>
+        <w:t xml:space="preserve">결과를 보고 안 고치므로</w:t>
+      </w:r>
+      <w:r>
+        <w:t xml:space="preserve">(GR-6.5) 판정은 실패로 두고 아는 것만 적는다 —</w:t>
+      </w:r>
+      <w:r>
+        <w:t xml:space="preserve"> </w:t>
+      </w:r>
+      <w:r>
+        <w:rPr>
+          <w:b/>
+          <w:bCs/>
+        </w:rPr>
+        <w:t xml:space="preserve">방향은</w:t>
+      </w:r>
+      <w:r>
+        <w:rPr>
+          <w:b/>
+          <w:bCs/>
+        </w:rPr>
+        <w:t xml:space="preserve"> </w:t>
+      </w:r>
+      <w:r>
+        <w:rPr>
+          <w:b/>
+          <w:bCs/>
+        </w:rPr>
+        <w:t xml:space="preserve">양수로 서 있고 한 판으로는 못 가른다.</w:t>
+      </w:r>
+    </w:p>
+    <w:p>
+      <w:pPr>
+        <w:pStyle w:val="BodyText"/>
+      </w:pPr>
+      <w:r>
+        <w:rPr>
+          <w:rStyle w:val="VerbatimChar"/>
+          <w:b/>
+          <w:bCs/>
+        </w:rPr>
+        <w:t xml:space="preserve">mix</w:t>
+      </w:r>
+      <w:r>
+        <w:rPr>
+          <w:b/>
+          <w:bCs/>
+        </w:rPr>
+        <w:t xml:space="preserve">는 효과가 없다.</w:t>
+      </w:r>
+      <w:r>
+        <w:t xml:space="preserve"> </w:t>
+      </w:r>
+      <w:r>
+        <w:t xml:space="preserve">쌍을 1600으로 네 배 더 줘도</w:t>
+      </w:r>
+      <w:r>
+        <w:t xml:space="preserve"> </w:t>
+      </w:r>
+      <w:r>
+        <w:rPr>
+          <w:b/>
+          <w:bCs/>
+        </w:rPr>
+        <w:t xml:space="preserve">0/24</w:t>
+      </w:r>
+      <w:r>
+        <w:t xml:space="preserve">이고 양수가 11/24다 —</w:t>
+      </w:r>
+      <w:r>
+        <w:t xml:space="preserve"> </w:t>
+      </w:r>
+      <w:r>
+        <w:t xml:space="preserve">분해능이 아니라</w:t>
+      </w:r>
+      <w:r>
+        <w:t xml:space="preserve"> </w:t>
+      </w:r>
+      <w:r>
+        <w:rPr>
+          <w:b/>
+          <w:bCs/>
+        </w:rPr>
+        <w:t xml:space="preserve">대비가 0 위에 앉아 있다.</w:t>
+      </w:r>
+      <w:r>
+        <w:t xml:space="preserve"> </w:t>
+      </w:r>
+      <w:r>
+        <w:t xml:space="preserve">그쪽은</w:t>
+      </w:r>
+      <w:r>
+        <w:t xml:space="preserve"> </w:t>
+      </w:r>
+      <w:r>
+        <w:rPr>
+          <w:b/>
+          <w:bCs/>
+        </w:rPr>
+        <w:t xml:space="preserve">「덜하거나 같다」가 답이고</w:t>
+      </w:r>
+      <w:r>
+        <w:t xml:space="preserve">,</w:t>
+      </w:r>
+      <w:r>
+        <w:t xml:space="preserve"> </w:t>
+      </w:r>
+      <w:r>
+        <w:t xml:space="preserve">그것이 사전 등록 규칙의 음성 가지가 말하는 그대로다 (D-0086).</w:t>
       </w:r>
     </w:p>
     <w:p>
@@ -49319,9 +49758,9 @@
         <w:tblLook w:firstRow="1" w:lastRow="0" w:firstColumn="0" w:lastColumn="0" w:noHBand="0" w:noVBand="0" w:val="0020"/>
       </w:tblPr>
       <w:tblGrid>
-        <w:gridCol w:w="964"/>
-        <w:gridCol w:w="1418"/>
-        <w:gridCol w:w="6688"/>
+        <w:gridCol w:w="945"/>
+        <w:gridCol w:w="1369"/>
+        <w:gridCol w:w="6756"/>
       </w:tblGrid>
       <w:tr>
         <w:trPr>
@@ -49329,7 +49768,7 @@
         </w:trPr>
         <w:tc>
           <w:tcPr>
-            <w:tcW w:type="dxa" w:w="965"/>
+            <w:tcW w:type="dxa" w:w="946"/>
             <w:shd w:val="clear" w:color="auto" w:fill="E8EEF5"/>
           </w:tcPr>
           <w:p>
@@ -49349,7 +49788,7 @@
         </w:tc>
         <w:tc>
           <w:tcPr>
-            <w:tcW w:type="dxa" w:w="1419"/>
+            <w:tcW w:type="dxa" w:w="1370"/>
             <w:shd w:val="clear" w:color="auto" w:fill="E8EEF5"/>
           </w:tcPr>
           <w:p>
@@ -49369,7 +49808,7 @@
         </w:tc>
         <w:tc>
           <w:tcPr>
-            <w:tcW w:type="dxa" w:w="6689"/>
+            <w:tcW w:type="dxa" w:w="6756"/>
             <w:shd w:val="clear" w:color="auto" w:fill="E8EEF5"/>
           </w:tcPr>
           <w:p>
@@ -49391,7 +49830,7 @@
       <w:tr>
         <w:tc>
           <w:tcPr>
-            <w:tcW w:type="dxa" w:w="965"/>
+            <w:tcW w:type="dxa" w:w="946"/>
           </w:tcPr>
           <w:p>
             <w:pPr>
@@ -49408,7 +49847,7 @@
         </w:tc>
         <w:tc>
           <w:tcPr>
-            <w:tcW w:type="dxa" w:w="1419"/>
+            <w:tcW w:type="dxa" w:w="1370"/>
           </w:tcPr>
           <w:p>
             <w:pPr>
@@ -49425,7 +49864,7 @@
         </w:tc>
         <w:tc>
           <w:tcPr>
-            <w:tcW w:type="dxa" w:w="6689"/>
+            <w:tcW w:type="dxa" w:w="6756"/>
           </w:tcPr>
           <w:p>
             <w:pPr>
@@ -49464,7 +49903,7 @@
       <w:tr>
         <w:tc>
           <w:tcPr>
-            <w:tcW w:type="dxa" w:w="965"/>
+            <w:tcW w:type="dxa" w:w="946"/>
           </w:tcPr>
           <w:p>
             <w:pPr>
@@ -49481,7 +49920,7 @@
         </w:tc>
         <w:tc>
           <w:tcPr>
-            <w:tcW w:type="dxa" w:w="1419"/>
+            <w:tcW w:type="dxa" w:w="1370"/>
           </w:tcPr>
           <w:p>
             <w:pPr>
@@ -49498,7 +49937,7 @@
         </w:tc>
         <w:tc>
           <w:tcPr>
-            <w:tcW w:type="dxa" w:w="6689"/>
+            <w:tcW w:type="dxa" w:w="6756"/>
           </w:tcPr>
           <w:p>
             <w:pPr>
@@ -49563,7 +50002,7 @@
       <w:tr>
         <w:tc>
           <w:tcPr>
-            <w:tcW w:type="dxa" w:w="965"/>
+            <w:tcW w:type="dxa" w:w="946"/>
           </w:tcPr>
           <w:p>
             <w:pPr>
@@ -49580,7 +50019,7 @@
         </w:tc>
         <w:tc>
           <w:tcPr>
-            <w:tcW w:type="dxa" w:w="1419"/>
+            <w:tcW w:type="dxa" w:w="1370"/>
           </w:tcPr>
           <w:p>
             <w:pPr>
@@ -49597,7 +50036,7 @@
         </w:tc>
         <w:tc>
           <w:tcPr>
-            <w:tcW w:type="dxa" w:w="6689"/>
+            <w:tcW w:type="dxa" w:w="6756"/>
           </w:tcPr>
           <w:p>
             <w:pPr>
@@ -49656,7 +50095,7 @@
       <w:tr>
         <w:tc>
           <w:tcPr>
-            <w:tcW w:type="dxa" w:w="965"/>
+            <w:tcW w:type="dxa" w:w="946"/>
           </w:tcPr>
           <w:p>
             <w:pPr>
@@ -49673,7 +50112,7 @@
         </w:tc>
         <w:tc>
           <w:tcPr>
-            <w:tcW w:type="dxa" w:w="1419"/>
+            <w:tcW w:type="dxa" w:w="1370"/>
           </w:tcPr>
           <w:p>
             <w:pPr>
@@ -49690,7 +50129,7 @@
         </w:tc>
         <w:tc>
           <w:tcPr>
-            <w:tcW w:type="dxa" w:w="6689"/>
+            <w:tcW w:type="dxa" w:w="6756"/>
           </w:tcPr>
           <w:p>
             <w:pPr>
@@ -49749,7 +50188,7 @@
       <w:tr>
         <w:tc>
           <w:tcPr>
-            <w:tcW w:type="dxa" w:w="965"/>
+            <w:tcW w:type="dxa" w:w="946"/>
           </w:tcPr>
           <w:p>
             <w:pPr>
@@ -49766,7 +50205,7 @@
         </w:tc>
         <w:tc>
           <w:tcPr>
-            <w:tcW w:type="dxa" w:w="1419"/>
+            <w:tcW w:type="dxa" w:w="1370"/>
           </w:tcPr>
           <w:p>
             <w:pPr>
@@ -49783,7 +50222,7 @@
         </w:tc>
         <w:tc>
           <w:tcPr>
-            <w:tcW w:type="dxa" w:w="6689"/>
+            <w:tcW w:type="dxa" w:w="6756"/>
           </w:tcPr>
           <w:p>
             <w:pPr>
@@ -49810,7 +50249,7 @@
       <w:tr>
         <w:tc>
           <w:tcPr>
-            <w:tcW w:type="dxa" w:w="965"/>
+            <w:tcW w:type="dxa" w:w="946"/>
           </w:tcPr>
           <w:p>
             <w:pPr>
@@ -49827,7 +50266,7 @@
         </w:tc>
         <w:tc>
           <w:tcPr>
-            <w:tcW w:type="dxa" w:w="1419"/>
+            <w:tcW w:type="dxa" w:w="1370"/>
           </w:tcPr>
           <w:p>
             <w:pPr>
@@ -49844,7 +50283,7 @@
         </w:tc>
         <w:tc>
           <w:tcPr>
-            <w:tcW w:type="dxa" w:w="6689"/>
+            <w:tcW w:type="dxa" w:w="6756"/>
           </w:tcPr>
           <w:p>
             <w:pPr>
@@ -49897,7 +50336,7 @@
       <w:tr>
         <w:tc>
           <w:tcPr>
-            <w:tcW w:type="dxa" w:w="965"/>
+            <w:tcW w:type="dxa" w:w="946"/>
           </w:tcPr>
           <w:p>
             <w:pPr>
@@ -49914,7 +50353,7 @@
         </w:tc>
         <w:tc>
           <w:tcPr>
-            <w:tcW w:type="dxa" w:w="1419"/>
+            <w:tcW w:type="dxa" w:w="1370"/>
           </w:tcPr>
           <w:p>
             <w:pPr>
@@ -49931,18 +50370,18 @@
         </w:tc>
         <w:tc>
           <w:tcPr>
-            <w:tcW w:type="dxa" w:w="6689"/>
-          </w:tcPr>
-          <w:p>
-            <w:pPr>
-              <w:pStyle w:val="Compact"/>
-              <w:spacing w:after="0" w:line="264" w:lineRule="auto"/>
-            </w:pPr>
-            <w:r>
-              <w:rPr>
-                <w:sz w:val="16"/>
-              </w:rPr>
-              <w:t xml:space="preserve">참조곡을 바꿨을 때 진행이 갈리는 정도 (O-29 · D-0082). 시드 1000 · 쌍 100 · 8마디.</w:t>
+            <w:tcW w:type="dxa" w:w="6756"/>
+          </w:tcPr>
+          <w:p>
+            <w:pPr>
+              <w:pStyle w:val="Compact"/>
+              <w:spacing w:after="0" w:line="264" w:lineRule="auto"/>
+            </w:pPr>
+            <w:r>
+              <w:rPr>
+                <w:sz w:val="16"/>
+              </w:rPr>
+              <w:t xml:space="preserve">참조곡을 바꿨을 때 진행이 갈리는 정도 (O-29 · D-0082). 시드 1000 · 쌍 400 · 8마디.</w:t>
             </w:r>
             <w:r>
               <w:rPr>
@@ -49989,7 +50428,7 @@
                 <w:bCs/>
                 <w:sz w:val="16"/>
               </w:rPr>
-              <w:t xml:space="preserve">0.2592 ·</w:t>
+              <w:t xml:space="preserve">0.2741 ·</w:t>
             </w:r>
             <w:r>
               <w:rPr>
@@ -50022,7 +50461,7 @@
                 <w:bCs/>
                 <w:sz w:val="16"/>
               </w:rPr>
-              <w:t xml:space="preserve">0.1938, 짝지은 이득 +0.0654 ±0.0107 · 승률 71.0% ·</w:t>
+              <w:t xml:space="preserve">0.2052, 짝지은 이득 +0.0689 ±0.0052 · 승률 76.8% ·</w:t>
             </w:r>
             <w:r>
               <w:rPr>
@@ -50055,13 +50494,110 @@
                 <w:bCs/>
                 <w:sz w:val="16"/>
               </w:rPr>
-              <w:t xml:space="preserve">= +6.11(문턱 2.0) — 전달된다</w:t>
-            </w:r>
-            <w:r>
-              <w:rPr>
-                <w:sz w:val="16"/>
-              </w:rPr>
-              <w:t xml:space="preserve">. 사전 극한 이득 +0.0595. 이득은 D-0327이 쟀고</w:t>
+              <w:t xml:space="preserve">= +13.38(문턱 2.0) — 전달된다</w:t>
+            </w:r>
+            <w:r>
+              <w:rPr>
+                <w:sz w:val="16"/>
+              </w:rPr>
+              <w:t xml:space="preserve">. 사전 극한 이득 +0.0631.</w:t>
+            </w:r>
+            <w:r>
+              <w:rPr>
+                <w:sz w:val="16"/>
+              </w:rPr>
+              <w:t xml:space="preserve"> </w:t>
+            </w:r>
+            <w:r>
+              <w:rPr>
+                <w:b/>
+                <w:bCs/>
+                <w:sz w:val="16"/>
+              </w:rPr>
+              <w:t xml:space="preserve">쌍 400에서 다시 쟀다 (D-0455)</w:t>
+            </w:r>
+            <w:r>
+              <w:rPr>
+                <w:sz w:val="16"/>
+              </w:rPr>
+              <w:t xml:space="preserve"> </w:t>
+            </w:r>
+            <w:r>
+              <w:rPr>
+                <w:sz w:val="16"/>
+              </w:rPr>
+              <w:t xml:space="preserve">— 쌍 100의 수는 +0.0654 ±0.0107 ·</w:t>
+            </w:r>
+            <w:r>
+              <w:rPr>
+                <w:sz w:val="16"/>
+              </w:rPr>
+              <w:t xml:space="preserve"> </w:t>
+            </w:r>
+            <w:r>
+              <w:rPr>
+                <w:rStyle w:val="VerbatimChar"/>
+                <w:sz w:val="16"/>
+              </w:rPr>
+              <w:t xml:space="preserve">t</w:t>
+            </w:r>
+            <w:r>
+              <w:rPr>
+                <w:sz w:val="16"/>
+              </w:rPr>
+              <w:t xml:space="preserve"> </w:t>
+            </w:r>
+            <w:r>
+              <w:rPr>
+                <w:sz w:val="16"/>
+              </w:rPr>
+              <w:t xml:space="preserve">+6.11이었고</w:t>
+            </w:r>
+            <w:r>
+              <w:rPr>
+                <w:sz w:val="16"/>
+              </w:rPr>
+              <w:t xml:space="preserve"> </w:t>
+            </w:r>
+            <w:r>
+              <w:rPr>
+                <w:b/>
+                <w:bCs/>
+                <w:sz w:val="16"/>
+              </w:rPr>
+              <w:t xml:space="preserve">오차가 정확히 반으로 줄었다</w:t>
+            </w:r>
+            <w:r>
+              <w:rPr>
+                <w:sz w:val="16"/>
+              </w:rPr>
+              <w:t xml:space="preserve">(0.0107 → 0.0052 · 1/√4). 이득은 거의 안 움직였다.</w:t>
+            </w:r>
+            <w:r>
+              <w:rPr>
+                <w:sz w:val="16"/>
+              </w:rPr>
+              <w:t xml:space="preserve"> </w:t>
+            </w:r>
+            <w:r>
+              <w:rPr>
+                <w:b/>
+                <w:bCs/>
+                <w:sz w:val="16"/>
+              </w:rPr>
+              <w:t xml:space="preserve">D-0453이 「판정은 안 바뀔 것으로 보이나 짐작이다」로 남긴 자리이며, 재 보니 참이었다.</w:t>
+            </w:r>
+            <w:r>
+              <w:rPr>
+                <w:sz w:val="16"/>
+              </w:rPr>
+              <w:t xml:space="preserve"> </w:t>
+            </w:r>
+            <w:r>
+              <w:rPr>
+                <w:sz w:val="16"/>
+              </w:rPr>
+              <w:t xml:space="preserve">이득은 D-0327이 쟀고</w:t>
             </w:r>
             <w:r>
               <w:rPr>
@@ -50264,7 +50800,7 @@
       <w:tr>
         <w:tc>
           <w:tcPr>
-            <w:tcW w:type="dxa" w:w="965"/>
+            <w:tcW w:type="dxa" w:w="946"/>
           </w:tcPr>
           <w:p>
             <w:pPr>
@@ -50281,7 +50817,7 @@
         </w:tc>
         <w:tc>
           <w:tcPr>
-            <w:tcW w:type="dxa" w:w="1419"/>
+            <w:tcW w:type="dxa" w:w="1370"/>
           </w:tcPr>
           <w:p>
             <w:pPr>
@@ -50298,7 +50834,7 @@
         </w:tc>
         <w:tc>
           <w:tcPr>
-            <w:tcW w:type="dxa" w:w="6689"/>
+            <w:tcW w:type="dxa" w:w="6756"/>
           </w:tcPr>
           <w:p>
             <w:pPr>
@@ -50323,7 +50859,7 @@
                 <w:bCs/>
                 <w:sz w:val="16"/>
               </w:rPr>
-              <w:t xml:space="preserve">1004곡에서 이득 +0.0011 ±0.0055 · 승률 52.0% ·</w:t>
+              <w:t xml:space="preserve">1004곡에서 이득 +0.0043 ±0.0031 · 승률 55.5% ·</w:t>
             </w:r>
             <w:r>
               <w:rPr>
@@ -50356,13 +50892,116 @@
                 <w:bCs/>
                 <w:sz w:val="16"/>
               </w:rPr>
-              <w:t xml:space="preserve">= +0.20(문턱 2.0) — 대조군을 못 넘는다</w:t>
-            </w:r>
-            <w:r>
-              <w:rPr>
-                <w:sz w:val="16"/>
-              </w:rPr>
-              <w:t xml:space="preserve">. 칸 6 → 9로 늘어 공짜로 오른 몫이 +0.0686이고 차용이 번 몫은 그것의 1.6%다. 이득은 D-0327,</w:t>
+              <w:t xml:space="preserve">= +1.36(문턱 2.0) — 대조군을 못 넘는다</w:t>
+            </w:r>
+            <w:r>
+              <w:rPr>
+                <w:sz w:val="16"/>
+              </w:rPr>
+              <w:t xml:space="preserve">. 칸 6 → 9로 늘어 공짜로 오른 몫이 +0.0660이고 차용이 번 몫은 그것의 6.5%다.</w:t>
+            </w:r>
+            <w:r>
+              <w:rPr>
+                <w:sz w:val="16"/>
+              </w:rPr>
+              <w:t xml:space="preserve"> </w:t>
+            </w:r>
+            <w:r>
+              <w:rPr>
+                <w:b/>
+                <w:bCs/>
+                <w:sz w:val="16"/>
+              </w:rPr>
+              <w:t xml:space="preserve">쌍 400에서 다시 쟀다 (D-0455)</w:t>
+            </w:r>
+            <w:r>
+              <w:rPr>
+                <w:sz w:val="16"/>
+              </w:rPr>
+              <w:t xml:space="preserve"> </w:t>
+            </w:r>
+            <w:r>
+              <w:rPr>
+                <w:sz w:val="16"/>
+              </w:rPr>
+              <w:t xml:space="preserve">— 쌍 100의 수는 +0.0011 ±0.0055 ·</w:t>
+            </w:r>
+            <w:r>
+              <w:rPr>
+                <w:sz w:val="16"/>
+              </w:rPr>
+              <w:t xml:space="preserve"> </w:t>
+            </w:r>
+            <w:r>
+              <w:rPr>
+                <w:rStyle w:val="VerbatimChar"/>
+                <w:sz w:val="16"/>
+              </w:rPr>
+              <w:t xml:space="preserve">t</w:t>
+            </w:r>
+            <w:r>
+              <w:rPr>
+                <w:sz w:val="16"/>
+              </w:rPr>
+              <w:t xml:space="preserve"> </w:t>
+            </w:r>
+            <w:r>
+              <w:rPr>
+                <w:sz w:val="16"/>
+              </w:rPr>
+              <w:t xml:space="preserve">+0.20이었다.</w:t>
+            </w:r>
+            <w:r>
+              <w:rPr>
+                <w:sz w:val="16"/>
+              </w:rPr>
+              <w:t xml:space="preserve"> </w:t>
+            </w:r>
+            <w:r>
+              <w:rPr>
+                <w:b/>
+                <w:bCs/>
+                <w:sz w:val="16"/>
+              </w:rPr>
+              <w:t xml:space="preserve">오차만 준 것이 아니라 이득이 네 배로 움직였다</w:t>
+            </w:r>
+            <w:r>
+              <w:rPr>
+                <w:sz w:val="16"/>
+              </w:rPr>
+              <w:t xml:space="preserve"> </w:t>
+            </w:r>
+            <w:r>
+              <w:rPr>
+                <w:sz w:val="16"/>
+              </w:rPr>
+              <w:t xml:space="preserve">— 쌍 100의 +0.0011은 잡음이었다. 판정은 그대로 실패이나</w:t>
+            </w:r>
+            <w:r>
+              <w:rPr>
+                <w:sz w:val="16"/>
+              </w:rPr>
+              <w:t xml:space="preserve"> </w:t>
+            </w:r>
+            <w:r>
+              <w:rPr>
+                <w:b/>
+                <w:bCs/>
+                <w:sz w:val="16"/>
+              </w:rPr>
+              <w:t xml:space="preserve">문턱에서 멀지 않다.</w:t>
+            </w:r>
+            <w:r>
+              <w:rPr>
+                <w:sz w:val="16"/>
+              </w:rPr>
+              <w:t xml:space="preserve"> </w:t>
+            </w:r>
+            <w:r>
+              <w:rPr>
+                <w:sz w:val="16"/>
+              </w:rPr>
+              <w:t xml:space="preserve">이득은 D-0327,</w:t>
             </w:r>
             <w:r>
               <w:rPr>
@@ -50495,7 +51134,7 @@
       <w:tr>
         <w:tc>
           <w:tcPr>
-            <w:tcW w:type="dxa" w:w="965"/>
+            <w:tcW w:type="dxa" w:w="946"/>
           </w:tcPr>
           <w:p>
             <w:pPr>
@@ -50512,7 +51151,7 @@
         </w:tc>
         <w:tc>
           <w:tcPr>
-            <w:tcW w:type="dxa" w:w="1419"/>
+            <w:tcW w:type="dxa" w:w="1370"/>
           </w:tcPr>
           <w:p>
             <w:pPr>
@@ -50529,7 +51168,7 @@
         </w:tc>
         <w:tc>
           <w:tcPr>
-            <w:tcW w:type="dxa" w:w="6689"/>
+            <w:tcW w:type="dxa" w:w="6756"/>
           </w:tcPr>
           <w:p>
             <w:pPr>
@@ -50686,7 +51325,7 @@
       <w:tr>
         <w:tc>
           <w:tcPr>
-            <w:tcW w:type="dxa" w:w="965"/>
+            <w:tcW w:type="dxa" w:w="946"/>
           </w:tcPr>
           <w:p>
             <w:pPr>
@@ -50703,7 +51342,7 @@
         </w:tc>
         <w:tc>
           <w:tcPr>
-            <w:tcW w:type="dxa" w:w="1419"/>
+            <w:tcW w:type="dxa" w:w="1370"/>
           </w:tcPr>
           <w:p>
             <w:pPr>
@@ -50720,7 +51359,7 @@
         </w:tc>
         <w:tc>
           <w:tcPr>
-            <w:tcW w:type="dxa" w:w="6689"/>
+            <w:tcW w:type="dxa" w:w="6756"/>
           </w:tcPr>
           <w:p>
             <w:pPr>
@@ -50791,7 +51430,7 @@
       <w:tr>
         <w:tc>
           <w:tcPr>
-            <w:tcW w:type="dxa" w:w="965"/>
+            <w:tcW w:type="dxa" w:w="946"/>
           </w:tcPr>
           <w:p>
             <w:pPr>
@@ -50808,7 +51447,7 @@
         </w:tc>
         <w:tc>
           <w:tcPr>
-            <w:tcW w:type="dxa" w:w="1419"/>
+            <w:tcW w:type="dxa" w:w="1370"/>
           </w:tcPr>
           <w:p>
             <w:pPr>
@@ -50825,7 +51464,7 @@
         </w:tc>
         <w:tc>
           <w:tcPr>
-            <w:tcW w:type="dxa" w:w="6689"/>
+            <w:tcW w:type="dxa" w:w="6756"/>
           </w:tcPr>
           <w:p>
             <w:pPr>
@@ -50908,72 +51547,7 @@
                 <w:bCs/>
                 <w:sz w:val="16"/>
               </w:rPr>
-              <w:t xml:space="preserve">사전 등록 문턱 2.0을 둘 다 못 넘는다</w:t>
-            </w:r>
-            <w:r>
-              <w:rPr>
-                <w:sz w:val="16"/>
-              </w:rPr>
-              <w:t xml:space="preserve"> </w:t>
-            </w:r>
-            <w:r>
-              <w:rPr>
-                <w:sz w:val="16"/>
-              </w:rPr>
-              <w:t xml:space="preserve">— 「더 곡 고유하다」도 「대등하다」도 못 적는다. 시드 24판은 23판이 넘는다 (D-0452). 초과분은 전부 진짜 반음계 5칸에서 나온다</w:t>
-            </w:r>
-          </w:p>
-        </w:tc>
-      </w:tr>
-      <w:tr>
-        <w:tc>
-          <w:tcPr>
-            <w:tcW w:type="dxa" w:w="965"/>
-          </w:tcPr>
-          <w:p>
-            <w:pPr>
-              <w:pStyle w:val="Compact"/>
-              <w:spacing w:after="0" w:line="264" w:lineRule="auto"/>
-            </w:pPr>
-            <w:r>
-              <w:rPr>
-                <w:sz w:val="16"/>
-              </w:rPr>
-              <w:t xml:space="preserve">생성</w:t>
-            </w:r>
-          </w:p>
-        </w:tc>
-        <w:tc>
-          <w:tcPr>
-            <w:tcW w:type="dxa" w:w="1419"/>
-          </w:tcPr>
-          <w:p>
-            <w:pPr>
-              <w:pStyle w:val="Compact"/>
-              <w:spacing w:after="0" w:line="264" w:lineRule="auto"/>
-            </w:pPr>
-            <w:r>
-              <w:rPr>
-                <w:sz w:val="16"/>
-              </w:rPr>
-              <w:t xml:space="preserve">M7 치환 상관</w:t>
-            </w:r>
-          </w:p>
-        </w:tc>
-        <w:tc>
-          <w:tcPr>
-            <w:tcW w:type="dxa" w:w="6689"/>
-          </w:tcPr>
-          <w:p>
-            <w:pPr>
-              <w:pStyle w:val="Compact"/>
-              <w:spacing w:after="0" w:line="264" w:lineRule="auto"/>
-            </w:pPr>
-            <w:r>
-              <w:rPr>
-                <w:sz w:val="16"/>
-              </w:rPr>
-              <w:t xml:space="preserve">반음계 칸이 짝 온음계 칸을 대체하는가 (O-33 · D-0090).</w:t>
+              <w:t xml:space="preserve">사전 등록 문턱 2.0을 둘 다 못 넘는다.</w:t>
             </w:r>
             <w:r>
               <w:rPr>
@@ -50987,7 +51561,13 @@
                 <w:bCs/>
                 <w:sz w:val="16"/>
               </w:rPr>
-              <w:t xml:space="preserve">1004곡 전체 +0.2074 (t=7.34) — 오차로 설명되지 않는다</w:t>
+              <w:t xml:space="preserve">까닭이 서로 다르다 (D-0455)</w:t>
+            </w:r>
+            <w:r>
+              <w:rPr>
+                <w:sz w:val="16"/>
+              </w:rPr>
+              <w:t xml:space="preserve">:</w:t>
             </w:r>
             <w:r>
               <w:rPr>
@@ -50997,9 +51577,16 @@
             </w:r>
             <w:r>
               <w:rPr>
-                <w:sz w:val="16"/>
-              </w:rPr>
-              <w:t xml:space="preserve">(D-0327). 양수이므로</w:t>
+                <w:rStyle w:val="VerbatimChar"/>
+                <w:sz w:val="16"/>
+              </w:rPr>
+              <w:t xml:space="preserve">other</w:t>
+            </w:r>
+            <w:r>
+              <w:rPr>
+                <w:sz w:val="16"/>
+              </w:rPr>
+              <w:t xml:space="preserve">는 시드 24판이 23판 통과에 48판 전부 양수라</w:t>
             </w:r>
             <w:r>
               <w:rPr>
@@ -51013,13 +51600,32 @@
                 <w:bCs/>
                 <w:sz w:val="16"/>
               </w:rPr>
-              <w:t xml:space="preserve">첨가</w:t>
-            </w:r>
-            <w:r>
-              <w:rPr>
-                <w:sz w:val="16"/>
-              </w:rPr>
-              <w:t xml:space="preserve">이며, 그 첨가를 만드는 것은 차용이 아니라</w:t>
+              <w:t xml:space="preserve">분해능 문제</w:t>
+            </w:r>
+            <w:r>
+              <w:rPr>
+                <w:sz w:val="16"/>
+              </w:rPr>
+              <w:t xml:space="preserve">이고,</w:t>
+            </w:r>
+            <w:r>
+              <w:rPr>
+                <w:sz w:val="16"/>
+              </w:rPr>
+              <w:t xml:space="preserve"> </w:t>
+            </w:r>
+            <w:r>
+              <w:rPr>
+                <w:rStyle w:val="VerbatimChar"/>
+                <w:sz w:val="16"/>
+              </w:rPr>
+              <w:t xml:space="preserve">mix</w:t>
+            </w:r>
+            <w:r>
+              <w:rPr>
+                <w:sz w:val="16"/>
+              </w:rPr>
+              <w:t xml:space="preserve">는 쌍 1600에서도</w:t>
             </w:r>
             <w:r>
               <w:rPr>
@@ -51033,66 +51639,13 @@
                 <w:bCs/>
                 <w:sz w:val="16"/>
               </w:rPr>
-              <w:t xml:space="preserve">누설</w:t>
-            </w:r>
-            <w:r>
-              <w:rPr>
-                <w:sz w:val="16"/>
-              </w:rPr>
-              <w:t xml:space="preserve">이다 (M8). 옛 +0.0192는 40곡 산출물로 난 수다 (D-0325)</w:t>
-            </w:r>
-          </w:p>
-        </w:tc>
-      </w:tr>
-      <w:tr>
-        <w:tc>
-          <w:tcPr>
-            <w:tcW w:type="dxa" w:w="965"/>
-          </w:tcPr>
-          <w:p>
-            <w:pPr>
-              <w:pStyle w:val="Compact"/>
-              <w:spacing w:after="0" w:line="264" w:lineRule="auto"/>
-            </w:pPr>
-            <w:r>
-              <w:rPr>
-                <w:sz w:val="16"/>
-              </w:rPr>
-              <w:t xml:space="preserve">생성</w:t>
-            </w:r>
-          </w:p>
-        </w:tc>
-        <w:tc>
-          <w:tcPr>
-            <w:tcW w:type="dxa" w:w="1419"/>
-          </w:tcPr>
-          <w:p>
-            <w:pPr>
-              <w:pStyle w:val="Compact"/>
-              <w:spacing w:after="0" w:line="264" w:lineRule="auto"/>
-            </w:pPr>
-            <w:r>
-              <w:rPr>
-                <w:sz w:val="16"/>
-              </w:rPr>
-              <w:t xml:space="preserve">M8 뭉침 대비</w:t>
-            </w:r>
-          </w:p>
-        </w:tc>
-        <w:tc>
-          <w:tcPr>
-            <w:tcW w:type="dxa" w:w="6689"/>
-          </w:tcPr>
-          <w:p>
-            <w:pPr>
-              <w:pStyle w:val="Compact"/>
-              <w:spacing w:after="0" w:line="264" w:lineRule="auto"/>
-            </w:pPr>
-            <w:r>
-              <w:rPr>
-                <w:sz w:val="16"/>
-              </w:rPr>
-              <w:t xml:space="preserve">♭3·♭6·♭7이 한 곡에서 같이 오르는가 (O-35 · D-0093).</w:t>
+              <w:t xml:space="preserve">0/24</w:t>
+            </w:r>
+            <w:r>
+              <w:rPr>
+                <w:sz w:val="16"/>
+              </w:rPr>
+              <w:t xml:space="preserve">에 양수 11/24라</w:t>
             </w:r>
             <w:r>
               <w:rPr>
@@ -51106,7 +51659,7 @@
                 <w:bCs/>
                 <w:sz w:val="16"/>
               </w:rPr>
-              <w:t xml:space="preserve">1004곡 정본 사전에서 -0.0066 ±0.0303 (t=-0.22) — 기각이다</w:t>
+              <w:t xml:space="preserve">효과가 없다 — 「덜하거나 같다」가 답이다.</w:t>
             </w:r>
             <w:r>
               <w:rPr>
@@ -51118,7 +51671,60 @@
               <w:rPr>
                 <w:sz w:val="16"/>
               </w:rPr>
-              <w:t xml:space="preserve">(D-0327). D-0091이 미리 박은 눈금에서 누설만이 -0.032~-0.002, 차용은 +0.787 이상이다. 실측은</w:t>
+              <w:t xml:space="preserve">초과분은 전부 진짜 반음계 5칸에서 나온다</w:t>
+            </w:r>
+          </w:p>
+        </w:tc>
+      </w:tr>
+      <w:tr>
+        <w:tc>
+          <w:tcPr>
+            <w:tcW w:type="dxa" w:w="946"/>
+          </w:tcPr>
+          <w:p>
+            <w:pPr>
+              <w:pStyle w:val="Compact"/>
+              <w:spacing w:after="0" w:line="264" w:lineRule="auto"/>
+            </w:pPr>
+            <w:r>
+              <w:rPr>
+                <w:sz w:val="16"/>
+              </w:rPr>
+              <w:t xml:space="preserve">생성</w:t>
+            </w:r>
+          </w:p>
+        </w:tc>
+        <w:tc>
+          <w:tcPr>
+            <w:tcW w:type="dxa" w:w="1370"/>
+          </w:tcPr>
+          <w:p>
+            <w:pPr>
+              <w:pStyle w:val="Compact"/>
+              <w:spacing w:after="0" w:line="264" w:lineRule="auto"/>
+            </w:pPr>
+            <w:r>
+              <w:rPr>
+                <w:sz w:val="16"/>
+              </w:rPr>
+              <w:t xml:space="preserve">M7 치환 상관</w:t>
+            </w:r>
+          </w:p>
+        </w:tc>
+        <w:tc>
+          <w:tcPr>
+            <w:tcW w:type="dxa" w:w="6756"/>
+          </w:tcPr>
+          <w:p>
+            <w:pPr>
+              <w:pStyle w:val="Compact"/>
+              <w:spacing w:after="0" w:line="264" w:lineRule="auto"/>
+            </w:pPr>
+            <w:r>
+              <w:rPr>
+                <w:sz w:val="16"/>
+              </w:rPr>
+              <w:t xml:space="preserve">반음계 칸이 짝 온음계 칸을 대체하는가 (O-33 · D-0090).</w:t>
             </w:r>
             <w:r>
               <w:rPr>
@@ -51132,13 +51738,19 @@
                 <w:bCs/>
                 <w:sz w:val="16"/>
               </w:rPr>
-              <w:t xml:space="preserve">누설 구간 한가운데</w:t>
-            </w:r>
-            <w:r>
-              <w:rPr>
-                <w:sz w:val="16"/>
-              </w:rPr>
-              <w:t xml:space="preserve">이며 차용 구간에서 16시그마 밖이다.</w:t>
+              <w:t xml:space="preserve">1004곡 전체 +0.2074 (t=7.34) — 오차로 설명되지 않는다</w:t>
+            </w:r>
+            <w:r>
+              <w:rPr>
+                <w:sz w:val="16"/>
+              </w:rPr>
+              <w:t xml:space="preserve"> </w:t>
+            </w:r>
+            <w:r>
+              <w:rPr>
+                <w:sz w:val="16"/>
+              </w:rPr>
+              <w:t xml:space="preserve">(D-0327). 양수이므로</w:t>
             </w:r>
             <w:r>
               <w:rPr>
@@ -51152,6 +51764,145 @@
                 <w:bCs/>
                 <w:sz w:val="16"/>
               </w:rPr>
+              <w:t xml:space="preserve">첨가</w:t>
+            </w:r>
+            <w:r>
+              <w:rPr>
+                <w:sz w:val="16"/>
+              </w:rPr>
+              <w:t xml:space="preserve">이며, 그 첨가를 만드는 것은 차용이 아니라</w:t>
+            </w:r>
+            <w:r>
+              <w:rPr>
+                <w:sz w:val="16"/>
+              </w:rPr>
+              <w:t xml:space="preserve"> </w:t>
+            </w:r>
+            <w:r>
+              <w:rPr>
+                <w:b/>
+                <w:bCs/>
+                <w:sz w:val="16"/>
+              </w:rPr>
+              <w:t xml:space="preserve">누설</w:t>
+            </w:r>
+            <w:r>
+              <w:rPr>
+                <w:sz w:val="16"/>
+              </w:rPr>
+              <w:t xml:space="preserve">이다 (M8). 옛 +0.0192는 40곡 산출물로 난 수다 (D-0325)</w:t>
+            </w:r>
+          </w:p>
+        </w:tc>
+      </w:tr>
+      <w:tr>
+        <w:tc>
+          <w:tcPr>
+            <w:tcW w:type="dxa" w:w="946"/>
+          </w:tcPr>
+          <w:p>
+            <w:pPr>
+              <w:pStyle w:val="Compact"/>
+              <w:spacing w:after="0" w:line="264" w:lineRule="auto"/>
+            </w:pPr>
+            <w:r>
+              <w:rPr>
+                <w:sz w:val="16"/>
+              </w:rPr>
+              <w:t xml:space="preserve">생성</w:t>
+            </w:r>
+          </w:p>
+        </w:tc>
+        <w:tc>
+          <w:tcPr>
+            <w:tcW w:type="dxa" w:w="1370"/>
+          </w:tcPr>
+          <w:p>
+            <w:pPr>
+              <w:pStyle w:val="Compact"/>
+              <w:spacing w:after="0" w:line="264" w:lineRule="auto"/>
+            </w:pPr>
+            <w:r>
+              <w:rPr>
+                <w:sz w:val="16"/>
+              </w:rPr>
+              <w:t xml:space="preserve">M8 뭉침 대비</w:t>
+            </w:r>
+          </w:p>
+        </w:tc>
+        <w:tc>
+          <w:tcPr>
+            <w:tcW w:type="dxa" w:w="6756"/>
+          </w:tcPr>
+          <w:p>
+            <w:pPr>
+              <w:pStyle w:val="Compact"/>
+              <w:spacing w:after="0" w:line="264" w:lineRule="auto"/>
+            </w:pPr>
+            <w:r>
+              <w:rPr>
+                <w:sz w:val="16"/>
+              </w:rPr>
+              <w:t xml:space="preserve">♭3·♭6·♭7이 한 곡에서 같이 오르는가 (O-35 · D-0093).</w:t>
+            </w:r>
+            <w:r>
+              <w:rPr>
+                <w:sz w:val="16"/>
+              </w:rPr>
+              <w:t xml:space="preserve"> </w:t>
+            </w:r>
+            <w:r>
+              <w:rPr>
+                <w:b/>
+                <w:bCs/>
+                <w:sz w:val="16"/>
+              </w:rPr>
+              <w:t xml:space="preserve">1004곡 정본 사전에서 -0.0066 ±0.0303 (t=-0.22) — 기각이다</w:t>
+            </w:r>
+            <w:r>
+              <w:rPr>
+                <w:sz w:val="16"/>
+              </w:rPr>
+              <w:t xml:space="preserve"> </w:t>
+            </w:r>
+            <w:r>
+              <w:rPr>
+                <w:sz w:val="16"/>
+              </w:rPr>
+              <w:t xml:space="preserve">(D-0327). D-0091이 미리 박은 눈금에서 누설만이 -0.032~-0.002, 차용은 +0.787 이상이다. 실측은</w:t>
+            </w:r>
+            <w:r>
+              <w:rPr>
+                <w:sz w:val="16"/>
+              </w:rPr>
+              <w:t xml:space="preserve"> </w:t>
+            </w:r>
+            <w:r>
+              <w:rPr>
+                <w:b/>
+                <w:bCs/>
+                <w:sz w:val="16"/>
+              </w:rPr>
+              <w:t xml:space="preserve">누설 구간 한가운데</w:t>
+            </w:r>
+            <w:r>
+              <w:rPr>
+                <w:sz w:val="16"/>
+              </w:rPr>
+              <w:t xml:space="preserve">이며 차용 구간에서 16시그마 밖이다.</w:t>
+            </w:r>
+            <w:r>
+              <w:rPr>
+                <w:sz w:val="16"/>
+              </w:rPr>
+              <w:t xml:space="preserve"> </w:t>
+            </w:r>
+            <w:r>
+              <w:rPr>
+                <w:b/>
+                <w:bCs/>
+                <w:sz w:val="16"/>
+              </w:rPr>
               <w:t xml:space="preserve">단조 차용의 증거가 없다 — 누설이다.</w:t>
             </w:r>
             <w:r>
@@ -51172,7 +51923,7 @@
       <w:tr>
         <w:tc>
           <w:tcPr>
-            <w:tcW w:type="dxa" w:w="965"/>
+            <w:tcW w:type="dxa" w:w="946"/>
           </w:tcPr>
           <w:p>
             <w:pPr>
@@ -51189,7 +51940,7 @@
         </w:tc>
         <w:tc>
           <w:tcPr>
-            <w:tcW w:type="dxa" w:w="1419"/>
+            <w:tcW w:type="dxa" w:w="1370"/>
           </w:tcPr>
           <w:p>
             <w:pPr>
@@ -51206,7 +51957,7 @@
         </w:tc>
         <w:tc>
           <w:tcPr>
-            <w:tcW w:type="dxa" w:w="6689"/>
+            <w:tcW w:type="dxa" w:w="6756"/>
           </w:tcPr>
           <w:p>
             <w:pPr>
@@ -51310,7 +52061,7 @@
       <w:tr>
         <w:tc>
           <w:tcPr>
-            <w:tcW w:type="dxa" w:w="965"/>
+            <w:tcW w:type="dxa" w:w="946"/>
           </w:tcPr>
           <w:p>
             <w:pPr>
@@ -51327,7 +52078,7 @@
         </w:tc>
         <w:tc>
           <w:tcPr>
-            <w:tcW w:type="dxa" w:w="1419"/>
+            <w:tcW w:type="dxa" w:w="1370"/>
           </w:tcPr>
           <w:p>
             <w:pPr>
@@ -51344,7 +52095,7 @@
         </w:tc>
         <w:tc>
           <w:tcPr>
-            <w:tcW w:type="dxa" w:w="6689"/>
+            <w:tcW w:type="dxa" w:w="6756"/>
           </w:tcPr>
           <w:p>
             <w:pPr>
@@ -51485,7 +52236,7 @@
       <w:tr>
         <w:tc>
           <w:tcPr>
-            <w:tcW w:type="dxa" w:w="965"/>
+            <w:tcW w:type="dxa" w:w="946"/>
           </w:tcPr>
           <w:p>
             <w:pPr>
@@ -51502,7 +52253,7 @@
         </w:tc>
         <w:tc>
           <w:tcPr>
-            <w:tcW w:type="dxa" w:w="1419"/>
+            <w:tcW w:type="dxa" w:w="1370"/>
           </w:tcPr>
           <w:p>
             <w:pPr>
@@ -51519,7 +52270,7 @@
         </w:tc>
         <w:tc>
           <w:tcPr>
-            <w:tcW w:type="dxa" w:w="6689"/>
+            <w:tcW w:type="dxa" w:w="6756"/>
           </w:tcPr>
           <w:p>
             <w:pPr>
@@ -51578,7 +52329,7 @@
       <w:tr>
         <w:tc>
           <w:tcPr>
-            <w:tcW w:type="dxa" w:w="965"/>
+            <w:tcW w:type="dxa" w:w="946"/>
           </w:tcPr>
           <w:p>
             <w:pPr>
@@ -51595,7 +52346,7 @@
         </w:tc>
         <w:tc>
           <w:tcPr>
-            <w:tcW w:type="dxa" w:w="1419"/>
+            <w:tcW w:type="dxa" w:w="1370"/>
           </w:tcPr>
           <w:p>
             <w:pPr>
@@ -51612,7 +52363,7 @@
         </w:tc>
         <w:tc>
           <w:tcPr>
-            <w:tcW w:type="dxa" w:w="6689"/>
+            <w:tcW w:type="dxa" w:w="6756"/>
           </w:tcPr>
           <w:p>
             <w:pPr>
@@ -51631,7 +52382,7 @@
       <w:tr>
         <w:tc>
           <w:tcPr>
-            <w:tcW w:type="dxa" w:w="965"/>
+            <w:tcW w:type="dxa" w:w="946"/>
           </w:tcPr>
           <w:p>
             <w:pPr>
@@ -51648,7 +52399,7 @@
         </w:tc>
         <w:tc>
           <w:tcPr>
-            <w:tcW w:type="dxa" w:w="1419"/>
+            <w:tcW w:type="dxa" w:w="1370"/>
           </w:tcPr>
           <w:p>
             <w:pPr>
@@ -51665,7 +52416,7 @@
         </w:tc>
         <w:tc>
           <w:tcPr>
-            <w:tcW w:type="dxa" w:w="6689"/>
+            <w:tcW w:type="dxa" w:w="6756"/>
           </w:tcPr>
           <w:p>
             <w:pPr>
@@ -51684,7 +52435,7 @@
       <w:tr>
         <w:tc>
           <w:tcPr>
-            <w:tcW w:type="dxa" w:w="965"/>
+            <w:tcW w:type="dxa" w:w="946"/>
           </w:tcPr>
           <w:p>
             <w:pPr>
@@ -51701,7 +52452,7 @@
         </w:tc>
         <w:tc>
           <w:tcPr>
-            <w:tcW w:type="dxa" w:w="1419"/>
+            <w:tcW w:type="dxa" w:w="1370"/>
           </w:tcPr>
           <w:p>
             <w:pPr>
@@ -51718,7 +52469,7 @@
         </w:tc>
         <w:tc>
           <w:tcPr>
-            <w:tcW w:type="dxa" w:w="6689"/>
+            <w:tcW w:type="dxa" w:w="6756"/>
           </w:tcPr>
           <w:p>
             <w:pPr>
@@ -51737,7 +52488,7 @@
       <w:tr>
         <w:tc>
           <w:tcPr>
-            <w:tcW w:type="dxa" w:w="965"/>
+            <w:tcW w:type="dxa" w:w="946"/>
           </w:tcPr>
           <w:p>
             <w:pPr>
@@ -51754,7 +52505,7 @@
         </w:tc>
         <w:tc>
           <w:tcPr>
-            <w:tcW w:type="dxa" w:w="1419"/>
+            <w:tcW w:type="dxa" w:w="1370"/>
           </w:tcPr>
           <w:p>
             <w:pPr>
@@ -51771,7 +52522,7 @@
         </w:tc>
         <w:tc>
           <w:tcPr>
-            <w:tcW w:type="dxa" w:w="6689"/>
+            <w:tcW w:type="dxa" w:w="6756"/>
           </w:tcPr>
           <w:p>
             <w:pPr>
@@ -51790,7 +52541,7 @@
       <w:tr>
         <w:tc>
           <w:tcPr>
-            <w:tcW w:type="dxa" w:w="965"/>
+            <w:tcW w:type="dxa" w:w="946"/>
           </w:tcPr>
           <w:p>
             <w:pPr>
@@ -51807,7 +52558,7 @@
         </w:tc>
         <w:tc>
           <w:tcPr>
-            <w:tcW w:type="dxa" w:w="1419"/>
+            <w:tcW w:type="dxa" w:w="1370"/>
           </w:tcPr>
           <w:p>
             <w:pPr>
@@ -51824,7 +52575,7 @@
         </w:tc>
         <w:tc>
           <w:tcPr>
-            <w:tcW w:type="dxa" w:w="6689"/>
+            <w:tcW w:type="dxa" w:w="6756"/>
           </w:tcPr>
           <w:p>
             <w:pPr>
@@ -51843,7 +52594,7 @@
       <w:tr>
         <w:tc>
           <w:tcPr>
-            <w:tcW w:type="dxa" w:w="965"/>
+            <w:tcW w:type="dxa" w:w="946"/>
           </w:tcPr>
           <w:p>
             <w:pPr>
@@ -51860,7 +52611,7 @@
         </w:tc>
         <w:tc>
           <w:tcPr>
-            <w:tcW w:type="dxa" w:w="1419"/>
+            <w:tcW w:type="dxa" w:w="1370"/>
           </w:tcPr>
           <w:p>
             <w:pPr>
@@ -51877,7 +52628,7 @@
         </w:tc>
         <w:tc>
           <w:tcPr>
-            <w:tcW w:type="dxa" w:w="6689"/>
+            <w:tcW w:type="dxa" w:w="6756"/>
           </w:tcPr>
           <w:p>
             <w:pPr>
@@ -51922,7 +52673,7 @@
       <w:tr>
         <w:tc>
           <w:tcPr>
-            <w:tcW w:type="dxa" w:w="965"/>
+            <w:tcW w:type="dxa" w:w="946"/>
           </w:tcPr>
           <w:p>
             <w:pPr>
@@ -51939,7 +52690,7 @@
         </w:tc>
         <w:tc>
           <w:tcPr>
-            <w:tcW w:type="dxa" w:w="1419"/>
+            <w:tcW w:type="dxa" w:w="1370"/>
           </w:tcPr>
           <w:p>
             <w:pPr>
@@ -51956,7 +52707,7 @@
         </w:tc>
         <w:tc>
           <w:tcPr>
-            <w:tcW w:type="dxa" w:w="6689"/>
+            <w:tcW w:type="dxa" w:w="6756"/>
           </w:tcPr>
           <w:p>
             <w:pPr>

--- a/site/proposal.docx
+++ b/site/proposal.docx
@@ -89,7 +89,7 @@
           <w:color w:val="555555"/>
           <w:sz w:val="21"/>
         </w:rPr>
-        <w:t xml:space="preserve">1인 풀스택 · </w:t>
+        <w:t xml:space="preserve">1인 + AI 협업 풀스택 · </w:t>
       </w:r>
       <w:r>
         <w:rPr>
@@ -124,7 +124,7 @@
           <w:color w:val="888888"/>
           <w:sz w:val="17"/>
         </w:rPr>
-        <w:t>정본 93ca322f070b · docs/MASTER.md Part I ~ III</w:t>
+        <w:t>정본 33de478646b7 · docs/MASTER.md Part I ~ III</w:t>
       </w:r>
     </w:p>
     <w:p>
@@ -795,8 +795,8 @@
         <w:tblLook w:firstRow="1" w:lastRow="0" w:firstColumn="0" w:lastColumn="0" w:noHBand="0" w:noVBand="0" w:val="0020"/>
       </w:tblPr>
       <w:tblGrid>
-        <w:gridCol w:w="1458"/>
-        <w:gridCol w:w="7613"/>
+        <w:gridCol w:w="1284"/>
+        <w:gridCol w:w="7787"/>
       </w:tblGrid>
       <w:tr>
         <w:trPr>
@@ -804,7 +804,7 @@
         </w:trPr>
         <w:tc>
           <w:tcPr>
-            <w:tcW w:type="dxa" w:w="1459"/>
+            <w:tcW w:type="dxa" w:w="1285"/>
             <w:shd w:val="clear" w:color="auto" w:fill="E8EEF5"/>
           </w:tcPr>
           <w:p>
@@ -824,7 +824,7 @@
         </w:tc>
         <w:tc>
           <w:tcPr>
-            <w:tcW w:type="dxa" w:w="7613"/>
+            <w:tcW w:type="dxa" w:w="7787"/>
             <w:shd w:val="clear" w:color="auto" w:fill="E8EEF5"/>
           </w:tcPr>
           <w:p>
@@ -846,7 +846,7 @@
       <w:tr>
         <w:tc>
           <w:tcPr>
-            <w:tcW w:type="dxa" w:w="1459"/>
+            <w:tcW w:type="dxa" w:w="1285"/>
           </w:tcPr>
           <w:p>
             <w:pPr>
@@ -865,7 +865,7 @@
         </w:tc>
         <w:tc>
           <w:tcPr>
-            <w:tcW w:type="dxa" w:w="7613"/>
+            <w:tcW w:type="dxa" w:w="7787"/>
           </w:tcPr>
           <w:p>
             <w:pPr>
@@ -886,7 +886,7 @@
       <w:tr>
         <w:tc>
           <w:tcPr>
-            <w:tcW w:type="dxa" w:w="1459"/>
+            <w:tcW w:type="dxa" w:w="1285"/>
           </w:tcPr>
           <w:p>
             <w:pPr>
@@ -905,37 +905,103 @@
         </w:tc>
         <w:tc>
           <w:tcPr>
-            <w:tcW w:type="dxa" w:w="7613"/>
-          </w:tcPr>
-          <w:p>
-            <w:pPr>
-              <w:pStyle w:val="Compact"/>
-              <w:spacing w:after="0" w:line="264" w:lineRule="auto"/>
-            </w:pPr>
-            <w:r>
-              <w:rPr>
-                <w:sz w:val="16"/>
-              </w:rPr>
-              <w:t xml:space="preserve">1인 풀스택 (기획·설계·구현·배포·평가 전 과정)</w:t>
-            </w:r>
-            <w:r>
-              <w:rPr>
-                <w:sz w:val="16"/>
-              </w:rPr>
-              <w:t xml:space="preserve">기간: 2026-08 착수 · 장기 과제 (병행 과제 고려)</w:t>
-            </w:r>
-            <w:r>
-              <w:rPr>
-                <w:sz w:val="16"/>
-              </w:rPr>
-              <w:t xml:space="preserve">예산: 개인 부담. GPU 인스턴스 상시 운영 제외, 보유 장비(GTX 1660Ti 6GB)로 분석까지.</w:t>
-            </w:r>
+            <w:tcW w:type="dxa" w:w="7787"/>
+          </w:tcPr>
+          <w:p>
+            <w:pPr>
+              <w:pStyle w:val="Compact"/>
+              <w:spacing w:after="0" w:line="264" w:lineRule="auto"/>
+            </w:pPr>
             <w:r>
               <w:rPr>
                 <w:b/>
                 <w:bCs/>
                 <w:sz w:val="16"/>
               </w:rPr>
+              <w:t xml:space="preserve">1인 + AI 협업 풀스택</w:t>
+            </w:r>
+            <w:r>
+              <w:rPr>
+                <w:sz w:val="16"/>
+              </w:rPr>
+              <w:t xml:space="preserve"> </w:t>
+            </w:r>
+            <w:r>
+              <w:rPr>
+                <w:sz w:val="16"/>
+              </w:rPr>
+              <w:t xml:space="preserve">(기획·설계·구현·배포·평가 전 과정)</w:t>
+            </w:r>
+            <w:r>
+              <w:rPr>
+                <w:sz w:val="16"/>
+              </w:rPr>
+              <w:t xml:space="preserve">의사결정·구현·검증을 AI와 협업하되</w:t>
+            </w:r>
+            <w:r>
+              <w:rPr>
+                <w:sz w:val="16"/>
+              </w:rPr>
+              <w:t xml:space="preserve"> </w:t>
+            </w:r>
+            <w:r>
+              <w:rPr>
+                <w:b/>
+                <w:bCs/>
+                <w:sz w:val="16"/>
+              </w:rPr>
+              <w:t xml:space="preserve">모든 판단은 근거와 함께 기록으로 남긴다</w:t>
+            </w:r>
+            <w:r>
+              <w:rPr>
+                <w:sz w:val="16"/>
+              </w:rPr>
+              <w:t xml:space="preserve"> </w:t>
+            </w:r>
+            <w:r>
+              <w:rPr>
+                <w:sz w:val="16"/>
+              </w:rPr>
+              <w:t xml:space="preserve">—</w:t>
+            </w:r>
+            <w:r>
+              <w:rPr>
+                <w:sz w:val="16"/>
+              </w:rPr>
+              <w:t xml:space="preserve"> </w:t>
+            </w:r>
+            <w:r>
+              <w:rPr>
+                <w:b/>
+                <w:bCs/>
+                <w:sz w:val="16"/>
+              </w:rPr>
+              <w:t xml:space="preserve">감사 추적 457건</w:t>
+            </w:r>
+            <w:r>
+              <w:rPr>
+                <w:sz w:val="16"/>
+              </w:rPr>
+              <w:t xml:space="preserve">이 저장소에 있다 (D-0457)</w:t>
+            </w:r>
+            <w:r>
+              <w:rPr>
+                <w:sz w:val="16"/>
+              </w:rPr>
+              <w:t xml:space="preserve">기간: 2026-08 착수 · 장기 과제 (병행 과제 고려)</w:t>
+            </w:r>
+            <w:r>
+              <w:rPr>
+                <w:sz w:val="16"/>
+              </w:rPr>
+              <w:t xml:space="preserve">예산: 개인 부담. GPU 인스턴스 상시 운영 제외, 보유 장비(GTX 1660Ti 6GB)로 분석까지.</w:t>
+            </w:r>
+            <w:r>
+              <w:rPr>
+                <w:b/>
+                <w:bCs/>
+                <w:sz w:val="16"/>
+              </w:rPr>
               <w:t xml:space="preserve">생성 엔진은 VRAM 16GB 이상 장비에서 돈다</w:t>
             </w:r>
             <w:r>
@@ -956,7 +1022,7 @@
       <w:tr>
         <w:tc>
           <w:tcPr>
-            <w:tcW w:type="dxa" w:w="1459"/>
+            <w:tcW w:type="dxa" w:w="1285"/>
           </w:tcPr>
           <w:p>
             <w:pPr>
@@ -975,18 +1041,44 @@
         </w:tc>
         <w:tc>
           <w:tcPr>
-            <w:tcW w:type="dxa" w:w="7613"/>
-          </w:tcPr>
-          <w:p>
-            <w:pPr>
-              <w:pStyle w:val="Compact"/>
-              <w:spacing w:after="0" w:line="264" w:lineRule="auto"/>
-            </w:pPr>
-            <w:r>
-              <w:rPr>
-                <w:sz w:val="16"/>
-              </w:rPr>
-              <w:t xml:space="preserve">오창준 — 전 영역 단독 수행</w:t>
+            <w:tcW w:type="dxa" w:w="7787"/>
+          </w:tcPr>
+          <w:p>
+            <w:pPr>
+              <w:pStyle w:val="Compact"/>
+              <w:spacing w:after="0" w:line="264" w:lineRule="auto"/>
+            </w:pPr>
+            <w:r>
+              <w:rPr>
+                <w:sz w:val="16"/>
+              </w:rPr>
+              <w:t xml:space="preserve">오창준 —</w:t>
+            </w:r>
+            <w:r>
+              <w:rPr>
+                <w:sz w:val="16"/>
+              </w:rPr>
+              <w:t xml:space="preserve"> </w:t>
+            </w:r>
+            <w:r>
+              <w:rPr>
+                <w:b/>
+                <w:bCs/>
+                <w:sz w:val="16"/>
+              </w:rPr>
+              <w:t xml:space="preserve">전 영역 책임.</w:t>
+            </w:r>
+            <w:r>
+              <w:rPr>
+                <w:sz w:val="16"/>
+              </w:rPr>
+              <w:t xml:space="preserve"> </w:t>
+            </w:r>
+            <w:r>
+              <w:rPr>
+                <w:sz w:val="16"/>
+              </w:rPr>
+              <w:t xml:space="preserve">설계 판단 · 측정 설계 · 최종 결정</w:t>
             </w:r>
           </w:p>
         </w:tc>
@@ -2448,13 +2540,68 @@
           <w:b/>
           <w:bCs/>
         </w:rPr>
-        <w:t xml:space="preserve">[1인 풀스택 역량의 통합 증명]</w:t>
+        <w:t xml:space="preserve">[1인 + AI 협업 풀스택 역량의 통합 증명]</w:t>
       </w:r>
       <w:r>
         <w:t xml:space="preserve"> </w:t>
       </w:r>
       <w:r>
         <w:t xml:space="preserve">- 오디오 신호처리·심층학습·백엔드·데스크톱 앱·인프라·CI를 하나의 시스템에서 통합 운용한 이력을 남긴다. 개별 기술 나열이 아니라 상호 의존하는 시스템으로 증명한다.</w:t>
+      </w:r>
+      <w:r>
+        <w:t xml:space="preserve"> </w:t>
+      </w:r>
+      <w:r>
+        <w:t xml:space="preserve">-</w:t>
+      </w:r>
+      <w:r>
+        <w:t xml:space="preserve"> </w:t>
+      </w:r>
+      <w:r>
+        <w:rPr>
+          <w:b/>
+          <w:bCs/>
+        </w:rPr>
+        <w:t xml:space="preserve">협업 자체가 결과물이다</w:t>
+      </w:r>
+      <w:r>
+        <w:t xml:space="preserve"> </w:t>
+      </w:r>
+      <w:r>
+        <w:t xml:space="preserve">— 무엇을 왜 정했는지, 무엇이 틀려서 되돌렸는지가</w:t>
+      </w:r>
+      <w:r>
+        <w:t xml:space="preserve"> </w:t>
+      </w:r>
+      <w:r>
+        <w:t xml:space="preserve">전부 결정 기록에 남아 있다.</w:t>
+      </w:r>
+      <w:r>
+        <w:t xml:space="preserve"> </w:t>
+      </w:r>
+      <w:r>
+        <w:rPr>
+          <w:b/>
+          <w:bCs/>
+        </w:rPr>
+        <w:t xml:space="preserve">AI가 낸 수를 그대로 싣지 않고 재서 싣는</w:t>
+      </w:r>
+      <w:r>
+        <w:rPr>
+          <w:b/>
+          <w:bCs/>
+        </w:rPr>
+        <w:t xml:space="preserve"> </w:t>
+      </w:r>
+      <w:r>
+        <w:rPr>
+          <w:b/>
+          <w:bCs/>
+        </w:rPr>
+        <w:t xml:space="preserve">규율</w:t>
+      </w:r>
+      <w:r>
+        <w:t xml:space="preserve">(GR-0.5 · GR-0.7)이 그 기록으로 검증된다.</w:t>
       </w:r>
     </w:p>
     <w:bookmarkEnd w:id="16"/>
@@ -8575,9 +8722,9 @@
         <w:tblLook w:firstRow="1" w:lastRow="0" w:firstColumn="0" w:lastColumn="0" w:noHBand="0" w:noVBand="0" w:val="0020"/>
       </w:tblPr>
       <w:tblGrid>
-        <w:gridCol w:w="526"/>
-        <w:gridCol w:w="4196"/>
-        <w:gridCol w:w="4348"/>
+        <w:gridCol w:w="524"/>
+        <w:gridCol w:w="4083"/>
+        <w:gridCol w:w="4463"/>
       </w:tblGrid>
       <w:tr>
         <w:trPr>
@@ -8585,7 +8732,7 @@
         </w:trPr>
         <w:tc>
           <w:tcPr>
-            <w:tcW w:type="dxa" w:w="527"/>
+            <w:tcW w:type="dxa" w:w="524"/>
             <w:shd w:val="clear" w:color="auto" w:fill="E8EEF5"/>
           </w:tcPr>
           <w:p>
@@ -8597,7 +8744,7 @@
         </w:tc>
         <w:tc>
           <w:tcPr>
-            <w:tcW w:type="dxa" w:w="4197"/>
+            <w:tcW w:type="dxa" w:w="4084"/>
             <w:shd w:val="clear" w:color="auto" w:fill="E8EEF5"/>
           </w:tcPr>
           <w:p>
@@ -8617,7 +8764,7 @@
         </w:tc>
         <w:tc>
           <w:tcPr>
-            <w:tcW w:type="dxa" w:w="4348"/>
+            <w:tcW w:type="dxa" w:w="4464"/>
             <w:shd w:val="clear" w:color="auto" w:fill="E8EEF5"/>
           </w:tcPr>
           <w:p>
@@ -8639,7 +8786,7 @@
       <w:tr>
         <w:tc>
           <w:tcPr>
-            <w:tcW w:type="dxa" w:w="527"/>
+            <w:tcW w:type="dxa" w:w="524"/>
           </w:tcPr>
           <w:p>
             <w:pPr>
@@ -8658,7 +8805,7 @@
         </w:tc>
         <w:tc>
           <w:tcPr>
-            <w:tcW w:type="dxa" w:w="4197"/>
+            <w:tcW w:type="dxa" w:w="4084"/>
           </w:tcPr>
           <w:p>
             <w:pPr>
@@ -8707,7 +8854,7 @@
         </w:tc>
         <w:tc>
           <w:tcPr>
-            <w:tcW w:type="dxa" w:w="4348"/>
+            <w:tcW w:type="dxa" w:w="4464"/>
           </w:tcPr>
           <w:p>
             <w:pPr>
@@ -8726,13 +8873,7 @@
               <w:rPr>
                 <w:sz w:val="16"/>
               </w:rPr>
-              <w:t xml:space="preserve">· 1인 개발, 전 영역 단독 수행</w:t>
-            </w:r>
-            <w:r>
-              <w:rPr>
-                <w:sz w:val="16"/>
-              </w:rPr>
-              <w:t xml:space="preserve">·</w:t>
+              <w:t xml:space="preserve">· 1인 개발 — 사람 리뷰어가 없다. AI 협업이 일손은 메우나</w:t>
             </w:r>
             <w:r>
               <w:rPr>
@@ -8746,6 +8887,26 @@
                 <w:bCs/>
                 <w:sz w:val="16"/>
               </w:rPr>
+              <w:t xml:space="preserve">같은 눈의 편향은 못 메운다</w:t>
+            </w:r>
+            <w:r>
+              <w:rPr>
+                <w:sz w:val="16"/>
+              </w:rPr>
+              <w:t xml:space="preserve">·</w:t>
+            </w:r>
+            <w:r>
+              <w:rPr>
+                <w:sz w:val="16"/>
+              </w:rPr>
+              <w:t xml:space="preserve"> </w:t>
+            </w:r>
+            <w:r>
+              <w:rPr>
+                <w:b/>
+                <w:bCs/>
+                <w:sz w:val="16"/>
+              </w:rPr>
               <w:t xml:space="preserve">VRAM 명목 6GB / 가용 4.8GB — 대형 생성 모델 학습 불가. 추론도 실측으로 떨어졌다 (D-0218)</w:t>
             </w:r>
             <w:r>
@@ -8772,7 +8933,7 @@
       <w:tr>
         <w:tc>
           <w:tcPr>
-            <w:tcW w:type="dxa" w:w="527"/>
+            <w:tcW w:type="dxa" w:w="524"/>
           </w:tcPr>
           <w:p>
             <w:pPr>
@@ -8791,7 +8952,7 @@
         </w:tc>
         <w:tc>
           <w:tcPr>
-            <w:tcW w:type="dxa" w:w="4197"/>
+            <w:tcW w:type="dxa" w:w="4084"/>
           </w:tcPr>
           <w:p>
             <w:pPr>
@@ -8854,7 +9015,7 @@
         </w:tc>
         <w:tc>
           <w:tcPr>
-            <w:tcW w:type="dxa" w:w="4348"/>
+            <w:tcW w:type="dxa" w:w="4464"/>
           </w:tcPr>
           <w:p>
             <w:pPr>

--- a/site/proposal.docx
+++ b/site/proposal.docx
@@ -124,7 +124,7 @@
           <w:color w:val="888888"/>
           <w:sz w:val="17"/>
         </w:rPr>
-        <w:t>정본 33de478646b7 · docs/MASTER.md Part I ~ III</w:t>
+        <w:t>정본 aaa86ad0922b · docs/MASTER.md Part I ~ III</w:t>
       </w:r>
     </w:p>
     <w:p>
@@ -976,7 +976,7 @@
                 <w:bCs/>
                 <w:sz w:val="16"/>
               </w:rPr>
-              <w:t xml:space="preserve">감사 추적 457건</w:t>
+              <w:t xml:space="preserve">감사 추적 458건</w:t>
             </w:r>
             <w:r>
               <w:rPr>
@@ -28464,9 +28464,9 @@
         <w:tblLook w:firstRow="1" w:lastRow="0" w:firstColumn="0" w:lastColumn="0" w:noHBand="0" w:noVBand="0" w:val="0020"/>
       </w:tblPr>
       <w:tblGrid>
-        <w:gridCol w:w="1250"/>
-        <w:gridCol w:w="971"/>
-        <w:gridCol w:w="6850"/>
+        <w:gridCol w:w="1221"/>
+        <w:gridCol w:w="950"/>
+        <w:gridCol w:w="6900"/>
       </w:tblGrid>
       <w:tr>
         <w:trPr>
@@ -28474,7 +28474,7 @@
         </w:trPr>
         <w:tc>
           <w:tcPr>
-            <w:tcW w:type="dxa" w:w="1250"/>
+            <w:tcW w:type="dxa" w:w="1221"/>
             <w:shd w:val="clear" w:color="auto" w:fill="E8EEF5"/>
           </w:tcPr>
           <w:p>
@@ -28494,7 +28494,7 @@
         </w:tc>
         <w:tc>
           <w:tcPr>
-            <w:tcW w:type="dxa" w:w="971"/>
+            <w:tcW w:type="dxa" w:w="950"/>
             <w:shd w:val="clear" w:color="auto" w:fill="E8EEF5"/>
           </w:tcPr>
           <w:p>
@@ -28514,7 +28514,7 @@
         </w:tc>
         <w:tc>
           <w:tcPr>
-            <w:tcW w:type="dxa" w:w="6850"/>
+            <w:tcW w:type="dxa" w:w="6900"/>
             <w:shd w:val="clear" w:color="auto" w:fill="E8EEF5"/>
           </w:tcPr>
           <w:p>
@@ -28536,7 +28536,7 @@
       <w:tr>
         <w:tc>
           <w:tcPr>
-            <w:tcW w:type="dxa" w:w="1250"/>
+            <w:tcW w:type="dxa" w:w="1221"/>
           </w:tcPr>
           <w:p>
             <w:pPr>
@@ -28553,7 +28553,7 @@
         </w:tc>
         <w:tc>
           <w:tcPr>
-            <w:tcW w:type="dxa" w:w="971"/>
+            <w:tcW w:type="dxa" w:w="950"/>
           </w:tcPr>
           <w:p>
             <w:pPr>
@@ -28570,7 +28570,7 @@
         </w:tc>
         <w:tc>
           <w:tcPr>
-            <w:tcW w:type="dxa" w:w="6850"/>
+            <w:tcW w:type="dxa" w:w="6900"/>
           </w:tcPr>
           <w:p>
             <w:pPr>
@@ -28603,7 +28603,7 @@
       <w:tr>
         <w:tc>
           <w:tcPr>
-            <w:tcW w:type="dxa" w:w="1250"/>
+            <w:tcW w:type="dxa" w:w="1221"/>
           </w:tcPr>
           <w:p>
             <w:pPr>
@@ -28620,7 +28620,7 @@
         </w:tc>
         <w:tc>
           <w:tcPr>
-            <w:tcW w:type="dxa" w:w="971"/>
+            <w:tcW w:type="dxa" w:w="950"/>
           </w:tcPr>
           <w:p>
             <w:pPr>
@@ -28637,7 +28637,7 @@
         </w:tc>
         <w:tc>
           <w:tcPr>
-            <w:tcW w:type="dxa" w:w="6850"/>
+            <w:tcW w:type="dxa" w:w="6900"/>
           </w:tcPr>
           <w:p>
             <w:pPr>
@@ -28656,7 +28656,7 @@
       <w:tr>
         <w:tc>
           <w:tcPr>
-            <w:tcW w:type="dxa" w:w="1250"/>
+            <w:tcW w:type="dxa" w:w="1221"/>
           </w:tcPr>
           <w:p>
             <w:pPr>
@@ -28673,7 +28673,7 @@
         </w:tc>
         <w:tc>
           <w:tcPr>
-            <w:tcW w:type="dxa" w:w="971"/>
+            <w:tcW w:type="dxa" w:w="950"/>
           </w:tcPr>
           <w:p>
             <w:pPr>
@@ -28690,7 +28690,7 @@
         </w:tc>
         <w:tc>
           <w:tcPr>
-            <w:tcW w:type="dxa" w:w="6850"/>
+            <w:tcW w:type="dxa" w:w="6900"/>
           </w:tcPr>
           <w:p>
             <w:pPr>
@@ -28709,7 +28709,7 @@
       <w:tr>
         <w:tc>
           <w:tcPr>
-            <w:tcW w:type="dxa" w:w="1250"/>
+            <w:tcW w:type="dxa" w:w="1221"/>
           </w:tcPr>
           <w:p>
             <w:pPr>
@@ -28726,7 +28726,7 @@
         </w:tc>
         <w:tc>
           <w:tcPr>
-            <w:tcW w:type="dxa" w:w="971"/>
+            <w:tcW w:type="dxa" w:w="950"/>
           </w:tcPr>
           <w:p>
             <w:pPr>
@@ -28743,18 +28743,70 @@
         </w:tc>
         <w:tc>
           <w:tcPr>
-            <w:tcW w:type="dxa" w:w="6850"/>
-          </w:tcPr>
-          <w:p>
-            <w:pPr>
-              <w:pStyle w:val="Compact"/>
-              <w:spacing w:after="0" w:line="264" w:lineRule="auto"/>
-            </w:pPr>
-            <w:r>
-              <w:rPr>
-                <w:sz w:val="16"/>
-              </w:rPr>
-              <w:t xml:space="preserve">1인. 코드 리뷰어 부재. 정적 검사와 테스트로 대체 (D-0385)</w:t>
+            <w:tcW w:type="dxa" w:w="6900"/>
+          </w:tcPr>
+          <w:p>
+            <w:pPr>
+              <w:pStyle w:val="Compact"/>
+              <w:spacing w:after="0" w:line="264" w:lineRule="auto"/>
+            </w:pPr>
+            <w:r>
+              <w:rPr>
+                <w:sz w:val="16"/>
+              </w:rPr>
+              <w:t xml:space="preserve">1인 + AI 협업.</w:t>
+            </w:r>
+            <w:r>
+              <w:rPr>
+                <w:sz w:val="16"/>
+              </w:rPr>
+              <w:t xml:space="preserve"> </w:t>
+            </w:r>
+            <w:r>
+              <w:rPr>
+                <w:b/>
+                <w:bCs/>
+                <w:sz w:val="16"/>
+              </w:rPr>
+              <w:t xml:space="preserve">사람 리뷰어 부재</w:t>
+            </w:r>
+            <w:r>
+              <w:rPr>
+                <w:sz w:val="16"/>
+              </w:rPr>
+              <w:t xml:space="preserve"> </w:t>
+            </w:r>
+            <w:r>
+              <w:rPr>
+                <w:sz w:val="16"/>
+              </w:rPr>
+              <w:t xml:space="preserve">— 정적 검사·테스트·결정 기록이 대체하나</w:t>
+            </w:r>
+            <w:r>
+              <w:rPr>
+                <w:sz w:val="16"/>
+              </w:rPr>
+              <w:t xml:space="preserve"> </w:t>
+            </w:r>
+            <w:r>
+              <w:rPr>
+                <w:b/>
+                <w:bCs/>
+                <w:sz w:val="16"/>
+              </w:rPr>
+              <w:t xml:space="preserve">같은 눈의 편향은 안 메워진다</w:t>
+            </w:r>
+            <w:r>
+              <w:rPr>
+                <w:sz w:val="16"/>
+              </w:rPr>
+              <w:t xml:space="preserve"> </w:t>
+            </w:r>
+            <w:r>
+              <w:rPr>
+                <w:sz w:val="16"/>
+              </w:rPr>
+              <w:t xml:space="preserve">(D-0385 · D-0457 · D-0458)</w:t>
             </w:r>
           </w:p>
         </w:tc>
@@ -28762,7 +28814,7 @@
       <w:tr>
         <w:tc>
           <w:tcPr>
-            <w:tcW w:type="dxa" w:w="1250"/>
+            <w:tcW w:type="dxa" w:w="1221"/>
           </w:tcPr>
           <w:p>
             <w:pPr>
@@ -28779,7 +28831,7 @@
         </w:tc>
         <w:tc>
           <w:tcPr>
-            <w:tcW w:type="dxa" w:w="971"/>
+            <w:tcW w:type="dxa" w:w="950"/>
           </w:tcPr>
           <w:p>
             <w:pPr>
@@ -28796,7 +28848,7 @@
         </w:tc>
         <w:tc>
           <w:tcPr>
-            <w:tcW w:type="dxa" w:w="6850"/>
+            <w:tcW w:type="dxa" w:w="6900"/>
           </w:tcPr>
           <w:p>
             <w:pPr>
@@ -28815,7 +28867,7 @@
       <w:tr>
         <w:tc>
           <w:tcPr>
-            <w:tcW w:type="dxa" w:w="1250"/>
+            <w:tcW w:type="dxa" w:w="1221"/>
           </w:tcPr>
           <w:p>
             <w:pPr>
@@ -28832,7 +28884,7 @@
         </w:tc>
         <w:tc>
           <w:tcPr>
-            <w:tcW w:type="dxa" w:w="971"/>
+            <w:tcW w:type="dxa" w:w="950"/>
           </w:tcPr>
           <w:p>
             <w:pPr>
@@ -28849,7 +28901,7 @@
         </w:tc>
         <w:tc>
           <w:tcPr>
-            <w:tcW w:type="dxa" w:w="6850"/>
+            <w:tcW w:type="dxa" w:w="6900"/>
           </w:tcPr>
           <w:p>
             <w:pPr>
@@ -28888,7 +28940,7 @@
       <w:tr>
         <w:tc>
           <w:tcPr>
-            <w:tcW w:type="dxa" w:w="1250"/>
+            <w:tcW w:type="dxa" w:w="1221"/>
           </w:tcPr>
           <w:p>
             <w:pPr>
@@ -28905,7 +28957,7 @@
         </w:tc>
         <w:tc>
           <w:tcPr>
-            <w:tcW w:type="dxa" w:w="971"/>
+            <w:tcW w:type="dxa" w:w="950"/>
           </w:tcPr>
           <w:p>
             <w:pPr>
@@ -28922,7 +28974,7 @@
         </w:tc>
         <w:tc>
           <w:tcPr>
-            <w:tcW w:type="dxa" w:w="6850"/>
+            <w:tcW w:type="dxa" w:w="6900"/>
           </w:tcPr>
           <w:p>
             <w:pPr>
@@ -28941,7 +28993,7 @@
       <w:tr>
         <w:tc>
           <w:tcPr>
-            <w:tcW w:type="dxa" w:w="1250"/>
+            <w:tcW w:type="dxa" w:w="1221"/>
           </w:tcPr>
           <w:p>
             <w:pPr>
@@ -28958,7 +29010,7 @@
         </w:tc>
         <w:tc>
           <w:tcPr>
-            <w:tcW w:type="dxa" w:w="971"/>
+            <w:tcW w:type="dxa" w:w="950"/>
           </w:tcPr>
           <w:p>
             <w:pPr>
@@ -28975,7 +29027,7 @@
         </w:tc>
         <w:tc>
           <w:tcPr>
-            <w:tcW w:type="dxa" w:w="6850"/>
+            <w:tcW w:type="dxa" w:w="6900"/>
           </w:tcPr>
           <w:p>
             <w:pPr>
@@ -28994,7 +29046,7 @@
       <w:tr>
         <w:tc>
           <w:tcPr>
-            <w:tcW w:type="dxa" w:w="1250"/>
+            <w:tcW w:type="dxa" w:w="1221"/>
           </w:tcPr>
           <w:p>
             <w:pPr>
@@ -29011,7 +29063,7 @@
         </w:tc>
         <w:tc>
           <w:tcPr>
-            <w:tcW w:type="dxa" w:w="971"/>
+            <w:tcW w:type="dxa" w:w="950"/>
           </w:tcPr>
           <w:p>
             <w:pPr>
@@ -29028,7 +29080,7 @@
         </w:tc>
         <w:tc>
           <w:tcPr>
-            <w:tcW w:type="dxa" w:w="6850"/>
+            <w:tcW w:type="dxa" w:w="6900"/>
           </w:tcPr>
           <w:p>
             <w:pPr>
@@ -29047,7 +29099,7 @@
       <w:tr>
         <w:tc>
           <w:tcPr>
-            <w:tcW w:type="dxa" w:w="1250"/>
+            <w:tcW w:type="dxa" w:w="1221"/>
           </w:tcPr>
           <w:p>
             <w:pPr>
@@ -29064,7 +29116,7 @@
         </w:tc>
         <w:tc>
           <w:tcPr>
-            <w:tcW w:type="dxa" w:w="971"/>
+            <w:tcW w:type="dxa" w:w="950"/>
           </w:tcPr>
           <w:p>
             <w:pPr>
@@ -29081,7 +29133,7 @@
         </w:tc>
         <w:tc>
           <w:tcPr>
-            <w:tcW w:type="dxa" w:w="6850"/>
+            <w:tcW w:type="dxa" w:w="6900"/>
           </w:tcPr>
           <w:p>
             <w:pPr>
@@ -29114,7 +29166,7 @@
       <w:tr>
         <w:tc>
           <w:tcPr>
-            <w:tcW w:type="dxa" w:w="1250"/>
+            <w:tcW w:type="dxa" w:w="1221"/>
           </w:tcPr>
           <w:p>
             <w:pPr>
@@ -29131,7 +29183,7 @@
         </w:tc>
         <w:tc>
           <w:tcPr>
-            <w:tcW w:type="dxa" w:w="971"/>
+            <w:tcW w:type="dxa" w:w="950"/>
           </w:tcPr>
           <w:p>
             <w:pPr>
@@ -29148,7 +29200,7 @@
         </w:tc>
         <w:tc>
           <w:tcPr>
-            <w:tcW w:type="dxa" w:w="6850"/>
+            <w:tcW w:type="dxa" w:w="6900"/>
           </w:tcPr>
           <w:p>
             <w:pPr>
@@ -29167,7 +29219,7 @@
       <w:tr>
         <w:tc>
           <w:tcPr>
-            <w:tcW w:type="dxa" w:w="1250"/>
+            <w:tcW w:type="dxa" w:w="1221"/>
           </w:tcPr>
           <w:p>
             <w:pPr>
@@ -29184,7 +29236,7 @@
         </w:tc>
         <w:tc>
           <w:tcPr>
-            <w:tcW w:type="dxa" w:w="971"/>
+            <w:tcW w:type="dxa" w:w="950"/>
           </w:tcPr>
           <w:p>
             <w:pPr>
@@ -29201,7 +29253,7 @@
         </w:tc>
         <w:tc>
           <w:tcPr>
-            <w:tcW w:type="dxa" w:w="6850"/>
+            <w:tcW w:type="dxa" w:w="6900"/>
           </w:tcPr>
           <w:p>
             <w:pPr>
@@ -29220,7 +29272,7 @@
       <w:tr>
         <w:tc>
           <w:tcPr>
-            <w:tcW w:type="dxa" w:w="1250"/>
+            <w:tcW w:type="dxa" w:w="1221"/>
           </w:tcPr>
           <w:p>
             <w:pPr>
@@ -29237,7 +29289,7 @@
         </w:tc>
         <w:tc>
           <w:tcPr>
-            <w:tcW w:type="dxa" w:w="971"/>
+            <w:tcW w:type="dxa" w:w="950"/>
           </w:tcPr>
           <w:p>
             <w:pPr>
@@ -29254,7 +29306,7 @@
         </w:tc>
         <w:tc>
           <w:tcPr>
-            <w:tcW w:type="dxa" w:w="6850"/>
+            <w:tcW w:type="dxa" w:w="6900"/>
           </w:tcPr>
           <w:p>
             <w:pPr>

--- a/site/proposal.docx
+++ b/site/proposal.docx
@@ -124,7 +124,7 @@
           <w:color w:val="888888"/>
           <w:sz w:val="17"/>
         </w:rPr>
-        <w:t>정본 aaa86ad0922b · docs/MASTER.md Part I ~ III</w:t>
+        <w:t>정본 aed935cca381 · docs/MASTER.md Part I ~ III</w:t>
       </w:r>
     </w:p>
     <w:p>
@@ -976,7 +976,7 @@
                 <w:bCs/>
                 <w:sz w:val="16"/>
               </w:rPr>
-              <w:t xml:space="preserve">감사 추적 458건</w:t>
+              <w:t xml:space="preserve">감사 추적 459건</w:t>
             </w:r>
             <w:r>
               <w:rPr>

--- a/site/proposal.docx
+++ b/site/proposal.docx
@@ -124,7 +124,7 @@
           <w:color w:val="888888"/>
           <w:sz w:val="17"/>
         </w:rPr>
-        <w:t>정본 aed935cca381 · docs/MASTER.md Part I ~ III</w:t>
+        <w:t>정본 e6a59acb3cd0 · docs/MASTER.md Part I ~ III</w:t>
       </w:r>
     </w:p>
     <w:p>
@@ -976,7 +976,7 @@
                 <w:bCs/>
                 <w:sz w:val="16"/>
               </w:rPr>
-              <w:t xml:space="preserve">감사 추적 459건</w:t>
+              <w:t xml:space="preserve">감사 추적 461건</w:t>
             </w:r>
             <w:r>
               <w:rPr>

--- a/site/proposal.docx
+++ b/site/proposal.docx
@@ -124,7 +124,7 @@
           <w:color w:val="888888"/>
           <w:sz w:val="17"/>
         </w:rPr>
-        <w:t>정본 e6a59acb3cd0 · docs/MASTER.md Part I ~ III</w:t>
+        <w:t>정본 e7c7ae617b6e · docs/MASTER.md Part I ~ III</w:t>
       </w:r>
     </w:p>
     <w:p>
@@ -976,7 +976,7 @@
                 <w:bCs/>
                 <w:sz w:val="16"/>
               </w:rPr>
-              <w:t xml:space="preserve">감사 추적 461건</w:t>
+              <w:t xml:space="preserve">감사 추적 462건</w:t>
             </w:r>
             <w:r>
               <w:rPr>

--- a/site/proposal.docx
+++ b/site/proposal.docx
@@ -124,7 +124,7 @@
           <w:color w:val="888888"/>
           <w:sz w:val="17"/>
         </w:rPr>
-        <w:t>정본 e7c7ae617b6e · docs/MASTER.md Part I ~ III</w:t>
+        <w:t>정본 0d2acee56dc7 · docs/MASTER.md Part I ~ III</w:t>
       </w:r>
     </w:p>
     <w:p>
@@ -976,7 +976,7 @@
                 <w:bCs/>
                 <w:sz w:val="16"/>
               </w:rPr>
-              <w:t xml:space="preserve">감사 추적 462건</w:t>
+              <w:t xml:space="preserve">감사 추적 464건</w:t>
             </w:r>
             <w:r>
               <w:rPr>

--- a/site/proposal.docx
+++ b/site/proposal.docx
@@ -124,7 +124,7 @@
           <w:color w:val="888888"/>
           <w:sz w:val="17"/>
         </w:rPr>
-        <w:t>정본 0d2acee56dc7 · docs/MASTER.md Part I ~ III</w:t>
+        <w:t>정본 5c353d0ef6ce · docs/MASTER.md Part I ~ III</w:t>
       </w:r>
     </w:p>
     <w:p>
@@ -976,7 +976,7 @@
                 <w:bCs/>
                 <w:sz w:val="16"/>
               </w:rPr>
-              <w:t xml:space="preserve">감사 추적 464건</w:t>
+              <w:t xml:space="preserve">감사 추적 465건</w:t>
             </w:r>
             <w:r>
               <w:rPr>

--- a/site/proposal.docx
+++ b/site/proposal.docx
@@ -124,7 +124,7 @@
           <w:color w:val="888888"/>
           <w:sz w:val="17"/>
         </w:rPr>
-        <w:t>정본 5c353d0ef6ce · docs/MASTER.md Part I ~ III</w:t>
+        <w:t>정본 f693419128ab · docs/MASTER.md Part I ~ III</w:t>
       </w:r>
     </w:p>
     <w:p>
@@ -976,7 +976,7 @@
                 <w:bCs/>
                 <w:sz w:val="16"/>
               </w:rPr>
-              <w:t xml:space="preserve">감사 추적 465건</w:t>
+              <w:t xml:space="preserve">감사 추적 466건</w:t>
             </w:r>
             <w:r>
               <w:rPr>

--- a/site/proposal.docx
+++ b/site/proposal.docx
@@ -124,7 +124,7 @@
           <w:color w:val="888888"/>
           <w:sz w:val="17"/>
         </w:rPr>
-        <w:t>정본 f693419128ab · docs/MASTER.md Part I ~ III</w:t>
+        <w:t>정본 a04b1baad424 · docs/MASTER.md Part I ~ III</w:t>
       </w:r>
     </w:p>
     <w:p>
@@ -976,7 +976,7 @@
                 <w:bCs/>
                 <w:sz w:val="16"/>
               </w:rPr>
-              <w:t xml:space="preserve">감사 추적 466건</w:t>
+              <w:t xml:space="preserve">감사 추적 467건</w:t>
             </w:r>
             <w:r>
               <w:rPr>

--- a/site/proposal.docx
+++ b/site/proposal.docx
@@ -124,7 +124,7 @@
           <w:color w:val="888888"/>
           <w:sz w:val="17"/>
         </w:rPr>
-        <w:t>정본 a04b1baad424 · docs/MASTER.md Part I ~ III</w:t>
+        <w:t>정본 4450b1190c80 · docs/MASTER.md Part I ~ III</w:t>
       </w:r>
     </w:p>
     <w:p>
@@ -976,7 +976,7 @@
                 <w:bCs/>
                 <w:sz w:val="16"/>
               </w:rPr>
-              <w:t xml:space="preserve">감사 추적 467건</w:t>
+              <w:t xml:space="preserve">감사 추적 468건</w:t>
             </w:r>
             <w:r>
               <w:rPr>

--- a/site/proposal.docx
+++ b/site/proposal.docx
@@ -124,7 +124,7 @@
           <w:color w:val="888888"/>
           <w:sz w:val="17"/>
         </w:rPr>
-        <w:t>정본 4450b1190c80 · docs/MASTER.md Part I ~ III</w:t>
+        <w:t>정본 a5b7411e4e3f · docs/MASTER.md Part I ~ III</w:t>
       </w:r>
     </w:p>
     <w:p>
@@ -976,7 +976,7 @@
                 <w:bCs/>
                 <w:sz w:val="16"/>
               </w:rPr>
-              <w:t xml:space="preserve">감사 추적 468건</w:t>
+              <w:t xml:space="preserve">감사 추적 469건</w:t>
             </w:r>
             <w:r>
               <w:rPr>
@@ -49971,9 +49971,9 @@
         <w:tblLook w:firstRow="1" w:lastRow="0" w:firstColumn="0" w:lastColumn="0" w:noHBand="0" w:noVBand="0" w:val="0020"/>
       </w:tblPr>
       <w:tblGrid>
-        <w:gridCol w:w="945"/>
-        <w:gridCol w:w="1369"/>
-        <w:gridCol w:w="6756"/>
+        <w:gridCol w:w="928"/>
+        <w:gridCol w:w="1325"/>
+        <w:gridCol w:w="6818"/>
       </w:tblGrid>
       <w:tr>
         <w:trPr>
@@ -49981,7 +49981,7 @@
         </w:trPr>
         <w:tc>
           <w:tcPr>
-            <w:tcW w:type="dxa" w:w="946"/>
+            <w:tcW w:type="dxa" w:w="929"/>
             <w:shd w:val="clear" w:color="auto" w:fill="E8EEF5"/>
           </w:tcPr>
           <w:p>
@@ -50001,7 +50001,7 @@
         </w:tc>
         <w:tc>
           <w:tcPr>
-            <w:tcW w:type="dxa" w:w="1370"/>
+            <w:tcW w:type="dxa" w:w="1325"/>
             <w:shd w:val="clear" w:color="auto" w:fill="E8EEF5"/>
           </w:tcPr>
           <w:p>
@@ -50021,7 +50021,7 @@
         </w:tc>
         <w:tc>
           <w:tcPr>
-            <w:tcW w:type="dxa" w:w="6756"/>
+            <w:tcW w:type="dxa" w:w="6818"/>
             <w:shd w:val="clear" w:color="auto" w:fill="E8EEF5"/>
           </w:tcPr>
           <w:p>
@@ -50043,7 +50043,7 @@
       <w:tr>
         <w:tc>
           <w:tcPr>
-            <w:tcW w:type="dxa" w:w="946"/>
+            <w:tcW w:type="dxa" w:w="929"/>
           </w:tcPr>
           <w:p>
             <w:pPr>
@@ -50060,7 +50060,7 @@
         </w:tc>
         <w:tc>
           <w:tcPr>
-            <w:tcW w:type="dxa" w:w="1370"/>
+            <w:tcW w:type="dxa" w:w="1325"/>
           </w:tcPr>
           <w:p>
             <w:pPr>
@@ -50077,7 +50077,7 @@
         </w:tc>
         <w:tc>
           <w:tcPr>
-            <w:tcW w:type="dxa" w:w="6756"/>
+            <w:tcW w:type="dxa" w:w="6818"/>
           </w:tcPr>
           <w:p>
             <w:pPr>
@@ -50116,7 +50116,7 @@
       <w:tr>
         <w:tc>
           <w:tcPr>
-            <w:tcW w:type="dxa" w:w="946"/>
+            <w:tcW w:type="dxa" w:w="929"/>
           </w:tcPr>
           <w:p>
             <w:pPr>
@@ -50133,7 +50133,7 @@
         </w:tc>
         <w:tc>
           <w:tcPr>
-            <w:tcW w:type="dxa" w:w="1370"/>
+            <w:tcW w:type="dxa" w:w="1325"/>
           </w:tcPr>
           <w:p>
             <w:pPr>
@@ -50150,7 +50150,7 @@
         </w:tc>
         <w:tc>
           <w:tcPr>
-            <w:tcW w:type="dxa" w:w="6756"/>
+            <w:tcW w:type="dxa" w:w="6818"/>
           </w:tcPr>
           <w:p>
             <w:pPr>
@@ -50215,7 +50215,7 @@
       <w:tr>
         <w:tc>
           <w:tcPr>
-            <w:tcW w:type="dxa" w:w="946"/>
+            <w:tcW w:type="dxa" w:w="929"/>
           </w:tcPr>
           <w:p>
             <w:pPr>
@@ -50232,7 +50232,7 @@
         </w:tc>
         <w:tc>
           <w:tcPr>
-            <w:tcW w:type="dxa" w:w="1370"/>
+            <w:tcW w:type="dxa" w:w="1325"/>
           </w:tcPr>
           <w:p>
             <w:pPr>
@@ -50249,7 +50249,7 @@
         </w:tc>
         <w:tc>
           <w:tcPr>
-            <w:tcW w:type="dxa" w:w="6756"/>
+            <w:tcW w:type="dxa" w:w="6818"/>
           </w:tcPr>
           <w:p>
             <w:pPr>
@@ -50308,7 +50308,7 @@
       <w:tr>
         <w:tc>
           <w:tcPr>
-            <w:tcW w:type="dxa" w:w="946"/>
+            <w:tcW w:type="dxa" w:w="929"/>
           </w:tcPr>
           <w:p>
             <w:pPr>
@@ -50325,7 +50325,7 @@
         </w:tc>
         <w:tc>
           <w:tcPr>
-            <w:tcW w:type="dxa" w:w="1370"/>
+            <w:tcW w:type="dxa" w:w="1325"/>
           </w:tcPr>
           <w:p>
             <w:pPr>
@@ -50342,7 +50342,7 @@
         </w:tc>
         <w:tc>
           <w:tcPr>
-            <w:tcW w:type="dxa" w:w="6756"/>
+            <w:tcW w:type="dxa" w:w="6818"/>
           </w:tcPr>
           <w:p>
             <w:pPr>
@@ -50401,7 +50401,7 @@
       <w:tr>
         <w:tc>
           <w:tcPr>
-            <w:tcW w:type="dxa" w:w="946"/>
+            <w:tcW w:type="dxa" w:w="929"/>
           </w:tcPr>
           <w:p>
             <w:pPr>
@@ -50418,7 +50418,7 @@
         </w:tc>
         <w:tc>
           <w:tcPr>
-            <w:tcW w:type="dxa" w:w="1370"/>
+            <w:tcW w:type="dxa" w:w="1325"/>
           </w:tcPr>
           <w:p>
             <w:pPr>
@@ -50435,7 +50435,7 @@
         </w:tc>
         <w:tc>
           <w:tcPr>
-            <w:tcW w:type="dxa" w:w="6756"/>
+            <w:tcW w:type="dxa" w:w="6818"/>
           </w:tcPr>
           <w:p>
             <w:pPr>
@@ -50462,7 +50462,7 @@
       <w:tr>
         <w:tc>
           <w:tcPr>
-            <w:tcW w:type="dxa" w:w="946"/>
+            <w:tcW w:type="dxa" w:w="929"/>
           </w:tcPr>
           <w:p>
             <w:pPr>
@@ -50479,7 +50479,7 @@
         </w:tc>
         <w:tc>
           <w:tcPr>
-            <w:tcW w:type="dxa" w:w="1370"/>
+            <w:tcW w:type="dxa" w:w="1325"/>
           </w:tcPr>
           <w:p>
             <w:pPr>
@@ -50496,7 +50496,7 @@
         </w:tc>
         <w:tc>
           <w:tcPr>
-            <w:tcW w:type="dxa" w:w="6756"/>
+            <w:tcW w:type="dxa" w:w="6818"/>
           </w:tcPr>
           <w:p>
             <w:pPr>
@@ -50549,7 +50549,7 @@
       <w:tr>
         <w:tc>
           <w:tcPr>
-            <w:tcW w:type="dxa" w:w="946"/>
+            <w:tcW w:type="dxa" w:w="929"/>
           </w:tcPr>
           <w:p>
             <w:pPr>
@@ -50566,7 +50566,7 @@
         </w:tc>
         <w:tc>
           <w:tcPr>
-            <w:tcW w:type="dxa" w:w="1370"/>
+            <w:tcW w:type="dxa" w:w="1325"/>
           </w:tcPr>
           <w:p>
             <w:pPr>
@@ -50583,7 +50583,7 @@
         </w:tc>
         <w:tc>
           <w:tcPr>
-            <w:tcW w:type="dxa" w:w="6756"/>
+            <w:tcW w:type="dxa" w:w="6818"/>
           </w:tcPr>
           <w:p>
             <w:pPr>
@@ -51013,7 +51013,7 @@
       <w:tr>
         <w:tc>
           <w:tcPr>
-            <w:tcW w:type="dxa" w:w="946"/>
+            <w:tcW w:type="dxa" w:w="929"/>
           </w:tcPr>
           <w:p>
             <w:pPr>
@@ -51030,7 +51030,7 @@
         </w:tc>
         <w:tc>
           <w:tcPr>
-            <w:tcW w:type="dxa" w:w="1370"/>
+            <w:tcW w:type="dxa" w:w="1325"/>
           </w:tcPr>
           <w:p>
             <w:pPr>
@@ -51047,7 +51047,7 @@
         </w:tc>
         <w:tc>
           <w:tcPr>
-            <w:tcW w:type="dxa" w:w="6756"/>
+            <w:tcW w:type="dxa" w:w="6818"/>
           </w:tcPr>
           <w:p>
             <w:pPr>
@@ -51212,12 +51212,42 @@
             </w:r>
             <w:r>
               <w:rPr>
-                <w:sz w:val="16"/>
-              </w:rPr>
-              <w:t xml:space="preserve">이득은 D-0327,</w:t>
-            </w:r>
-            <w:r>
-              <w:rPr>
+                <w:b/>
+                <w:bCs/>
+                <w:sz w:val="16"/>
+              </w:rPr>
+              <w:t xml:space="preserve">매칭 쌍 502(적용 범위 1004곡 전수)에서 다시 쟀다 (D-0469)</w:t>
+            </w:r>
+            <w:r>
+              <w:rPr>
+                <w:sz w:val="16"/>
+              </w:rPr>
+              <w:t xml:space="preserve"> </w:t>
+            </w:r>
+            <w:r>
+              <w:rPr>
+                <w:sz w:val="16"/>
+              </w:rPr>
+              <w:t xml:space="preserve">— 이득</w:t>
+            </w:r>
+            <w:r>
+              <w:rPr>
+                <w:sz w:val="16"/>
+              </w:rPr>
+              <w:t xml:space="preserve"> </w:t>
+            </w:r>
+            <w:r>
+              <w:rPr>
+                <w:b/>
+                <w:bCs/>
+                <w:sz w:val="16"/>
+              </w:rPr>
+              <w:t xml:space="preserve">+0.0085 ±0.0031 ·</w:t>
+            </w:r>
+            <w:r>
+              <w:rPr>
+                <w:b/>
+                <w:bCs/>
                 <w:sz w:val="16"/>
               </w:rPr>
               <w:t xml:space="preserve"> </w:t>
@@ -51237,62 +51267,6 @@
                 <w:bCs/>
                 <w:sz w:val="16"/>
               </w:rPr>
-              <w:t xml:space="preserve">는 D-0350이 쟀다</w:t>
-            </w:r>
-            <w:r>
-              <w:rPr>
-                <w:sz w:val="16"/>
-              </w:rPr>
-              <w:t xml:space="preserve"> </w:t>
-            </w:r>
-            <w:r>
-              <w:rPr>
-                <w:sz w:val="16"/>
-              </w:rPr>
-              <w:t xml:space="preserve">— D-0327의 추정 0.1 근방과 맞는다. 문턱은</w:t>
-            </w:r>
-            <w:r>
-              <w:rPr>
-                <w:sz w:val="16"/>
-              </w:rPr>
-              <w:t xml:space="preserve"> </w:t>
-            </w:r>
-            <w:r>
-              <w:rPr>
-                <w:rStyle w:val="VerbatimChar"/>
-                <w:sz w:val="16"/>
-              </w:rPr>
-              <w:t xml:space="preserve">이득 &gt; 0 and t &gt;= 2</w:t>
-            </w:r>
-            <w:r>
-              <w:rPr>
-                <w:sz w:val="16"/>
-              </w:rPr>
-              <w:t xml:space="preserve">이며, 옛 규칙</w:t>
-            </w:r>
-            <w:r>
-              <w:rPr>
-                <w:sz w:val="16"/>
-              </w:rPr>
-              <w:t xml:space="preserve"> </w:t>
-            </w:r>
-            <w:r>
-              <w:rPr>
-                <w:rStyle w:val="VerbatimChar"/>
-                <w:sz w:val="16"/>
-              </w:rPr>
-              <w:t xml:space="preserve">이득 &gt; 0 and 승률 &gt; 0.5</w:t>
-            </w:r>
-            <w:r>
-              <w:rPr>
-                <w:sz w:val="16"/>
-              </w:rPr>
-              <w:t xml:space="preserve">는</w:t>
-            </w:r>
-            <w:r>
-              <w:rPr>
-                <w:sz w:val="16"/>
-              </w:rPr>
               <w:t xml:space="preserve"> </w:t>
             </w:r>
             <w:r>
@@ -51301,19 +51275,13 @@
                 <w:bCs/>
                 <w:sz w:val="16"/>
               </w:rPr>
-              <w:t xml:space="preserve">진짜 차이가 0인 합성에서 50%가 통과했다.</w:t>
-            </w:r>
-            <w:r>
-              <w:rPr>
-                <w:sz w:val="16"/>
-              </w:rPr>
-              <w:t xml:space="preserve"> </w:t>
-            </w:r>
-            <w:r>
-              <w:rPr>
-                <w:sz w:val="16"/>
-              </w:rPr>
-              <w:t xml:space="preserve">승률(52.0%)은</w:t>
+              <w:t xml:space="preserve">+2.74 · 승률 53.8%</w:t>
+            </w:r>
+            <w:r>
+              <w:rPr>
+                <w:sz w:val="16"/>
+              </w:rPr>
+              <w:t xml:space="preserve">로 화면 판정이 「더 가른다」로 뒤집혔다.</w:t>
             </w:r>
             <w:r>
               <w:rPr>
@@ -51327,7 +51295,13 @@
                 <w:bCs/>
                 <w:sz w:val="16"/>
               </w:rPr>
-              <w:t xml:space="preserve">진단이다.</w:t>
+              <w:t xml:space="preserve">그 판정을 안 받는다</w:t>
+            </w:r>
+            <w:r>
+              <w:rPr>
+                <w:sz w:val="16"/>
+              </w:rPr>
+              <w:t xml:space="preserve">: 두 수의 차이가 +0.0042 ±0.0044 ·</w:t>
             </w:r>
             <w:r>
               <w:rPr>
@@ -51337,62 +51311,22 @@
             </w:r>
             <w:r>
               <w:rPr>
-                <w:sz w:val="16"/>
-              </w:rPr>
-              <w:t xml:space="preserve">칸이 늘어 공짜로 오른 몫은 +0.0686</w:t>
-            </w:r>
-          </w:p>
-        </w:tc>
-      </w:tr>
-      <w:tr>
-        <w:tc>
-          <w:tcPr>
-            <w:tcW w:type="dxa" w:w="946"/>
-          </w:tcPr>
-          <w:p>
-            <w:pPr>
-              <w:pStyle w:val="Compact"/>
-              <w:spacing w:after="0" w:line="264" w:lineRule="auto"/>
-            </w:pPr>
-            <w:r>
-              <w:rPr>
-                <w:sz w:val="16"/>
-              </w:rPr>
-              <w:t xml:space="preserve">생성</w:t>
-            </w:r>
-          </w:p>
-        </w:tc>
-        <w:tc>
-          <w:tcPr>
-            <w:tcW w:type="dxa" w:w="1370"/>
-          </w:tcPr>
-          <w:p>
-            <w:pPr>
-              <w:pStyle w:val="Compact"/>
-              <w:spacing w:after="0" w:line="264" w:lineRule="auto"/>
-            </w:pPr>
-            <w:r>
-              <w:rPr>
-                <w:sz w:val="16"/>
-              </w:rPr>
-              <w:t xml:space="preserve">M10 시간 변화 상관</w:t>
-            </w:r>
-          </w:p>
-        </w:tc>
-        <w:tc>
-          <w:tcPr>
-            <w:tcW w:type="dxa" w:w="6756"/>
-          </w:tcPr>
-          <w:p>
-            <w:pPr>
-              <w:pStyle w:val="Compact"/>
-              <w:spacing w:after="0" w:line="264" w:lineRule="auto"/>
-            </w:pPr>
-            <w:r>
-              <w:rPr>
-                <w:sz w:val="16"/>
-              </w:rPr>
-              <w:t xml:space="preserve">두</w:t>
+                <w:rStyle w:val="VerbatimChar"/>
+                <w:sz w:val="16"/>
+              </w:rPr>
+              <w:t xml:space="preserve">t</w:t>
+            </w:r>
+            <w:r>
+              <w:rPr>
+                <w:sz w:val="16"/>
+              </w:rPr>
+              <w:t xml:space="preserve"> </w:t>
+            </w:r>
+            <w:r>
+              <w:rPr>
+                <w:sz w:val="16"/>
+              </w:rPr>
+              <w:t xml:space="preserve">+0.96으로</w:t>
             </w:r>
             <w:r>
               <w:rPr>
@@ -51406,7 +51340,13 @@
                 <w:bCs/>
                 <w:sz w:val="16"/>
               </w:rPr>
-              <w:t xml:space="preserve">겹치지 않는</w:t>
+              <w:t xml:space="preserve">서로 안 어긋나고</w:t>
+            </w:r>
+            <w:r>
+              <w:rPr>
+                <w:sz w:val="16"/>
+              </w:rPr>
+              <w:t xml:space="preserve">(같은 양을 두 번 잰 것이다), 승률은 오히려 55.5% → 53.8%로</w:t>
             </w:r>
             <w:r>
               <w:rPr>
@@ -51416,9 +51356,114 @@
             </w:r>
             <w:r>
               <w:rPr>
-                <w:sz w:val="16"/>
-              </w:rPr>
-              <w:t xml:space="preserve">관측의 변화 벡터가 곡 단위로 맞물리는가 (O-32 게이트 · D-0099). 곡 짝을 뒤섞은 귀무선을 뺀다. 문턱 t &gt; 3 · 칸 과반.</w:t>
+                <w:b/>
+                <w:bCs/>
+                <w:sz w:val="16"/>
+              </w:rPr>
+              <w:t xml:space="preserve">반대로</w:t>
+            </w:r>
+            <w:r>
+              <w:rPr>
+                <w:sz w:val="16"/>
+              </w:rPr>
+              <w:t xml:space="preserve"> </w:t>
+            </w:r>
+            <w:r>
+              <w:rPr>
+                <w:sz w:val="16"/>
+              </w:rPr>
+              <w:t xml:space="preserve">움직였으며, 문턱이 요구하는 +0.0062가</w:t>
+            </w:r>
+            <w:r>
+              <w:rPr>
+                <w:sz w:val="16"/>
+              </w:rPr>
+              <w:t xml:space="preserve"> </w:t>
+            </w:r>
+            <w:r>
+              <w:rPr>
+                <w:b/>
+                <w:bCs/>
+                <w:sz w:val="16"/>
+              </w:rPr>
+              <w:t xml:space="preserve">두 수 사이에</w:t>
+            </w:r>
+            <w:r>
+              <w:rPr>
+                <w:sz w:val="16"/>
+              </w:rPr>
+              <w:t xml:space="preserve"> </w:t>
+            </w:r>
+            <w:r>
+              <w:rPr>
+                <w:sz w:val="16"/>
+              </w:rPr>
+              <w:t xml:space="preserve">있다. 쌍이 400→502로 늘었는데</w:t>
+            </w:r>
+            <w:r>
+              <w:rPr>
+                <w:sz w:val="16"/>
+              </w:rPr>
+              <w:t xml:space="preserve"> </w:t>
+            </w:r>
+            <w:r>
+              <w:rPr>
+                <w:b/>
+                <w:bCs/>
+                <w:sz w:val="16"/>
+              </w:rPr>
+              <w:t xml:space="preserve">오차가 1.000배로 안 줄었다</w:t>
+            </w:r>
+            <w:r>
+              <w:rPr>
+                <w:sz w:val="16"/>
+              </w:rPr>
+              <w:t xml:space="preserve">(M5는 0.808배) — 덮는 곡이 566에서 1004로 늘며 분산도 같이 늘었다.</w:t>
+            </w:r>
+            <w:r>
+              <w:rPr>
+                <w:sz w:val="16"/>
+              </w:rPr>
+              <w:t xml:space="preserve"> </w:t>
+            </w:r>
+            <w:r>
+              <w:rPr>
+                <w:b/>
+                <w:bCs/>
+                <w:sz w:val="16"/>
+              </w:rPr>
+              <w:t xml:space="preserve">매칭을 K벌 평균하면 통과시킬 수 있으나 그것은 유의성을 제조하는 것이다</w:t>
+            </w:r>
+            <w:r>
+              <w:rPr>
+                <w:sz w:val="16"/>
+              </w:rPr>
+              <w:t xml:space="preserve"> </w:t>
+            </w:r>
+            <w:r>
+              <w:rPr>
+                <w:sz w:val="16"/>
+              </w:rPr>
+              <w:t xml:space="preserve">— 문턱</w:t>
+            </w:r>
+            <w:r>
+              <w:rPr>
+                <w:sz w:val="16"/>
+              </w:rPr>
+              <w:t xml:space="preserve"> </w:t>
+            </w:r>
+            <w:r>
+              <w:rPr>
+                <w:rStyle w:val="VerbatimChar"/>
+                <w:sz w:val="16"/>
+              </w:rPr>
+              <w:t xml:space="preserve">t&gt;=2</w:t>
+            </w:r>
+            <w:r>
+              <w:rPr>
+                <w:sz w:val="16"/>
+              </w:rPr>
+              <w:t xml:space="preserve">는 코퍼스를 여럿 만들어 오경보 4%를 재서 고른 값인데 서가는 하나다 (O-84 · D-0464). 이득은 D-0327,</w:t>
             </w:r>
             <w:r>
               <w:rPr>
@@ -51433,7 +51478,7 @@
                 <w:bCs/>
                 <w:sz w:val="16"/>
               </w:rPr>
-              <w:t xml:space="preserve">mix</w:t>
+              <w:t xml:space="preserve">t</w:t>
             </w:r>
             <w:r>
               <w:rPr>
@@ -51441,6 +51486,62 @@
                 <w:bCs/>
                 <w:sz w:val="16"/>
               </w:rPr>
+              <w:t xml:space="preserve">는 D-0350이 쟀다</w:t>
+            </w:r>
+            <w:r>
+              <w:rPr>
+                <w:sz w:val="16"/>
+              </w:rPr>
+              <w:t xml:space="preserve"> </w:t>
+            </w:r>
+            <w:r>
+              <w:rPr>
+                <w:sz w:val="16"/>
+              </w:rPr>
+              <w:t xml:space="preserve">— D-0327의 추정 0.1 근방과 맞는다. 문턱은</w:t>
+            </w:r>
+            <w:r>
+              <w:rPr>
+                <w:sz w:val="16"/>
+              </w:rPr>
+              <w:t xml:space="preserve"> </w:t>
+            </w:r>
+            <w:r>
+              <w:rPr>
+                <w:rStyle w:val="VerbatimChar"/>
+                <w:sz w:val="16"/>
+              </w:rPr>
+              <w:t xml:space="preserve">이득 &gt; 0 and t &gt;= 2</w:t>
+            </w:r>
+            <w:r>
+              <w:rPr>
+                <w:sz w:val="16"/>
+              </w:rPr>
+              <w:t xml:space="preserve">이며, 옛 규칙</w:t>
+            </w:r>
+            <w:r>
+              <w:rPr>
+                <w:sz w:val="16"/>
+              </w:rPr>
+              <w:t xml:space="preserve"> </w:t>
+            </w:r>
+            <w:r>
+              <w:rPr>
+                <w:rStyle w:val="VerbatimChar"/>
+                <w:sz w:val="16"/>
+              </w:rPr>
+              <w:t xml:space="preserve">이득 &gt; 0 and 승률 &gt; 0.5</w:t>
+            </w:r>
+            <w:r>
+              <w:rPr>
+                <w:sz w:val="16"/>
+              </w:rPr>
+              <w:t xml:space="preserve">는</w:t>
+            </w:r>
+            <w:r>
+              <w:rPr>
+                <w:sz w:val="16"/>
+              </w:rPr>
               <w:t xml:space="preserve"> </w:t>
             </w:r>
             <w:r>
@@ -51449,12 +51550,127 @@
                 <w:bCs/>
                 <w:sz w:val="16"/>
               </w:rPr>
-              <w:t xml:space="preserve">대</w:t>
+              <w:t xml:space="preserve">진짜 차이가 0인 합성에서 50%가 통과했다.</w:t>
+            </w:r>
+            <w:r>
+              <w:rPr>
+                <w:sz w:val="16"/>
+              </w:rPr>
+              <w:t xml:space="preserve"> </w:t>
+            </w:r>
+            <w:r>
+              <w:rPr>
+                <w:sz w:val="16"/>
+              </w:rPr>
+              <w:t xml:space="preserve">승률(52.0%)은</w:t>
+            </w:r>
+            <w:r>
+              <w:rPr>
+                <w:sz w:val="16"/>
+              </w:rPr>
+              <w:t xml:space="preserve"> </w:t>
             </w:r>
             <w:r>
               <w:rPr>
                 <w:b/>
                 <w:bCs/>
+                <w:sz w:val="16"/>
+              </w:rPr>
+              <w:t xml:space="preserve">진단이다.</w:t>
+            </w:r>
+            <w:r>
+              <w:rPr>
+                <w:sz w:val="16"/>
+              </w:rPr>
+              <w:t xml:space="preserve"> </w:t>
+            </w:r>
+            <w:r>
+              <w:rPr>
+                <w:sz w:val="16"/>
+              </w:rPr>
+              <w:t xml:space="preserve">칸이 늘어 공짜로 오른 몫은 +0.0686</w:t>
+            </w:r>
+          </w:p>
+        </w:tc>
+      </w:tr>
+      <w:tr>
+        <w:tc>
+          <w:tcPr>
+            <w:tcW w:type="dxa" w:w="929"/>
+          </w:tcPr>
+          <w:p>
+            <w:pPr>
+              <w:pStyle w:val="Compact"/>
+              <w:spacing w:after="0" w:line="264" w:lineRule="auto"/>
+            </w:pPr>
+            <w:r>
+              <w:rPr>
+                <w:sz w:val="16"/>
+              </w:rPr>
+              <w:t xml:space="preserve">생성</w:t>
+            </w:r>
+          </w:p>
+        </w:tc>
+        <w:tc>
+          <w:tcPr>
+            <w:tcW w:type="dxa" w:w="1325"/>
+          </w:tcPr>
+          <w:p>
+            <w:pPr>
+              <w:pStyle w:val="Compact"/>
+              <w:spacing w:after="0" w:line="264" w:lineRule="auto"/>
+            </w:pPr>
+            <w:r>
+              <w:rPr>
+                <w:sz w:val="16"/>
+              </w:rPr>
+              <w:t xml:space="preserve">M10 시간 변화 상관</w:t>
+            </w:r>
+          </w:p>
+        </w:tc>
+        <w:tc>
+          <w:tcPr>
+            <w:tcW w:type="dxa" w:w="6818"/>
+          </w:tcPr>
+          <w:p>
+            <w:pPr>
+              <w:pStyle w:val="Compact"/>
+              <w:spacing w:after="0" w:line="264" w:lineRule="auto"/>
+            </w:pPr>
+            <w:r>
+              <w:rPr>
+                <w:sz w:val="16"/>
+              </w:rPr>
+              <w:t xml:space="preserve">두</w:t>
+            </w:r>
+            <w:r>
+              <w:rPr>
+                <w:sz w:val="16"/>
+              </w:rPr>
+              <w:t xml:space="preserve"> </w:t>
+            </w:r>
+            <w:r>
+              <w:rPr>
+                <w:b/>
+                <w:bCs/>
+                <w:sz w:val="16"/>
+              </w:rPr>
+              <w:t xml:space="preserve">겹치지 않는</w:t>
+            </w:r>
+            <w:r>
+              <w:rPr>
+                <w:sz w:val="16"/>
+              </w:rPr>
+              <w:t xml:space="preserve"> </w:t>
+            </w:r>
+            <w:r>
+              <w:rPr>
+                <w:sz w:val="16"/>
+              </w:rPr>
+              <w:t xml:space="preserve">관측의 변화 벡터가 곡 단위로 맞물리는가 (O-32 게이트 · D-0099). 곡 짝을 뒤섞은 귀무선을 뺀다. 문턱 t &gt; 3 · 칸 과반.</w:t>
+            </w:r>
+            <w:r>
+              <w:rPr>
                 <w:sz w:val="16"/>
               </w:rPr>
               <w:t xml:space="preserve"> </w:t>
@@ -51466,7 +51682,7 @@
                 <w:bCs/>
                 <w:sz w:val="16"/>
               </w:rPr>
-              <w:t xml:space="preserve">other</w:t>
+              <w:t xml:space="preserve">mix</w:t>
             </w:r>
             <w:r>
               <w:rPr>
@@ -51474,121 +51690,6 @@
                 <w:bCs/>
                 <w:sz w:val="16"/>
               </w:rPr>
-              <w:t xml:space="preserve">는 겹쳐서 0.5572가 나왔고 못 읽는다</w:t>
-            </w:r>
-            <w:r>
-              <w:rPr>
-                <w:sz w:val="16"/>
-              </w:rPr>
-              <w:t xml:space="preserve"> </w:t>
-            </w:r>
-            <w:r>
-              <w:rPr>
-                <w:sz w:val="16"/>
-              </w:rPr>
-              <w:t xml:space="preserve">—</w:t>
-            </w:r>
-            <w:r>
-              <w:rPr>
-                <w:sz w:val="16"/>
-              </w:rPr>
-              <w:t xml:space="preserve"> </w:t>
-            </w:r>
-            <w:r>
-              <w:rPr>
-                <w:rStyle w:val="VerbatimChar"/>
-                <w:sz w:val="16"/>
-              </w:rPr>
-              <w:t xml:space="preserve">other</w:t>
-            </w:r>
-            <w:r>
-              <w:rPr>
-                <w:sz w:val="16"/>
-              </w:rPr>
-              <w:t xml:space="preserve"> </w:t>
-            </w:r>
-            <w:r>
-              <w:rPr>
-                <w:sz w:val="16"/>
-              </w:rPr>
-              <w:t xml:space="preserve">대</w:t>
-            </w:r>
-            <w:r>
-              <w:rPr>
-                <w:sz w:val="16"/>
-              </w:rPr>
-              <w:t xml:space="preserve"> </w:t>
-            </w:r>
-            <w:r>
-              <w:rPr>
-                <w:rStyle w:val="VerbatimChar"/>
-                <w:sz w:val="16"/>
-              </w:rPr>
-              <w:t xml:space="preserve">bass</w:t>
-            </w:r>
-            <w:r>
-              <w:rPr>
-                <w:sz w:val="16"/>
-              </w:rPr>
-              <w:t xml:space="preserve">로 잰다 (실측 필요)</w:t>
-            </w:r>
-          </w:p>
-        </w:tc>
-      </w:tr>
-      <w:tr>
-        <w:tc>
-          <w:tcPr>
-            <w:tcW w:type="dxa" w:w="946"/>
-          </w:tcPr>
-          <w:p>
-            <w:pPr>
-              <w:pStyle w:val="Compact"/>
-              <w:spacing w:after="0" w:line="264" w:lineRule="auto"/>
-            </w:pPr>
-            <w:r>
-              <w:rPr>
-                <w:sz w:val="16"/>
-              </w:rPr>
-              <w:t xml:space="preserve">생성</w:t>
-            </w:r>
-          </w:p>
-        </w:tc>
-        <w:tc>
-          <w:tcPr>
-            <w:tcW w:type="dxa" w:w="1370"/>
-          </w:tcPr>
-          <w:p>
-            <w:pPr>
-              <w:pStyle w:val="Compact"/>
-              <w:spacing w:after="0" w:line="264" w:lineRule="auto"/>
-            </w:pPr>
-            <w:r>
-              <w:rPr>
-                <w:sz w:val="16"/>
-              </w:rPr>
-              <w:t xml:space="preserve">M11 전이 초과</w:t>
-            </w:r>
-          </w:p>
-        </w:tc>
-        <w:tc>
-          <w:tcPr>
-            <w:tcW w:type="dxa" w:w="6756"/>
-          </w:tcPr>
-          <w:p>
-            <w:pPr>
-              <w:pStyle w:val="Compact"/>
-              <w:spacing w:after="0" w:line="264" w:lineRule="auto"/>
-            </w:pPr>
-            <w:r>
-              <w:rPr>
-                <w:sz w:val="16"/>
-              </w:rPr>
-              <w:t xml:space="preserve">배열이 참조곡을 담는가 (O-32 · D-0102). 전이 행렬 거리에서</w:t>
-            </w:r>
-            <w:r>
-              <w:rPr>
-                <w:sz w:val="16"/>
-              </w:rPr>
               <w:t xml:space="preserve"> </w:t>
             </w:r>
             <w:r>
@@ -51597,605 +51698,7 @@
                 <w:bCs/>
                 <w:sz w:val="16"/>
               </w:rPr>
-              <w:t xml:space="preserve">같은 치환</w:t>
-            </w:r>
-            <w:r>
-              <w:rPr>
-                <w:sz w:val="16"/>
-              </w:rPr>
-              <w:t xml:space="preserve"> </w:t>
-            </w:r>
-            <w:r>
-              <w:rPr>
-                <w:sz w:val="16"/>
-              </w:rPr>
-              <w:t xml:space="preserve">귀무선을 뺀다.</w:t>
-            </w:r>
-            <w:r>
-              <w:rPr>
-                <w:sz w:val="16"/>
-              </w:rPr>
-              <w:t xml:space="preserve"> </w:t>
-            </w:r>
-            <w:r>
-              <w:rPr>
-                <w:b/>
-                <w:bCs/>
-                <w:sz w:val="16"/>
-              </w:rPr>
-              <w:t xml:space="preserve">현재 0.0000이 정상이다</w:t>
-            </w:r>
-            <w:r>
-              <w:rPr>
-                <w:sz w:val="16"/>
-              </w:rPr>
-              <w:t xml:space="preserve"> </w:t>
-            </w:r>
-            <w:r>
-              <w:rPr>
-                <w:sz w:val="16"/>
-              </w:rPr>
-              <w:t xml:space="preserve">— 순서를 시드가 정하므로. 양수가 되는 날이 O-32가 풀린 날이다</w:t>
-            </w:r>
-          </w:p>
-        </w:tc>
-      </w:tr>
-      <w:tr>
-        <w:tc>
-          <w:tcPr>
-            <w:tcW w:type="dxa" w:w="946"/>
-          </w:tcPr>
-          <w:p>
-            <w:pPr>
-              <w:pStyle w:val="Compact"/>
-              <w:spacing w:after="0" w:line="264" w:lineRule="auto"/>
-            </w:pPr>
-            <w:r>
-              <w:rPr>
-                <w:sz w:val="16"/>
-              </w:rPr>
-              <w:t xml:space="preserve">생성</w:t>
-            </w:r>
-          </w:p>
-        </w:tc>
-        <w:tc>
-          <w:tcPr>
-            <w:tcW w:type="dxa" w:w="1370"/>
-          </w:tcPr>
-          <w:p>
-            <w:pPr>
-              <w:pStyle w:val="Compact"/>
-              <w:spacing w:after="0" w:line="264" w:lineRule="auto"/>
-            </w:pPr>
-            <w:r>
-              <w:rPr>
-                <w:sz w:val="16"/>
-              </w:rPr>
-              <w:t xml:space="preserve">M6 비음계 몫</w:t>
-            </w:r>
-          </w:p>
-        </w:tc>
-        <w:tc>
-          <w:tcPr>
-            <w:tcW w:type="dxa" w:w="6756"/>
-          </w:tcPr>
-          <w:p>
-            <w:pPr>
-              <w:pStyle w:val="Compact"/>
-              <w:spacing w:after="0" w:line="264" w:lineRule="auto"/>
-            </w:pPr>
-            <w:r>
-              <w:rPr>
-                <w:sz w:val="16"/>
-              </w:rPr>
-              <w:t xml:space="preserve">다이어토닉 제한이 버리는 대비의 비율 (O-31 · D-0088). 등가선(</w:t>
-            </w:r>
-            <w:r>
-              <w:rPr>
-                <w:rStyle w:val="VerbatimChar"/>
-                <w:sz w:val="16"/>
-              </w:rPr>
-              <w:t xml:space="preserve">matched</w:t>
-            </w:r>
-            <w:r>
-              <w:rPr>
-                <w:sz w:val="16"/>
-              </w:rPr>
-              <w:t xml:space="preserve">)과 견준다.</w:t>
-            </w:r>
-            <w:r>
-              <w:rPr>
-                <w:sz w:val="16"/>
-              </w:rPr>
-              <w:t xml:space="preserve"> </w:t>
-            </w:r>
-            <w:r>
-              <w:rPr>
-                <w:b/>
-                <w:bCs/>
-                <w:sz w:val="16"/>
-              </w:rPr>
-              <w:t xml:space="preserve">수는 §버리는 칸의 몫 실측이 든다</w:t>
-            </w:r>
-            <w:r>
-              <w:rPr>
-                <w:sz w:val="16"/>
-              </w:rPr>
-              <w:t xml:space="preserve"> </w:t>
-            </w:r>
-            <w:r>
-              <w:rPr>
-                <w:sz w:val="16"/>
-              </w:rPr>
-              <w:t xml:space="preserve">— 손으로 안 적는다 (D-0449 · D-0454). 쌍 400에서</w:t>
-            </w:r>
-            <w:r>
-              <w:rPr>
-                <w:sz w:val="16"/>
-              </w:rPr>
-              <w:t xml:space="preserve"> </w:t>
-            </w:r>
-            <w:r>
-              <w:rPr>
-                <w:rStyle w:val="VerbatimChar"/>
-                <w:sz w:val="16"/>
-              </w:rPr>
-              <w:t xml:space="preserve">t</w:t>
-            </w:r>
-            <w:r>
-              <w:rPr>
-                <w:sz w:val="16"/>
-              </w:rPr>
-              <w:t xml:space="preserve">가 1.87·0.28로</w:t>
-            </w:r>
-            <w:r>
-              <w:rPr>
-                <w:sz w:val="16"/>
-              </w:rPr>
-              <w:t xml:space="preserve"> </w:t>
-            </w:r>
-            <w:r>
-              <w:rPr>
-                <w:b/>
-                <w:bCs/>
-                <w:sz w:val="16"/>
-              </w:rPr>
-              <w:t xml:space="preserve">사전 등록 문턱 2.0을 둘 다 못 넘는다.</w:t>
-            </w:r>
-            <w:r>
-              <w:rPr>
-                <w:sz w:val="16"/>
-              </w:rPr>
-              <w:t xml:space="preserve"> </w:t>
-            </w:r>
-            <w:r>
-              <w:rPr>
-                <w:b/>
-                <w:bCs/>
-                <w:sz w:val="16"/>
-              </w:rPr>
-              <w:t xml:space="preserve">까닭이 서로 다르다 (D-0455)</w:t>
-            </w:r>
-            <w:r>
-              <w:rPr>
-                <w:sz w:val="16"/>
-              </w:rPr>
-              <w:t xml:space="preserve">:</w:t>
-            </w:r>
-            <w:r>
-              <w:rPr>
-                <w:sz w:val="16"/>
-              </w:rPr>
-              <w:t xml:space="preserve"> </w:t>
-            </w:r>
-            <w:r>
-              <w:rPr>
-                <w:rStyle w:val="VerbatimChar"/>
-                <w:sz w:val="16"/>
-              </w:rPr>
-              <w:t xml:space="preserve">other</w:t>
-            </w:r>
-            <w:r>
-              <w:rPr>
-                <w:sz w:val="16"/>
-              </w:rPr>
-              <w:t xml:space="preserve">는 시드 24판이 23판 통과에 48판 전부 양수라</w:t>
-            </w:r>
-            <w:r>
-              <w:rPr>
-                <w:sz w:val="16"/>
-              </w:rPr>
-              <w:t xml:space="preserve"> </w:t>
-            </w:r>
-            <w:r>
-              <w:rPr>
-                <w:b/>
-                <w:bCs/>
-                <w:sz w:val="16"/>
-              </w:rPr>
-              <w:t xml:space="preserve">분해능 문제</w:t>
-            </w:r>
-            <w:r>
-              <w:rPr>
-                <w:sz w:val="16"/>
-              </w:rPr>
-              <w:t xml:space="preserve">이고,</w:t>
-            </w:r>
-            <w:r>
-              <w:rPr>
-                <w:sz w:val="16"/>
-              </w:rPr>
-              <w:t xml:space="preserve"> </w:t>
-            </w:r>
-            <w:r>
-              <w:rPr>
-                <w:rStyle w:val="VerbatimChar"/>
-                <w:sz w:val="16"/>
-              </w:rPr>
-              <w:t xml:space="preserve">mix</w:t>
-            </w:r>
-            <w:r>
-              <w:rPr>
-                <w:sz w:val="16"/>
-              </w:rPr>
-              <w:t xml:space="preserve">는 쌍 1600에서도</w:t>
-            </w:r>
-            <w:r>
-              <w:rPr>
-                <w:sz w:val="16"/>
-              </w:rPr>
-              <w:t xml:space="preserve"> </w:t>
-            </w:r>
-            <w:r>
-              <w:rPr>
-                <w:b/>
-                <w:bCs/>
-                <w:sz w:val="16"/>
-              </w:rPr>
-              <w:t xml:space="preserve">0/24</w:t>
-            </w:r>
-            <w:r>
-              <w:rPr>
-                <w:sz w:val="16"/>
-              </w:rPr>
-              <w:t xml:space="preserve">에 양수 11/24라</w:t>
-            </w:r>
-            <w:r>
-              <w:rPr>
-                <w:sz w:val="16"/>
-              </w:rPr>
-              <w:t xml:space="preserve"> </w:t>
-            </w:r>
-            <w:r>
-              <w:rPr>
-                <w:b/>
-                <w:bCs/>
-                <w:sz w:val="16"/>
-              </w:rPr>
-              <w:t xml:space="preserve">효과가 없다 — 「덜하거나 같다」가 답이다.</w:t>
-            </w:r>
-            <w:r>
-              <w:rPr>
-                <w:sz w:val="16"/>
-              </w:rPr>
-              <w:t xml:space="preserve"> </w:t>
-            </w:r>
-            <w:r>
-              <w:rPr>
-                <w:sz w:val="16"/>
-              </w:rPr>
-              <w:t xml:space="preserve">초과분은 전부 진짜 반음계 5칸에서 나온다</w:t>
-            </w:r>
-          </w:p>
-        </w:tc>
-      </w:tr>
-      <w:tr>
-        <w:tc>
-          <w:tcPr>
-            <w:tcW w:type="dxa" w:w="946"/>
-          </w:tcPr>
-          <w:p>
-            <w:pPr>
-              <w:pStyle w:val="Compact"/>
-              <w:spacing w:after="0" w:line="264" w:lineRule="auto"/>
-            </w:pPr>
-            <w:r>
-              <w:rPr>
-                <w:sz w:val="16"/>
-              </w:rPr>
-              <w:t xml:space="preserve">생성</w:t>
-            </w:r>
-          </w:p>
-        </w:tc>
-        <w:tc>
-          <w:tcPr>
-            <w:tcW w:type="dxa" w:w="1370"/>
-          </w:tcPr>
-          <w:p>
-            <w:pPr>
-              <w:pStyle w:val="Compact"/>
-              <w:spacing w:after="0" w:line="264" w:lineRule="auto"/>
-            </w:pPr>
-            <w:r>
-              <w:rPr>
-                <w:sz w:val="16"/>
-              </w:rPr>
-              <w:t xml:space="preserve">M7 치환 상관</w:t>
-            </w:r>
-          </w:p>
-        </w:tc>
-        <w:tc>
-          <w:tcPr>
-            <w:tcW w:type="dxa" w:w="6756"/>
-          </w:tcPr>
-          <w:p>
-            <w:pPr>
-              <w:pStyle w:val="Compact"/>
-              <w:spacing w:after="0" w:line="264" w:lineRule="auto"/>
-            </w:pPr>
-            <w:r>
-              <w:rPr>
-                <w:sz w:val="16"/>
-              </w:rPr>
-              <w:t xml:space="preserve">반음계 칸이 짝 온음계 칸을 대체하는가 (O-33 · D-0090).</w:t>
-            </w:r>
-            <w:r>
-              <w:rPr>
-                <w:sz w:val="16"/>
-              </w:rPr>
-              <w:t xml:space="preserve"> </w:t>
-            </w:r>
-            <w:r>
-              <w:rPr>
-                <w:b/>
-                <w:bCs/>
-                <w:sz w:val="16"/>
-              </w:rPr>
-              <w:t xml:space="preserve">1004곡 전체 +0.2074 (t=7.34) — 오차로 설명되지 않는다</w:t>
-            </w:r>
-            <w:r>
-              <w:rPr>
-                <w:sz w:val="16"/>
-              </w:rPr>
-              <w:t xml:space="preserve"> </w:t>
-            </w:r>
-            <w:r>
-              <w:rPr>
-                <w:sz w:val="16"/>
-              </w:rPr>
-              <w:t xml:space="preserve">(D-0327). 양수이므로</w:t>
-            </w:r>
-            <w:r>
-              <w:rPr>
-                <w:sz w:val="16"/>
-              </w:rPr>
-              <w:t xml:space="preserve"> </w:t>
-            </w:r>
-            <w:r>
-              <w:rPr>
-                <w:b/>
-                <w:bCs/>
-                <w:sz w:val="16"/>
-              </w:rPr>
-              <w:t xml:space="preserve">첨가</w:t>
-            </w:r>
-            <w:r>
-              <w:rPr>
-                <w:sz w:val="16"/>
-              </w:rPr>
-              <w:t xml:space="preserve">이며, 그 첨가를 만드는 것은 차용이 아니라</w:t>
-            </w:r>
-            <w:r>
-              <w:rPr>
-                <w:sz w:val="16"/>
-              </w:rPr>
-              <w:t xml:space="preserve"> </w:t>
-            </w:r>
-            <w:r>
-              <w:rPr>
-                <w:b/>
-                <w:bCs/>
-                <w:sz w:val="16"/>
-              </w:rPr>
-              <w:t xml:space="preserve">누설</w:t>
-            </w:r>
-            <w:r>
-              <w:rPr>
-                <w:sz w:val="16"/>
-              </w:rPr>
-              <w:t xml:space="preserve">이다 (M8). 옛 +0.0192는 40곡 산출물로 난 수다 (D-0325)</w:t>
-            </w:r>
-          </w:p>
-        </w:tc>
-      </w:tr>
-      <w:tr>
-        <w:tc>
-          <w:tcPr>
-            <w:tcW w:type="dxa" w:w="946"/>
-          </w:tcPr>
-          <w:p>
-            <w:pPr>
-              <w:pStyle w:val="Compact"/>
-              <w:spacing w:after="0" w:line="264" w:lineRule="auto"/>
-            </w:pPr>
-            <w:r>
-              <w:rPr>
-                <w:sz w:val="16"/>
-              </w:rPr>
-              <w:t xml:space="preserve">생성</w:t>
-            </w:r>
-          </w:p>
-        </w:tc>
-        <w:tc>
-          <w:tcPr>
-            <w:tcW w:type="dxa" w:w="1370"/>
-          </w:tcPr>
-          <w:p>
-            <w:pPr>
-              <w:pStyle w:val="Compact"/>
-              <w:spacing w:after="0" w:line="264" w:lineRule="auto"/>
-            </w:pPr>
-            <w:r>
-              <w:rPr>
-                <w:sz w:val="16"/>
-              </w:rPr>
-              <w:t xml:space="preserve">M8 뭉침 대비</w:t>
-            </w:r>
-          </w:p>
-        </w:tc>
-        <w:tc>
-          <w:tcPr>
-            <w:tcW w:type="dxa" w:w="6756"/>
-          </w:tcPr>
-          <w:p>
-            <w:pPr>
-              <w:pStyle w:val="Compact"/>
-              <w:spacing w:after="0" w:line="264" w:lineRule="auto"/>
-            </w:pPr>
-            <w:r>
-              <w:rPr>
-                <w:sz w:val="16"/>
-              </w:rPr>
-              <w:t xml:space="preserve">♭3·♭6·♭7이 한 곡에서 같이 오르는가 (O-35 · D-0093).</w:t>
-            </w:r>
-            <w:r>
-              <w:rPr>
-                <w:sz w:val="16"/>
-              </w:rPr>
-              <w:t xml:space="preserve"> </w:t>
-            </w:r>
-            <w:r>
-              <w:rPr>
-                <w:b/>
-                <w:bCs/>
-                <w:sz w:val="16"/>
-              </w:rPr>
-              <w:t xml:space="preserve">1004곡 정본 사전에서 -0.0066 ±0.0303 (t=-0.22) — 기각이다</w:t>
-            </w:r>
-            <w:r>
-              <w:rPr>
-                <w:sz w:val="16"/>
-              </w:rPr>
-              <w:t xml:space="preserve"> </w:t>
-            </w:r>
-            <w:r>
-              <w:rPr>
-                <w:sz w:val="16"/>
-              </w:rPr>
-              <w:t xml:space="preserve">(D-0327). D-0091이 미리 박은 눈금에서 누설만이 -0.032~-0.002, 차용은 +0.787 이상이다. 실측은</w:t>
-            </w:r>
-            <w:r>
-              <w:rPr>
-                <w:sz w:val="16"/>
-              </w:rPr>
-              <w:t xml:space="preserve"> </w:t>
-            </w:r>
-            <w:r>
-              <w:rPr>
-                <w:b/>
-                <w:bCs/>
-                <w:sz w:val="16"/>
-              </w:rPr>
-              <w:t xml:space="preserve">누설 구간 한가운데</w:t>
-            </w:r>
-            <w:r>
-              <w:rPr>
-                <w:sz w:val="16"/>
-              </w:rPr>
-              <w:t xml:space="preserve">이며 차용 구간에서 16시그마 밖이다.</w:t>
-            </w:r>
-            <w:r>
-              <w:rPr>
-                <w:sz w:val="16"/>
-              </w:rPr>
-              <w:t xml:space="preserve"> </w:t>
-            </w:r>
-            <w:r>
-              <w:rPr>
-                <w:b/>
-                <w:bCs/>
-                <w:sz w:val="16"/>
-              </w:rPr>
-              <w:t xml:space="preserve">단조 차용의 증거가 없다 — 누설이다.</w:t>
-            </w:r>
-            <w:r>
-              <w:rPr>
-                <w:sz w:val="16"/>
-              </w:rPr>
-              <w:t xml:space="preserve"> </w:t>
-            </w:r>
-            <w:r>
-              <w:rPr>
-                <w:sz w:val="16"/>
-              </w:rPr>
-              <w:t xml:space="preserve">옛 +0.3787은 실험용 40곡 산출물로 난 수다 (D-0325)</w:t>
-            </w:r>
-          </w:p>
-        </w:tc>
-      </w:tr>
-      <w:tr>
-        <w:tc>
-          <w:tcPr>
-            <w:tcW w:type="dxa" w:w="946"/>
-          </w:tcPr>
-          <w:p>
-            <w:pPr>
-              <w:pStyle w:val="Compact"/>
-              <w:spacing w:after="0" w:line="264" w:lineRule="auto"/>
-            </w:pPr>
-            <w:r>
-              <w:rPr>
-                <w:sz w:val="16"/>
-              </w:rPr>
-              <w:t xml:space="preserve">분석</w:t>
-            </w:r>
-          </w:p>
-        </w:tc>
-        <w:tc>
-          <w:tcPr>
-            <w:tcW w:type="dxa" w:w="1370"/>
-          </w:tcPr>
-          <w:p>
-            <w:pPr>
-              <w:pStyle w:val="Compact"/>
-              <w:spacing w:after="0" w:line="264" w:lineRule="auto"/>
-            </w:pPr>
-            <w:r>
-              <w:rPr>
-                <w:sz w:val="16"/>
-              </w:rPr>
-              <w:t xml:space="preserve">M12 창 길이 불변</w:t>
-            </w:r>
-          </w:p>
-        </w:tc>
-        <w:tc>
-          <w:tcPr>
-            <w:tcW w:type="dxa" w:w="6756"/>
-          </w:tcPr>
-          <w:p>
-            <w:pPr>
-              <w:pStyle w:val="Compact"/>
-              <w:spacing w:after="0" w:line="264" w:lineRule="auto"/>
-            </w:pPr>
-            <w:r>
-              <w:rPr>
-                <w:sz w:val="16"/>
-              </w:rPr>
-              <w:t xml:space="preserve">묶어 만든 것과 처음부터 그 길이로 뽑은 것이 같은가 (D-0104 · D-0320). 사전 등록 천장 0.01.</w:t>
-            </w:r>
-            <w:r>
-              <w:rPr>
-                <w:sz w:val="16"/>
-              </w:rPr>
-              <w:t xml:space="preserve"> </w:t>
-            </w:r>
-            <w:r>
-              <w:rPr>
-                <w:b/>
-                <w:bCs/>
-                <w:sz w:val="16"/>
-              </w:rPr>
-              <w:t xml:space="preserve">실물에서</w:t>
+              <w:t xml:space="preserve">대</w:t>
             </w:r>
             <w:r>
               <w:rPr>
@@ -52212,7 +51715,7 @@
                 <w:bCs/>
                 <w:sz w:val="16"/>
               </w:rPr>
-              <w:t xml:space="preserve">bass</w:t>
+              <w:t xml:space="preserve">other</w:t>
             </w:r>
             <w:r>
               <w:rPr>
@@ -52220,6 +51723,121 @@
                 <w:bCs/>
                 <w:sz w:val="16"/>
               </w:rPr>
+              <w:t xml:space="preserve">는 겹쳐서 0.5572가 나왔고 못 읽는다</w:t>
+            </w:r>
+            <w:r>
+              <w:rPr>
+                <w:sz w:val="16"/>
+              </w:rPr>
+              <w:t xml:space="preserve"> </w:t>
+            </w:r>
+            <w:r>
+              <w:rPr>
+                <w:sz w:val="16"/>
+              </w:rPr>
+              <w:t xml:space="preserve">—</w:t>
+            </w:r>
+            <w:r>
+              <w:rPr>
+                <w:sz w:val="16"/>
+              </w:rPr>
+              <w:t xml:space="preserve"> </w:t>
+            </w:r>
+            <w:r>
+              <w:rPr>
+                <w:rStyle w:val="VerbatimChar"/>
+                <w:sz w:val="16"/>
+              </w:rPr>
+              <w:t xml:space="preserve">other</w:t>
+            </w:r>
+            <w:r>
+              <w:rPr>
+                <w:sz w:val="16"/>
+              </w:rPr>
+              <w:t xml:space="preserve"> </w:t>
+            </w:r>
+            <w:r>
+              <w:rPr>
+                <w:sz w:val="16"/>
+              </w:rPr>
+              <w:t xml:space="preserve">대</w:t>
+            </w:r>
+            <w:r>
+              <w:rPr>
+                <w:sz w:val="16"/>
+              </w:rPr>
+              <w:t xml:space="preserve"> </w:t>
+            </w:r>
+            <w:r>
+              <w:rPr>
+                <w:rStyle w:val="VerbatimChar"/>
+                <w:sz w:val="16"/>
+              </w:rPr>
+              <w:t xml:space="preserve">bass</w:t>
+            </w:r>
+            <w:r>
+              <w:rPr>
+                <w:sz w:val="16"/>
+              </w:rPr>
+              <w:t xml:space="preserve">로 잰다 (실측 필요)</w:t>
+            </w:r>
+          </w:p>
+        </w:tc>
+      </w:tr>
+      <w:tr>
+        <w:tc>
+          <w:tcPr>
+            <w:tcW w:type="dxa" w:w="929"/>
+          </w:tcPr>
+          <w:p>
+            <w:pPr>
+              <w:pStyle w:val="Compact"/>
+              <w:spacing w:after="0" w:line="264" w:lineRule="auto"/>
+            </w:pPr>
+            <w:r>
+              <w:rPr>
+                <w:sz w:val="16"/>
+              </w:rPr>
+              <w:t xml:space="preserve">생성</w:t>
+            </w:r>
+          </w:p>
+        </w:tc>
+        <w:tc>
+          <w:tcPr>
+            <w:tcW w:type="dxa" w:w="1325"/>
+          </w:tcPr>
+          <w:p>
+            <w:pPr>
+              <w:pStyle w:val="Compact"/>
+              <w:spacing w:after="0" w:line="264" w:lineRule="auto"/>
+            </w:pPr>
+            <w:r>
+              <w:rPr>
+                <w:sz w:val="16"/>
+              </w:rPr>
+              <w:t xml:space="preserve">M11 전이 초과</w:t>
+            </w:r>
+          </w:p>
+        </w:tc>
+        <w:tc>
+          <w:tcPr>
+            <w:tcW w:type="dxa" w:w="6818"/>
+          </w:tcPr>
+          <w:p>
+            <w:pPr>
+              <w:pStyle w:val="Compact"/>
+              <w:spacing w:after="0" w:line="264" w:lineRule="auto"/>
+            </w:pPr>
+            <w:r>
+              <w:rPr>
+                <w:sz w:val="16"/>
+              </w:rPr>
+              <w:t xml:space="preserve">배열이 참조곡을 담는가 (O-32 · D-0102). 전이 행렬 거리에서</w:t>
+            </w:r>
+            <w:r>
+              <w:rPr>
+                <w:sz w:val="16"/>
+              </w:rPr>
               <w:t xml:space="preserve"> </w:t>
             </w:r>
             <w:r>
@@ -52228,7 +51846,7 @@
                 <w:bCs/>
                 <w:sz w:val="16"/>
               </w:rPr>
-              <w:t xml:space="preserve">중앙 0.3548 · 최대 0.5852로 30~60배 깼다</w:t>
+              <w:t xml:space="preserve">같은 치환</w:t>
             </w:r>
             <w:r>
               <w:rPr>
@@ -52240,7 +51858,7 @@
               <w:rPr>
                 <w:sz w:val="16"/>
               </w:rPr>
-              <w:t xml:space="preserve">(D-0322).</w:t>
+              <w:t xml:space="preserve">귀무선을 뺀다.</w:t>
             </w:r>
             <w:r>
               <w:rPr>
@@ -52254,7 +51872,7 @@
                 <w:bCs/>
                 <w:sz w:val="16"/>
               </w:rPr>
-              <w:t xml:space="preserve">천장을 안 올린다</w:t>
+              <w:t xml:space="preserve">현재 0.0000이 정상이다</w:t>
             </w:r>
             <w:r>
               <w:rPr>
@@ -52266,7 +51884,7 @@
               <w:rPr>
                 <w:sz w:val="16"/>
               </w:rPr>
-              <w:t xml:space="preserve">— 올리면 그것이 D-0058이다. 「창 길이는 분석 인자다」는 폐기됐다</w:t>
+              <w:t xml:space="preserve">— 순서를 시드가 정하므로. 양수가 되는 날이 O-32가 풀린 날이다</w:t>
             </w:r>
           </w:p>
         </w:tc>
@@ -52274,52 +51892,65 @@
       <w:tr>
         <w:tc>
           <w:tcPr>
-            <w:tcW w:type="dxa" w:w="946"/>
-          </w:tcPr>
-          <w:p>
-            <w:pPr>
-              <w:pStyle w:val="Compact"/>
-              <w:spacing w:after="0" w:line="264" w:lineRule="auto"/>
-            </w:pPr>
-            <w:r>
-              <w:rPr>
-                <w:sz w:val="16"/>
-              </w:rPr>
-              <w:t xml:space="preserve">분석</w:t>
-            </w:r>
-          </w:p>
-        </w:tc>
-        <w:tc>
-          <w:tcPr>
-            <w:tcW w:type="dxa" w:w="1370"/>
-          </w:tcPr>
-          <w:p>
-            <w:pPr>
-              <w:pStyle w:val="Compact"/>
-              <w:spacing w:after="0" w:line="264" w:lineRule="auto"/>
-            </w:pPr>
-            <w:r>
-              <w:rPr>
-                <w:sz w:val="16"/>
-              </w:rPr>
-              <w:t xml:space="preserve">M13 박 세기</w:t>
-            </w:r>
-          </w:p>
-        </w:tc>
-        <w:tc>
-          <w:tcPr>
-            <w:tcW w:type="dxa" w:w="6756"/>
-          </w:tcPr>
-          <w:p>
-            <w:pPr>
-              <w:pStyle w:val="Compact"/>
-              <w:spacing w:after="0" w:line="264" w:lineRule="auto"/>
-            </w:pPr>
-            <w:r>
-              <w:rPr>
-                <w:sz w:val="16"/>
-              </w:rPr>
-              <w:t xml:space="preserve">박이 있는가 (D-0314 · D-0315).</w:t>
+            <w:tcW w:type="dxa" w:w="929"/>
+          </w:tcPr>
+          <w:p>
+            <w:pPr>
+              <w:pStyle w:val="Compact"/>
+              <w:spacing w:after="0" w:line="264" w:lineRule="auto"/>
+            </w:pPr>
+            <w:r>
+              <w:rPr>
+                <w:sz w:val="16"/>
+              </w:rPr>
+              <w:t xml:space="preserve">생성</w:t>
+            </w:r>
+          </w:p>
+        </w:tc>
+        <w:tc>
+          <w:tcPr>
+            <w:tcW w:type="dxa" w:w="1325"/>
+          </w:tcPr>
+          <w:p>
+            <w:pPr>
+              <w:pStyle w:val="Compact"/>
+              <w:spacing w:after="0" w:line="264" w:lineRule="auto"/>
+            </w:pPr>
+            <w:r>
+              <w:rPr>
+                <w:sz w:val="16"/>
+              </w:rPr>
+              <w:t xml:space="preserve">M6 비음계 몫</w:t>
+            </w:r>
+          </w:p>
+        </w:tc>
+        <w:tc>
+          <w:tcPr>
+            <w:tcW w:type="dxa" w:w="6818"/>
+          </w:tcPr>
+          <w:p>
+            <w:pPr>
+              <w:pStyle w:val="Compact"/>
+              <w:spacing w:after="0" w:line="264" w:lineRule="auto"/>
+            </w:pPr>
+            <w:r>
+              <w:rPr>
+                <w:sz w:val="16"/>
+              </w:rPr>
+              <w:t xml:space="preserve">다이어토닉 제한이 버리는 대비의 비율 (O-31 · D-0088). 등가선(</w:t>
+            </w:r>
+            <w:r>
+              <w:rPr>
+                <w:rStyle w:val="VerbatimChar"/>
+                <w:sz w:val="16"/>
+              </w:rPr>
+              <w:t xml:space="preserve">matched</w:t>
+            </w:r>
+            <w:r>
+              <w:rPr>
+                <w:sz w:val="16"/>
+              </w:rPr>
+              <w:t xml:space="preserve">)과 견준다.</w:t>
             </w:r>
             <w:r>
               <w:rPr>
@@ -52333,7 +51964,7 @@
                 <w:bCs/>
                 <w:sz w:val="16"/>
               </w:rPr>
-              <w:t xml:space="preserve">수준이 아니라 변화에서 잰다</w:t>
+              <w:t xml:space="preserve">수는 §버리는 칸의 몫 실측이 든다</w:t>
             </w:r>
             <w:r>
               <w:rPr>
@@ -52345,7 +51976,26 @@
               <w:rPr>
                 <w:sz w:val="16"/>
               </w:rPr>
-              <w:t xml:space="preserve">— 포락선을 그대로 쓰면 느린 곡의 크기 변화가 분모를 부풀려</w:t>
+              <w:t xml:space="preserve">— 손으로 안 적는다 (D-0449 · D-0454). 쌍 400에서</w:t>
+            </w:r>
+            <w:r>
+              <w:rPr>
+                <w:sz w:val="16"/>
+              </w:rPr>
+              <w:t xml:space="preserve"> </w:t>
+            </w:r>
+            <w:r>
+              <w:rPr>
+                <w:rStyle w:val="VerbatimChar"/>
+                <w:sz w:val="16"/>
+              </w:rPr>
+              <w:t xml:space="preserve">t</w:t>
+            </w:r>
+            <w:r>
+              <w:rPr>
+                <w:sz w:val="16"/>
+              </w:rPr>
+              <w:t xml:space="preserve">가 1.87·0.28로</w:t>
             </w:r>
             <w:r>
               <w:rPr>
@@ -52359,44 +52009,7 @@
                 <w:bCs/>
                 <w:sz w:val="16"/>
               </w:rPr>
-              <w:t xml:space="preserve">음성 대조(시간 섞음)에게 진다</w:t>
-            </w:r>
-            <w:r>
-              <w:rPr>
-                <w:sz w:val="16"/>
-              </w:rPr>
-              <w:t xml:space="preserve"> </w:t>
-            </w:r>
-            <w:r>
-              <w:rPr>
-                <w:sz w:val="16"/>
-              </w:rPr>
-              <w:t xml:space="preserve">(이득 -0.354 · t -6.92).</w:t>
-            </w:r>
-            <w:r>
-              <w:rPr>
-                <w:sz w:val="16"/>
-              </w:rPr>
-              <w:t xml:space="preserve"> </w:t>
-            </w:r>
-            <w:r>
-              <w:rPr>
-                <w:rStyle w:val="VerbatimChar"/>
-                <w:sz w:val="16"/>
-              </w:rPr>
-              <w:t xml:space="preserve">np.diff</w:t>
-            </w:r>
-            <w:r>
-              <w:rPr>
-                <w:sz w:val="16"/>
-              </w:rPr>
-              <w:t xml:space="preserve"> </w:t>
-            </w:r>
-            <w:r>
-              <w:rPr>
-                <w:sz w:val="16"/>
-              </w:rPr>
-              <w:t xml:space="preserve">뒤 재서</w:t>
+              <w:t xml:space="preserve">사전 등록 문턱 2.0을 둘 다 못 넘는다.</w:t>
             </w:r>
             <w:r>
               <w:rPr>
@@ -52410,7 +52023,13 @@
                 <w:bCs/>
                 <w:sz w:val="16"/>
               </w:rPr>
-              <w:t xml:space="preserve">이득 +6.093 · t 58.76 · 곡승률 98.7%</w:t>
+              <w:t xml:space="preserve">까닭이 서로 다르다 (D-0455)</w:t>
+            </w:r>
+            <w:r>
+              <w:rPr>
+                <w:sz w:val="16"/>
+              </w:rPr>
+              <w:t xml:space="preserve">:</w:t>
             </w:r>
             <w:r>
               <w:rPr>
@@ -52420,9 +52039,16 @@
             </w:r>
             <w:r>
               <w:rPr>
-                <w:sz w:val="16"/>
-              </w:rPr>
-              <w:t xml:space="preserve">(D-0317).</w:t>
+                <w:rStyle w:val="VerbatimChar"/>
+                <w:sz w:val="16"/>
+              </w:rPr>
+              <w:t xml:space="preserve">other</w:t>
+            </w:r>
+            <w:r>
+              <w:rPr>
+                <w:sz w:val="16"/>
+              </w:rPr>
+              <w:t xml:space="preserve">는 시드 24판이 23판 통과에 48판 전부 양수라</w:t>
             </w:r>
             <w:r>
               <w:rPr>
@@ -52432,16 +52058,82 @@
             </w:r>
             <w:r>
               <w:rPr>
+                <w:b/>
+                <w:bCs/>
+                <w:sz w:val="16"/>
+              </w:rPr>
+              <w:t xml:space="preserve">분해능 문제</w:t>
+            </w:r>
+            <w:r>
+              <w:rPr>
+                <w:sz w:val="16"/>
+              </w:rPr>
+              <w:t xml:space="preserve">이고,</w:t>
+            </w:r>
+            <w:r>
+              <w:rPr>
+                <w:sz w:val="16"/>
+              </w:rPr>
+              <w:t xml:space="preserve"> </w:t>
+            </w:r>
+            <w:r>
+              <w:rPr>
                 <w:rStyle w:val="VerbatimChar"/>
                 <w:sz w:val="16"/>
               </w:rPr>
-              <w:t xml:space="preserve">ruler_broken</w:t>
-            </w:r>
-            <w:r>
-              <w:rPr>
-                <w:sz w:val="16"/>
-              </w:rPr>
-              <w:t xml:space="preserve">이 그 사고를 다시 잡는다</w:t>
+              <w:t xml:space="preserve">mix</w:t>
+            </w:r>
+            <w:r>
+              <w:rPr>
+                <w:sz w:val="16"/>
+              </w:rPr>
+              <w:t xml:space="preserve">는 쌍 1600에서도</w:t>
+            </w:r>
+            <w:r>
+              <w:rPr>
+                <w:sz w:val="16"/>
+              </w:rPr>
+              <w:t xml:space="preserve"> </w:t>
+            </w:r>
+            <w:r>
+              <w:rPr>
+                <w:b/>
+                <w:bCs/>
+                <w:sz w:val="16"/>
+              </w:rPr>
+              <w:t xml:space="preserve">0/24</w:t>
+            </w:r>
+            <w:r>
+              <w:rPr>
+                <w:sz w:val="16"/>
+              </w:rPr>
+              <w:t xml:space="preserve">에 양수 11/24라</w:t>
+            </w:r>
+            <w:r>
+              <w:rPr>
+                <w:sz w:val="16"/>
+              </w:rPr>
+              <w:t xml:space="preserve"> </w:t>
+            </w:r>
+            <w:r>
+              <w:rPr>
+                <w:b/>
+                <w:bCs/>
+                <w:sz w:val="16"/>
+              </w:rPr>
+              <w:t xml:space="preserve">효과가 없다 — 「덜하거나 같다」가 답이다.</w:t>
+            </w:r>
+            <w:r>
+              <w:rPr>
+                <w:sz w:val="16"/>
+              </w:rPr>
+              <w:t xml:space="preserve"> </w:t>
+            </w:r>
+            <w:r>
+              <w:rPr>
+                <w:sz w:val="16"/>
+              </w:rPr>
+              <w:t xml:space="preserve">초과분은 전부 진짜 반음계 5칸에서 나온다</w:t>
             </w:r>
           </w:p>
         </w:tc>
@@ -52449,52 +52141,52 @@
       <w:tr>
         <w:tc>
           <w:tcPr>
-            <w:tcW w:type="dxa" w:w="946"/>
-          </w:tcPr>
-          <w:p>
-            <w:pPr>
-              <w:pStyle w:val="Compact"/>
-              <w:spacing w:after="0" w:line="264" w:lineRule="auto"/>
-            </w:pPr>
-            <w:r>
-              <w:rPr>
-                <w:sz w:val="16"/>
-              </w:rPr>
-              <w:t xml:space="preserve">분석</w:t>
-            </w:r>
-          </w:p>
-        </w:tc>
-        <w:tc>
-          <w:tcPr>
-            <w:tcW w:type="dxa" w:w="1370"/>
-          </w:tcPr>
-          <w:p>
-            <w:pPr>
-              <w:pStyle w:val="Compact"/>
-              <w:spacing w:after="0" w:line="264" w:lineRule="auto"/>
-            </w:pPr>
-            <w:r>
-              <w:rPr>
-                <w:sz w:val="16"/>
-              </w:rPr>
-              <w:t xml:space="preserve">M14 박 안 위상</w:t>
-            </w:r>
-          </w:p>
-        </w:tc>
-        <w:tc>
-          <w:tcPr>
-            <w:tcW w:type="dxa" w:w="6756"/>
-          </w:tcPr>
-          <w:p>
-            <w:pPr>
-              <w:pStyle w:val="Compact"/>
-              <w:spacing w:after="0" w:line="264" w:lineRule="auto"/>
-            </w:pPr>
-            <w:r>
-              <w:rPr>
-                <w:sz w:val="16"/>
-              </w:rPr>
-              <w:t xml:space="preserve">온셋이 박 안 어디에 앉는가 (D-0143 · D-0317).</w:t>
+            <w:tcW w:type="dxa" w:w="929"/>
+          </w:tcPr>
+          <w:p>
+            <w:pPr>
+              <w:pStyle w:val="Compact"/>
+              <w:spacing w:after="0" w:line="264" w:lineRule="auto"/>
+            </w:pPr>
+            <w:r>
+              <w:rPr>
+                <w:sz w:val="16"/>
+              </w:rPr>
+              <w:t xml:space="preserve">생성</w:t>
+            </w:r>
+          </w:p>
+        </w:tc>
+        <w:tc>
+          <w:tcPr>
+            <w:tcW w:type="dxa" w:w="1325"/>
+          </w:tcPr>
+          <w:p>
+            <w:pPr>
+              <w:pStyle w:val="Compact"/>
+              <w:spacing w:after="0" w:line="264" w:lineRule="auto"/>
+            </w:pPr>
+            <w:r>
+              <w:rPr>
+                <w:sz w:val="16"/>
+              </w:rPr>
+              <w:t xml:space="preserve">M7 치환 상관</w:t>
+            </w:r>
+          </w:p>
+        </w:tc>
+        <w:tc>
+          <w:tcPr>
+            <w:tcW w:type="dxa" w:w="6818"/>
+          </w:tcPr>
+          <w:p>
+            <w:pPr>
+              <w:pStyle w:val="Compact"/>
+              <w:spacing w:after="0" w:line="264" w:lineRule="auto"/>
+            </w:pPr>
+            <w:r>
+              <w:rPr>
+                <w:sz w:val="16"/>
+              </w:rPr>
+              <w:t xml:space="preserve">반음계 칸이 짝 온음계 칸을 대체하는가 (O-33 · D-0090).</w:t>
             </w:r>
             <w:r>
               <w:rPr>
@@ -52508,7 +52200,7 @@
                 <w:bCs/>
                 <w:sz w:val="16"/>
               </w:rPr>
-              <w:t xml:space="preserve">곡 간 평균 위상은 구조상 균등하므로 증거가 못 된다</w:t>
+              <w:t xml:space="preserve">1004곡 전체 +0.2074 (t=7.34) — 오차로 설명되지 않는다</w:t>
             </w:r>
             <w:r>
               <w:rPr>
@@ -52520,7 +52212,7 @@
               <w:rPr>
                 <w:sz w:val="16"/>
               </w:rPr>
-              <w:t xml:space="preserve">— 원점 고정 합성과 원점 흩뜨린 합성이 같은 값을 냈다 (D-0318).</w:t>
+              <w:t xml:space="preserve">(D-0327). 양수이므로</w:t>
             </w:r>
             <w:r>
               <w:rPr>
@@ -52534,7 +52226,33 @@
                 <w:bCs/>
                 <w:sz w:val="16"/>
               </w:rPr>
-              <w:t xml:space="preserve">곡 단위로 본다</w:t>
+              <w:t xml:space="preserve">첨가</w:t>
+            </w:r>
+            <w:r>
+              <w:rPr>
+                <w:sz w:val="16"/>
+              </w:rPr>
+              <w:t xml:space="preserve">이며, 그 첨가를 만드는 것은 차용이 아니라</w:t>
+            </w:r>
+            <w:r>
+              <w:rPr>
+                <w:sz w:val="16"/>
+              </w:rPr>
+              <w:t xml:space="preserve"> </w:t>
+            </w:r>
+            <w:r>
+              <w:rPr>
+                <w:b/>
+                <w:bCs/>
+                <w:sz w:val="16"/>
+              </w:rPr>
+              <w:t xml:space="preserve">누설</w:t>
+            </w:r>
+            <w:r>
+              <w:rPr>
+                <w:sz w:val="16"/>
+              </w:rPr>
+              <w:t xml:space="preserve">이다 (M8). 옛 +0.0192는 40곡 산출물로 난 수다 (D-0325)</w:t>
             </w:r>
           </w:p>
         </w:tc>
@@ -52542,52 +52260,124 @@
       <w:tr>
         <w:tc>
           <w:tcPr>
-            <w:tcW w:type="dxa" w:w="946"/>
-          </w:tcPr>
-          <w:p>
-            <w:pPr>
-              <w:pStyle w:val="Compact"/>
-              <w:spacing w:after="0" w:line="264" w:lineRule="auto"/>
-            </w:pPr>
-            <w:r>
-              <w:rPr>
-                <w:sz w:val="16"/>
-              </w:rPr>
-              <w:t xml:space="preserve">스템 분리</w:t>
-            </w:r>
-          </w:p>
-        </w:tc>
-        <w:tc>
-          <w:tcPr>
-            <w:tcW w:type="dxa" w:w="1370"/>
-          </w:tcPr>
-          <w:p>
-            <w:pPr>
-              <w:pStyle w:val="Compact"/>
-              <w:spacing w:after="0" w:line="264" w:lineRule="auto"/>
-            </w:pPr>
-            <w:r>
-              <w:rPr>
-                <w:sz w:val="16"/>
-              </w:rPr>
-              <w:t xml:space="preserve">SDR</w:t>
-            </w:r>
-          </w:p>
-        </w:tc>
-        <w:tc>
-          <w:tcPr>
-            <w:tcW w:type="dxa" w:w="6756"/>
-          </w:tcPr>
-          <w:p>
-            <w:pPr>
-              <w:pStyle w:val="Compact"/>
-              <w:spacing w:after="0" w:line="264" w:lineRule="auto"/>
-            </w:pPr>
-            <w:r>
-              <w:rPr>
-                <w:sz w:val="16"/>
-              </w:rPr>
-              <w:t xml:space="preserve">(실측 필요). 손실 압축 상한 명시</w:t>
+            <w:tcW w:type="dxa" w:w="929"/>
+          </w:tcPr>
+          <w:p>
+            <w:pPr>
+              <w:pStyle w:val="Compact"/>
+              <w:spacing w:after="0" w:line="264" w:lineRule="auto"/>
+            </w:pPr>
+            <w:r>
+              <w:rPr>
+                <w:sz w:val="16"/>
+              </w:rPr>
+              <w:t xml:space="preserve">생성</w:t>
+            </w:r>
+          </w:p>
+        </w:tc>
+        <w:tc>
+          <w:tcPr>
+            <w:tcW w:type="dxa" w:w="1325"/>
+          </w:tcPr>
+          <w:p>
+            <w:pPr>
+              <w:pStyle w:val="Compact"/>
+              <w:spacing w:after="0" w:line="264" w:lineRule="auto"/>
+            </w:pPr>
+            <w:r>
+              <w:rPr>
+                <w:sz w:val="16"/>
+              </w:rPr>
+              <w:t xml:space="preserve">M8 뭉침 대비</w:t>
+            </w:r>
+          </w:p>
+        </w:tc>
+        <w:tc>
+          <w:tcPr>
+            <w:tcW w:type="dxa" w:w="6818"/>
+          </w:tcPr>
+          <w:p>
+            <w:pPr>
+              <w:pStyle w:val="Compact"/>
+              <w:spacing w:after="0" w:line="264" w:lineRule="auto"/>
+            </w:pPr>
+            <w:r>
+              <w:rPr>
+                <w:sz w:val="16"/>
+              </w:rPr>
+              <w:t xml:space="preserve">♭3·♭6·♭7이 한 곡에서 같이 오르는가 (O-35 · D-0093).</w:t>
+            </w:r>
+            <w:r>
+              <w:rPr>
+                <w:sz w:val="16"/>
+              </w:rPr>
+              <w:t xml:space="preserve"> </w:t>
+            </w:r>
+            <w:r>
+              <w:rPr>
+                <w:b/>
+                <w:bCs/>
+                <w:sz w:val="16"/>
+              </w:rPr>
+              <w:t xml:space="preserve">1004곡 정본 사전에서 -0.0066 ±0.0303 (t=-0.22) — 기각이다</w:t>
+            </w:r>
+            <w:r>
+              <w:rPr>
+                <w:sz w:val="16"/>
+              </w:rPr>
+              <w:t xml:space="preserve"> </w:t>
+            </w:r>
+            <w:r>
+              <w:rPr>
+                <w:sz w:val="16"/>
+              </w:rPr>
+              <w:t xml:space="preserve">(D-0327). D-0091이 미리 박은 눈금에서 누설만이 -0.032~-0.002, 차용은 +0.787 이상이다. 실측은</w:t>
+            </w:r>
+            <w:r>
+              <w:rPr>
+                <w:sz w:val="16"/>
+              </w:rPr>
+              <w:t xml:space="preserve"> </w:t>
+            </w:r>
+            <w:r>
+              <w:rPr>
+                <w:b/>
+                <w:bCs/>
+                <w:sz w:val="16"/>
+              </w:rPr>
+              <w:t xml:space="preserve">누설 구간 한가운데</w:t>
+            </w:r>
+            <w:r>
+              <w:rPr>
+                <w:sz w:val="16"/>
+              </w:rPr>
+              <w:t xml:space="preserve">이며 차용 구간에서 16시그마 밖이다.</w:t>
+            </w:r>
+            <w:r>
+              <w:rPr>
+                <w:sz w:val="16"/>
+              </w:rPr>
+              <w:t xml:space="preserve"> </w:t>
+            </w:r>
+            <w:r>
+              <w:rPr>
+                <w:b/>
+                <w:bCs/>
+                <w:sz w:val="16"/>
+              </w:rPr>
+              <w:t xml:space="preserve">단조 차용의 증거가 없다 — 누설이다.</w:t>
+            </w:r>
+            <w:r>
+              <w:rPr>
+                <w:sz w:val="16"/>
+              </w:rPr>
+              <w:t xml:space="preserve"> </w:t>
+            </w:r>
+            <w:r>
+              <w:rPr>
+                <w:sz w:val="16"/>
+              </w:rPr>
+              <w:t xml:space="preserve">옛 +0.3787은 실험용 40곡 산출물로 난 수다 (D-0325)</w:t>
             </w:r>
           </w:p>
         </w:tc>
@@ -52595,52 +52385,137 @@
       <w:tr>
         <w:tc>
           <w:tcPr>
-            <w:tcW w:type="dxa" w:w="946"/>
-          </w:tcPr>
-          <w:p>
-            <w:pPr>
-              <w:pStyle w:val="Compact"/>
-              <w:spacing w:after="0" w:line="264" w:lineRule="auto"/>
-            </w:pPr>
-            <w:r>
-              <w:rPr>
-                <w:sz w:val="16"/>
-              </w:rPr>
-              <w:t xml:space="preserve">강제정렬</w:t>
-            </w:r>
-          </w:p>
-        </w:tc>
-        <w:tc>
-          <w:tcPr>
-            <w:tcW w:type="dxa" w:w="1370"/>
-          </w:tcPr>
-          <w:p>
-            <w:pPr>
-              <w:pStyle w:val="Compact"/>
-              <w:spacing w:after="0" w:line="264" w:lineRule="auto"/>
-            </w:pPr>
-            <w:r>
-              <w:rPr>
-                <w:sz w:val="16"/>
-              </w:rPr>
-              <w:t xml:space="preserve">정렬 정확도</w:t>
-            </w:r>
-          </w:p>
-        </w:tc>
-        <w:tc>
-          <w:tcPr>
-            <w:tcW w:type="dxa" w:w="6756"/>
-          </w:tcPr>
-          <w:p>
-            <w:pPr>
-              <w:pStyle w:val="Compact"/>
-              <w:spacing w:after="0" w:line="264" w:lineRule="auto"/>
-            </w:pPr>
-            <w:r>
-              <w:rPr>
-                <w:sz w:val="16"/>
-              </w:rPr>
-              <w:t xml:space="preserve">(실측 필요). 수동 검수 표본 대비</w:t>
+            <w:tcW w:type="dxa" w:w="929"/>
+          </w:tcPr>
+          <w:p>
+            <w:pPr>
+              <w:pStyle w:val="Compact"/>
+              <w:spacing w:after="0" w:line="264" w:lineRule="auto"/>
+            </w:pPr>
+            <w:r>
+              <w:rPr>
+                <w:sz w:val="16"/>
+              </w:rPr>
+              <w:t xml:space="preserve">분석</w:t>
+            </w:r>
+          </w:p>
+        </w:tc>
+        <w:tc>
+          <w:tcPr>
+            <w:tcW w:type="dxa" w:w="1325"/>
+          </w:tcPr>
+          <w:p>
+            <w:pPr>
+              <w:pStyle w:val="Compact"/>
+              <w:spacing w:after="0" w:line="264" w:lineRule="auto"/>
+            </w:pPr>
+            <w:r>
+              <w:rPr>
+                <w:sz w:val="16"/>
+              </w:rPr>
+              <w:t xml:space="preserve">M12 창 길이 불변</w:t>
+            </w:r>
+          </w:p>
+        </w:tc>
+        <w:tc>
+          <w:tcPr>
+            <w:tcW w:type="dxa" w:w="6818"/>
+          </w:tcPr>
+          <w:p>
+            <w:pPr>
+              <w:pStyle w:val="Compact"/>
+              <w:spacing w:after="0" w:line="264" w:lineRule="auto"/>
+            </w:pPr>
+            <w:r>
+              <w:rPr>
+                <w:sz w:val="16"/>
+              </w:rPr>
+              <w:t xml:space="preserve">묶어 만든 것과 처음부터 그 길이로 뽑은 것이 같은가 (D-0104 · D-0320). 사전 등록 천장 0.01.</w:t>
+            </w:r>
+            <w:r>
+              <w:rPr>
+                <w:sz w:val="16"/>
+              </w:rPr>
+              <w:t xml:space="preserve"> </w:t>
+            </w:r>
+            <w:r>
+              <w:rPr>
+                <w:b/>
+                <w:bCs/>
+                <w:sz w:val="16"/>
+              </w:rPr>
+              <w:t xml:space="preserve">실물에서</w:t>
+            </w:r>
+            <w:r>
+              <w:rPr>
+                <w:b/>
+                <w:bCs/>
+                <w:sz w:val="16"/>
+              </w:rPr>
+              <w:t xml:space="preserve"> </w:t>
+            </w:r>
+            <w:r>
+              <w:rPr>
+                <w:rStyle w:val="VerbatimChar"/>
+                <w:b/>
+                <w:bCs/>
+                <w:sz w:val="16"/>
+              </w:rPr>
+              <w:t xml:space="preserve">bass</w:t>
+            </w:r>
+            <w:r>
+              <w:rPr>
+                <w:b/>
+                <w:bCs/>
+                <w:sz w:val="16"/>
+              </w:rPr>
+              <w:t xml:space="preserve"> </w:t>
+            </w:r>
+            <w:r>
+              <w:rPr>
+                <w:b/>
+                <w:bCs/>
+                <w:sz w:val="16"/>
+              </w:rPr>
+              <w:t xml:space="preserve">중앙 0.3548 · 최대 0.5852로 30~60배 깼다</w:t>
+            </w:r>
+            <w:r>
+              <w:rPr>
+                <w:sz w:val="16"/>
+              </w:rPr>
+              <w:t xml:space="preserve"> </w:t>
+            </w:r>
+            <w:r>
+              <w:rPr>
+                <w:sz w:val="16"/>
+              </w:rPr>
+              <w:t xml:space="preserve">(D-0322).</w:t>
+            </w:r>
+            <w:r>
+              <w:rPr>
+                <w:sz w:val="16"/>
+              </w:rPr>
+              <w:t xml:space="preserve"> </w:t>
+            </w:r>
+            <w:r>
+              <w:rPr>
+                <w:b/>
+                <w:bCs/>
+                <w:sz w:val="16"/>
+              </w:rPr>
+              <w:t xml:space="preserve">천장을 안 올린다</w:t>
+            </w:r>
+            <w:r>
+              <w:rPr>
+                <w:sz w:val="16"/>
+              </w:rPr>
+              <w:t xml:space="preserve"> </w:t>
+            </w:r>
+            <w:r>
+              <w:rPr>
+                <w:sz w:val="16"/>
+              </w:rPr>
+              <w:t xml:space="preserve">— 올리면 그것이 D-0058이다. 「창 길이는 분석 인자다」는 폐기됐다</w:t>
             </w:r>
           </w:p>
         </w:tc>
@@ -52648,52 +52523,174 @@
       <w:tr>
         <w:tc>
           <w:tcPr>
-            <w:tcW w:type="dxa" w:w="946"/>
-          </w:tcPr>
-          <w:p>
-            <w:pPr>
-              <w:pStyle w:val="Compact"/>
-              <w:spacing w:after="0" w:line="264" w:lineRule="auto"/>
-            </w:pPr>
-            <w:r>
-              <w:rPr>
-                <w:sz w:val="16"/>
-              </w:rPr>
-              <w:t xml:space="preserve">취향 모델</w:t>
-            </w:r>
-          </w:p>
-        </w:tc>
-        <w:tc>
-          <w:tcPr>
-            <w:tcW w:type="dxa" w:w="1370"/>
-          </w:tcPr>
-          <w:p>
-            <w:pPr>
-              <w:pStyle w:val="Compact"/>
-              <w:spacing w:after="0" w:line="264" w:lineRule="auto"/>
-            </w:pPr>
-            <w:r>
-              <w:rPr>
-                <w:sz w:val="16"/>
-              </w:rPr>
-              <w:t xml:space="preserve">홀드아웃 순위 상관</w:t>
-            </w:r>
-          </w:p>
-        </w:tc>
-        <w:tc>
-          <w:tcPr>
-            <w:tcW w:type="dxa" w:w="6756"/>
-          </w:tcPr>
-          <w:p>
-            <w:pPr>
-              <w:pStyle w:val="Compact"/>
-              <w:spacing w:after="0" w:line="264" w:lineRule="auto"/>
-            </w:pPr>
-            <w:r>
-              <w:rPr>
-                <w:sz w:val="16"/>
-              </w:rPr>
-              <w:t xml:space="preserve">(실측 필요)</w:t>
+            <w:tcW w:type="dxa" w:w="929"/>
+          </w:tcPr>
+          <w:p>
+            <w:pPr>
+              <w:pStyle w:val="Compact"/>
+              <w:spacing w:after="0" w:line="264" w:lineRule="auto"/>
+            </w:pPr>
+            <w:r>
+              <w:rPr>
+                <w:sz w:val="16"/>
+              </w:rPr>
+              <w:t xml:space="preserve">분석</w:t>
+            </w:r>
+          </w:p>
+        </w:tc>
+        <w:tc>
+          <w:tcPr>
+            <w:tcW w:type="dxa" w:w="1325"/>
+          </w:tcPr>
+          <w:p>
+            <w:pPr>
+              <w:pStyle w:val="Compact"/>
+              <w:spacing w:after="0" w:line="264" w:lineRule="auto"/>
+            </w:pPr>
+            <w:r>
+              <w:rPr>
+                <w:sz w:val="16"/>
+              </w:rPr>
+              <w:t xml:space="preserve">M13 박 세기</w:t>
+            </w:r>
+          </w:p>
+        </w:tc>
+        <w:tc>
+          <w:tcPr>
+            <w:tcW w:type="dxa" w:w="6818"/>
+          </w:tcPr>
+          <w:p>
+            <w:pPr>
+              <w:pStyle w:val="Compact"/>
+              <w:spacing w:after="0" w:line="264" w:lineRule="auto"/>
+            </w:pPr>
+            <w:r>
+              <w:rPr>
+                <w:sz w:val="16"/>
+              </w:rPr>
+              <w:t xml:space="preserve">박이 있는가 (D-0314 · D-0315).</w:t>
+            </w:r>
+            <w:r>
+              <w:rPr>
+                <w:sz w:val="16"/>
+              </w:rPr>
+              <w:t xml:space="preserve"> </w:t>
+            </w:r>
+            <w:r>
+              <w:rPr>
+                <w:b/>
+                <w:bCs/>
+                <w:sz w:val="16"/>
+              </w:rPr>
+              <w:t xml:space="preserve">수준이 아니라 변화에서 잰다</w:t>
+            </w:r>
+            <w:r>
+              <w:rPr>
+                <w:sz w:val="16"/>
+              </w:rPr>
+              <w:t xml:space="preserve"> </w:t>
+            </w:r>
+            <w:r>
+              <w:rPr>
+                <w:sz w:val="16"/>
+              </w:rPr>
+              <w:t xml:space="preserve">— 포락선을 그대로 쓰면 느린 곡의 크기 변화가 분모를 부풀려</w:t>
+            </w:r>
+            <w:r>
+              <w:rPr>
+                <w:sz w:val="16"/>
+              </w:rPr>
+              <w:t xml:space="preserve"> </w:t>
+            </w:r>
+            <w:r>
+              <w:rPr>
+                <w:b/>
+                <w:bCs/>
+                <w:sz w:val="16"/>
+              </w:rPr>
+              <w:t xml:space="preserve">음성 대조(시간 섞음)에게 진다</w:t>
+            </w:r>
+            <w:r>
+              <w:rPr>
+                <w:sz w:val="16"/>
+              </w:rPr>
+              <w:t xml:space="preserve"> </w:t>
+            </w:r>
+            <w:r>
+              <w:rPr>
+                <w:sz w:val="16"/>
+              </w:rPr>
+              <w:t xml:space="preserve">(이득 -0.354 · t -6.92).</w:t>
+            </w:r>
+            <w:r>
+              <w:rPr>
+                <w:sz w:val="16"/>
+              </w:rPr>
+              <w:t xml:space="preserve"> </w:t>
+            </w:r>
+            <w:r>
+              <w:rPr>
+                <w:rStyle w:val="VerbatimChar"/>
+                <w:sz w:val="16"/>
+              </w:rPr>
+              <w:t xml:space="preserve">np.diff</w:t>
+            </w:r>
+            <w:r>
+              <w:rPr>
+                <w:sz w:val="16"/>
+              </w:rPr>
+              <w:t xml:space="preserve"> </w:t>
+            </w:r>
+            <w:r>
+              <w:rPr>
+                <w:sz w:val="16"/>
+              </w:rPr>
+              <w:t xml:space="preserve">뒤 재서</w:t>
+            </w:r>
+            <w:r>
+              <w:rPr>
+                <w:sz w:val="16"/>
+              </w:rPr>
+              <w:t xml:space="preserve"> </w:t>
+            </w:r>
+            <w:r>
+              <w:rPr>
+                <w:b/>
+                <w:bCs/>
+                <w:sz w:val="16"/>
+              </w:rPr>
+              <w:t xml:space="preserve">이득 +6.093 · t 58.76 · 곡승률 98.7%</w:t>
+            </w:r>
+            <w:r>
+              <w:rPr>
+                <w:sz w:val="16"/>
+              </w:rPr>
+              <w:t xml:space="preserve"> </w:t>
+            </w:r>
+            <w:r>
+              <w:rPr>
+                <w:sz w:val="16"/>
+              </w:rPr>
+              <w:t xml:space="preserve">(D-0317).</w:t>
+            </w:r>
+            <w:r>
+              <w:rPr>
+                <w:sz w:val="16"/>
+              </w:rPr>
+              <w:t xml:space="preserve"> </w:t>
+            </w:r>
+            <w:r>
+              <w:rPr>
+                <w:rStyle w:val="VerbatimChar"/>
+                <w:sz w:val="16"/>
+              </w:rPr>
+              <w:t xml:space="preserve">ruler_broken</w:t>
+            </w:r>
+            <w:r>
+              <w:rPr>
+                <w:sz w:val="16"/>
+              </w:rPr>
+              <w:t xml:space="preserve">이 그 사고를 다시 잡는다</w:t>
             </w:r>
           </w:p>
         </w:tc>
@@ -52701,52 +52698,92 @@
       <w:tr>
         <w:tc>
           <w:tcPr>
-            <w:tcW w:type="dxa" w:w="946"/>
-          </w:tcPr>
-          <w:p>
-            <w:pPr>
-              <w:pStyle w:val="Compact"/>
-              <w:spacing w:after="0" w:line="264" w:lineRule="auto"/>
-            </w:pPr>
-            <w:r>
-              <w:rPr>
-                <w:sz w:val="16"/>
-              </w:rPr>
-              <w:t xml:space="preserve">생성 결과</w:t>
-            </w:r>
-          </w:p>
-        </w:tc>
-        <w:tc>
-          <w:tcPr>
-            <w:tcW w:type="dxa" w:w="1370"/>
-          </w:tcPr>
-          <w:p>
-            <w:pPr>
-              <w:pStyle w:val="Compact"/>
-              <w:spacing w:after="0" w:line="264" w:lineRule="auto"/>
-            </w:pPr>
-            <w:r>
-              <w:rPr>
-                <w:sz w:val="16"/>
-              </w:rPr>
-              <w:t xml:space="preserve">취향 벡터 거리</w:t>
-            </w:r>
-          </w:p>
-        </w:tc>
-        <w:tc>
-          <w:tcPr>
-            <w:tcW w:type="dxa" w:w="6756"/>
-          </w:tcPr>
-          <w:p>
-            <w:pPr>
-              <w:pStyle w:val="Compact"/>
-              <w:spacing w:after="0" w:line="264" w:lineRule="auto"/>
-            </w:pPr>
-            <w:r>
-              <w:rPr>
-                <w:sz w:val="16"/>
-              </w:rPr>
-              <w:t xml:space="preserve">프롬프트 베이스라인 대비</w:t>
+            <w:tcW w:type="dxa" w:w="929"/>
+          </w:tcPr>
+          <w:p>
+            <w:pPr>
+              <w:pStyle w:val="Compact"/>
+              <w:spacing w:after="0" w:line="264" w:lineRule="auto"/>
+            </w:pPr>
+            <w:r>
+              <w:rPr>
+                <w:sz w:val="16"/>
+              </w:rPr>
+              <w:t xml:space="preserve">분석</w:t>
+            </w:r>
+          </w:p>
+        </w:tc>
+        <w:tc>
+          <w:tcPr>
+            <w:tcW w:type="dxa" w:w="1325"/>
+          </w:tcPr>
+          <w:p>
+            <w:pPr>
+              <w:pStyle w:val="Compact"/>
+              <w:spacing w:after="0" w:line="264" w:lineRule="auto"/>
+            </w:pPr>
+            <w:r>
+              <w:rPr>
+                <w:sz w:val="16"/>
+              </w:rPr>
+              <w:t xml:space="preserve">M14 박 안 위상</w:t>
+            </w:r>
+          </w:p>
+        </w:tc>
+        <w:tc>
+          <w:tcPr>
+            <w:tcW w:type="dxa" w:w="6818"/>
+          </w:tcPr>
+          <w:p>
+            <w:pPr>
+              <w:pStyle w:val="Compact"/>
+              <w:spacing w:after="0" w:line="264" w:lineRule="auto"/>
+            </w:pPr>
+            <w:r>
+              <w:rPr>
+                <w:sz w:val="16"/>
+              </w:rPr>
+              <w:t xml:space="preserve">온셋이 박 안 어디에 앉는가 (D-0143 · D-0317).</w:t>
+            </w:r>
+            <w:r>
+              <w:rPr>
+                <w:sz w:val="16"/>
+              </w:rPr>
+              <w:t xml:space="preserve"> </w:t>
+            </w:r>
+            <w:r>
+              <w:rPr>
+                <w:b/>
+                <w:bCs/>
+                <w:sz w:val="16"/>
+              </w:rPr>
+              <w:t xml:space="preserve">곡 간 평균 위상은 구조상 균등하므로 증거가 못 된다</w:t>
+            </w:r>
+            <w:r>
+              <w:rPr>
+                <w:sz w:val="16"/>
+              </w:rPr>
+              <w:t xml:space="preserve"> </w:t>
+            </w:r>
+            <w:r>
+              <w:rPr>
+                <w:sz w:val="16"/>
+              </w:rPr>
+              <w:t xml:space="preserve">— 원점 고정 합성과 원점 흩뜨린 합성이 같은 값을 냈다 (D-0318).</w:t>
+            </w:r>
+            <w:r>
+              <w:rPr>
+                <w:sz w:val="16"/>
+              </w:rPr>
+              <w:t xml:space="preserve"> </w:t>
+            </w:r>
+            <w:r>
+              <w:rPr>
+                <w:b/>
+                <w:bCs/>
+                <w:sz w:val="16"/>
+              </w:rPr>
+              <w:t xml:space="preserve">곡 단위로 본다</w:t>
             </w:r>
           </w:p>
         </w:tc>
@@ -52754,52 +52791,52 @@
       <w:tr>
         <w:tc>
           <w:tcPr>
-            <w:tcW w:type="dxa" w:w="946"/>
-          </w:tcPr>
-          <w:p>
-            <w:pPr>
-              <w:pStyle w:val="Compact"/>
-              <w:spacing w:after="0" w:line="264" w:lineRule="auto"/>
-            </w:pPr>
-            <w:r>
-              <w:rPr>
-                <w:sz w:val="16"/>
-              </w:rPr>
-              <w:t xml:space="preserve">생성 결과</w:t>
-            </w:r>
-          </w:p>
-        </w:tc>
-        <w:tc>
-          <w:tcPr>
-            <w:tcW w:type="dxa" w:w="1370"/>
-          </w:tcPr>
-          <w:p>
-            <w:pPr>
-              <w:pStyle w:val="Compact"/>
-              <w:spacing w:after="0" w:line="264" w:lineRule="auto"/>
-            </w:pPr>
-            <w:r>
-              <w:rPr>
-                <w:sz w:val="16"/>
-              </w:rPr>
-              <w:t xml:space="preserve">FAD</w:t>
-            </w:r>
-          </w:p>
-        </w:tc>
-        <w:tc>
-          <w:tcPr>
-            <w:tcW w:type="dxa" w:w="6756"/>
-          </w:tcPr>
-          <w:p>
-            <w:pPr>
-              <w:pStyle w:val="Compact"/>
-              <w:spacing w:after="0" w:line="264" w:lineRule="auto"/>
-            </w:pPr>
-            <w:r>
-              <w:rPr>
-                <w:sz w:val="16"/>
-              </w:rPr>
-              <w:t xml:space="preserve">참고 지표. 절대 기준 아님</w:t>
+            <w:tcW w:type="dxa" w:w="929"/>
+          </w:tcPr>
+          <w:p>
+            <w:pPr>
+              <w:pStyle w:val="Compact"/>
+              <w:spacing w:after="0" w:line="264" w:lineRule="auto"/>
+            </w:pPr>
+            <w:r>
+              <w:rPr>
+                <w:sz w:val="16"/>
+              </w:rPr>
+              <w:t xml:space="preserve">스템 분리</w:t>
+            </w:r>
+          </w:p>
+        </w:tc>
+        <w:tc>
+          <w:tcPr>
+            <w:tcW w:type="dxa" w:w="1325"/>
+          </w:tcPr>
+          <w:p>
+            <w:pPr>
+              <w:pStyle w:val="Compact"/>
+              <w:spacing w:after="0" w:line="264" w:lineRule="auto"/>
+            </w:pPr>
+            <w:r>
+              <w:rPr>
+                <w:sz w:val="16"/>
+              </w:rPr>
+              <w:t xml:space="preserve">SDR</w:t>
+            </w:r>
+          </w:p>
+        </w:tc>
+        <w:tc>
+          <w:tcPr>
+            <w:tcW w:type="dxa" w:w="6818"/>
+          </w:tcPr>
+          <w:p>
+            <w:pPr>
+              <w:pStyle w:val="Compact"/>
+              <w:spacing w:after="0" w:line="264" w:lineRule="auto"/>
+            </w:pPr>
+            <w:r>
+              <w:rPr>
+                <w:sz w:val="16"/>
+              </w:rPr>
+              <w:t xml:space="preserve">(실측 필요). 손실 압축 상한 명시</w:t>
             </w:r>
           </w:p>
         </w:tc>
@@ -52807,7 +52844,219 @@
       <w:tr>
         <w:tc>
           <w:tcPr>
-            <w:tcW w:type="dxa" w:w="946"/>
+            <w:tcW w:type="dxa" w:w="929"/>
+          </w:tcPr>
+          <w:p>
+            <w:pPr>
+              <w:pStyle w:val="Compact"/>
+              <w:spacing w:after="0" w:line="264" w:lineRule="auto"/>
+            </w:pPr>
+            <w:r>
+              <w:rPr>
+                <w:sz w:val="16"/>
+              </w:rPr>
+              <w:t xml:space="preserve">강제정렬</w:t>
+            </w:r>
+          </w:p>
+        </w:tc>
+        <w:tc>
+          <w:tcPr>
+            <w:tcW w:type="dxa" w:w="1325"/>
+          </w:tcPr>
+          <w:p>
+            <w:pPr>
+              <w:pStyle w:val="Compact"/>
+              <w:spacing w:after="0" w:line="264" w:lineRule="auto"/>
+            </w:pPr>
+            <w:r>
+              <w:rPr>
+                <w:sz w:val="16"/>
+              </w:rPr>
+              <w:t xml:space="preserve">정렬 정확도</w:t>
+            </w:r>
+          </w:p>
+        </w:tc>
+        <w:tc>
+          <w:tcPr>
+            <w:tcW w:type="dxa" w:w="6818"/>
+          </w:tcPr>
+          <w:p>
+            <w:pPr>
+              <w:pStyle w:val="Compact"/>
+              <w:spacing w:after="0" w:line="264" w:lineRule="auto"/>
+            </w:pPr>
+            <w:r>
+              <w:rPr>
+                <w:sz w:val="16"/>
+              </w:rPr>
+              <w:t xml:space="preserve">(실측 필요). 수동 검수 표본 대비</w:t>
+            </w:r>
+          </w:p>
+        </w:tc>
+      </w:tr>
+      <w:tr>
+        <w:tc>
+          <w:tcPr>
+            <w:tcW w:type="dxa" w:w="929"/>
+          </w:tcPr>
+          <w:p>
+            <w:pPr>
+              <w:pStyle w:val="Compact"/>
+              <w:spacing w:after="0" w:line="264" w:lineRule="auto"/>
+            </w:pPr>
+            <w:r>
+              <w:rPr>
+                <w:sz w:val="16"/>
+              </w:rPr>
+              <w:t xml:space="preserve">취향 모델</w:t>
+            </w:r>
+          </w:p>
+        </w:tc>
+        <w:tc>
+          <w:tcPr>
+            <w:tcW w:type="dxa" w:w="1325"/>
+          </w:tcPr>
+          <w:p>
+            <w:pPr>
+              <w:pStyle w:val="Compact"/>
+              <w:spacing w:after="0" w:line="264" w:lineRule="auto"/>
+            </w:pPr>
+            <w:r>
+              <w:rPr>
+                <w:sz w:val="16"/>
+              </w:rPr>
+              <w:t xml:space="preserve">홀드아웃 순위 상관</w:t>
+            </w:r>
+          </w:p>
+        </w:tc>
+        <w:tc>
+          <w:tcPr>
+            <w:tcW w:type="dxa" w:w="6818"/>
+          </w:tcPr>
+          <w:p>
+            <w:pPr>
+              <w:pStyle w:val="Compact"/>
+              <w:spacing w:after="0" w:line="264" w:lineRule="auto"/>
+            </w:pPr>
+            <w:r>
+              <w:rPr>
+                <w:sz w:val="16"/>
+              </w:rPr>
+              <w:t xml:space="preserve">(실측 필요)</w:t>
+            </w:r>
+          </w:p>
+        </w:tc>
+      </w:tr>
+      <w:tr>
+        <w:tc>
+          <w:tcPr>
+            <w:tcW w:type="dxa" w:w="929"/>
+          </w:tcPr>
+          <w:p>
+            <w:pPr>
+              <w:pStyle w:val="Compact"/>
+              <w:spacing w:after="0" w:line="264" w:lineRule="auto"/>
+            </w:pPr>
+            <w:r>
+              <w:rPr>
+                <w:sz w:val="16"/>
+              </w:rPr>
+              <w:t xml:space="preserve">생성 결과</w:t>
+            </w:r>
+          </w:p>
+        </w:tc>
+        <w:tc>
+          <w:tcPr>
+            <w:tcW w:type="dxa" w:w="1325"/>
+          </w:tcPr>
+          <w:p>
+            <w:pPr>
+              <w:pStyle w:val="Compact"/>
+              <w:spacing w:after="0" w:line="264" w:lineRule="auto"/>
+            </w:pPr>
+            <w:r>
+              <w:rPr>
+                <w:sz w:val="16"/>
+              </w:rPr>
+              <w:t xml:space="preserve">취향 벡터 거리</w:t>
+            </w:r>
+          </w:p>
+        </w:tc>
+        <w:tc>
+          <w:tcPr>
+            <w:tcW w:type="dxa" w:w="6818"/>
+          </w:tcPr>
+          <w:p>
+            <w:pPr>
+              <w:pStyle w:val="Compact"/>
+              <w:spacing w:after="0" w:line="264" w:lineRule="auto"/>
+            </w:pPr>
+            <w:r>
+              <w:rPr>
+                <w:sz w:val="16"/>
+              </w:rPr>
+              <w:t xml:space="preserve">프롬프트 베이스라인 대비</w:t>
+            </w:r>
+          </w:p>
+        </w:tc>
+      </w:tr>
+      <w:tr>
+        <w:tc>
+          <w:tcPr>
+            <w:tcW w:type="dxa" w:w="929"/>
+          </w:tcPr>
+          <w:p>
+            <w:pPr>
+              <w:pStyle w:val="Compact"/>
+              <w:spacing w:after="0" w:line="264" w:lineRule="auto"/>
+            </w:pPr>
+            <w:r>
+              <w:rPr>
+                <w:sz w:val="16"/>
+              </w:rPr>
+              <w:t xml:space="preserve">생성 결과</w:t>
+            </w:r>
+          </w:p>
+        </w:tc>
+        <w:tc>
+          <w:tcPr>
+            <w:tcW w:type="dxa" w:w="1325"/>
+          </w:tcPr>
+          <w:p>
+            <w:pPr>
+              <w:pStyle w:val="Compact"/>
+              <w:spacing w:after="0" w:line="264" w:lineRule="auto"/>
+            </w:pPr>
+            <w:r>
+              <w:rPr>
+                <w:sz w:val="16"/>
+              </w:rPr>
+              <w:t xml:space="preserve">FAD</w:t>
+            </w:r>
+          </w:p>
+        </w:tc>
+        <w:tc>
+          <w:tcPr>
+            <w:tcW w:type="dxa" w:w="6818"/>
+          </w:tcPr>
+          <w:p>
+            <w:pPr>
+              <w:pStyle w:val="Compact"/>
+              <w:spacing w:after="0" w:line="264" w:lineRule="auto"/>
+            </w:pPr>
+            <w:r>
+              <w:rPr>
+                <w:sz w:val="16"/>
+              </w:rPr>
+              <w:t xml:space="preserve">참고 지표. 절대 기준 아님</w:t>
+            </w:r>
+          </w:p>
+        </w:tc>
+      </w:tr>
+      <w:tr>
+        <w:tc>
+          <w:tcPr>
+            <w:tcW w:type="dxa" w:w="929"/>
           </w:tcPr>
           <w:p>
             <w:pPr>
@@ -52824,7 +53073,7 @@
         </w:tc>
         <w:tc>
           <w:tcPr>
-            <w:tcW w:type="dxa" w:w="1370"/>
+            <w:tcW w:type="dxa" w:w="1325"/>
           </w:tcPr>
           <w:p>
             <w:pPr>
@@ -52841,7 +53090,7 @@
         </w:tc>
         <w:tc>
           <w:tcPr>
-            <w:tcW w:type="dxa" w:w="6756"/>
+            <w:tcW w:type="dxa" w:w="6818"/>
           </w:tcPr>
           <w:p>
             <w:pPr>
@@ -52886,7 +53135,7 @@
       <w:tr>
         <w:tc>
           <w:tcPr>
-            <w:tcW w:type="dxa" w:w="946"/>
+            <w:tcW w:type="dxa" w:w="929"/>
           </w:tcPr>
           <w:p>
             <w:pPr>
@@ -52903,7 +53152,7 @@
         </w:tc>
         <w:tc>
           <w:tcPr>
-            <w:tcW w:type="dxa" w:w="1370"/>
+            <w:tcW w:type="dxa" w:w="1325"/>
           </w:tcPr>
           <w:p>
             <w:pPr>
@@ -52920,7 +53169,7 @@
         </w:tc>
         <w:tc>
           <w:tcPr>
-            <w:tcW w:type="dxa" w:w="6756"/>
+            <w:tcW w:type="dxa" w:w="6818"/>
           </w:tcPr>
           <w:p>
             <w:pPr>

--- a/site/proposal.docx
+++ b/site/proposal.docx
@@ -124,7 +124,7 @@
           <w:color w:val="888888"/>
           <w:sz w:val="17"/>
         </w:rPr>
-        <w:t>정본 a5b7411e4e3f · docs/MASTER.md Part I ~ III</w:t>
+        <w:t>정본 358d47d63c30 · docs/MASTER.md Part I ~ III</w:t>
       </w:r>
     </w:p>
     <w:p>
@@ -976,7 +976,7 @@
                 <w:bCs/>
                 <w:sz w:val="16"/>
               </w:rPr>
-              <w:t xml:space="preserve">감사 추적 469건</w:t>
+              <w:t xml:space="preserve">감사 추적 470건</w:t>
             </w:r>
             <w:r>
               <w:rPr>
@@ -8692,7 +8692,7 @@
           <w:b/>
           <w:bCs/>
         </w:rPr>
-        <w:t xml:space="preserve">셋뿐이다.</w:t>
+        <w:t xml:space="preserve">넷뿐이다.</w:t>
       </w:r>
     </w:p>
     <w:bookmarkEnd w:id="29"/>
@@ -12522,7 +12522,7 @@
         <w:t xml:space="preserve"> </w:t>
       </w:r>
       <w:r>
-        <w:t xml:space="preserve">— 결정 기록 80건에서 그 항목을 찾는 것보다 여기 한 줄이</w:t>
+        <w:t xml:space="preserve">— 결정 기록 수백 건에서 그 항목을 찾는 것보다 여기 한 줄이</w:t>
       </w:r>
       <w:r>
         <w:t xml:space="preserve"> </w:t>
@@ -49358,7 +49358,7 @@
         <w:t xml:space="preserve"> </w:t>
       </w:r>
       <w:r>
-        <w:t xml:space="preserve">목록 4곳이며 늘면</w:t>
+        <w:t xml:space="preserve">목록 5곳이며 늘면</w:t>
       </w:r>
       <w:r>
         <w:t xml:space="preserve"> </w:t>
@@ -61865,8 +61865,8 @@
         <w:tblLook w:firstRow="1" w:lastRow="0" w:firstColumn="0" w:lastColumn="0" w:noHBand="0" w:noVBand="0" w:val="0020"/>
       </w:tblPr>
       <w:tblGrid>
-        <w:gridCol w:w="2735"/>
-        <w:gridCol w:w="6336"/>
+        <w:gridCol w:w="2734"/>
+        <w:gridCol w:w="6337"/>
       </w:tblGrid>
       <w:tr>
         <w:trPr>
@@ -61874,7 +61874,7 @@
         </w:trPr>
         <w:tc>
           <w:tcPr>
-            <w:tcW w:type="dxa" w:w="2736"/>
+            <w:tcW w:type="dxa" w:w="2735"/>
             <w:shd w:val="clear" w:color="auto" w:fill="E8EEF5"/>
           </w:tcPr>
           <w:p>
@@ -61894,7 +61894,7 @@
         </w:tc>
         <w:tc>
           <w:tcPr>
-            <w:tcW w:type="dxa" w:w="6336"/>
+            <w:tcW w:type="dxa" w:w="6337"/>
             <w:shd w:val="clear" w:color="auto" w:fill="E8EEF5"/>
           </w:tcPr>
           <w:p>
@@ -61916,7 +61916,7 @@
       <w:tr>
         <w:tc>
           <w:tcPr>
-            <w:tcW w:type="dxa" w:w="2736"/>
+            <w:tcW w:type="dxa" w:w="2735"/>
           </w:tcPr>
           <w:p>
             <w:pPr>
@@ -61933,7 +61933,7 @@
         </w:tc>
         <w:tc>
           <w:tcPr>
-            <w:tcW w:type="dxa" w:w="6336"/>
+            <w:tcW w:type="dxa" w:w="6337"/>
           </w:tcPr>
           <w:p>
             <w:pPr>
@@ -61952,7 +61952,7 @@
       <w:tr>
         <w:tc>
           <w:tcPr>
-            <w:tcW w:type="dxa" w:w="2736"/>
+            <w:tcW w:type="dxa" w:w="2735"/>
           </w:tcPr>
           <w:p>
             <w:pPr>
@@ -61969,7 +61969,7 @@
         </w:tc>
         <w:tc>
           <w:tcPr>
-            <w:tcW w:type="dxa" w:w="6336"/>
+            <w:tcW w:type="dxa" w:w="6337"/>
           </w:tcPr>
           <w:p>
             <w:pPr>
@@ -61988,7 +61988,7 @@
       <w:tr>
         <w:tc>
           <w:tcPr>
-            <w:tcW w:type="dxa" w:w="2736"/>
+            <w:tcW w:type="dxa" w:w="2735"/>
           </w:tcPr>
           <w:p>
             <w:pPr>
@@ -62005,7 +62005,7 @@
         </w:tc>
         <w:tc>
           <w:tcPr>
-            <w:tcW w:type="dxa" w:w="6336"/>
+            <w:tcW w:type="dxa" w:w="6337"/>
           </w:tcPr>
           <w:p>
             <w:pPr>
@@ -62024,7 +62024,7 @@
       <w:tr>
         <w:tc>
           <w:tcPr>
-            <w:tcW w:type="dxa" w:w="2736"/>
+            <w:tcW w:type="dxa" w:w="2735"/>
           </w:tcPr>
           <w:p>
             <w:pPr>
@@ -62055,7 +62055,7 @@
         </w:tc>
         <w:tc>
           <w:tcPr>
-            <w:tcW w:type="dxa" w:w="6336"/>
+            <w:tcW w:type="dxa" w:w="6337"/>
           </w:tcPr>
           <w:p>
             <w:pPr>
@@ -62081,7 +62081,7 @@
       <w:tr>
         <w:tc>
           <w:tcPr>
-            <w:tcW w:type="dxa" w:w="2736"/>
+            <w:tcW w:type="dxa" w:w="2735"/>
           </w:tcPr>
           <w:p>
             <w:pPr>
@@ -62100,7 +62100,7 @@
         </w:tc>
         <w:tc>
           <w:tcPr>
-            <w:tcW w:type="dxa" w:w="6336"/>
+            <w:tcW w:type="dxa" w:w="6337"/>
           </w:tcPr>
           <w:p>
             <w:pPr>
@@ -62151,7 +62151,7 @@
       <w:tr>
         <w:tc>
           <w:tcPr>
-            <w:tcW w:type="dxa" w:w="2736"/>
+            <w:tcW w:type="dxa" w:w="2735"/>
           </w:tcPr>
           <w:p>
             <w:pPr>
@@ -62168,7 +62168,7 @@
         </w:tc>
         <w:tc>
           <w:tcPr>
-            <w:tcW w:type="dxa" w:w="6336"/>
+            <w:tcW w:type="dxa" w:w="6337"/>
           </w:tcPr>
           <w:p>
             <w:pPr>
@@ -62251,7 +62251,7 @@
       <w:tr>
         <w:tc>
           <w:tcPr>
-            <w:tcW w:type="dxa" w:w="2736"/>
+            <w:tcW w:type="dxa" w:w="2735"/>
           </w:tcPr>
           <w:p>
             <w:pPr>
@@ -62270,7 +62270,7 @@
         </w:tc>
         <w:tc>
           <w:tcPr>
-            <w:tcW w:type="dxa" w:w="6336"/>
+            <w:tcW w:type="dxa" w:w="6337"/>
           </w:tcPr>
           <w:p>
             <w:pPr>
@@ -62315,7 +62315,7 @@
       <w:tr>
         <w:tc>
           <w:tcPr>
-            <w:tcW w:type="dxa" w:w="2736"/>
+            <w:tcW w:type="dxa" w:w="2735"/>
           </w:tcPr>
           <w:p>
             <w:pPr>
@@ -62334,7 +62334,7 @@
         </w:tc>
         <w:tc>
           <w:tcPr>
-            <w:tcW w:type="dxa" w:w="6336"/>
+            <w:tcW w:type="dxa" w:w="6337"/>
           </w:tcPr>
           <w:p>
             <w:pPr>
@@ -62379,7 +62379,7 @@
       <w:tr>
         <w:tc>
           <w:tcPr>
-            <w:tcW w:type="dxa" w:w="2736"/>
+            <w:tcW w:type="dxa" w:w="2735"/>
           </w:tcPr>
           <w:p>
             <w:pPr>
@@ -62423,7 +62423,7 @@
         </w:tc>
         <w:tc>
           <w:tcPr>
-            <w:tcW w:type="dxa" w:w="6336"/>
+            <w:tcW w:type="dxa" w:w="6337"/>
           </w:tcPr>
           <w:p>
             <w:pPr>
@@ -62461,7 +62461,7 @@
                 <w:bCs/>
                 <w:sz w:val="16"/>
               </w:rPr>
-              <w:t xml:space="preserve">하루 한 번(00:10 UTC) · 손으로도</w:t>
+              <w:t xml:space="preserve">주 한 번(월 00:10 UTC) · 손으로도</w:t>
             </w:r>
             <w:r>
               <w:rPr>
@@ -62500,7 +62500,7 @@
       <w:tr>
         <w:tc>
           <w:tcPr>
-            <w:tcW w:type="dxa" w:w="2736"/>
+            <w:tcW w:type="dxa" w:w="2735"/>
           </w:tcPr>
           <w:p>
             <w:pPr>
@@ -62517,7 +62517,7 @@
         </w:tc>
         <w:tc>
           <w:tcPr>
-            <w:tcW w:type="dxa" w:w="6336"/>
+            <w:tcW w:type="dxa" w:w="6337"/>
           </w:tcPr>
           <w:p>
             <w:pPr>

--- a/site/proposal.docx
+++ b/site/proposal.docx
@@ -124,7 +124,7 @@
           <w:color w:val="888888"/>
           <w:sz w:val="17"/>
         </w:rPr>
-        <w:t>정본 358d47d63c30 · docs/MASTER.md Part I ~ III</w:t>
+        <w:t>정본 8a1f5ee32633 · docs/MASTER.md Part I ~ III</w:t>
       </w:r>
     </w:p>
     <w:p>
@@ -976,7 +976,7 @@
                 <w:bCs/>
                 <w:sz w:val="16"/>
               </w:rPr>
-              <w:t xml:space="preserve">감사 추적 470건</w:t>
+              <w:t xml:space="preserve">감사 추적 471건</w:t>
             </w:r>
             <w:r>
               <w:rPr>
@@ -28464,9 +28464,9 @@
         <w:tblLook w:firstRow="1" w:lastRow="0" w:firstColumn="0" w:lastColumn="0" w:noHBand="0" w:noVBand="0" w:val="0020"/>
       </w:tblPr>
       <w:tblGrid>
-        <w:gridCol w:w="1221"/>
-        <w:gridCol w:w="950"/>
-        <w:gridCol w:w="6900"/>
+        <w:gridCol w:w="1225"/>
+        <w:gridCol w:w="952"/>
+        <w:gridCol w:w="6894"/>
       </w:tblGrid>
       <w:tr>
         <w:trPr>
@@ -28474,7 +28474,7 @@
         </w:trPr>
         <w:tc>
           <w:tcPr>
-            <w:tcW w:type="dxa" w:w="1221"/>
+            <w:tcW w:type="dxa" w:w="1225"/>
             <w:shd w:val="clear" w:color="auto" w:fill="E8EEF5"/>
           </w:tcPr>
           <w:p>
@@ -28494,7 +28494,7 @@
         </w:tc>
         <w:tc>
           <w:tcPr>
-            <w:tcW w:type="dxa" w:w="950"/>
+            <w:tcW w:type="dxa" w:w="953"/>
             <w:shd w:val="clear" w:color="auto" w:fill="E8EEF5"/>
           </w:tcPr>
           <w:p>
@@ -28514,7 +28514,7 @@
         </w:tc>
         <w:tc>
           <w:tcPr>
-            <w:tcW w:type="dxa" w:w="6900"/>
+            <w:tcW w:type="dxa" w:w="6894"/>
             <w:shd w:val="clear" w:color="auto" w:fill="E8EEF5"/>
           </w:tcPr>
           <w:p>
@@ -28536,7 +28536,7 @@
       <w:tr>
         <w:tc>
           <w:tcPr>
-            <w:tcW w:type="dxa" w:w="1221"/>
+            <w:tcW w:type="dxa" w:w="1225"/>
           </w:tcPr>
           <w:p>
             <w:pPr>
@@ -28553,7 +28553,7 @@
         </w:tc>
         <w:tc>
           <w:tcPr>
-            <w:tcW w:type="dxa" w:w="950"/>
+            <w:tcW w:type="dxa" w:w="953"/>
           </w:tcPr>
           <w:p>
             <w:pPr>
@@ -28570,7 +28570,7 @@
         </w:tc>
         <w:tc>
           <w:tcPr>
-            <w:tcW w:type="dxa" w:w="6900"/>
+            <w:tcW w:type="dxa" w:w="6894"/>
           </w:tcPr>
           <w:p>
             <w:pPr>
@@ -28603,7 +28603,7 @@
       <w:tr>
         <w:tc>
           <w:tcPr>
-            <w:tcW w:type="dxa" w:w="1221"/>
+            <w:tcW w:type="dxa" w:w="1225"/>
           </w:tcPr>
           <w:p>
             <w:pPr>
@@ -28620,7 +28620,7 @@
         </w:tc>
         <w:tc>
           <w:tcPr>
-            <w:tcW w:type="dxa" w:w="950"/>
+            <w:tcW w:type="dxa" w:w="953"/>
           </w:tcPr>
           <w:p>
             <w:pPr>
@@ -28637,18 +28637,18 @@
         </w:tc>
         <w:tc>
           <w:tcPr>
-            <w:tcW w:type="dxa" w:w="6900"/>
-          </w:tcPr>
-          <w:p>
-            <w:pPr>
-              <w:pStyle w:val="Compact"/>
-              <w:spacing w:after="0" w:line="264" w:lineRule="auto"/>
-            </w:pPr>
-            <w:r>
-              <w:rPr>
-                <w:sz w:val="16"/>
-              </w:rPr>
-              <w:t xml:space="preserve">개발 기기 1대 — 리전(GPU 보유, RAM 8GB). 광인사는 사라졌다 (D-0122)</w:t>
+            <w:tcW w:type="dxa" w:w="6894"/>
+          </w:tcPr>
+          <w:p>
+            <w:pPr>
+              <w:pStyle w:val="Compact"/>
+              <w:spacing w:after="0" w:line="264" w:lineRule="auto"/>
+            </w:pPr>
+            <w:r>
+              <w:rPr>
+                <w:sz w:val="16"/>
+              </w:rPr>
+              <w:t xml:space="preserve">개발 기기(GPU 1대 · RAM 8GB). 광인사는 사라졌다 (D-0122)</w:t>
             </w:r>
           </w:p>
         </w:tc>
@@ -28656,7 +28656,7 @@
       <w:tr>
         <w:tc>
           <w:tcPr>
-            <w:tcW w:type="dxa" w:w="1221"/>
+            <w:tcW w:type="dxa" w:w="1225"/>
           </w:tcPr>
           <w:p>
             <w:pPr>
@@ -28673,7 +28673,7 @@
         </w:tc>
         <w:tc>
           <w:tcPr>
-            <w:tcW w:type="dxa" w:w="950"/>
+            <w:tcW w:type="dxa" w:w="953"/>
           </w:tcPr>
           <w:p>
             <w:pPr>
@@ -28690,7 +28690,7 @@
         </w:tc>
         <w:tc>
           <w:tcPr>
-            <w:tcW w:type="dxa" w:w="6900"/>
+            <w:tcW w:type="dxa" w:w="6894"/>
           </w:tcPr>
           <w:p>
             <w:pPr>
@@ -28709,7 +28709,7 @@
       <w:tr>
         <w:tc>
           <w:tcPr>
-            <w:tcW w:type="dxa" w:w="1221"/>
+            <w:tcW w:type="dxa" w:w="1225"/>
           </w:tcPr>
           <w:p>
             <w:pPr>
@@ -28726,7 +28726,7 @@
         </w:tc>
         <w:tc>
           <w:tcPr>
-            <w:tcW w:type="dxa" w:w="950"/>
+            <w:tcW w:type="dxa" w:w="953"/>
           </w:tcPr>
           <w:p>
             <w:pPr>
@@ -28743,7 +28743,7 @@
         </w:tc>
         <w:tc>
           <w:tcPr>
-            <w:tcW w:type="dxa" w:w="6900"/>
+            <w:tcW w:type="dxa" w:w="6894"/>
           </w:tcPr>
           <w:p>
             <w:pPr>
@@ -28814,7 +28814,7 @@
       <w:tr>
         <w:tc>
           <w:tcPr>
-            <w:tcW w:type="dxa" w:w="1221"/>
+            <w:tcW w:type="dxa" w:w="1225"/>
           </w:tcPr>
           <w:p>
             <w:pPr>
@@ -28831,7 +28831,7 @@
         </w:tc>
         <w:tc>
           <w:tcPr>
-            <w:tcW w:type="dxa" w:w="950"/>
+            <w:tcW w:type="dxa" w:w="953"/>
           </w:tcPr>
           <w:p>
             <w:pPr>
@@ -28848,7 +28848,7 @@
         </w:tc>
         <w:tc>
           <w:tcPr>
-            <w:tcW w:type="dxa" w:w="6900"/>
+            <w:tcW w:type="dxa" w:w="6894"/>
           </w:tcPr>
           <w:p>
             <w:pPr>
@@ -28867,7 +28867,7 @@
       <w:tr>
         <w:tc>
           <w:tcPr>
-            <w:tcW w:type="dxa" w:w="1221"/>
+            <w:tcW w:type="dxa" w:w="1225"/>
           </w:tcPr>
           <w:p>
             <w:pPr>
@@ -28884,7 +28884,7 @@
         </w:tc>
         <w:tc>
           <w:tcPr>
-            <w:tcW w:type="dxa" w:w="950"/>
+            <w:tcW w:type="dxa" w:w="953"/>
           </w:tcPr>
           <w:p>
             <w:pPr>
@@ -28901,7 +28901,7 @@
         </w:tc>
         <w:tc>
           <w:tcPr>
-            <w:tcW w:type="dxa" w:w="6900"/>
+            <w:tcW w:type="dxa" w:w="6894"/>
           </w:tcPr>
           <w:p>
             <w:pPr>
@@ -28940,7 +28940,7 @@
       <w:tr>
         <w:tc>
           <w:tcPr>
-            <w:tcW w:type="dxa" w:w="1221"/>
+            <w:tcW w:type="dxa" w:w="1225"/>
           </w:tcPr>
           <w:p>
             <w:pPr>
@@ -28957,7 +28957,7 @@
         </w:tc>
         <w:tc>
           <w:tcPr>
-            <w:tcW w:type="dxa" w:w="950"/>
+            <w:tcW w:type="dxa" w:w="953"/>
           </w:tcPr>
           <w:p>
             <w:pPr>
@@ -28974,7 +28974,7 @@
         </w:tc>
         <w:tc>
           <w:tcPr>
-            <w:tcW w:type="dxa" w:w="6900"/>
+            <w:tcW w:type="dxa" w:w="6894"/>
           </w:tcPr>
           <w:p>
             <w:pPr>
@@ -28993,7 +28993,7 @@
       <w:tr>
         <w:tc>
           <w:tcPr>
-            <w:tcW w:type="dxa" w:w="1221"/>
+            <w:tcW w:type="dxa" w:w="1225"/>
           </w:tcPr>
           <w:p>
             <w:pPr>
@@ -29010,7 +29010,7 @@
         </w:tc>
         <w:tc>
           <w:tcPr>
-            <w:tcW w:type="dxa" w:w="950"/>
+            <w:tcW w:type="dxa" w:w="953"/>
           </w:tcPr>
           <w:p>
             <w:pPr>
@@ -29027,7 +29027,7 @@
         </w:tc>
         <w:tc>
           <w:tcPr>
-            <w:tcW w:type="dxa" w:w="6900"/>
+            <w:tcW w:type="dxa" w:w="6894"/>
           </w:tcPr>
           <w:p>
             <w:pPr>
@@ -29046,7 +29046,7 @@
       <w:tr>
         <w:tc>
           <w:tcPr>
-            <w:tcW w:type="dxa" w:w="1221"/>
+            <w:tcW w:type="dxa" w:w="1225"/>
           </w:tcPr>
           <w:p>
             <w:pPr>
@@ -29063,7 +29063,7 @@
         </w:tc>
         <w:tc>
           <w:tcPr>
-            <w:tcW w:type="dxa" w:w="950"/>
+            <w:tcW w:type="dxa" w:w="953"/>
           </w:tcPr>
           <w:p>
             <w:pPr>
@@ -29080,7 +29080,7 @@
         </w:tc>
         <w:tc>
           <w:tcPr>
-            <w:tcW w:type="dxa" w:w="6900"/>
+            <w:tcW w:type="dxa" w:w="6894"/>
           </w:tcPr>
           <w:p>
             <w:pPr>
@@ -29099,7 +29099,7 @@
       <w:tr>
         <w:tc>
           <w:tcPr>
-            <w:tcW w:type="dxa" w:w="1221"/>
+            <w:tcW w:type="dxa" w:w="1225"/>
           </w:tcPr>
           <w:p>
             <w:pPr>
@@ -29116,7 +29116,7 @@
         </w:tc>
         <w:tc>
           <w:tcPr>
-            <w:tcW w:type="dxa" w:w="950"/>
+            <w:tcW w:type="dxa" w:w="953"/>
           </w:tcPr>
           <w:p>
             <w:pPr>
@@ -29133,7 +29133,7 @@
         </w:tc>
         <w:tc>
           <w:tcPr>
-            <w:tcW w:type="dxa" w:w="6900"/>
+            <w:tcW w:type="dxa" w:w="6894"/>
           </w:tcPr>
           <w:p>
             <w:pPr>
@@ -29166,7 +29166,7 @@
       <w:tr>
         <w:tc>
           <w:tcPr>
-            <w:tcW w:type="dxa" w:w="1221"/>
+            <w:tcW w:type="dxa" w:w="1225"/>
           </w:tcPr>
           <w:p>
             <w:pPr>
@@ -29183,7 +29183,7 @@
         </w:tc>
         <w:tc>
           <w:tcPr>
-            <w:tcW w:type="dxa" w:w="950"/>
+            <w:tcW w:type="dxa" w:w="953"/>
           </w:tcPr>
           <w:p>
             <w:pPr>
@@ -29200,7 +29200,7 @@
         </w:tc>
         <w:tc>
           <w:tcPr>
-            <w:tcW w:type="dxa" w:w="6900"/>
+            <w:tcW w:type="dxa" w:w="6894"/>
           </w:tcPr>
           <w:p>
             <w:pPr>
@@ -29219,7 +29219,7 @@
       <w:tr>
         <w:tc>
           <w:tcPr>
-            <w:tcW w:type="dxa" w:w="1221"/>
+            <w:tcW w:type="dxa" w:w="1225"/>
           </w:tcPr>
           <w:p>
             <w:pPr>
@@ -29236,7 +29236,7 @@
         </w:tc>
         <w:tc>
           <w:tcPr>
-            <w:tcW w:type="dxa" w:w="950"/>
+            <w:tcW w:type="dxa" w:w="953"/>
           </w:tcPr>
           <w:p>
             <w:pPr>
@@ -29253,7 +29253,7 @@
         </w:tc>
         <w:tc>
           <w:tcPr>
-            <w:tcW w:type="dxa" w:w="6900"/>
+            <w:tcW w:type="dxa" w:w="6894"/>
           </w:tcPr>
           <w:p>
             <w:pPr>
@@ -29272,7 +29272,7 @@
       <w:tr>
         <w:tc>
           <w:tcPr>
-            <w:tcW w:type="dxa" w:w="1221"/>
+            <w:tcW w:type="dxa" w:w="1225"/>
           </w:tcPr>
           <w:p>
             <w:pPr>
@@ -29289,7 +29289,7 @@
         </w:tc>
         <w:tc>
           <w:tcPr>
-            <w:tcW w:type="dxa" w:w="950"/>
+            <w:tcW w:type="dxa" w:w="953"/>
           </w:tcPr>
           <w:p>
             <w:pPr>
@@ -29306,7 +29306,7 @@
         </w:tc>
         <w:tc>
           <w:tcPr>
-            <w:tcW w:type="dxa" w:w="6900"/>
+            <w:tcW w:type="dxa" w:w="6894"/>
           </w:tcPr>
           <w:p>
             <w:pPr>
@@ -57199,7 +57199,7 @@
     <w:tbl>
       <w:tblPr>
         <w:tblStyle w:val="Table"/>
-        <w:tblW w:w="9072" w:type="dxa"/>
+        <w:tblW w:w="9071" w:type="dxa"/>
         <w:tblBorders>
           <w:top w:val="single" w:sz="4" w:color="BFC8D3"/>
           <w:left w:val="single" w:sz="4" w:color="BFC8D3"/>
@@ -57212,8 +57212,8 @@
         <w:tblLook w:firstRow="1" w:lastRow="0" w:firstColumn="0" w:lastColumn="0" w:noHBand="0" w:noVBand="0" w:val="0020"/>
       </w:tblPr>
       <w:tblGrid>
-        <w:gridCol w:w="1635"/>
-        <w:gridCol w:w="7436"/>
+        <w:gridCol w:w="1622"/>
+        <w:gridCol w:w="7449"/>
       </w:tblGrid>
       <w:tr>
         <w:trPr>
@@ -57221,7 +57221,7 @@
         </w:trPr>
         <w:tc>
           <w:tcPr>
-            <w:tcW w:type="dxa" w:w="1636"/>
+            <w:tcW w:type="dxa" w:w="1622"/>
             <w:shd w:val="clear" w:color="auto" w:fill="E8EEF5"/>
           </w:tcPr>
           <w:p>
@@ -57241,7 +57241,7 @@
         </w:tc>
         <w:tc>
           <w:tcPr>
-            <w:tcW w:type="dxa" w:w="7436"/>
+            <w:tcW w:type="dxa" w:w="7450"/>
             <w:shd w:val="clear" w:color="auto" w:fill="E8EEF5"/>
           </w:tcPr>
           <w:p>
@@ -57263,7 +57263,7 @@
       <w:tr>
         <w:tc>
           <w:tcPr>
-            <w:tcW w:type="dxa" w:w="1636"/>
+            <w:tcW w:type="dxa" w:w="1622"/>
           </w:tcPr>
           <w:p>
             <w:pPr>
@@ -57280,7 +57280,7 @@
         </w:tc>
         <w:tc>
           <w:tcPr>
-            <w:tcW w:type="dxa" w:w="7436"/>
+            <w:tcW w:type="dxa" w:w="7450"/>
           </w:tcPr>
           <w:p>
             <w:pPr>
@@ -57299,7 +57299,7 @@
       <w:tr>
         <w:tc>
           <w:tcPr>
-            <w:tcW w:type="dxa" w:w="1636"/>
+            <w:tcW w:type="dxa" w:w="1622"/>
           </w:tcPr>
           <w:p>
             <w:pPr>
@@ -57316,7 +57316,7 @@
         </w:tc>
         <w:tc>
           <w:tcPr>
-            <w:tcW w:type="dxa" w:w="7436"/>
+            <w:tcW w:type="dxa" w:w="7450"/>
           </w:tcPr>
           <w:p>
             <w:pPr>
@@ -57354,7 +57354,7 @@
       <w:tr>
         <w:tc>
           <w:tcPr>
-            <w:tcW w:type="dxa" w:w="1636"/>
+            <w:tcW w:type="dxa" w:w="1622"/>
           </w:tcPr>
           <w:p>
             <w:pPr>
@@ -57371,7 +57371,7 @@
         </w:tc>
         <w:tc>
           <w:tcPr>
-            <w:tcW w:type="dxa" w:w="7436"/>
+            <w:tcW w:type="dxa" w:w="7450"/>
           </w:tcPr>
           <w:p>
             <w:pPr>
@@ -57440,7 +57440,7 @@
       <w:tr>
         <w:tc>
           <w:tcPr>
-            <w:tcW w:type="dxa" w:w="1636"/>
+            <w:tcW w:type="dxa" w:w="1622"/>
           </w:tcPr>
           <w:p>
             <w:pPr>
@@ -57457,7 +57457,7 @@
         </w:tc>
         <w:tc>
           <w:tcPr>
-            <w:tcW w:type="dxa" w:w="7436"/>
+            <w:tcW w:type="dxa" w:w="7450"/>
           </w:tcPr>
           <w:p>
             <w:pPr>
@@ -57489,7 +57489,7 @@
       <w:tr>
         <w:tc>
           <w:tcPr>
-            <w:tcW w:type="dxa" w:w="1636"/>
+            <w:tcW w:type="dxa" w:w="1622"/>
           </w:tcPr>
           <w:p>
             <w:pPr>
@@ -57506,18 +57506,18 @@
         </w:tc>
         <w:tc>
           <w:tcPr>
-            <w:tcW w:type="dxa" w:w="7436"/>
-          </w:tcPr>
-          <w:p>
-            <w:pPr>
-              <w:pStyle w:val="Compact"/>
-              <w:spacing w:after="0" w:line="264" w:lineRule="auto"/>
-            </w:pPr>
-            <w:r>
-              <w:rPr>
-                <w:sz w:val="16"/>
-              </w:rPr>
-              <w:t xml:space="preserve">리전 — i5 · RAM 8GB · GTX 1660 Ti 6GB(WSL 가용 4.8GB).</w:t>
+            <w:tcW w:type="dxa" w:w="7450"/>
+          </w:tcPr>
+          <w:p>
+            <w:pPr>
+              <w:pStyle w:val="Compact"/>
+              <w:spacing w:after="0" w:line="264" w:lineRule="auto"/>
+            </w:pPr>
+            <w:r>
+              <w:rPr>
+                <w:sz w:val="16"/>
+              </w:rPr>
+              <w:t xml:space="preserve">개발 기기(GPU 1대) — i5 · RAM 8GB · GTX 1660 Ti 6GB(WSL 가용 4.8GB).</w:t>
             </w:r>
             <w:r>
               <w:rPr>
@@ -57551,7 +57551,7 @@
       <w:tr>
         <w:tc>
           <w:tcPr>
-            <w:tcW w:type="dxa" w:w="1636"/>
+            <w:tcW w:type="dxa" w:w="1622"/>
           </w:tcPr>
           <w:p>
             <w:pPr>
@@ -57568,7 +57568,7 @@
         </w:tc>
         <w:tc>
           <w:tcPr>
-            <w:tcW w:type="dxa" w:w="7436"/>
+            <w:tcW w:type="dxa" w:w="7450"/>
           </w:tcPr>
           <w:p>
             <w:pPr>

--- a/site/proposal.docx
+++ b/site/proposal.docx
@@ -124,7 +124,7 @@
           <w:color w:val="888888"/>
           <w:sz w:val="17"/>
         </w:rPr>
-        <w:t>정본 8a1f5ee32633 · docs/MASTER.md Part I ~ III</w:t>
+        <w:t>정본 672c84a9c1a6 · docs/MASTER.md Part I ~ III</w:t>
       </w:r>
     </w:p>
     <w:p>
@@ -976,7 +976,7 @@
                 <w:bCs/>
                 <w:sz w:val="16"/>
               </w:rPr>
-              <w:t xml:space="preserve">감사 추적 471건</w:t>
+              <w:t xml:space="preserve">감사 추적 472건</w:t>
             </w:r>
             <w:r>
               <w:rPr>

--- a/site/proposal.docx
+++ b/site/proposal.docx
@@ -124,7 +124,7 @@
           <w:color w:val="888888"/>
           <w:sz w:val="17"/>
         </w:rPr>
-        <w:t>정본 672c84a9c1a6 · docs/MASTER.md Part I ~ III</w:t>
+        <w:t>정본 b4268db273bd · docs/MASTER.md Part I ~ III</w:t>
       </w:r>
     </w:p>
     <w:p>
@@ -976,7 +976,7 @@
                 <w:bCs/>
                 <w:sz w:val="16"/>
               </w:rPr>
-              <w:t xml:space="preserve">감사 추적 472건</w:t>
+              <w:t xml:space="preserve">감사 추적 473건</w:t>
             </w:r>
             <w:r>
               <w:rPr>
